--- a/6-过程管理/流程制度规范类文件/JXTX-06-07-发布管理制度.docx
+++ b/6-过程管理/流程制度规范类文件/JXTX-06-07-发布管理制度.docx
@@ -22,6 +22,57 @@
         <w:textAlignment w:val="baseline"/>
       </w:pPr>
       <w:bookmarkStart w:id="0" w:name="_Toc10244"/>
+      <w:r>
+        <w:drawing>
+          <wp:anchor distT="0" distB="0" distL="114300" distR="114300" simplePos="0" relativeHeight="251661312" behindDoc="1" locked="0" layoutInCell="1" allowOverlap="1">
+            <wp:simplePos x="0" y="0"/>
+            <wp:positionH relativeFrom="column">
+              <wp:posOffset>-19050</wp:posOffset>
+            </wp:positionH>
+            <wp:positionV relativeFrom="paragraph">
+              <wp:posOffset>-22225</wp:posOffset>
+            </wp:positionV>
+            <wp:extent cx="5304790" cy="8893810"/>
+            <wp:effectExtent l="0" t="0" r="13970" b="6350"/>
+            <wp:wrapNone/>
+            <wp:docPr id="1" name="图片 1"/>
+            <wp:cNvGraphicFramePr>
+              <a:graphicFrameLocks xmlns:a="http://schemas.openxmlformats.org/drawingml/2006/main" noChangeAspect="1"/>
+            </wp:cNvGraphicFramePr>
+            <a:graphic xmlns:a="http://schemas.openxmlformats.org/drawingml/2006/main">
+              <a:graphicData uri="http://schemas.openxmlformats.org/drawingml/2006/picture">
+                <pic:pic xmlns:pic="http://schemas.openxmlformats.org/drawingml/2006/picture">
+                  <pic:nvPicPr>
+                    <pic:cNvPr id="1" name="图片 1"/>
+                    <pic:cNvPicPr>
+                      <a:picLocks noChangeAspect="1"/>
+                    </pic:cNvPicPr>
+                  </pic:nvPicPr>
+                  <pic:blipFill>
+                    <a:blip r:embed="rId7"/>
+                    <a:stretch>
+                      <a:fillRect/>
+                    </a:stretch>
+                  </pic:blipFill>
+                  <pic:spPr>
+                    <a:xfrm>
+                      <a:off x="0" y="0"/>
+                      <a:ext cx="5304790" cy="8893810"/>
+                    </a:xfrm>
+                    <a:prstGeom prst="rect">
+                      <a:avLst/>
+                    </a:prstGeom>
+                    <a:noFill/>
+                    <a:ln>
+                      <a:noFill/>
+                    </a:ln>
+                  </pic:spPr>
+                </pic:pic>
+              </a:graphicData>
+            </a:graphic>
+          </wp:anchor>
+        </w:drawing>
+      </w:r>
       <w:r>
         <w:drawing>
           <wp:anchor distT="0" distB="0" distL="114300" distR="114300" simplePos="0" relativeHeight="251660288" behindDoc="1" locked="0" layoutInCell="1" allowOverlap="1">
@@ -49,7 +100,7 @@
                     </pic:cNvPicPr>
                   </pic:nvPicPr>
                   <pic:blipFill>
-                    <a:blip r:embed="rId7"/>
+                    <a:blip r:embed="rId8"/>
                     <a:stretch>
                       <a:fillRect/>
                     </a:stretch>
@@ -104,7 +155,7 @@
                     </pic:cNvPicPr>
                   </pic:nvPicPr>
                   <pic:blipFill>
-                    <a:blip r:embed="rId8">
+                    <a:blip r:embed="rId9">
                       <a:alphaModFix amt="58000"/>
                       <a:lum contrast="-52000"/>
                     </a:blip>
@@ -1940,8 +1991,6 @@
         <w:snapToGrid w:val="0"/>
         <w:textAlignment w:val="baseline"/>
       </w:pPr>
-      <w:bookmarkStart w:id="18" w:name="_GoBack"/>
-      <w:bookmarkEnd w:id="18"/>
       <w:r>
         <w:br w:type="page"/>
       </w:r>
@@ -3980,6 +4029,7 @@
             <w:insideH w:val="single" w:color="auto" w:sz="4" w:space="0"/>
             <w:insideV w:val="single" w:color="auto" w:sz="4" w:space="0"/>
           </w:tblBorders>
+          <w:shd w:val="clear" w:color="auto" w:fill="auto"/>
           <w:tblCellMar>
             <w:top w:w="15" w:type="dxa"/>
             <w:left w:w="15" w:type="dxa"/>
@@ -4284,6 +4334,545 @@
                 <w:lang w:val="en-US" w:eastAsia="zh-CN" w:bidi="ar"/>
               </w:rPr>
               <w:t>）</w:t>
+            </w:r>
+          </w:p>
+        </w:tc>
+      </w:tr>
+      <w:tr>
+        <w:tblPrEx>
+          <w:tblBorders>
+            <w:top w:val="single" w:color="auto" w:sz="4" w:space="0"/>
+            <w:left w:val="single" w:color="auto" w:sz="4" w:space="0"/>
+            <w:bottom w:val="single" w:color="auto" w:sz="4" w:space="0"/>
+            <w:right w:val="single" w:color="auto" w:sz="4" w:space="0"/>
+            <w:insideH w:val="single" w:color="auto" w:sz="4" w:space="0"/>
+            <w:insideV w:val="single" w:color="auto" w:sz="4" w:space="0"/>
+          </w:tblBorders>
+          <w:shd w:val="clear" w:color="auto" w:fill="auto"/>
+          <w:tblCellMar>
+            <w:top w:w="15" w:type="dxa"/>
+            <w:left w:w="15" w:type="dxa"/>
+            <w:bottom w:w="15" w:type="dxa"/>
+            <w:right w:w="15" w:type="dxa"/>
+          </w:tblCellMar>
+        </w:tblPrEx>
+        <w:tc>
+          <w:tcPr>
+            <w:tcW w:w="0" w:type="auto"/>
+            <w:shd w:val="clear" w:color="auto" w:fill="auto"/>
+            <w:tcMar>
+              <w:top w:w="120" w:type="dxa"/>
+              <w:left w:w="0" w:type="dxa"/>
+              <w:bottom w:w="120" w:type="dxa"/>
+              <w:right w:w="192" w:type="dxa"/>
+            </w:tcMar>
+            <w:vAlign w:val="center"/>
+          </w:tcPr>
+          <w:p>
+            <w:pPr>
+              <w:keepNext w:val="0"/>
+              <w:keepLines w:val="0"/>
+              <w:widowControl/>
+              <w:suppressLineNumbers w:val="0"/>
+              <w:spacing w:line="300" w:lineRule="atLeast"/>
+              <w:jc w:val="left"/>
+              <w:rPr>
+                <w:rFonts w:hint="default" w:ascii="Segoe UI" w:hAnsi="Segoe UI" w:eastAsia="Segoe UI" w:cs="Segoe UI"/>
+                <w:i w:val="0"/>
+                <w:iCs w:val="0"/>
+                <w:caps w:val="0"/>
+                <w:color w:val="0F1115"/>
+                <w:spacing w:val="0"/>
+                <w:sz w:val="18"/>
+                <w:szCs w:val="18"/>
+              </w:rPr>
+            </w:pPr>
+            <w:r>
+              <w:rPr>
+                <w:rStyle w:val="23"/>
+                <w:rFonts w:hint="default" w:ascii="Segoe UI" w:hAnsi="Segoe UI" w:eastAsia="Segoe UI" w:cs="Segoe UI"/>
+                <w:b/>
+                <w:bCs/>
+                <w:i w:val="0"/>
+                <w:iCs w:val="0"/>
+                <w:caps w:val="0"/>
+                <w:snapToGrid w:val="0"/>
+                <w:color w:val="000000"/>
+                <w:spacing w:val="0"/>
+                <w:kern w:val="0"/>
+                <w:sz w:val="18"/>
+                <w:szCs w:val="18"/>
+                <w:lang w:val="en-US" w:eastAsia="zh-CN" w:bidi="ar"/>
+              </w:rPr>
+              <w:t>构建与配置管理员</w:t>
+            </w:r>
+          </w:p>
+        </w:tc>
+        <w:tc>
+          <w:tcPr>
+            <w:tcW w:w="0" w:type="auto"/>
+            <w:shd w:val="clear" w:color="auto" w:fill="auto"/>
+            <w:tcMar>
+              <w:top w:w="120" w:type="dxa"/>
+              <w:left w:w="192" w:type="dxa"/>
+              <w:bottom w:w="120" w:type="dxa"/>
+              <w:right w:w="192" w:type="dxa"/>
+            </w:tcMar>
+            <w:vAlign w:val="center"/>
+          </w:tcPr>
+          <w:p>
+            <w:pPr>
+              <w:keepNext w:val="0"/>
+              <w:keepLines w:val="0"/>
+              <w:widowControl/>
+              <w:suppressLineNumbers w:val="0"/>
+              <w:spacing w:line="300" w:lineRule="atLeast"/>
+              <w:jc w:val="left"/>
+              <w:rPr>
+                <w:rFonts w:hint="default" w:ascii="Segoe UI" w:hAnsi="Segoe UI" w:eastAsia="Segoe UI" w:cs="Segoe UI"/>
+                <w:i w:val="0"/>
+                <w:iCs w:val="0"/>
+                <w:caps w:val="0"/>
+                <w:color w:val="0F1115"/>
+                <w:spacing w:val="0"/>
+                <w:sz w:val="18"/>
+                <w:szCs w:val="18"/>
+              </w:rPr>
+            </w:pPr>
+            <w:r>
+              <w:rPr>
+                <w:rFonts w:hint="default" w:ascii="Segoe UI" w:hAnsi="Segoe UI" w:eastAsia="Segoe UI" w:cs="Segoe UI"/>
+                <w:i w:val="0"/>
+                <w:iCs w:val="0"/>
+                <w:caps w:val="0"/>
+                <w:snapToGrid w:val="0"/>
+                <w:color w:val="000000"/>
+                <w:spacing w:val="0"/>
+                <w:kern w:val="0"/>
+                <w:sz w:val="18"/>
+                <w:szCs w:val="18"/>
+                <w:lang w:val="en-US" w:eastAsia="zh-CN" w:bidi="ar"/>
+              </w:rPr>
+              <w:t>1. 负责从版本控制系统获取指定版本的代码，执行自动化构建。</w:t>
+            </w:r>
+            <w:r>
+              <w:rPr>
+                <w:rFonts w:hint="default" w:ascii="Segoe UI" w:hAnsi="Segoe UI" w:eastAsia="Segoe UI" w:cs="Segoe UI"/>
+                <w:i w:val="0"/>
+                <w:iCs w:val="0"/>
+                <w:caps w:val="0"/>
+                <w:snapToGrid w:val="0"/>
+                <w:color w:val="000000"/>
+                <w:spacing w:val="0"/>
+                <w:kern w:val="0"/>
+                <w:sz w:val="18"/>
+                <w:szCs w:val="18"/>
+                <w:lang w:val="en-US" w:eastAsia="zh-CN" w:bidi="ar"/>
+              </w:rPr>
+              <w:br w:type="textWrapping"/>
+            </w:r>
+            <w:r>
+              <w:rPr>
+                <w:rFonts w:hint="default" w:ascii="Segoe UI" w:hAnsi="Segoe UI" w:eastAsia="Segoe UI" w:cs="Segoe UI"/>
+                <w:i w:val="0"/>
+                <w:iCs w:val="0"/>
+                <w:caps w:val="0"/>
+                <w:snapToGrid w:val="0"/>
+                <w:color w:val="000000"/>
+                <w:spacing w:val="0"/>
+                <w:kern w:val="0"/>
+                <w:sz w:val="18"/>
+                <w:szCs w:val="18"/>
+                <w:lang w:val="en-US" w:eastAsia="zh-CN" w:bidi="ar"/>
+              </w:rPr>
+              <w:t>2. 管理最终软件库（DSL），确保发布包版本唯一、准确。</w:t>
+            </w:r>
+            <w:r>
+              <w:rPr>
+                <w:rFonts w:hint="default" w:ascii="Segoe UI" w:hAnsi="Segoe UI" w:eastAsia="Segoe UI" w:cs="Segoe UI"/>
+                <w:i w:val="0"/>
+                <w:iCs w:val="0"/>
+                <w:caps w:val="0"/>
+                <w:snapToGrid w:val="0"/>
+                <w:color w:val="000000"/>
+                <w:spacing w:val="0"/>
+                <w:kern w:val="0"/>
+                <w:sz w:val="18"/>
+                <w:szCs w:val="18"/>
+                <w:lang w:val="en-US" w:eastAsia="zh-CN" w:bidi="ar"/>
+              </w:rPr>
+              <w:br w:type="textWrapping"/>
+            </w:r>
+            <w:r>
+              <w:rPr>
+                <w:rFonts w:hint="default" w:ascii="Segoe UI" w:hAnsi="Segoe UI" w:eastAsia="Segoe UI" w:cs="Segoe UI"/>
+                <w:i w:val="0"/>
+                <w:iCs w:val="0"/>
+                <w:caps w:val="0"/>
+                <w:snapToGrid w:val="0"/>
+                <w:color w:val="000000"/>
+                <w:spacing w:val="0"/>
+                <w:kern w:val="0"/>
+                <w:sz w:val="18"/>
+                <w:szCs w:val="18"/>
+                <w:lang w:val="en-US" w:eastAsia="zh-CN" w:bidi="ar"/>
+              </w:rPr>
+              <w:t>3. 为发布提供准确的配置项信息。</w:t>
+            </w:r>
+          </w:p>
+        </w:tc>
+        <w:tc>
+          <w:tcPr>
+            <w:tcW w:w="0" w:type="auto"/>
+            <w:shd w:val="clear" w:color="auto" w:fill="auto"/>
+            <w:tcMar>
+              <w:top w:w="120" w:type="dxa"/>
+              <w:left w:w="192" w:type="dxa"/>
+              <w:bottom w:w="120" w:type="dxa"/>
+              <w:right w:w="0" w:type="dxa"/>
+            </w:tcMar>
+            <w:vAlign w:val="center"/>
+          </w:tcPr>
+          <w:p>
+            <w:pPr>
+              <w:keepNext w:val="0"/>
+              <w:keepLines w:val="0"/>
+              <w:widowControl/>
+              <w:suppressLineNumbers w:val="0"/>
+              <w:spacing w:line="300" w:lineRule="atLeast"/>
+              <w:jc w:val="left"/>
+              <w:rPr>
+                <w:rFonts w:hint="default" w:ascii="Segoe UI" w:hAnsi="Segoe UI" w:eastAsia="Segoe UI" w:cs="Segoe UI"/>
+                <w:i w:val="0"/>
+                <w:iCs w:val="0"/>
+                <w:caps w:val="0"/>
+                <w:color w:val="0F1115"/>
+                <w:spacing w:val="0"/>
+                <w:sz w:val="18"/>
+                <w:szCs w:val="18"/>
+              </w:rPr>
+            </w:pPr>
+            <w:r>
+              <w:rPr>
+                <w:rStyle w:val="23"/>
+                <w:rFonts w:hint="default" w:ascii="Segoe UI" w:hAnsi="Segoe UI" w:eastAsia="Segoe UI" w:cs="Segoe UI"/>
+                <w:b/>
+                <w:bCs/>
+                <w:i w:val="0"/>
+                <w:iCs w:val="0"/>
+                <w:caps w:val="0"/>
+                <w:snapToGrid w:val="0"/>
+                <w:color w:val="000000"/>
+                <w:spacing w:val="0"/>
+                <w:kern w:val="0"/>
+                <w:sz w:val="18"/>
+                <w:szCs w:val="18"/>
+                <w:lang w:val="en-US" w:eastAsia="zh-CN" w:bidi="ar"/>
+              </w:rPr>
+              <w:t>研究总院-开发工程师</w:t>
+            </w:r>
+            <w:r>
+              <w:rPr>
+                <w:rFonts w:hint="default" w:ascii="Segoe UI" w:hAnsi="Segoe UI" w:eastAsia="Segoe UI" w:cs="Segoe UI"/>
+                <w:i w:val="0"/>
+                <w:iCs w:val="0"/>
+                <w:caps w:val="0"/>
+                <w:snapToGrid w:val="0"/>
+                <w:color w:val="000000"/>
+                <w:spacing w:val="0"/>
+                <w:kern w:val="0"/>
+                <w:sz w:val="18"/>
+                <w:szCs w:val="18"/>
+                <w:lang w:val="en-US" w:eastAsia="zh-CN" w:bidi="ar"/>
+              </w:rPr>
+              <w:t>（负责构建）</w:t>
+            </w:r>
+            <w:r>
+              <w:rPr>
+                <w:rFonts w:hint="default" w:ascii="Segoe UI" w:hAnsi="Segoe UI" w:eastAsia="Segoe UI" w:cs="Segoe UI"/>
+                <w:i w:val="0"/>
+                <w:iCs w:val="0"/>
+                <w:caps w:val="0"/>
+                <w:snapToGrid w:val="0"/>
+                <w:color w:val="000000"/>
+                <w:spacing w:val="0"/>
+                <w:kern w:val="0"/>
+                <w:sz w:val="18"/>
+                <w:szCs w:val="18"/>
+                <w:lang w:val="en-US" w:eastAsia="zh-CN" w:bidi="ar"/>
+              </w:rPr>
+              <w:br w:type="textWrapping"/>
+            </w:r>
+            <w:r>
+              <w:rPr>
+                <w:rStyle w:val="23"/>
+                <w:rFonts w:hint="default" w:ascii="Segoe UI" w:hAnsi="Segoe UI" w:eastAsia="Segoe UI" w:cs="Segoe UI"/>
+                <w:b/>
+                <w:bCs/>
+                <w:i w:val="0"/>
+                <w:iCs w:val="0"/>
+                <w:caps w:val="0"/>
+                <w:snapToGrid w:val="0"/>
+                <w:color w:val="000000"/>
+                <w:spacing w:val="0"/>
+                <w:kern w:val="0"/>
+                <w:sz w:val="18"/>
+                <w:szCs w:val="18"/>
+                <w:lang w:val="en-US" w:eastAsia="zh-CN" w:bidi="ar"/>
+              </w:rPr>
+              <w:t>（辅助）服务知识专员/指定人员</w:t>
+            </w:r>
+            <w:r>
+              <w:rPr>
+                <w:rFonts w:hint="default" w:ascii="Segoe UI" w:hAnsi="Segoe UI" w:eastAsia="Segoe UI" w:cs="Segoe UI"/>
+                <w:i w:val="0"/>
+                <w:iCs w:val="0"/>
+                <w:caps w:val="0"/>
+                <w:snapToGrid w:val="0"/>
+                <w:color w:val="000000"/>
+                <w:spacing w:val="0"/>
+                <w:kern w:val="0"/>
+                <w:sz w:val="18"/>
+                <w:szCs w:val="18"/>
+                <w:lang w:val="en-US" w:eastAsia="zh-CN" w:bidi="ar"/>
+              </w:rPr>
+              <w:t>（负责DSL逻辑管理）</w:t>
+            </w:r>
+          </w:p>
+        </w:tc>
+      </w:tr>
+      <w:tr>
+        <w:tblPrEx>
+          <w:tblBorders>
+            <w:top w:val="single" w:color="auto" w:sz="4" w:space="0"/>
+            <w:left w:val="single" w:color="auto" w:sz="4" w:space="0"/>
+            <w:bottom w:val="single" w:color="auto" w:sz="4" w:space="0"/>
+            <w:right w:val="single" w:color="auto" w:sz="4" w:space="0"/>
+            <w:insideH w:val="single" w:color="auto" w:sz="4" w:space="0"/>
+            <w:insideV w:val="single" w:color="auto" w:sz="4" w:space="0"/>
+          </w:tblBorders>
+          <w:shd w:val="clear" w:color="auto" w:fill="auto"/>
+          <w:tblCellMar>
+            <w:top w:w="15" w:type="dxa"/>
+            <w:left w:w="15" w:type="dxa"/>
+            <w:bottom w:w="15" w:type="dxa"/>
+            <w:right w:w="15" w:type="dxa"/>
+          </w:tblCellMar>
+        </w:tblPrEx>
+        <w:tc>
+          <w:tcPr>
+            <w:tcW w:w="0" w:type="auto"/>
+            <w:shd w:val="clear" w:color="auto" w:fill="auto"/>
+            <w:tcMar>
+              <w:top w:w="120" w:type="dxa"/>
+              <w:left w:w="0" w:type="dxa"/>
+              <w:bottom w:w="120" w:type="dxa"/>
+              <w:right w:w="192" w:type="dxa"/>
+            </w:tcMar>
+            <w:vAlign w:val="center"/>
+          </w:tcPr>
+          <w:p>
+            <w:pPr>
+              <w:keepNext w:val="0"/>
+              <w:keepLines w:val="0"/>
+              <w:widowControl/>
+              <w:suppressLineNumbers w:val="0"/>
+              <w:spacing w:line="300" w:lineRule="atLeast"/>
+              <w:jc w:val="left"/>
+              <w:rPr>
+                <w:rFonts w:hint="default" w:ascii="Segoe UI" w:hAnsi="Segoe UI" w:eastAsia="Segoe UI" w:cs="Segoe UI"/>
+                <w:i w:val="0"/>
+                <w:iCs w:val="0"/>
+                <w:caps w:val="0"/>
+                <w:color w:val="0F1115"/>
+                <w:spacing w:val="0"/>
+                <w:sz w:val="18"/>
+                <w:szCs w:val="18"/>
+              </w:rPr>
+            </w:pPr>
+            <w:r>
+              <w:rPr>
+                <w:rStyle w:val="23"/>
+                <w:rFonts w:hint="default" w:ascii="Segoe UI" w:hAnsi="Segoe UI" w:eastAsia="Segoe UI" w:cs="Segoe UI"/>
+                <w:b/>
+                <w:bCs/>
+                <w:i w:val="0"/>
+                <w:iCs w:val="0"/>
+                <w:caps w:val="0"/>
+                <w:snapToGrid w:val="0"/>
+                <w:color w:val="000000"/>
+                <w:spacing w:val="0"/>
+                <w:kern w:val="0"/>
+                <w:sz w:val="18"/>
+                <w:szCs w:val="18"/>
+                <w:lang w:val="en-US" w:eastAsia="zh-CN" w:bidi="ar"/>
+              </w:rPr>
+              <w:t>测试负责人</w:t>
+            </w:r>
+          </w:p>
+        </w:tc>
+        <w:tc>
+          <w:tcPr>
+            <w:tcW w:w="0" w:type="auto"/>
+            <w:shd w:val="clear" w:color="auto" w:fill="auto"/>
+            <w:tcMar>
+              <w:top w:w="120" w:type="dxa"/>
+              <w:left w:w="192" w:type="dxa"/>
+              <w:bottom w:w="120" w:type="dxa"/>
+              <w:right w:w="192" w:type="dxa"/>
+            </w:tcMar>
+            <w:vAlign w:val="center"/>
+          </w:tcPr>
+          <w:p>
+            <w:pPr>
+              <w:keepNext w:val="0"/>
+              <w:keepLines w:val="0"/>
+              <w:widowControl/>
+              <w:suppressLineNumbers w:val="0"/>
+              <w:spacing w:line="300" w:lineRule="atLeast"/>
+              <w:jc w:val="left"/>
+              <w:rPr>
+                <w:rFonts w:hint="default" w:ascii="Segoe UI" w:hAnsi="Segoe UI" w:eastAsia="Segoe UI" w:cs="Segoe UI"/>
+                <w:i w:val="0"/>
+                <w:iCs w:val="0"/>
+                <w:caps w:val="0"/>
+                <w:color w:val="0F1115"/>
+                <w:spacing w:val="0"/>
+                <w:sz w:val="18"/>
+                <w:szCs w:val="18"/>
+              </w:rPr>
+            </w:pPr>
+            <w:r>
+              <w:rPr>
+                <w:rFonts w:hint="default" w:ascii="Segoe UI" w:hAnsi="Segoe UI" w:eastAsia="Segoe UI" w:cs="Segoe UI"/>
+                <w:i w:val="0"/>
+                <w:iCs w:val="0"/>
+                <w:caps w:val="0"/>
+                <w:snapToGrid w:val="0"/>
+                <w:color w:val="000000"/>
+                <w:spacing w:val="0"/>
+                <w:kern w:val="0"/>
+                <w:sz w:val="18"/>
+                <w:szCs w:val="18"/>
+                <w:lang w:val="en-US" w:eastAsia="zh-CN" w:bidi="ar"/>
+              </w:rPr>
+              <w:t>1. 制定并执行发布验收测试方案。</w:t>
+            </w:r>
+            <w:r>
+              <w:rPr>
+                <w:rFonts w:hint="default" w:ascii="Segoe UI" w:hAnsi="Segoe UI" w:eastAsia="Segoe UI" w:cs="Segoe UI"/>
+                <w:i w:val="0"/>
+                <w:iCs w:val="0"/>
+                <w:caps w:val="0"/>
+                <w:snapToGrid w:val="0"/>
+                <w:color w:val="000000"/>
+                <w:spacing w:val="0"/>
+                <w:kern w:val="0"/>
+                <w:sz w:val="18"/>
+                <w:szCs w:val="18"/>
+                <w:lang w:val="en-US" w:eastAsia="zh-CN" w:bidi="ar"/>
+              </w:rPr>
+              <w:br w:type="textWrapping"/>
+            </w:r>
+            <w:r>
+              <w:rPr>
+                <w:rFonts w:hint="default" w:ascii="Segoe UI" w:hAnsi="Segoe UI" w:eastAsia="Segoe UI" w:cs="Segoe UI"/>
+                <w:i w:val="0"/>
+                <w:iCs w:val="0"/>
+                <w:caps w:val="0"/>
+                <w:snapToGrid w:val="0"/>
+                <w:color w:val="000000"/>
+                <w:spacing w:val="0"/>
+                <w:kern w:val="0"/>
+                <w:sz w:val="18"/>
+                <w:szCs w:val="18"/>
+                <w:lang w:val="en-US" w:eastAsia="zh-CN" w:bidi="ar"/>
+              </w:rPr>
+              <w:t>2. 出具《发布测试报告》，明确发布质量结论。</w:t>
+            </w:r>
+            <w:r>
+              <w:rPr>
+                <w:rFonts w:hint="default" w:ascii="Segoe UI" w:hAnsi="Segoe UI" w:eastAsia="Segoe UI" w:cs="Segoe UI"/>
+                <w:i w:val="0"/>
+                <w:iCs w:val="0"/>
+                <w:caps w:val="0"/>
+                <w:snapToGrid w:val="0"/>
+                <w:color w:val="000000"/>
+                <w:spacing w:val="0"/>
+                <w:kern w:val="0"/>
+                <w:sz w:val="18"/>
+                <w:szCs w:val="18"/>
+                <w:lang w:val="en-US" w:eastAsia="zh-CN" w:bidi="ar"/>
+              </w:rPr>
+              <w:br w:type="textWrapping"/>
+            </w:r>
+            <w:r>
+              <w:rPr>
+                <w:rFonts w:hint="default" w:ascii="Segoe UI" w:hAnsi="Segoe UI" w:eastAsia="Segoe UI" w:cs="Segoe UI"/>
+                <w:i w:val="0"/>
+                <w:iCs w:val="0"/>
+                <w:caps w:val="0"/>
+                <w:snapToGrid w:val="0"/>
+                <w:color w:val="000000"/>
+                <w:spacing w:val="0"/>
+                <w:kern w:val="0"/>
+                <w:sz w:val="18"/>
+                <w:szCs w:val="18"/>
+                <w:lang w:val="en-US" w:eastAsia="zh-CN" w:bidi="ar"/>
+              </w:rPr>
+              <w:t>3. 验证回退方案的有效性。</w:t>
+            </w:r>
+          </w:p>
+        </w:tc>
+        <w:tc>
+          <w:tcPr>
+            <w:tcW w:w="0" w:type="auto"/>
+            <w:shd w:val="clear" w:color="auto" w:fill="auto"/>
+            <w:tcMar>
+              <w:top w:w="120" w:type="dxa"/>
+              <w:left w:w="192" w:type="dxa"/>
+              <w:bottom w:w="120" w:type="dxa"/>
+              <w:right w:w="0" w:type="dxa"/>
+            </w:tcMar>
+            <w:vAlign w:val="center"/>
+          </w:tcPr>
+          <w:p>
+            <w:pPr>
+              <w:keepNext w:val="0"/>
+              <w:keepLines w:val="0"/>
+              <w:widowControl/>
+              <w:suppressLineNumbers w:val="0"/>
+              <w:spacing w:line="300" w:lineRule="atLeast"/>
+              <w:jc w:val="left"/>
+              <w:rPr>
+                <w:rFonts w:hint="default" w:ascii="Segoe UI" w:hAnsi="Segoe UI" w:eastAsia="Segoe UI" w:cs="Segoe UI"/>
+                <w:i w:val="0"/>
+                <w:iCs w:val="0"/>
+                <w:caps w:val="0"/>
+                <w:color w:val="0F1115"/>
+                <w:spacing w:val="0"/>
+                <w:sz w:val="18"/>
+                <w:szCs w:val="18"/>
+              </w:rPr>
+            </w:pPr>
+            <w:r>
+              <w:rPr>
+                <w:rStyle w:val="23"/>
+                <w:rFonts w:hint="default" w:ascii="Segoe UI" w:hAnsi="Segoe UI" w:eastAsia="Segoe UI" w:cs="Segoe UI"/>
+                <w:b/>
+                <w:bCs/>
+                <w:i w:val="0"/>
+                <w:iCs w:val="0"/>
+                <w:caps w:val="0"/>
+                <w:snapToGrid w:val="0"/>
+                <w:color w:val="000000"/>
+                <w:spacing w:val="0"/>
+                <w:kern w:val="0"/>
+                <w:sz w:val="18"/>
+                <w:szCs w:val="18"/>
+                <w:lang w:val="en-US" w:eastAsia="zh-CN" w:bidi="ar"/>
+              </w:rPr>
+              <w:t>研究总院-测试工程师</w:t>
             </w:r>
           </w:p>
         </w:tc>
@@ -4353,7 +4942,7 @@
                 <w:szCs w:val="18"/>
                 <w:lang w:val="en-US" w:eastAsia="zh-CN" w:bidi="ar"/>
               </w:rPr>
-              <w:t>构建与配置管理员</w:t>
+              <w:t>实施工程师</w:t>
             </w:r>
           </w:p>
         </w:tc>
@@ -4402,7 +4991,7 @@
                 <w:szCs w:val="18"/>
                 <w:lang w:val="en-US" w:eastAsia="zh-CN" w:bidi="ar"/>
               </w:rPr>
-              <w:t>1. 负责从版本控制系统获取指定版本的代码，执行自动化构建。</w:t>
+              <w:t>1. 依据《发布计划》执行具体的部署、安装、启停等操作。</w:t>
             </w:r>
             <w:r>
               <w:rPr>
@@ -4434,7 +5023,7 @@
                 <w:szCs w:val="18"/>
                 <w:lang w:val="en-US" w:eastAsia="zh-CN" w:bidi="ar"/>
               </w:rPr>
-              <w:t>2. 管理最终软件库（DSL），确保发布包版本唯一、准确。</w:t>
+              <w:t>2. 执行监控与验证步骤，并在需要时执行回退操作。</w:t>
             </w:r>
             <w:r>
               <w:rPr>
@@ -4466,7 +5055,7 @@
                 <w:szCs w:val="18"/>
                 <w:lang w:val="en-US" w:eastAsia="zh-CN" w:bidi="ar"/>
               </w:rPr>
-              <w:t>3. 为发布提供准确的配置项信息。</w:t>
+              <w:t>3. 记录实施过程。</w:t>
             </w:r>
           </w:p>
         </w:tc>
@@ -4518,7 +5107,7 @@
                 <w:szCs w:val="18"/>
                 <w:lang w:val="en-US" w:eastAsia="zh-CN" w:bidi="ar"/>
               </w:rPr>
-              <w:t>研究总院-开发工程师</w:t>
+              <w:t>数智运营部-运维工程师</w:t>
             </w:r>
             <w:r>
               <w:rPr>
@@ -4534,7 +5123,7 @@
                 <w:szCs w:val="18"/>
                 <w:lang w:val="en-US" w:eastAsia="zh-CN" w:bidi="ar"/>
               </w:rPr>
-              <w:t>（负责构建）</w:t>
+              <w:t>（生产环境操作）</w:t>
             </w:r>
             <w:r>
               <w:rPr>
@@ -4569,7 +5158,7 @@
                 <w:szCs w:val="18"/>
                 <w:lang w:val="en-US" w:eastAsia="zh-CN" w:bidi="ar"/>
               </w:rPr>
-              <w:t>（辅助）服务知识专员/指定人员</w:t>
+              <w:t>研究总院-开发工程师</w:t>
             </w:r>
             <w:r>
               <w:rPr>
@@ -4585,7 +5174,7 @@
                 <w:szCs w:val="18"/>
                 <w:lang w:val="en-US" w:eastAsia="zh-CN" w:bidi="ar"/>
               </w:rPr>
-              <w:t>（负责DSL逻辑管理）</w:t>
+              <w:t>（提供技术支持）</w:t>
             </w:r>
           </w:p>
         </w:tc>
@@ -4655,543 +5244,6 @@
                 <w:szCs w:val="18"/>
                 <w:lang w:val="en-US" w:eastAsia="zh-CN" w:bidi="ar"/>
               </w:rPr>
-              <w:t>测试负责人</w:t>
-            </w:r>
-          </w:p>
-        </w:tc>
-        <w:tc>
-          <w:tcPr>
-            <w:tcW w:w="0" w:type="auto"/>
-            <w:shd w:val="clear" w:color="auto" w:fill="auto"/>
-            <w:tcMar>
-              <w:top w:w="120" w:type="dxa"/>
-              <w:left w:w="192" w:type="dxa"/>
-              <w:bottom w:w="120" w:type="dxa"/>
-              <w:right w:w="192" w:type="dxa"/>
-            </w:tcMar>
-            <w:vAlign w:val="center"/>
-          </w:tcPr>
-          <w:p>
-            <w:pPr>
-              <w:keepNext w:val="0"/>
-              <w:keepLines w:val="0"/>
-              <w:widowControl/>
-              <w:suppressLineNumbers w:val="0"/>
-              <w:spacing w:line="300" w:lineRule="atLeast"/>
-              <w:jc w:val="left"/>
-              <w:rPr>
-                <w:rFonts w:hint="default" w:ascii="Segoe UI" w:hAnsi="Segoe UI" w:eastAsia="Segoe UI" w:cs="Segoe UI"/>
-                <w:i w:val="0"/>
-                <w:iCs w:val="0"/>
-                <w:caps w:val="0"/>
-                <w:color w:val="0F1115"/>
-                <w:spacing w:val="0"/>
-                <w:sz w:val="18"/>
-                <w:szCs w:val="18"/>
-              </w:rPr>
-            </w:pPr>
-            <w:r>
-              <w:rPr>
-                <w:rFonts w:hint="default" w:ascii="Segoe UI" w:hAnsi="Segoe UI" w:eastAsia="Segoe UI" w:cs="Segoe UI"/>
-                <w:i w:val="0"/>
-                <w:iCs w:val="0"/>
-                <w:caps w:val="0"/>
-                <w:snapToGrid w:val="0"/>
-                <w:color w:val="000000"/>
-                <w:spacing w:val="0"/>
-                <w:kern w:val="0"/>
-                <w:sz w:val="18"/>
-                <w:szCs w:val="18"/>
-                <w:lang w:val="en-US" w:eastAsia="zh-CN" w:bidi="ar"/>
-              </w:rPr>
-              <w:t>1. 制定并执行发布验收测试方案。</w:t>
-            </w:r>
-            <w:r>
-              <w:rPr>
-                <w:rFonts w:hint="default" w:ascii="Segoe UI" w:hAnsi="Segoe UI" w:eastAsia="Segoe UI" w:cs="Segoe UI"/>
-                <w:i w:val="0"/>
-                <w:iCs w:val="0"/>
-                <w:caps w:val="0"/>
-                <w:snapToGrid w:val="0"/>
-                <w:color w:val="000000"/>
-                <w:spacing w:val="0"/>
-                <w:kern w:val="0"/>
-                <w:sz w:val="18"/>
-                <w:szCs w:val="18"/>
-                <w:lang w:val="en-US" w:eastAsia="zh-CN" w:bidi="ar"/>
-              </w:rPr>
-              <w:br w:type="textWrapping"/>
-            </w:r>
-            <w:r>
-              <w:rPr>
-                <w:rFonts w:hint="default" w:ascii="Segoe UI" w:hAnsi="Segoe UI" w:eastAsia="Segoe UI" w:cs="Segoe UI"/>
-                <w:i w:val="0"/>
-                <w:iCs w:val="0"/>
-                <w:caps w:val="0"/>
-                <w:snapToGrid w:val="0"/>
-                <w:color w:val="000000"/>
-                <w:spacing w:val="0"/>
-                <w:kern w:val="0"/>
-                <w:sz w:val="18"/>
-                <w:szCs w:val="18"/>
-                <w:lang w:val="en-US" w:eastAsia="zh-CN" w:bidi="ar"/>
-              </w:rPr>
-              <w:t>2. 出具《发布测试报告》，明确发布质量结论。</w:t>
-            </w:r>
-            <w:r>
-              <w:rPr>
-                <w:rFonts w:hint="default" w:ascii="Segoe UI" w:hAnsi="Segoe UI" w:eastAsia="Segoe UI" w:cs="Segoe UI"/>
-                <w:i w:val="0"/>
-                <w:iCs w:val="0"/>
-                <w:caps w:val="0"/>
-                <w:snapToGrid w:val="0"/>
-                <w:color w:val="000000"/>
-                <w:spacing w:val="0"/>
-                <w:kern w:val="0"/>
-                <w:sz w:val="18"/>
-                <w:szCs w:val="18"/>
-                <w:lang w:val="en-US" w:eastAsia="zh-CN" w:bidi="ar"/>
-              </w:rPr>
-              <w:br w:type="textWrapping"/>
-            </w:r>
-            <w:r>
-              <w:rPr>
-                <w:rFonts w:hint="default" w:ascii="Segoe UI" w:hAnsi="Segoe UI" w:eastAsia="Segoe UI" w:cs="Segoe UI"/>
-                <w:i w:val="0"/>
-                <w:iCs w:val="0"/>
-                <w:caps w:val="0"/>
-                <w:snapToGrid w:val="0"/>
-                <w:color w:val="000000"/>
-                <w:spacing w:val="0"/>
-                <w:kern w:val="0"/>
-                <w:sz w:val="18"/>
-                <w:szCs w:val="18"/>
-                <w:lang w:val="en-US" w:eastAsia="zh-CN" w:bidi="ar"/>
-              </w:rPr>
-              <w:t>3. 验证回退方案的有效性。</w:t>
-            </w:r>
-          </w:p>
-        </w:tc>
-        <w:tc>
-          <w:tcPr>
-            <w:tcW w:w="0" w:type="auto"/>
-            <w:shd w:val="clear" w:color="auto" w:fill="auto"/>
-            <w:tcMar>
-              <w:top w:w="120" w:type="dxa"/>
-              <w:left w:w="192" w:type="dxa"/>
-              <w:bottom w:w="120" w:type="dxa"/>
-              <w:right w:w="0" w:type="dxa"/>
-            </w:tcMar>
-            <w:vAlign w:val="center"/>
-          </w:tcPr>
-          <w:p>
-            <w:pPr>
-              <w:keepNext w:val="0"/>
-              <w:keepLines w:val="0"/>
-              <w:widowControl/>
-              <w:suppressLineNumbers w:val="0"/>
-              <w:spacing w:line="300" w:lineRule="atLeast"/>
-              <w:jc w:val="left"/>
-              <w:rPr>
-                <w:rFonts w:hint="default" w:ascii="Segoe UI" w:hAnsi="Segoe UI" w:eastAsia="Segoe UI" w:cs="Segoe UI"/>
-                <w:i w:val="0"/>
-                <w:iCs w:val="0"/>
-                <w:caps w:val="0"/>
-                <w:color w:val="0F1115"/>
-                <w:spacing w:val="0"/>
-                <w:sz w:val="18"/>
-                <w:szCs w:val="18"/>
-              </w:rPr>
-            </w:pPr>
-            <w:r>
-              <w:rPr>
-                <w:rStyle w:val="23"/>
-                <w:rFonts w:hint="default" w:ascii="Segoe UI" w:hAnsi="Segoe UI" w:eastAsia="Segoe UI" w:cs="Segoe UI"/>
-                <w:b/>
-                <w:bCs/>
-                <w:i w:val="0"/>
-                <w:iCs w:val="0"/>
-                <w:caps w:val="0"/>
-                <w:snapToGrid w:val="0"/>
-                <w:color w:val="000000"/>
-                <w:spacing w:val="0"/>
-                <w:kern w:val="0"/>
-                <w:sz w:val="18"/>
-                <w:szCs w:val="18"/>
-                <w:lang w:val="en-US" w:eastAsia="zh-CN" w:bidi="ar"/>
-              </w:rPr>
-              <w:t>研究总院-测试工程师</w:t>
-            </w:r>
-          </w:p>
-        </w:tc>
-      </w:tr>
-      <w:tr>
-        <w:tblPrEx>
-          <w:tblBorders>
-            <w:top w:val="single" w:color="auto" w:sz="4" w:space="0"/>
-            <w:left w:val="single" w:color="auto" w:sz="4" w:space="0"/>
-            <w:bottom w:val="single" w:color="auto" w:sz="4" w:space="0"/>
-            <w:right w:val="single" w:color="auto" w:sz="4" w:space="0"/>
-            <w:insideH w:val="single" w:color="auto" w:sz="4" w:space="0"/>
-            <w:insideV w:val="single" w:color="auto" w:sz="4" w:space="0"/>
-          </w:tblBorders>
-          <w:tblCellMar>
-            <w:top w:w="15" w:type="dxa"/>
-            <w:left w:w="15" w:type="dxa"/>
-            <w:bottom w:w="15" w:type="dxa"/>
-            <w:right w:w="15" w:type="dxa"/>
-          </w:tblCellMar>
-        </w:tblPrEx>
-        <w:tc>
-          <w:tcPr>
-            <w:tcW w:w="0" w:type="auto"/>
-            <w:shd w:val="clear" w:color="auto" w:fill="auto"/>
-            <w:tcMar>
-              <w:top w:w="120" w:type="dxa"/>
-              <w:left w:w="0" w:type="dxa"/>
-              <w:bottom w:w="120" w:type="dxa"/>
-              <w:right w:w="192" w:type="dxa"/>
-            </w:tcMar>
-            <w:vAlign w:val="center"/>
-          </w:tcPr>
-          <w:p>
-            <w:pPr>
-              <w:keepNext w:val="0"/>
-              <w:keepLines w:val="0"/>
-              <w:widowControl/>
-              <w:suppressLineNumbers w:val="0"/>
-              <w:spacing w:line="300" w:lineRule="atLeast"/>
-              <w:jc w:val="left"/>
-              <w:rPr>
-                <w:rFonts w:hint="default" w:ascii="Segoe UI" w:hAnsi="Segoe UI" w:eastAsia="Segoe UI" w:cs="Segoe UI"/>
-                <w:i w:val="0"/>
-                <w:iCs w:val="0"/>
-                <w:caps w:val="0"/>
-                <w:color w:val="0F1115"/>
-                <w:spacing w:val="0"/>
-                <w:sz w:val="18"/>
-                <w:szCs w:val="18"/>
-              </w:rPr>
-            </w:pPr>
-            <w:r>
-              <w:rPr>
-                <w:rStyle w:val="23"/>
-                <w:rFonts w:hint="default" w:ascii="Segoe UI" w:hAnsi="Segoe UI" w:eastAsia="Segoe UI" w:cs="Segoe UI"/>
-                <w:b/>
-                <w:bCs/>
-                <w:i w:val="0"/>
-                <w:iCs w:val="0"/>
-                <w:caps w:val="0"/>
-                <w:snapToGrid w:val="0"/>
-                <w:color w:val="000000"/>
-                <w:spacing w:val="0"/>
-                <w:kern w:val="0"/>
-                <w:sz w:val="18"/>
-                <w:szCs w:val="18"/>
-                <w:lang w:val="en-US" w:eastAsia="zh-CN" w:bidi="ar"/>
-              </w:rPr>
-              <w:t>实施工程师</w:t>
-            </w:r>
-          </w:p>
-        </w:tc>
-        <w:tc>
-          <w:tcPr>
-            <w:tcW w:w="0" w:type="auto"/>
-            <w:shd w:val="clear" w:color="auto" w:fill="auto"/>
-            <w:tcMar>
-              <w:top w:w="120" w:type="dxa"/>
-              <w:left w:w="192" w:type="dxa"/>
-              <w:bottom w:w="120" w:type="dxa"/>
-              <w:right w:w="192" w:type="dxa"/>
-            </w:tcMar>
-            <w:vAlign w:val="center"/>
-          </w:tcPr>
-          <w:p>
-            <w:pPr>
-              <w:keepNext w:val="0"/>
-              <w:keepLines w:val="0"/>
-              <w:widowControl/>
-              <w:suppressLineNumbers w:val="0"/>
-              <w:spacing w:line="300" w:lineRule="atLeast"/>
-              <w:jc w:val="left"/>
-              <w:rPr>
-                <w:rFonts w:hint="default" w:ascii="Segoe UI" w:hAnsi="Segoe UI" w:eastAsia="Segoe UI" w:cs="Segoe UI"/>
-                <w:i w:val="0"/>
-                <w:iCs w:val="0"/>
-                <w:caps w:val="0"/>
-                <w:color w:val="0F1115"/>
-                <w:spacing w:val="0"/>
-                <w:sz w:val="18"/>
-                <w:szCs w:val="18"/>
-              </w:rPr>
-            </w:pPr>
-            <w:r>
-              <w:rPr>
-                <w:rFonts w:hint="default" w:ascii="Segoe UI" w:hAnsi="Segoe UI" w:eastAsia="Segoe UI" w:cs="Segoe UI"/>
-                <w:i w:val="0"/>
-                <w:iCs w:val="0"/>
-                <w:caps w:val="0"/>
-                <w:snapToGrid w:val="0"/>
-                <w:color w:val="000000"/>
-                <w:spacing w:val="0"/>
-                <w:kern w:val="0"/>
-                <w:sz w:val="18"/>
-                <w:szCs w:val="18"/>
-                <w:lang w:val="en-US" w:eastAsia="zh-CN" w:bidi="ar"/>
-              </w:rPr>
-              <w:t>1. 依据《发布计划》执行具体的部署、安装、启停等操作。</w:t>
-            </w:r>
-            <w:r>
-              <w:rPr>
-                <w:rFonts w:hint="default" w:ascii="Segoe UI" w:hAnsi="Segoe UI" w:eastAsia="Segoe UI" w:cs="Segoe UI"/>
-                <w:i w:val="0"/>
-                <w:iCs w:val="0"/>
-                <w:caps w:val="0"/>
-                <w:snapToGrid w:val="0"/>
-                <w:color w:val="000000"/>
-                <w:spacing w:val="0"/>
-                <w:kern w:val="0"/>
-                <w:sz w:val="18"/>
-                <w:szCs w:val="18"/>
-                <w:lang w:val="en-US" w:eastAsia="zh-CN" w:bidi="ar"/>
-              </w:rPr>
-              <w:br w:type="textWrapping"/>
-            </w:r>
-            <w:r>
-              <w:rPr>
-                <w:rFonts w:hint="default" w:ascii="Segoe UI" w:hAnsi="Segoe UI" w:eastAsia="Segoe UI" w:cs="Segoe UI"/>
-                <w:i w:val="0"/>
-                <w:iCs w:val="0"/>
-                <w:caps w:val="0"/>
-                <w:snapToGrid w:val="0"/>
-                <w:color w:val="000000"/>
-                <w:spacing w:val="0"/>
-                <w:kern w:val="0"/>
-                <w:sz w:val="18"/>
-                <w:szCs w:val="18"/>
-                <w:lang w:val="en-US" w:eastAsia="zh-CN" w:bidi="ar"/>
-              </w:rPr>
-              <w:t>2. 执行监控与验证步骤，并在需要时执行回退操作。</w:t>
-            </w:r>
-            <w:r>
-              <w:rPr>
-                <w:rFonts w:hint="default" w:ascii="Segoe UI" w:hAnsi="Segoe UI" w:eastAsia="Segoe UI" w:cs="Segoe UI"/>
-                <w:i w:val="0"/>
-                <w:iCs w:val="0"/>
-                <w:caps w:val="0"/>
-                <w:snapToGrid w:val="0"/>
-                <w:color w:val="000000"/>
-                <w:spacing w:val="0"/>
-                <w:kern w:val="0"/>
-                <w:sz w:val="18"/>
-                <w:szCs w:val="18"/>
-                <w:lang w:val="en-US" w:eastAsia="zh-CN" w:bidi="ar"/>
-              </w:rPr>
-              <w:br w:type="textWrapping"/>
-            </w:r>
-            <w:r>
-              <w:rPr>
-                <w:rFonts w:hint="default" w:ascii="Segoe UI" w:hAnsi="Segoe UI" w:eastAsia="Segoe UI" w:cs="Segoe UI"/>
-                <w:i w:val="0"/>
-                <w:iCs w:val="0"/>
-                <w:caps w:val="0"/>
-                <w:snapToGrid w:val="0"/>
-                <w:color w:val="000000"/>
-                <w:spacing w:val="0"/>
-                <w:kern w:val="0"/>
-                <w:sz w:val="18"/>
-                <w:szCs w:val="18"/>
-                <w:lang w:val="en-US" w:eastAsia="zh-CN" w:bidi="ar"/>
-              </w:rPr>
-              <w:t>3. 记录实施过程。</w:t>
-            </w:r>
-          </w:p>
-        </w:tc>
-        <w:tc>
-          <w:tcPr>
-            <w:tcW w:w="0" w:type="auto"/>
-            <w:shd w:val="clear" w:color="auto" w:fill="auto"/>
-            <w:tcMar>
-              <w:top w:w="120" w:type="dxa"/>
-              <w:left w:w="192" w:type="dxa"/>
-              <w:bottom w:w="120" w:type="dxa"/>
-              <w:right w:w="0" w:type="dxa"/>
-            </w:tcMar>
-            <w:vAlign w:val="center"/>
-          </w:tcPr>
-          <w:p>
-            <w:pPr>
-              <w:keepNext w:val="0"/>
-              <w:keepLines w:val="0"/>
-              <w:widowControl/>
-              <w:suppressLineNumbers w:val="0"/>
-              <w:spacing w:line="300" w:lineRule="atLeast"/>
-              <w:jc w:val="left"/>
-              <w:rPr>
-                <w:rFonts w:hint="default" w:ascii="Segoe UI" w:hAnsi="Segoe UI" w:eastAsia="Segoe UI" w:cs="Segoe UI"/>
-                <w:i w:val="0"/>
-                <w:iCs w:val="0"/>
-                <w:caps w:val="0"/>
-                <w:color w:val="0F1115"/>
-                <w:spacing w:val="0"/>
-                <w:sz w:val="18"/>
-                <w:szCs w:val="18"/>
-              </w:rPr>
-            </w:pPr>
-            <w:r>
-              <w:rPr>
-                <w:rStyle w:val="23"/>
-                <w:rFonts w:hint="default" w:ascii="Segoe UI" w:hAnsi="Segoe UI" w:eastAsia="Segoe UI" w:cs="Segoe UI"/>
-                <w:b/>
-                <w:bCs/>
-                <w:i w:val="0"/>
-                <w:iCs w:val="0"/>
-                <w:caps w:val="0"/>
-                <w:snapToGrid w:val="0"/>
-                <w:color w:val="000000"/>
-                <w:spacing w:val="0"/>
-                <w:kern w:val="0"/>
-                <w:sz w:val="18"/>
-                <w:szCs w:val="18"/>
-                <w:lang w:val="en-US" w:eastAsia="zh-CN" w:bidi="ar"/>
-              </w:rPr>
-              <w:t>数智运营部-运维工程师</w:t>
-            </w:r>
-            <w:r>
-              <w:rPr>
-                <w:rFonts w:hint="default" w:ascii="Segoe UI" w:hAnsi="Segoe UI" w:eastAsia="Segoe UI" w:cs="Segoe UI"/>
-                <w:i w:val="0"/>
-                <w:iCs w:val="0"/>
-                <w:caps w:val="0"/>
-                <w:snapToGrid w:val="0"/>
-                <w:color w:val="000000"/>
-                <w:spacing w:val="0"/>
-                <w:kern w:val="0"/>
-                <w:sz w:val="18"/>
-                <w:szCs w:val="18"/>
-                <w:lang w:val="en-US" w:eastAsia="zh-CN" w:bidi="ar"/>
-              </w:rPr>
-              <w:t>（生产环境操作）</w:t>
-            </w:r>
-            <w:r>
-              <w:rPr>
-                <w:rFonts w:hint="default" w:ascii="Segoe UI" w:hAnsi="Segoe UI" w:eastAsia="Segoe UI" w:cs="Segoe UI"/>
-                <w:i w:val="0"/>
-                <w:iCs w:val="0"/>
-                <w:caps w:val="0"/>
-                <w:snapToGrid w:val="0"/>
-                <w:color w:val="000000"/>
-                <w:spacing w:val="0"/>
-                <w:kern w:val="0"/>
-                <w:sz w:val="18"/>
-                <w:szCs w:val="18"/>
-                <w:lang w:val="en-US" w:eastAsia="zh-CN" w:bidi="ar"/>
-              </w:rPr>
-              <w:br w:type="textWrapping"/>
-            </w:r>
-            <w:r>
-              <w:rPr>
-                <w:rStyle w:val="23"/>
-                <w:rFonts w:hint="default" w:ascii="Segoe UI" w:hAnsi="Segoe UI" w:eastAsia="Segoe UI" w:cs="Segoe UI"/>
-                <w:b/>
-                <w:bCs/>
-                <w:i w:val="0"/>
-                <w:iCs w:val="0"/>
-                <w:caps w:val="0"/>
-                <w:snapToGrid w:val="0"/>
-                <w:color w:val="000000"/>
-                <w:spacing w:val="0"/>
-                <w:kern w:val="0"/>
-                <w:sz w:val="18"/>
-                <w:szCs w:val="18"/>
-                <w:lang w:val="en-US" w:eastAsia="zh-CN" w:bidi="ar"/>
-              </w:rPr>
-              <w:t>研究总院-开发工程师</w:t>
-            </w:r>
-            <w:r>
-              <w:rPr>
-                <w:rFonts w:hint="default" w:ascii="Segoe UI" w:hAnsi="Segoe UI" w:eastAsia="Segoe UI" w:cs="Segoe UI"/>
-                <w:i w:val="0"/>
-                <w:iCs w:val="0"/>
-                <w:caps w:val="0"/>
-                <w:snapToGrid w:val="0"/>
-                <w:color w:val="000000"/>
-                <w:spacing w:val="0"/>
-                <w:kern w:val="0"/>
-                <w:sz w:val="18"/>
-                <w:szCs w:val="18"/>
-                <w:lang w:val="en-US" w:eastAsia="zh-CN" w:bidi="ar"/>
-              </w:rPr>
-              <w:t>（提供技术支持）</w:t>
-            </w:r>
-          </w:p>
-        </w:tc>
-      </w:tr>
-      <w:tr>
-        <w:tblPrEx>
-          <w:tblBorders>
-            <w:top w:val="single" w:color="auto" w:sz="4" w:space="0"/>
-            <w:left w:val="single" w:color="auto" w:sz="4" w:space="0"/>
-            <w:bottom w:val="single" w:color="auto" w:sz="4" w:space="0"/>
-            <w:right w:val="single" w:color="auto" w:sz="4" w:space="0"/>
-            <w:insideH w:val="single" w:color="auto" w:sz="4" w:space="0"/>
-            <w:insideV w:val="single" w:color="auto" w:sz="4" w:space="0"/>
-          </w:tblBorders>
-          <w:tblCellMar>
-            <w:top w:w="15" w:type="dxa"/>
-            <w:left w:w="15" w:type="dxa"/>
-            <w:bottom w:w="15" w:type="dxa"/>
-            <w:right w:w="15" w:type="dxa"/>
-          </w:tblCellMar>
-        </w:tblPrEx>
-        <w:tc>
-          <w:tcPr>
-            <w:tcW w:w="0" w:type="auto"/>
-            <w:shd w:val="clear" w:color="auto" w:fill="auto"/>
-            <w:tcMar>
-              <w:top w:w="120" w:type="dxa"/>
-              <w:left w:w="0" w:type="dxa"/>
-              <w:bottom w:w="120" w:type="dxa"/>
-              <w:right w:w="192" w:type="dxa"/>
-            </w:tcMar>
-            <w:vAlign w:val="center"/>
-          </w:tcPr>
-          <w:p>
-            <w:pPr>
-              <w:keepNext w:val="0"/>
-              <w:keepLines w:val="0"/>
-              <w:widowControl/>
-              <w:suppressLineNumbers w:val="0"/>
-              <w:spacing w:line="300" w:lineRule="atLeast"/>
-              <w:jc w:val="left"/>
-              <w:rPr>
-                <w:rFonts w:hint="default" w:ascii="Segoe UI" w:hAnsi="Segoe UI" w:eastAsia="Segoe UI" w:cs="Segoe UI"/>
-                <w:i w:val="0"/>
-                <w:iCs w:val="0"/>
-                <w:caps w:val="0"/>
-                <w:color w:val="0F1115"/>
-                <w:spacing w:val="0"/>
-                <w:sz w:val="18"/>
-                <w:szCs w:val="18"/>
-              </w:rPr>
-            </w:pPr>
-            <w:r>
-              <w:rPr>
-                <w:rStyle w:val="23"/>
-                <w:rFonts w:hint="default" w:ascii="Segoe UI" w:hAnsi="Segoe UI" w:eastAsia="Segoe UI" w:cs="Segoe UI"/>
-                <w:b/>
-                <w:bCs/>
-                <w:i w:val="0"/>
-                <w:iCs w:val="0"/>
-                <w:caps w:val="0"/>
-                <w:snapToGrid w:val="0"/>
-                <w:color w:val="000000"/>
-                <w:spacing w:val="0"/>
-                <w:kern w:val="0"/>
-                <w:sz w:val="18"/>
-                <w:szCs w:val="18"/>
-                <w:lang w:val="en-US" w:eastAsia="zh-CN" w:bidi="ar"/>
-              </w:rPr>
               <w:t>质量管理部</w:t>
             </w:r>
           </w:p>
@@ -6456,13 +6508,530 @@
     <w:p>
       <w:pPr>
         <w:pStyle w:val="28"/>
+        <w:keepNext w:val="0"/>
+        <w:keepLines w:val="0"/>
+        <w:pageBreakBefore w:val="0"/>
+        <w:widowControl w:val="0"/>
+        <w:kinsoku w:val="0"/>
+        <w:wordWrap/>
+        <w:overflowPunct/>
+        <w:topLinePunct w:val="0"/>
+        <w:autoSpaceDE w:val="0"/>
+        <w:autoSpaceDN w:val="0"/>
         <w:bidi w:val="0"/>
-        <w:rPr>
-          <w:rFonts w:hint="default"/>
+        <w:adjustRightInd w:val="0"/>
+        <w:snapToGrid w:val="0"/>
+        <w:textAlignment w:val="baseline"/>
+        <w:rPr>
+          <w:rFonts w:hint="eastAsia"/>
           <w:lang w:val="en-US" w:eastAsia="zh-CN"/>
         </w:rPr>
       </w:pPr>
       <w:bookmarkStart w:id="17" w:name="_Toc15928"/>
+      <w:r>
+        <w:rPr>
+          <w:rFonts w:hint="eastAsia"/>
+          <w:lang w:val="en-US" w:eastAsia="zh-CN"/>
+        </w:rPr>
+        <w:t>考核指标</w:t>
+      </w:r>
+    </w:p>
+    <w:tbl>
+      <w:tblPr>
+        <w:tblStyle w:val="20"/>
+        <w:tblW w:w="7675" w:type="dxa"/>
+        <w:tblInd w:w="96" w:type="dxa"/>
+        <w:tblBorders>
+          <w:top w:val="none" w:color="auto" w:sz="0" w:space="0"/>
+          <w:left w:val="none" w:color="auto" w:sz="0" w:space="0"/>
+          <w:bottom w:val="none" w:color="auto" w:sz="0" w:space="0"/>
+          <w:right w:val="none" w:color="auto" w:sz="0" w:space="0"/>
+          <w:insideH w:val="none" w:color="auto" w:sz="0" w:space="0"/>
+          <w:insideV w:val="none" w:color="auto" w:sz="0" w:space="0"/>
+        </w:tblBorders>
+        <w:shd w:val="clear" w:color="auto" w:fill="auto"/>
+        <w:tblLayout w:type="autofit"/>
+        <w:tblCellMar>
+          <w:top w:w="0" w:type="dxa"/>
+          <w:left w:w="108" w:type="dxa"/>
+          <w:bottom w:w="0" w:type="dxa"/>
+          <w:right w:w="108" w:type="dxa"/>
+        </w:tblCellMar>
+      </w:tblPr>
+      <w:tblGrid>
+        <w:gridCol w:w="1459"/>
+        <w:gridCol w:w="972"/>
+        <w:gridCol w:w="4188"/>
+        <w:gridCol w:w="1056"/>
+      </w:tblGrid>
+      <w:tr>
+        <w:tblPrEx>
+          <w:tblBorders>
+            <w:top w:val="none" w:color="auto" w:sz="0" w:space="0"/>
+            <w:left w:val="none" w:color="auto" w:sz="0" w:space="0"/>
+            <w:bottom w:val="none" w:color="auto" w:sz="0" w:space="0"/>
+            <w:right w:val="none" w:color="auto" w:sz="0" w:space="0"/>
+            <w:insideH w:val="none" w:color="auto" w:sz="0" w:space="0"/>
+            <w:insideV w:val="none" w:color="auto" w:sz="0" w:space="0"/>
+          </w:tblBorders>
+          <w:shd w:val="clear" w:color="auto" w:fill="auto"/>
+          <w:tblCellMar>
+            <w:top w:w="0" w:type="dxa"/>
+            <w:left w:w="108" w:type="dxa"/>
+            <w:bottom w:w="0" w:type="dxa"/>
+            <w:right w:w="108" w:type="dxa"/>
+          </w:tblCellMar>
+        </w:tblPrEx>
+        <w:trPr>
+          <w:trHeight w:val="493" w:hRule="atLeast"/>
+        </w:trPr>
+        <w:tc>
+          <w:tcPr>
+            <w:tcW w:w="1459" w:type="dxa"/>
+            <w:tcBorders>
+              <w:top w:val="single" w:color="000000" w:sz="4" w:space="0"/>
+              <w:left w:val="single" w:color="000000" w:sz="4" w:space="0"/>
+              <w:bottom w:val="single" w:color="000000" w:sz="4" w:space="0"/>
+              <w:right w:val="single" w:color="000000" w:sz="4" w:space="0"/>
+            </w:tcBorders>
+            <w:shd w:val="clear" w:color="auto" w:fill="C0C0C0"/>
+            <w:vAlign w:val="center"/>
+          </w:tcPr>
+          <w:p>
+            <w:pPr>
+              <w:keepNext w:val="0"/>
+              <w:keepLines w:val="0"/>
+              <w:widowControl/>
+              <w:suppressLineNumbers w:val="0"/>
+              <w:jc w:val="center"/>
+              <w:textAlignment w:val="center"/>
+              <w:rPr>
+                <w:rFonts w:hint="default" w:ascii="楷体_GB2312" w:hAnsi="宋体" w:eastAsia="楷体_GB2312" w:cs="楷体_GB2312"/>
+                <w:b/>
+                <w:bCs/>
+                <w:i w:val="0"/>
+                <w:iCs w:val="0"/>
+                <w:color w:val="000000"/>
+                <w:sz w:val="22"/>
+                <w:szCs w:val="22"/>
+                <w:u w:val="none"/>
+              </w:rPr>
+            </w:pPr>
+            <w:r>
+              <w:rPr>
+                <w:rFonts w:hint="default" w:ascii="楷体_GB2312" w:hAnsi="宋体" w:eastAsia="楷体_GB2312" w:cs="楷体_GB2312"/>
+                <w:b/>
+                <w:bCs/>
+                <w:i w:val="0"/>
+                <w:iCs w:val="0"/>
+                <w:snapToGrid w:val="0"/>
+                <w:color w:val="000000"/>
+                <w:kern w:val="0"/>
+                <w:sz w:val="22"/>
+                <w:szCs w:val="22"/>
+                <w:u w:val="none"/>
+                <w:lang w:val="en-US" w:eastAsia="zh-CN" w:bidi="ar"/>
+              </w:rPr>
+              <w:t>KPI</w:t>
+            </w:r>
+          </w:p>
+        </w:tc>
+        <w:tc>
+          <w:tcPr>
+            <w:tcW w:w="972" w:type="dxa"/>
+            <w:tcBorders>
+              <w:top w:val="single" w:color="000000" w:sz="4" w:space="0"/>
+              <w:left w:val="single" w:color="000000" w:sz="4" w:space="0"/>
+              <w:bottom w:val="single" w:color="000000" w:sz="4" w:space="0"/>
+              <w:right w:val="single" w:color="000000" w:sz="4" w:space="0"/>
+            </w:tcBorders>
+            <w:shd w:val="clear" w:color="auto" w:fill="C0C0C0"/>
+            <w:vAlign w:val="center"/>
+          </w:tcPr>
+          <w:p>
+            <w:pPr>
+              <w:keepNext w:val="0"/>
+              <w:keepLines w:val="0"/>
+              <w:widowControl/>
+              <w:suppressLineNumbers w:val="0"/>
+              <w:jc w:val="center"/>
+              <w:textAlignment w:val="center"/>
+              <w:rPr>
+                <w:rFonts w:hint="default" w:ascii="楷体_GB2312" w:hAnsi="宋体" w:eastAsia="楷体_GB2312" w:cs="楷体_GB2312"/>
+                <w:b/>
+                <w:bCs/>
+                <w:i w:val="0"/>
+                <w:iCs w:val="0"/>
+                <w:color w:val="000000"/>
+                <w:sz w:val="22"/>
+                <w:szCs w:val="22"/>
+                <w:u w:val="none"/>
+              </w:rPr>
+            </w:pPr>
+            <w:r>
+              <w:rPr>
+                <w:rFonts w:hint="default" w:ascii="楷体_GB2312" w:hAnsi="宋体" w:eastAsia="楷体_GB2312" w:cs="楷体_GB2312"/>
+                <w:b/>
+                <w:bCs/>
+                <w:i w:val="0"/>
+                <w:iCs w:val="0"/>
+                <w:snapToGrid w:val="0"/>
+                <w:color w:val="000000"/>
+                <w:kern w:val="0"/>
+                <w:sz w:val="22"/>
+                <w:szCs w:val="22"/>
+                <w:u w:val="none"/>
+                <w:lang w:val="en-US" w:eastAsia="zh-CN" w:bidi="ar"/>
+              </w:rPr>
+              <w:t>目标值</w:t>
+            </w:r>
+          </w:p>
+        </w:tc>
+        <w:tc>
+          <w:tcPr>
+            <w:tcW w:w="4188" w:type="dxa"/>
+            <w:tcBorders>
+              <w:top w:val="single" w:color="000000" w:sz="4" w:space="0"/>
+              <w:left w:val="single" w:color="000000" w:sz="4" w:space="0"/>
+              <w:bottom w:val="single" w:color="000000" w:sz="4" w:space="0"/>
+              <w:right w:val="single" w:color="000000" w:sz="4" w:space="0"/>
+            </w:tcBorders>
+            <w:shd w:val="clear" w:color="auto" w:fill="C0C0C0"/>
+            <w:vAlign w:val="center"/>
+          </w:tcPr>
+          <w:p>
+            <w:pPr>
+              <w:keepNext w:val="0"/>
+              <w:keepLines w:val="0"/>
+              <w:widowControl/>
+              <w:suppressLineNumbers w:val="0"/>
+              <w:jc w:val="center"/>
+              <w:textAlignment w:val="center"/>
+              <w:rPr>
+                <w:rFonts w:hint="default" w:ascii="楷体_GB2312" w:hAnsi="宋体" w:eastAsia="楷体_GB2312" w:cs="楷体_GB2312"/>
+                <w:b/>
+                <w:bCs/>
+                <w:i w:val="0"/>
+                <w:iCs w:val="0"/>
+                <w:color w:val="000000"/>
+                <w:sz w:val="22"/>
+                <w:szCs w:val="22"/>
+                <w:u w:val="none"/>
+              </w:rPr>
+            </w:pPr>
+            <w:r>
+              <w:rPr>
+                <w:rFonts w:hint="default" w:ascii="楷体_GB2312" w:hAnsi="宋体" w:eastAsia="楷体_GB2312" w:cs="楷体_GB2312"/>
+                <w:b/>
+                <w:bCs/>
+                <w:i w:val="0"/>
+                <w:iCs w:val="0"/>
+                <w:snapToGrid w:val="0"/>
+                <w:color w:val="000000"/>
+                <w:kern w:val="0"/>
+                <w:sz w:val="22"/>
+                <w:szCs w:val="22"/>
+                <w:u w:val="none"/>
+                <w:lang w:val="en-US" w:eastAsia="zh-CN" w:bidi="ar"/>
+              </w:rPr>
+              <w:t>计算公式/方法</w:t>
+            </w:r>
+          </w:p>
+        </w:tc>
+        <w:tc>
+          <w:tcPr>
+            <w:tcW w:w="1056" w:type="dxa"/>
+            <w:tcBorders>
+              <w:top w:val="single" w:color="000000" w:sz="4" w:space="0"/>
+              <w:left w:val="single" w:color="000000" w:sz="4" w:space="0"/>
+              <w:bottom w:val="single" w:color="000000" w:sz="4" w:space="0"/>
+              <w:right w:val="single" w:color="000000" w:sz="4" w:space="0"/>
+            </w:tcBorders>
+            <w:shd w:val="clear" w:color="auto" w:fill="C0C0C0"/>
+            <w:vAlign w:val="center"/>
+          </w:tcPr>
+          <w:p>
+            <w:pPr>
+              <w:keepNext w:val="0"/>
+              <w:keepLines w:val="0"/>
+              <w:widowControl/>
+              <w:suppressLineNumbers w:val="0"/>
+              <w:jc w:val="center"/>
+              <w:textAlignment w:val="center"/>
+              <w:rPr>
+                <w:rFonts w:hint="default" w:ascii="楷体_GB2312" w:hAnsi="宋体" w:eastAsia="楷体_GB2312" w:cs="楷体_GB2312"/>
+                <w:b/>
+                <w:bCs/>
+                <w:i w:val="0"/>
+                <w:iCs w:val="0"/>
+                <w:color w:val="000000"/>
+                <w:sz w:val="22"/>
+                <w:szCs w:val="22"/>
+                <w:u w:val="none"/>
+              </w:rPr>
+            </w:pPr>
+            <w:r>
+              <w:rPr>
+                <w:rFonts w:hint="default" w:ascii="楷体_GB2312" w:hAnsi="宋体" w:eastAsia="楷体_GB2312" w:cs="楷体_GB2312"/>
+                <w:b/>
+                <w:bCs/>
+                <w:i w:val="0"/>
+                <w:iCs w:val="0"/>
+                <w:snapToGrid w:val="0"/>
+                <w:color w:val="000000"/>
+                <w:kern w:val="0"/>
+                <w:sz w:val="22"/>
+                <w:szCs w:val="22"/>
+                <w:u w:val="none"/>
+                <w:lang w:val="en-US" w:eastAsia="zh-CN" w:bidi="ar"/>
+              </w:rPr>
+              <w:t>频度</w:t>
+            </w:r>
+          </w:p>
+        </w:tc>
+      </w:tr>
+      <w:tr>
+        <w:tblPrEx>
+          <w:tblBorders>
+            <w:top w:val="none" w:color="auto" w:sz="0" w:space="0"/>
+            <w:left w:val="none" w:color="auto" w:sz="0" w:space="0"/>
+            <w:bottom w:val="none" w:color="auto" w:sz="0" w:space="0"/>
+            <w:right w:val="none" w:color="auto" w:sz="0" w:space="0"/>
+            <w:insideH w:val="none" w:color="auto" w:sz="0" w:space="0"/>
+            <w:insideV w:val="none" w:color="auto" w:sz="0" w:space="0"/>
+          </w:tblBorders>
+          <w:shd w:val="clear" w:color="auto" w:fill="auto"/>
+          <w:tblCellMar>
+            <w:top w:w="0" w:type="dxa"/>
+            <w:left w:w="108" w:type="dxa"/>
+            <w:bottom w:w="0" w:type="dxa"/>
+            <w:right w:w="108" w:type="dxa"/>
+          </w:tblCellMar>
+        </w:tblPrEx>
+        <w:trPr>
+          <w:trHeight w:val="493" w:hRule="atLeast"/>
+        </w:trPr>
+        <w:tc>
+          <w:tcPr>
+            <w:tcW w:w="1459" w:type="dxa"/>
+            <w:tcBorders>
+              <w:top w:val="single" w:color="000000" w:sz="4" w:space="0"/>
+              <w:left w:val="single" w:color="000000" w:sz="4" w:space="0"/>
+              <w:bottom w:val="single" w:color="000000" w:sz="4" w:space="0"/>
+              <w:right w:val="single" w:color="000000" w:sz="4" w:space="0"/>
+            </w:tcBorders>
+            <w:shd w:val="clear" w:color="auto" w:fill="auto"/>
+            <w:vAlign w:val="center"/>
+          </w:tcPr>
+          <w:p>
+            <w:pPr>
+              <w:keepNext w:val="0"/>
+              <w:keepLines w:val="0"/>
+              <w:widowControl/>
+              <w:suppressLineNumbers w:val="0"/>
+              <w:jc w:val="left"/>
+              <w:textAlignment w:val="center"/>
+              <w:rPr>
+                <w:rFonts w:hint="default" w:ascii="楷体_GB2312" w:hAnsi="宋体" w:eastAsia="楷体_GB2312" w:cs="楷体_GB2312"/>
+                <w:b/>
+                <w:bCs/>
+                <w:i w:val="0"/>
+                <w:iCs w:val="0"/>
+                <w:snapToGrid w:val="0"/>
+                <w:color w:val="000000"/>
+                <w:kern w:val="0"/>
+                <w:sz w:val="22"/>
+                <w:szCs w:val="22"/>
+                <w:u w:val="none"/>
+                <w:lang w:val="en-US" w:eastAsia="zh-CN" w:bidi="ar"/>
+              </w:rPr>
+            </w:pPr>
+            <w:bookmarkStart w:id="18" w:name="_GoBack" w:colFirst="0" w:colLast="3"/>
+            <w:r>
+              <w:rPr>
+                <w:rFonts w:hint="eastAsia" w:ascii="宋体" w:hAnsi="宋体" w:eastAsia="宋体" w:cs="宋体"/>
+                <w:i w:val="0"/>
+                <w:iCs w:val="0"/>
+                <w:snapToGrid w:val="0"/>
+                <w:color w:val="000000"/>
+                <w:kern w:val="0"/>
+                <w:sz w:val="21"/>
+                <w:szCs w:val="21"/>
+                <w:u w:val="none"/>
+                <w:lang w:val="en-US" w:eastAsia="zh-CN" w:bidi="ar"/>
+              </w:rPr>
+              <w:t>发布成功率</w:t>
+            </w:r>
+          </w:p>
+        </w:tc>
+        <w:tc>
+          <w:tcPr>
+            <w:tcW w:w="972" w:type="dxa"/>
+            <w:tcBorders>
+              <w:top w:val="single" w:color="000000" w:sz="4" w:space="0"/>
+              <w:left w:val="single" w:color="000000" w:sz="4" w:space="0"/>
+              <w:bottom w:val="single" w:color="000000" w:sz="4" w:space="0"/>
+              <w:right w:val="single" w:color="000000" w:sz="4" w:space="0"/>
+            </w:tcBorders>
+            <w:shd w:val="clear" w:color="auto" w:fill="auto"/>
+            <w:vAlign w:val="center"/>
+          </w:tcPr>
+          <w:p>
+            <w:pPr>
+              <w:keepNext w:val="0"/>
+              <w:keepLines w:val="0"/>
+              <w:widowControl/>
+              <w:suppressLineNumbers w:val="0"/>
+              <w:jc w:val="left"/>
+              <w:textAlignment w:val="center"/>
+              <w:rPr>
+                <w:rFonts w:hint="default" w:ascii="楷体_GB2312" w:hAnsi="宋体" w:eastAsia="楷体_GB2312" w:cs="楷体_GB2312"/>
+                <w:b/>
+                <w:bCs/>
+                <w:i w:val="0"/>
+                <w:iCs w:val="0"/>
+                <w:snapToGrid w:val="0"/>
+                <w:color w:val="000000"/>
+                <w:kern w:val="0"/>
+                <w:sz w:val="22"/>
+                <w:szCs w:val="22"/>
+                <w:u w:val="none"/>
+                <w:lang w:val="en-US" w:eastAsia="zh-CN" w:bidi="ar"/>
+              </w:rPr>
+            </w:pPr>
+            <w:r>
+              <w:rPr>
+                <w:rFonts w:hint="eastAsia" w:ascii="宋体" w:hAnsi="宋体" w:eastAsia="宋体" w:cs="宋体"/>
+                <w:i w:val="0"/>
+                <w:iCs w:val="0"/>
+                <w:snapToGrid w:val="0"/>
+                <w:color w:val="000000"/>
+                <w:kern w:val="0"/>
+                <w:sz w:val="21"/>
+                <w:szCs w:val="21"/>
+                <w:u w:val="none"/>
+                <w:lang w:val="en-US" w:eastAsia="zh-CN" w:bidi="ar"/>
+              </w:rPr>
+              <w:t>≥98%</w:t>
+            </w:r>
+          </w:p>
+        </w:tc>
+        <w:tc>
+          <w:tcPr>
+            <w:tcW w:w="4188" w:type="dxa"/>
+            <w:tcBorders>
+              <w:top w:val="single" w:color="000000" w:sz="4" w:space="0"/>
+              <w:left w:val="single" w:color="000000" w:sz="4" w:space="0"/>
+              <w:bottom w:val="single" w:color="000000" w:sz="4" w:space="0"/>
+              <w:right w:val="single" w:color="000000" w:sz="4" w:space="0"/>
+            </w:tcBorders>
+            <w:shd w:val="clear" w:color="auto" w:fill="auto"/>
+            <w:vAlign w:val="center"/>
+          </w:tcPr>
+          <w:p>
+            <w:pPr>
+              <w:keepNext w:val="0"/>
+              <w:keepLines w:val="0"/>
+              <w:widowControl/>
+              <w:suppressLineNumbers w:val="0"/>
+              <w:jc w:val="left"/>
+              <w:textAlignment w:val="center"/>
+              <w:rPr>
+                <w:rFonts w:hint="default" w:ascii="楷体_GB2312" w:hAnsi="宋体" w:eastAsia="楷体_GB2312" w:cs="楷体_GB2312"/>
+                <w:b/>
+                <w:bCs/>
+                <w:i w:val="0"/>
+                <w:iCs w:val="0"/>
+                <w:snapToGrid w:val="0"/>
+                <w:color w:val="000000"/>
+                <w:kern w:val="0"/>
+                <w:sz w:val="22"/>
+                <w:szCs w:val="22"/>
+                <w:u w:val="none"/>
+                <w:lang w:val="en-US" w:eastAsia="zh-CN" w:bidi="ar"/>
+              </w:rPr>
+            </w:pPr>
+            <w:r>
+              <w:rPr>
+                <w:rFonts w:hint="eastAsia" w:ascii="宋体" w:hAnsi="宋体" w:eastAsia="宋体" w:cs="宋体"/>
+                <w:i w:val="0"/>
+                <w:iCs w:val="0"/>
+                <w:snapToGrid w:val="0"/>
+                <w:color w:val="000000"/>
+                <w:kern w:val="0"/>
+                <w:sz w:val="21"/>
+                <w:szCs w:val="21"/>
+                <w:u w:val="none"/>
+                <w:lang w:val="en-US" w:eastAsia="zh-CN" w:bidi="ar"/>
+              </w:rPr>
+              <w:t>（发布成功的数量/发布总数）*100%</w:t>
+            </w:r>
+          </w:p>
+        </w:tc>
+        <w:tc>
+          <w:tcPr>
+            <w:tcW w:w="1056" w:type="dxa"/>
+            <w:tcBorders>
+              <w:top w:val="single" w:color="000000" w:sz="4" w:space="0"/>
+              <w:left w:val="single" w:color="000000" w:sz="4" w:space="0"/>
+              <w:bottom w:val="single" w:color="000000" w:sz="4" w:space="0"/>
+              <w:right w:val="single" w:color="000000" w:sz="4" w:space="0"/>
+            </w:tcBorders>
+            <w:shd w:val="clear" w:color="auto" w:fill="auto"/>
+            <w:vAlign w:val="center"/>
+          </w:tcPr>
+          <w:p>
+            <w:pPr>
+              <w:keepNext w:val="0"/>
+              <w:keepLines w:val="0"/>
+              <w:widowControl/>
+              <w:suppressLineNumbers w:val="0"/>
+              <w:jc w:val="left"/>
+              <w:textAlignment w:val="center"/>
+              <w:rPr>
+                <w:rFonts w:hint="default" w:ascii="楷体_GB2312" w:hAnsi="宋体" w:eastAsia="楷体_GB2312" w:cs="楷体_GB2312"/>
+                <w:b/>
+                <w:bCs/>
+                <w:i w:val="0"/>
+                <w:iCs w:val="0"/>
+                <w:snapToGrid w:val="0"/>
+                <w:color w:val="000000"/>
+                <w:kern w:val="0"/>
+                <w:sz w:val="22"/>
+                <w:szCs w:val="22"/>
+                <w:u w:val="none"/>
+                <w:lang w:val="en-US" w:eastAsia="zh-CN" w:bidi="ar"/>
+              </w:rPr>
+            </w:pPr>
+            <w:r>
+              <w:rPr>
+                <w:rFonts w:hint="eastAsia" w:ascii="宋体" w:hAnsi="宋体" w:eastAsia="宋体" w:cs="宋体"/>
+                <w:i w:val="0"/>
+                <w:iCs w:val="0"/>
+                <w:snapToGrid w:val="0"/>
+                <w:color w:val="000000"/>
+                <w:kern w:val="0"/>
+                <w:sz w:val="21"/>
+                <w:szCs w:val="21"/>
+                <w:u w:val="none"/>
+                <w:lang w:val="en-US" w:eastAsia="zh-CN" w:bidi="ar"/>
+              </w:rPr>
+              <w:t>月度</w:t>
+            </w:r>
+          </w:p>
+        </w:tc>
+      </w:tr>
+      <w:bookmarkEnd w:id="18"/>
+    </w:tbl>
+    <w:p>
+      <w:pPr>
+        <w:pStyle w:val="28"/>
+        <w:bidi w:val="0"/>
+        <w:rPr>
+          <w:rFonts w:hint="default"/>
+          <w:lang w:val="en-US" w:eastAsia="zh-CN"/>
+        </w:rPr>
+      </w:pPr>
       <w:r>
         <w:rPr>
           <w:rFonts w:hint="default"/>

--- a/6-过程管理/流程制度规范类文件/JXTX-06-07-发布管理制度.docx
+++ b/6-过程管理/流程制度规范类文件/JXTX-06-07-发布管理制度.docx
@@ -21,7 +21,7 @@
         <w:spacing w:before="3120" w:beforeLines="1000"/>
         <w:textAlignment w:val="baseline"/>
       </w:pPr>
-      <w:bookmarkStart w:id="0" w:name="_Toc10244"/>
+      <w:bookmarkStart w:id="0" w:name="_Toc16960"/>
       <w:r>
         <w:drawing>
           <wp:anchor distT="0" distB="0" distL="114300" distR="114300" simplePos="0" relativeHeight="251661312" behindDoc="1" locked="0" layoutInCell="1" allowOverlap="1">
@@ -210,7 +210,7 @@
           <w:lang w:val="en-US" w:eastAsia="zh-CN"/>
         </w:rPr>
       </w:pPr>
-      <w:bookmarkStart w:id="1" w:name="_Toc22298"/>
+      <w:bookmarkStart w:id="1" w:name="_Toc4263"/>
       <w:r>
         <w:rPr>
           <w:rFonts w:hint="eastAsia"/>
@@ -2065,6 +2065,8 @@
               <w:tab w:val="right" w:leader="dot" w:pos="8306"/>
             </w:tabs>
           </w:pPr>
+          <w:bookmarkStart w:id="19" w:name="_GoBack"/>
+          <w:bookmarkEnd w:id="19"/>
           <w:r>
             <w:rPr>
               <w:rFonts w:hint="eastAsia" w:ascii="宋体" w:hAnsi="宋体" w:eastAsia="宋体" w:cs="宋体"/>
@@ -2101,7 +2103,7 @@
               <w:rFonts w:hint="eastAsia" w:ascii="宋体" w:hAnsi="宋体" w:eastAsia="宋体" w:cs="宋体"/>
               <w:szCs w:val="24"/>
             </w:rPr>
-            <w:instrText xml:space="preserve"> HYPERLINK \l _Toc10244 </w:instrText>
+            <w:instrText xml:space="preserve"> HYPERLINK \l _Toc16960 </w:instrText>
           </w:r>
           <w:r>
             <w:rPr>
@@ -2124,7 +2126,7 @@
             <w:fldChar w:fldCharType="begin"/>
           </w:r>
           <w:r>
-            <w:instrText xml:space="preserve"> PAGEREF _Toc10244 \h </w:instrText>
+            <w:instrText xml:space="preserve"> PAGEREF _Toc16960 \h </w:instrText>
           </w:r>
           <w:r>
             <w:fldChar w:fldCharType="separate"/>
@@ -2162,7 +2164,7 @@
               <w:rFonts w:hint="eastAsia" w:ascii="宋体" w:hAnsi="宋体" w:eastAsia="宋体" w:cs="宋体"/>
               <w:szCs w:val="24"/>
             </w:rPr>
-            <w:instrText xml:space="preserve"> HYPERLINK \l _Toc22298 </w:instrText>
+            <w:instrText xml:space="preserve"> HYPERLINK \l _Toc4263 </w:instrText>
           </w:r>
           <w:r>
             <w:rPr>
@@ -2185,7 +2187,7 @@
             <w:fldChar w:fldCharType="begin"/>
           </w:r>
           <w:r>
-            <w:instrText xml:space="preserve"> PAGEREF _Toc22298 \h </w:instrText>
+            <w:instrText xml:space="preserve"> PAGEREF _Toc4263 \h </w:instrText>
           </w:r>
           <w:r>
             <w:fldChar w:fldCharType="separate"/>
@@ -2223,7 +2225,7 @@
               <w:rFonts w:hint="eastAsia" w:ascii="宋体" w:hAnsi="宋体" w:eastAsia="宋体" w:cs="宋体"/>
               <w:szCs w:val="24"/>
             </w:rPr>
-            <w:instrText xml:space="preserve"> HYPERLINK \l _Toc22044 </w:instrText>
+            <w:instrText xml:space="preserve"> HYPERLINK \l _Toc16995 </w:instrText>
           </w:r>
           <w:r>
             <w:rPr>
@@ -2246,7 +2248,7 @@
             <w:fldChar w:fldCharType="begin"/>
           </w:r>
           <w:r>
-            <w:instrText xml:space="preserve"> PAGEREF _Toc22044 \h </w:instrText>
+            <w:instrText xml:space="preserve"> PAGEREF _Toc16995 \h </w:instrText>
           </w:r>
           <w:r>
             <w:fldChar w:fldCharType="separate"/>
@@ -2284,7 +2286,7 @@
               <w:rFonts w:hint="eastAsia" w:ascii="宋体" w:hAnsi="宋体" w:eastAsia="宋体" w:cs="宋体"/>
               <w:szCs w:val="24"/>
             </w:rPr>
-            <w:instrText xml:space="preserve"> HYPERLINK \l _Toc14137 </w:instrText>
+            <w:instrText xml:space="preserve"> HYPERLINK \l _Toc21131 </w:instrText>
           </w:r>
           <w:r>
             <w:rPr>
@@ -2307,7 +2309,7 @@
             <w:fldChar w:fldCharType="begin"/>
           </w:r>
           <w:r>
-            <w:instrText xml:space="preserve"> PAGEREF _Toc14137 \h </w:instrText>
+            <w:instrText xml:space="preserve"> PAGEREF _Toc21131 \h </w:instrText>
           </w:r>
           <w:r>
             <w:fldChar w:fldCharType="separate"/>
@@ -2345,7 +2347,7 @@
               <w:rFonts w:hint="eastAsia" w:ascii="宋体" w:hAnsi="宋体" w:eastAsia="宋体" w:cs="宋体"/>
               <w:szCs w:val="24"/>
             </w:rPr>
-            <w:instrText xml:space="preserve"> HYPERLINK \l _Toc12453 </w:instrText>
+            <w:instrText xml:space="preserve"> HYPERLINK \l _Toc32111 </w:instrText>
           </w:r>
           <w:r>
             <w:rPr>
@@ -2368,7 +2370,7 @@
             <w:fldChar w:fldCharType="begin"/>
           </w:r>
           <w:r>
-            <w:instrText xml:space="preserve"> PAGEREF _Toc12453 \h </w:instrText>
+            <w:instrText xml:space="preserve"> PAGEREF _Toc32111 \h </w:instrText>
           </w:r>
           <w:r>
             <w:fldChar w:fldCharType="separate"/>
@@ -2406,7 +2408,7 @@
               <w:rFonts w:hint="eastAsia" w:ascii="宋体" w:hAnsi="宋体" w:eastAsia="宋体" w:cs="宋体"/>
               <w:szCs w:val="24"/>
             </w:rPr>
-            <w:instrText xml:space="preserve"> HYPERLINK \l _Toc2182 </w:instrText>
+            <w:instrText xml:space="preserve"> HYPERLINK \l _Toc18528 </w:instrText>
           </w:r>
           <w:r>
             <w:rPr>
@@ -2429,7 +2431,7 @@
             <w:fldChar w:fldCharType="begin"/>
           </w:r>
           <w:r>
-            <w:instrText xml:space="preserve"> PAGEREF _Toc2182 \h </w:instrText>
+            <w:instrText xml:space="preserve"> PAGEREF _Toc18528 \h </w:instrText>
           </w:r>
           <w:r>
             <w:fldChar w:fldCharType="separate"/>
@@ -2467,7 +2469,7 @@
               <w:rFonts w:hint="eastAsia" w:ascii="宋体" w:hAnsi="宋体" w:eastAsia="宋体" w:cs="宋体"/>
               <w:szCs w:val="24"/>
             </w:rPr>
-            <w:instrText xml:space="preserve"> HYPERLINK \l _Toc9511 </w:instrText>
+            <w:instrText xml:space="preserve"> HYPERLINK \l _Toc11173 </w:instrText>
           </w:r>
           <w:r>
             <w:rPr>
@@ -2490,7 +2492,7 @@
             <w:fldChar w:fldCharType="begin"/>
           </w:r>
           <w:r>
-            <w:instrText xml:space="preserve"> PAGEREF _Toc9511 \h </w:instrText>
+            <w:instrText xml:space="preserve"> PAGEREF _Toc11173 \h </w:instrText>
           </w:r>
           <w:r>
             <w:fldChar w:fldCharType="separate"/>
@@ -2528,7 +2530,7 @@
               <w:rFonts w:hint="eastAsia" w:ascii="宋体" w:hAnsi="宋体" w:eastAsia="宋体" w:cs="宋体"/>
               <w:szCs w:val="24"/>
             </w:rPr>
-            <w:instrText xml:space="preserve"> HYPERLINK \l _Toc20586 </w:instrText>
+            <w:instrText xml:space="preserve"> HYPERLINK \l _Toc186 </w:instrText>
           </w:r>
           <w:r>
             <w:rPr>
@@ -2542,7 +2544,7 @@
               <w:rFonts w:hint="default"/>
               <w:lang w:val="en-US" w:eastAsia="zh-CN"/>
             </w:rPr>
-            <w:t>3. 3. 发布类型与策略</w:t>
+            <w:t>3. 发布类型与策略</w:t>
           </w:r>
           <w:r>
             <w:tab/>
@@ -2551,7 +2553,7 @@
             <w:fldChar w:fldCharType="begin"/>
           </w:r>
           <w:r>
-            <w:instrText xml:space="preserve"> PAGEREF _Toc20586 \h </w:instrText>
+            <w:instrText xml:space="preserve"> PAGEREF _Toc186 \h </w:instrText>
           </w:r>
           <w:r>
             <w:fldChar w:fldCharType="separate"/>
@@ -2589,7 +2591,7 @@
               <w:rFonts w:hint="eastAsia" w:ascii="宋体" w:hAnsi="宋体" w:eastAsia="宋体" w:cs="宋体"/>
               <w:szCs w:val="24"/>
             </w:rPr>
-            <w:instrText xml:space="preserve"> HYPERLINK \l _Toc16730 </w:instrText>
+            <w:instrText xml:space="preserve"> HYPERLINK \l _Toc25405 </w:instrText>
           </w:r>
           <w:r>
             <w:rPr>
@@ -2612,7 +2614,7 @@
             <w:fldChar w:fldCharType="begin"/>
           </w:r>
           <w:r>
-            <w:instrText xml:space="preserve"> PAGEREF _Toc16730 \h </w:instrText>
+            <w:instrText xml:space="preserve"> PAGEREF _Toc25405 \h </w:instrText>
           </w:r>
           <w:r>
             <w:fldChar w:fldCharType="separate"/>
@@ -2650,7 +2652,7 @@
               <w:rFonts w:hint="eastAsia" w:ascii="宋体" w:hAnsi="宋体" w:eastAsia="宋体" w:cs="宋体"/>
               <w:szCs w:val="24"/>
             </w:rPr>
-            <w:instrText xml:space="preserve"> HYPERLINK \l _Toc29647 </w:instrText>
+            <w:instrText xml:space="preserve"> HYPERLINK \l _Toc15136 </w:instrText>
           </w:r>
           <w:r>
             <w:rPr>
@@ -2673,7 +2675,7 @@
             <w:fldChar w:fldCharType="begin"/>
           </w:r>
           <w:r>
-            <w:instrText xml:space="preserve"> PAGEREF _Toc29647 \h </w:instrText>
+            <w:instrText xml:space="preserve"> PAGEREF _Toc15136 \h </w:instrText>
           </w:r>
           <w:r>
             <w:fldChar w:fldCharType="separate"/>
@@ -2711,7 +2713,7 @@
               <w:rFonts w:hint="eastAsia" w:ascii="宋体" w:hAnsi="宋体" w:eastAsia="宋体" w:cs="宋体"/>
               <w:szCs w:val="24"/>
             </w:rPr>
-            <w:instrText xml:space="preserve"> HYPERLINK \l _Toc29774 </w:instrText>
+            <w:instrText xml:space="preserve"> HYPERLINK \l _Toc1829 </w:instrText>
           </w:r>
           <w:r>
             <w:rPr>
@@ -2734,7 +2736,7 @@
             <w:fldChar w:fldCharType="begin"/>
           </w:r>
           <w:r>
-            <w:instrText xml:space="preserve"> PAGEREF _Toc29774 \h </w:instrText>
+            <w:instrText xml:space="preserve"> PAGEREF _Toc1829 \h </w:instrText>
           </w:r>
           <w:r>
             <w:fldChar w:fldCharType="separate"/>
@@ -2772,7 +2774,7 @@
               <w:rFonts w:hint="eastAsia" w:ascii="宋体" w:hAnsi="宋体" w:eastAsia="宋体" w:cs="宋体"/>
               <w:szCs w:val="24"/>
             </w:rPr>
-            <w:instrText xml:space="preserve"> HYPERLINK \l _Toc29738 </w:instrText>
+            <w:instrText xml:space="preserve"> HYPERLINK \l _Toc29247 </w:instrText>
           </w:r>
           <w:r>
             <w:rPr>
@@ -2795,7 +2797,7 @@
             <w:fldChar w:fldCharType="begin"/>
           </w:r>
           <w:r>
-            <w:instrText xml:space="preserve"> PAGEREF _Toc29738 \h </w:instrText>
+            <w:instrText xml:space="preserve"> PAGEREF _Toc29247 \h </w:instrText>
           </w:r>
           <w:r>
             <w:fldChar w:fldCharType="separate"/>
@@ -2833,7 +2835,7 @@
               <w:rFonts w:hint="eastAsia" w:ascii="宋体" w:hAnsi="宋体" w:eastAsia="宋体" w:cs="宋体"/>
               <w:szCs w:val="24"/>
             </w:rPr>
-            <w:instrText xml:space="preserve"> HYPERLINK \l _Toc21951 </w:instrText>
+            <w:instrText xml:space="preserve"> HYPERLINK \l _Toc9444 </w:instrText>
           </w:r>
           <w:r>
             <w:rPr>
@@ -2856,7 +2858,7 @@
             <w:fldChar w:fldCharType="begin"/>
           </w:r>
           <w:r>
-            <w:instrText xml:space="preserve"> PAGEREF _Toc21951 \h </w:instrText>
+            <w:instrText xml:space="preserve"> PAGEREF _Toc9444 \h </w:instrText>
           </w:r>
           <w:r>
             <w:fldChar w:fldCharType="separate"/>
@@ -2894,7 +2896,7 @@
               <w:rFonts w:hint="eastAsia" w:ascii="宋体" w:hAnsi="宋体" w:eastAsia="宋体" w:cs="宋体"/>
               <w:szCs w:val="24"/>
             </w:rPr>
-            <w:instrText xml:space="preserve"> HYPERLINK \l _Toc7668 </w:instrText>
+            <w:instrText xml:space="preserve"> HYPERLINK \l _Toc19660 </w:instrText>
           </w:r>
           <w:r>
             <w:rPr>
@@ -2917,7 +2919,7 @@
             <w:fldChar w:fldCharType="begin"/>
           </w:r>
           <w:r>
-            <w:instrText xml:space="preserve"> PAGEREF _Toc7668 \h </w:instrText>
+            <w:instrText xml:space="preserve"> PAGEREF _Toc19660 \h </w:instrText>
           </w:r>
           <w:r>
             <w:fldChar w:fldCharType="separate"/>
@@ -2955,7 +2957,7 @@
               <w:rFonts w:hint="eastAsia" w:ascii="宋体" w:hAnsi="宋体" w:eastAsia="宋体" w:cs="宋体"/>
               <w:szCs w:val="24"/>
             </w:rPr>
-            <w:instrText xml:space="preserve"> HYPERLINK \l _Toc3369 </w:instrText>
+            <w:instrText xml:space="preserve"> HYPERLINK \l _Toc639 </w:instrText>
           </w:r>
           <w:r>
             <w:rPr>
@@ -2978,7 +2980,7 @@
             <w:fldChar w:fldCharType="begin"/>
           </w:r>
           <w:r>
-            <w:instrText xml:space="preserve"> PAGEREF _Toc3369 \h </w:instrText>
+            <w:instrText xml:space="preserve"> PAGEREF _Toc639 \h </w:instrText>
           </w:r>
           <w:r>
             <w:fldChar w:fldCharType="separate"/>
@@ -3016,7 +3018,7 @@
               <w:rFonts w:hint="eastAsia" w:ascii="宋体" w:hAnsi="宋体" w:eastAsia="宋体" w:cs="宋体"/>
               <w:szCs w:val="24"/>
             </w:rPr>
-            <w:instrText xml:space="preserve"> HYPERLINK \l _Toc31741 </w:instrText>
+            <w:instrText xml:space="preserve"> HYPERLINK \l _Toc21072 </w:instrText>
           </w:r>
           <w:r>
             <w:rPr>
@@ -3039,7 +3041,7 @@
             <w:fldChar w:fldCharType="begin"/>
           </w:r>
           <w:r>
-            <w:instrText xml:space="preserve"> PAGEREF _Toc31741 \h </w:instrText>
+            <w:instrText xml:space="preserve"> PAGEREF _Toc21072 \h </w:instrText>
           </w:r>
           <w:r>
             <w:fldChar w:fldCharType="separate"/>
@@ -3077,7 +3079,7 @@
               <w:rFonts w:hint="eastAsia" w:ascii="宋体" w:hAnsi="宋体" w:eastAsia="宋体" w:cs="宋体"/>
               <w:szCs w:val="24"/>
             </w:rPr>
-            <w:instrText xml:space="preserve"> HYPERLINK \l _Toc32343 </w:instrText>
+            <w:instrText xml:space="preserve"> HYPERLINK \l _Toc25742 </w:instrText>
           </w:r>
           <w:r>
             <w:rPr>
@@ -3100,7 +3102,7 @@
             <w:fldChar w:fldCharType="begin"/>
           </w:r>
           <w:r>
-            <w:instrText xml:space="preserve"> PAGEREF _Toc32343 \h </w:instrText>
+            <w:instrText xml:space="preserve"> PAGEREF _Toc25742 \h </w:instrText>
           </w:r>
           <w:r>
             <w:fldChar w:fldCharType="separate"/>
@@ -3138,7 +3140,7 @@
               <w:rFonts w:hint="eastAsia" w:ascii="宋体" w:hAnsi="宋体" w:eastAsia="宋体" w:cs="宋体"/>
               <w:szCs w:val="24"/>
             </w:rPr>
-            <w:instrText xml:space="preserve"> HYPERLINK \l _Toc15928 </w:instrText>
+            <w:instrText xml:space="preserve"> HYPERLINK \l _Toc27506 </w:instrText>
           </w:r>
           <w:r>
             <w:rPr>
@@ -3152,7 +3154,14 @@
               <w:rFonts w:hint="default"/>
               <w:lang w:val="en-US" w:eastAsia="zh-CN"/>
             </w:rPr>
-            <w:t>6. 附则</w:t>
+            <w:t xml:space="preserve">6. </w:t>
+          </w:r>
+          <w:r>
+            <w:rPr>
+              <w:rFonts w:hint="eastAsia"/>
+              <w:lang w:val="en-US" w:eastAsia="zh-CN"/>
+            </w:rPr>
+            <w:t>考核指标</w:t>
           </w:r>
           <w:r>
             <w:tab/>
@@ -3161,7 +3170,68 @@
             <w:fldChar w:fldCharType="begin"/>
           </w:r>
           <w:r>
-            <w:instrText xml:space="preserve"> PAGEREF _Toc15928 \h </w:instrText>
+            <w:instrText xml:space="preserve"> PAGEREF _Toc27506 \h </w:instrText>
+          </w:r>
+          <w:r>
+            <w:fldChar w:fldCharType="separate"/>
+          </w:r>
+          <w:r>
+            <w:t>7</w:t>
+          </w:r>
+          <w:r>
+            <w:fldChar w:fldCharType="end"/>
+          </w:r>
+          <w:r>
+            <w:rPr>
+              <w:rFonts w:hint="eastAsia" w:ascii="宋体" w:hAnsi="宋体" w:eastAsia="宋体" w:cs="宋体"/>
+              <w:szCs w:val="24"/>
+            </w:rPr>
+            <w:fldChar w:fldCharType="end"/>
+          </w:r>
+        </w:p>
+        <w:p>
+          <w:pPr>
+            <w:pStyle w:val="16"/>
+            <w:tabs>
+              <w:tab w:val="right" w:leader="dot" w:pos="8306"/>
+            </w:tabs>
+          </w:pPr>
+          <w:r>
+            <w:rPr>
+              <w:rFonts w:hint="eastAsia" w:ascii="宋体" w:hAnsi="宋体" w:eastAsia="宋体" w:cs="宋体"/>
+              <w:szCs w:val="24"/>
+            </w:rPr>
+            <w:fldChar w:fldCharType="begin"/>
+          </w:r>
+          <w:r>
+            <w:rPr>
+              <w:rFonts w:hint="eastAsia" w:ascii="宋体" w:hAnsi="宋体" w:eastAsia="宋体" w:cs="宋体"/>
+              <w:szCs w:val="24"/>
+            </w:rPr>
+            <w:instrText xml:space="preserve"> HYPERLINK \l _Toc5599 </w:instrText>
+          </w:r>
+          <w:r>
+            <w:rPr>
+              <w:rFonts w:hint="eastAsia" w:ascii="宋体" w:hAnsi="宋体" w:eastAsia="宋体" w:cs="宋体"/>
+              <w:szCs w:val="24"/>
+            </w:rPr>
+            <w:fldChar w:fldCharType="separate"/>
+          </w:r>
+          <w:r>
+            <w:rPr>
+              <w:rFonts w:hint="default"/>
+              <w:lang w:val="en-US" w:eastAsia="zh-CN"/>
+            </w:rPr>
+            <w:t>7. 附则</w:t>
+          </w:r>
+          <w:r>
+            <w:tab/>
+          </w:r>
+          <w:r>
+            <w:fldChar w:fldCharType="begin"/>
+          </w:r>
+          <w:r>
+            <w:instrText xml:space="preserve"> PAGEREF _Toc5599 \h </w:instrText>
           </w:r>
           <w:r>
             <w:fldChar w:fldCharType="separate"/>
@@ -3264,7 +3334,7 @@
           <w:lang w:val="en-US" w:eastAsia="zh-CN"/>
         </w:rPr>
       </w:pPr>
-      <w:bookmarkStart w:id="2" w:name="_Toc22044"/>
+      <w:bookmarkStart w:id="2" w:name="_Toc16995"/>
       <w:r>
         <w:rPr>
           <w:rFonts w:hint="default"/>
@@ -3283,7 +3353,7 @@
           <w:lang w:val="en-US" w:eastAsia="zh-CN"/>
         </w:rPr>
       </w:pPr>
-      <w:bookmarkStart w:id="3" w:name="_Toc14137"/>
+      <w:bookmarkStart w:id="3" w:name="_Toc21131"/>
       <w:r>
         <w:rPr>
           <w:rFonts w:hint="default"/>
@@ -3331,7 +3401,7 @@
           <w:lang w:val="en-US" w:eastAsia="zh-CN"/>
         </w:rPr>
       </w:pPr>
-      <w:bookmarkStart w:id="4" w:name="_Toc12453"/>
+      <w:bookmarkStart w:id="4" w:name="_Toc32111"/>
       <w:r>
         <w:rPr>
           <w:rFonts w:hint="default"/>
@@ -3379,7 +3449,7 @@
           <w:lang w:val="en-US" w:eastAsia="zh-CN"/>
         </w:rPr>
       </w:pPr>
-      <w:bookmarkStart w:id="5" w:name="_Toc2182"/>
+      <w:bookmarkStart w:id="5" w:name="_Toc18528"/>
       <w:r>
         <w:rPr>
           <w:rFonts w:hint="default"/>
@@ -3543,7 +3613,7 @@
           <w:lang w:val="en-US" w:eastAsia="zh-CN"/>
         </w:rPr>
       </w:pPr>
-      <w:bookmarkStart w:id="6" w:name="_Toc9511"/>
+      <w:bookmarkStart w:id="6" w:name="_Toc11173"/>
       <w:r>
         <w:rPr>
           <w:rFonts w:hint="default"/>
@@ -3759,6 +3829,7 @@
             <w:insideH w:val="single" w:color="auto" w:sz="4" w:space="0"/>
             <w:insideV w:val="single" w:color="auto" w:sz="4" w:space="0"/>
           </w:tblBorders>
+          <w:shd w:val="clear" w:color="auto" w:fill="auto"/>
           <w:tblCellMar>
             <w:top w:w="15" w:type="dxa"/>
             <w:left w:w="15" w:type="dxa"/>
@@ -5189,6 +5260,7 @@
             <w:insideH w:val="single" w:color="auto" w:sz="4" w:space="0"/>
             <w:insideV w:val="single" w:color="auto" w:sz="4" w:space="0"/>
           </w:tblBorders>
+          <w:shd w:val="clear" w:color="auto" w:fill="auto"/>
           <w:tblCellMar>
             <w:top w:w="15" w:type="dxa"/>
             <w:left w:w="15" w:type="dxa"/>
@@ -5468,13 +5540,13 @@
           <w:lang w:val="en-US" w:eastAsia="zh-CN"/>
         </w:rPr>
       </w:pPr>
-      <w:bookmarkStart w:id="7" w:name="_Toc20586"/>
+      <w:bookmarkStart w:id="7" w:name="_Toc186"/>
       <w:r>
         <w:rPr>
           <w:rFonts w:hint="default"/>
           <w:lang w:val="en-US" w:eastAsia="zh-CN"/>
         </w:rPr>
-        <w:t>3. 发布类型与策略</w:t>
+        <w:t>发布类型与策略</w:t>
       </w:r>
       <w:bookmarkEnd w:id="7"/>
     </w:p>
@@ -5487,7 +5559,7 @@
           <w:lang w:val="en-US" w:eastAsia="zh-CN"/>
         </w:rPr>
       </w:pPr>
-      <w:bookmarkStart w:id="8" w:name="_Toc16730"/>
+      <w:bookmarkStart w:id="8" w:name="_Toc25405"/>
       <w:r>
         <w:rPr>
           <w:rFonts w:hint="default"/>
@@ -5593,7 +5665,7 @@
           <w:lang w:val="en-US" w:eastAsia="zh-CN"/>
         </w:rPr>
       </w:pPr>
-      <w:bookmarkStart w:id="9" w:name="_Toc29647"/>
+      <w:bookmarkStart w:id="9" w:name="_Toc15136"/>
       <w:r>
         <w:rPr>
           <w:rFonts w:hint="default"/>
@@ -5743,7 +5815,7 @@
           <w:lang w:val="en-US" w:eastAsia="zh-CN"/>
         </w:rPr>
       </w:pPr>
-      <w:bookmarkStart w:id="10" w:name="_Toc29774"/>
+      <w:bookmarkStart w:id="10" w:name="_Toc1829"/>
       <w:r>
         <w:rPr>
           <w:rFonts w:hint="default"/>
@@ -5762,7 +5834,7 @@
           <w:lang w:val="en-US" w:eastAsia="zh-CN"/>
         </w:rPr>
       </w:pPr>
-      <w:bookmarkStart w:id="11" w:name="_Toc29738"/>
+      <w:bookmarkStart w:id="11" w:name="_Toc29247"/>
       <w:r>
         <w:rPr>
           <w:rFonts w:hint="default"/>
@@ -5868,7 +5940,7 @@
           <w:lang w:val="en-US" w:eastAsia="zh-CN"/>
         </w:rPr>
       </w:pPr>
-      <w:bookmarkStart w:id="12" w:name="_Toc21951"/>
+      <w:bookmarkStart w:id="12" w:name="_Toc9444"/>
       <w:r>
         <w:rPr>
           <w:rFonts w:hint="default"/>
@@ -5945,7 +6017,7 @@
           <w:lang w:val="en-US" w:eastAsia="zh-CN"/>
         </w:rPr>
       </w:pPr>
-      <w:bookmarkStart w:id="13" w:name="_Toc7668"/>
+      <w:bookmarkStart w:id="13" w:name="_Toc19660"/>
       <w:r>
         <w:rPr>
           <w:rFonts w:hint="default"/>
@@ -6051,7 +6123,7 @@
           <w:lang w:val="en-US" w:eastAsia="zh-CN"/>
         </w:rPr>
       </w:pPr>
-      <w:bookmarkStart w:id="14" w:name="_Toc3369"/>
+      <w:bookmarkStart w:id="14" w:name="_Toc639"/>
       <w:r>
         <w:rPr>
           <w:rFonts w:hint="default"/>
@@ -6273,7 +6345,7 @@
           <w:lang w:val="en-US" w:eastAsia="zh-CN"/>
         </w:rPr>
       </w:pPr>
-      <w:bookmarkStart w:id="15" w:name="_Toc31741"/>
+      <w:bookmarkStart w:id="15" w:name="_Toc21072"/>
       <w:r>
         <w:rPr>
           <w:rFonts w:hint="default"/>
@@ -6379,7 +6451,7 @@
           <w:lang w:val="en-US" w:eastAsia="zh-CN"/>
         </w:rPr>
       </w:pPr>
-      <w:bookmarkStart w:id="16" w:name="_Toc32343"/>
+      <w:bookmarkStart w:id="16" w:name="_Toc25742"/>
       <w:r>
         <w:rPr>
           <w:rFonts w:hint="default"/>
@@ -6527,7 +6599,7 @@
           <w:lang w:val="en-US" w:eastAsia="zh-CN"/>
         </w:rPr>
       </w:pPr>
-      <w:bookmarkStart w:id="17" w:name="_Toc15928"/>
+      <w:bookmarkStart w:id="17" w:name="_Toc27506"/>
       <w:r>
         <w:rPr>
           <w:rFonts w:hint="eastAsia"/>
@@ -6535,6 +6607,7 @@
         </w:rPr>
         <w:t>考核指标</w:t>
       </w:r>
+      <w:bookmarkEnd w:id="17"/>
     </w:p>
     <w:tbl>
       <w:tblPr>
@@ -6846,7 +6919,6 @@
                 <w:lang w:val="en-US" w:eastAsia="zh-CN" w:bidi="ar"/>
               </w:rPr>
             </w:pPr>
-            <w:bookmarkStart w:id="18" w:name="_GoBack" w:colFirst="0" w:colLast="3"/>
             <w:r>
               <w:rPr>
                 <w:rFonts w:hint="eastAsia" w:ascii="宋体" w:hAnsi="宋体" w:eastAsia="宋体" w:cs="宋体"/>
@@ -7021,7 +7093,6 @@
           </w:p>
         </w:tc>
       </w:tr>
-      <w:bookmarkEnd w:id="18"/>
     </w:tbl>
     <w:p>
       <w:pPr>
@@ -7032,6 +7103,7 @@
           <w:lang w:val="en-US" w:eastAsia="zh-CN"/>
         </w:rPr>
       </w:pPr>
+      <w:bookmarkStart w:id="18" w:name="_Toc5599"/>
       <w:r>
         <w:rPr>
           <w:rFonts w:hint="default"/>
@@ -7039,7 +7111,7 @@
         </w:rPr>
         <w:t>附则</w:t>
       </w:r>
-      <w:bookmarkEnd w:id="17"/>
+      <w:bookmarkEnd w:id="18"/>
     </w:p>
     <w:p>
       <w:pPr>

--- a/6-过程管理/流程制度规范类文件/JXTX-06-07-发布管理制度.docx
+++ b/6-过程管理/流程制度规范类文件/JXTX-06-07-发布管理制度.docx
@@ -1,10 +1,11 @@
 
 <file path=word/document.xml><?xml version="1.0" encoding="utf-8"?>
-<w:document xmlns:wpc="http://schemas.microsoft.com/office/word/2010/wordprocessingCanvas" xmlns:mc="http://schemas.openxmlformats.org/markup-compatibility/2006" xmlns:o="urn:schemas-microsoft-com:office:office" xmlns:r="http://schemas.openxmlformats.org/officeDocument/2006/relationships" xmlns:m="http://schemas.openxmlformats.org/officeDocument/2006/math" xmlns:v="urn:schemas-microsoft-com:vml" xmlns:wp14="http://schemas.microsoft.com/office/word/2010/wordprocessingDrawing" xmlns:wp="http://schemas.openxmlformats.org/drawingml/2006/wordprocessingDrawing" xmlns:w="http://schemas.openxmlformats.org/wordprocessingml/2006/main" xmlns:w14="http://schemas.microsoft.com/office/word/2010/wordml" xmlns:w10="urn:schemas-microsoft-com:office:word" xmlns:w15="http://schemas.microsoft.com/office/word/2012/wordml" xmlns:wpg="http://schemas.microsoft.com/office/word/2010/wordprocessingGroup" xmlns:wpi="http://schemas.microsoft.com/office/word/2010/wordprocessingInk" xmlns:wne="http://schemas.microsoft.com/office/word/2006/wordml" xmlns:wps="http://schemas.microsoft.com/office/word/2010/wordprocessingShape" xmlns:wpsCustomData="http://www.wps.cn/officeDocument/2013/wpsCustomData" mc:Ignorable="w14 w15 wp14">
+<w:document xmlns:wpc="http://schemas.microsoft.com/office/word/2010/wordprocessingCanvas" xmlns:mc="http://schemas.openxmlformats.org/markup-compatibility/2006" xmlns:o="urn:schemas-microsoft-com:office:office" xmlns:r="http://schemas.openxmlformats.org/officeDocument/2006/relationships" xmlns:m="http://schemas.openxmlformats.org/officeDocument/2006/math" xmlns:v="urn:schemas-microsoft-com:vml" xmlns:wp14="http://schemas.microsoft.com/office/word/2010/wordprocessingDrawing" xmlns:wp="http://schemas.openxmlformats.org/drawingml/2006/wordprocessingDrawing" xmlns:w10="urn:schemas-microsoft-com:office:word" xmlns:w="http://schemas.openxmlformats.org/wordprocessingml/2006/main" xmlns:w14="http://schemas.microsoft.com/office/word/2010/wordml" xmlns:w15="http://schemas.microsoft.com/office/word/2012/wordml" xmlns:wne="http://schemas.microsoft.com/office/word/2006/wordml" xmlns:wpg="http://schemas.microsoft.com/office/word/2010/wordprocessingGroup" xmlns:wpi="http://schemas.microsoft.com/office/word/2010/wordprocessingInk" xmlns:wps="http://schemas.microsoft.com/office/word/2010/wordprocessingShape" mc:Ignorable="w14 w15 wp14">
+  <!-- Generated by Aspose.Words for .NET 13.3.0.1 -->
   <w:body>
     <w:p>
       <w:pPr>
-        <w:pStyle w:val="24"/>
+        <w:pStyle w:val="a"/>
         <w:keepNext w:val="0"/>
         <w:keepLines w:val="0"/>
         <w:pageBreakBefore w:val="0"/>
@@ -24,7 +25,7 @@
       <w:bookmarkStart w:id="0" w:name="_Toc16960"/>
       <w:r>
         <w:drawing>
-          <wp:anchor distT="0" distB="0" distL="114300" distR="114300" simplePos="0" relativeHeight="251661312" behindDoc="1" locked="0" layoutInCell="1" allowOverlap="1">
+          <wp:anchor distT="0" distB="0" distL="114300" distR="114300" simplePos="0" relativeHeight="251660288" behindDoc="1" locked="0" layoutInCell="1" allowOverlap="1">
             <wp:simplePos x="0" y="0"/>
             <wp:positionH relativeFrom="column">
               <wp:posOffset>-19050</wp:posOffset>
@@ -49,7 +50,7 @@
                     </pic:cNvPicPr>
                   </pic:nvPicPr>
                   <pic:blipFill>
-                    <a:blip r:embed="rId7"/>
+                    <a:blip xmlns:r="http://schemas.openxmlformats.org/officeDocument/2006/relationships" r:embed="rId4"/>
                     <a:stretch>
                       <a:fillRect/>
                     </a:stretch>
@@ -75,7 +76,7 @@
       </w:r>
       <w:r>
         <w:drawing>
-          <wp:anchor distT="0" distB="0" distL="114300" distR="114300" simplePos="0" relativeHeight="251660288" behindDoc="1" locked="0" layoutInCell="1" allowOverlap="1">
+          <wp:anchor distT="0" distB="0" distL="114300" distR="114300" simplePos="0" relativeHeight="251659264" behindDoc="1" locked="0" layoutInCell="1" allowOverlap="1">
             <wp:simplePos x="0" y="0"/>
             <wp:positionH relativeFrom="column">
               <wp:posOffset>0</wp:posOffset>
@@ -100,7 +101,7 @@
                     </pic:cNvPicPr>
                   </pic:nvPicPr>
                   <pic:blipFill>
-                    <a:blip r:embed="rId8"/>
+                    <a:blip xmlns:r="http://schemas.openxmlformats.org/officeDocument/2006/relationships" r:embed="rId5"/>
                     <a:stretch>
                       <a:fillRect/>
                     </a:stretch>
@@ -130,7 +131,7 @@
           <w:lang w:val="en-US" w:eastAsia="zh-CN"/>
         </w:rPr>
         <w:drawing>
-          <wp:anchor distT="0" distB="0" distL="114300" distR="114300" simplePos="0" relativeHeight="251659264" behindDoc="1" locked="0" layoutInCell="1" allowOverlap="1">
+          <wp:anchor distT="0" distB="0" distL="114300" distR="114300" simplePos="0" relativeHeight="251658240" behindDoc="1" locked="0" layoutInCell="1" allowOverlap="1">
             <wp:simplePos x="0" y="0"/>
             <wp:positionH relativeFrom="column">
               <wp:posOffset>635</wp:posOffset>
@@ -155,7 +156,7 @@
                     </pic:cNvPicPr>
                   </pic:nvPicPr>
                   <pic:blipFill>
-                    <a:blip r:embed="rId9">
+                    <a:blip xmlns:r="http://schemas.openxmlformats.org/officeDocument/2006/relationships" r:embed="rId6">
                       <a:alphaModFix amt="58000"/>
                       <a:lum contrast="-52000"/>
                     </a:blip>
@@ -189,7 +190,7 @@
     </w:p>
     <w:p>
       <w:pPr>
-        <w:pStyle w:val="25"/>
+        <w:pStyle w:val="a0"/>
         <w:keepNext w:val="0"/>
         <w:keepLines w:val="0"/>
         <w:pageBreakBefore w:val="0"/>
@@ -236,11 +237,11 @@
         <w:adjustRightInd w:val="0"/>
         <w:snapToGrid w:val="0"/>
         <w:spacing w:after="624" w:afterLines="200" w:line="219" w:lineRule="auto"/>
-        <w:ind w:left="0" w:leftChars="0" w:right="0" w:rightChars="0" w:firstLine="0" w:firstLineChars="0"/>
+        <w:ind w:left="0" w:right="0" w:firstLine="0" w:leftChars="0" w:rightChars="0" w:firstLineChars="0"/>
         <w:jc w:val="center"/>
         <w:textAlignment w:val="baseline"/>
         <w:rPr>
-          <w:rFonts w:hint="eastAsia" w:ascii="宋体" w:hAnsi="宋体" w:eastAsia="宋体" w:cs="宋体"/>
+          <w:rFonts w:ascii="宋体" w:eastAsia="宋体" w:hAnsi="宋体" w:cs="宋体" w:hint="eastAsia"/>
           <w:sz w:val="24"/>
           <w:szCs w:val="24"/>
           <w:lang w:val="en-US" w:eastAsia="zh-CN"/>
@@ -248,7 +249,7 @@
       </w:pPr>
       <w:r>
         <w:rPr>
-          <w:rFonts w:ascii="宋体" w:hAnsi="宋体" w:eastAsia="宋体" w:cs="宋体"/>
+          <w:rFonts w:ascii="宋体" w:eastAsia="宋体" w:hAnsi="宋体" w:cs="宋体"/>
           <w:b/>
           <w:bCs/>
           <w:spacing w:val="-3"/>
@@ -259,7 +260,7 @@
       </w:r>
       <w:r>
         <w:rPr>
-          <w:rFonts w:hint="eastAsia" w:ascii="宋体" w:hAnsi="宋体" w:eastAsia="宋体" w:cs="宋体"/>
+          <w:rFonts w:ascii="宋体" w:eastAsia="宋体" w:hAnsi="宋体" w:cs="宋体" w:hint="eastAsia"/>
           <w:b/>
           <w:bCs/>
           <w:spacing w:val="-3"/>
@@ -271,7 +272,7 @@
       </w:r>
       <w:r>
         <w:rPr>
-          <w:rFonts w:ascii="宋体" w:hAnsi="宋体" w:eastAsia="宋体" w:cs="宋体"/>
+          <w:rFonts w:ascii="宋体" w:eastAsia="宋体" w:hAnsi="宋体" w:cs="宋体"/>
           <w:b/>
           <w:bCs/>
           <w:spacing w:val="-3"/>
@@ -282,7 +283,7 @@
       </w:r>
       <w:r>
         <w:rPr>
-          <w:rFonts w:hint="eastAsia" w:ascii="宋体" w:hAnsi="宋体" w:cs="宋体"/>
+          <w:rFonts w:ascii="宋体" w:hAnsi="宋体" w:cs="宋体" w:hint="eastAsia"/>
           <w:b/>
           <w:bCs/>
           <w:spacing w:val="-3"/>
@@ -294,7 +295,7 @@
       </w:r>
       <w:r>
         <w:rPr>
-          <w:rFonts w:ascii="宋体" w:hAnsi="宋体" w:eastAsia="宋体" w:cs="宋体"/>
+          <w:rFonts w:ascii="宋体" w:eastAsia="宋体" w:hAnsi="宋体" w:cs="宋体"/>
           <w:b/>
           <w:bCs/>
           <w:spacing w:val="-3"/>
@@ -305,7 +306,7 @@
       </w:r>
       <w:r>
         <w:rPr>
-          <w:rFonts w:hint="eastAsia" w:ascii="宋体" w:hAnsi="宋体" w:cs="宋体"/>
+          <w:rFonts w:ascii="宋体" w:hAnsi="宋体" w:cs="宋体" w:hint="eastAsia"/>
           <w:b/>
           <w:bCs/>
           <w:spacing w:val="-3"/>
@@ -318,18 +319,17 @@
     </w:p>
     <w:tbl>
       <w:tblPr>
-        <w:tblStyle w:val="21"/>
+        <w:tblStyle w:val="TableGrid"/>
         <w:tblW w:w="0" w:type="auto"/>
         <w:jc w:val="center"/>
         <w:tblBorders>
-          <w:top w:val="none" w:color="auto" w:sz="0" w:space="0"/>
-          <w:left w:val="none" w:color="auto" w:sz="0" w:space="0"/>
-          <w:bottom w:val="none" w:color="auto" w:sz="0" w:space="0"/>
-          <w:right w:val="none" w:color="auto" w:sz="0" w:space="0"/>
-          <w:insideH w:val="none" w:color="auto" w:sz="0" w:space="0"/>
-          <w:insideV w:val="none" w:color="auto" w:sz="0" w:space="0"/>
+          <w:top w:val="nil"/>
+          <w:left w:val="nil"/>
+          <w:bottom w:val="nil"/>
+          <w:right w:val="nil"/>
+          <w:insideH w:val="nil"/>
+          <w:insideV w:val="nil"/>
         </w:tblBorders>
-        <w:tblLayout w:type="autofit"/>
         <w:tblCellMar>
           <w:top w:w="0" w:type="dxa"/>
           <w:left w:w="108" w:type="dxa"/>
@@ -343,13 +343,15 @@
       </w:tblGrid>
       <w:tr>
         <w:tblPrEx>
+          <w:tblW w:w="0" w:type="auto"/>
+          <w:jc w:val="center"/>
           <w:tblBorders>
-            <w:top w:val="none" w:color="auto" w:sz="0" w:space="0"/>
-            <w:left w:val="none" w:color="auto" w:sz="0" w:space="0"/>
-            <w:bottom w:val="none" w:color="auto" w:sz="0" w:space="0"/>
-            <w:right w:val="none" w:color="auto" w:sz="0" w:space="0"/>
-            <w:insideH w:val="none" w:color="auto" w:sz="0" w:space="0"/>
-            <w:insideV w:val="none" w:color="auto" w:sz="0" w:space="0"/>
+            <w:top w:val="nil"/>
+            <w:left w:val="nil"/>
+            <w:bottom w:val="nil"/>
+            <w:right w:val="nil"/>
+            <w:insideH w:val="nil"/>
+            <w:insideV w:val="nil"/>
           </w:tblBorders>
           <w:tblCellMar>
             <w:top w:w="0" w:type="dxa"/>
@@ -359,7 +361,7 @@
           </w:tblCellMar>
         </w:tblPrEx>
         <w:trPr>
-          <w:trHeight w:val="810" w:hRule="atLeast"/>
+          <w:trHeight w:val="810"/>
           <w:jc w:val="center"/>
         </w:trPr>
         <w:tc>
@@ -397,7 +399,7 @@
             </w:r>
             <w:r>
               <w:rPr>
-                <w:rFonts w:hint="default" w:asciiTheme="minorAscii" w:hAnsiTheme="minorAscii" w:eastAsiaTheme="minorEastAsia"/>
+                <w:rFonts w:asciiTheme="minorAscii" w:eastAsiaTheme="minorEastAsia" w:hAnsiTheme="minorAscii" w:hint="default"/>
                 <w:spacing w:val="227"/>
                 <w:sz w:val="21"/>
                 <w:vertAlign w:val="baseline"/>
@@ -451,7 +453,7 @@
             </w:r>
             <w:r>
               <w:rPr>
-                <w:rFonts w:hint="eastAsia" w:asciiTheme="minorAscii" w:hAnsiTheme="minorAscii" w:eastAsiaTheme="minorEastAsia"/>
+                <w:rFonts w:asciiTheme="minorAscii" w:eastAsiaTheme="minorEastAsia" w:hAnsiTheme="minorAscii" w:hint="eastAsia"/>
                 <w:spacing w:val="227"/>
                 <w:sz w:val="21"/>
                 <w:vertAlign w:val="baseline"/>
@@ -473,14 +475,8 @@
       </w:tr>
       <w:tr>
         <w:tblPrEx>
-          <w:tblBorders>
-            <w:top w:val="none" w:color="auto" w:sz="0" w:space="0"/>
-            <w:left w:val="none" w:color="auto" w:sz="0" w:space="0"/>
-            <w:bottom w:val="none" w:color="auto" w:sz="0" w:space="0"/>
-            <w:right w:val="none" w:color="auto" w:sz="0" w:space="0"/>
-            <w:insideH w:val="none" w:color="auto" w:sz="0" w:space="0"/>
-            <w:insideV w:val="none" w:color="auto" w:sz="0" w:space="0"/>
-          </w:tblBorders>
+          <w:tblW w:w="0" w:type="auto"/>
+          <w:jc w:val="center"/>
           <w:tblCellMar>
             <w:top w:w="0" w:type="dxa"/>
             <w:left w:w="108" w:type="dxa"/>
@@ -489,7 +485,7 @@
           </w:tblCellMar>
         </w:tblPrEx>
         <w:trPr>
-          <w:trHeight w:val="810" w:hRule="atLeast"/>
+          <w:trHeight w:val="810"/>
           <w:jc w:val="center"/>
         </w:trPr>
         <w:tc>
@@ -513,7 +509,7 @@
               <w:snapToGrid w:val="0"/>
               <w:textAlignment w:val="baseline"/>
               <w:rPr>
-                <w:rFonts w:hint="default" w:ascii="Arial" w:hAnsi="Arial" w:eastAsia="Arial" w:cs="Arial"/>
+                <w:rFonts w:ascii="Arial" w:eastAsia="Arial" w:hAnsi="Arial" w:cs="Arial" w:hint="default"/>
                 <w:snapToGrid w:val="0"/>
                 <w:color w:val="000000"/>
                 <w:kern w:val="0"/>
@@ -545,7 +541,7 @@
             </w:r>
             <w:r>
               <w:rPr>
-                <w:rFonts w:hint="default" w:asciiTheme="minorAscii" w:hAnsiTheme="minorAscii" w:eastAsiaTheme="minorEastAsia"/>
+                <w:rFonts w:asciiTheme="minorAscii" w:eastAsiaTheme="minorEastAsia" w:hAnsiTheme="minorAscii" w:hint="default"/>
                 <w:spacing w:val="227"/>
                 <w:sz w:val="21"/>
                 <w:vertAlign w:val="baseline"/>
@@ -598,7 +594,7 @@
               <w:snapToGrid w:val="0"/>
               <w:textAlignment w:val="baseline"/>
               <w:rPr>
-                <w:rFonts w:hint="default" w:ascii="Arial" w:hAnsi="Arial" w:eastAsia="Arial" w:cs="Arial"/>
+                <w:rFonts w:ascii="Arial" w:eastAsia="Arial" w:hAnsi="Arial" w:cs="Arial" w:hint="default"/>
                 <w:snapToGrid w:val="0"/>
                 <w:color w:val="000000"/>
                 <w:kern w:val="0"/>
@@ -618,7 +614,7 @@
             </w:r>
             <w:r>
               <w:rPr>
-                <w:rFonts w:hint="eastAsia" w:asciiTheme="minorAscii" w:hAnsiTheme="minorAscii" w:eastAsiaTheme="minorEastAsia"/>
+                <w:rFonts w:asciiTheme="minorAscii" w:eastAsiaTheme="minorEastAsia" w:hAnsiTheme="minorAscii" w:hint="eastAsia"/>
                 <w:spacing w:val="227"/>
                 <w:sz w:val="21"/>
                 <w:vertAlign w:val="baseline"/>
@@ -640,14 +636,8 @@
       </w:tr>
       <w:tr>
         <w:tblPrEx>
-          <w:tblBorders>
-            <w:top w:val="none" w:color="auto" w:sz="0" w:space="0"/>
-            <w:left w:val="none" w:color="auto" w:sz="0" w:space="0"/>
-            <w:bottom w:val="none" w:color="auto" w:sz="0" w:space="0"/>
-            <w:right w:val="none" w:color="auto" w:sz="0" w:space="0"/>
-            <w:insideH w:val="none" w:color="auto" w:sz="0" w:space="0"/>
-            <w:insideV w:val="none" w:color="auto" w:sz="0" w:space="0"/>
-          </w:tblBorders>
+          <w:tblW w:w="0" w:type="auto"/>
+          <w:jc w:val="center"/>
           <w:tblCellMar>
             <w:top w:w="0" w:type="dxa"/>
             <w:left w:w="108" w:type="dxa"/>
@@ -656,7 +646,7 @@
           </w:tblCellMar>
         </w:tblPrEx>
         <w:trPr>
-          <w:trHeight w:val="635" w:hRule="atLeast"/>
+          <w:trHeight w:val="635"/>
           <w:jc w:val="center"/>
         </w:trPr>
         <w:tc>
@@ -706,7 +696,7 @@
             </w:r>
             <w:r>
               <w:rPr>
-                <w:rFonts w:hint="eastAsia" w:asciiTheme="minorAscii" w:hAnsiTheme="minorAscii" w:eastAsiaTheme="minorEastAsia"/>
+                <w:rFonts w:asciiTheme="minorAscii" w:eastAsiaTheme="minorEastAsia" w:hAnsiTheme="minorAscii" w:hint="eastAsia"/>
                 <w:spacing w:val="227"/>
                 <w:sz w:val="21"/>
                 <w:vertAlign w:val="baseline"/>
@@ -759,7 +749,7 @@
             </w:r>
             <w:r>
               <w:rPr>
-                <w:rFonts w:hint="eastAsia" w:asciiTheme="minorAscii" w:hAnsiTheme="minorAscii" w:eastAsiaTheme="minorEastAsia"/>
+                <w:rFonts w:asciiTheme="minorAscii" w:eastAsiaTheme="minorEastAsia" w:hAnsiTheme="minorAscii" w:hint="eastAsia"/>
                 <w:spacing w:val="227"/>
                 <w:sz w:val="21"/>
                 <w:vertAlign w:val="baseline"/>
@@ -818,14 +808,14 @@
         <w:ind w:left="3634"/>
         <w:textAlignment w:val="baseline"/>
         <w:rPr>
-          <w:rFonts w:ascii="宋体" w:hAnsi="宋体" w:eastAsia="宋体" w:cs="宋体"/>
+          <w:rFonts w:ascii="宋体" w:eastAsia="宋体" w:hAnsi="宋体" w:cs="宋体"/>
           <w:sz w:val="31"/>
           <w:szCs w:val="31"/>
         </w:rPr>
       </w:pPr>
       <w:r>
         <w:rPr>
-          <w:rFonts w:ascii="宋体" w:hAnsi="宋体" w:eastAsia="宋体" w:cs="宋体"/>
+          <w:rFonts w:ascii="宋体" w:eastAsia="宋体" w:hAnsi="宋体" w:cs="宋体"/>
           <w:b/>
           <w:bCs/>
           <w:spacing w:val="4"/>
@@ -837,16 +827,16 @@
     </w:p>
     <w:tbl>
       <w:tblPr>
-        <w:tblStyle w:val="26"/>
+        <w:tblStyle w:val="TableNormal0"/>
         <w:tblW w:w="8214" w:type="dxa"/>
         <w:jc w:val="center"/>
         <w:tblBorders>
-          <w:top w:val="single" w:color="000000" w:sz="2" w:space="0"/>
-          <w:left w:val="single" w:color="000000" w:sz="2" w:space="0"/>
-          <w:bottom w:val="single" w:color="000000" w:sz="2" w:space="0"/>
-          <w:right w:val="single" w:color="000000" w:sz="2" w:space="0"/>
-          <w:insideH w:val="single" w:color="000000" w:sz="2" w:space="0"/>
-          <w:insideV w:val="single" w:color="000000" w:sz="2" w:space="0"/>
+          <w:top w:val="single" w:sz="2" w:space="0" w:color="000000"/>
+          <w:left w:val="single" w:sz="2" w:space="0" w:color="000000"/>
+          <w:bottom w:val="single" w:sz="2" w:space="0" w:color="000000"/>
+          <w:right w:val="single" w:sz="2" w:space="0" w:color="000000"/>
+          <w:insideH w:val="single" w:sz="2" w:space="0" w:color="000000"/>
+          <w:insideV w:val="single" w:sz="2" w:space="0" w:color="000000"/>
         </w:tblBorders>
         <w:tblLayout w:type="fixed"/>
         <w:tblCellMar>
@@ -866,14 +856,17 @@
       </w:tblGrid>
       <w:tr>
         <w:tblPrEx>
+          <w:tblW w:w="8214" w:type="dxa"/>
+          <w:jc w:val="center"/>
           <w:tblBorders>
-            <w:top w:val="single" w:color="000000" w:sz="2" w:space="0"/>
-            <w:left w:val="single" w:color="000000" w:sz="2" w:space="0"/>
-            <w:bottom w:val="single" w:color="000000" w:sz="2" w:space="0"/>
-            <w:right w:val="single" w:color="000000" w:sz="2" w:space="0"/>
-            <w:insideH w:val="single" w:color="000000" w:sz="2" w:space="0"/>
-            <w:insideV w:val="single" w:color="000000" w:sz="2" w:space="0"/>
+            <w:top w:val="single" w:sz="2" w:space="0" w:color="000000"/>
+            <w:left w:val="single" w:sz="2" w:space="0" w:color="000000"/>
+            <w:bottom w:val="single" w:sz="2" w:space="0" w:color="000000"/>
+            <w:right w:val="single" w:sz="2" w:space="0" w:color="000000"/>
+            <w:insideH w:val="single" w:sz="2" w:space="0" w:color="000000"/>
+            <w:insideV w:val="single" w:sz="2" w:space="0" w:color="000000"/>
           </w:tblBorders>
+          <w:tblLayout w:type="fixed"/>
           <w:tblCellMar>
             <w:top w:w="0" w:type="dxa"/>
             <w:left w:w="0" w:type="dxa"/>
@@ -882,7 +875,7 @@
           </w:tblCellMar>
         </w:tblPrEx>
         <w:trPr>
-          <w:trHeight w:val="593" w:hRule="atLeast"/>
+          <w:trHeight w:val="593"/>
           <w:jc w:val="center"/>
         </w:trPr>
         <w:tc>
@@ -904,18 +897,18 @@
               <w:adjustRightInd w:val="0"/>
               <w:snapToGrid w:val="0"/>
               <w:spacing w:before="176" w:line="228" w:lineRule="auto"/>
-              <w:ind w:left="0" w:leftChars="0" w:right="0" w:rightChars="0" w:firstLine="0" w:firstLineChars="0"/>
+              <w:ind w:left="0" w:right="0" w:firstLine="0" w:leftChars="0" w:rightChars="0" w:firstLineChars="0"/>
               <w:jc w:val="center"/>
               <w:textAlignment w:val="baseline"/>
               <w:rPr>
-                <w:rFonts w:ascii="宋体" w:hAnsi="宋体" w:eastAsia="宋体" w:cs="宋体"/>
+                <w:rFonts w:ascii="宋体" w:eastAsia="宋体" w:hAnsi="宋体" w:cs="宋体"/>
                 <w:sz w:val="20"/>
                 <w:szCs w:val="20"/>
               </w:rPr>
             </w:pPr>
             <w:r>
               <w:rPr>
-                <w:rFonts w:hint="eastAsia" w:ascii="宋体" w:hAnsi="宋体" w:cs="宋体"/>
+                <w:rFonts w:ascii="宋体" w:hAnsi="宋体" w:cs="宋体" w:hint="eastAsia"/>
                 <w:spacing w:val="-14"/>
                 <w:sz w:val="20"/>
                 <w:szCs w:val="20"/>
@@ -925,7 +918,7 @@
             </w:r>
             <w:r>
               <w:rPr>
-                <w:rFonts w:ascii="宋体" w:hAnsi="宋体" w:eastAsia="宋体" w:cs="宋体"/>
+                <w:rFonts w:ascii="宋体" w:eastAsia="宋体" w:hAnsi="宋体" w:cs="宋体"/>
                 <w:spacing w:val="-14"/>
                 <w:sz w:val="20"/>
                 <w:szCs w:val="20"/>
@@ -953,18 +946,18 @@
               <w:adjustRightInd w:val="0"/>
               <w:snapToGrid w:val="0"/>
               <w:spacing w:before="175" w:line="227" w:lineRule="auto"/>
-              <w:ind w:left="0" w:leftChars="0" w:right="0" w:rightChars="0" w:firstLine="0" w:firstLineChars="0"/>
+              <w:ind w:left="0" w:right="0" w:firstLine="0" w:leftChars="0" w:rightChars="0" w:firstLineChars="0"/>
               <w:jc w:val="center"/>
               <w:textAlignment w:val="baseline"/>
               <w:rPr>
-                <w:rFonts w:ascii="宋体" w:hAnsi="宋体" w:eastAsia="宋体" w:cs="宋体"/>
+                <w:rFonts w:ascii="宋体" w:eastAsia="宋体" w:hAnsi="宋体" w:cs="宋体"/>
                 <w:sz w:val="20"/>
                 <w:szCs w:val="20"/>
               </w:rPr>
             </w:pPr>
             <w:r>
               <w:rPr>
-                <w:rFonts w:ascii="宋体" w:hAnsi="宋体" w:eastAsia="宋体" w:cs="宋体"/>
+                <w:rFonts w:ascii="宋体" w:eastAsia="宋体" w:hAnsi="宋体" w:cs="宋体"/>
                 <w:spacing w:val="4"/>
                 <w:sz w:val="20"/>
                 <w:szCs w:val="20"/>
@@ -992,18 +985,18 @@
               <w:adjustRightInd w:val="0"/>
               <w:snapToGrid w:val="0"/>
               <w:spacing w:before="175" w:line="228" w:lineRule="auto"/>
-              <w:ind w:left="0" w:leftChars="0" w:right="0" w:rightChars="0" w:firstLine="0" w:firstLineChars="0"/>
+              <w:ind w:left="0" w:right="0" w:firstLine="0" w:leftChars="0" w:rightChars="0" w:firstLineChars="0"/>
               <w:jc w:val="center"/>
               <w:textAlignment w:val="baseline"/>
               <w:rPr>
-                <w:rFonts w:ascii="宋体" w:hAnsi="宋体" w:eastAsia="宋体" w:cs="宋体"/>
+                <w:rFonts w:ascii="宋体" w:eastAsia="宋体" w:hAnsi="宋体" w:cs="宋体"/>
                 <w:sz w:val="20"/>
                 <w:szCs w:val="20"/>
               </w:rPr>
             </w:pPr>
             <w:r>
               <w:rPr>
-                <w:rFonts w:ascii="宋体" w:hAnsi="宋体" w:eastAsia="宋体" w:cs="宋体"/>
+                <w:rFonts w:ascii="宋体" w:eastAsia="宋体" w:hAnsi="宋体" w:cs="宋体"/>
                 <w:spacing w:val="7"/>
                 <w:sz w:val="20"/>
                 <w:szCs w:val="20"/>
@@ -1031,11 +1024,11 @@
               <w:adjustRightInd w:val="0"/>
               <w:snapToGrid w:val="0"/>
               <w:spacing w:before="175" w:line="228" w:lineRule="auto"/>
-              <w:ind w:left="0" w:leftChars="0" w:right="0" w:rightChars="0" w:firstLine="0" w:firstLineChars="0"/>
+              <w:ind w:left="0" w:right="0" w:firstLine="0" w:leftChars="0" w:rightChars="0" w:firstLineChars="0"/>
               <w:jc w:val="center"/>
               <w:textAlignment w:val="baseline"/>
               <w:rPr>
-                <w:rFonts w:hint="eastAsia" w:ascii="宋体" w:hAnsi="宋体" w:eastAsia="宋体" w:cs="宋体"/>
+                <w:rFonts w:ascii="宋体" w:eastAsia="宋体" w:hAnsi="宋体" w:cs="宋体" w:hint="eastAsia"/>
                 <w:spacing w:val="7"/>
                 <w:sz w:val="20"/>
                 <w:szCs w:val="20"/>
@@ -1044,7 +1037,7 @@
             </w:pPr>
             <w:r>
               <w:rPr>
-                <w:rFonts w:hint="eastAsia" w:ascii="宋体" w:hAnsi="宋体" w:cs="宋体"/>
+                <w:rFonts w:ascii="宋体" w:hAnsi="宋体" w:cs="宋体" w:hint="eastAsia"/>
                 <w:spacing w:val="7"/>
                 <w:sz w:val="20"/>
                 <w:szCs w:val="20"/>
@@ -1073,11 +1066,11 @@
               <w:adjustRightInd w:val="0"/>
               <w:snapToGrid w:val="0"/>
               <w:spacing w:before="175" w:line="228" w:lineRule="auto"/>
-              <w:ind w:left="0" w:leftChars="0" w:right="0" w:rightChars="0" w:firstLine="0" w:firstLineChars="0"/>
+              <w:ind w:left="0" w:right="0" w:firstLine="0" w:leftChars="0" w:rightChars="0" w:firstLineChars="0"/>
               <w:jc w:val="center"/>
               <w:textAlignment w:val="baseline"/>
               <w:rPr>
-                <w:rFonts w:hint="default" w:ascii="宋体" w:hAnsi="宋体" w:cs="宋体"/>
+                <w:rFonts w:ascii="宋体" w:hAnsi="宋体" w:cs="宋体" w:hint="default"/>
                 <w:spacing w:val="7"/>
                 <w:sz w:val="20"/>
                 <w:szCs w:val="20"/>
@@ -1086,7 +1079,7 @@
             </w:pPr>
             <w:r>
               <w:rPr>
-                <w:rFonts w:hint="eastAsia" w:ascii="宋体" w:hAnsi="宋体" w:cs="宋体"/>
+                <w:rFonts w:ascii="宋体" w:hAnsi="宋体" w:cs="宋体" w:hint="eastAsia"/>
                 <w:spacing w:val="7"/>
                 <w:sz w:val="20"/>
                 <w:szCs w:val="20"/>
@@ -1115,18 +1108,18 @@
               <w:adjustRightInd w:val="0"/>
               <w:snapToGrid w:val="0"/>
               <w:spacing w:before="176" w:line="229" w:lineRule="auto"/>
-              <w:ind w:left="0" w:leftChars="0" w:right="0" w:rightChars="0" w:firstLine="0" w:firstLineChars="0"/>
+              <w:ind w:left="0" w:right="0" w:firstLine="0" w:leftChars="0" w:rightChars="0" w:firstLineChars="0"/>
               <w:jc w:val="center"/>
               <w:textAlignment w:val="baseline"/>
               <w:rPr>
-                <w:rFonts w:ascii="宋体" w:hAnsi="宋体" w:eastAsia="宋体" w:cs="宋体"/>
+                <w:rFonts w:ascii="宋体" w:eastAsia="宋体" w:hAnsi="宋体" w:cs="宋体"/>
                 <w:sz w:val="20"/>
                 <w:szCs w:val="20"/>
               </w:rPr>
             </w:pPr>
             <w:r>
               <w:rPr>
-                <w:rFonts w:ascii="宋体" w:hAnsi="宋体" w:eastAsia="宋体" w:cs="宋体"/>
+                <w:rFonts w:ascii="宋体" w:eastAsia="宋体" w:hAnsi="宋体" w:cs="宋体"/>
                 <w:spacing w:val="7"/>
                 <w:sz w:val="20"/>
                 <w:szCs w:val="20"/>
@@ -1138,14 +1131,9 @@
       </w:tr>
       <w:tr>
         <w:tblPrEx>
-          <w:tblBorders>
-            <w:top w:val="single" w:color="000000" w:sz="2" w:space="0"/>
-            <w:left w:val="single" w:color="000000" w:sz="2" w:space="0"/>
-            <w:bottom w:val="single" w:color="000000" w:sz="2" w:space="0"/>
-            <w:right w:val="single" w:color="000000" w:sz="2" w:space="0"/>
-            <w:insideH w:val="single" w:color="000000" w:sz="2" w:space="0"/>
-            <w:insideV w:val="single" w:color="000000" w:sz="2" w:space="0"/>
-          </w:tblBorders>
+          <w:tblW w:w="8214" w:type="dxa"/>
+          <w:jc w:val="center"/>
+          <w:tblLayout w:type="fixed"/>
           <w:tblCellMar>
             <w:top w:w="0" w:type="dxa"/>
             <w:left w:w="0" w:type="dxa"/>
@@ -1154,7 +1142,7 @@
           </w:tblCellMar>
         </w:tblPrEx>
         <w:trPr>
-          <w:trHeight w:val="516" w:hRule="atLeast"/>
+          <w:trHeight w:val="516"/>
           <w:jc w:val="center"/>
         </w:trPr>
         <w:tc>
@@ -1176,11 +1164,11 @@
               <w:adjustRightInd w:val="0"/>
               <w:snapToGrid w:val="0"/>
               <w:spacing w:before="173" w:line="267" w:lineRule="exact"/>
-              <w:ind w:left="0" w:leftChars="0" w:right="0" w:rightChars="0" w:firstLine="0" w:firstLineChars="0"/>
+              <w:ind w:left="0" w:right="0" w:firstLine="0" w:leftChars="0" w:rightChars="0" w:firstLineChars="0"/>
               <w:jc w:val="center"/>
               <w:textAlignment w:val="baseline"/>
               <w:rPr>
-                <w:rFonts w:hint="default" w:ascii="宋体" w:hAnsi="宋体" w:eastAsia="宋体" w:cs="宋体"/>
+                <w:rFonts w:ascii="宋体" w:eastAsia="宋体" w:hAnsi="宋体" w:cs="宋体" w:hint="default"/>
                 <w:sz w:val="20"/>
                 <w:szCs w:val="20"/>
                 <w:lang w:val="en-US"/>
@@ -1188,7 +1176,7 @@
             </w:pPr>
             <w:r>
               <w:rPr>
-                <w:rFonts w:ascii="宋体" w:hAnsi="宋体" w:eastAsia="宋体" w:cs="宋体"/>
+                <w:rFonts w:ascii="宋体" w:eastAsia="宋体" w:hAnsi="宋体" w:cs="宋体"/>
                 <w:spacing w:val="3"/>
                 <w:position w:val="1"/>
                 <w:sz w:val="20"/>
@@ -1198,7 +1186,7 @@
             </w:r>
             <w:r>
               <w:rPr>
-                <w:rFonts w:hint="eastAsia" w:ascii="宋体" w:hAnsi="宋体" w:cs="宋体"/>
+                <w:rFonts w:ascii="宋体" w:hAnsi="宋体" w:cs="宋体" w:hint="eastAsia"/>
                 <w:spacing w:val="3"/>
                 <w:position w:val="1"/>
                 <w:sz w:val="20"/>
@@ -1209,7 +1197,7 @@
             </w:r>
             <w:r>
               <w:rPr>
-                <w:rFonts w:ascii="宋体" w:hAnsi="宋体" w:eastAsia="宋体" w:cs="宋体"/>
+                <w:rFonts w:ascii="宋体" w:eastAsia="宋体" w:hAnsi="宋体" w:cs="宋体"/>
                 <w:spacing w:val="3"/>
                 <w:position w:val="1"/>
                 <w:sz w:val="20"/>
@@ -1219,7 +1207,7 @@
             </w:r>
             <w:r>
               <w:rPr>
-                <w:rFonts w:hint="eastAsia" w:ascii="宋体" w:hAnsi="宋体" w:cs="宋体"/>
+                <w:rFonts w:ascii="宋体" w:hAnsi="宋体" w:cs="宋体" w:hint="eastAsia"/>
                 <w:spacing w:val="3"/>
                 <w:position w:val="1"/>
                 <w:sz w:val="20"/>
@@ -1249,18 +1237,18 @@
               <w:adjustRightInd w:val="0"/>
               <w:snapToGrid w:val="0"/>
               <w:spacing w:before="173" w:line="267" w:lineRule="exact"/>
-              <w:ind w:left="0" w:leftChars="0" w:right="0" w:rightChars="0" w:firstLine="0" w:firstLineChars="0"/>
+              <w:ind w:left="0" w:right="0" w:firstLine="0" w:leftChars="0" w:rightChars="0" w:firstLineChars="0"/>
               <w:jc w:val="center"/>
               <w:textAlignment w:val="baseline"/>
               <w:rPr>
-                <w:rFonts w:ascii="宋体" w:hAnsi="宋体" w:eastAsia="宋体" w:cs="宋体"/>
+                <w:rFonts w:ascii="宋体" w:eastAsia="宋体" w:hAnsi="宋体" w:cs="宋体"/>
                 <w:sz w:val="20"/>
                 <w:szCs w:val="20"/>
               </w:rPr>
             </w:pPr>
             <w:r>
               <w:rPr>
-                <w:rFonts w:ascii="宋体" w:hAnsi="宋体" w:eastAsia="宋体" w:cs="宋体"/>
+                <w:rFonts w:ascii="宋体" w:eastAsia="宋体" w:hAnsi="宋体" w:cs="宋体"/>
                 <w:spacing w:val="4"/>
                 <w:position w:val="1"/>
                 <w:sz w:val="20"/>
@@ -1289,18 +1277,18 @@
               <w:adjustRightInd w:val="0"/>
               <w:snapToGrid w:val="0"/>
               <w:spacing w:before="172" w:line="228" w:lineRule="auto"/>
-              <w:ind w:left="0" w:leftChars="0" w:right="0" w:rightChars="0" w:firstLine="0" w:firstLineChars="0"/>
+              <w:ind w:left="0" w:right="0" w:firstLine="0" w:leftChars="0" w:rightChars="0" w:firstLineChars="0"/>
               <w:jc w:val="center"/>
               <w:textAlignment w:val="baseline"/>
               <w:rPr>
-                <w:rFonts w:ascii="宋体" w:hAnsi="宋体" w:eastAsia="宋体" w:cs="宋体"/>
+                <w:rFonts w:ascii="宋体" w:eastAsia="宋体" w:hAnsi="宋体" w:cs="宋体"/>
                 <w:sz w:val="20"/>
                 <w:szCs w:val="20"/>
               </w:rPr>
             </w:pPr>
             <w:r>
               <w:rPr>
-                <w:rFonts w:ascii="宋体" w:hAnsi="宋体" w:eastAsia="宋体" w:cs="宋体"/>
+                <w:rFonts w:ascii="宋体" w:eastAsia="宋体" w:hAnsi="宋体" w:cs="宋体"/>
                 <w:spacing w:val="200"/>
                 <w:kern w:val="0"/>
                 <w:sz w:val="20"/>
@@ -1310,7 +1298,7 @@
             </w:r>
             <w:r>
               <w:rPr>
-                <w:rFonts w:ascii="宋体" w:hAnsi="宋体" w:eastAsia="宋体" w:cs="宋体"/>
+                <w:rFonts w:ascii="宋体" w:eastAsia="宋体" w:hAnsi="宋体" w:cs="宋体"/>
                 <w:spacing w:val="0"/>
                 <w:kern w:val="0"/>
                 <w:sz w:val="20"/>
@@ -1339,11 +1327,11 @@
               <w:adjustRightInd w:val="0"/>
               <w:snapToGrid w:val="0"/>
               <w:spacing w:before="173" w:line="229" w:lineRule="auto"/>
-              <w:ind w:left="0" w:leftChars="0" w:right="0" w:rightChars="0" w:firstLine="0" w:firstLineChars="0"/>
+              <w:ind w:left="0" w:right="0" w:firstLine="0" w:leftChars="0" w:rightChars="0" w:firstLineChars="0"/>
               <w:jc w:val="center"/>
               <w:textAlignment w:val="baseline"/>
               <w:rPr>
-                <w:rFonts w:ascii="宋体" w:hAnsi="宋体" w:eastAsia="宋体" w:cs="宋体"/>
+                <w:rFonts w:ascii="宋体" w:eastAsia="宋体" w:hAnsi="宋体" w:cs="宋体"/>
                 <w:spacing w:val="200"/>
                 <w:kern w:val="0"/>
                 <w:sz w:val="20"/>
@@ -1352,7 +1340,7 @@
             </w:pPr>
             <w:r>
               <w:rPr>
-                <w:rFonts w:hint="eastAsia" w:asciiTheme="minorAscii" w:hAnsiTheme="minorAscii" w:eastAsiaTheme="minorEastAsia"/>
+                <w:rFonts w:asciiTheme="minorAscii" w:eastAsiaTheme="minorEastAsia" w:hAnsiTheme="minorAscii" w:hint="eastAsia"/>
                 <w:spacing w:val="0"/>
                 <w:kern w:val="0"/>
                 <w:sz w:val="21"/>
@@ -1382,11 +1370,11 @@
               <w:adjustRightInd w:val="0"/>
               <w:snapToGrid w:val="0"/>
               <w:spacing w:before="172" w:line="228" w:lineRule="auto"/>
-              <w:ind w:left="0" w:leftChars="0" w:right="0" w:rightChars="0" w:firstLine="0" w:firstLineChars="0"/>
+              <w:ind w:left="0" w:right="0" w:firstLine="0" w:leftChars="0" w:rightChars="0" w:firstLineChars="0"/>
               <w:jc w:val="center"/>
               <w:textAlignment w:val="baseline"/>
               <w:rPr>
-                <w:rFonts w:ascii="宋体" w:hAnsi="宋体" w:eastAsia="宋体" w:cs="宋体"/>
+                <w:rFonts w:ascii="宋体" w:eastAsia="宋体" w:hAnsi="宋体" w:cs="宋体"/>
                 <w:spacing w:val="200"/>
                 <w:kern w:val="0"/>
                 <w:sz w:val="20"/>
@@ -1395,7 +1383,7 @@
             </w:pPr>
             <w:r>
               <w:rPr>
-                <w:rFonts w:hint="eastAsia" w:ascii="宋体" w:hAnsi="宋体" w:eastAsia="宋体" w:cs="宋体"/>
+                <w:rFonts w:ascii="宋体" w:eastAsia="宋体" w:hAnsi="宋体" w:cs="宋体" w:hint="eastAsia"/>
                 <w:spacing w:val="200"/>
                 <w:kern w:val="0"/>
                 <w:sz w:val="20"/>
@@ -1405,7 +1393,7 @@
             </w:r>
             <w:r>
               <w:rPr>
-                <w:rFonts w:hint="eastAsia" w:asciiTheme="minorAscii" w:hAnsiTheme="minorAscii" w:eastAsiaTheme="minorEastAsia"/>
+                <w:rFonts w:asciiTheme="minorAscii" w:eastAsiaTheme="minorEastAsia" w:hAnsiTheme="minorAscii" w:hint="eastAsia"/>
                 <w:spacing w:val="0"/>
                 <w:kern w:val="0"/>
                 <w:sz w:val="21"/>
@@ -1435,18 +1423,18 @@
               <w:adjustRightInd w:val="0"/>
               <w:snapToGrid w:val="0"/>
               <w:spacing w:before="173" w:line="229" w:lineRule="auto"/>
-              <w:ind w:left="0" w:leftChars="0" w:right="0" w:rightChars="0" w:firstLine="0" w:firstLineChars="0"/>
+              <w:ind w:left="0" w:right="0" w:firstLine="0" w:leftChars="0" w:rightChars="0" w:firstLineChars="0"/>
               <w:jc w:val="center"/>
               <w:textAlignment w:val="baseline"/>
               <w:rPr>
-                <w:rFonts w:ascii="宋体" w:hAnsi="宋体" w:eastAsia="宋体" w:cs="宋体"/>
+                <w:rFonts w:ascii="宋体" w:eastAsia="宋体" w:hAnsi="宋体" w:cs="宋体"/>
                 <w:sz w:val="20"/>
                 <w:szCs w:val="20"/>
               </w:rPr>
             </w:pPr>
             <w:r>
               <w:rPr>
-                <w:rFonts w:hint="eastAsia" w:asciiTheme="minorAscii" w:hAnsiTheme="minorAscii" w:eastAsiaTheme="minorEastAsia"/>
+                <w:rFonts w:asciiTheme="minorAscii" w:eastAsiaTheme="minorEastAsia" w:hAnsiTheme="minorAscii" w:hint="eastAsia"/>
                 <w:spacing w:val="0"/>
                 <w:kern w:val="0"/>
                 <w:sz w:val="21"/>
@@ -1460,14 +1448,9 @@
       </w:tr>
       <w:tr>
         <w:tblPrEx>
-          <w:tblBorders>
-            <w:top w:val="single" w:color="000000" w:sz="2" w:space="0"/>
-            <w:left w:val="single" w:color="000000" w:sz="2" w:space="0"/>
-            <w:bottom w:val="single" w:color="000000" w:sz="2" w:space="0"/>
-            <w:right w:val="single" w:color="000000" w:sz="2" w:space="0"/>
-            <w:insideH w:val="single" w:color="000000" w:sz="2" w:space="0"/>
-            <w:insideV w:val="single" w:color="000000" w:sz="2" w:space="0"/>
-          </w:tblBorders>
+          <w:tblW w:w="8214" w:type="dxa"/>
+          <w:jc w:val="center"/>
+          <w:tblLayout w:type="fixed"/>
           <w:tblCellMar>
             <w:top w:w="0" w:type="dxa"/>
             <w:left w:w="0" w:type="dxa"/>
@@ -1476,7 +1459,7 @@
           </w:tblCellMar>
         </w:tblPrEx>
         <w:trPr>
-          <w:trHeight w:val="556" w:hRule="atLeast"/>
+          <w:trHeight w:val="556"/>
           <w:jc w:val="center"/>
         </w:trPr>
         <w:tc>
@@ -1485,7 +1468,7 @@
           </w:tcPr>
           <w:p>
             <w:pPr>
-              <w:pStyle w:val="27"/>
+              <w:pStyle w:val="TableText"/>
               <w:keepNext w:val="0"/>
               <w:keepLines w:val="0"/>
               <w:pageBreakBefore w:val="0"/>
@@ -1498,7 +1481,7 @@
               <w:bidi w:val="0"/>
               <w:adjustRightInd w:val="0"/>
               <w:snapToGrid w:val="0"/>
-              <w:ind w:left="0" w:leftChars="0" w:right="0" w:rightChars="0" w:firstLine="0" w:firstLineChars="0"/>
+              <w:ind w:left="0" w:right="0" w:firstLine="0" w:leftChars="0" w:rightChars="0" w:firstLineChars="0"/>
               <w:jc w:val="center"/>
               <w:textAlignment w:val="baseline"/>
             </w:pPr>
@@ -1510,7 +1493,7 @@
           </w:tcPr>
           <w:p>
             <w:pPr>
-              <w:pStyle w:val="27"/>
+              <w:pStyle w:val="TableText"/>
               <w:keepNext w:val="0"/>
               <w:keepLines w:val="0"/>
               <w:pageBreakBefore w:val="0"/>
@@ -1523,7 +1506,7 @@
               <w:bidi w:val="0"/>
               <w:adjustRightInd w:val="0"/>
               <w:snapToGrid w:val="0"/>
-              <w:ind w:left="0" w:leftChars="0" w:right="0" w:rightChars="0" w:firstLine="0" w:firstLineChars="0"/>
+              <w:ind w:left="0" w:right="0" w:firstLine="0" w:leftChars="0" w:rightChars="0" w:firstLineChars="0"/>
               <w:jc w:val="center"/>
               <w:textAlignment w:val="baseline"/>
             </w:pPr>
@@ -1535,7 +1518,7 @@
           </w:tcPr>
           <w:p>
             <w:pPr>
-              <w:pStyle w:val="27"/>
+              <w:pStyle w:val="TableText"/>
               <w:keepNext w:val="0"/>
               <w:keepLines w:val="0"/>
               <w:pageBreakBefore w:val="0"/>
@@ -1548,7 +1531,7 @@
               <w:bidi w:val="0"/>
               <w:adjustRightInd w:val="0"/>
               <w:snapToGrid w:val="0"/>
-              <w:ind w:left="0" w:leftChars="0" w:right="0" w:rightChars="0" w:firstLine="0" w:firstLineChars="0"/>
+              <w:ind w:left="0" w:right="0" w:firstLine="0" w:leftChars="0" w:rightChars="0" w:firstLineChars="0"/>
               <w:jc w:val="center"/>
               <w:textAlignment w:val="baseline"/>
             </w:pPr>
@@ -1560,7 +1543,7 @@
           </w:tcPr>
           <w:p>
             <w:pPr>
-              <w:pStyle w:val="27"/>
+              <w:pStyle w:val="TableText"/>
               <w:keepNext w:val="0"/>
               <w:keepLines w:val="0"/>
               <w:pageBreakBefore w:val="0"/>
@@ -1573,7 +1556,7 @@
               <w:bidi w:val="0"/>
               <w:adjustRightInd w:val="0"/>
               <w:snapToGrid w:val="0"/>
-              <w:ind w:left="0" w:leftChars="0" w:right="0" w:rightChars="0" w:firstLine="0" w:firstLineChars="0"/>
+              <w:ind w:left="0" w:right="0" w:firstLine="0" w:leftChars="0" w:rightChars="0" w:firstLineChars="0"/>
               <w:jc w:val="center"/>
               <w:textAlignment w:val="baseline"/>
             </w:pPr>
@@ -1585,7 +1568,7 @@
           </w:tcPr>
           <w:p>
             <w:pPr>
-              <w:pStyle w:val="27"/>
+              <w:pStyle w:val="TableText"/>
               <w:keepNext w:val="0"/>
               <w:keepLines w:val="0"/>
               <w:pageBreakBefore w:val="0"/>
@@ -1598,7 +1581,7 @@
               <w:bidi w:val="0"/>
               <w:adjustRightInd w:val="0"/>
               <w:snapToGrid w:val="0"/>
-              <w:ind w:left="0" w:leftChars="0" w:right="0" w:rightChars="0" w:firstLine="0" w:firstLineChars="0"/>
+              <w:ind w:left="0" w:right="0" w:firstLine="0" w:leftChars="0" w:rightChars="0" w:firstLineChars="0"/>
               <w:jc w:val="center"/>
               <w:textAlignment w:val="baseline"/>
             </w:pPr>
@@ -1610,7 +1593,7 @@
           </w:tcPr>
           <w:p>
             <w:pPr>
-              <w:pStyle w:val="27"/>
+              <w:pStyle w:val="TableText"/>
               <w:keepNext w:val="0"/>
               <w:keepLines w:val="0"/>
               <w:pageBreakBefore w:val="0"/>
@@ -1623,7 +1606,7 @@
               <w:bidi w:val="0"/>
               <w:adjustRightInd w:val="0"/>
               <w:snapToGrid w:val="0"/>
-              <w:ind w:left="0" w:leftChars="0" w:right="0" w:rightChars="0" w:firstLine="0" w:firstLineChars="0"/>
+              <w:ind w:left="0" w:right="0" w:firstLine="0" w:leftChars="0" w:rightChars="0" w:firstLineChars="0"/>
               <w:jc w:val="center"/>
               <w:textAlignment w:val="baseline"/>
             </w:pPr>
@@ -1632,14 +1615,9 @@
       </w:tr>
       <w:tr>
         <w:tblPrEx>
-          <w:tblBorders>
-            <w:top w:val="single" w:color="000000" w:sz="2" w:space="0"/>
-            <w:left w:val="single" w:color="000000" w:sz="2" w:space="0"/>
-            <w:bottom w:val="single" w:color="000000" w:sz="2" w:space="0"/>
-            <w:right w:val="single" w:color="000000" w:sz="2" w:space="0"/>
-            <w:insideH w:val="single" w:color="000000" w:sz="2" w:space="0"/>
-            <w:insideV w:val="single" w:color="000000" w:sz="2" w:space="0"/>
-          </w:tblBorders>
+          <w:tblW w:w="8214" w:type="dxa"/>
+          <w:jc w:val="center"/>
+          <w:tblLayout w:type="fixed"/>
           <w:tblCellMar>
             <w:top w:w="0" w:type="dxa"/>
             <w:left w:w="0" w:type="dxa"/>
@@ -1648,7 +1626,7 @@
           </w:tblCellMar>
         </w:tblPrEx>
         <w:trPr>
-          <w:trHeight w:val="556" w:hRule="atLeast"/>
+          <w:trHeight w:val="556"/>
           <w:jc w:val="center"/>
         </w:trPr>
         <w:tc>
@@ -1657,7 +1635,7 @@
           </w:tcPr>
           <w:p>
             <w:pPr>
-              <w:pStyle w:val="27"/>
+              <w:pStyle w:val="TableText"/>
               <w:keepNext w:val="0"/>
               <w:keepLines w:val="0"/>
               <w:pageBreakBefore w:val="0"/>
@@ -1670,7 +1648,7 @@
               <w:bidi w:val="0"/>
               <w:adjustRightInd w:val="0"/>
               <w:snapToGrid w:val="0"/>
-              <w:ind w:left="0" w:leftChars="0" w:right="0" w:rightChars="0" w:firstLine="0" w:firstLineChars="0"/>
+              <w:ind w:left="0" w:right="0" w:firstLine="0" w:leftChars="0" w:rightChars="0" w:firstLineChars="0"/>
               <w:jc w:val="center"/>
               <w:textAlignment w:val="baseline"/>
             </w:pPr>
@@ -1682,7 +1660,7 @@
           </w:tcPr>
           <w:p>
             <w:pPr>
-              <w:pStyle w:val="27"/>
+              <w:pStyle w:val="TableText"/>
               <w:keepNext w:val="0"/>
               <w:keepLines w:val="0"/>
               <w:pageBreakBefore w:val="0"/>
@@ -1695,7 +1673,7 @@
               <w:bidi w:val="0"/>
               <w:adjustRightInd w:val="0"/>
               <w:snapToGrid w:val="0"/>
-              <w:ind w:left="0" w:leftChars="0" w:right="0" w:rightChars="0" w:firstLine="0" w:firstLineChars="0"/>
+              <w:ind w:left="0" w:right="0" w:firstLine="0" w:leftChars="0" w:rightChars="0" w:firstLineChars="0"/>
               <w:jc w:val="center"/>
               <w:textAlignment w:val="baseline"/>
             </w:pPr>
@@ -1707,7 +1685,7 @@
           </w:tcPr>
           <w:p>
             <w:pPr>
-              <w:pStyle w:val="27"/>
+              <w:pStyle w:val="TableText"/>
               <w:keepNext w:val="0"/>
               <w:keepLines w:val="0"/>
               <w:pageBreakBefore w:val="0"/>
@@ -1720,7 +1698,7 @@
               <w:bidi w:val="0"/>
               <w:adjustRightInd w:val="0"/>
               <w:snapToGrid w:val="0"/>
-              <w:ind w:left="0" w:leftChars="0" w:right="0" w:rightChars="0" w:firstLine="0" w:firstLineChars="0"/>
+              <w:ind w:left="0" w:right="0" w:firstLine="0" w:leftChars="0" w:rightChars="0" w:firstLineChars="0"/>
               <w:jc w:val="center"/>
               <w:textAlignment w:val="baseline"/>
             </w:pPr>
@@ -1732,7 +1710,7 @@
           </w:tcPr>
           <w:p>
             <w:pPr>
-              <w:pStyle w:val="27"/>
+              <w:pStyle w:val="TableText"/>
               <w:keepNext w:val="0"/>
               <w:keepLines w:val="0"/>
               <w:pageBreakBefore w:val="0"/>
@@ -1745,7 +1723,7 @@
               <w:bidi w:val="0"/>
               <w:adjustRightInd w:val="0"/>
               <w:snapToGrid w:val="0"/>
-              <w:ind w:left="0" w:leftChars="0" w:right="0" w:rightChars="0" w:firstLine="0" w:firstLineChars="0"/>
+              <w:ind w:left="0" w:right="0" w:firstLine="0" w:leftChars="0" w:rightChars="0" w:firstLineChars="0"/>
               <w:jc w:val="center"/>
               <w:textAlignment w:val="baseline"/>
             </w:pPr>
@@ -1757,7 +1735,7 @@
           </w:tcPr>
           <w:p>
             <w:pPr>
-              <w:pStyle w:val="27"/>
+              <w:pStyle w:val="TableText"/>
               <w:keepNext w:val="0"/>
               <w:keepLines w:val="0"/>
               <w:pageBreakBefore w:val="0"/>
@@ -1770,7 +1748,7 @@
               <w:bidi w:val="0"/>
               <w:adjustRightInd w:val="0"/>
               <w:snapToGrid w:val="0"/>
-              <w:ind w:left="0" w:leftChars="0" w:right="0" w:rightChars="0" w:firstLine="0" w:firstLineChars="0"/>
+              <w:ind w:left="0" w:right="0" w:firstLine="0" w:leftChars="0" w:rightChars="0" w:firstLineChars="0"/>
               <w:jc w:val="center"/>
               <w:textAlignment w:val="baseline"/>
             </w:pPr>
@@ -1782,7 +1760,7 @@
           </w:tcPr>
           <w:p>
             <w:pPr>
-              <w:pStyle w:val="27"/>
+              <w:pStyle w:val="TableText"/>
               <w:keepNext w:val="0"/>
               <w:keepLines w:val="0"/>
               <w:pageBreakBefore w:val="0"/>
@@ -1795,7 +1773,7 @@
               <w:bidi w:val="0"/>
               <w:adjustRightInd w:val="0"/>
               <w:snapToGrid w:val="0"/>
-              <w:ind w:left="0" w:leftChars="0" w:right="0" w:rightChars="0" w:firstLine="0" w:firstLineChars="0"/>
+              <w:ind w:left="0" w:right="0" w:firstLine="0" w:leftChars="0" w:rightChars="0" w:firstLineChars="0"/>
               <w:jc w:val="center"/>
               <w:textAlignment w:val="baseline"/>
             </w:pPr>
@@ -1804,14 +1782,9 @@
       </w:tr>
       <w:tr>
         <w:tblPrEx>
-          <w:tblBorders>
-            <w:top w:val="single" w:color="000000" w:sz="2" w:space="0"/>
-            <w:left w:val="single" w:color="000000" w:sz="2" w:space="0"/>
-            <w:bottom w:val="single" w:color="000000" w:sz="2" w:space="0"/>
-            <w:right w:val="single" w:color="000000" w:sz="2" w:space="0"/>
-            <w:insideH w:val="single" w:color="000000" w:sz="2" w:space="0"/>
-            <w:insideV w:val="single" w:color="000000" w:sz="2" w:space="0"/>
-          </w:tblBorders>
+          <w:tblW w:w="8214" w:type="dxa"/>
+          <w:jc w:val="center"/>
+          <w:tblLayout w:type="fixed"/>
           <w:tblCellMar>
             <w:top w:w="0" w:type="dxa"/>
             <w:left w:w="0" w:type="dxa"/>
@@ -1820,7 +1793,7 @@
           </w:tblCellMar>
         </w:tblPrEx>
         <w:trPr>
-          <w:trHeight w:val="557" w:hRule="atLeast"/>
+          <w:trHeight w:val="557"/>
           <w:jc w:val="center"/>
         </w:trPr>
         <w:tc>
@@ -1829,7 +1802,7 @@
           </w:tcPr>
           <w:p>
             <w:pPr>
-              <w:pStyle w:val="27"/>
+              <w:pStyle w:val="TableText"/>
               <w:keepNext w:val="0"/>
               <w:keepLines w:val="0"/>
               <w:pageBreakBefore w:val="0"/>
@@ -1842,7 +1815,7 @@
               <w:bidi w:val="0"/>
               <w:adjustRightInd w:val="0"/>
               <w:snapToGrid w:val="0"/>
-              <w:ind w:left="0" w:leftChars="0" w:right="0" w:rightChars="0" w:firstLine="0" w:firstLineChars="0"/>
+              <w:ind w:left="0" w:right="0" w:firstLine="0" w:leftChars="0" w:rightChars="0" w:firstLineChars="0"/>
               <w:jc w:val="center"/>
               <w:textAlignment w:val="baseline"/>
             </w:pPr>
@@ -1854,7 +1827,7 @@
           </w:tcPr>
           <w:p>
             <w:pPr>
-              <w:pStyle w:val="27"/>
+              <w:pStyle w:val="TableText"/>
               <w:keepNext w:val="0"/>
               <w:keepLines w:val="0"/>
               <w:pageBreakBefore w:val="0"/>
@@ -1867,7 +1840,7 @@
               <w:bidi w:val="0"/>
               <w:adjustRightInd w:val="0"/>
               <w:snapToGrid w:val="0"/>
-              <w:ind w:left="0" w:leftChars="0" w:right="0" w:rightChars="0" w:firstLine="0" w:firstLineChars="0"/>
+              <w:ind w:left="0" w:right="0" w:firstLine="0" w:leftChars="0" w:rightChars="0" w:firstLineChars="0"/>
               <w:jc w:val="center"/>
               <w:textAlignment w:val="baseline"/>
             </w:pPr>
@@ -1879,7 +1852,7 @@
           </w:tcPr>
           <w:p>
             <w:pPr>
-              <w:pStyle w:val="27"/>
+              <w:pStyle w:val="TableText"/>
               <w:keepNext w:val="0"/>
               <w:keepLines w:val="0"/>
               <w:pageBreakBefore w:val="0"/>
@@ -1892,7 +1865,7 @@
               <w:bidi w:val="0"/>
               <w:adjustRightInd w:val="0"/>
               <w:snapToGrid w:val="0"/>
-              <w:ind w:left="0" w:leftChars="0" w:right="0" w:rightChars="0" w:firstLine="0" w:firstLineChars="0"/>
+              <w:ind w:left="0" w:right="0" w:firstLine="0" w:leftChars="0" w:rightChars="0" w:firstLineChars="0"/>
               <w:jc w:val="center"/>
               <w:textAlignment w:val="baseline"/>
             </w:pPr>
@@ -1904,7 +1877,7 @@
           </w:tcPr>
           <w:p>
             <w:pPr>
-              <w:pStyle w:val="27"/>
+              <w:pStyle w:val="TableText"/>
               <w:keepNext w:val="0"/>
               <w:keepLines w:val="0"/>
               <w:pageBreakBefore w:val="0"/>
@@ -1917,7 +1890,7 @@
               <w:bidi w:val="0"/>
               <w:adjustRightInd w:val="0"/>
               <w:snapToGrid w:val="0"/>
-              <w:ind w:left="0" w:leftChars="0" w:right="0" w:rightChars="0" w:firstLine="0" w:firstLineChars="0"/>
+              <w:ind w:left="0" w:right="0" w:firstLine="0" w:leftChars="0" w:rightChars="0" w:firstLineChars="0"/>
               <w:jc w:val="center"/>
               <w:textAlignment w:val="baseline"/>
             </w:pPr>
@@ -1929,7 +1902,7 @@
           </w:tcPr>
           <w:p>
             <w:pPr>
-              <w:pStyle w:val="27"/>
+              <w:pStyle w:val="TableText"/>
               <w:keepNext w:val="0"/>
               <w:keepLines w:val="0"/>
               <w:pageBreakBefore w:val="0"/>
@@ -1942,7 +1915,7 @@
               <w:bidi w:val="0"/>
               <w:adjustRightInd w:val="0"/>
               <w:snapToGrid w:val="0"/>
-              <w:ind w:left="0" w:leftChars="0" w:right="0" w:rightChars="0" w:firstLine="0" w:firstLineChars="0"/>
+              <w:ind w:left="0" w:right="0" w:firstLine="0" w:leftChars="0" w:rightChars="0" w:firstLineChars="0"/>
               <w:jc w:val="center"/>
               <w:textAlignment w:val="baseline"/>
             </w:pPr>
@@ -1954,7 +1927,7 @@
           </w:tcPr>
           <w:p>
             <w:pPr>
-              <w:pStyle w:val="27"/>
+              <w:pStyle w:val="TableText"/>
               <w:keepNext w:val="0"/>
               <w:keepLines w:val="0"/>
               <w:pageBreakBefore w:val="0"/>
@@ -1967,7 +1940,7 @@
               <w:bidi w:val="0"/>
               <w:adjustRightInd w:val="0"/>
               <w:snapToGrid w:val="0"/>
-              <w:ind w:left="0" w:leftChars="0" w:right="0" w:rightChars="0" w:firstLine="0" w:firstLineChars="0"/>
+              <w:ind w:left="0" w:right="0" w:firstLine="0" w:leftChars="0" w:rightChars="0" w:firstLineChars="0"/>
               <w:jc w:val="center"/>
               <w:textAlignment w:val="baseline"/>
             </w:pPr>
@@ -1998,7 +1971,7 @@
     <w:sdt>
       <w:sdtPr>
         <w:rPr>
-          <w:rFonts w:ascii="宋体" w:hAnsi="宋体" w:eastAsia="宋体" w:cs="Arial"/>
+          <w:rFonts w:ascii="宋体" w:eastAsia="宋体" w:hAnsi="宋体" w:cs="Arial"/>
           <w:snapToGrid w:val="0"/>
           <w:color w:val="000000"/>
           <w:kern w:val="0"/>
@@ -2014,7 +1987,7 @@
       </w:sdtPr>
       <w:sdtEndPr>
         <w:rPr>
-          <w:rFonts w:hint="eastAsia" w:ascii="宋体" w:hAnsi="宋体" w:eastAsia="宋体" w:cs="宋体"/>
+          <w:rFonts w:ascii="宋体" w:eastAsia="宋体" w:hAnsi="宋体" w:cs="宋体" w:hint="eastAsia"/>
           <w:snapToGrid w:val="0"/>
           <w:color w:val="000000"/>
           <w:kern w:val="0"/>
@@ -2040,18 +2013,18 @@
             <w:adjustRightInd w:val="0"/>
             <w:snapToGrid w:val="0"/>
             <w:spacing w:before="0" w:beforeLines="0" w:after="0" w:afterLines="0" w:line="312" w:lineRule="auto"/>
-            <w:ind w:left="0" w:leftChars="0" w:right="0" w:rightChars="0" w:firstLine="0" w:firstLineChars="0"/>
+            <w:ind w:left="0" w:right="0" w:firstLine="0" w:leftChars="0" w:rightChars="0" w:firstLineChars="0"/>
             <w:jc w:val="center"/>
             <w:textAlignment w:val="baseline"/>
             <w:rPr>
-              <w:rFonts w:hint="eastAsia" w:ascii="宋体" w:hAnsi="宋体" w:eastAsia="宋体" w:cs="宋体"/>
+              <w:rFonts w:ascii="宋体" w:eastAsia="宋体" w:hAnsi="宋体" w:cs="宋体" w:hint="eastAsia"/>
               <w:sz w:val="24"/>
               <w:szCs w:val="24"/>
             </w:rPr>
           </w:pPr>
           <w:r>
             <w:rPr>
-              <w:rFonts w:hint="eastAsia" w:ascii="宋体" w:hAnsi="宋体" w:eastAsia="宋体" w:cs="宋体"/>
+              <w:rFonts w:ascii="宋体" w:eastAsia="宋体" w:hAnsi="宋体" w:cs="宋体" w:hint="eastAsia"/>
               <w:sz w:val="24"/>
               <w:szCs w:val="24"/>
             </w:rPr>
@@ -2060,16 +2033,16 @@
         </w:p>
         <w:p>
           <w:pPr>
-            <w:pStyle w:val="16"/>
+            <w:pStyle w:val="TOC1"/>
             <w:tabs>
               <w:tab w:val="right" w:leader="dot" w:pos="8306"/>
             </w:tabs>
           </w:pPr>
-          <w:bookmarkStart w:id="19" w:name="_GoBack"/>
-          <w:bookmarkEnd w:id="19"/>
-          <w:r>
-            <w:rPr>
-              <w:rFonts w:hint="eastAsia" w:ascii="宋体" w:hAnsi="宋体" w:eastAsia="宋体" w:cs="宋体"/>
+          <w:bookmarkStart w:id="2" w:name="_GoBack"/>
+          <w:bookmarkEnd w:id="2"/>
+          <w:r>
+            <w:rPr>
+              <w:rFonts w:ascii="宋体" w:eastAsia="宋体" w:hAnsi="宋体" w:cs="宋体" w:hint="eastAsia"/>
               <w:sz w:val="24"/>
               <w:szCs w:val="24"/>
             </w:rPr>
@@ -2077,7 +2050,7 @@
           </w:r>
           <w:r>
             <w:rPr>
-              <w:rFonts w:hint="eastAsia" w:ascii="宋体" w:hAnsi="宋体" w:eastAsia="宋体" w:cs="宋体"/>
+              <w:rFonts w:ascii="宋体" w:eastAsia="宋体" w:hAnsi="宋体" w:cs="宋体" w:hint="eastAsia"/>
               <w:sz w:val="24"/>
               <w:szCs w:val="24"/>
             </w:rPr>
@@ -2085,7 +2058,7 @@
           </w:r>
           <w:r>
             <w:rPr>
-              <w:rFonts w:hint="eastAsia" w:ascii="宋体" w:hAnsi="宋体" w:eastAsia="宋体" w:cs="宋体"/>
+              <w:rFonts w:ascii="宋体" w:eastAsia="宋体" w:hAnsi="宋体" w:cs="宋体" w:hint="eastAsia"/>
               <w:sz w:val="24"/>
               <w:szCs w:val="24"/>
             </w:rPr>
@@ -2093,21 +2066,21 @@
           </w:r>
           <w:r>
             <w:rPr>
-              <w:rFonts w:hint="eastAsia" w:ascii="宋体" w:hAnsi="宋体" w:eastAsia="宋体" w:cs="宋体"/>
+              <w:rFonts w:ascii="宋体" w:eastAsia="宋体" w:hAnsi="宋体" w:cs="宋体" w:hint="eastAsia"/>
               <w:szCs w:val="24"/>
             </w:rPr>
             <w:fldChar w:fldCharType="begin"/>
           </w:r>
           <w:r>
             <w:rPr>
-              <w:rFonts w:hint="eastAsia" w:ascii="宋体" w:hAnsi="宋体" w:eastAsia="宋体" w:cs="宋体"/>
+              <w:rFonts w:ascii="宋体" w:eastAsia="宋体" w:hAnsi="宋体" w:cs="宋体" w:hint="eastAsia"/>
               <w:szCs w:val="24"/>
             </w:rPr>
             <w:instrText xml:space="preserve"> HYPERLINK \l _Toc16960 </w:instrText>
           </w:r>
           <w:r>
             <w:rPr>
-              <w:rFonts w:hint="eastAsia" w:ascii="宋体" w:hAnsi="宋体" w:eastAsia="宋体" w:cs="宋体"/>
+              <w:rFonts w:ascii="宋体" w:eastAsia="宋体" w:hAnsi="宋体" w:cs="宋体" w:hint="eastAsia"/>
               <w:szCs w:val="24"/>
             </w:rPr>
             <w:fldChar w:fldCharType="separate"/>
@@ -2139,7 +2112,7 @@
           </w:r>
           <w:r>
             <w:rPr>
-              <w:rFonts w:hint="eastAsia" w:ascii="宋体" w:hAnsi="宋体" w:eastAsia="宋体" w:cs="宋体"/>
+              <w:rFonts w:ascii="宋体" w:eastAsia="宋体" w:hAnsi="宋体" w:cs="宋体" w:hint="eastAsia"/>
               <w:szCs w:val="24"/>
             </w:rPr>
             <w:fldChar w:fldCharType="end"/>
@@ -2147,28 +2120,28 @@
         </w:p>
         <w:p>
           <w:pPr>
-            <w:pStyle w:val="16"/>
+            <w:pStyle w:val="TOC1"/>
             <w:tabs>
               <w:tab w:val="right" w:leader="dot" w:pos="8306"/>
             </w:tabs>
           </w:pPr>
           <w:r>
             <w:rPr>
-              <w:rFonts w:hint="eastAsia" w:ascii="宋体" w:hAnsi="宋体" w:eastAsia="宋体" w:cs="宋体"/>
+              <w:rFonts w:ascii="宋体" w:eastAsia="宋体" w:hAnsi="宋体" w:cs="宋体" w:hint="eastAsia"/>
               <w:szCs w:val="24"/>
             </w:rPr>
             <w:fldChar w:fldCharType="begin"/>
           </w:r>
           <w:r>
             <w:rPr>
-              <w:rFonts w:hint="eastAsia" w:ascii="宋体" w:hAnsi="宋体" w:eastAsia="宋体" w:cs="宋体"/>
+              <w:rFonts w:ascii="宋体" w:eastAsia="宋体" w:hAnsi="宋体" w:cs="宋体" w:hint="eastAsia"/>
               <w:szCs w:val="24"/>
             </w:rPr>
             <w:instrText xml:space="preserve"> HYPERLINK \l _Toc4263 </w:instrText>
           </w:r>
           <w:r>
             <w:rPr>
-              <w:rFonts w:hint="eastAsia" w:ascii="宋体" w:hAnsi="宋体" w:eastAsia="宋体" w:cs="宋体"/>
+              <w:rFonts w:ascii="宋体" w:eastAsia="宋体" w:hAnsi="宋体" w:cs="宋体" w:hint="eastAsia"/>
               <w:szCs w:val="24"/>
             </w:rPr>
             <w:fldChar w:fldCharType="separate"/>
@@ -2200,7 +2173,7 @@
           </w:r>
           <w:r>
             <w:rPr>
-              <w:rFonts w:hint="eastAsia" w:ascii="宋体" w:hAnsi="宋体" w:eastAsia="宋体" w:cs="宋体"/>
+              <w:rFonts w:ascii="宋体" w:eastAsia="宋体" w:hAnsi="宋体" w:cs="宋体" w:hint="eastAsia"/>
               <w:szCs w:val="24"/>
             </w:rPr>
             <w:fldChar w:fldCharType="end"/>
@@ -2208,28 +2181,28 @@
         </w:p>
         <w:p>
           <w:pPr>
-            <w:pStyle w:val="16"/>
+            <w:pStyle w:val="TOC1"/>
             <w:tabs>
               <w:tab w:val="right" w:leader="dot" w:pos="8306"/>
             </w:tabs>
           </w:pPr>
           <w:r>
             <w:rPr>
-              <w:rFonts w:hint="eastAsia" w:ascii="宋体" w:hAnsi="宋体" w:eastAsia="宋体" w:cs="宋体"/>
+              <w:rFonts w:ascii="宋体" w:eastAsia="宋体" w:hAnsi="宋体" w:cs="宋体" w:hint="eastAsia"/>
               <w:szCs w:val="24"/>
             </w:rPr>
             <w:fldChar w:fldCharType="begin"/>
           </w:r>
           <w:r>
             <w:rPr>
-              <w:rFonts w:hint="eastAsia" w:ascii="宋体" w:hAnsi="宋体" w:eastAsia="宋体" w:cs="宋体"/>
+              <w:rFonts w:ascii="宋体" w:eastAsia="宋体" w:hAnsi="宋体" w:cs="宋体" w:hint="eastAsia"/>
               <w:szCs w:val="24"/>
             </w:rPr>
             <w:instrText xml:space="preserve"> HYPERLINK \l _Toc16995 </w:instrText>
           </w:r>
           <w:r>
             <w:rPr>
-              <w:rFonts w:hint="eastAsia" w:ascii="宋体" w:hAnsi="宋体" w:eastAsia="宋体" w:cs="宋体"/>
+              <w:rFonts w:ascii="宋体" w:eastAsia="宋体" w:hAnsi="宋体" w:cs="宋体" w:hint="eastAsia"/>
               <w:szCs w:val="24"/>
             </w:rPr>
             <w:fldChar w:fldCharType="separate"/>
@@ -2261,7 +2234,7 @@
           </w:r>
           <w:r>
             <w:rPr>
-              <w:rFonts w:hint="eastAsia" w:ascii="宋体" w:hAnsi="宋体" w:eastAsia="宋体" w:cs="宋体"/>
+              <w:rFonts w:ascii="宋体" w:eastAsia="宋体" w:hAnsi="宋体" w:cs="宋体" w:hint="eastAsia"/>
               <w:szCs w:val="24"/>
             </w:rPr>
             <w:fldChar w:fldCharType="end"/>
@@ -2269,28 +2242,28 @@
         </w:p>
         <w:p>
           <w:pPr>
-            <w:pStyle w:val="17"/>
+            <w:pStyle w:val="TOC2"/>
             <w:tabs>
               <w:tab w:val="right" w:leader="dot" w:pos="8306"/>
             </w:tabs>
           </w:pPr>
           <w:r>
             <w:rPr>
-              <w:rFonts w:hint="eastAsia" w:ascii="宋体" w:hAnsi="宋体" w:eastAsia="宋体" w:cs="宋体"/>
+              <w:rFonts w:ascii="宋体" w:eastAsia="宋体" w:hAnsi="宋体" w:cs="宋体" w:hint="eastAsia"/>
               <w:szCs w:val="24"/>
             </w:rPr>
             <w:fldChar w:fldCharType="begin"/>
           </w:r>
           <w:r>
             <w:rPr>
-              <w:rFonts w:hint="eastAsia" w:ascii="宋体" w:hAnsi="宋体" w:eastAsia="宋体" w:cs="宋体"/>
+              <w:rFonts w:ascii="宋体" w:eastAsia="宋体" w:hAnsi="宋体" w:cs="宋体" w:hint="eastAsia"/>
               <w:szCs w:val="24"/>
             </w:rPr>
             <w:instrText xml:space="preserve"> HYPERLINK \l _Toc21131 </w:instrText>
           </w:r>
           <w:r>
             <w:rPr>
-              <w:rFonts w:hint="eastAsia" w:ascii="宋体" w:hAnsi="宋体" w:eastAsia="宋体" w:cs="宋体"/>
+              <w:rFonts w:ascii="宋体" w:eastAsia="宋体" w:hAnsi="宋体" w:cs="宋体" w:hint="eastAsia"/>
               <w:szCs w:val="24"/>
             </w:rPr>
             <w:fldChar w:fldCharType="separate"/>
@@ -2322,7 +2295,7 @@
           </w:r>
           <w:r>
             <w:rPr>
-              <w:rFonts w:hint="eastAsia" w:ascii="宋体" w:hAnsi="宋体" w:eastAsia="宋体" w:cs="宋体"/>
+              <w:rFonts w:ascii="宋体" w:eastAsia="宋体" w:hAnsi="宋体" w:cs="宋体" w:hint="eastAsia"/>
               <w:szCs w:val="24"/>
             </w:rPr>
             <w:fldChar w:fldCharType="end"/>
@@ -2330,28 +2303,28 @@
         </w:p>
         <w:p>
           <w:pPr>
-            <w:pStyle w:val="17"/>
+            <w:pStyle w:val="TOC2"/>
             <w:tabs>
               <w:tab w:val="right" w:leader="dot" w:pos="8306"/>
             </w:tabs>
           </w:pPr>
           <w:r>
             <w:rPr>
-              <w:rFonts w:hint="eastAsia" w:ascii="宋体" w:hAnsi="宋体" w:eastAsia="宋体" w:cs="宋体"/>
+              <w:rFonts w:ascii="宋体" w:eastAsia="宋体" w:hAnsi="宋体" w:cs="宋体" w:hint="eastAsia"/>
               <w:szCs w:val="24"/>
             </w:rPr>
             <w:fldChar w:fldCharType="begin"/>
           </w:r>
           <w:r>
             <w:rPr>
-              <w:rFonts w:hint="eastAsia" w:ascii="宋体" w:hAnsi="宋体" w:eastAsia="宋体" w:cs="宋体"/>
+              <w:rFonts w:ascii="宋体" w:eastAsia="宋体" w:hAnsi="宋体" w:cs="宋体" w:hint="eastAsia"/>
               <w:szCs w:val="24"/>
             </w:rPr>
             <w:instrText xml:space="preserve"> HYPERLINK \l _Toc32111 </w:instrText>
           </w:r>
           <w:r>
             <w:rPr>
-              <w:rFonts w:hint="eastAsia" w:ascii="宋体" w:hAnsi="宋体" w:eastAsia="宋体" w:cs="宋体"/>
+              <w:rFonts w:ascii="宋体" w:eastAsia="宋体" w:hAnsi="宋体" w:cs="宋体" w:hint="eastAsia"/>
               <w:szCs w:val="24"/>
             </w:rPr>
             <w:fldChar w:fldCharType="separate"/>
@@ -2383,7 +2356,7 @@
           </w:r>
           <w:r>
             <w:rPr>
-              <w:rFonts w:hint="eastAsia" w:ascii="宋体" w:hAnsi="宋体" w:eastAsia="宋体" w:cs="宋体"/>
+              <w:rFonts w:ascii="宋体" w:eastAsia="宋体" w:hAnsi="宋体" w:cs="宋体" w:hint="eastAsia"/>
               <w:szCs w:val="24"/>
             </w:rPr>
             <w:fldChar w:fldCharType="end"/>
@@ -2391,28 +2364,28 @@
         </w:p>
         <w:p>
           <w:pPr>
-            <w:pStyle w:val="17"/>
+            <w:pStyle w:val="TOC2"/>
             <w:tabs>
               <w:tab w:val="right" w:leader="dot" w:pos="8306"/>
             </w:tabs>
           </w:pPr>
           <w:r>
             <w:rPr>
-              <w:rFonts w:hint="eastAsia" w:ascii="宋体" w:hAnsi="宋体" w:eastAsia="宋体" w:cs="宋体"/>
+              <w:rFonts w:ascii="宋体" w:eastAsia="宋体" w:hAnsi="宋体" w:cs="宋体" w:hint="eastAsia"/>
               <w:szCs w:val="24"/>
             </w:rPr>
             <w:fldChar w:fldCharType="begin"/>
           </w:r>
           <w:r>
             <w:rPr>
-              <w:rFonts w:hint="eastAsia" w:ascii="宋体" w:hAnsi="宋体" w:eastAsia="宋体" w:cs="宋体"/>
+              <w:rFonts w:ascii="宋体" w:eastAsia="宋体" w:hAnsi="宋体" w:cs="宋体" w:hint="eastAsia"/>
               <w:szCs w:val="24"/>
             </w:rPr>
             <w:instrText xml:space="preserve"> HYPERLINK \l _Toc18528 </w:instrText>
           </w:r>
           <w:r>
             <w:rPr>
-              <w:rFonts w:hint="eastAsia" w:ascii="宋体" w:hAnsi="宋体" w:eastAsia="宋体" w:cs="宋体"/>
+              <w:rFonts w:ascii="宋体" w:eastAsia="宋体" w:hAnsi="宋体" w:cs="宋体" w:hint="eastAsia"/>
               <w:szCs w:val="24"/>
             </w:rPr>
             <w:fldChar w:fldCharType="separate"/>
@@ -2444,7 +2417,7 @@
           </w:r>
           <w:r>
             <w:rPr>
-              <w:rFonts w:hint="eastAsia" w:ascii="宋体" w:hAnsi="宋体" w:eastAsia="宋体" w:cs="宋体"/>
+              <w:rFonts w:ascii="宋体" w:eastAsia="宋体" w:hAnsi="宋体" w:cs="宋体" w:hint="eastAsia"/>
               <w:szCs w:val="24"/>
             </w:rPr>
             <w:fldChar w:fldCharType="end"/>
@@ -2452,28 +2425,28 @@
         </w:p>
         <w:p>
           <w:pPr>
-            <w:pStyle w:val="16"/>
+            <w:pStyle w:val="TOC1"/>
             <w:tabs>
               <w:tab w:val="right" w:leader="dot" w:pos="8306"/>
             </w:tabs>
           </w:pPr>
           <w:r>
             <w:rPr>
-              <w:rFonts w:hint="eastAsia" w:ascii="宋体" w:hAnsi="宋体" w:eastAsia="宋体" w:cs="宋体"/>
+              <w:rFonts w:ascii="宋体" w:eastAsia="宋体" w:hAnsi="宋体" w:cs="宋体" w:hint="eastAsia"/>
               <w:szCs w:val="24"/>
             </w:rPr>
             <w:fldChar w:fldCharType="begin"/>
           </w:r>
           <w:r>
             <w:rPr>
-              <w:rFonts w:hint="eastAsia" w:ascii="宋体" w:hAnsi="宋体" w:eastAsia="宋体" w:cs="宋体"/>
+              <w:rFonts w:ascii="宋体" w:eastAsia="宋体" w:hAnsi="宋体" w:cs="宋体" w:hint="eastAsia"/>
               <w:szCs w:val="24"/>
             </w:rPr>
             <w:instrText xml:space="preserve"> HYPERLINK \l _Toc11173 </w:instrText>
           </w:r>
           <w:r>
             <w:rPr>
-              <w:rFonts w:hint="eastAsia" w:ascii="宋体" w:hAnsi="宋体" w:eastAsia="宋体" w:cs="宋体"/>
+              <w:rFonts w:ascii="宋体" w:eastAsia="宋体" w:hAnsi="宋体" w:cs="宋体" w:hint="eastAsia"/>
               <w:szCs w:val="24"/>
             </w:rPr>
             <w:fldChar w:fldCharType="separate"/>
@@ -2505,7 +2478,7 @@
           </w:r>
           <w:r>
             <w:rPr>
-              <w:rFonts w:hint="eastAsia" w:ascii="宋体" w:hAnsi="宋体" w:eastAsia="宋体" w:cs="宋体"/>
+              <w:rFonts w:ascii="宋体" w:eastAsia="宋体" w:hAnsi="宋体" w:cs="宋体" w:hint="eastAsia"/>
               <w:szCs w:val="24"/>
             </w:rPr>
             <w:fldChar w:fldCharType="end"/>
@@ -2513,28 +2486,28 @@
         </w:p>
         <w:p>
           <w:pPr>
-            <w:pStyle w:val="16"/>
+            <w:pStyle w:val="TOC1"/>
             <w:tabs>
               <w:tab w:val="right" w:leader="dot" w:pos="8306"/>
             </w:tabs>
           </w:pPr>
           <w:r>
             <w:rPr>
-              <w:rFonts w:hint="eastAsia" w:ascii="宋体" w:hAnsi="宋体" w:eastAsia="宋体" w:cs="宋体"/>
+              <w:rFonts w:ascii="宋体" w:eastAsia="宋体" w:hAnsi="宋体" w:cs="宋体" w:hint="eastAsia"/>
               <w:szCs w:val="24"/>
             </w:rPr>
             <w:fldChar w:fldCharType="begin"/>
           </w:r>
           <w:r>
             <w:rPr>
-              <w:rFonts w:hint="eastAsia" w:ascii="宋体" w:hAnsi="宋体" w:eastAsia="宋体" w:cs="宋体"/>
+              <w:rFonts w:ascii="宋体" w:eastAsia="宋体" w:hAnsi="宋体" w:cs="宋体" w:hint="eastAsia"/>
               <w:szCs w:val="24"/>
             </w:rPr>
             <w:instrText xml:space="preserve"> HYPERLINK \l _Toc186 </w:instrText>
           </w:r>
           <w:r>
             <w:rPr>
-              <w:rFonts w:hint="eastAsia" w:ascii="宋体" w:hAnsi="宋体" w:eastAsia="宋体" w:cs="宋体"/>
+              <w:rFonts w:ascii="宋体" w:eastAsia="宋体" w:hAnsi="宋体" w:cs="宋体" w:hint="eastAsia"/>
               <w:szCs w:val="24"/>
             </w:rPr>
             <w:fldChar w:fldCharType="separate"/>
@@ -2566,7 +2539,7 @@
           </w:r>
           <w:r>
             <w:rPr>
-              <w:rFonts w:hint="eastAsia" w:ascii="宋体" w:hAnsi="宋体" w:eastAsia="宋体" w:cs="宋体"/>
+              <w:rFonts w:ascii="宋体" w:eastAsia="宋体" w:hAnsi="宋体" w:cs="宋体" w:hint="eastAsia"/>
               <w:szCs w:val="24"/>
             </w:rPr>
             <w:fldChar w:fldCharType="end"/>
@@ -2574,28 +2547,28 @@
         </w:p>
         <w:p>
           <w:pPr>
-            <w:pStyle w:val="17"/>
+            <w:pStyle w:val="TOC2"/>
             <w:tabs>
               <w:tab w:val="right" w:leader="dot" w:pos="8306"/>
             </w:tabs>
           </w:pPr>
           <w:r>
             <w:rPr>
-              <w:rFonts w:hint="eastAsia" w:ascii="宋体" w:hAnsi="宋体" w:eastAsia="宋体" w:cs="宋体"/>
+              <w:rFonts w:ascii="宋体" w:eastAsia="宋体" w:hAnsi="宋体" w:cs="宋体" w:hint="eastAsia"/>
               <w:szCs w:val="24"/>
             </w:rPr>
             <w:fldChar w:fldCharType="begin"/>
           </w:r>
           <w:r>
             <w:rPr>
-              <w:rFonts w:hint="eastAsia" w:ascii="宋体" w:hAnsi="宋体" w:eastAsia="宋体" w:cs="宋体"/>
+              <w:rFonts w:ascii="宋体" w:eastAsia="宋体" w:hAnsi="宋体" w:cs="宋体" w:hint="eastAsia"/>
               <w:szCs w:val="24"/>
             </w:rPr>
             <w:instrText xml:space="preserve"> HYPERLINK \l _Toc25405 </w:instrText>
           </w:r>
           <w:r>
             <w:rPr>
-              <w:rFonts w:hint="eastAsia" w:ascii="宋体" w:hAnsi="宋体" w:eastAsia="宋体" w:cs="宋体"/>
+              <w:rFonts w:ascii="宋体" w:eastAsia="宋体" w:hAnsi="宋体" w:cs="宋体" w:hint="eastAsia"/>
               <w:szCs w:val="24"/>
             </w:rPr>
             <w:fldChar w:fldCharType="separate"/>
@@ -2627,7 +2600,7 @@
           </w:r>
           <w:r>
             <w:rPr>
-              <w:rFonts w:hint="eastAsia" w:ascii="宋体" w:hAnsi="宋体" w:eastAsia="宋体" w:cs="宋体"/>
+              <w:rFonts w:ascii="宋体" w:eastAsia="宋体" w:hAnsi="宋体" w:cs="宋体" w:hint="eastAsia"/>
               <w:szCs w:val="24"/>
             </w:rPr>
             <w:fldChar w:fldCharType="end"/>
@@ -2635,28 +2608,28 @@
         </w:p>
         <w:p>
           <w:pPr>
-            <w:pStyle w:val="17"/>
+            <w:pStyle w:val="TOC2"/>
             <w:tabs>
               <w:tab w:val="right" w:leader="dot" w:pos="8306"/>
             </w:tabs>
           </w:pPr>
           <w:r>
             <w:rPr>
-              <w:rFonts w:hint="eastAsia" w:ascii="宋体" w:hAnsi="宋体" w:eastAsia="宋体" w:cs="宋体"/>
+              <w:rFonts w:ascii="宋体" w:eastAsia="宋体" w:hAnsi="宋体" w:cs="宋体" w:hint="eastAsia"/>
               <w:szCs w:val="24"/>
             </w:rPr>
             <w:fldChar w:fldCharType="begin"/>
           </w:r>
           <w:r>
             <w:rPr>
-              <w:rFonts w:hint="eastAsia" w:ascii="宋体" w:hAnsi="宋体" w:eastAsia="宋体" w:cs="宋体"/>
+              <w:rFonts w:ascii="宋体" w:eastAsia="宋体" w:hAnsi="宋体" w:cs="宋体" w:hint="eastAsia"/>
               <w:szCs w:val="24"/>
             </w:rPr>
             <w:instrText xml:space="preserve"> HYPERLINK \l _Toc15136 </w:instrText>
           </w:r>
           <w:r>
             <w:rPr>
-              <w:rFonts w:hint="eastAsia" w:ascii="宋体" w:hAnsi="宋体" w:eastAsia="宋体" w:cs="宋体"/>
+              <w:rFonts w:ascii="宋体" w:eastAsia="宋体" w:hAnsi="宋体" w:cs="宋体" w:hint="eastAsia"/>
               <w:szCs w:val="24"/>
             </w:rPr>
             <w:fldChar w:fldCharType="separate"/>
@@ -2688,7 +2661,7 @@
           </w:r>
           <w:r>
             <w:rPr>
-              <w:rFonts w:hint="eastAsia" w:ascii="宋体" w:hAnsi="宋体" w:eastAsia="宋体" w:cs="宋体"/>
+              <w:rFonts w:ascii="宋体" w:eastAsia="宋体" w:hAnsi="宋体" w:cs="宋体" w:hint="eastAsia"/>
               <w:szCs w:val="24"/>
             </w:rPr>
             <w:fldChar w:fldCharType="end"/>
@@ -2696,28 +2669,28 @@
         </w:p>
         <w:p>
           <w:pPr>
-            <w:pStyle w:val="16"/>
+            <w:pStyle w:val="TOC1"/>
             <w:tabs>
               <w:tab w:val="right" w:leader="dot" w:pos="8306"/>
             </w:tabs>
           </w:pPr>
           <w:r>
             <w:rPr>
-              <w:rFonts w:hint="eastAsia" w:ascii="宋体" w:hAnsi="宋体" w:eastAsia="宋体" w:cs="宋体"/>
+              <w:rFonts w:ascii="宋体" w:eastAsia="宋体" w:hAnsi="宋体" w:cs="宋体" w:hint="eastAsia"/>
               <w:szCs w:val="24"/>
             </w:rPr>
             <w:fldChar w:fldCharType="begin"/>
           </w:r>
           <w:r>
             <w:rPr>
-              <w:rFonts w:hint="eastAsia" w:ascii="宋体" w:hAnsi="宋体" w:eastAsia="宋体" w:cs="宋体"/>
+              <w:rFonts w:ascii="宋体" w:eastAsia="宋体" w:hAnsi="宋体" w:cs="宋体" w:hint="eastAsia"/>
               <w:szCs w:val="24"/>
             </w:rPr>
             <w:instrText xml:space="preserve"> HYPERLINK \l _Toc1829 </w:instrText>
           </w:r>
           <w:r>
             <w:rPr>
-              <w:rFonts w:hint="eastAsia" w:ascii="宋体" w:hAnsi="宋体" w:eastAsia="宋体" w:cs="宋体"/>
+              <w:rFonts w:ascii="宋体" w:eastAsia="宋体" w:hAnsi="宋体" w:cs="宋体" w:hint="eastAsia"/>
               <w:szCs w:val="24"/>
             </w:rPr>
             <w:fldChar w:fldCharType="separate"/>
@@ -2749,7 +2722,7 @@
           </w:r>
           <w:r>
             <w:rPr>
-              <w:rFonts w:hint="eastAsia" w:ascii="宋体" w:hAnsi="宋体" w:eastAsia="宋体" w:cs="宋体"/>
+              <w:rFonts w:ascii="宋体" w:eastAsia="宋体" w:hAnsi="宋体" w:cs="宋体" w:hint="eastAsia"/>
               <w:szCs w:val="24"/>
             </w:rPr>
             <w:fldChar w:fldCharType="end"/>
@@ -2757,28 +2730,28 @@
         </w:p>
         <w:p>
           <w:pPr>
-            <w:pStyle w:val="17"/>
+            <w:pStyle w:val="TOC2"/>
             <w:tabs>
               <w:tab w:val="right" w:leader="dot" w:pos="8306"/>
             </w:tabs>
           </w:pPr>
           <w:r>
             <w:rPr>
-              <w:rFonts w:hint="eastAsia" w:ascii="宋体" w:hAnsi="宋体" w:eastAsia="宋体" w:cs="宋体"/>
+              <w:rFonts w:ascii="宋体" w:eastAsia="宋体" w:hAnsi="宋体" w:cs="宋体" w:hint="eastAsia"/>
               <w:szCs w:val="24"/>
             </w:rPr>
             <w:fldChar w:fldCharType="begin"/>
           </w:r>
           <w:r>
             <w:rPr>
-              <w:rFonts w:hint="eastAsia" w:ascii="宋体" w:hAnsi="宋体" w:eastAsia="宋体" w:cs="宋体"/>
+              <w:rFonts w:ascii="宋体" w:eastAsia="宋体" w:hAnsi="宋体" w:cs="宋体" w:hint="eastAsia"/>
               <w:szCs w:val="24"/>
             </w:rPr>
             <w:instrText xml:space="preserve"> HYPERLINK \l _Toc29247 </w:instrText>
           </w:r>
           <w:r>
             <w:rPr>
-              <w:rFonts w:hint="eastAsia" w:ascii="宋体" w:hAnsi="宋体" w:eastAsia="宋体" w:cs="宋体"/>
+              <w:rFonts w:ascii="宋体" w:eastAsia="宋体" w:hAnsi="宋体" w:cs="宋体" w:hint="eastAsia"/>
               <w:szCs w:val="24"/>
             </w:rPr>
             <w:fldChar w:fldCharType="separate"/>
@@ -2810,7 +2783,7 @@
           </w:r>
           <w:r>
             <w:rPr>
-              <w:rFonts w:hint="eastAsia" w:ascii="宋体" w:hAnsi="宋体" w:eastAsia="宋体" w:cs="宋体"/>
+              <w:rFonts w:ascii="宋体" w:eastAsia="宋体" w:hAnsi="宋体" w:cs="宋体" w:hint="eastAsia"/>
               <w:szCs w:val="24"/>
             </w:rPr>
             <w:fldChar w:fldCharType="end"/>
@@ -2818,28 +2791,28 @@
         </w:p>
         <w:p>
           <w:pPr>
-            <w:pStyle w:val="17"/>
+            <w:pStyle w:val="TOC2"/>
             <w:tabs>
               <w:tab w:val="right" w:leader="dot" w:pos="8306"/>
             </w:tabs>
           </w:pPr>
           <w:r>
             <w:rPr>
-              <w:rFonts w:hint="eastAsia" w:ascii="宋体" w:hAnsi="宋体" w:eastAsia="宋体" w:cs="宋体"/>
+              <w:rFonts w:ascii="宋体" w:eastAsia="宋体" w:hAnsi="宋体" w:cs="宋体" w:hint="eastAsia"/>
               <w:szCs w:val="24"/>
             </w:rPr>
             <w:fldChar w:fldCharType="begin"/>
           </w:r>
           <w:r>
             <w:rPr>
-              <w:rFonts w:hint="eastAsia" w:ascii="宋体" w:hAnsi="宋体" w:eastAsia="宋体" w:cs="宋体"/>
+              <w:rFonts w:ascii="宋体" w:eastAsia="宋体" w:hAnsi="宋体" w:cs="宋体" w:hint="eastAsia"/>
               <w:szCs w:val="24"/>
             </w:rPr>
             <w:instrText xml:space="preserve"> HYPERLINK \l _Toc9444 </w:instrText>
           </w:r>
           <w:r>
             <w:rPr>
-              <w:rFonts w:hint="eastAsia" w:ascii="宋体" w:hAnsi="宋体" w:eastAsia="宋体" w:cs="宋体"/>
+              <w:rFonts w:ascii="宋体" w:eastAsia="宋体" w:hAnsi="宋体" w:cs="宋体" w:hint="eastAsia"/>
               <w:szCs w:val="24"/>
             </w:rPr>
             <w:fldChar w:fldCharType="separate"/>
@@ -2871,7 +2844,7 @@
           </w:r>
           <w:r>
             <w:rPr>
-              <w:rFonts w:hint="eastAsia" w:ascii="宋体" w:hAnsi="宋体" w:eastAsia="宋体" w:cs="宋体"/>
+              <w:rFonts w:ascii="宋体" w:eastAsia="宋体" w:hAnsi="宋体" w:cs="宋体" w:hint="eastAsia"/>
               <w:szCs w:val="24"/>
             </w:rPr>
             <w:fldChar w:fldCharType="end"/>
@@ -2879,28 +2852,28 @@
         </w:p>
         <w:p>
           <w:pPr>
-            <w:pStyle w:val="17"/>
+            <w:pStyle w:val="TOC2"/>
             <w:tabs>
               <w:tab w:val="right" w:leader="dot" w:pos="8306"/>
             </w:tabs>
           </w:pPr>
           <w:r>
             <w:rPr>
-              <w:rFonts w:hint="eastAsia" w:ascii="宋体" w:hAnsi="宋体" w:eastAsia="宋体" w:cs="宋体"/>
+              <w:rFonts w:ascii="宋体" w:eastAsia="宋体" w:hAnsi="宋体" w:cs="宋体" w:hint="eastAsia"/>
               <w:szCs w:val="24"/>
             </w:rPr>
             <w:fldChar w:fldCharType="begin"/>
           </w:r>
           <w:r>
             <w:rPr>
-              <w:rFonts w:hint="eastAsia" w:ascii="宋体" w:hAnsi="宋体" w:eastAsia="宋体" w:cs="宋体"/>
+              <w:rFonts w:ascii="宋体" w:eastAsia="宋体" w:hAnsi="宋体" w:cs="宋体" w:hint="eastAsia"/>
               <w:szCs w:val="24"/>
             </w:rPr>
             <w:instrText xml:space="preserve"> HYPERLINK \l _Toc19660 </w:instrText>
           </w:r>
           <w:r>
             <w:rPr>
-              <w:rFonts w:hint="eastAsia" w:ascii="宋体" w:hAnsi="宋体" w:eastAsia="宋体" w:cs="宋体"/>
+              <w:rFonts w:ascii="宋体" w:eastAsia="宋体" w:hAnsi="宋体" w:cs="宋体" w:hint="eastAsia"/>
               <w:szCs w:val="24"/>
             </w:rPr>
             <w:fldChar w:fldCharType="separate"/>
@@ -2932,7 +2905,7 @@
           </w:r>
           <w:r>
             <w:rPr>
-              <w:rFonts w:hint="eastAsia" w:ascii="宋体" w:hAnsi="宋体" w:eastAsia="宋体" w:cs="宋体"/>
+              <w:rFonts w:ascii="宋体" w:eastAsia="宋体" w:hAnsi="宋体" w:cs="宋体" w:hint="eastAsia"/>
               <w:szCs w:val="24"/>
             </w:rPr>
             <w:fldChar w:fldCharType="end"/>
@@ -2940,28 +2913,28 @@
         </w:p>
         <w:p>
           <w:pPr>
-            <w:pStyle w:val="17"/>
+            <w:pStyle w:val="TOC2"/>
             <w:tabs>
               <w:tab w:val="right" w:leader="dot" w:pos="8306"/>
             </w:tabs>
           </w:pPr>
           <w:r>
             <w:rPr>
-              <w:rFonts w:hint="eastAsia" w:ascii="宋体" w:hAnsi="宋体" w:eastAsia="宋体" w:cs="宋体"/>
+              <w:rFonts w:ascii="宋体" w:eastAsia="宋体" w:hAnsi="宋体" w:cs="宋体" w:hint="eastAsia"/>
               <w:szCs w:val="24"/>
             </w:rPr>
             <w:fldChar w:fldCharType="begin"/>
           </w:r>
           <w:r>
             <w:rPr>
-              <w:rFonts w:hint="eastAsia" w:ascii="宋体" w:hAnsi="宋体" w:eastAsia="宋体" w:cs="宋体"/>
+              <w:rFonts w:ascii="宋体" w:eastAsia="宋体" w:hAnsi="宋体" w:cs="宋体" w:hint="eastAsia"/>
               <w:szCs w:val="24"/>
             </w:rPr>
             <w:instrText xml:space="preserve"> HYPERLINK \l _Toc639 </w:instrText>
           </w:r>
           <w:r>
             <w:rPr>
-              <w:rFonts w:hint="eastAsia" w:ascii="宋体" w:hAnsi="宋体" w:eastAsia="宋体" w:cs="宋体"/>
+              <w:rFonts w:ascii="宋体" w:eastAsia="宋体" w:hAnsi="宋体" w:cs="宋体" w:hint="eastAsia"/>
               <w:szCs w:val="24"/>
             </w:rPr>
             <w:fldChar w:fldCharType="separate"/>
@@ -2993,7 +2966,7 @@
           </w:r>
           <w:r>
             <w:rPr>
-              <w:rFonts w:hint="eastAsia" w:ascii="宋体" w:hAnsi="宋体" w:eastAsia="宋体" w:cs="宋体"/>
+              <w:rFonts w:ascii="宋体" w:eastAsia="宋体" w:hAnsi="宋体" w:cs="宋体" w:hint="eastAsia"/>
               <w:szCs w:val="24"/>
             </w:rPr>
             <w:fldChar w:fldCharType="end"/>
@@ -3001,28 +2974,28 @@
         </w:p>
         <w:p>
           <w:pPr>
-            <w:pStyle w:val="17"/>
+            <w:pStyle w:val="TOC2"/>
             <w:tabs>
               <w:tab w:val="right" w:leader="dot" w:pos="8306"/>
             </w:tabs>
           </w:pPr>
           <w:r>
             <w:rPr>
-              <w:rFonts w:hint="eastAsia" w:ascii="宋体" w:hAnsi="宋体" w:eastAsia="宋体" w:cs="宋体"/>
+              <w:rFonts w:ascii="宋体" w:eastAsia="宋体" w:hAnsi="宋体" w:cs="宋体" w:hint="eastAsia"/>
               <w:szCs w:val="24"/>
             </w:rPr>
             <w:fldChar w:fldCharType="begin"/>
           </w:r>
           <w:r>
             <w:rPr>
-              <w:rFonts w:hint="eastAsia" w:ascii="宋体" w:hAnsi="宋体" w:eastAsia="宋体" w:cs="宋体"/>
+              <w:rFonts w:ascii="宋体" w:eastAsia="宋体" w:hAnsi="宋体" w:cs="宋体" w:hint="eastAsia"/>
               <w:szCs w:val="24"/>
             </w:rPr>
             <w:instrText xml:space="preserve"> HYPERLINK \l _Toc21072 </w:instrText>
           </w:r>
           <w:r>
             <w:rPr>
-              <w:rFonts w:hint="eastAsia" w:ascii="宋体" w:hAnsi="宋体" w:eastAsia="宋体" w:cs="宋体"/>
+              <w:rFonts w:ascii="宋体" w:eastAsia="宋体" w:hAnsi="宋体" w:cs="宋体" w:hint="eastAsia"/>
               <w:szCs w:val="24"/>
             </w:rPr>
             <w:fldChar w:fldCharType="separate"/>
@@ -3054,7 +3027,7 @@
           </w:r>
           <w:r>
             <w:rPr>
-              <w:rFonts w:hint="eastAsia" w:ascii="宋体" w:hAnsi="宋体" w:eastAsia="宋体" w:cs="宋体"/>
+              <w:rFonts w:ascii="宋体" w:eastAsia="宋体" w:hAnsi="宋体" w:cs="宋体" w:hint="eastAsia"/>
               <w:szCs w:val="24"/>
             </w:rPr>
             <w:fldChar w:fldCharType="end"/>
@@ -3062,28 +3035,28 @@
         </w:p>
         <w:p>
           <w:pPr>
-            <w:pStyle w:val="16"/>
+            <w:pStyle w:val="TOC1"/>
             <w:tabs>
               <w:tab w:val="right" w:leader="dot" w:pos="8306"/>
             </w:tabs>
           </w:pPr>
           <w:r>
             <w:rPr>
-              <w:rFonts w:hint="eastAsia" w:ascii="宋体" w:hAnsi="宋体" w:eastAsia="宋体" w:cs="宋体"/>
+              <w:rFonts w:ascii="宋体" w:eastAsia="宋体" w:hAnsi="宋体" w:cs="宋体" w:hint="eastAsia"/>
               <w:szCs w:val="24"/>
             </w:rPr>
             <w:fldChar w:fldCharType="begin"/>
           </w:r>
           <w:r>
             <w:rPr>
-              <w:rFonts w:hint="eastAsia" w:ascii="宋体" w:hAnsi="宋体" w:eastAsia="宋体" w:cs="宋体"/>
+              <w:rFonts w:ascii="宋体" w:eastAsia="宋体" w:hAnsi="宋体" w:cs="宋体" w:hint="eastAsia"/>
               <w:szCs w:val="24"/>
             </w:rPr>
             <w:instrText xml:space="preserve"> HYPERLINK \l _Toc25742 </w:instrText>
           </w:r>
           <w:r>
             <w:rPr>
-              <w:rFonts w:hint="eastAsia" w:ascii="宋体" w:hAnsi="宋体" w:eastAsia="宋体" w:cs="宋体"/>
+              <w:rFonts w:ascii="宋体" w:eastAsia="宋体" w:hAnsi="宋体" w:cs="宋体" w:hint="eastAsia"/>
               <w:szCs w:val="24"/>
             </w:rPr>
             <w:fldChar w:fldCharType="separate"/>
@@ -3115,7 +3088,7 @@
           </w:r>
           <w:r>
             <w:rPr>
-              <w:rFonts w:hint="eastAsia" w:ascii="宋体" w:hAnsi="宋体" w:eastAsia="宋体" w:cs="宋体"/>
+              <w:rFonts w:ascii="宋体" w:eastAsia="宋体" w:hAnsi="宋体" w:cs="宋体" w:hint="eastAsia"/>
               <w:szCs w:val="24"/>
             </w:rPr>
             <w:fldChar w:fldCharType="end"/>
@@ -3123,28 +3096,28 @@
         </w:p>
         <w:p>
           <w:pPr>
-            <w:pStyle w:val="16"/>
+            <w:pStyle w:val="TOC1"/>
             <w:tabs>
               <w:tab w:val="right" w:leader="dot" w:pos="8306"/>
             </w:tabs>
           </w:pPr>
           <w:r>
             <w:rPr>
-              <w:rFonts w:hint="eastAsia" w:ascii="宋体" w:hAnsi="宋体" w:eastAsia="宋体" w:cs="宋体"/>
+              <w:rFonts w:ascii="宋体" w:eastAsia="宋体" w:hAnsi="宋体" w:cs="宋体" w:hint="eastAsia"/>
               <w:szCs w:val="24"/>
             </w:rPr>
             <w:fldChar w:fldCharType="begin"/>
           </w:r>
           <w:r>
             <w:rPr>
-              <w:rFonts w:hint="eastAsia" w:ascii="宋体" w:hAnsi="宋体" w:eastAsia="宋体" w:cs="宋体"/>
+              <w:rFonts w:ascii="宋体" w:eastAsia="宋体" w:hAnsi="宋体" w:cs="宋体" w:hint="eastAsia"/>
               <w:szCs w:val="24"/>
             </w:rPr>
             <w:instrText xml:space="preserve"> HYPERLINK \l _Toc27506 </w:instrText>
           </w:r>
           <w:r>
             <w:rPr>
-              <w:rFonts w:hint="eastAsia" w:ascii="宋体" w:hAnsi="宋体" w:eastAsia="宋体" w:cs="宋体"/>
+              <w:rFonts w:ascii="宋体" w:eastAsia="宋体" w:hAnsi="宋体" w:cs="宋体" w:hint="eastAsia"/>
               <w:szCs w:val="24"/>
             </w:rPr>
             <w:fldChar w:fldCharType="separate"/>
@@ -3183,7 +3156,7 @@
           </w:r>
           <w:r>
             <w:rPr>
-              <w:rFonts w:hint="eastAsia" w:ascii="宋体" w:hAnsi="宋体" w:eastAsia="宋体" w:cs="宋体"/>
+              <w:rFonts w:ascii="宋体" w:eastAsia="宋体" w:hAnsi="宋体" w:cs="宋体" w:hint="eastAsia"/>
               <w:szCs w:val="24"/>
             </w:rPr>
             <w:fldChar w:fldCharType="end"/>
@@ -3191,28 +3164,28 @@
         </w:p>
         <w:p>
           <w:pPr>
-            <w:pStyle w:val="16"/>
+            <w:pStyle w:val="TOC1"/>
             <w:tabs>
               <w:tab w:val="right" w:leader="dot" w:pos="8306"/>
             </w:tabs>
           </w:pPr>
           <w:r>
             <w:rPr>
-              <w:rFonts w:hint="eastAsia" w:ascii="宋体" w:hAnsi="宋体" w:eastAsia="宋体" w:cs="宋体"/>
+              <w:rFonts w:ascii="宋体" w:eastAsia="宋体" w:hAnsi="宋体" w:cs="宋体" w:hint="eastAsia"/>
               <w:szCs w:val="24"/>
             </w:rPr>
             <w:fldChar w:fldCharType="begin"/>
           </w:r>
           <w:r>
             <w:rPr>
-              <w:rFonts w:hint="eastAsia" w:ascii="宋体" w:hAnsi="宋体" w:eastAsia="宋体" w:cs="宋体"/>
+              <w:rFonts w:ascii="宋体" w:eastAsia="宋体" w:hAnsi="宋体" w:cs="宋体" w:hint="eastAsia"/>
               <w:szCs w:val="24"/>
             </w:rPr>
             <w:instrText xml:space="preserve"> HYPERLINK \l _Toc5599 </w:instrText>
           </w:r>
           <w:r>
             <w:rPr>
-              <w:rFonts w:hint="eastAsia" w:ascii="宋体" w:hAnsi="宋体" w:eastAsia="宋体" w:cs="宋体"/>
+              <w:rFonts w:ascii="宋体" w:eastAsia="宋体" w:hAnsi="宋体" w:cs="宋体" w:hint="eastAsia"/>
               <w:szCs w:val="24"/>
             </w:rPr>
             <w:fldChar w:fldCharType="separate"/>
@@ -3244,7 +3217,7 @@
           </w:r>
           <w:r>
             <w:rPr>
-              <w:rFonts w:hint="eastAsia" w:ascii="宋体" w:hAnsi="宋体" w:eastAsia="宋体" w:cs="宋体"/>
+              <w:rFonts w:ascii="宋体" w:eastAsia="宋体" w:hAnsi="宋体" w:cs="宋体" w:hint="eastAsia"/>
               <w:szCs w:val="24"/>
             </w:rPr>
             <w:fldChar w:fldCharType="end"/>
@@ -3268,7 +3241,7 @@
             <w:spacing w:line="312" w:lineRule="auto"/>
             <w:textAlignment w:val="baseline"/>
             <w:rPr>
-              <w:rFonts w:hint="eastAsia" w:ascii="宋体" w:hAnsi="宋体" w:eastAsia="宋体" w:cs="宋体"/>
+              <w:rFonts w:ascii="宋体" w:eastAsia="宋体" w:hAnsi="宋体" w:cs="宋体" w:hint="eastAsia"/>
               <w:snapToGrid w:val="0"/>
               <w:color w:val="000000"/>
               <w:kern w:val="0"/>
@@ -3279,7 +3252,7 @@
           </w:pPr>
           <w:r>
             <w:rPr>
-              <w:rFonts w:hint="eastAsia" w:ascii="宋体" w:hAnsi="宋体" w:eastAsia="宋体" w:cs="宋体"/>
+              <w:rFonts w:ascii="宋体" w:eastAsia="宋体" w:hAnsi="宋体" w:cs="宋体" w:hint="eastAsia"/>
               <w:szCs w:val="24"/>
             </w:rPr>
             <w:fldChar w:fldCharType="end"/>
@@ -3303,7 +3276,7 @@
         <w:snapToGrid w:val="0"/>
         <w:textAlignment w:val="baseline"/>
         <w:rPr>
-          <w:rFonts w:ascii="Arial" w:hAnsi="Arial" w:eastAsia="Arial" w:cs="Arial"/>
+          <w:rFonts w:ascii="Arial" w:eastAsia="Arial" w:hAnsi="Arial" w:cs="Arial"/>
           <w:snapToGrid w:val="0"/>
           <w:color w:val="000000"/>
           <w:kern w:val="0"/>
@@ -3314,7 +3287,7 @@
       </w:pPr>
       <w:r>
         <w:rPr>
-          <w:rFonts w:ascii="Arial" w:hAnsi="Arial" w:eastAsia="Arial" w:cs="Arial"/>
+          <w:rFonts w:ascii="Arial" w:eastAsia="Arial" w:hAnsi="Arial" w:cs="Arial"/>
           <w:snapToGrid w:val="0"/>
           <w:color w:val="000000"/>
           <w:kern w:val="0"/>
@@ -3327,45 +3300,45 @@
     </w:p>
     <w:p>
       <w:pPr>
-        <w:pStyle w:val="28"/>
+        <w:pStyle w:val="1"/>
         <w:bidi w:val="0"/>
         <w:rPr>
           <w:rFonts w:hint="default"/>
           <w:lang w:val="en-US" w:eastAsia="zh-CN"/>
         </w:rPr>
       </w:pPr>
-      <w:bookmarkStart w:id="2" w:name="_Toc16995"/>
+      <w:bookmarkStart w:id="3" w:name="_Toc16995"/>
       <w:r>
         <w:rPr>
           <w:rFonts w:hint="default"/>
           <w:lang w:val="en-US" w:eastAsia="zh-CN"/>
         </w:rPr>
         <w:t>总则</w:t>
-      </w:r>
-      <w:bookmarkEnd w:id="2"/>
-    </w:p>
-    <w:p>
-      <w:pPr>
-        <w:pStyle w:val="30"/>
-        <w:bidi w:val="0"/>
-        <w:rPr>
-          <w:rFonts w:hint="default"/>
-          <w:lang w:val="en-US" w:eastAsia="zh-CN"/>
-        </w:rPr>
-      </w:pPr>
-      <w:bookmarkStart w:id="3" w:name="_Toc21131"/>
-      <w:r>
-        <w:rPr>
-          <w:rFonts w:hint="default"/>
-          <w:lang w:val="en-US" w:eastAsia="zh-CN"/>
-        </w:rPr>
-        <w:t>目的</w:t>
       </w:r>
       <w:bookmarkEnd w:id="3"/>
     </w:p>
     <w:p>
       <w:pPr>
-        <w:pStyle w:val="29"/>
+        <w:pStyle w:val="2"/>
+        <w:bidi w:val="0"/>
+        <w:rPr>
+          <w:rFonts w:hint="default"/>
+          <w:lang w:val="en-US" w:eastAsia="zh-CN"/>
+        </w:rPr>
+      </w:pPr>
+      <w:bookmarkStart w:id="4" w:name="_Toc21131"/>
+      <w:r>
+        <w:rPr>
+          <w:rFonts w:hint="default"/>
+          <w:lang w:val="en-US" w:eastAsia="zh-CN"/>
+        </w:rPr>
+        <w:t>目的</w:t>
+      </w:r>
+      <w:bookmarkEnd w:id="4"/>
+    </w:p>
+    <w:p>
+      <w:pPr>
+        <w:pStyle w:val="a1"/>
         <w:keepNext w:val="0"/>
         <w:keepLines w:val="0"/>
         <w:pageBreakBefore w:val="0"/>
@@ -3394,14 +3367,14 @@
     </w:p>
     <w:p>
       <w:pPr>
-        <w:pStyle w:val="30"/>
+        <w:pStyle w:val="2"/>
         <w:bidi w:val="0"/>
         <w:rPr>
           <w:rFonts w:hint="default"/>
           <w:lang w:val="en-US" w:eastAsia="zh-CN"/>
         </w:rPr>
       </w:pPr>
-      <w:bookmarkStart w:id="4" w:name="_Toc32111"/>
+      <w:bookmarkStart w:id="5" w:name="_Toc32111"/>
       <w:r>
         <w:rPr>
           <w:rFonts w:hint="default"/>
@@ -3409,11 +3382,11 @@
         </w:rPr>
         <w:t>适用范围</w:t>
       </w:r>
-      <w:bookmarkEnd w:id="4"/>
+      <w:bookmarkEnd w:id="5"/>
     </w:p>
     <w:p>
       <w:pPr>
-        <w:pStyle w:val="29"/>
+        <w:pStyle w:val="a1"/>
         <w:keepNext w:val="0"/>
         <w:keepLines w:val="0"/>
         <w:pageBreakBefore w:val="0"/>
@@ -3442,14 +3415,14 @@
     </w:p>
     <w:p>
       <w:pPr>
-        <w:pStyle w:val="30"/>
+        <w:pStyle w:val="2"/>
         <w:bidi w:val="0"/>
         <w:rPr>
           <w:rFonts w:hint="default"/>
           <w:lang w:val="en-US" w:eastAsia="zh-CN"/>
         </w:rPr>
       </w:pPr>
-      <w:bookmarkStart w:id="5" w:name="_Toc18528"/>
+      <w:bookmarkStart w:id="6" w:name="_Toc18528"/>
       <w:r>
         <w:rPr>
           <w:rFonts w:hint="default"/>
@@ -3457,11 +3430,11 @@
         </w:rPr>
         <w:t>原则</w:t>
       </w:r>
-      <w:bookmarkEnd w:id="5"/>
+      <w:bookmarkEnd w:id="6"/>
     </w:p>
     <w:p>
       <w:pPr>
-        <w:pStyle w:val="29"/>
+        <w:pStyle w:val="a1"/>
         <w:keepNext w:val="0"/>
         <w:keepLines w:val="0"/>
         <w:pageBreakBefore w:val="0"/>
@@ -3490,7 +3463,7 @@
     </w:p>
     <w:p>
       <w:pPr>
-        <w:pStyle w:val="29"/>
+        <w:pStyle w:val="a1"/>
         <w:keepNext w:val="0"/>
         <w:keepLines w:val="0"/>
         <w:pageBreakBefore w:val="0"/>
@@ -3519,7 +3492,7 @@
     </w:p>
     <w:p>
       <w:pPr>
-        <w:pStyle w:val="29"/>
+        <w:pStyle w:val="a1"/>
         <w:keepNext w:val="0"/>
         <w:keepLines w:val="0"/>
         <w:pageBreakBefore w:val="0"/>
@@ -3548,7 +3521,7 @@
     </w:p>
     <w:p>
       <w:pPr>
-        <w:pStyle w:val="29"/>
+        <w:pStyle w:val="a1"/>
         <w:keepNext w:val="0"/>
         <w:keepLines w:val="0"/>
         <w:pageBreakBefore w:val="0"/>
@@ -3577,7 +3550,7 @@
     </w:p>
     <w:p>
       <w:pPr>
-        <w:pStyle w:val="29"/>
+        <w:pStyle w:val="a1"/>
         <w:keepNext w:val="0"/>
         <w:keepLines w:val="0"/>
         <w:pageBreakBefore w:val="0"/>
@@ -3606,14 +3579,14 @@
     </w:p>
     <w:p>
       <w:pPr>
-        <w:pStyle w:val="28"/>
+        <w:pStyle w:val="1"/>
         <w:bidi w:val="0"/>
         <w:rPr>
           <w:rFonts w:hint="default"/>
           <w:lang w:val="en-US" w:eastAsia="zh-CN"/>
         </w:rPr>
       </w:pPr>
-      <w:bookmarkStart w:id="6" w:name="_Toc11173"/>
+      <w:bookmarkStart w:id="7" w:name="_Toc11173"/>
       <w:r>
         <w:rPr>
           <w:rFonts w:hint="default"/>
@@ -3621,23 +3594,22 @@
         </w:rPr>
         <w:t>角色与职责</w:t>
       </w:r>
-      <w:bookmarkEnd w:id="6"/>
+      <w:bookmarkEnd w:id="7"/>
     </w:p>
     <w:tbl>
       <w:tblPr>
-        <w:tblStyle w:val="20"/>
+        <w:tblStyle w:val="TableNormal"/>
         <w:tblW w:w="9024" w:type="dxa"/>
         <w:tblInd w:w="0" w:type="dxa"/>
         <w:tblBorders>
-          <w:top w:val="single" w:color="auto" w:sz="4" w:space="0"/>
-          <w:left w:val="single" w:color="auto" w:sz="4" w:space="0"/>
-          <w:bottom w:val="single" w:color="auto" w:sz="4" w:space="0"/>
-          <w:right w:val="single" w:color="auto" w:sz="4" w:space="0"/>
-          <w:insideH w:val="single" w:color="auto" w:sz="4" w:space="0"/>
-          <w:insideV w:val="single" w:color="auto" w:sz="4" w:space="0"/>
+          <w:top w:val="single" w:sz="4" w:space="0" w:color="auto"/>
+          <w:left w:val="single" w:sz="4" w:space="0" w:color="auto"/>
+          <w:bottom w:val="single" w:sz="4" w:space="0" w:color="auto"/>
+          <w:right w:val="single" w:sz="4" w:space="0" w:color="auto"/>
+          <w:insideH w:val="single" w:sz="4" w:space="0" w:color="auto"/>
+          <w:insideV w:val="single" w:sz="4" w:space="0" w:color="auto"/>
         </w:tblBorders>
         <w:shd w:val="clear" w:color="auto" w:fill="auto"/>
-        <w:tblLayout w:type="autofit"/>
         <w:tblCellMar>
           <w:top w:w="15" w:type="dxa"/>
           <w:left w:w="15" w:type="dxa"/>
@@ -3652,13 +3624,15 @@
       </w:tblGrid>
       <w:tr>
         <w:tblPrEx>
+          <w:tblW w:w="9024" w:type="dxa"/>
+          <w:tblInd w:w="0" w:type="dxa"/>
           <w:tblBorders>
-            <w:top w:val="single" w:color="auto" w:sz="4" w:space="0"/>
-            <w:left w:val="single" w:color="auto" w:sz="4" w:space="0"/>
-            <w:bottom w:val="single" w:color="auto" w:sz="4" w:space="0"/>
-            <w:right w:val="single" w:color="auto" w:sz="4" w:space="0"/>
-            <w:insideH w:val="single" w:color="auto" w:sz="4" w:space="0"/>
-            <w:insideV w:val="single" w:color="auto" w:sz="4" w:space="0"/>
+            <w:top w:val="single" w:sz="4" w:space="0" w:color="auto"/>
+            <w:left w:val="single" w:sz="4" w:space="0" w:color="auto"/>
+            <w:bottom w:val="single" w:sz="4" w:space="0" w:color="auto"/>
+            <w:right w:val="single" w:sz="4" w:space="0" w:color="auto"/>
+            <w:insideH w:val="single" w:sz="4" w:space="0" w:color="auto"/>
+            <w:insideV w:val="single" w:sz="4" w:space="0" w:color="auto"/>
           </w:tblBorders>
           <w:shd w:val="clear" w:color="auto" w:fill="auto"/>
           <w:tblCellMar>
@@ -3692,7 +3666,7 @@
               <w:spacing w:line="300" w:lineRule="atLeast"/>
               <w:jc w:val="left"/>
               <w:rPr>
-                <w:rFonts w:ascii="Segoe UI" w:hAnsi="Segoe UI" w:eastAsia="Segoe UI" w:cs="Segoe UI"/>
+                <w:rFonts w:ascii="Segoe UI" w:eastAsia="Segoe UI" w:hAnsi="Segoe UI" w:cs="Segoe UI"/>
                 <w:i w:val="0"/>
                 <w:iCs w:val="0"/>
                 <w:caps w:val="0"/>
@@ -3704,7 +3678,7 @@
             </w:pPr>
             <w:r>
               <w:rPr>
-                <w:rFonts w:hint="default" w:ascii="Segoe UI" w:hAnsi="Segoe UI" w:eastAsia="Segoe UI" w:cs="Segoe UI"/>
+                <w:rFonts w:ascii="Segoe UI" w:eastAsia="Segoe UI" w:hAnsi="Segoe UI" w:cs="Segoe UI" w:hint="default"/>
                 <w:i w:val="0"/>
                 <w:iCs w:val="0"/>
                 <w:caps w:val="0"/>
@@ -3714,7 +3688,7 @@
                 <w:kern w:val="0"/>
                 <w:sz w:val="18"/>
                 <w:szCs w:val="18"/>
-                <w:lang w:val="en-US" w:eastAsia="zh-CN" w:bidi="ar"/>
+                <w:lang w:val="en-US" w:eastAsia="zh-CN"/>
               </w:rPr>
               <w:t>角色</w:t>
             </w:r>
@@ -3741,7 +3715,7 @@
               <w:spacing w:line="300" w:lineRule="atLeast"/>
               <w:jc w:val="left"/>
               <w:rPr>
-                <w:rFonts w:hint="default" w:ascii="Segoe UI" w:hAnsi="Segoe UI" w:eastAsia="Segoe UI" w:cs="Segoe UI"/>
+                <w:rFonts w:ascii="Segoe UI" w:eastAsia="Segoe UI" w:hAnsi="Segoe UI" w:cs="Segoe UI" w:hint="default"/>
                 <w:i w:val="0"/>
                 <w:iCs w:val="0"/>
                 <w:caps w:val="0"/>
@@ -3753,7 +3727,7 @@
             </w:pPr>
             <w:r>
               <w:rPr>
-                <w:rFonts w:hint="default" w:ascii="Segoe UI" w:hAnsi="Segoe UI" w:eastAsia="Segoe UI" w:cs="Segoe UI"/>
+                <w:rFonts w:ascii="Segoe UI" w:eastAsia="Segoe UI" w:hAnsi="Segoe UI" w:cs="Segoe UI" w:hint="default"/>
                 <w:i w:val="0"/>
                 <w:iCs w:val="0"/>
                 <w:caps w:val="0"/>
@@ -3763,7 +3737,7 @@
                 <w:kern w:val="0"/>
                 <w:sz w:val="18"/>
                 <w:szCs w:val="18"/>
-                <w:lang w:val="en-US" w:eastAsia="zh-CN" w:bidi="ar"/>
+                <w:lang w:val="en-US" w:eastAsia="zh-CN"/>
               </w:rPr>
               <w:t>主要职责</w:t>
             </w:r>
@@ -3790,7 +3764,7 @@
               <w:spacing w:line="300" w:lineRule="atLeast"/>
               <w:jc w:val="left"/>
               <w:rPr>
-                <w:rFonts w:hint="default" w:ascii="Segoe UI" w:hAnsi="Segoe UI" w:eastAsia="Segoe UI" w:cs="Segoe UI"/>
+                <w:rFonts w:ascii="Segoe UI" w:eastAsia="Segoe UI" w:hAnsi="Segoe UI" w:cs="Segoe UI" w:hint="default"/>
                 <w:i w:val="0"/>
                 <w:iCs w:val="0"/>
                 <w:caps w:val="0"/>
@@ -3802,7 +3776,7 @@
             </w:pPr>
             <w:r>
               <w:rPr>
-                <w:rFonts w:hint="default" w:ascii="Segoe UI" w:hAnsi="Segoe UI" w:eastAsia="Segoe UI" w:cs="Segoe UI"/>
+                <w:rFonts w:ascii="Segoe UI" w:eastAsia="Segoe UI" w:hAnsi="Segoe UI" w:cs="Segoe UI" w:hint="default"/>
                 <w:i w:val="0"/>
                 <w:iCs w:val="0"/>
                 <w:caps w:val="0"/>
@@ -3812,7 +3786,7 @@
                 <w:kern w:val="0"/>
                 <w:sz w:val="18"/>
                 <w:szCs w:val="18"/>
-                <w:lang w:val="en-US" w:eastAsia="zh-CN" w:bidi="ar"/>
+                <w:lang w:val="en-US" w:eastAsia="zh-CN"/>
               </w:rPr>
               <w:t>对应岗位/人员</w:t>
             </w:r>
@@ -3821,14 +3795,8 @@
       </w:tr>
       <w:tr>
         <w:tblPrEx>
-          <w:tblBorders>
-            <w:top w:val="single" w:color="auto" w:sz="4" w:space="0"/>
-            <w:left w:val="single" w:color="auto" w:sz="4" w:space="0"/>
-            <w:bottom w:val="single" w:color="auto" w:sz="4" w:space="0"/>
-            <w:right w:val="single" w:color="auto" w:sz="4" w:space="0"/>
-            <w:insideH w:val="single" w:color="auto" w:sz="4" w:space="0"/>
-            <w:insideV w:val="single" w:color="auto" w:sz="4" w:space="0"/>
-          </w:tblBorders>
+          <w:tblW w:w="9024" w:type="dxa"/>
+          <w:tblInd w:w="0" w:type="dxa"/>
           <w:shd w:val="clear" w:color="auto" w:fill="auto"/>
           <w:tblCellMar>
             <w:top w:w="15" w:type="dxa"/>
@@ -3858,7 +3826,7 @@
               <w:spacing w:line="300" w:lineRule="atLeast"/>
               <w:jc w:val="left"/>
               <w:rPr>
-                <w:rFonts w:hint="default" w:ascii="Segoe UI" w:hAnsi="Segoe UI" w:eastAsia="Segoe UI" w:cs="Segoe UI"/>
+                <w:rFonts w:ascii="Segoe UI" w:eastAsia="Segoe UI" w:hAnsi="Segoe UI" w:cs="Segoe UI" w:hint="default"/>
                 <w:i w:val="0"/>
                 <w:iCs w:val="0"/>
                 <w:caps w:val="0"/>
@@ -3870,8 +3838,8 @@
             </w:pPr>
             <w:r>
               <w:rPr>
-                <w:rStyle w:val="23"/>
-                <w:rFonts w:hint="default" w:ascii="Segoe UI" w:hAnsi="Segoe UI" w:eastAsia="Segoe UI" w:cs="Segoe UI"/>
+                <w:rStyle w:val="Strong"/>
+                <w:rFonts w:ascii="Segoe UI" w:eastAsia="Segoe UI" w:hAnsi="Segoe UI" w:cs="Segoe UI" w:hint="default"/>
                 <w:b/>
                 <w:bCs/>
                 <w:i w:val="0"/>
@@ -3883,7 +3851,7 @@
                 <w:kern w:val="0"/>
                 <w:sz w:val="18"/>
                 <w:szCs w:val="18"/>
-                <w:lang w:val="en-US" w:eastAsia="zh-CN" w:bidi="ar"/>
+                <w:lang w:val="en-US" w:eastAsia="zh-CN"/>
               </w:rPr>
               <w:t>发布申请人</w:t>
             </w:r>
@@ -3910,7 +3878,7 @@
               <w:spacing w:line="300" w:lineRule="atLeast"/>
               <w:jc w:val="left"/>
               <w:rPr>
-                <w:rFonts w:hint="default" w:ascii="Segoe UI" w:hAnsi="Segoe UI" w:eastAsia="Segoe UI" w:cs="Segoe UI"/>
+                <w:rFonts w:ascii="Segoe UI" w:eastAsia="Segoe UI" w:hAnsi="Segoe UI" w:cs="Segoe UI" w:hint="default"/>
                 <w:i w:val="0"/>
                 <w:iCs w:val="0"/>
                 <w:caps w:val="0"/>
@@ -3922,7 +3890,7 @@
             </w:pPr>
             <w:r>
               <w:rPr>
-                <w:rFonts w:hint="default" w:ascii="Segoe UI" w:hAnsi="Segoe UI" w:eastAsia="Segoe UI" w:cs="Segoe UI"/>
+                <w:rFonts w:ascii="Segoe UI" w:eastAsia="Segoe UI" w:hAnsi="Segoe UI" w:cs="Segoe UI" w:hint="default"/>
                 <w:i w:val="0"/>
                 <w:iCs w:val="0"/>
                 <w:caps w:val="0"/>
@@ -3932,13 +3900,13 @@
                 <w:kern w:val="0"/>
                 <w:sz w:val="18"/>
                 <w:szCs w:val="18"/>
-                <w:lang w:val="en-US" w:eastAsia="zh-CN" w:bidi="ar"/>
+                <w:lang w:val="en-US" w:eastAsia="zh-CN"/>
               </w:rPr>
               <w:t>1. 基于已批准的变更请求（RFC），提交《发布申请单》。</w:t>
             </w:r>
             <w:r>
               <w:rPr>
-                <w:rFonts w:hint="default" w:ascii="Segoe UI" w:hAnsi="Segoe UI" w:eastAsia="Segoe UI" w:cs="Segoe UI"/>
+                <w:rFonts w:ascii="Segoe UI" w:eastAsia="Segoe UI" w:hAnsi="Segoe UI" w:cs="Segoe UI" w:hint="default"/>
                 <w:i w:val="0"/>
                 <w:iCs w:val="0"/>
                 <w:caps w:val="0"/>
@@ -3948,13 +3916,13 @@
                 <w:kern w:val="0"/>
                 <w:sz w:val="18"/>
                 <w:szCs w:val="18"/>
-                <w:lang w:val="en-US" w:eastAsia="zh-CN" w:bidi="ar"/>
-              </w:rPr>
-              <w:br w:type="textWrapping"/>
-            </w:r>
-            <w:r>
-              <w:rPr>
-                <w:rFonts w:hint="default" w:ascii="Segoe UI" w:hAnsi="Segoe UI" w:eastAsia="Segoe UI" w:cs="Segoe UI"/>
+                <w:lang w:val="en-US" w:eastAsia="zh-CN"/>
+              </w:rPr>
+              <w:br/>
+            </w:r>
+            <w:r>
+              <w:rPr>
+                <w:rFonts w:ascii="Segoe UI" w:eastAsia="Segoe UI" w:hAnsi="Segoe UI" w:cs="Segoe UI" w:hint="default"/>
                 <w:i w:val="0"/>
                 <w:iCs w:val="0"/>
                 <w:caps w:val="0"/>
@@ -3964,7 +3932,7 @@
                 <w:kern w:val="0"/>
                 <w:sz w:val="18"/>
                 <w:szCs w:val="18"/>
-                <w:lang w:val="en-US" w:eastAsia="zh-CN" w:bidi="ar"/>
+                <w:lang w:val="en-US" w:eastAsia="zh-CN"/>
               </w:rPr>
               <w:t>2. 明确发布范围、内容清单及业务影响。</w:t>
             </w:r>
@@ -3991,7 +3959,7 @@
               <w:spacing w:line="300" w:lineRule="atLeast"/>
               <w:jc w:val="left"/>
               <w:rPr>
-                <w:rFonts w:hint="default" w:ascii="Segoe UI" w:hAnsi="Segoe UI" w:eastAsia="Segoe UI" w:cs="Segoe UI"/>
+                <w:rFonts w:ascii="Segoe UI" w:eastAsia="Segoe UI" w:hAnsi="Segoe UI" w:cs="Segoe UI" w:hint="default"/>
                 <w:i w:val="0"/>
                 <w:iCs w:val="0"/>
                 <w:caps w:val="0"/>
@@ -4003,8 +3971,8 @@
             </w:pPr>
             <w:r>
               <w:rPr>
-                <w:rStyle w:val="23"/>
-                <w:rFonts w:hint="default" w:ascii="Segoe UI" w:hAnsi="Segoe UI" w:eastAsia="Segoe UI" w:cs="Segoe UI"/>
+                <w:rStyle w:val="Strong"/>
+                <w:rFonts w:ascii="Segoe UI" w:eastAsia="Segoe UI" w:hAnsi="Segoe UI" w:cs="Segoe UI" w:hint="default"/>
                 <w:b/>
                 <w:bCs/>
                 <w:i w:val="0"/>
@@ -4016,13 +3984,13 @@
                 <w:kern w:val="0"/>
                 <w:sz w:val="18"/>
                 <w:szCs w:val="18"/>
-                <w:lang w:val="en-US" w:eastAsia="zh-CN" w:bidi="ar"/>
+                <w:lang w:val="en-US" w:eastAsia="zh-CN"/>
               </w:rPr>
               <w:t>运维项目经理</w:t>
             </w:r>
             <w:r>
               <w:rPr>
-                <w:rFonts w:hint="default" w:ascii="Segoe UI" w:hAnsi="Segoe UI" w:eastAsia="Segoe UI" w:cs="Segoe UI"/>
+                <w:rFonts w:ascii="Segoe UI" w:eastAsia="Segoe UI" w:hAnsi="Segoe UI" w:cs="Segoe UI" w:hint="default"/>
                 <w:i w:val="0"/>
                 <w:iCs w:val="0"/>
                 <w:caps w:val="0"/>
@@ -4032,13 +4000,13 @@
                 <w:kern w:val="0"/>
                 <w:sz w:val="18"/>
                 <w:szCs w:val="18"/>
-                <w:lang w:val="en-US" w:eastAsia="zh-CN" w:bidi="ar"/>
+                <w:lang w:val="en-US" w:eastAsia="zh-CN"/>
               </w:rPr>
               <w:t>（主导项目版本发布）</w:t>
             </w:r>
             <w:r>
               <w:rPr>
-                <w:rFonts w:hint="default" w:ascii="Segoe UI" w:hAnsi="Segoe UI" w:eastAsia="Segoe UI" w:cs="Segoe UI"/>
+                <w:rFonts w:ascii="Segoe UI" w:eastAsia="Segoe UI" w:hAnsi="Segoe UI" w:cs="Segoe UI" w:hint="default"/>
                 <w:i w:val="0"/>
                 <w:iCs w:val="0"/>
                 <w:caps w:val="0"/>
@@ -4048,14 +4016,14 @@
                 <w:kern w:val="0"/>
                 <w:sz w:val="18"/>
                 <w:szCs w:val="18"/>
-                <w:lang w:val="en-US" w:eastAsia="zh-CN" w:bidi="ar"/>
-              </w:rPr>
-              <w:br w:type="textWrapping"/>
-            </w:r>
-            <w:r>
-              <w:rPr>
-                <w:rStyle w:val="23"/>
-                <w:rFonts w:hint="default" w:ascii="Segoe UI" w:hAnsi="Segoe UI" w:eastAsia="Segoe UI" w:cs="Segoe UI"/>
+                <w:lang w:val="en-US" w:eastAsia="zh-CN"/>
+              </w:rPr>
+              <w:br/>
+            </w:r>
+            <w:r>
+              <w:rPr>
+                <w:rStyle w:val="Strong"/>
+                <w:rFonts w:ascii="Segoe UI" w:eastAsia="Segoe UI" w:hAnsi="Segoe UI" w:cs="Segoe UI" w:hint="default"/>
                 <w:b/>
                 <w:bCs/>
                 <w:i w:val="0"/>
@@ -4067,13 +4035,13 @@
                 <w:kern w:val="0"/>
                 <w:sz w:val="18"/>
                 <w:szCs w:val="18"/>
-                <w:lang w:val="en-US" w:eastAsia="zh-CN" w:bidi="ar"/>
+                <w:lang w:val="en-US" w:eastAsia="zh-CN"/>
               </w:rPr>
               <w:t>研究总院-开发工程师</w:t>
             </w:r>
             <w:r>
               <w:rPr>
-                <w:rFonts w:hint="default" w:ascii="Segoe UI" w:hAnsi="Segoe UI" w:eastAsia="Segoe UI" w:cs="Segoe UI"/>
+                <w:rFonts w:ascii="Segoe UI" w:eastAsia="Segoe UI" w:hAnsi="Segoe UI" w:cs="Segoe UI" w:hint="default"/>
                 <w:i w:val="0"/>
                 <w:iCs w:val="0"/>
                 <w:caps w:val="0"/>
@@ -4083,7 +4051,7 @@
                 <w:kern w:val="0"/>
                 <w:sz w:val="18"/>
                 <w:szCs w:val="18"/>
-                <w:lang w:val="en-US" w:eastAsia="zh-CN" w:bidi="ar"/>
+                <w:lang w:val="en-US" w:eastAsia="zh-CN"/>
               </w:rPr>
               <w:t>（主导由研发驱动的功能版本发布）</w:t>
             </w:r>
@@ -4092,14 +4060,8 @@
       </w:tr>
       <w:tr>
         <w:tblPrEx>
-          <w:tblBorders>
-            <w:top w:val="single" w:color="auto" w:sz="4" w:space="0"/>
-            <w:left w:val="single" w:color="auto" w:sz="4" w:space="0"/>
-            <w:bottom w:val="single" w:color="auto" w:sz="4" w:space="0"/>
-            <w:right w:val="single" w:color="auto" w:sz="4" w:space="0"/>
-            <w:insideH w:val="single" w:color="auto" w:sz="4" w:space="0"/>
-            <w:insideV w:val="single" w:color="auto" w:sz="4" w:space="0"/>
-          </w:tblBorders>
+          <w:tblW w:w="9024" w:type="dxa"/>
+          <w:tblInd w:w="0" w:type="dxa"/>
           <w:shd w:val="clear" w:color="auto" w:fill="auto"/>
           <w:tblCellMar>
             <w:top w:w="15" w:type="dxa"/>
@@ -4129,7 +4091,7 @@
               <w:spacing w:line="300" w:lineRule="atLeast"/>
               <w:jc w:val="left"/>
               <w:rPr>
-                <w:rFonts w:hint="default" w:ascii="Segoe UI" w:hAnsi="Segoe UI" w:eastAsia="Segoe UI" w:cs="Segoe UI"/>
+                <w:rFonts w:ascii="Segoe UI" w:eastAsia="Segoe UI" w:hAnsi="Segoe UI" w:cs="Segoe UI" w:hint="default"/>
                 <w:i w:val="0"/>
                 <w:iCs w:val="0"/>
                 <w:caps w:val="0"/>
@@ -4141,8 +4103,8 @@
             </w:pPr>
             <w:r>
               <w:rPr>
-                <w:rStyle w:val="23"/>
-                <w:rFonts w:hint="default" w:ascii="Segoe UI" w:hAnsi="Segoe UI" w:eastAsia="Segoe UI" w:cs="Segoe UI"/>
+                <w:rStyle w:val="Strong"/>
+                <w:rFonts w:ascii="Segoe UI" w:eastAsia="Segoe UI" w:hAnsi="Segoe UI" w:cs="Segoe UI" w:hint="default"/>
                 <w:b/>
                 <w:bCs/>
                 <w:i w:val="0"/>
@@ -4154,7 +4116,7 @@
                 <w:kern w:val="0"/>
                 <w:sz w:val="18"/>
                 <w:szCs w:val="18"/>
-                <w:lang w:val="en-US" w:eastAsia="zh-CN" w:bidi="ar"/>
+                <w:lang w:val="en-US" w:eastAsia="zh-CN"/>
               </w:rPr>
               <w:t>发布经理</w:t>
             </w:r>
@@ -4181,7 +4143,7 @@
               <w:spacing w:line="300" w:lineRule="atLeast"/>
               <w:jc w:val="left"/>
               <w:rPr>
-                <w:rFonts w:hint="default" w:ascii="Segoe UI" w:hAnsi="Segoe UI" w:eastAsia="Segoe UI" w:cs="Segoe UI"/>
+                <w:rFonts w:ascii="Segoe UI" w:eastAsia="Segoe UI" w:hAnsi="Segoe UI" w:cs="Segoe UI" w:hint="default"/>
                 <w:i w:val="0"/>
                 <w:iCs w:val="0"/>
                 <w:caps w:val="0"/>
@@ -4193,7 +4155,7 @@
             </w:pPr>
             <w:r>
               <w:rPr>
-                <w:rFonts w:hint="default" w:ascii="Segoe UI" w:hAnsi="Segoe UI" w:eastAsia="Segoe UI" w:cs="Segoe UI"/>
+                <w:rFonts w:ascii="Segoe UI" w:eastAsia="Segoe UI" w:hAnsi="Segoe UI" w:cs="Segoe UI" w:hint="default"/>
                 <w:i w:val="0"/>
                 <w:iCs w:val="0"/>
                 <w:caps w:val="0"/>
@@ -4203,13 +4165,13 @@
                 <w:kern w:val="0"/>
                 <w:sz w:val="18"/>
                 <w:szCs w:val="18"/>
-                <w:lang w:val="en-US" w:eastAsia="zh-CN" w:bidi="ar"/>
+                <w:lang w:val="en-US" w:eastAsia="zh-CN"/>
               </w:rPr>
               <w:t>1. 负责发布流程的整体规划、协调与监督。</w:t>
             </w:r>
             <w:r>
               <w:rPr>
-                <w:rFonts w:hint="default" w:ascii="Segoe UI" w:hAnsi="Segoe UI" w:eastAsia="Segoe UI" w:cs="Segoe UI"/>
+                <w:rFonts w:ascii="Segoe UI" w:eastAsia="Segoe UI" w:hAnsi="Segoe UI" w:cs="Segoe UI" w:hint="default"/>
                 <w:i w:val="0"/>
                 <w:iCs w:val="0"/>
                 <w:caps w:val="0"/>
@@ -4219,13 +4181,13 @@
                 <w:kern w:val="0"/>
                 <w:sz w:val="18"/>
                 <w:szCs w:val="18"/>
-                <w:lang w:val="en-US" w:eastAsia="zh-CN" w:bidi="ar"/>
-              </w:rPr>
-              <w:br w:type="textWrapping"/>
-            </w:r>
-            <w:r>
-              <w:rPr>
-                <w:rFonts w:hint="default" w:ascii="Segoe UI" w:hAnsi="Segoe UI" w:eastAsia="Segoe UI" w:cs="Segoe UI"/>
+                <w:lang w:val="en-US" w:eastAsia="zh-CN"/>
+              </w:rPr>
+              <w:br/>
+            </w:r>
+            <w:r>
+              <w:rPr>
+                <w:rFonts w:ascii="Segoe UI" w:eastAsia="Segoe UI" w:hAnsi="Segoe UI" w:cs="Segoe UI" w:hint="default"/>
                 <w:i w:val="0"/>
                 <w:iCs w:val="0"/>
                 <w:caps w:val="0"/>
@@ -4235,13 +4197,13 @@
                 <w:kern w:val="0"/>
                 <w:sz w:val="18"/>
                 <w:szCs w:val="18"/>
-                <w:lang w:val="en-US" w:eastAsia="zh-CN" w:bidi="ar"/>
+                <w:lang w:val="en-US" w:eastAsia="zh-CN"/>
               </w:rPr>
               <w:t>2. 组织制定《发布计划》，主持发布评审会。</w:t>
             </w:r>
             <w:r>
               <w:rPr>
-                <w:rFonts w:hint="default" w:ascii="Segoe UI" w:hAnsi="Segoe UI" w:eastAsia="Segoe UI" w:cs="Segoe UI"/>
+                <w:rFonts w:ascii="Segoe UI" w:eastAsia="Segoe UI" w:hAnsi="Segoe UI" w:cs="Segoe UI" w:hint="default"/>
                 <w:i w:val="0"/>
                 <w:iCs w:val="0"/>
                 <w:caps w:val="0"/>
@@ -4251,13 +4213,13 @@
                 <w:kern w:val="0"/>
                 <w:sz w:val="18"/>
                 <w:szCs w:val="18"/>
-                <w:lang w:val="en-US" w:eastAsia="zh-CN" w:bidi="ar"/>
-              </w:rPr>
-              <w:br w:type="textWrapping"/>
-            </w:r>
-            <w:r>
-              <w:rPr>
-                <w:rFonts w:hint="default" w:ascii="Segoe UI" w:hAnsi="Segoe UI" w:eastAsia="Segoe UI" w:cs="Segoe UI"/>
+                <w:lang w:val="en-US" w:eastAsia="zh-CN"/>
+              </w:rPr>
+              <w:br/>
+            </w:r>
+            <w:r>
+              <w:rPr>
+                <w:rFonts w:ascii="Segoe UI" w:eastAsia="Segoe UI" w:hAnsi="Segoe UI" w:cs="Segoe UI" w:hint="default"/>
                 <w:i w:val="0"/>
                 <w:iCs w:val="0"/>
                 <w:caps w:val="0"/>
@@ -4267,13 +4229,13 @@
                 <w:kern w:val="0"/>
                 <w:sz w:val="18"/>
                 <w:szCs w:val="18"/>
-                <w:lang w:val="en-US" w:eastAsia="zh-CN" w:bidi="ar"/>
+                <w:lang w:val="en-US" w:eastAsia="zh-CN"/>
               </w:rPr>
               <w:t>3. 审批发布上线操作，监控发布过程。</w:t>
             </w:r>
             <w:r>
               <w:rPr>
-                <w:rFonts w:hint="default" w:ascii="Segoe UI" w:hAnsi="Segoe UI" w:eastAsia="Segoe UI" w:cs="Segoe UI"/>
+                <w:rFonts w:ascii="Segoe UI" w:eastAsia="Segoe UI" w:hAnsi="Segoe UI" w:cs="Segoe UI" w:hint="default"/>
                 <w:i w:val="0"/>
                 <w:iCs w:val="0"/>
                 <w:caps w:val="0"/>
@@ -4283,13 +4245,13 @@
                 <w:kern w:val="0"/>
                 <w:sz w:val="18"/>
                 <w:szCs w:val="18"/>
-                <w:lang w:val="en-US" w:eastAsia="zh-CN" w:bidi="ar"/>
-              </w:rPr>
-              <w:br w:type="textWrapping"/>
-            </w:r>
-            <w:r>
-              <w:rPr>
-                <w:rFonts w:hint="default" w:ascii="Segoe UI" w:hAnsi="Segoe UI" w:eastAsia="Segoe UI" w:cs="Segoe UI"/>
+                <w:lang w:val="en-US" w:eastAsia="zh-CN"/>
+              </w:rPr>
+              <w:br/>
+            </w:r>
+            <w:r>
+              <w:rPr>
+                <w:rFonts w:ascii="Segoe UI" w:eastAsia="Segoe UI" w:hAnsi="Segoe UI" w:cs="Segoe UI" w:hint="default"/>
                 <w:i w:val="0"/>
                 <w:iCs w:val="0"/>
                 <w:caps w:val="0"/>
@@ -4299,7 +4261,7 @@
                 <w:kern w:val="0"/>
                 <w:sz w:val="18"/>
                 <w:szCs w:val="18"/>
-                <w:lang w:val="en-US" w:eastAsia="zh-CN" w:bidi="ar"/>
+                <w:lang w:val="en-US" w:eastAsia="zh-CN"/>
               </w:rPr>
               <w:t>4. 组织发布后复盘，审批发布关闭。</w:t>
             </w:r>
@@ -4326,7 +4288,7 @@
               <w:spacing w:line="300" w:lineRule="atLeast"/>
               <w:jc w:val="left"/>
               <w:rPr>
-                <w:rFonts w:hint="default" w:ascii="Segoe UI" w:hAnsi="Segoe UI" w:eastAsia="Segoe UI" w:cs="Segoe UI"/>
+                <w:rFonts w:ascii="Segoe UI" w:eastAsia="Segoe UI" w:hAnsi="Segoe UI" w:cs="Segoe UI" w:hint="default"/>
                 <w:i w:val="0"/>
                 <w:iCs w:val="0"/>
                 <w:caps w:val="0"/>
@@ -4338,8 +4300,8 @@
             </w:pPr>
             <w:r>
               <w:rPr>
-                <w:rStyle w:val="23"/>
-                <w:rFonts w:hint="default" w:ascii="Segoe UI" w:hAnsi="Segoe UI" w:eastAsia="Segoe UI" w:cs="Segoe UI"/>
+                <w:rStyle w:val="Strong"/>
+                <w:rFonts w:ascii="Segoe UI" w:eastAsia="Segoe UI" w:hAnsi="Segoe UI" w:cs="Segoe UI" w:hint="default"/>
                 <w:b/>
                 <w:bCs/>
                 <w:i w:val="0"/>
@@ -4351,13 +4313,13 @@
                 <w:kern w:val="0"/>
                 <w:sz w:val="18"/>
                 <w:szCs w:val="18"/>
-                <w:lang w:val="en-US" w:eastAsia="zh-CN" w:bidi="ar"/>
+                <w:lang w:val="en-US" w:eastAsia="zh-CN"/>
               </w:rPr>
               <w:t>数智运营部经理</w:t>
             </w:r>
             <w:r>
               <w:rPr>
-                <w:rFonts w:hint="default" w:ascii="Segoe UI" w:hAnsi="Segoe UI" w:eastAsia="Segoe UI" w:cs="Segoe UI"/>
+                <w:rFonts w:ascii="Segoe UI" w:eastAsia="Segoe UI" w:hAnsi="Segoe UI" w:cs="Segoe UI" w:hint="default"/>
                 <w:i w:val="0"/>
                 <w:iCs w:val="0"/>
                 <w:caps w:val="0"/>
@@ -4367,14 +4329,14 @@
                 <w:kern w:val="0"/>
                 <w:sz w:val="18"/>
                 <w:szCs w:val="18"/>
-                <w:lang w:val="en-US" w:eastAsia="zh-CN" w:bidi="ar"/>
+                <w:lang w:val="en-US" w:eastAsia="zh-CN"/>
               </w:rPr>
               <w:t>（或由其指定的资深</w:t>
             </w:r>
             <w:r>
               <w:rPr>
-                <w:rStyle w:val="23"/>
-                <w:rFonts w:hint="default" w:ascii="Segoe UI" w:hAnsi="Segoe UI" w:eastAsia="Segoe UI" w:cs="Segoe UI"/>
+                <w:rStyle w:val="Strong"/>
+                <w:rFonts w:ascii="Segoe UI" w:eastAsia="Segoe UI" w:hAnsi="Segoe UI" w:cs="Segoe UI" w:hint="default"/>
                 <w:b/>
                 <w:bCs/>
                 <w:i w:val="0"/>
@@ -4386,13 +4348,13 @@
                 <w:kern w:val="0"/>
                 <w:sz w:val="18"/>
                 <w:szCs w:val="18"/>
-                <w:lang w:val="en-US" w:eastAsia="zh-CN" w:bidi="ar"/>
+                <w:lang w:val="en-US" w:eastAsia="zh-CN"/>
               </w:rPr>
               <w:t>运维项目经理</w:t>
             </w:r>
             <w:r>
               <w:rPr>
-                <w:rFonts w:hint="default" w:ascii="Segoe UI" w:hAnsi="Segoe UI" w:eastAsia="Segoe UI" w:cs="Segoe UI"/>
+                <w:rFonts w:ascii="Segoe UI" w:eastAsia="Segoe UI" w:hAnsi="Segoe UI" w:cs="Segoe UI" w:hint="default"/>
                 <w:i w:val="0"/>
                 <w:iCs w:val="0"/>
                 <w:caps w:val="0"/>
@@ -4402,7 +4364,7 @@
                 <w:kern w:val="0"/>
                 <w:sz w:val="18"/>
                 <w:szCs w:val="18"/>
-                <w:lang w:val="en-US" w:eastAsia="zh-CN" w:bidi="ar"/>
+                <w:lang w:val="en-US" w:eastAsia="zh-CN"/>
               </w:rPr>
               <w:t>）</w:t>
             </w:r>
@@ -4411,14 +4373,8 @@
       </w:tr>
       <w:tr>
         <w:tblPrEx>
-          <w:tblBorders>
-            <w:top w:val="single" w:color="auto" w:sz="4" w:space="0"/>
-            <w:left w:val="single" w:color="auto" w:sz="4" w:space="0"/>
-            <w:bottom w:val="single" w:color="auto" w:sz="4" w:space="0"/>
-            <w:right w:val="single" w:color="auto" w:sz="4" w:space="0"/>
-            <w:insideH w:val="single" w:color="auto" w:sz="4" w:space="0"/>
-            <w:insideV w:val="single" w:color="auto" w:sz="4" w:space="0"/>
-          </w:tblBorders>
+          <w:tblW w:w="9024" w:type="dxa"/>
+          <w:tblInd w:w="0" w:type="dxa"/>
           <w:shd w:val="clear" w:color="auto" w:fill="auto"/>
           <w:tblCellMar>
             <w:top w:w="15" w:type="dxa"/>
@@ -4448,7 +4404,7 @@
               <w:spacing w:line="300" w:lineRule="atLeast"/>
               <w:jc w:val="left"/>
               <w:rPr>
-                <w:rFonts w:hint="default" w:ascii="Segoe UI" w:hAnsi="Segoe UI" w:eastAsia="Segoe UI" w:cs="Segoe UI"/>
+                <w:rFonts w:ascii="Segoe UI" w:eastAsia="Segoe UI" w:hAnsi="Segoe UI" w:cs="Segoe UI" w:hint="default"/>
                 <w:i w:val="0"/>
                 <w:iCs w:val="0"/>
                 <w:caps w:val="0"/>
@@ -4460,8 +4416,8 @@
             </w:pPr>
             <w:r>
               <w:rPr>
-                <w:rStyle w:val="23"/>
-                <w:rFonts w:hint="default" w:ascii="Segoe UI" w:hAnsi="Segoe UI" w:eastAsia="Segoe UI" w:cs="Segoe UI"/>
+                <w:rStyle w:val="Strong"/>
+                <w:rFonts w:ascii="Segoe UI" w:eastAsia="Segoe UI" w:hAnsi="Segoe UI" w:cs="Segoe UI" w:hint="default"/>
                 <w:b/>
                 <w:bCs/>
                 <w:i w:val="0"/>
@@ -4473,7 +4429,7 @@
                 <w:kern w:val="0"/>
                 <w:sz w:val="18"/>
                 <w:szCs w:val="18"/>
-                <w:lang w:val="en-US" w:eastAsia="zh-CN" w:bidi="ar"/>
+                <w:lang w:val="en-US" w:eastAsia="zh-CN"/>
               </w:rPr>
               <w:t>构建与配置管理员</w:t>
             </w:r>
@@ -4500,7 +4456,7 @@
               <w:spacing w:line="300" w:lineRule="atLeast"/>
               <w:jc w:val="left"/>
               <w:rPr>
-                <w:rFonts w:hint="default" w:ascii="Segoe UI" w:hAnsi="Segoe UI" w:eastAsia="Segoe UI" w:cs="Segoe UI"/>
+                <w:rFonts w:ascii="Segoe UI" w:eastAsia="Segoe UI" w:hAnsi="Segoe UI" w:cs="Segoe UI" w:hint="default"/>
                 <w:i w:val="0"/>
                 <w:iCs w:val="0"/>
                 <w:caps w:val="0"/>
@@ -4512,7 +4468,7 @@
             </w:pPr>
             <w:r>
               <w:rPr>
-                <w:rFonts w:hint="default" w:ascii="Segoe UI" w:hAnsi="Segoe UI" w:eastAsia="Segoe UI" w:cs="Segoe UI"/>
+                <w:rFonts w:ascii="Segoe UI" w:eastAsia="Segoe UI" w:hAnsi="Segoe UI" w:cs="Segoe UI" w:hint="default"/>
                 <w:i w:val="0"/>
                 <w:iCs w:val="0"/>
                 <w:caps w:val="0"/>
@@ -4522,13 +4478,13 @@
                 <w:kern w:val="0"/>
                 <w:sz w:val="18"/>
                 <w:szCs w:val="18"/>
-                <w:lang w:val="en-US" w:eastAsia="zh-CN" w:bidi="ar"/>
+                <w:lang w:val="en-US" w:eastAsia="zh-CN"/>
               </w:rPr>
               <w:t>1. 负责从版本控制系统获取指定版本的代码，执行自动化构建。</w:t>
             </w:r>
             <w:r>
               <w:rPr>
-                <w:rFonts w:hint="default" w:ascii="Segoe UI" w:hAnsi="Segoe UI" w:eastAsia="Segoe UI" w:cs="Segoe UI"/>
+                <w:rFonts w:ascii="Segoe UI" w:eastAsia="Segoe UI" w:hAnsi="Segoe UI" w:cs="Segoe UI" w:hint="default"/>
                 <w:i w:val="0"/>
                 <w:iCs w:val="0"/>
                 <w:caps w:val="0"/>
@@ -4538,13 +4494,13 @@
                 <w:kern w:val="0"/>
                 <w:sz w:val="18"/>
                 <w:szCs w:val="18"/>
-                <w:lang w:val="en-US" w:eastAsia="zh-CN" w:bidi="ar"/>
-              </w:rPr>
-              <w:br w:type="textWrapping"/>
-            </w:r>
-            <w:r>
-              <w:rPr>
-                <w:rFonts w:hint="default" w:ascii="Segoe UI" w:hAnsi="Segoe UI" w:eastAsia="Segoe UI" w:cs="Segoe UI"/>
+                <w:lang w:val="en-US" w:eastAsia="zh-CN"/>
+              </w:rPr>
+              <w:br/>
+            </w:r>
+            <w:r>
+              <w:rPr>
+                <w:rFonts w:ascii="Segoe UI" w:eastAsia="Segoe UI" w:hAnsi="Segoe UI" w:cs="Segoe UI" w:hint="default"/>
                 <w:i w:val="0"/>
                 <w:iCs w:val="0"/>
                 <w:caps w:val="0"/>
@@ -4554,13 +4510,13 @@
                 <w:kern w:val="0"/>
                 <w:sz w:val="18"/>
                 <w:szCs w:val="18"/>
-                <w:lang w:val="en-US" w:eastAsia="zh-CN" w:bidi="ar"/>
+                <w:lang w:val="en-US" w:eastAsia="zh-CN"/>
               </w:rPr>
               <w:t>2. 管理最终软件库（DSL），确保发布包版本唯一、准确。</w:t>
             </w:r>
             <w:r>
               <w:rPr>
-                <w:rFonts w:hint="default" w:ascii="Segoe UI" w:hAnsi="Segoe UI" w:eastAsia="Segoe UI" w:cs="Segoe UI"/>
+                <w:rFonts w:ascii="Segoe UI" w:eastAsia="Segoe UI" w:hAnsi="Segoe UI" w:cs="Segoe UI" w:hint="default"/>
                 <w:i w:val="0"/>
                 <w:iCs w:val="0"/>
                 <w:caps w:val="0"/>
@@ -4570,13 +4526,13 @@
                 <w:kern w:val="0"/>
                 <w:sz w:val="18"/>
                 <w:szCs w:val="18"/>
-                <w:lang w:val="en-US" w:eastAsia="zh-CN" w:bidi="ar"/>
-              </w:rPr>
-              <w:br w:type="textWrapping"/>
-            </w:r>
-            <w:r>
-              <w:rPr>
-                <w:rFonts w:hint="default" w:ascii="Segoe UI" w:hAnsi="Segoe UI" w:eastAsia="Segoe UI" w:cs="Segoe UI"/>
+                <w:lang w:val="en-US" w:eastAsia="zh-CN"/>
+              </w:rPr>
+              <w:br/>
+            </w:r>
+            <w:r>
+              <w:rPr>
+                <w:rFonts w:ascii="Segoe UI" w:eastAsia="Segoe UI" w:hAnsi="Segoe UI" w:cs="Segoe UI" w:hint="default"/>
                 <w:i w:val="0"/>
                 <w:iCs w:val="0"/>
                 <w:caps w:val="0"/>
@@ -4586,7 +4542,7 @@
                 <w:kern w:val="0"/>
                 <w:sz w:val="18"/>
                 <w:szCs w:val="18"/>
-                <w:lang w:val="en-US" w:eastAsia="zh-CN" w:bidi="ar"/>
+                <w:lang w:val="en-US" w:eastAsia="zh-CN"/>
               </w:rPr>
               <w:t>3. 为发布提供准确的配置项信息。</w:t>
             </w:r>
@@ -4613,7 +4569,7 @@
               <w:spacing w:line="300" w:lineRule="atLeast"/>
               <w:jc w:val="left"/>
               <w:rPr>
-                <w:rFonts w:hint="default" w:ascii="Segoe UI" w:hAnsi="Segoe UI" w:eastAsia="Segoe UI" w:cs="Segoe UI"/>
+                <w:rFonts w:ascii="Segoe UI" w:eastAsia="Segoe UI" w:hAnsi="Segoe UI" w:cs="Segoe UI" w:hint="default"/>
                 <w:i w:val="0"/>
                 <w:iCs w:val="0"/>
                 <w:caps w:val="0"/>
@@ -4625,8 +4581,8 @@
             </w:pPr>
             <w:r>
               <w:rPr>
-                <w:rStyle w:val="23"/>
-                <w:rFonts w:hint="default" w:ascii="Segoe UI" w:hAnsi="Segoe UI" w:eastAsia="Segoe UI" w:cs="Segoe UI"/>
+                <w:rStyle w:val="Strong"/>
+                <w:rFonts w:ascii="Segoe UI" w:eastAsia="Segoe UI" w:hAnsi="Segoe UI" w:cs="Segoe UI" w:hint="default"/>
                 <w:b/>
                 <w:bCs/>
                 <w:i w:val="0"/>
@@ -4638,13 +4594,13 @@
                 <w:kern w:val="0"/>
                 <w:sz w:val="18"/>
                 <w:szCs w:val="18"/>
-                <w:lang w:val="en-US" w:eastAsia="zh-CN" w:bidi="ar"/>
+                <w:lang w:val="en-US" w:eastAsia="zh-CN"/>
               </w:rPr>
               <w:t>研究总院-开发工程师</w:t>
             </w:r>
             <w:r>
               <w:rPr>
-                <w:rFonts w:hint="default" w:ascii="Segoe UI" w:hAnsi="Segoe UI" w:eastAsia="Segoe UI" w:cs="Segoe UI"/>
+                <w:rFonts w:ascii="Segoe UI" w:eastAsia="Segoe UI" w:hAnsi="Segoe UI" w:cs="Segoe UI" w:hint="default"/>
                 <w:i w:val="0"/>
                 <w:iCs w:val="0"/>
                 <w:caps w:val="0"/>
@@ -4654,13 +4610,13 @@
                 <w:kern w:val="0"/>
                 <w:sz w:val="18"/>
                 <w:szCs w:val="18"/>
-                <w:lang w:val="en-US" w:eastAsia="zh-CN" w:bidi="ar"/>
+                <w:lang w:val="en-US" w:eastAsia="zh-CN"/>
               </w:rPr>
               <w:t>（负责构建）</w:t>
             </w:r>
             <w:r>
               <w:rPr>
-                <w:rFonts w:hint="default" w:ascii="Segoe UI" w:hAnsi="Segoe UI" w:eastAsia="Segoe UI" w:cs="Segoe UI"/>
+                <w:rFonts w:ascii="Segoe UI" w:eastAsia="Segoe UI" w:hAnsi="Segoe UI" w:cs="Segoe UI" w:hint="default"/>
                 <w:i w:val="0"/>
                 <w:iCs w:val="0"/>
                 <w:caps w:val="0"/>
@@ -4670,14 +4626,14 @@
                 <w:kern w:val="0"/>
                 <w:sz w:val="18"/>
                 <w:szCs w:val="18"/>
-                <w:lang w:val="en-US" w:eastAsia="zh-CN" w:bidi="ar"/>
-              </w:rPr>
-              <w:br w:type="textWrapping"/>
-            </w:r>
-            <w:r>
-              <w:rPr>
-                <w:rStyle w:val="23"/>
-                <w:rFonts w:hint="default" w:ascii="Segoe UI" w:hAnsi="Segoe UI" w:eastAsia="Segoe UI" w:cs="Segoe UI"/>
+                <w:lang w:val="en-US" w:eastAsia="zh-CN"/>
+              </w:rPr>
+              <w:br/>
+            </w:r>
+            <w:r>
+              <w:rPr>
+                <w:rStyle w:val="Strong"/>
+                <w:rFonts w:ascii="Segoe UI" w:eastAsia="Segoe UI" w:hAnsi="Segoe UI" w:cs="Segoe UI" w:hint="default"/>
                 <w:b/>
                 <w:bCs/>
                 <w:i w:val="0"/>
@@ -4689,13 +4645,13 @@
                 <w:kern w:val="0"/>
                 <w:sz w:val="18"/>
                 <w:szCs w:val="18"/>
-                <w:lang w:val="en-US" w:eastAsia="zh-CN" w:bidi="ar"/>
+                <w:lang w:val="en-US" w:eastAsia="zh-CN"/>
               </w:rPr>
               <w:t>（辅助）服务知识专员/指定人员</w:t>
             </w:r>
             <w:r>
               <w:rPr>
-                <w:rFonts w:hint="default" w:ascii="Segoe UI" w:hAnsi="Segoe UI" w:eastAsia="Segoe UI" w:cs="Segoe UI"/>
+                <w:rFonts w:ascii="Segoe UI" w:eastAsia="Segoe UI" w:hAnsi="Segoe UI" w:cs="Segoe UI" w:hint="default"/>
                 <w:i w:val="0"/>
                 <w:iCs w:val="0"/>
                 <w:caps w:val="0"/>
@@ -4705,7 +4661,7 @@
                 <w:kern w:val="0"/>
                 <w:sz w:val="18"/>
                 <w:szCs w:val="18"/>
-                <w:lang w:val="en-US" w:eastAsia="zh-CN" w:bidi="ar"/>
+                <w:lang w:val="en-US" w:eastAsia="zh-CN"/>
               </w:rPr>
               <w:t>（负责DSL逻辑管理）</w:t>
             </w:r>
@@ -4714,14 +4670,8 @@
       </w:tr>
       <w:tr>
         <w:tblPrEx>
-          <w:tblBorders>
-            <w:top w:val="single" w:color="auto" w:sz="4" w:space="0"/>
-            <w:left w:val="single" w:color="auto" w:sz="4" w:space="0"/>
-            <w:bottom w:val="single" w:color="auto" w:sz="4" w:space="0"/>
-            <w:right w:val="single" w:color="auto" w:sz="4" w:space="0"/>
-            <w:insideH w:val="single" w:color="auto" w:sz="4" w:space="0"/>
-            <w:insideV w:val="single" w:color="auto" w:sz="4" w:space="0"/>
-          </w:tblBorders>
+          <w:tblW w:w="9024" w:type="dxa"/>
+          <w:tblInd w:w="0" w:type="dxa"/>
           <w:shd w:val="clear" w:color="auto" w:fill="auto"/>
           <w:tblCellMar>
             <w:top w:w="15" w:type="dxa"/>
@@ -4751,7 +4701,7 @@
               <w:spacing w:line="300" w:lineRule="atLeast"/>
               <w:jc w:val="left"/>
               <w:rPr>
-                <w:rFonts w:hint="default" w:ascii="Segoe UI" w:hAnsi="Segoe UI" w:eastAsia="Segoe UI" w:cs="Segoe UI"/>
+                <w:rFonts w:ascii="Segoe UI" w:eastAsia="Segoe UI" w:hAnsi="Segoe UI" w:cs="Segoe UI" w:hint="default"/>
                 <w:i w:val="0"/>
                 <w:iCs w:val="0"/>
                 <w:caps w:val="0"/>
@@ -4763,8 +4713,8 @@
             </w:pPr>
             <w:r>
               <w:rPr>
-                <w:rStyle w:val="23"/>
-                <w:rFonts w:hint="default" w:ascii="Segoe UI" w:hAnsi="Segoe UI" w:eastAsia="Segoe UI" w:cs="Segoe UI"/>
+                <w:rStyle w:val="Strong"/>
+                <w:rFonts w:ascii="Segoe UI" w:eastAsia="Segoe UI" w:hAnsi="Segoe UI" w:cs="Segoe UI" w:hint="default"/>
                 <w:b/>
                 <w:bCs/>
                 <w:i w:val="0"/>
@@ -4776,7 +4726,7 @@
                 <w:kern w:val="0"/>
                 <w:sz w:val="18"/>
                 <w:szCs w:val="18"/>
-                <w:lang w:val="en-US" w:eastAsia="zh-CN" w:bidi="ar"/>
+                <w:lang w:val="en-US" w:eastAsia="zh-CN"/>
               </w:rPr>
               <w:t>测试负责人</w:t>
             </w:r>
@@ -4803,7 +4753,7 @@
               <w:spacing w:line="300" w:lineRule="atLeast"/>
               <w:jc w:val="left"/>
               <w:rPr>
-                <w:rFonts w:hint="default" w:ascii="Segoe UI" w:hAnsi="Segoe UI" w:eastAsia="Segoe UI" w:cs="Segoe UI"/>
+                <w:rFonts w:ascii="Segoe UI" w:eastAsia="Segoe UI" w:hAnsi="Segoe UI" w:cs="Segoe UI" w:hint="default"/>
                 <w:i w:val="0"/>
                 <w:iCs w:val="0"/>
                 <w:caps w:val="0"/>
@@ -4815,7 +4765,7 @@
             </w:pPr>
             <w:r>
               <w:rPr>
-                <w:rFonts w:hint="default" w:ascii="Segoe UI" w:hAnsi="Segoe UI" w:eastAsia="Segoe UI" w:cs="Segoe UI"/>
+                <w:rFonts w:ascii="Segoe UI" w:eastAsia="Segoe UI" w:hAnsi="Segoe UI" w:cs="Segoe UI" w:hint="default"/>
                 <w:i w:val="0"/>
                 <w:iCs w:val="0"/>
                 <w:caps w:val="0"/>
@@ -4825,13 +4775,13 @@
                 <w:kern w:val="0"/>
                 <w:sz w:val="18"/>
                 <w:szCs w:val="18"/>
-                <w:lang w:val="en-US" w:eastAsia="zh-CN" w:bidi="ar"/>
+                <w:lang w:val="en-US" w:eastAsia="zh-CN"/>
               </w:rPr>
               <w:t>1. 制定并执行发布验收测试方案。</w:t>
             </w:r>
             <w:r>
               <w:rPr>
-                <w:rFonts w:hint="default" w:ascii="Segoe UI" w:hAnsi="Segoe UI" w:eastAsia="Segoe UI" w:cs="Segoe UI"/>
+                <w:rFonts w:ascii="Segoe UI" w:eastAsia="Segoe UI" w:hAnsi="Segoe UI" w:cs="Segoe UI" w:hint="default"/>
                 <w:i w:val="0"/>
                 <w:iCs w:val="0"/>
                 <w:caps w:val="0"/>
@@ -4841,13 +4791,13 @@
                 <w:kern w:val="0"/>
                 <w:sz w:val="18"/>
                 <w:szCs w:val="18"/>
-                <w:lang w:val="en-US" w:eastAsia="zh-CN" w:bidi="ar"/>
-              </w:rPr>
-              <w:br w:type="textWrapping"/>
-            </w:r>
-            <w:r>
-              <w:rPr>
-                <w:rFonts w:hint="default" w:ascii="Segoe UI" w:hAnsi="Segoe UI" w:eastAsia="Segoe UI" w:cs="Segoe UI"/>
+                <w:lang w:val="en-US" w:eastAsia="zh-CN"/>
+              </w:rPr>
+              <w:br/>
+            </w:r>
+            <w:r>
+              <w:rPr>
+                <w:rFonts w:ascii="Segoe UI" w:eastAsia="Segoe UI" w:hAnsi="Segoe UI" w:cs="Segoe UI" w:hint="default"/>
                 <w:i w:val="0"/>
                 <w:iCs w:val="0"/>
                 <w:caps w:val="0"/>
@@ -4857,13 +4807,13 @@
                 <w:kern w:val="0"/>
                 <w:sz w:val="18"/>
                 <w:szCs w:val="18"/>
-                <w:lang w:val="en-US" w:eastAsia="zh-CN" w:bidi="ar"/>
+                <w:lang w:val="en-US" w:eastAsia="zh-CN"/>
               </w:rPr>
               <w:t>2. 出具《发布测试报告》，明确发布质量结论。</w:t>
             </w:r>
             <w:r>
               <w:rPr>
-                <w:rFonts w:hint="default" w:ascii="Segoe UI" w:hAnsi="Segoe UI" w:eastAsia="Segoe UI" w:cs="Segoe UI"/>
+                <w:rFonts w:ascii="Segoe UI" w:eastAsia="Segoe UI" w:hAnsi="Segoe UI" w:cs="Segoe UI" w:hint="default"/>
                 <w:i w:val="0"/>
                 <w:iCs w:val="0"/>
                 <w:caps w:val="0"/>
@@ -4873,13 +4823,13 @@
                 <w:kern w:val="0"/>
                 <w:sz w:val="18"/>
                 <w:szCs w:val="18"/>
-                <w:lang w:val="en-US" w:eastAsia="zh-CN" w:bidi="ar"/>
-              </w:rPr>
-              <w:br w:type="textWrapping"/>
-            </w:r>
-            <w:r>
-              <w:rPr>
-                <w:rFonts w:hint="default" w:ascii="Segoe UI" w:hAnsi="Segoe UI" w:eastAsia="Segoe UI" w:cs="Segoe UI"/>
+                <w:lang w:val="en-US" w:eastAsia="zh-CN"/>
+              </w:rPr>
+              <w:br/>
+            </w:r>
+            <w:r>
+              <w:rPr>
+                <w:rFonts w:ascii="Segoe UI" w:eastAsia="Segoe UI" w:hAnsi="Segoe UI" w:cs="Segoe UI" w:hint="default"/>
                 <w:i w:val="0"/>
                 <w:iCs w:val="0"/>
                 <w:caps w:val="0"/>
@@ -4889,7 +4839,7 @@
                 <w:kern w:val="0"/>
                 <w:sz w:val="18"/>
                 <w:szCs w:val="18"/>
-                <w:lang w:val="en-US" w:eastAsia="zh-CN" w:bidi="ar"/>
+                <w:lang w:val="en-US" w:eastAsia="zh-CN"/>
               </w:rPr>
               <w:t>3. 验证回退方案的有效性。</w:t>
             </w:r>
@@ -4916,7 +4866,7 @@
               <w:spacing w:line="300" w:lineRule="atLeast"/>
               <w:jc w:val="left"/>
               <w:rPr>
-                <w:rFonts w:hint="default" w:ascii="Segoe UI" w:hAnsi="Segoe UI" w:eastAsia="Segoe UI" w:cs="Segoe UI"/>
+                <w:rFonts w:ascii="Segoe UI" w:eastAsia="Segoe UI" w:hAnsi="Segoe UI" w:cs="Segoe UI" w:hint="default"/>
                 <w:i w:val="0"/>
                 <w:iCs w:val="0"/>
                 <w:caps w:val="0"/>
@@ -4928,8 +4878,8 @@
             </w:pPr>
             <w:r>
               <w:rPr>
-                <w:rStyle w:val="23"/>
-                <w:rFonts w:hint="default" w:ascii="Segoe UI" w:hAnsi="Segoe UI" w:eastAsia="Segoe UI" w:cs="Segoe UI"/>
+                <w:rStyle w:val="Strong"/>
+                <w:rFonts w:ascii="Segoe UI" w:eastAsia="Segoe UI" w:hAnsi="Segoe UI" w:cs="Segoe UI" w:hint="default"/>
                 <w:b/>
                 <w:bCs/>
                 <w:i w:val="0"/>
@@ -4941,7 +4891,7 @@
                 <w:kern w:val="0"/>
                 <w:sz w:val="18"/>
                 <w:szCs w:val="18"/>
-                <w:lang w:val="en-US" w:eastAsia="zh-CN" w:bidi="ar"/>
+                <w:lang w:val="en-US" w:eastAsia="zh-CN"/>
               </w:rPr>
               <w:t>研究总院-测试工程师</w:t>
             </w:r>
@@ -4950,316 +4900,8 @@
       </w:tr>
       <w:tr>
         <w:tblPrEx>
-          <w:tblBorders>
-            <w:top w:val="single" w:color="auto" w:sz="4" w:space="0"/>
-            <w:left w:val="single" w:color="auto" w:sz="4" w:space="0"/>
-            <w:bottom w:val="single" w:color="auto" w:sz="4" w:space="0"/>
-            <w:right w:val="single" w:color="auto" w:sz="4" w:space="0"/>
-            <w:insideH w:val="single" w:color="auto" w:sz="4" w:space="0"/>
-            <w:insideV w:val="single" w:color="auto" w:sz="4" w:space="0"/>
-          </w:tblBorders>
-          <w:tblCellMar>
-            <w:top w:w="15" w:type="dxa"/>
-            <w:left w:w="15" w:type="dxa"/>
-            <w:bottom w:w="15" w:type="dxa"/>
-            <w:right w:w="15" w:type="dxa"/>
-          </w:tblCellMar>
-        </w:tblPrEx>
-        <w:tc>
-          <w:tcPr>
-            <w:tcW w:w="0" w:type="auto"/>
-            <w:shd w:val="clear" w:color="auto" w:fill="auto"/>
-            <w:tcMar>
-              <w:top w:w="120" w:type="dxa"/>
-              <w:left w:w="0" w:type="dxa"/>
-              <w:bottom w:w="120" w:type="dxa"/>
-              <w:right w:w="192" w:type="dxa"/>
-            </w:tcMar>
-            <w:vAlign w:val="center"/>
-          </w:tcPr>
-          <w:p>
-            <w:pPr>
-              <w:keepNext w:val="0"/>
-              <w:keepLines w:val="0"/>
-              <w:widowControl/>
-              <w:suppressLineNumbers w:val="0"/>
-              <w:spacing w:line="300" w:lineRule="atLeast"/>
-              <w:jc w:val="left"/>
-              <w:rPr>
-                <w:rFonts w:hint="default" w:ascii="Segoe UI" w:hAnsi="Segoe UI" w:eastAsia="Segoe UI" w:cs="Segoe UI"/>
-                <w:i w:val="0"/>
-                <w:iCs w:val="0"/>
-                <w:caps w:val="0"/>
-                <w:color w:val="0F1115"/>
-                <w:spacing w:val="0"/>
-                <w:sz w:val="18"/>
-                <w:szCs w:val="18"/>
-              </w:rPr>
-            </w:pPr>
-            <w:r>
-              <w:rPr>
-                <w:rStyle w:val="23"/>
-                <w:rFonts w:hint="default" w:ascii="Segoe UI" w:hAnsi="Segoe UI" w:eastAsia="Segoe UI" w:cs="Segoe UI"/>
-                <w:b/>
-                <w:bCs/>
-                <w:i w:val="0"/>
-                <w:iCs w:val="0"/>
-                <w:caps w:val="0"/>
-                <w:snapToGrid w:val="0"/>
-                <w:color w:val="000000"/>
-                <w:spacing w:val="0"/>
-                <w:kern w:val="0"/>
-                <w:sz w:val="18"/>
-                <w:szCs w:val="18"/>
-                <w:lang w:val="en-US" w:eastAsia="zh-CN" w:bidi="ar"/>
-              </w:rPr>
-              <w:t>实施工程师</w:t>
-            </w:r>
-          </w:p>
-        </w:tc>
-        <w:tc>
-          <w:tcPr>
-            <w:tcW w:w="0" w:type="auto"/>
-            <w:shd w:val="clear" w:color="auto" w:fill="auto"/>
-            <w:tcMar>
-              <w:top w:w="120" w:type="dxa"/>
-              <w:left w:w="192" w:type="dxa"/>
-              <w:bottom w:w="120" w:type="dxa"/>
-              <w:right w:w="192" w:type="dxa"/>
-            </w:tcMar>
-            <w:vAlign w:val="center"/>
-          </w:tcPr>
-          <w:p>
-            <w:pPr>
-              <w:keepNext w:val="0"/>
-              <w:keepLines w:val="0"/>
-              <w:widowControl/>
-              <w:suppressLineNumbers w:val="0"/>
-              <w:spacing w:line="300" w:lineRule="atLeast"/>
-              <w:jc w:val="left"/>
-              <w:rPr>
-                <w:rFonts w:hint="default" w:ascii="Segoe UI" w:hAnsi="Segoe UI" w:eastAsia="Segoe UI" w:cs="Segoe UI"/>
-                <w:i w:val="0"/>
-                <w:iCs w:val="0"/>
-                <w:caps w:val="0"/>
-                <w:color w:val="0F1115"/>
-                <w:spacing w:val="0"/>
-                <w:sz w:val="18"/>
-                <w:szCs w:val="18"/>
-              </w:rPr>
-            </w:pPr>
-            <w:r>
-              <w:rPr>
-                <w:rFonts w:hint="default" w:ascii="Segoe UI" w:hAnsi="Segoe UI" w:eastAsia="Segoe UI" w:cs="Segoe UI"/>
-                <w:i w:val="0"/>
-                <w:iCs w:val="0"/>
-                <w:caps w:val="0"/>
-                <w:snapToGrid w:val="0"/>
-                <w:color w:val="000000"/>
-                <w:spacing w:val="0"/>
-                <w:kern w:val="0"/>
-                <w:sz w:val="18"/>
-                <w:szCs w:val="18"/>
-                <w:lang w:val="en-US" w:eastAsia="zh-CN" w:bidi="ar"/>
-              </w:rPr>
-              <w:t>1. 依据《发布计划》执行具体的部署、安装、启停等操作。</w:t>
-            </w:r>
-            <w:r>
-              <w:rPr>
-                <w:rFonts w:hint="default" w:ascii="Segoe UI" w:hAnsi="Segoe UI" w:eastAsia="Segoe UI" w:cs="Segoe UI"/>
-                <w:i w:val="0"/>
-                <w:iCs w:val="0"/>
-                <w:caps w:val="0"/>
-                <w:snapToGrid w:val="0"/>
-                <w:color w:val="000000"/>
-                <w:spacing w:val="0"/>
-                <w:kern w:val="0"/>
-                <w:sz w:val="18"/>
-                <w:szCs w:val="18"/>
-                <w:lang w:val="en-US" w:eastAsia="zh-CN" w:bidi="ar"/>
-              </w:rPr>
-              <w:br w:type="textWrapping"/>
-            </w:r>
-            <w:r>
-              <w:rPr>
-                <w:rFonts w:hint="default" w:ascii="Segoe UI" w:hAnsi="Segoe UI" w:eastAsia="Segoe UI" w:cs="Segoe UI"/>
-                <w:i w:val="0"/>
-                <w:iCs w:val="0"/>
-                <w:caps w:val="0"/>
-                <w:snapToGrid w:val="0"/>
-                <w:color w:val="000000"/>
-                <w:spacing w:val="0"/>
-                <w:kern w:val="0"/>
-                <w:sz w:val="18"/>
-                <w:szCs w:val="18"/>
-                <w:lang w:val="en-US" w:eastAsia="zh-CN" w:bidi="ar"/>
-              </w:rPr>
-              <w:t>2. 执行监控与验证步骤，并在需要时执行回退操作。</w:t>
-            </w:r>
-            <w:r>
-              <w:rPr>
-                <w:rFonts w:hint="default" w:ascii="Segoe UI" w:hAnsi="Segoe UI" w:eastAsia="Segoe UI" w:cs="Segoe UI"/>
-                <w:i w:val="0"/>
-                <w:iCs w:val="0"/>
-                <w:caps w:val="0"/>
-                <w:snapToGrid w:val="0"/>
-                <w:color w:val="000000"/>
-                <w:spacing w:val="0"/>
-                <w:kern w:val="0"/>
-                <w:sz w:val="18"/>
-                <w:szCs w:val="18"/>
-                <w:lang w:val="en-US" w:eastAsia="zh-CN" w:bidi="ar"/>
-              </w:rPr>
-              <w:br w:type="textWrapping"/>
-            </w:r>
-            <w:r>
-              <w:rPr>
-                <w:rFonts w:hint="default" w:ascii="Segoe UI" w:hAnsi="Segoe UI" w:eastAsia="Segoe UI" w:cs="Segoe UI"/>
-                <w:i w:val="0"/>
-                <w:iCs w:val="0"/>
-                <w:caps w:val="0"/>
-                <w:snapToGrid w:val="0"/>
-                <w:color w:val="000000"/>
-                <w:spacing w:val="0"/>
-                <w:kern w:val="0"/>
-                <w:sz w:val="18"/>
-                <w:szCs w:val="18"/>
-                <w:lang w:val="en-US" w:eastAsia="zh-CN" w:bidi="ar"/>
-              </w:rPr>
-              <w:t>3. 记录实施过程。</w:t>
-            </w:r>
-          </w:p>
-        </w:tc>
-        <w:tc>
-          <w:tcPr>
-            <w:tcW w:w="0" w:type="auto"/>
-            <w:shd w:val="clear" w:color="auto" w:fill="auto"/>
-            <w:tcMar>
-              <w:top w:w="120" w:type="dxa"/>
-              <w:left w:w="192" w:type="dxa"/>
-              <w:bottom w:w="120" w:type="dxa"/>
-              <w:right w:w="0" w:type="dxa"/>
-            </w:tcMar>
-            <w:vAlign w:val="center"/>
-          </w:tcPr>
-          <w:p>
-            <w:pPr>
-              <w:keepNext w:val="0"/>
-              <w:keepLines w:val="0"/>
-              <w:widowControl/>
-              <w:suppressLineNumbers w:val="0"/>
-              <w:spacing w:line="300" w:lineRule="atLeast"/>
-              <w:jc w:val="left"/>
-              <w:rPr>
-                <w:rFonts w:hint="default" w:ascii="Segoe UI" w:hAnsi="Segoe UI" w:eastAsia="Segoe UI" w:cs="Segoe UI"/>
-                <w:i w:val="0"/>
-                <w:iCs w:val="0"/>
-                <w:caps w:val="0"/>
-                <w:color w:val="0F1115"/>
-                <w:spacing w:val="0"/>
-                <w:sz w:val="18"/>
-                <w:szCs w:val="18"/>
-              </w:rPr>
-            </w:pPr>
-            <w:r>
-              <w:rPr>
-                <w:rStyle w:val="23"/>
-                <w:rFonts w:hint="default" w:ascii="Segoe UI" w:hAnsi="Segoe UI" w:eastAsia="Segoe UI" w:cs="Segoe UI"/>
-                <w:b/>
-                <w:bCs/>
-                <w:i w:val="0"/>
-                <w:iCs w:val="0"/>
-                <w:caps w:val="0"/>
-                <w:snapToGrid w:val="0"/>
-                <w:color w:val="000000"/>
-                <w:spacing w:val="0"/>
-                <w:kern w:val="0"/>
-                <w:sz w:val="18"/>
-                <w:szCs w:val="18"/>
-                <w:lang w:val="en-US" w:eastAsia="zh-CN" w:bidi="ar"/>
-              </w:rPr>
-              <w:t>数智运营部-运维工程师</w:t>
-            </w:r>
-            <w:r>
-              <w:rPr>
-                <w:rFonts w:hint="default" w:ascii="Segoe UI" w:hAnsi="Segoe UI" w:eastAsia="Segoe UI" w:cs="Segoe UI"/>
-                <w:i w:val="0"/>
-                <w:iCs w:val="0"/>
-                <w:caps w:val="0"/>
-                <w:snapToGrid w:val="0"/>
-                <w:color w:val="000000"/>
-                <w:spacing w:val="0"/>
-                <w:kern w:val="0"/>
-                <w:sz w:val="18"/>
-                <w:szCs w:val="18"/>
-                <w:lang w:val="en-US" w:eastAsia="zh-CN" w:bidi="ar"/>
-              </w:rPr>
-              <w:t>（生产环境操作）</w:t>
-            </w:r>
-            <w:r>
-              <w:rPr>
-                <w:rFonts w:hint="default" w:ascii="Segoe UI" w:hAnsi="Segoe UI" w:eastAsia="Segoe UI" w:cs="Segoe UI"/>
-                <w:i w:val="0"/>
-                <w:iCs w:val="0"/>
-                <w:caps w:val="0"/>
-                <w:snapToGrid w:val="0"/>
-                <w:color w:val="000000"/>
-                <w:spacing w:val="0"/>
-                <w:kern w:val="0"/>
-                <w:sz w:val="18"/>
-                <w:szCs w:val="18"/>
-                <w:lang w:val="en-US" w:eastAsia="zh-CN" w:bidi="ar"/>
-              </w:rPr>
-              <w:br w:type="textWrapping"/>
-            </w:r>
-            <w:r>
-              <w:rPr>
-                <w:rStyle w:val="23"/>
-                <w:rFonts w:hint="default" w:ascii="Segoe UI" w:hAnsi="Segoe UI" w:eastAsia="Segoe UI" w:cs="Segoe UI"/>
-                <w:b/>
-                <w:bCs/>
-                <w:i w:val="0"/>
-                <w:iCs w:val="0"/>
-                <w:caps w:val="0"/>
-                <w:snapToGrid w:val="0"/>
-                <w:color w:val="000000"/>
-                <w:spacing w:val="0"/>
-                <w:kern w:val="0"/>
-                <w:sz w:val="18"/>
-                <w:szCs w:val="18"/>
-                <w:lang w:val="en-US" w:eastAsia="zh-CN" w:bidi="ar"/>
-              </w:rPr>
-              <w:t>研究总院-开发工程师</w:t>
-            </w:r>
-            <w:r>
-              <w:rPr>
-                <w:rFonts w:hint="default" w:ascii="Segoe UI" w:hAnsi="Segoe UI" w:eastAsia="Segoe UI" w:cs="Segoe UI"/>
-                <w:i w:val="0"/>
-                <w:iCs w:val="0"/>
-                <w:caps w:val="0"/>
-                <w:snapToGrid w:val="0"/>
-                <w:color w:val="000000"/>
-                <w:spacing w:val="0"/>
-                <w:kern w:val="0"/>
-                <w:sz w:val="18"/>
-                <w:szCs w:val="18"/>
-                <w:lang w:val="en-US" w:eastAsia="zh-CN" w:bidi="ar"/>
-              </w:rPr>
-              <w:t>（提供技术支持）</w:t>
-            </w:r>
-          </w:p>
-        </w:tc>
-      </w:tr>
-      <w:tr>
-        <w:tblPrEx>
-          <w:tblBorders>
-            <w:top w:val="single" w:color="auto" w:sz="4" w:space="0"/>
-            <w:left w:val="single" w:color="auto" w:sz="4" w:space="0"/>
-            <w:bottom w:val="single" w:color="auto" w:sz="4" w:space="0"/>
-            <w:right w:val="single" w:color="auto" w:sz="4" w:space="0"/>
-            <w:insideH w:val="single" w:color="auto" w:sz="4" w:space="0"/>
-            <w:insideV w:val="single" w:color="auto" w:sz="4" w:space="0"/>
-          </w:tblBorders>
+          <w:tblW w:w="9024" w:type="dxa"/>
+          <w:tblInd w:w="0" w:type="dxa"/>
           <w:shd w:val="clear" w:color="auto" w:fill="auto"/>
           <w:tblCellMar>
             <w:top w:w="15" w:type="dxa"/>
@@ -5289,7 +4931,7 @@
               <w:spacing w:line="300" w:lineRule="atLeast"/>
               <w:jc w:val="left"/>
               <w:rPr>
-                <w:rFonts w:hint="default" w:ascii="Segoe UI" w:hAnsi="Segoe UI" w:eastAsia="Segoe UI" w:cs="Segoe UI"/>
+                <w:rFonts w:ascii="Segoe UI" w:eastAsia="Segoe UI" w:hAnsi="Segoe UI" w:cs="Segoe UI" w:hint="default"/>
                 <w:i w:val="0"/>
                 <w:iCs w:val="0"/>
                 <w:caps w:val="0"/>
@@ -5301,8 +4943,8 @@
             </w:pPr>
             <w:r>
               <w:rPr>
-                <w:rStyle w:val="23"/>
-                <w:rFonts w:hint="default" w:ascii="Segoe UI" w:hAnsi="Segoe UI" w:eastAsia="Segoe UI" w:cs="Segoe UI"/>
+                <w:rStyle w:val="Strong"/>
+                <w:rFonts w:ascii="Segoe UI" w:eastAsia="Segoe UI" w:hAnsi="Segoe UI" w:cs="Segoe UI" w:hint="default"/>
                 <w:b/>
                 <w:bCs/>
                 <w:i w:val="0"/>
@@ -5314,9 +4956,9 @@
                 <w:kern w:val="0"/>
                 <w:sz w:val="18"/>
                 <w:szCs w:val="18"/>
-                <w:lang w:val="en-US" w:eastAsia="zh-CN" w:bidi="ar"/>
-              </w:rPr>
-              <w:t>质量管理部</w:t>
+                <w:lang w:val="en-US" w:eastAsia="zh-CN"/>
+              </w:rPr>
+              <w:t>实施工程师</w:t>
             </w:r>
           </w:p>
         </w:tc>
@@ -5341,7 +4983,7 @@
               <w:spacing w:line="300" w:lineRule="atLeast"/>
               <w:jc w:val="left"/>
               <w:rPr>
-                <w:rFonts w:hint="default" w:ascii="Segoe UI" w:hAnsi="Segoe UI" w:eastAsia="Segoe UI" w:cs="Segoe UI"/>
+                <w:rFonts w:ascii="Segoe UI" w:eastAsia="Segoe UI" w:hAnsi="Segoe UI" w:cs="Segoe UI" w:hint="default"/>
                 <w:i w:val="0"/>
                 <w:iCs w:val="0"/>
                 <w:caps w:val="0"/>
@@ -5353,7 +4995,7 @@
             </w:pPr>
             <w:r>
               <w:rPr>
-                <w:rFonts w:hint="default" w:ascii="Segoe UI" w:hAnsi="Segoe UI" w:eastAsia="Segoe UI" w:cs="Segoe UI"/>
+                <w:rFonts w:ascii="Segoe UI" w:eastAsia="Segoe UI" w:hAnsi="Segoe UI" w:cs="Segoe UI" w:hint="default"/>
                 <w:i w:val="0"/>
                 <w:iCs w:val="0"/>
                 <w:caps w:val="0"/>
@@ -5363,13 +5005,13 @@
                 <w:kern w:val="0"/>
                 <w:sz w:val="18"/>
                 <w:szCs w:val="18"/>
-                <w:lang w:val="en-US" w:eastAsia="zh-CN" w:bidi="ar"/>
-              </w:rPr>
-              <w:t>1. 监督发布管理流程的合规性。</w:t>
-            </w:r>
-            <w:r>
-              <w:rPr>
-                <w:rFonts w:hint="default" w:ascii="Segoe UI" w:hAnsi="Segoe UI" w:eastAsia="Segoe UI" w:cs="Segoe UI"/>
+                <w:lang w:val="en-US" w:eastAsia="zh-CN"/>
+              </w:rPr>
+              <w:t>1. 依据《发布计划》执行具体的部署、安装、启停等操作。</w:t>
+            </w:r>
+            <w:r>
+              <w:rPr>
+                <w:rFonts w:ascii="Segoe UI" w:eastAsia="Segoe UI" w:hAnsi="Segoe UI" w:cs="Segoe UI" w:hint="default"/>
                 <w:i w:val="0"/>
                 <w:iCs w:val="0"/>
                 <w:caps w:val="0"/>
@@ -5379,13 +5021,13 @@
                 <w:kern w:val="0"/>
                 <w:sz w:val="18"/>
                 <w:szCs w:val="18"/>
-                <w:lang w:val="en-US" w:eastAsia="zh-CN" w:bidi="ar"/>
-              </w:rPr>
-              <w:br w:type="textWrapping"/>
-            </w:r>
-            <w:r>
-              <w:rPr>
-                <w:rFonts w:hint="default" w:ascii="Segoe UI" w:hAnsi="Segoe UI" w:eastAsia="Segoe UI" w:cs="Segoe UI"/>
+                <w:lang w:val="en-US" w:eastAsia="zh-CN"/>
+              </w:rPr>
+              <w:br/>
+            </w:r>
+            <w:r>
+              <w:rPr>
+                <w:rFonts w:ascii="Segoe UI" w:eastAsia="Segoe UI" w:hAnsi="Segoe UI" w:cs="Segoe UI" w:hint="default"/>
                 <w:i w:val="0"/>
                 <w:iCs w:val="0"/>
                 <w:caps w:val="0"/>
@@ -5395,13 +5037,13 @@
                 <w:kern w:val="0"/>
                 <w:sz w:val="18"/>
                 <w:szCs w:val="18"/>
-                <w:lang w:val="en-US" w:eastAsia="zh-CN" w:bidi="ar"/>
-              </w:rPr>
-              <w:t>2. 审计发布记录与结果。</w:t>
-            </w:r>
-            <w:r>
-              <w:rPr>
-                <w:rFonts w:hint="default" w:ascii="Segoe UI" w:hAnsi="Segoe UI" w:eastAsia="Segoe UI" w:cs="Segoe UI"/>
+                <w:lang w:val="en-US" w:eastAsia="zh-CN"/>
+              </w:rPr>
+              <w:t>2. 执行监控与验证步骤，并在需要时执行回退操作。</w:t>
+            </w:r>
+            <w:r>
+              <w:rPr>
+                <w:rFonts w:ascii="Segoe UI" w:eastAsia="Segoe UI" w:hAnsi="Segoe UI" w:cs="Segoe UI" w:hint="default"/>
                 <w:i w:val="0"/>
                 <w:iCs w:val="0"/>
                 <w:caps w:val="0"/>
@@ -5411,13 +5053,13 @@
                 <w:kern w:val="0"/>
                 <w:sz w:val="18"/>
                 <w:szCs w:val="18"/>
-                <w:lang w:val="en-US" w:eastAsia="zh-CN" w:bidi="ar"/>
-              </w:rPr>
-              <w:br w:type="textWrapping"/>
-            </w:r>
-            <w:r>
-              <w:rPr>
-                <w:rFonts w:hint="default" w:ascii="Segoe UI" w:hAnsi="Segoe UI" w:eastAsia="Segoe UI" w:cs="Segoe UI"/>
+                <w:lang w:val="en-US" w:eastAsia="zh-CN"/>
+              </w:rPr>
+              <w:br/>
+            </w:r>
+            <w:r>
+              <w:rPr>
+                <w:rFonts w:ascii="Segoe UI" w:eastAsia="Segoe UI" w:hAnsi="Segoe UI" w:cs="Segoe UI" w:hint="default"/>
                 <w:i w:val="0"/>
                 <w:iCs w:val="0"/>
                 <w:caps w:val="0"/>
@@ -5427,9 +5069,9 @@
                 <w:kern w:val="0"/>
                 <w:sz w:val="18"/>
                 <w:szCs w:val="18"/>
-                <w:lang w:val="en-US" w:eastAsia="zh-CN" w:bidi="ar"/>
-              </w:rPr>
-              <w:t>3. 参与重大发布评审。</w:t>
+                <w:lang w:val="en-US" w:eastAsia="zh-CN"/>
+              </w:rPr>
+              <w:t>3. 记录实施过程。</w:t>
             </w:r>
           </w:p>
         </w:tc>
@@ -5454,7 +5096,7 @@
               <w:spacing w:line="300" w:lineRule="atLeast"/>
               <w:jc w:val="left"/>
               <w:rPr>
-                <w:rFonts w:hint="default" w:ascii="Segoe UI" w:hAnsi="Segoe UI" w:eastAsia="Segoe UI" w:cs="Segoe UI"/>
+                <w:rFonts w:ascii="Segoe UI" w:eastAsia="Segoe UI" w:hAnsi="Segoe UI" w:cs="Segoe UI" w:hint="default"/>
                 <w:i w:val="0"/>
                 <w:iCs w:val="0"/>
                 <w:caps w:val="0"/>
@@ -5466,8 +5108,8 @@
             </w:pPr>
             <w:r>
               <w:rPr>
-                <w:rStyle w:val="23"/>
-                <w:rFonts w:hint="default" w:ascii="Segoe UI" w:hAnsi="Segoe UI" w:eastAsia="Segoe UI" w:cs="Segoe UI"/>
+                <w:rStyle w:val="Strong"/>
+                <w:rFonts w:ascii="Segoe UI" w:eastAsia="Segoe UI" w:hAnsi="Segoe UI" w:cs="Segoe UI" w:hint="default"/>
                 <w:b/>
                 <w:bCs/>
                 <w:i w:val="0"/>
@@ -5479,13 +5121,13 @@
                 <w:kern w:val="0"/>
                 <w:sz w:val="18"/>
                 <w:szCs w:val="18"/>
-                <w:lang w:val="en-US" w:eastAsia="zh-CN" w:bidi="ar"/>
-              </w:rPr>
-              <w:t>质量管理部经理</w:t>
-            </w:r>
-            <w:r>
-              <w:rPr>
-                <w:rFonts w:hint="default" w:ascii="Segoe UI" w:hAnsi="Segoe UI" w:eastAsia="Segoe UI" w:cs="Segoe UI"/>
+                <w:lang w:val="en-US" w:eastAsia="zh-CN"/>
+              </w:rPr>
+              <w:t>数智运营部-运维工程师</w:t>
+            </w:r>
+            <w:r>
+              <w:rPr>
+                <w:rFonts w:ascii="Segoe UI" w:eastAsia="Segoe UI" w:hAnsi="Segoe UI" w:cs="Segoe UI" w:hint="default"/>
                 <w:i w:val="0"/>
                 <w:iCs w:val="0"/>
                 <w:caps w:val="0"/>
@@ -5495,16 +5137,13 @@
                 <w:kern w:val="0"/>
                 <w:sz w:val="18"/>
                 <w:szCs w:val="18"/>
-                <w:lang w:val="en-US" w:eastAsia="zh-CN" w:bidi="ar"/>
-              </w:rPr>
-              <w:t>及</w:t>
-            </w:r>
-            <w:r>
-              <w:rPr>
-                <w:rStyle w:val="23"/>
-                <w:rFonts w:hint="default" w:ascii="Segoe UI" w:hAnsi="Segoe UI" w:eastAsia="Segoe UI" w:cs="Segoe UI"/>
-                <w:b/>
-                <w:bCs/>
+                <w:lang w:val="en-US" w:eastAsia="zh-CN"/>
+              </w:rPr>
+              <w:t>（生产环境操作）</w:t>
+            </w:r>
+            <w:r>
+              <w:rPr>
+                <w:rFonts w:ascii="Segoe UI" w:eastAsia="Segoe UI" w:hAnsi="Segoe UI" w:cs="Segoe UI" w:hint="default"/>
                 <w:i w:val="0"/>
                 <w:iCs w:val="0"/>
                 <w:caps w:val="0"/>
@@ -5514,7 +5153,307 @@
                 <w:kern w:val="0"/>
                 <w:sz w:val="18"/>
                 <w:szCs w:val="18"/>
-                <w:lang w:val="en-US" w:eastAsia="zh-CN" w:bidi="ar"/>
+                <w:lang w:val="en-US" w:eastAsia="zh-CN"/>
+              </w:rPr>
+              <w:br/>
+            </w:r>
+            <w:r>
+              <w:rPr>
+                <w:rStyle w:val="Strong"/>
+                <w:rFonts w:ascii="Segoe UI" w:eastAsia="Segoe UI" w:hAnsi="Segoe UI" w:cs="Segoe UI" w:hint="default"/>
+                <w:b/>
+                <w:bCs/>
+                <w:i w:val="0"/>
+                <w:iCs w:val="0"/>
+                <w:caps w:val="0"/>
+                <w:snapToGrid w:val="0"/>
+                <w:color w:val="000000"/>
+                <w:spacing w:val="0"/>
+                <w:kern w:val="0"/>
+                <w:sz w:val="18"/>
+                <w:szCs w:val="18"/>
+                <w:lang w:val="en-US" w:eastAsia="zh-CN"/>
+              </w:rPr>
+              <w:t>研究总院-开发工程师</w:t>
+            </w:r>
+            <w:r>
+              <w:rPr>
+                <w:rFonts w:ascii="Segoe UI" w:eastAsia="Segoe UI" w:hAnsi="Segoe UI" w:cs="Segoe UI" w:hint="default"/>
+                <w:i w:val="0"/>
+                <w:iCs w:val="0"/>
+                <w:caps w:val="0"/>
+                <w:snapToGrid w:val="0"/>
+                <w:color w:val="000000"/>
+                <w:spacing w:val="0"/>
+                <w:kern w:val="0"/>
+                <w:sz w:val="18"/>
+                <w:szCs w:val="18"/>
+                <w:lang w:val="en-US" w:eastAsia="zh-CN"/>
+              </w:rPr>
+              <w:t>（提供技术支持）</w:t>
+            </w:r>
+          </w:p>
+        </w:tc>
+      </w:tr>
+      <w:tr>
+        <w:tblPrEx>
+          <w:tblW w:w="9024" w:type="dxa"/>
+          <w:tblInd w:w="0" w:type="dxa"/>
+          <w:shd w:val="clear" w:color="auto" w:fill="auto"/>
+          <w:tblCellMar>
+            <w:top w:w="15" w:type="dxa"/>
+            <w:left w:w="15" w:type="dxa"/>
+            <w:bottom w:w="15" w:type="dxa"/>
+            <w:right w:w="15" w:type="dxa"/>
+          </w:tblCellMar>
+        </w:tblPrEx>
+        <w:tc>
+          <w:tcPr>
+            <w:tcW w:w="0" w:type="auto"/>
+            <w:shd w:val="clear" w:color="auto" w:fill="auto"/>
+            <w:tcMar>
+              <w:top w:w="120" w:type="dxa"/>
+              <w:left w:w="0" w:type="dxa"/>
+              <w:bottom w:w="120" w:type="dxa"/>
+              <w:right w:w="192" w:type="dxa"/>
+            </w:tcMar>
+            <w:vAlign w:val="center"/>
+          </w:tcPr>
+          <w:p>
+            <w:pPr>
+              <w:keepNext w:val="0"/>
+              <w:keepLines w:val="0"/>
+              <w:widowControl/>
+              <w:suppressLineNumbers w:val="0"/>
+              <w:spacing w:line="300" w:lineRule="atLeast"/>
+              <w:jc w:val="left"/>
+              <w:rPr>
+                <w:rFonts w:ascii="Segoe UI" w:eastAsia="Segoe UI" w:hAnsi="Segoe UI" w:cs="Segoe UI" w:hint="default"/>
+                <w:i w:val="0"/>
+                <w:iCs w:val="0"/>
+                <w:caps w:val="0"/>
+                <w:color w:val="0F1115"/>
+                <w:spacing w:val="0"/>
+                <w:sz w:val="18"/>
+                <w:szCs w:val="18"/>
+              </w:rPr>
+            </w:pPr>
+            <w:r>
+              <w:rPr>
+                <w:rStyle w:val="Strong"/>
+                <w:rFonts w:ascii="Segoe UI" w:eastAsia="Segoe UI" w:hAnsi="Segoe UI" w:cs="Segoe UI" w:hint="default"/>
+                <w:b/>
+                <w:bCs/>
+                <w:i w:val="0"/>
+                <w:iCs w:val="0"/>
+                <w:caps w:val="0"/>
+                <w:snapToGrid w:val="0"/>
+                <w:color w:val="000000"/>
+                <w:spacing w:val="0"/>
+                <w:kern w:val="0"/>
+                <w:sz w:val="18"/>
+                <w:szCs w:val="18"/>
+                <w:lang w:val="en-US" w:eastAsia="zh-CN"/>
+              </w:rPr>
+              <w:t>质量管理部</w:t>
+            </w:r>
+          </w:p>
+        </w:tc>
+        <w:tc>
+          <w:tcPr>
+            <w:tcW w:w="0" w:type="auto"/>
+            <w:shd w:val="clear" w:color="auto" w:fill="auto"/>
+            <w:tcMar>
+              <w:top w:w="120" w:type="dxa"/>
+              <w:left w:w="192" w:type="dxa"/>
+              <w:bottom w:w="120" w:type="dxa"/>
+              <w:right w:w="192" w:type="dxa"/>
+            </w:tcMar>
+            <w:vAlign w:val="center"/>
+          </w:tcPr>
+          <w:p>
+            <w:pPr>
+              <w:keepNext w:val="0"/>
+              <w:keepLines w:val="0"/>
+              <w:widowControl/>
+              <w:suppressLineNumbers w:val="0"/>
+              <w:spacing w:line="300" w:lineRule="atLeast"/>
+              <w:jc w:val="left"/>
+              <w:rPr>
+                <w:rFonts w:ascii="Segoe UI" w:eastAsia="Segoe UI" w:hAnsi="Segoe UI" w:cs="Segoe UI" w:hint="default"/>
+                <w:i w:val="0"/>
+                <w:iCs w:val="0"/>
+                <w:caps w:val="0"/>
+                <w:color w:val="0F1115"/>
+                <w:spacing w:val="0"/>
+                <w:sz w:val="18"/>
+                <w:szCs w:val="18"/>
+              </w:rPr>
+            </w:pPr>
+            <w:r>
+              <w:rPr>
+                <w:rFonts w:ascii="Segoe UI" w:eastAsia="Segoe UI" w:hAnsi="Segoe UI" w:cs="Segoe UI" w:hint="default"/>
+                <w:i w:val="0"/>
+                <w:iCs w:val="0"/>
+                <w:caps w:val="0"/>
+                <w:snapToGrid w:val="0"/>
+                <w:color w:val="000000"/>
+                <w:spacing w:val="0"/>
+                <w:kern w:val="0"/>
+                <w:sz w:val="18"/>
+                <w:szCs w:val="18"/>
+                <w:lang w:val="en-US" w:eastAsia="zh-CN"/>
+              </w:rPr>
+              <w:t>1. 监督发布管理流程的合规性。</w:t>
+            </w:r>
+            <w:r>
+              <w:rPr>
+                <w:rFonts w:ascii="Segoe UI" w:eastAsia="Segoe UI" w:hAnsi="Segoe UI" w:cs="Segoe UI" w:hint="default"/>
+                <w:i w:val="0"/>
+                <w:iCs w:val="0"/>
+                <w:caps w:val="0"/>
+                <w:snapToGrid w:val="0"/>
+                <w:color w:val="000000"/>
+                <w:spacing w:val="0"/>
+                <w:kern w:val="0"/>
+                <w:sz w:val="18"/>
+                <w:szCs w:val="18"/>
+                <w:lang w:val="en-US" w:eastAsia="zh-CN"/>
+              </w:rPr>
+              <w:br/>
+            </w:r>
+            <w:r>
+              <w:rPr>
+                <w:rFonts w:ascii="Segoe UI" w:eastAsia="Segoe UI" w:hAnsi="Segoe UI" w:cs="Segoe UI" w:hint="default"/>
+                <w:i w:val="0"/>
+                <w:iCs w:val="0"/>
+                <w:caps w:val="0"/>
+                <w:snapToGrid w:val="0"/>
+                <w:color w:val="000000"/>
+                <w:spacing w:val="0"/>
+                <w:kern w:val="0"/>
+                <w:sz w:val="18"/>
+                <w:szCs w:val="18"/>
+                <w:lang w:val="en-US" w:eastAsia="zh-CN"/>
+              </w:rPr>
+              <w:t>2. 审计发布记录与结果。</w:t>
+            </w:r>
+            <w:r>
+              <w:rPr>
+                <w:rFonts w:ascii="Segoe UI" w:eastAsia="Segoe UI" w:hAnsi="Segoe UI" w:cs="Segoe UI" w:hint="default"/>
+                <w:i w:val="0"/>
+                <w:iCs w:val="0"/>
+                <w:caps w:val="0"/>
+                <w:snapToGrid w:val="0"/>
+                <w:color w:val="000000"/>
+                <w:spacing w:val="0"/>
+                <w:kern w:val="0"/>
+                <w:sz w:val="18"/>
+                <w:szCs w:val="18"/>
+                <w:lang w:val="en-US" w:eastAsia="zh-CN"/>
+              </w:rPr>
+              <w:br/>
+            </w:r>
+            <w:r>
+              <w:rPr>
+                <w:rFonts w:ascii="Segoe UI" w:eastAsia="Segoe UI" w:hAnsi="Segoe UI" w:cs="Segoe UI" w:hint="default"/>
+                <w:i w:val="0"/>
+                <w:iCs w:val="0"/>
+                <w:caps w:val="0"/>
+                <w:snapToGrid w:val="0"/>
+                <w:color w:val="000000"/>
+                <w:spacing w:val="0"/>
+                <w:kern w:val="0"/>
+                <w:sz w:val="18"/>
+                <w:szCs w:val="18"/>
+                <w:lang w:val="en-US" w:eastAsia="zh-CN"/>
+              </w:rPr>
+              <w:t>3. 参与重大发布评审。</w:t>
+            </w:r>
+          </w:p>
+        </w:tc>
+        <w:tc>
+          <w:tcPr>
+            <w:tcW w:w="0" w:type="auto"/>
+            <w:shd w:val="clear" w:color="auto" w:fill="auto"/>
+            <w:tcMar>
+              <w:top w:w="120" w:type="dxa"/>
+              <w:left w:w="192" w:type="dxa"/>
+              <w:bottom w:w="120" w:type="dxa"/>
+              <w:right w:w="0" w:type="dxa"/>
+            </w:tcMar>
+            <w:vAlign w:val="center"/>
+          </w:tcPr>
+          <w:p>
+            <w:pPr>
+              <w:keepNext w:val="0"/>
+              <w:keepLines w:val="0"/>
+              <w:widowControl/>
+              <w:suppressLineNumbers w:val="0"/>
+              <w:spacing w:line="300" w:lineRule="atLeast"/>
+              <w:jc w:val="left"/>
+              <w:rPr>
+                <w:rFonts w:ascii="Segoe UI" w:eastAsia="Segoe UI" w:hAnsi="Segoe UI" w:cs="Segoe UI" w:hint="default"/>
+                <w:i w:val="0"/>
+                <w:iCs w:val="0"/>
+                <w:caps w:val="0"/>
+                <w:color w:val="0F1115"/>
+                <w:spacing w:val="0"/>
+                <w:sz w:val="18"/>
+                <w:szCs w:val="18"/>
+              </w:rPr>
+            </w:pPr>
+            <w:r>
+              <w:rPr>
+                <w:rStyle w:val="Strong"/>
+                <w:rFonts w:ascii="Segoe UI" w:eastAsia="Segoe UI" w:hAnsi="Segoe UI" w:cs="Segoe UI" w:hint="default"/>
+                <w:b/>
+                <w:bCs/>
+                <w:i w:val="0"/>
+                <w:iCs w:val="0"/>
+                <w:caps w:val="0"/>
+                <w:snapToGrid w:val="0"/>
+                <w:color w:val="000000"/>
+                <w:spacing w:val="0"/>
+                <w:kern w:val="0"/>
+                <w:sz w:val="18"/>
+                <w:szCs w:val="18"/>
+                <w:lang w:val="en-US" w:eastAsia="zh-CN"/>
+              </w:rPr>
+              <w:t>质量管理部经理</w:t>
+            </w:r>
+            <w:r>
+              <w:rPr>
+                <w:rFonts w:ascii="Segoe UI" w:eastAsia="Segoe UI" w:hAnsi="Segoe UI" w:cs="Segoe UI" w:hint="default"/>
+                <w:i w:val="0"/>
+                <w:iCs w:val="0"/>
+                <w:caps w:val="0"/>
+                <w:snapToGrid w:val="0"/>
+                <w:color w:val="000000"/>
+                <w:spacing w:val="0"/>
+                <w:kern w:val="0"/>
+                <w:sz w:val="18"/>
+                <w:szCs w:val="18"/>
+                <w:lang w:val="en-US" w:eastAsia="zh-CN"/>
+              </w:rPr>
+              <w:t>及</w:t>
+            </w:r>
+            <w:r>
+              <w:rPr>
+                <w:rStyle w:val="Strong"/>
+                <w:rFonts w:ascii="Segoe UI" w:eastAsia="Segoe UI" w:hAnsi="Segoe UI" w:cs="Segoe UI" w:hint="default"/>
+                <w:b/>
+                <w:bCs/>
+                <w:i w:val="0"/>
+                <w:iCs w:val="0"/>
+                <w:caps w:val="0"/>
+                <w:snapToGrid w:val="0"/>
+                <w:color w:val="000000"/>
+                <w:spacing w:val="0"/>
+                <w:kern w:val="0"/>
+                <w:sz w:val="18"/>
+                <w:szCs w:val="18"/>
+                <w:lang w:val="en-US" w:eastAsia="zh-CN"/>
               </w:rPr>
               <w:t>质量管理专员</w:t>
             </w:r>
@@ -5524,7 +5463,7 @@
     </w:tbl>
     <w:p>
       <w:pPr>
-        <w:pStyle w:val="29"/>
+        <w:pStyle w:val="a1"/>
         <w:rPr>
           <w:rFonts w:hint="default"/>
           <w:lang w:val="en-US" w:eastAsia="zh-CN"/>
@@ -5533,45 +5472,45 @@
     </w:p>
     <w:p>
       <w:pPr>
-        <w:pStyle w:val="28"/>
+        <w:pStyle w:val="1"/>
         <w:bidi w:val="0"/>
         <w:rPr>
           <w:rFonts w:hint="default"/>
           <w:lang w:val="en-US" w:eastAsia="zh-CN"/>
         </w:rPr>
       </w:pPr>
-      <w:bookmarkStart w:id="7" w:name="_Toc186"/>
+      <w:bookmarkStart w:id="8" w:name="_Toc186"/>
       <w:r>
         <w:rPr>
           <w:rFonts w:hint="default"/>
           <w:lang w:val="en-US" w:eastAsia="zh-CN"/>
         </w:rPr>
         <w:t>发布类型与策略</w:t>
-      </w:r>
-      <w:bookmarkEnd w:id="7"/>
-    </w:p>
-    <w:p>
-      <w:pPr>
-        <w:pStyle w:val="30"/>
-        <w:bidi w:val="0"/>
-        <w:rPr>
-          <w:rFonts w:hint="default"/>
-          <w:lang w:val="en-US" w:eastAsia="zh-CN"/>
-        </w:rPr>
-      </w:pPr>
-      <w:bookmarkStart w:id="8" w:name="_Toc25405"/>
-      <w:r>
-        <w:rPr>
-          <w:rFonts w:hint="default"/>
-          <w:lang w:val="en-US" w:eastAsia="zh-CN"/>
-        </w:rPr>
-        <w:t>发布类型</w:t>
       </w:r>
       <w:bookmarkEnd w:id="8"/>
     </w:p>
     <w:p>
       <w:pPr>
-        <w:pStyle w:val="29"/>
+        <w:pStyle w:val="2"/>
+        <w:bidi w:val="0"/>
+        <w:rPr>
+          <w:rFonts w:hint="default"/>
+          <w:lang w:val="en-US" w:eastAsia="zh-CN"/>
+        </w:rPr>
+      </w:pPr>
+      <w:bookmarkStart w:id="9" w:name="_Toc25405"/>
+      <w:r>
+        <w:rPr>
+          <w:rFonts w:hint="default"/>
+          <w:lang w:val="en-US" w:eastAsia="zh-CN"/>
+        </w:rPr>
+        <w:t>发布类型</w:t>
+      </w:r>
+      <w:bookmarkEnd w:id="9"/>
+    </w:p>
+    <w:p>
+      <w:pPr>
+        <w:pStyle w:val="a1"/>
         <w:keepNext w:val="0"/>
         <w:keepLines w:val="0"/>
         <w:pageBreakBefore w:val="0"/>
@@ -5600,7 +5539,7 @@
     </w:p>
     <w:p>
       <w:pPr>
-        <w:pStyle w:val="29"/>
+        <w:pStyle w:val="a1"/>
         <w:keepNext w:val="0"/>
         <w:keepLines w:val="0"/>
         <w:pageBreakBefore w:val="0"/>
@@ -5629,7 +5568,7 @@
     </w:p>
     <w:p>
       <w:pPr>
-        <w:pStyle w:val="29"/>
+        <w:pStyle w:val="a1"/>
         <w:keepNext w:val="0"/>
         <w:keepLines w:val="0"/>
         <w:pageBreakBefore w:val="0"/>
@@ -5658,14 +5597,14 @@
     </w:p>
     <w:p>
       <w:pPr>
-        <w:pStyle w:val="30"/>
+        <w:pStyle w:val="2"/>
         <w:bidi w:val="0"/>
         <w:rPr>
           <w:rFonts w:hint="default"/>
           <w:lang w:val="en-US" w:eastAsia="zh-CN"/>
         </w:rPr>
       </w:pPr>
-      <w:bookmarkStart w:id="9" w:name="_Toc15136"/>
+      <w:bookmarkStart w:id="10" w:name="_Toc15136"/>
       <w:r>
         <w:rPr>
           <w:rFonts w:hint="default"/>
@@ -5673,11 +5612,11 @@
         </w:rPr>
         <w:t>发布策略</w:t>
       </w:r>
-      <w:bookmarkEnd w:id="9"/>
+      <w:bookmarkEnd w:id="10"/>
     </w:p>
     <w:p>
       <w:pPr>
-        <w:pStyle w:val="29"/>
+        <w:pStyle w:val="a1"/>
         <w:keepNext w:val="0"/>
         <w:keepLines w:val="0"/>
         <w:pageBreakBefore w:val="0"/>
@@ -5706,7 +5645,7 @@
     </w:p>
     <w:p>
       <w:pPr>
-        <w:pStyle w:val="29"/>
+        <w:pStyle w:val="a1"/>
         <w:keepNext w:val="0"/>
         <w:keepLines w:val="0"/>
         <w:pageBreakBefore w:val="0"/>
@@ -5723,7 +5662,7 @@
         <w:bidi w:val="0"/>
         <w:adjustRightInd w:val="0"/>
         <w:snapToGrid w:val="0"/>
-        <w:ind w:left="425" w:leftChars="0" w:hanging="425" w:firstLineChars="0"/>
+        <w:ind w:left="425" w:hanging="425" w:leftChars="0" w:firstLineChars="0"/>
         <w:textAlignment w:val="baseline"/>
         <w:rPr>
           <w:rFonts w:hint="default"/>
@@ -5740,7 +5679,7 @@
     </w:p>
     <w:p>
       <w:pPr>
-        <w:pStyle w:val="29"/>
+        <w:pStyle w:val="a1"/>
         <w:keepNext w:val="0"/>
         <w:keepLines w:val="0"/>
         <w:pageBreakBefore w:val="0"/>
@@ -5757,7 +5696,7 @@
         <w:bidi w:val="0"/>
         <w:adjustRightInd w:val="0"/>
         <w:snapToGrid w:val="0"/>
-        <w:ind w:left="425" w:leftChars="0" w:hanging="425" w:firstLineChars="0"/>
+        <w:ind w:left="425" w:hanging="425" w:leftChars="0" w:firstLineChars="0"/>
         <w:textAlignment w:val="baseline"/>
         <w:rPr>
           <w:rFonts w:hint="default"/>
@@ -5774,7 +5713,7 @@
     </w:p>
     <w:p>
       <w:pPr>
-        <w:pStyle w:val="29"/>
+        <w:pStyle w:val="a1"/>
         <w:keepNext w:val="0"/>
         <w:keepLines w:val="0"/>
         <w:pageBreakBefore w:val="0"/>
@@ -5791,7 +5730,7 @@
         <w:bidi w:val="0"/>
         <w:adjustRightInd w:val="0"/>
         <w:snapToGrid w:val="0"/>
-        <w:ind w:left="425" w:leftChars="0" w:hanging="425" w:firstLineChars="0"/>
+        <w:ind w:left="425" w:hanging="425" w:leftChars="0" w:firstLineChars="0"/>
         <w:textAlignment w:val="baseline"/>
         <w:rPr>
           <w:rFonts w:hint="default"/>
@@ -5808,45 +5747,45 @@
     </w:p>
     <w:p>
       <w:pPr>
-        <w:pStyle w:val="28"/>
+        <w:pStyle w:val="1"/>
         <w:bidi w:val="0"/>
         <w:rPr>
           <w:rFonts w:hint="default"/>
           <w:lang w:val="en-US" w:eastAsia="zh-CN"/>
         </w:rPr>
       </w:pPr>
-      <w:bookmarkStart w:id="10" w:name="_Toc1829"/>
+      <w:bookmarkStart w:id="11" w:name="_Toc1829"/>
       <w:r>
         <w:rPr>
           <w:rFonts w:hint="default"/>
           <w:lang w:val="en-US" w:eastAsia="zh-CN"/>
         </w:rPr>
         <w:t>发布管理流程核心环节</w:t>
-      </w:r>
-      <w:bookmarkEnd w:id="10"/>
-    </w:p>
-    <w:p>
-      <w:pPr>
-        <w:pStyle w:val="30"/>
-        <w:bidi w:val="0"/>
-        <w:rPr>
-          <w:rFonts w:hint="default"/>
-          <w:lang w:val="en-US" w:eastAsia="zh-CN"/>
-        </w:rPr>
-      </w:pPr>
-      <w:bookmarkStart w:id="11" w:name="_Toc29247"/>
-      <w:r>
-        <w:rPr>
-          <w:rFonts w:hint="default"/>
-          <w:lang w:val="en-US" w:eastAsia="zh-CN"/>
-        </w:rPr>
-        <w:t>发布规划与设计</w:t>
       </w:r>
       <w:bookmarkEnd w:id="11"/>
     </w:p>
     <w:p>
       <w:pPr>
-        <w:pStyle w:val="29"/>
+        <w:pStyle w:val="2"/>
+        <w:bidi w:val="0"/>
+        <w:rPr>
+          <w:rFonts w:hint="default"/>
+          <w:lang w:val="en-US" w:eastAsia="zh-CN"/>
+        </w:rPr>
+      </w:pPr>
+      <w:bookmarkStart w:id="12" w:name="_Toc29247"/>
+      <w:r>
+        <w:rPr>
+          <w:rFonts w:hint="default"/>
+          <w:lang w:val="en-US" w:eastAsia="zh-CN"/>
+        </w:rPr>
+        <w:t>发布规划与设计</w:t>
+      </w:r>
+      <w:bookmarkEnd w:id="12"/>
+    </w:p>
+    <w:p>
+      <w:pPr>
+        <w:pStyle w:val="a1"/>
         <w:keepNext w:val="0"/>
         <w:keepLines w:val="0"/>
         <w:pageBreakBefore w:val="0"/>
@@ -5875,7 +5814,7 @@
     </w:p>
     <w:p>
       <w:pPr>
-        <w:pStyle w:val="29"/>
+        <w:pStyle w:val="a1"/>
         <w:keepNext w:val="0"/>
         <w:keepLines w:val="0"/>
         <w:pageBreakBefore w:val="0"/>
@@ -5904,7 +5843,7 @@
     </w:p>
     <w:p>
       <w:pPr>
-        <w:pStyle w:val="29"/>
+        <w:pStyle w:val="a1"/>
         <w:keepNext w:val="0"/>
         <w:keepLines w:val="0"/>
         <w:pageBreakBefore w:val="0"/>
@@ -5933,14 +5872,14 @@
     </w:p>
     <w:p>
       <w:pPr>
-        <w:pStyle w:val="30"/>
+        <w:pStyle w:val="2"/>
         <w:bidi w:val="0"/>
         <w:rPr>
           <w:rFonts w:hint="default"/>
           <w:lang w:val="en-US" w:eastAsia="zh-CN"/>
         </w:rPr>
       </w:pPr>
-      <w:bookmarkStart w:id="12" w:name="_Toc9444"/>
+      <w:bookmarkStart w:id="13" w:name="_Toc9444"/>
       <w:r>
         <w:rPr>
           <w:rFonts w:hint="default"/>
@@ -5948,11 +5887,11 @@
         </w:rPr>
         <w:t>构建与测试</w:t>
       </w:r>
-      <w:bookmarkEnd w:id="12"/>
+      <w:bookmarkEnd w:id="13"/>
     </w:p>
     <w:p>
       <w:pPr>
-        <w:pStyle w:val="29"/>
+        <w:pStyle w:val="a1"/>
         <w:keepNext w:val="0"/>
         <w:keepLines w:val="0"/>
         <w:pageBreakBefore w:val="0"/>
@@ -5981,7 +5920,7 @@
     </w:p>
     <w:p>
       <w:pPr>
-        <w:pStyle w:val="29"/>
+        <w:pStyle w:val="a1"/>
         <w:keepNext w:val="0"/>
         <w:keepLines w:val="0"/>
         <w:pageBreakBefore w:val="0"/>
@@ -6010,14 +5949,14 @@
     </w:p>
     <w:p>
       <w:pPr>
-        <w:pStyle w:val="30"/>
+        <w:pStyle w:val="2"/>
         <w:bidi w:val="0"/>
         <w:rPr>
           <w:rFonts w:hint="default"/>
           <w:lang w:val="en-US" w:eastAsia="zh-CN"/>
         </w:rPr>
       </w:pPr>
-      <w:bookmarkStart w:id="13" w:name="_Toc19660"/>
+      <w:bookmarkStart w:id="14" w:name="_Toc19660"/>
       <w:r>
         <w:rPr>
           <w:rFonts w:hint="default"/>
@@ -6025,11 +5964,11 @@
         </w:rPr>
         <w:t>发布评审与授权</w:t>
       </w:r>
-      <w:bookmarkEnd w:id="13"/>
+      <w:bookmarkEnd w:id="14"/>
     </w:p>
     <w:p>
       <w:pPr>
-        <w:pStyle w:val="29"/>
+        <w:pStyle w:val="a1"/>
         <w:keepNext w:val="0"/>
         <w:keepLines w:val="0"/>
         <w:pageBreakBefore w:val="0"/>
@@ -6058,7 +5997,7 @@
     </w:p>
     <w:p>
       <w:pPr>
-        <w:pStyle w:val="29"/>
+        <w:pStyle w:val="a1"/>
         <w:keepNext w:val="0"/>
         <w:keepLines w:val="0"/>
         <w:pageBreakBefore w:val="0"/>
@@ -6087,7 +6026,7 @@
     </w:p>
     <w:p>
       <w:pPr>
-        <w:pStyle w:val="29"/>
+        <w:pStyle w:val="a1"/>
         <w:keepNext w:val="0"/>
         <w:keepLines w:val="0"/>
         <w:pageBreakBefore w:val="0"/>
@@ -6116,14 +6055,14 @@
     </w:p>
     <w:p>
       <w:pPr>
-        <w:pStyle w:val="30"/>
+        <w:pStyle w:val="2"/>
         <w:bidi w:val="0"/>
         <w:rPr>
           <w:rFonts w:hint="default"/>
           <w:lang w:val="en-US" w:eastAsia="zh-CN"/>
         </w:rPr>
       </w:pPr>
-      <w:bookmarkStart w:id="14" w:name="_Toc639"/>
+      <w:bookmarkStart w:id="15" w:name="_Toc639"/>
       <w:r>
         <w:rPr>
           <w:rFonts w:hint="default"/>
@@ -6131,11 +6070,11 @@
         </w:rPr>
         <w:t>实施、验证与回退</w:t>
       </w:r>
-      <w:bookmarkEnd w:id="14"/>
+      <w:bookmarkEnd w:id="15"/>
     </w:p>
     <w:p>
       <w:pPr>
-        <w:pStyle w:val="29"/>
+        <w:pStyle w:val="a1"/>
         <w:keepNext w:val="0"/>
         <w:keepLines w:val="0"/>
         <w:pageBreakBefore w:val="0"/>
@@ -6164,7 +6103,7 @@
     </w:p>
     <w:p>
       <w:pPr>
-        <w:pStyle w:val="29"/>
+        <w:pStyle w:val="a1"/>
         <w:keepNext w:val="0"/>
         <w:keepLines w:val="0"/>
         <w:pageBreakBefore w:val="0"/>
@@ -6193,7 +6132,7 @@
     </w:p>
     <w:p>
       <w:pPr>
-        <w:pStyle w:val="29"/>
+        <w:pStyle w:val="a1"/>
         <w:keepNext w:val="0"/>
         <w:keepLines w:val="0"/>
         <w:pageBreakBefore w:val="0"/>
@@ -6222,7 +6161,7 @@
     </w:p>
     <w:p>
       <w:pPr>
-        <w:pStyle w:val="29"/>
+        <w:pStyle w:val="a1"/>
         <w:keepNext w:val="0"/>
         <w:keepLines w:val="0"/>
         <w:pageBreakBefore w:val="0"/>
@@ -6251,7 +6190,7 @@
     </w:p>
     <w:p>
       <w:pPr>
-        <w:pStyle w:val="29"/>
+        <w:pStyle w:val="a1"/>
         <w:keepNext w:val="0"/>
         <w:keepLines w:val="0"/>
         <w:pageBreakBefore w:val="0"/>
@@ -6280,7 +6219,7 @@
     </w:p>
     <w:p>
       <w:pPr>
-        <w:pStyle w:val="29"/>
+        <w:pStyle w:val="a1"/>
         <w:keepNext w:val="0"/>
         <w:keepLines w:val="0"/>
         <w:pageBreakBefore w:val="0"/>
@@ -6309,7 +6248,7 @@
     </w:p>
     <w:p>
       <w:pPr>
-        <w:pStyle w:val="29"/>
+        <w:pStyle w:val="a1"/>
         <w:keepNext w:val="0"/>
         <w:keepLines w:val="0"/>
         <w:pageBreakBefore w:val="0"/>
@@ -6338,14 +6277,14 @@
     </w:p>
     <w:p>
       <w:pPr>
-        <w:pStyle w:val="30"/>
+        <w:pStyle w:val="2"/>
         <w:bidi w:val="0"/>
         <w:rPr>
           <w:rFonts w:hint="default"/>
           <w:lang w:val="en-US" w:eastAsia="zh-CN"/>
         </w:rPr>
       </w:pPr>
-      <w:bookmarkStart w:id="15" w:name="_Toc21072"/>
+      <w:bookmarkStart w:id="16" w:name="_Toc21072"/>
       <w:r>
         <w:rPr>
           <w:rFonts w:hint="default"/>
@@ -6353,11 +6292,11 @@
         </w:rPr>
         <w:t>发布后复盘与关闭</w:t>
       </w:r>
-      <w:bookmarkEnd w:id="15"/>
+      <w:bookmarkEnd w:id="16"/>
     </w:p>
     <w:p>
       <w:pPr>
-        <w:pStyle w:val="29"/>
+        <w:pStyle w:val="a1"/>
         <w:keepNext w:val="0"/>
         <w:keepLines w:val="0"/>
         <w:pageBreakBefore w:val="0"/>
@@ -6386,7 +6325,7 @@
     </w:p>
     <w:p>
       <w:pPr>
-        <w:pStyle w:val="29"/>
+        <w:pStyle w:val="a1"/>
         <w:keepNext w:val="0"/>
         <w:keepLines w:val="0"/>
         <w:pageBreakBefore w:val="0"/>
@@ -6415,7 +6354,7 @@
     </w:p>
     <w:p>
       <w:pPr>
-        <w:pStyle w:val="29"/>
+        <w:pStyle w:val="a1"/>
         <w:keepNext w:val="0"/>
         <w:keepLines w:val="0"/>
         <w:pageBreakBefore w:val="0"/>
@@ -6444,14 +6383,14 @@
     </w:p>
     <w:p>
       <w:pPr>
-        <w:pStyle w:val="28"/>
+        <w:pStyle w:val="1"/>
         <w:bidi w:val="0"/>
         <w:rPr>
           <w:rFonts w:hint="default"/>
           <w:lang w:val="en-US" w:eastAsia="zh-CN"/>
         </w:rPr>
       </w:pPr>
-      <w:bookmarkStart w:id="16" w:name="_Toc25742"/>
+      <w:bookmarkStart w:id="17" w:name="_Toc25742"/>
       <w:r>
         <w:rPr>
           <w:rFonts w:hint="default"/>
@@ -6459,11 +6398,11 @@
         </w:rPr>
         <w:t>与其他流程的接口</w:t>
       </w:r>
-      <w:bookmarkEnd w:id="16"/>
+      <w:bookmarkEnd w:id="17"/>
     </w:p>
     <w:p>
       <w:pPr>
-        <w:pStyle w:val="29"/>
+        <w:pStyle w:val="a1"/>
         <w:keepNext w:val="0"/>
         <w:keepLines w:val="0"/>
         <w:pageBreakBefore w:val="0"/>
@@ -6492,7 +6431,7 @@
     </w:p>
     <w:p>
       <w:pPr>
-        <w:pStyle w:val="29"/>
+        <w:pStyle w:val="a1"/>
         <w:keepNext w:val="0"/>
         <w:keepLines w:val="0"/>
         <w:pageBreakBefore w:val="0"/>
@@ -6521,7 +6460,7 @@
     </w:p>
     <w:p>
       <w:pPr>
-        <w:pStyle w:val="29"/>
+        <w:pStyle w:val="a1"/>
         <w:keepNext w:val="0"/>
         <w:keepLines w:val="0"/>
         <w:pageBreakBefore w:val="0"/>
@@ -6550,7 +6489,7 @@
     </w:p>
     <w:p>
       <w:pPr>
-        <w:pStyle w:val="29"/>
+        <w:pStyle w:val="a1"/>
         <w:keepNext w:val="0"/>
         <w:keepLines w:val="0"/>
         <w:pageBreakBefore w:val="0"/>
@@ -6579,7 +6518,7 @@
     </w:p>
     <w:p>
       <w:pPr>
-        <w:pStyle w:val="28"/>
+        <w:pStyle w:val="1"/>
         <w:keepNext w:val="0"/>
         <w:keepLines w:val="0"/>
         <w:pageBreakBefore w:val="0"/>
@@ -6599,7 +6538,7 @@
           <w:lang w:val="en-US" w:eastAsia="zh-CN"/>
         </w:rPr>
       </w:pPr>
-      <w:bookmarkStart w:id="17" w:name="_Toc27506"/>
+      <w:bookmarkStart w:id="18" w:name="_Toc27506"/>
       <w:r>
         <w:rPr>
           <w:rFonts w:hint="eastAsia"/>
@@ -6607,23 +6546,22 @@
         </w:rPr>
         <w:t>考核指标</w:t>
       </w:r>
-      <w:bookmarkEnd w:id="17"/>
+      <w:bookmarkEnd w:id="18"/>
     </w:p>
     <w:tbl>
       <w:tblPr>
-        <w:tblStyle w:val="20"/>
+        <w:tblStyle w:val="TableNormal"/>
         <w:tblW w:w="7675" w:type="dxa"/>
         <w:tblInd w:w="96" w:type="dxa"/>
         <w:tblBorders>
-          <w:top w:val="none" w:color="auto" w:sz="0" w:space="0"/>
-          <w:left w:val="none" w:color="auto" w:sz="0" w:space="0"/>
-          <w:bottom w:val="none" w:color="auto" w:sz="0" w:space="0"/>
-          <w:right w:val="none" w:color="auto" w:sz="0" w:space="0"/>
-          <w:insideH w:val="none" w:color="auto" w:sz="0" w:space="0"/>
-          <w:insideV w:val="none" w:color="auto" w:sz="0" w:space="0"/>
+          <w:top w:val="nil"/>
+          <w:left w:val="nil"/>
+          <w:bottom w:val="nil"/>
+          <w:right w:val="nil"/>
+          <w:insideH w:val="nil"/>
+          <w:insideV w:val="nil"/>
         </w:tblBorders>
         <w:shd w:val="clear" w:color="auto" w:fill="auto"/>
-        <w:tblLayout w:type="autofit"/>
         <w:tblCellMar>
           <w:top w:w="0" w:type="dxa"/>
           <w:left w:w="108" w:type="dxa"/>
@@ -6639,13 +6577,15 @@
       </w:tblGrid>
       <w:tr>
         <w:tblPrEx>
+          <w:tblW w:w="7675" w:type="dxa"/>
+          <w:tblInd w:w="96" w:type="dxa"/>
           <w:tblBorders>
-            <w:top w:val="none" w:color="auto" w:sz="0" w:space="0"/>
-            <w:left w:val="none" w:color="auto" w:sz="0" w:space="0"/>
-            <w:bottom w:val="none" w:color="auto" w:sz="0" w:space="0"/>
-            <w:right w:val="none" w:color="auto" w:sz="0" w:space="0"/>
-            <w:insideH w:val="none" w:color="auto" w:sz="0" w:space="0"/>
-            <w:insideV w:val="none" w:color="auto" w:sz="0" w:space="0"/>
+            <w:top w:val="nil"/>
+            <w:left w:val="nil"/>
+            <w:bottom w:val="nil"/>
+            <w:right w:val="nil"/>
+            <w:insideH w:val="nil"/>
+            <w:insideV w:val="nil"/>
           </w:tblBorders>
           <w:shd w:val="clear" w:color="auto" w:fill="auto"/>
           <w:tblCellMar>
@@ -6656,16 +6596,16 @@
           </w:tblCellMar>
         </w:tblPrEx>
         <w:trPr>
-          <w:trHeight w:val="493" w:hRule="atLeast"/>
+          <w:trHeight w:val="493"/>
         </w:trPr>
         <w:tc>
           <w:tcPr>
             <w:tcW w:w="1459" w:type="dxa"/>
             <w:tcBorders>
-              <w:top w:val="single" w:color="000000" w:sz="4" w:space="0"/>
-              <w:left w:val="single" w:color="000000" w:sz="4" w:space="0"/>
-              <w:bottom w:val="single" w:color="000000" w:sz="4" w:space="0"/>
-              <w:right w:val="single" w:color="000000" w:sz="4" w:space="0"/>
+              <w:top w:val="single" w:sz="4" w:space="0" w:color="000000"/>
+              <w:left w:val="single" w:sz="4" w:space="0" w:color="000000"/>
+              <w:bottom w:val="single" w:sz="4" w:space="0" w:color="000000"/>
+              <w:right w:val="single" w:sz="4" w:space="0" w:color="000000"/>
             </w:tcBorders>
             <w:shd w:val="clear" w:color="auto" w:fill="C0C0C0"/>
             <w:vAlign w:val="center"/>
@@ -6679,7 +6619,7 @@
               <w:jc w:val="center"/>
               <w:textAlignment w:val="center"/>
               <w:rPr>
-                <w:rFonts w:hint="default" w:ascii="楷体_GB2312" w:hAnsi="宋体" w:eastAsia="楷体_GB2312" w:cs="楷体_GB2312"/>
+                <w:rFonts w:ascii="楷体_GB2312" w:eastAsia="楷体_GB2312" w:hAnsi="宋体" w:cs="楷体_GB2312" w:hint="default"/>
                 <w:b/>
                 <w:bCs/>
                 <w:i w:val="0"/>
@@ -6692,7 +6632,7 @@
             </w:pPr>
             <w:r>
               <w:rPr>
-                <w:rFonts w:hint="default" w:ascii="楷体_GB2312" w:hAnsi="宋体" w:eastAsia="楷体_GB2312" w:cs="楷体_GB2312"/>
+                <w:rFonts w:ascii="楷体_GB2312" w:eastAsia="楷体_GB2312" w:hAnsi="宋体" w:cs="楷体_GB2312" w:hint="default"/>
                 <w:b/>
                 <w:bCs/>
                 <w:i w:val="0"/>
@@ -6703,7 +6643,7 @@
                 <w:sz w:val="22"/>
                 <w:szCs w:val="22"/>
                 <w:u w:val="none"/>
-                <w:lang w:val="en-US" w:eastAsia="zh-CN" w:bidi="ar"/>
+                <w:lang w:val="en-US" w:eastAsia="zh-CN"/>
               </w:rPr>
               <w:t>KPI</w:t>
             </w:r>
@@ -6713,10 +6653,10 @@
           <w:tcPr>
             <w:tcW w:w="972" w:type="dxa"/>
             <w:tcBorders>
-              <w:top w:val="single" w:color="000000" w:sz="4" w:space="0"/>
-              <w:left w:val="single" w:color="000000" w:sz="4" w:space="0"/>
-              <w:bottom w:val="single" w:color="000000" w:sz="4" w:space="0"/>
-              <w:right w:val="single" w:color="000000" w:sz="4" w:space="0"/>
+              <w:top w:val="single" w:sz="4" w:space="0" w:color="000000"/>
+              <w:left w:val="single" w:sz="4" w:space="0" w:color="000000"/>
+              <w:bottom w:val="single" w:sz="4" w:space="0" w:color="000000"/>
+              <w:right w:val="single" w:sz="4" w:space="0" w:color="000000"/>
             </w:tcBorders>
             <w:shd w:val="clear" w:color="auto" w:fill="C0C0C0"/>
             <w:vAlign w:val="center"/>
@@ -6730,7 +6670,7 @@
               <w:jc w:val="center"/>
               <w:textAlignment w:val="center"/>
               <w:rPr>
-                <w:rFonts w:hint="default" w:ascii="楷体_GB2312" w:hAnsi="宋体" w:eastAsia="楷体_GB2312" w:cs="楷体_GB2312"/>
+                <w:rFonts w:ascii="楷体_GB2312" w:eastAsia="楷体_GB2312" w:hAnsi="宋体" w:cs="楷体_GB2312" w:hint="default"/>
                 <w:b/>
                 <w:bCs/>
                 <w:i w:val="0"/>
@@ -6743,7 +6683,7 @@
             </w:pPr>
             <w:r>
               <w:rPr>
-                <w:rFonts w:hint="default" w:ascii="楷体_GB2312" w:hAnsi="宋体" w:eastAsia="楷体_GB2312" w:cs="楷体_GB2312"/>
+                <w:rFonts w:ascii="楷体_GB2312" w:eastAsia="楷体_GB2312" w:hAnsi="宋体" w:cs="楷体_GB2312" w:hint="default"/>
                 <w:b/>
                 <w:bCs/>
                 <w:i w:val="0"/>
@@ -6754,7 +6694,7 @@
                 <w:sz w:val="22"/>
                 <w:szCs w:val="22"/>
                 <w:u w:val="none"/>
-                <w:lang w:val="en-US" w:eastAsia="zh-CN" w:bidi="ar"/>
+                <w:lang w:val="en-US" w:eastAsia="zh-CN"/>
               </w:rPr>
               <w:t>目标值</w:t>
             </w:r>
@@ -6764,10 +6704,10 @@
           <w:tcPr>
             <w:tcW w:w="4188" w:type="dxa"/>
             <w:tcBorders>
-              <w:top w:val="single" w:color="000000" w:sz="4" w:space="0"/>
-              <w:left w:val="single" w:color="000000" w:sz="4" w:space="0"/>
-              <w:bottom w:val="single" w:color="000000" w:sz="4" w:space="0"/>
-              <w:right w:val="single" w:color="000000" w:sz="4" w:space="0"/>
+              <w:top w:val="single" w:sz="4" w:space="0" w:color="000000"/>
+              <w:left w:val="single" w:sz="4" w:space="0" w:color="000000"/>
+              <w:bottom w:val="single" w:sz="4" w:space="0" w:color="000000"/>
+              <w:right w:val="single" w:sz="4" w:space="0" w:color="000000"/>
             </w:tcBorders>
             <w:shd w:val="clear" w:color="auto" w:fill="C0C0C0"/>
             <w:vAlign w:val="center"/>
@@ -6781,7 +6721,7 @@
               <w:jc w:val="center"/>
               <w:textAlignment w:val="center"/>
               <w:rPr>
-                <w:rFonts w:hint="default" w:ascii="楷体_GB2312" w:hAnsi="宋体" w:eastAsia="楷体_GB2312" w:cs="楷体_GB2312"/>
+                <w:rFonts w:ascii="楷体_GB2312" w:eastAsia="楷体_GB2312" w:hAnsi="宋体" w:cs="楷体_GB2312" w:hint="default"/>
                 <w:b/>
                 <w:bCs/>
                 <w:i w:val="0"/>
@@ -6794,7 +6734,7 @@
             </w:pPr>
             <w:r>
               <w:rPr>
-                <w:rFonts w:hint="default" w:ascii="楷体_GB2312" w:hAnsi="宋体" w:eastAsia="楷体_GB2312" w:cs="楷体_GB2312"/>
+                <w:rFonts w:ascii="楷体_GB2312" w:eastAsia="楷体_GB2312" w:hAnsi="宋体" w:cs="楷体_GB2312" w:hint="default"/>
                 <w:b/>
                 <w:bCs/>
                 <w:i w:val="0"/>
@@ -6805,7 +6745,7 @@
                 <w:sz w:val="22"/>
                 <w:szCs w:val="22"/>
                 <w:u w:val="none"/>
-                <w:lang w:val="en-US" w:eastAsia="zh-CN" w:bidi="ar"/>
+                <w:lang w:val="en-US" w:eastAsia="zh-CN"/>
               </w:rPr>
               <w:t>计算公式/方法</w:t>
             </w:r>
@@ -6815,10 +6755,10 @@
           <w:tcPr>
             <w:tcW w:w="1056" w:type="dxa"/>
             <w:tcBorders>
-              <w:top w:val="single" w:color="000000" w:sz="4" w:space="0"/>
-              <w:left w:val="single" w:color="000000" w:sz="4" w:space="0"/>
-              <w:bottom w:val="single" w:color="000000" w:sz="4" w:space="0"/>
-              <w:right w:val="single" w:color="000000" w:sz="4" w:space="0"/>
+              <w:top w:val="single" w:sz="4" w:space="0" w:color="000000"/>
+              <w:left w:val="single" w:sz="4" w:space="0" w:color="000000"/>
+              <w:bottom w:val="single" w:sz="4" w:space="0" w:color="000000"/>
+              <w:right w:val="single" w:sz="4" w:space="0" w:color="000000"/>
             </w:tcBorders>
             <w:shd w:val="clear" w:color="auto" w:fill="C0C0C0"/>
             <w:vAlign w:val="center"/>
@@ -6832,7 +6772,7 @@
               <w:jc w:val="center"/>
               <w:textAlignment w:val="center"/>
               <w:rPr>
-                <w:rFonts w:hint="default" w:ascii="楷体_GB2312" w:hAnsi="宋体" w:eastAsia="楷体_GB2312" w:cs="楷体_GB2312"/>
+                <w:rFonts w:ascii="楷体_GB2312" w:eastAsia="楷体_GB2312" w:hAnsi="宋体" w:cs="楷体_GB2312" w:hint="default"/>
                 <w:b/>
                 <w:bCs/>
                 <w:i w:val="0"/>
@@ -6845,7 +6785,7 @@
             </w:pPr>
             <w:r>
               <w:rPr>
-                <w:rFonts w:hint="default" w:ascii="楷体_GB2312" w:hAnsi="宋体" w:eastAsia="楷体_GB2312" w:cs="楷体_GB2312"/>
+                <w:rFonts w:ascii="楷体_GB2312" w:eastAsia="楷体_GB2312" w:hAnsi="宋体" w:cs="楷体_GB2312" w:hint="default"/>
                 <w:b/>
                 <w:bCs/>
                 <w:i w:val="0"/>
@@ -6856,7 +6796,7 @@
                 <w:sz w:val="22"/>
                 <w:szCs w:val="22"/>
                 <w:u w:val="none"/>
-                <w:lang w:val="en-US" w:eastAsia="zh-CN" w:bidi="ar"/>
+                <w:lang w:val="en-US" w:eastAsia="zh-CN"/>
               </w:rPr>
               <w:t>频度</w:t>
             </w:r>
@@ -6865,14 +6805,8 @@
       </w:tr>
       <w:tr>
         <w:tblPrEx>
-          <w:tblBorders>
-            <w:top w:val="none" w:color="auto" w:sz="0" w:space="0"/>
-            <w:left w:val="none" w:color="auto" w:sz="0" w:space="0"/>
-            <w:bottom w:val="none" w:color="auto" w:sz="0" w:space="0"/>
-            <w:right w:val="none" w:color="auto" w:sz="0" w:space="0"/>
-            <w:insideH w:val="none" w:color="auto" w:sz="0" w:space="0"/>
-            <w:insideV w:val="none" w:color="auto" w:sz="0" w:space="0"/>
-          </w:tblBorders>
+          <w:tblW w:w="7675" w:type="dxa"/>
+          <w:tblInd w:w="96" w:type="dxa"/>
           <w:shd w:val="clear" w:color="auto" w:fill="auto"/>
           <w:tblCellMar>
             <w:top w:w="0" w:type="dxa"/>
@@ -6882,16 +6816,16 @@
           </w:tblCellMar>
         </w:tblPrEx>
         <w:trPr>
-          <w:trHeight w:val="493" w:hRule="atLeast"/>
+          <w:trHeight w:val="493"/>
         </w:trPr>
         <w:tc>
           <w:tcPr>
             <w:tcW w:w="1459" w:type="dxa"/>
             <w:tcBorders>
-              <w:top w:val="single" w:color="000000" w:sz="4" w:space="0"/>
-              <w:left w:val="single" w:color="000000" w:sz="4" w:space="0"/>
-              <w:bottom w:val="single" w:color="000000" w:sz="4" w:space="0"/>
-              <w:right w:val="single" w:color="000000" w:sz="4" w:space="0"/>
+              <w:top w:val="single" w:sz="4" w:space="0" w:color="000000"/>
+              <w:left w:val="single" w:sz="4" w:space="0" w:color="000000"/>
+              <w:bottom w:val="single" w:sz="4" w:space="0" w:color="000000"/>
+              <w:right w:val="single" w:sz="4" w:space="0" w:color="000000"/>
             </w:tcBorders>
             <w:shd w:val="clear" w:color="auto" w:fill="auto"/>
             <w:vAlign w:val="center"/>
@@ -6905,7 +6839,7 @@
               <w:jc w:val="left"/>
               <w:textAlignment w:val="center"/>
               <w:rPr>
-                <w:rFonts w:hint="default" w:ascii="楷体_GB2312" w:hAnsi="宋体" w:eastAsia="楷体_GB2312" w:cs="楷体_GB2312"/>
+                <w:rFonts w:ascii="楷体_GB2312" w:eastAsia="楷体_GB2312" w:hAnsi="宋体" w:cs="楷体_GB2312" w:hint="default"/>
                 <w:b/>
                 <w:bCs/>
                 <w:i w:val="0"/>
@@ -6916,12 +6850,12 @@
                 <w:sz w:val="22"/>
                 <w:szCs w:val="22"/>
                 <w:u w:val="none"/>
-                <w:lang w:val="en-US" w:eastAsia="zh-CN" w:bidi="ar"/>
+                <w:lang w:val="en-US" w:eastAsia="zh-CN"/>
               </w:rPr>
             </w:pPr>
             <w:r>
               <w:rPr>
-                <w:rFonts w:hint="eastAsia" w:ascii="宋体" w:hAnsi="宋体" w:eastAsia="宋体" w:cs="宋体"/>
+                <w:rFonts w:ascii="宋体" w:eastAsia="宋体" w:hAnsi="宋体" w:cs="宋体" w:hint="eastAsia"/>
                 <w:i w:val="0"/>
                 <w:iCs w:val="0"/>
                 <w:snapToGrid w:val="0"/>
@@ -6930,7 +6864,7 @@
                 <w:sz w:val="21"/>
                 <w:szCs w:val="21"/>
                 <w:u w:val="none"/>
-                <w:lang w:val="en-US" w:eastAsia="zh-CN" w:bidi="ar"/>
+                <w:lang w:val="en-US" w:eastAsia="zh-CN"/>
               </w:rPr>
               <w:t>发布成功率</w:t>
             </w:r>
@@ -6940,10 +6874,10 @@
           <w:tcPr>
             <w:tcW w:w="972" w:type="dxa"/>
             <w:tcBorders>
-              <w:top w:val="single" w:color="000000" w:sz="4" w:space="0"/>
-              <w:left w:val="single" w:color="000000" w:sz="4" w:space="0"/>
-              <w:bottom w:val="single" w:color="000000" w:sz="4" w:space="0"/>
-              <w:right w:val="single" w:color="000000" w:sz="4" w:space="0"/>
+              <w:top w:val="single" w:sz="4" w:space="0" w:color="000000"/>
+              <w:left w:val="single" w:sz="4" w:space="0" w:color="000000"/>
+              <w:bottom w:val="single" w:sz="4" w:space="0" w:color="000000"/>
+              <w:right w:val="single" w:sz="4" w:space="0" w:color="000000"/>
             </w:tcBorders>
             <w:shd w:val="clear" w:color="auto" w:fill="auto"/>
             <w:vAlign w:val="center"/>
@@ -6957,7 +6891,7 @@
               <w:jc w:val="left"/>
               <w:textAlignment w:val="center"/>
               <w:rPr>
-                <w:rFonts w:hint="default" w:ascii="楷体_GB2312" w:hAnsi="宋体" w:eastAsia="楷体_GB2312" w:cs="楷体_GB2312"/>
+                <w:rFonts w:ascii="楷体_GB2312" w:eastAsia="楷体_GB2312" w:hAnsi="宋体" w:cs="楷体_GB2312" w:hint="default"/>
                 <w:b/>
                 <w:bCs/>
                 <w:i w:val="0"/>
@@ -6968,12 +6902,12 @@
                 <w:sz w:val="22"/>
                 <w:szCs w:val="22"/>
                 <w:u w:val="none"/>
-                <w:lang w:val="en-US" w:eastAsia="zh-CN" w:bidi="ar"/>
+                <w:lang w:val="en-US" w:eastAsia="zh-CN"/>
               </w:rPr>
             </w:pPr>
             <w:r>
               <w:rPr>
-                <w:rFonts w:hint="eastAsia" w:ascii="宋体" w:hAnsi="宋体" w:eastAsia="宋体" w:cs="宋体"/>
+                <w:rFonts w:ascii="宋体" w:eastAsia="宋体" w:hAnsi="宋体" w:cs="宋体" w:hint="eastAsia"/>
                 <w:i w:val="0"/>
                 <w:iCs w:val="0"/>
                 <w:snapToGrid w:val="0"/>
@@ -6982,7 +6916,7 @@
                 <w:sz w:val="21"/>
                 <w:szCs w:val="21"/>
                 <w:u w:val="none"/>
-                <w:lang w:val="en-US" w:eastAsia="zh-CN" w:bidi="ar"/>
+                <w:lang w:val="en-US" w:eastAsia="zh-CN"/>
               </w:rPr>
               <w:t>≥98%</w:t>
             </w:r>
@@ -6992,10 +6926,10 @@
           <w:tcPr>
             <w:tcW w:w="4188" w:type="dxa"/>
             <w:tcBorders>
-              <w:top w:val="single" w:color="000000" w:sz="4" w:space="0"/>
-              <w:left w:val="single" w:color="000000" w:sz="4" w:space="0"/>
-              <w:bottom w:val="single" w:color="000000" w:sz="4" w:space="0"/>
-              <w:right w:val="single" w:color="000000" w:sz="4" w:space="0"/>
+              <w:top w:val="single" w:sz="4" w:space="0" w:color="000000"/>
+              <w:left w:val="single" w:sz="4" w:space="0" w:color="000000"/>
+              <w:bottom w:val="single" w:sz="4" w:space="0" w:color="000000"/>
+              <w:right w:val="single" w:sz="4" w:space="0" w:color="000000"/>
             </w:tcBorders>
             <w:shd w:val="clear" w:color="auto" w:fill="auto"/>
             <w:vAlign w:val="center"/>
@@ -7009,7 +6943,7 @@
               <w:jc w:val="left"/>
               <w:textAlignment w:val="center"/>
               <w:rPr>
-                <w:rFonts w:hint="default" w:ascii="楷体_GB2312" w:hAnsi="宋体" w:eastAsia="楷体_GB2312" w:cs="楷体_GB2312"/>
+                <w:rFonts w:ascii="楷体_GB2312" w:eastAsia="楷体_GB2312" w:hAnsi="宋体" w:cs="楷体_GB2312" w:hint="default"/>
                 <w:b/>
                 <w:bCs/>
                 <w:i w:val="0"/>
@@ -7020,12 +6954,12 @@
                 <w:sz w:val="22"/>
                 <w:szCs w:val="22"/>
                 <w:u w:val="none"/>
-                <w:lang w:val="en-US" w:eastAsia="zh-CN" w:bidi="ar"/>
+                <w:lang w:val="en-US" w:eastAsia="zh-CN"/>
               </w:rPr>
             </w:pPr>
             <w:r>
               <w:rPr>
-                <w:rFonts w:hint="eastAsia" w:ascii="宋体" w:hAnsi="宋体" w:eastAsia="宋体" w:cs="宋体"/>
+                <w:rFonts w:ascii="宋体" w:eastAsia="宋体" w:hAnsi="宋体" w:cs="宋体" w:hint="eastAsia"/>
                 <w:i w:val="0"/>
                 <w:iCs w:val="0"/>
                 <w:snapToGrid w:val="0"/>
@@ -7034,7 +6968,7 @@
                 <w:sz w:val="21"/>
                 <w:szCs w:val="21"/>
                 <w:u w:val="none"/>
-                <w:lang w:val="en-US" w:eastAsia="zh-CN" w:bidi="ar"/>
+                <w:lang w:val="en-US" w:eastAsia="zh-CN"/>
               </w:rPr>
               <w:t>（发布成功的数量/发布总数）*100%</w:t>
             </w:r>
@@ -7044,10 +6978,10 @@
           <w:tcPr>
             <w:tcW w:w="1056" w:type="dxa"/>
             <w:tcBorders>
-              <w:top w:val="single" w:color="000000" w:sz="4" w:space="0"/>
-              <w:left w:val="single" w:color="000000" w:sz="4" w:space="0"/>
-              <w:bottom w:val="single" w:color="000000" w:sz="4" w:space="0"/>
-              <w:right w:val="single" w:color="000000" w:sz="4" w:space="0"/>
+              <w:top w:val="single" w:sz="4" w:space="0" w:color="000000"/>
+              <w:left w:val="single" w:sz="4" w:space="0" w:color="000000"/>
+              <w:bottom w:val="single" w:sz="4" w:space="0" w:color="000000"/>
+              <w:right w:val="single" w:sz="4" w:space="0" w:color="000000"/>
             </w:tcBorders>
             <w:shd w:val="clear" w:color="auto" w:fill="auto"/>
             <w:vAlign w:val="center"/>
@@ -7061,7 +6995,7 @@
               <w:jc w:val="left"/>
               <w:textAlignment w:val="center"/>
               <w:rPr>
-                <w:rFonts w:hint="default" w:ascii="楷体_GB2312" w:hAnsi="宋体" w:eastAsia="楷体_GB2312" w:cs="楷体_GB2312"/>
+                <w:rFonts w:ascii="楷体_GB2312" w:eastAsia="楷体_GB2312" w:hAnsi="宋体" w:cs="楷体_GB2312" w:hint="default"/>
                 <w:b/>
                 <w:bCs/>
                 <w:i w:val="0"/>
@@ -7072,12 +7006,12 @@
                 <w:sz w:val="22"/>
                 <w:szCs w:val="22"/>
                 <w:u w:val="none"/>
-                <w:lang w:val="en-US" w:eastAsia="zh-CN" w:bidi="ar"/>
+                <w:lang w:val="en-US" w:eastAsia="zh-CN"/>
               </w:rPr>
             </w:pPr>
             <w:r>
               <w:rPr>
-                <w:rFonts w:hint="eastAsia" w:ascii="宋体" w:hAnsi="宋体" w:eastAsia="宋体" w:cs="宋体"/>
+                <w:rFonts w:ascii="宋体" w:eastAsia="宋体" w:hAnsi="宋体" w:cs="宋体" w:hint="eastAsia"/>
                 <w:i w:val="0"/>
                 <w:iCs w:val="0"/>
                 <w:snapToGrid w:val="0"/>
@@ -7086,7 +7020,7 @@
                 <w:sz w:val="21"/>
                 <w:szCs w:val="21"/>
                 <w:u w:val="none"/>
-                <w:lang w:val="en-US" w:eastAsia="zh-CN" w:bidi="ar"/>
+                <w:lang w:val="en-US" w:eastAsia="zh-CN"/>
               </w:rPr>
               <w:t>月度</w:t>
             </w:r>
@@ -7096,14 +7030,14 @@
     </w:tbl>
     <w:p>
       <w:pPr>
-        <w:pStyle w:val="28"/>
+        <w:pStyle w:val="1"/>
         <w:bidi w:val="0"/>
         <w:rPr>
           <w:rFonts w:hint="default"/>
           <w:lang w:val="en-US" w:eastAsia="zh-CN"/>
         </w:rPr>
       </w:pPr>
-      <w:bookmarkStart w:id="18" w:name="_Toc5599"/>
+      <w:bookmarkStart w:id="19" w:name="_Toc5599"/>
       <w:r>
         <w:rPr>
           <w:rFonts w:hint="default"/>
@@ -7111,11 +7045,11 @@
         </w:rPr>
         <w:t>附则</w:t>
       </w:r>
-      <w:bookmarkEnd w:id="18"/>
+      <w:bookmarkEnd w:id="19"/>
     </w:p>
     <w:p>
       <w:pPr>
-        <w:pStyle w:val="29"/>
+        <w:pStyle w:val="a1"/>
         <w:keepNext w:val="0"/>
         <w:keepLines w:val="0"/>
         <w:pageBreakBefore w:val="0"/>
@@ -7143,73 +7077,23 @@
       </w:r>
     </w:p>
     <w:sectPr>
-      <w:headerReference r:id="rId5" w:type="default"/>
+      <w:headerReference w:type="default" r:id="rId7"/>
       <w:pgSz w:w="11906" w:h="16838"/>
       <w:pgMar w:top="1417" w:right="1800" w:bottom="1440" w:left="1800" w:header="1140" w:footer="992" w:gutter="0"/>
-      <w:cols w:space="425" w:num="1"/>
+      <w:cols w:num="1" w:space="425"/>
       <w:docGrid w:type="lines" w:linePitch="312" w:charSpace="0"/>
     </w:sectPr>
   </w:body>
 </w:document>
 </file>
 
-<file path=word/endnotes.xml><?xml version="1.0" encoding="utf-8"?>
-<w:endnotes xmlns:wpc="http://schemas.microsoft.com/office/word/2010/wordprocessingCanvas" xmlns:mc="http://schemas.openxmlformats.org/markup-compatibility/2006" xmlns:o="urn:schemas-microsoft-com:office:office" xmlns:r="http://schemas.openxmlformats.org/officeDocument/2006/relationships" xmlns:m="http://schemas.openxmlformats.org/officeDocument/2006/math" xmlns:v="urn:schemas-microsoft-com:vml" xmlns:wp14="http://schemas.microsoft.com/office/word/2010/wordprocessingDrawing" xmlns:wp="http://schemas.openxmlformats.org/drawingml/2006/wordprocessingDrawing" xmlns:w="http://schemas.openxmlformats.org/wordprocessingml/2006/main" xmlns:w14="http://schemas.microsoft.com/office/word/2010/wordml" xmlns:w15="http://schemas.microsoft.com/office/word/2012/wordml" xmlns:w10="urn:schemas-microsoft-com:office:word" xmlns:wpg="http://schemas.microsoft.com/office/word/2010/wordprocessingGroup" xmlns:wpi="http://schemas.microsoft.com/office/word/2010/wordprocessingInk" xmlns:wne="http://schemas.microsoft.com/office/word/2006/wordml" xmlns:wps="http://schemas.microsoft.com/office/word/2010/wordprocessingShape" xmlns:wpsCustomData="http://www.wps.cn/officeDocument/2013/wpsCustomData" mc:Ignorable="w14 w15 wp14">
-  <w:endnote w:type="separator" w:id="0">
-    <w:p>
-      <w:pPr>
-        <w:spacing w:line="240" w:lineRule="auto"/>
-      </w:pPr>
-      <w:r>
-        <w:separator/>
-      </w:r>
-    </w:p>
-  </w:endnote>
-  <w:endnote w:type="continuationSeparator" w:id="1">
-    <w:p>
-      <w:pPr>
-        <w:spacing w:line="240" w:lineRule="auto"/>
-      </w:pPr>
-      <w:r>
-        <w:continuationSeparator/>
-      </w:r>
-    </w:p>
-  </w:endnote>
-</w:endnotes>
-</file>
-
-<file path=word/footnotes.xml><?xml version="1.0" encoding="utf-8"?>
-<w:footnotes xmlns:wpc="http://schemas.microsoft.com/office/word/2010/wordprocessingCanvas" xmlns:mc="http://schemas.openxmlformats.org/markup-compatibility/2006" xmlns:o="urn:schemas-microsoft-com:office:office" xmlns:r="http://schemas.openxmlformats.org/officeDocument/2006/relationships" xmlns:m="http://schemas.openxmlformats.org/officeDocument/2006/math" xmlns:v="urn:schemas-microsoft-com:vml" xmlns:wp14="http://schemas.microsoft.com/office/word/2010/wordprocessingDrawing" xmlns:wp="http://schemas.openxmlformats.org/drawingml/2006/wordprocessingDrawing" xmlns:w="http://schemas.openxmlformats.org/wordprocessingml/2006/main" xmlns:w14="http://schemas.microsoft.com/office/word/2010/wordml" xmlns:w15="http://schemas.microsoft.com/office/word/2012/wordml" xmlns:w10="urn:schemas-microsoft-com:office:word" xmlns:wpg="http://schemas.microsoft.com/office/word/2010/wordprocessingGroup" xmlns:wpi="http://schemas.microsoft.com/office/word/2010/wordprocessingInk" xmlns:wne="http://schemas.microsoft.com/office/word/2006/wordml" xmlns:wps="http://schemas.microsoft.com/office/word/2010/wordprocessingShape" xmlns:wpsCustomData="http://www.wps.cn/officeDocument/2013/wpsCustomData" mc:Ignorable="w14 w15 wp14">
-  <w:footnote w:type="separator" w:id="0">
-    <w:p>
-      <w:pPr>
-        <w:spacing w:line="360" w:lineRule="auto"/>
-      </w:pPr>
-      <w:r>
-        <w:separator/>
-      </w:r>
-    </w:p>
-  </w:footnote>
-  <w:footnote w:type="continuationSeparator" w:id="1">
-    <w:p>
-      <w:pPr>
-        <w:spacing w:line="360" w:lineRule="auto"/>
-      </w:pPr>
-      <w:r>
-        <w:continuationSeparator/>
-      </w:r>
-    </w:p>
-  </w:footnote>
-</w:footnotes>
-</file>
-
 <file path=word/header1.xml><?xml version="1.0" encoding="utf-8"?>
-<w:hdr xmlns:wpc="http://schemas.microsoft.com/office/word/2010/wordprocessingCanvas" xmlns:mc="http://schemas.openxmlformats.org/markup-compatibility/2006" xmlns:o="urn:schemas-microsoft-com:office:office" xmlns:r="http://schemas.openxmlformats.org/officeDocument/2006/relationships" xmlns:m="http://schemas.openxmlformats.org/officeDocument/2006/math" xmlns:v="urn:schemas-microsoft-com:vml" xmlns:wp14="http://schemas.microsoft.com/office/word/2010/wordprocessingDrawing" xmlns:wp="http://schemas.openxmlformats.org/drawingml/2006/wordprocessingDrawing" xmlns:w10="urn:schemas-microsoft-com:office:word" xmlns:w="http://schemas.openxmlformats.org/wordprocessingml/2006/main" xmlns:w14="http://schemas.microsoft.com/office/word/2010/wordml" xmlns:w15="http://schemas.microsoft.com/office/word/2012/wordml" xmlns:wpg="http://schemas.microsoft.com/office/word/2010/wordprocessingGroup" xmlns:wpi="http://schemas.microsoft.com/office/word/2010/wordprocessingInk" xmlns:wne="http://schemas.microsoft.com/office/word/2006/wordml" xmlns:wps="http://schemas.microsoft.com/office/word/2010/wordprocessingShape" xmlns:wpsCustomData="http://www.wps.cn/officeDocument/2013/wpsCustomData" mc:Ignorable="w14 w15 wp14">
+<w:hdr xmlns:wpc="http://schemas.microsoft.com/office/word/2010/wordprocessingCanvas" xmlns:mc="http://schemas.openxmlformats.org/markup-compatibility/2006" xmlns:o="urn:schemas-microsoft-com:office:office" xmlns:r="http://schemas.openxmlformats.org/officeDocument/2006/relationships" xmlns:m="http://schemas.openxmlformats.org/officeDocument/2006/math" xmlns:v="urn:schemas-microsoft-com:vml" xmlns:wp14="http://schemas.microsoft.com/office/word/2010/wordprocessingDrawing" xmlns:wp="http://schemas.openxmlformats.org/drawingml/2006/wordprocessingDrawing" xmlns:w10="urn:schemas-microsoft-com:office:word" xmlns:w="http://schemas.openxmlformats.org/wordprocessingml/2006/main" xmlns:w14="http://schemas.microsoft.com/office/word/2010/wordml" xmlns:w15="http://schemas.microsoft.com/office/word/2012/wordml" xmlns:wne="http://schemas.microsoft.com/office/word/2006/wordml" xmlns:wpg="http://schemas.microsoft.com/office/word/2010/wordprocessingGroup" xmlns:wpi="http://schemas.microsoft.com/office/word/2010/wordprocessingInk" xmlns:wps="http://schemas.microsoft.com/office/word/2010/wordprocessingShape" mc:Ignorable="w14 w15 wp14">
   <w:p>
     <w:pPr>
-      <w:pStyle w:val="15"/>
+      <w:pStyle w:val="Header"/>
       <w:pBdr>
-        <w:bottom w:val="single" w:color="auto" w:sz="4" w:space="1"/>
+        <w:bottom w:val="single" w:sz="4" w:space="1" w:color="auto"/>
       </w:pBdr>
       <w:tabs>
         <w:tab w:val="left" w:pos="335"/>
@@ -7217,27 +7101,27 @@
       </w:tabs>
       <w:jc w:val="right"/>
       <w:rPr>
-        <w:rFonts w:hint="eastAsia" w:eastAsiaTheme="minorEastAsia"/>
+        <w:rFonts w:eastAsiaTheme="minorEastAsia" w:hint="eastAsia"/>
         <w:lang w:eastAsia="zh-CN"/>
       </w:rPr>
     </w:pPr>
     <w:r>
       <w:rPr>
-        <w:rFonts w:hint="eastAsia" w:eastAsiaTheme="minorEastAsia"/>
+        <w:rFonts w:eastAsiaTheme="minorEastAsia" w:hint="eastAsia"/>
         <w:lang w:val="en-US" w:eastAsia="zh-CN"/>
       </w:rPr>
       <w:tab/>
     </w:r>
     <w:r>
       <w:rPr>
-        <w:rFonts w:hint="eastAsia" w:eastAsiaTheme="minorEastAsia"/>
+        <w:rFonts w:eastAsiaTheme="minorEastAsia" w:hint="eastAsia"/>
         <w:lang w:val="en-US" w:eastAsia="zh-CN"/>
       </w:rPr>
       <w:tab/>
     </w:r>
     <w:r>
       <w:rPr>
-        <w:rFonts w:hint="eastAsia" w:eastAsiaTheme="minorEastAsia"/>
+        <w:rFonts w:eastAsiaTheme="minorEastAsia" w:hint="eastAsia"/>
         <w:lang w:val="en-US" w:eastAsia="zh-CN"/>
       </w:rPr>
       <w:t>江西通信产业服务有限公司</w:t>
@@ -7247,15 +7131,15 @@
 </file>
 
 <file path=word/numbering.xml><?xml version="1.0" encoding="utf-8"?>
-<w:numbering xmlns:wpc="http://schemas.microsoft.com/office/word/2010/wordprocessingCanvas" xmlns:mc="http://schemas.openxmlformats.org/markup-compatibility/2006" xmlns:o="urn:schemas-microsoft-com:office:office" xmlns:r="http://schemas.openxmlformats.org/officeDocument/2006/relationships" xmlns:m="http://schemas.openxmlformats.org/officeDocument/2006/math" xmlns:v="urn:schemas-microsoft-com:vml" xmlns:wp14="http://schemas.microsoft.com/office/word/2010/wordprocessingDrawing" xmlns:wp="http://schemas.openxmlformats.org/drawingml/2006/wordprocessingDrawing" xmlns:w10="urn:schemas-microsoft-com:office:word" xmlns:w="http://schemas.openxmlformats.org/wordprocessingml/2006/main" xmlns:w14="http://schemas.microsoft.com/office/word/2010/wordml" xmlns:wpg="http://schemas.microsoft.com/office/word/2010/wordprocessingGroup" xmlns:wpi="http://schemas.microsoft.com/office/word/2010/wordprocessingInk" xmlns:wne="http://schemas.microsoft.com/office/word/2006/wordml" xmlns:wps="http://schemas.microsoft.com/office/word/2010/wordprocessingShape" xmlns:wpsCustomData="http://www.wps.cn/officeDocument/2013/wpsCustomData" mc:Ignorable="w14 wp14">
+<w:numbering xmlns:wpc="http://schemas.microsoft.com/office/word/2010/wordprocessingCanvas" xmlns:mc="http://schemas.openxmlformats.org/markup-compatibility/2006" xmlns:o="urn:schemas-microsoft-com:office:office" xmlns:r="http://schemas.openxmlformats.org/officeDocument/2006/relationships" xmlns:m="http://schemas.openxmlformats.org/officeDocument/2006/math" xmlns:v="urn:schemas-microsoft-com:vml" xmlns:wp14="http://schemas.microsoft.com/office/word/2010/wordprocessingDrawing" xmlns:wp="http://schemas.openxmlformats.org/drawingml/2006/wordprocessingDrawing" xmlns:w10="urn:schemas-microsoft-com:office:word" xmlns:w="http://schemas.openxmlformats.org/wordprocessingml/2006/main" xmlns:w14="http://schemas.microsoft.com/office/word/2010/wordml" xmlns:w15="http://schemas.microsoft.com/office/word/2012/wordml" xmlns:wne="http://schemas.microsoft.com/office/word/2006/wordml" xmlns:wpg="http://schemas.microsoft.com/office/word/2010/wordprocessingGroup" xmlns:wpi="http://schemas.microsoft.com/office/word/2010/wordprocessingInk" xmlns:wps="http://schemas.microsoft.com/office/word/2010/wordprocessingShape" mc:Ignorable="w14 w15 wp14">
   <w:abstractNum w:abstractNumId="0">
     <w:nsid w:val="8E964DCE"/>
     <w:multiLevelType w:val="multilevel"/>
     <w:tmpl w:val="8E964DCE"/>
-    <w:lvl w:ilvl="0" w:tentative="0">
+    <w:lvl w:ilvl="0">
       <w:start w:val="1"/>
       <w:numFmt w:val="decimal"/>
-      <w:pStyle w:val="2"/>
+      <w:pStyle w:val="Heading1"/>
       <w:lvlText w:val="%1."/>
       <w:lvlJc w:val="left"/>
       <w:pPr>
@@ -7265,10 +7149,10 @@
         <w:rFonts w:hint="default"/>
       </w:rPr>
     </w:lvl>
-    <w:lvl w:ilvl="1" w:tentative="0">
+    <w:lvl w:ilvl="1">
       <w:start w:val="1"/>
       <w:numFmt w:val="decimal"/>
-      <w:pStyle w:val="3"/>
+      <w:pStyle w:val="Heading2"/>
       <w:lvlText w:val="%1.%2."/>
       <w:lvlJc w:val="left"/>
       <w:pPr>
@@ -7278,10 +7162,10 @@
         <w:rFonts w:hint="default"/>
       </w:rPr>
     </w:lvl>
-    <w:lvl w:ilvl="2" w:tentative="0">
+    <w:lvl w:ilvl="2">
       <w:start w:val="1"/>
       <w:numFmt w:val="decimal"/>
-      <w:pStyle w:val="4"/>
+      <w:pStyle w:val="Heading3"/>
       <w:lvlText w:val="%1.%2.%3."/>
       <w:lvlJc w:val="left"/>
       <w:pPr>
@@ -7291,10 +7175,10 @@
         <w:rFonts w:hint="default"/>
       </w:rPr>
     </w:lvl>
-    <w:lvl w:ilvl="3" w:tentative="0">
+    <w:lvl w:ilvl="3">
       <w:start w:val="1"/>
       <w:numFmt w:val="decimal"/>
-      <w:pStyle w:val="5"/>
+      <w:pStyle w:val="Heading4"/>
       <w:lvlText w:val="%1.%2.%3.%4."/>
       <w:lvlJc w:val="left"/>
       <w:pPr>
@@ -7304,10 +7188,10 @@
         <w:rFonts w:hint="default"/>
       </w:rPr>
     </w:lvl>
-    <w:lvl w:ilvl="4" w:tentative="0">
+    <w:lvl w:ilvl="4">
       <w:start w:val="1"/>
       <w:numFmt w:val="decimal"/>
-      <w:pStyle w:val="6"/>
+      <w:pStyle w:val="Heading5"/>
       <w:lvlText w:val="%1.%2.%3.%4.%5."/>
       <w:lvlJc w:val="left"/>
       <w:pPr>
@@ -7317,10 +7201,10 @@
         <w:rFonts w:hint="default"/>
       </w:rPr>
     </w:lvl>
-    <w:lvl w:ilvl="5" w:tentative="0">
+    <w:lvl w:ilvl="5">
       <w:start w:val="1"/>
       <w:numFmt w:val="decimal"/>
-      <w:pStyle w:val="7"/>
+      <w:pStyle w:val="Heading6"/>
       <w:lvlText w:val="%1.%2.%3.%4.%5.%6."/>
       <w:lvlJc w:val="left"/>
       <w:pPr>
@@ -7330,10 +7214,10 @@
         <w:rFonts w:hint="default"/>
       </w:rPr>
     </w:lvl>
-    <w:lvl w:ilvl="6" w:tentative="0">
+    <w:lvl w:ilvl="6">
       <w:start w:val="1"/>
       <w:numFmt w:val="decimal"/>
-      <w:pStyle w:val="8"/>
+      <w:pStyle w:val="Heading7"/>
       <w:lvlText w:val="%1.%2.%3.%4.%5.%6.%7."/>
       <w:lvlJc w:val="left"/>
       <w:pPr>
@@ -7343,10 +7227,10 @@
         <w:rFonts w:hint="default"/>
       </w:rPr>
     </w:lvl>
-    <w:lvl w:ilvl="7" w:tentative="0">
+    <w:lvl w:ilvl="7">
       <w:start w:val="1"/>
       <w:numFmt w:val="decimal"/>
-      <w:pStyle w:val="9"/>
+      <w:pStyle w:val="Heading8"/>
       <w:lvlText w:val="%1.%2.%3.%4.%5.%6.%7.%8."/>
       <w:lvlJc w:val="left"/>
       <w:pPr>
@@ -7356,10 +7240,10 @@
         <w:rFonts w:hint="default"/>
       </w:rPr>
     </w:lvl>
-    <w:lvl w:ilvl="8" w:tentative="0">
+    <w:lvl w:ilvl="8">
       <w:start w:val="1"/>
       <w:numFmt w:val="decimal"/>
-      <w:pStyle w:val="10"/>
+      <w:pStyle w:val="Heading9"/>
       <w:lvlText w:val="%1.%2.%3.%4.%5.%6.%7.%8.%9."/>
       <w:lvlJc w:val="left"/>
       <w:pPr>
@@ -7374,7 +7258,7 @@
     <w:nsid w:val="CFD90771"/>
     <w:multiLevelType w:val="singleLevel"/>
     <w:tmpl w:val="CFD90771"/>
-    <w:lvl w:ilvl="0" w:tentative="0">
+    <w:lvl w:ilvl="0">
       <w:start w:val="1"/>
       <w:numFmt w:val="decimal"/>
       <w:lvlText w:val="%1."/>
@@ -7397,269 +7281,267 @@
 </file>
 
 <file path=word/styles.xml><?xml version="1.0" encoding="utf-8"?>
-<w:styles xmlns:mc="http://schemas.openxmlformats.org/markup-compatibility/2006" xmlns:o="urn:schemas-microsoft-com:office:office" xmlns:r="http://schemas.openxmlformats.org/officeDocument/2006/relationships" xmlns:m="http://schemas.openxmlformats.org/officeDocument/2006/math" xmlns:v="urn:schemas-microsoft-com:vml" xmlns:w="http://schemas.openxmlformats.org/wordprocessingml/2006/main" xmlns:w14="http://schemas.microsoft.com/office/word/2010/wordml" xmlns:w10="urn:schemas-microsoft-com:office:word" xmlns:sl="http://schemas.openxmlformats.org/schemaLibrary/2006/main" xmlns:wpsCustomData="http://www.wps.cn/officeDocument/2013/wpsCustomData" mc:Ignorable="w14">
+<w:styles xmlns:mc="http://schemas.openxmlformats.org/markup-compatibility/2006" xmlns:r="http://schemas.openxmlformats.org/officeDocument/2006/relationships" xmlns:w="http://schemas.openxmlformats.org/wordprocessingml/2006/main" xmlns:w14="http://schemas.microsoft.com/office/word/2010/wordml" xmlns:w15="http://schemas.microsoft.com/office/word/2012/wordml" mc:Ignorable="w14 w15">
   <w:docDefaults>
     <w:rPrDefault>
       <w:rPr>
-        <w:rFonts w:ascii="Times New Roman" w:hAnsi="Times New Roman" w:eastAsia="宋体" w:cs="Times New Roman"/>
+        <w:rFonts w:ascii="Times New Roman" w:eastAsia="宋体" w:hAnsi="Times New Roman" w:cs="Times New Roman"/>
       </w:rPr>
     </w:rPrDefault>
     <w:pPrDefault/>
   </w:docDefaults>
-  <w:latentStyles w:count="260" w:defQFormat="0" w:defUnhideWhenUsed="1" w:defSemiHidden="1" w:defUIPriority="99" w:defLockedState="0">
-    <w:lsdException w:qFormat="1" w:unhideWhenUsed="0" w:uiPriority="0" w:semiHidden="0" w:name="Normal"/>
-    <w:lsdException w:qFormat="1" w:unhideWhenUsed="0" w:uiPriority="0" w:semiHidden="0" w:name="heading 1"/>
-    <w:lsdException w:qFormat="1" w:uiPriority="0" w:semiHidden="0" w:name="heading 2"/>
-    <w:lsdException w:qFormat="1" w:uiPriority="0" w:name="heading 3"/>
-    <w:lsdException w:qFormat="1" w:uiPriority="0" w:semiHidden="0" w:name="heading 4"/>
-    <w:lsdException w:qFormat="1" w:uiPriority="0" w:name="heading 5"/>
-    <w:lsdException w:qFormat="1" w:uiPriority="0" w:name="heading 6"/>
-    <w:lsdException w:qFormat="1" w:uiPriority="0" w:name="heading 7"/>
-    <w:lsdException w:qFormat="1" w:uiPriority="0" w:name="heading 8"/>
-    <w:lsdException w:qFormat="1" w:uiPriority="0" w:name="heading 9"/>
-    <w:lsdException w:unhideWhenUsed="0" w:uiPriority="0" w:semiHidden="0" w:name="index 1"/>
-    <w:lsdException w:unhideWhenUsed="0" w:uiPriority="0" w:semiHidden="0" w:name="index 2"/>
-    <w:lsdException w:unhideWhenUsed="0" w:uiPriority="0" w:semiHidden="0" w:name="index 3"/>
-    <w:lsdException w:unhideWhenUsed="0" w:uiPriority="0" w:semiHidden="0" w:name="index 4"/>
-    <w:lsdException w:unhideWhenUsed="0" w:uiPriority="0" w:semiHidden="0" w:name="index 5"/>
-    <w:lsdException w:unhideWhenUsed="0" w:uiPriority="0" w:semiHidden="0" w:name="index 6"/>
-    <w:lsdException w:unhideWhenUsed="0" w:uiPriority="0" w:semiHidden="0" w:name="index 7"/>
-    <w:lsdException w:unhideWhenUsed="0" w:uiPriority="0" w:semiHidden="0" w:name="index 8"/>
-    <w:lsdException w:unhideWhenUsed="0" w:uiPriority="0" w:semiHidden="0" w:name="index 9"/>
-    <w:lsdException w:qFormat="1" w:unhideWhenUsed="0" w:uiPriority="0" w:semiHidden="0" w:name="toc 1"/>
-    <w:lsdException w:qFormat="1" w:unhideWhenUsed="0" w:uiPriority="0" w:semiHidden="0" w:name="toc 2"/>
-    <w:lsdException w:qFormat="1" w:unhideWhenUsed="0" w:uiPriority="0" w:semiHidden="0" w:name="toc 3"/>
-    <w:lsdException w:unhideWhenUsed="0" w:uiPriority="0" w:semiHidden="0" w:name="toc 4"/>
-    <w:lsdException w:unhideWhenUsed="0" w:uiPriority="0" w:semiHidden="0" w:name="toc 5"/>
-    <w:lsdException w:unhideWhenUsed="0" w:uiPriority="0" w:semiHidden="0" w:name="toc 6"/>
-    <w:lsdException w:unhideWhenUsed="0" w:uiPriority="0" w:semiHidden="0" w:name="toc 7"/>
-    <w:lsdException w:unhideWhenUsed="0" w:uiPriority="0" w:semiHidden="0" w:name="toc 8"/>
-    <w:lsdException w:unhideWhenUsed="0" w:uiPriority="0" w:semiHidden="0" w:name="toc 9"/>
-    <w:lsdException w:unhideWhenUsed="0" w:uiPriority="0" w:semiHidden="0" w:name="Normal Indent"/>
-    <w:lsdException w:unhideWhenUsed="0" w:uiPriority="0" w:semiHidden="0" w:name="footnote text"/>
-    <w:lsdException w:qFormat="1" w:unhideWhenUsed="0" w:uiPriority="0" w:semiHidden="0" w:name="annotation text"/>
-    <w:lsdException w:qFormat="1" w:unhideWhenUsed="0" w:uiPriority="0" w:semiHidden="0" w:name="header"/>
-    <w:lsdException w:qFormat="1" w:unhideWhenUsed="0" w:uiPriority="0" w:semiHidden="0" w:name="footer"/>
-    <w:lsdException w:unhideWhenUsed="0" w:uiPriority="0" w:semiHidden="0" w:name="index heading"/>
-    <w:lsdException w:qFormat="1" w:uiPriority="0" w:name="caption"/>
-    <w:lsdException w:unhideWhenUsed="0" w:uiPriority="0" w:semiHidden="0" w:name="table of figures"/>
-    <w:lsdException w:unhideWhenUsed="0" w:uiPriority="0" w:semiHidden="0" w:name="envelope address"/>
-    <w:lsdException w:unhideWhenUsed="0" w:uiPriority="0" w:semiHidden="0" w:name="envelope return"/>
-    <w:lsdException w:unhideWhenUsed="0" w:uiPriority="0" w:semiHidden="0" w:name="footnote reference"/>
-    <w:lsdException w:unhideWhenUsed="0" w:uiPriority="0" w:semiHidden="0" w:name="annotation reference"/>
-    <w:lsdException w:unhideWhenUsed="0" w:uiPriority="0" w:semiHidden="0" w:name="line number"/>
-    <w:lsdException w:unhideWhenUsed="0" w:uiPriority="0" w:semiHidden="0" w:name="page number"/>
-    <w:lsdException w:unhideWhenUsed="0" w:uiPriority="0" w:semiHidden="0" w:name="endnote reference"/>
-    <w:lsdException w:unhideWhenUsed="0" w:uiPriority="0" w:semiHidden="0" w:name="endnote text"/>
-    <w:lsdException w:unhideWhenUsed="0" w:uiPriority="0" w:semiHidden="0" w:name="table of authorities"/>
-    <w:lsdException w:unhideWhenUsed="0" w:uiPriority="0" w:semiHidden="0" w:name="macro"/>
-    <w:lsdException w:unhideWhenUsed="0" w:uiPriority="0" w:semiHidden="0" w:name="toa heading"/>
-    <w:lsdException w:unhideWhenUsed="0" w:uiPriority="0" w:semiHidden="0" w:name="List"/>
-    <w:lsdException w:unhideWhenUsed="0" w:uiPriority="0" w:semiHidden="0" w:name="List Bullet"/>
-    <w:lsdException w:unhideWhenUsed="0" w:uiPriority="0" w:semiHidden="0" w:name="List Number"/>
-    <w:lsdException w:unhideWhenUsed="0" w:uiPriority="0" w:semiHidden="0" w:name="List 2"/>
-    <w:lsdException w:unhideWhenUsed="0" w:uiPriority="0" w:semiHidden="0" w:name="List 3"/>
-    <w:lsdException w:unhideWhenUsed="0" w:uiPriority="0" w:semiHidden="0" w:name="List 4"/>
-    <w:lsdException w:unhideWhenUsed="0" w:uiPriority="0" w:semiHidden="0" w:name="List 5"/>
-    <w:lsdException w:unhideWhenUsed="0" w:uiPriority="0" w:semiHidden="0" w:name="List Bullet 2"/>
-    <w:lsdException w:unhideWhenUsed="0" w:uiPriority="0" w:semiHidden="0" w:name="List Bullet 3"/>
-    <w:lsdException w:unhideWhenUsed="0" w:uiPriority="0" w:semiHidden="0" w:name="List Bullet 4"/>
-    <w:lsdException w:unhideWhenUsed="0" w:uiPriority="0" w:semiHidden="0" w:name="List Bullet 5"/>
-    <w:lsdException w:unhideWhenUsed="0" w:uiPriority="0" w:semiHidden="0" w:name="List Number 2"/>
-    <w:lsdException w:unhideWhenUsed="0" w:uiPriority="0" w:semiHidden="0" w:name="List Number 3"/>
-    <w:lsdException w:unhideWhenUsed="0" w:uiPriority="0" w:semiHidden="0" w:name="List Number 4"/>
-    <w:lsdException w:unhideWhenUsed="0" w:uiPriority="0" w:semiHidden="0" w:name="List Number 5"/>
-    <w:lsdException w:qFormat="1" w:unhideWhenUsed="0" w:uiPriority="0" w:semiHidden="0" w:name="Title"/>
-    <w:lsdException w:unhideWhenUsed="0" w:uiPriority="0" w:semiHidden="0" w:name="Closing"/>
-    <w:lsdException w:unhideWhenUsed="0" w:uiPriority="0" w:semiHidden="0" w:name="Signature"/>
-    <w:lsdException w:qFormat="1" w:unhideWhenUsed="0" w:uiPriority="0" w:name="Default Paragraph Font"/>
-    <w:lsdException w:qFormat="1" w:unhideWhenUsed="0" w:uiPriority="0" w:name="Body Text"/>
-    <w:lsdException w:unhideWhenUsed="0" w:uiPriority="0" w:semiHidden="0" w:name="Body Text Indent"/>
-    <w:lsdException w:unhideWhenUsed="0" w:uiPriority="0" w:semiHidden="0" w:name="List Continue"/>
-    <w:lsdException w:unhideWhenUsed="0" w:uiPriority="0" w:semiHidden="0" w:name="List Continue 2"/>
-    <w:lsdException w:unhideWhenUsed="0" w:uiPriority="0" w:semiHidden="0" w:name="List Continue 3"/>
-    <w:lsdException w:unhideWhenUsed="0" w:uiPriority="0" w:semiHidden="0" w:name="List Continue 4"/>
-    <w:lsdException w:unhideWhenUsed="0" w:uiPriority="0" w:semiHidden="0" w:name="List Continue 5"/>
-    <w:lsdException w:unhideWhenUsed="0" w:uiPriority="0" w:semiHidden="0" w:name="Message Header"/>
-    <w:lsdException w:qFormat="1" w:unhideWhenUsed="0" w:uiPriority="0" w:semiHidden="0" w:name="Subtitle"/>
-    <w:lsdException w:unhideWhenUsed="0" w:uiPriority="0" w:semiHidden="0" w:name="Salutation"/>
-    <w:lsdException w:unhideWhenUsed="0" w:uiPriority="0" w:semiHidden="0" w:name="Date"/>
-    <w:lsdException w:unhideWhenUsed="0" w:uiPriority="0" w:semiHidden="0" w:name="Body Text First Indent"/>
-    <w:lsdException w:unhideWhenUsed="0" w:uiPriority="0" w:semiHidden="0" w:name="Body Text First Indent 2"/>
-    <w:lsdException w:uiPriority="99" w:name="Note Heading"/>
-    <w:lsdException w:unhideWhenUsed="0" w:uiPriority="0" w:semiHidden="0" w:name="Body Text 2"/>
-    <w:lsdException w:unhideWhenUsed="0" w:uiPriority="0" w:semiHidden="0" w:name="Body Text 3"/>
-    <w:lsdException w:unhideWhenUsed="0" w:uiPriority="0" w:semiHidden="0" w:name="Body Text Indent 2"/>
-    <w:lsdException w:unhideWhenUsed="0" w:uiPriority="0" w:semiHidden="0" w:name="Body Text Indent 3"/>
-    <w:lsdException w:unhideWhenUsed="0" w:uiPriority="0" w:semiHidden="0" w:name="Block Text"/>
-    <w:lsdException w:unhideWhenUsed="0" w:uiPriority="0" w:semiHidden="0" w:name="Hyperlink"/>
-    <w:lsdException w:unhideWhenUsed="0" w:uiPriority="0" w:semiHidden="0" w:name="FollowedHyperlink"/>
-    <w:lsdException w:qFormat="1" w:unhideWhenUsed="0" w:uiPriority="0" w:semiHidden="0" w:name="Strong"/>
-    <w:lsdException w:qFormat="1" w:unhideWhenUsed="0" w:uiPriority="0" w:semiHidden="0" w:name="Emphasis"/>
-    <w:lsdException w:unhideWhenUsed="0" w:uiPriority="0" w:semiHidden="0" w:name="Document Map"/>
-    <w:lsdException w:unhideWhenUsed="0" w:uiPriority="0" w:semiHidden="0" w:name="Plain Text"/>
-    <w:lsdException w:unhideWhenUsed="0" w:uiPriority="0" w:semiHidden="0" w:name="E-mail Signature"/>
-    <w:lsdException w:qFormat="1" w:unhideWhenUsed="0" w:uiPriority="0" w:semiHidden="0" w:name="Normal (Web)"/>
-    <w:lsdException w:unhideWhenUsed="0" w:uiPriority="0" w:semiHidden="0" w:name="HTML Acronym"/>
-    <w:lsdException w:unhideWhenUsed="0" w:uiPriority="0" w:semiHidden="0" w:name="HTML Address"/>
-    <w:lsdException w:unhideWhenUsed="0" w:uiPriority="0" w:semiHidden="0" w:name="HTML Cite"/>
-    <w:lsdException w:unhideWhenUsed="0" w:uiPriority="0" w:semiHidden="0" w:name="HTML Code"/>
-    <w:lsdException w:unhideWhenUsed="0" w:uiPriority="0" w:semiHidden="0" w:name="HTML Definition"/>
-    <w:lsdException w:unhideWhenUsed="0" w:uiPriority="0" w:semiHidden="0" w:name="HTML Keyboard"/>
-    <w:lsdException w:unhideWhenUsed="0" w:uiPriority="0" w:semiHidden="0" w:name="HTML Preformatted"/>
-    <w:lsdException w:unhideWhenUsed="0" w:uiPriority="0" w:semiHidden="0" w:name="HTML Sample"/>
-    <w:lsdException w:unhideWhenUsed="0" w:uiPriority="0" w:semiHidden="0" w:name="HTML Typewriter"/>
-    <w:lsdException w:unhideWhenUsed="0" w:uiPriority="0" w:semiHidden="0" w:name="HTML Variable"/>
-    <w:lsdException w:qFormat="1" w:unhideWhenUsed="0" w:uiPriority="0" w:name="Normal Table"/>
-    <w:lsdException w:unhideWhenUsed="0" w:uiPriority="0" w:semiHidden="0" w:name="annotation subject"/>
-    <w:lsdException w:unhideWhenUsed="0" w:uiPriority="0" w:semiHidden="0" w:name="Table Simple 1"/>
-    <w:lsdException w:unhideWhenUsed="0" w:uiPriority="0" w:semiHidden="0" w:name="Table Simple 2"/>
-    <w:lsdException w:unhideWhenUsed="0" w:uiPriority="0" w:semiHidden="0" w:name="Table Simple 3"/>
-    <w:lsdException w:unhideWhenUsed="0" w:uiPriority="0" w:semiHidden="0" w:name="Table Classic 1"/>
-    <w:lsdException w:unhideWhenUsed="0" w:uiPriority="0" w:semiHidden="0" w:name="Table Classic 2"/>
-    <w:lsdException w:unhideWhenUsed="0" w:uiPriority="0" w:semiHidden="0" w:name="Table Classic 3"/>
-    <w:lsdException w:unhideWhenUsed="0" w:uiPriority="0" w:semiHidden="0" w:name="Table Classic 4"/>
-    <w:lsdException w:unhideWhenUsed="0" w:uiPriority="0" w:semiHidden="0" w:name="Table Colorful 1"/>
-    <w:lsdException w:unhideWhenUsed="0" w:uiPriority="0" w:semiHidden="0" w:name="Table Colorful 2"/>
-    <w:lsdException w:unhideWhenUsed="0" w:uiPriority="0" w:semiHidden="0" w:name="Table Colorful 3"/>
-    <w:lsdException w:unhideWhenUsed="0" w:uiPriority="0" w:semiHidden="0" w:name="Table Columns 1"/>
-    <w:lsdException w:unhideWhenUsed="0" w:uiPriority="0" w:semiHidden="0" w:name="Table Columns 2"/>
-    <w:lsdException w:unhideWhenUsed="0" w:uiPriority="0" w:semiHidden="0" w:name="Table Columns 3"/>
-    <w:lsdException w:unhideWhenUsed="0" w:uiPriority="0" w:semiHidden="0" w:name="Table Columns 4"/>
-    <w:lsdException w:unhideWhenUsed="0" w:uiPriority="0" w:semiHidden="0" w:name="Table Columns 5"/>
-    <w:lsdException w:unhideWhenUsed="0" w:uiPriority="0" w:semiHidden="0" w:name="Table Grid 1"/>
-    <w:lsdException w:unhideWhenUsed="0" w:uiPriority="0" w:semiHidden="0" w:name="Table Grid 2"/>
-    <w:lsdException w:unhideWhenUsed="0" w:uiPriority="0" w:semiHidden="0" w:name="Table Grid 3"/>
-    <w:lsdException w:unhideWhenUsed="0" w:uiPriority="0" w:semiHidden="0" w:name="Table Grid 4"/>
-    <w:lsdException w:unhideWhenUsed="0" w:uiPriority="0" w:semiHidden="0" w:name="Table Grid 5"/>
-    <w:lsdException w:unhideWhenUsed="0" w:uiPriority="0" w:semiHidden="0" w:name="Table Grid 6"/>
-    <w:lsdException w:unhideWhenUsed="0" w:uiPriority="0" w:semiHidden="0" w:name="Table Grid 7"/>
-    <w:lsdException w:unhideWhenUsed="0" w:uiPriority="0" w:semiHidden="0" w:name="Table Grid 8"/>
-    <w:lsdException w:unhideWhenUsed="0" w:uiPriority="0" w:semiHidden="0" w:name="Table List 1"/>
-    <w:lsdException w:unhideWhenUsed="0" w:uiPriority="0" w:semiHidden="0" w:name="Table List 2"/>
-    <w:lsdException w:unhideWhenUsed="0" w:uiPriority="0" w:semiHidden="0" w:name="Table List 3"/>
-    <w:lsdException w:unhideWhenUsed="0" w:uiPriority="0" w:semiHidden="0" w:name="Table List 4"/>
-    <w:lsdException w:unhideWhenUsed="0" w:uiPriority="0" w:semiHidden="0" w:name="Table List 5"/>
-    <w:lsdException w:unhideWhenUsed="0" w:uiPriority="0" w:semiHidden="0" w:name="Table List 6"/>
-    <w:lsdException w:unhideWhenUsed="0" w:uiPriority="0" w:semiHidden="0" w:name="Table List 7"/>
-    <w:lsdException w:unhideWhenUsed="0" w:uiPriority="0" w:semiHidden="0" w:name="Table List 8"/>
-    <w:lsdException w:unhideWhenUsed="0" w:uiPriority="0" w:semiHidden="0" w:name="Table 3D effects 1"/>
-    <w:lsdException w:unhideWhenUsed="0" w:uiPriority="0" w:semiHidden="0" w:name="Table 3D effects 2"/>
-    <w:lsdException w:unhideWhenUsed="0" w:uiPriority="0" w:semiHidden="0" w:name="Table 3D effects 3"/>
-    <w:lsdException w:unhideWhenUsed="0" w:uiPriority="0" w:semiHidden="0" w:name="Table Contemporary"/>
-    <w:lsdException w:unhideWhenUsed="0" w:uiPriority="0" w:semiHidden="0" w:name="Table Elegant"/>
-    <w:lsdException w:unhideWhenUsed="0" w:uiPriority="0" w:semiHidden="0" w:name="Table Professional"/>
-    <w:lsdException w:unhideWhenUsed="0" w:uiPriority="0" w:semiHidden="0" w:name="Table Subtle 1"/>
-    <w:lsdException w:unhideWhenUsed="0" w:uiPriority="0" w:semiHidden="0" w:name="Table Subtle 2"/>
-    <w:lsdException w:unhideWhenUsed="0" w:uiPriority="0" w:semiHidden="0" w:name="Table Web 1"/>
-    <w:lsdException w:unhideWhenUsed="0" w:uiPriority="0" w:semiHidden="0" w:name="Table Web 2"/>
-    <w:lsdException w:unhideWhenUsed="0" w:uiPriority="0" w:semiHidden="0" w:name="Table Web 3"/>
-    <w:lsdException w:unhideWhenUsed="0" w:uiPriority="0" w:semiHidden="0" w:name="Balloon Text"/>
-    <w:lsdException w:qFormat="1" w:unhideWhenUsed="0" w:uiPriority="0" w:semiHidden="0" w:name="Table Grid"/>
-    <w:lsdException w:unhideWhenUsed="0" w:uiPriority="0" w:semiHidden="0" w:name="Table Theme"/>
-    <w:lsdException w:unhideWhenUsed="0" w:uiPriority="60" w:semiHidden="0" w:name="Light Shading"/>
-    <w:lsdException w:unhideWhenUsed="0" w:uiPriority="61" w:semiHidden="0" w:name="Light List"/>
-    <w:lsdException w:unhideWhenUsed="0" w:uiPriority="62" w:semiHidden="0" w:name="Light Grid"/>
-    <w:lsdException w:unhideWhenUsed="0" w:uiPriority="63" w:semiHidden="0" w:name="Medium Shading 1"/>
-    <w:lsdException w:unhideWhenUsed="0" w:uiPriority="64" w:semiHidden="0" w:name="Medium Shading 2"/>
-    <w:lsdException w:unhideWhenUsed="0" w:uiPriority="65" w:semiHidden="0" w:name="Medium List 1"/>
-    <w:lsdException w:unhideWhenUsed="0" w:uiPriority="66" w:semiHidden="0" w:name="Medium List 2"/>
-    <w:lsdException w:unhideWhenUsed="0" w:uiPriority="67" w:semiHidden="0" w:name="Medium Grid 1"/>
-    <w:lsdException w:unhideWhenUsed="0" w:uiPriority="68" w:semiHidden="0" w:name="Medium Grid 2"/>
-    <w:lsdException w:unhideWhenUsed="0" w:uiPriority="69" w:semiHidden="0" w:name="Medium Grid 3"/>
-    <w:lsdException w:unhideWhenUsed="0" w:uiPriority="70" w:semiHidden="0" w:name="Dark List"/>
-    <w:lsdException w:unhideWhenUsed="0" w:uiPriority="71" w:semiHidden="0" w:name="Colorful Shading"/>
-    <w:lsdException w:unhideWhenUsed="0" w:uiPriority="72" w:semiHidden="0" w:name="Colorful List"/>
-    <w:lsdException w:unhideWhenUsed="0" w:uiPriority="73" w:semiHidden="0" w:name="Colorful Grid"/>
-    <w:lsdException w:unhideWhenUsed="0" w:uiPriority="60" w:semiHidden="0" w:name="Light Shading Accent 1"/>
-    <w:lsdException w:unhideWhenUsed="0" w:uiPriority="61" w:semiHidden="0" w:name="Light List Accent 1"/>
-    <w:lsdException w:unhideWhenUsed="0" w:uiPriority="62" w:semiHidden="0" w:name="Light Grid Accent 1"/>
-    <w:lsdException w:unhideWhenUsed="0" w:uiPriority="63" w:semiHidden="0" w:name="Medium Shading 1 Accent 1"/>
-    <w:lsdException w:unhideWhenUsed="0" w:uiPriority="64" w:semiHidden="0" w:name="Medium Shading 2 Accent 1"/>
-    <w:lsdException w:unhideWhenUsed="0" w:uiPriority="65" w:semiHidden="0" w:name="Medium List 1 Accent 1"/>
-    <w:lsdException w:unhideWhenUsed="0" w:uiPriority="66" w:semiHidden="0" w:name="Medium List 2 Accent 1"/>
-    <w:lsdException w:unhideWhenUsed="0" w:uiPriority="67" w:semiHidden="0" w:name="Medium Grid 1 Accent 1"/>
-    <w:lsdException w:unhideWhenUsed="0" w:uiPriority="68" w:semiHidden="0" w:name="Medium Grid 2 Accent 1"/>
-    <w:lsdException w:unhideWhenUsed="0" w:uiPriority="69" w:semiHidden="0" w:name="Medium Grid 3 Accent 1"/>
-    <w:lsdException w:unhideWhenUsed="0" w:uiPriority="70" w:semiHidden="0" w:name="Dark List Accent 1"/>
-    <w:lsdException w:unhideWhenUsed="0" w:uiPriority="71" w:semiHidden="0" w:name="Colorful Shading Accent 1"/>
-    <w:lsdException w:unhideWhenUsed="0" w:uiPriority="72" w:semiHidden="0" w:name="Colorful List Accent 1"/>
-    <w:lsdException w:unhideWhenUsed="0" w:uiPriority="73" w:semiHidden="0" w:name="Colorful Grid Accent 1"/>
-    <w:lsdException w:unhideWhenUsed="0" w:uiPriority="60" w:semiHidden="0" w:name="Light Shading Accent 2"/>
-    <w:lsdException w:unhideWhenUsed="0" w:uiPriority="61" w:semiHidden="0" w:name="Light List Accent 2"/>
-    <w:lsdException w:unhideWhenUsed="0" w:uiPriority="62" w:semiHidden="0" w:name="Light Grid Accent 2"/>
-    <w:lsdException w:unhideWhenUsed="0" w:uiPriority="63" w:semiHidden="0" w:name="Medium Shading 1 Accent 2"/>
-    <w:lsdException w:unhideWhenUsed="0" w:uiPriority="64" w:semiHidden="0" w:name="Medium Shading 2 Accent 2"/>
-    <w:lsdException w:unhideWhenUsed="0" w:uiPriority="65" w:semiHidden="0" w:name="Medium List 1 Accent 2"/>
-    <w:lsdException w:unhideWhenUsed="0" w:uiPriority="66" w:semiHidden="0" w:name="Medium List 2 Accent 2"/>
-    <w:lsdException w:unhideWhenUsed="0" w:uiPriority="67" w:semiHidden="0" w:name="Medium Grid 1 Accent 2"/>
-    <w:lsdException w:unhideWhenUsed="0" w:uiPriority="68" w:semiHidden="0" w:name="Medium Grid 2 Accent 2"/>
-    <w:lsdException w:unhideWhenUsed="0" w:uiPriority="69" w:semiHidden="0" w:name="Medium Grid 3 Accent 2"/>
-    <w:lsdException w:unhideWhenUsed="0" w:uiPriority="70" w:semiHidden="0" w:name="Dark List Accent 2"/>
-    <w:lsdException w:unhideWhenUsed="0" w:uiPriority="71" w:semiHidden="0" w:name="Colorful Shading Accent 2"/>
-    <w:lsdException w:unhideWhenUsed="0" w:uiPriority="72" w:semiHidden="0" w:name="Colorful List Accent 2"/>
-    <w:lsdException w:unhideWhenUsed="0" w:uiPriority="73" w:semiHidden="0" w:name="Colorful Grid Accent 2"/>
-    <w:lsdException w:unhideWhenUsed="0" w:uiPriority="60" w:semiHidden="0" w:name="Light Shading Accent 3"/>
-    <w:lsdException w:unhideWhenUsed="0" w:uiPriority="61" w:semiHidden="0" w:name="Light List Accent 3"/>
-    <w:lsdException w:unhideWhenUsed="0" w:uiPriority="62" w:semiHidden="0" w:name="Light Grid Accent 3"/>
-    <w:lsdException w:unhideWhenUsed="0" w:uiPriority="63" w:semiHidden="0" w:name="Medium Shading 1 Accent 3"/>
-    <w:lsdException w:unhideWhenUsed="0" w:uiPriority="64" w:semiHidden="0" w:name="Medium Shading 2 Accent 3"/>
-    <w:lsdException w:unhideWhenUsed="0" w:uiPriority="65" w:semiHidden="0" w:name="Medium List 1 Accent 3"/>
-    <w:lsdException w:unhideWhenUsed="0" w:uiPriority="66" w:semiHidden="0" w:name="Medium List 2 Accent 3"/>
-    <w:lsdException w:unhideWhenUsed="0" w:uiPriority="67" w:semiHidden="0" w:name="Medium Grid 1 Accent 3"/>
-    <w:lsdException w:unhideWhenUsed="0" w:uiPriority="68" w:semiHidden="0" w:name="Medium Grid 2 Accent 3"/>
-    <w:lsdException w:unhideWhenUsed="0" w:uiPriority="69" w:semiHidden="0" w:name="Medium Grid 3 Accent 3"/>
-    <w:lsdException w:unhideWhenUsed="0" w:uiPriority="70" w:semiHidden="0" w:name="Dark List Accent 3"/>
-    <w:lsdException w:unhideWhenUsed="0" w:uiPriority="71" w:semiHidden="0" w:name="Colorful Shading Accent 3"/>
-    <w:lsdException w:unhideWhenUsed="0" w:uiPriority="72" w:semiHidden="0" w:name="Colorful List Accent 3"/>
-    <w:lsdException w:unhideWhenUsed="0" w:uiPriority="73" w:semiHidden="0" w:name="Colorful Grid Accent 3"/>
-    <w:lsdException w:unhideWhenUsed="0" w:uiPriority="60" w:semiHidden="0" w:name="Light Shading Accent 4"/>
-    <w:lsdException w:unhideWhenUsed="0" w:uiPriority="61" w:semiHidden="0" w:name="Light List Accent 4"/>
-    <w:lsdException w:unhideWhenUsed="0" w:uiPriority="62" w:semiHidden="0" w:name="Light Grid Accent 4"/>
-    <w:lsdException w:unhideWhenUsed="0" w:uiPriority="63" w:semiHidden="0" w:name="Medium Shading 1 Accent 4"/>
-    <w:lsdException w:unhideWhenUsed="0" w:uiPriority="64" w:semiHidden="0" w:name="Medium Shading 2 Accent 4"/>
-    <w:lsdException w:unhideWhenUsed="0" w:uiPriority="65" w:semiHidden="0" w:name="Medium List 1 Accent 4"/>
-    <w:lsdException w:unhideWhenUsed="0" w:uiPriority="66" w:semiHidden="0" w:name="Medium List 2 Accent 4"/>
-    <w:lsdException w:unhideWhenUsed="0" w:uiPriority="67" w:semiHidden="0" w:name="Medium Grid 1 Accent 4"/>
-    <w:lsdException w:unhideWhenUsed="0" w:uiPriority="68" w:semiHidden="0" w:name="Medium Grid 2 Accent 4"/>
-    <w:lsdException w:unhideWhenUsed="0" w:uiPriority="69" w:semiHidden="0" w:name="Medium Grid 3 Accent 4"/>
-    <w:lsdException w:unhideWhenUsed="0" w:uiPriority="70" w:semiHidden="0" w:name="Dark List Accent 4"/>
-    <w:lsdException w:unhideWhenUsed="0" w:uiPriority="71" w:semiHidden="0" w:name="Colorful Shading Accent 4"/>
-    <w:lsdException w:unhideWhenUsed="0" w:uiPriority="72" w:semiHidden="0" w:name="Colorful List Accent 4"/>
-    <w:lsdException w:unhideWhenUsed="0" w:uiPriority="73" w:semiHidden="0" w:name="Colorful Grid Accent 4"/>
-    <w:lsdException w:unhideWhenUsed="0" w:uiPriority="60" w:semiHidden="0" w:name="Light Shading Accent 5"/>
-    <w:lsdException w:unhideWhenUsed="0" w:uiPriority="61" w:semiHidden="0" w:name="Light List Accent 5"/>
-    <w:lsdException w:unhideWhenUsed="0" w:uiPriority="62" w:semiHidden="0" w:name="Light Grid Accent 5"/>
-    <w:lsdException w:unhideWhenUsed="0" w:uiPriority="63" w:semiHidden="0" w:name="Medium Shading 1 Accent 5"/>
-    <w:lsdException w:unhideWhenUsed="0" w:uiPriority="64" w:semiHidden="0" w:name="Medium Shading 2 Accent 5"/>
-    <w:lsdException w:unhideWhenUsed="0" w:uiPriority="65" w:semiHidden="0" w:name="Medium List 1 Accent 5"/>
-    <w:lsdException w:unhideWhenUsed="0" w:uiPriority="66" w:semiHidden="0" w:name="Medium List 2 Accent 5"/>
-    <w:lsdException w:unhideWhenUsed="0" w:uiPriority="67" w:semiHidden="0" w:name="Medium Grid 1 Accent 5"/>
-    <w:lsdException w:unhideWhenUsed="0" w:uiPriority="68" w:semiHidden="0" w:name="Medium Grid 2 Accent 5"/>
-    <w:lsdException w:unhideWhenUsed="0" w:uiPriority="69" w:semiHidden="0" w:name="Medium Grid 3 Accent 5"/>
-    <w:lsdException w:unhideWhenUsed="0" w:uiPriority="70" w:semiHidden="0" w:name="Dark List Accent 5"/>
-    <w:lsdException w:unhideWhenUsed="0" w:uiPriority="71" w:semiHidden="0" w:name="Colorful Shading Accent 5"/>
-    <w:lsdException w:unhideWhenUsed="0" w:uiPriority="72" w:semiHidden="0" w:name="Colorful List Accent 5"/>
-    <w:lsdException w:unhideWhenUsed="0" w:uiPriority="73" w:semiHidden="0" w:name="Colorful Grid Accent 5"/>
-    <w:lsdException w:unhideWhenUsed="0" w:uiPriority="60" w:semiHidden="0" w:name="Light Shading Accent 6"/>
-    <w:lsdException w:unhideWhenUsed="0" w:uiPriority="61" w:semiHidden="0" w:name="Light List Accent 6"/>
-    <w:lsdException w:unhideWhenUsed="0" w:uiPriority="62" w:semiHidden="0" w:name="Light Grid Accent 6"/>
-    <w:lsdException w:unhideWhenUsed="0" w:uiPriority="63" w:semiHidden="0" w:name="Medium Shading 1 Accent 6"/>
-    <w:lsdException w:unhideWhenUsed="0" w:uiPriority="64" w:semiHidden="0" w:name="Medium Shading 2 Accent 6"/>
-    <w:lsdException w:unhideWhenUsed="0" w:uiPriority="65" w:semiHidden="0" w:name="Medium List 1 Accent 6"/>
-    <w:lsdException w:unhideWhenUsed="0" w:uiPriority="66" w:semiHidden="0" w:name="Medium List 2 Accent 6"/>
-    <w:lsdException w:unhideWhenUsed="0" w:uiPriority="67" w:semiHidden="0" w:name="Medium Grid 1 Accent 6"/>
-    <w:lsdException w:unhideWhenUsed="0" w:uiPriority="68" w:semiHidden="0" w:name="Medium Grid 2 Accent 6"/>
-    <w:lsdException w:unhideWhenUsed="0" w:uiPriority="69" w:semiHidden="0" w:name="Medium Grid 3 Accent 6"/>
-    <w:lsdException w:unhideWhenUsed="0" w:uiPriority="70" w:semiHidden="0" w:name="Dark List Accent 6"/>
-    <w:lsdException w:unhideWhenUsed="0" w:uiPriority="71" w:semiHidden="0" w:name="Colorful Shading Accent 6"/>
-    <w:lsdException w:unhideWhenUsed="0" w:uiPriority="72" w:semiHidden="0" w:name="Colorful List Accent 6"/>
-    <w:lsdException w:unhideWhenUsed="0" w:uiPriority="73" w:semiHidden="0" w:name="Colorful Grid Accent 6"/>
+  <w:latentStyles w:defLockedState="0" w:defUIPriority="99" w:defSemiHidden="1" w:defUnhideWhenUsed="1" w:defQFormat="0" w:count="260">
+    <w:lsdException w:name="Normal" w:semiHidden="0" w:uiPriority="0" w:unhideWhenUsed="0" w:qFormat="1"/>
+    <w:lsdException w:name="heading 1" w:semiHidden="0" w:uiPriority="0" w:unhideWhenUsed="0" w:qFormat="1"/>
+    <w:lsdException w:name="heading 2" w:semiHidden="0" w:uiPriority="0" w:qFormat="1"/>
+    <w:lsdException w:name="heading 3" w:uiPriority="0" w:qFormat="1"/>
+    <w:lsdException w:name="heading 4" w:semiHidden="0" w:uiPriority="0" w:qFormat="1"/>
+    <w:lsdException w:name="heading 5" w:uiPriority="0" w:qFormat="1"/>
+    <w:lsdException w:name="heading 6" w:uiPriority="0" w:qFormat="1"/>
+    <w:lsdException w:name="heading 7" w:uiPriority="0" w:qFormat="1"/>
+    <w:lsdException w:name="heading 8" w:uiPriority="0" w:qFormat="1"/>
+    <w:lsdException w:name="heading 9" w:uiPriority="0" w:qFormat="1"/>
+    <w:lsdException w:name="index 1" w:semiHidden="0" w:uiPriority="0" w:unhideWhenUsed="0"/>
+    <w:lsdException w:name="index 2" w:semiHidden="0" w:uiPriority="0" w:unhideWhenUsed="0"/>
+    <w:lsdException w:name="index 3" w:semiHidden="0" w:uiPriority="0" w:unhideWhenUsed="0"/>
+    <w:lsdException w:name="index 4" w:semiHidden="0" w:uiPriority="0" w:unhideWhenUsed="0"/>
+    <w:lsdException w:name="index 5" w:semiHidden="0" w:uiPriority="0" w:unhideWhenUsed="0"/>
+    <w:lsdException w:name="index 6" w:semiHidden="0" w:uiPriority="0" w:unhideWhenUsed="0"/>
+    <w:lsdException w:name="index 7" w:semiHidden="0" w:uiPriority="0" w:unhideWhenUsed="0"/>
+    <w:lsdException w:name="index 8" w:semiHidden="0" w:uiPriority="0" w:unhideWhenUsed="0"/>
+    <w:lsdException w:name="index 9" w:semiHidden="0" w:uiPriority="0" w:unhideWhenUsed="0"/>
+    <w:lsdException w:name="toc 1" w:semiHidden="0" w:uiPriority="0" w:unhideWhenUsed="0" w:qFormat="1"/>
+    <w:lsdException w:name="toc 2" w:semiHidden="0" w:uiPriority="0" w:unhideWhenUsed="0" w:qFormat="1"/>
+    <w:lsdException w:name="toc 3" w:semiHidden="0" w:uiPriority="0" w:unhideWhenUsed="0" w:qFormat="1"/>
+    <w:lsdException w:name="toc 4" w:semiHidden="0" w:uiPriority="0" w:unhideWhenUsed="0"/>
+    <w:lsdException w:name="toc 5" w:semiHidden="0" w:uiPriority="0" w:unhideWhenUsed="0"/>
+    <w:lsdException w:name="toc 6" w:semiHidden="0" w:uiPriority="0" w:unhideWhenUsed="0"/>
+    <w:lsdException w:name="toc 7" w:semiHidden="0" w:uiPriority="0" w:unhideWhenUsed="0"/>
+    <w:lsdException w:name="toc 8" w:semiHidden="0" w:uiPriority="0" w:unhideWhenUsed="0"/>
+    <w:lsdException w:name="toc 9" w:semiHidden="0" w:uiPriority="0" w:unhideWhenUsed="0"/>
+    <w:lsdException w:name="Normal Indent" w:semiHidden="0" w:uiPriority="0" w:unhideWhenUsed="0"/>
+    <w:lsdException w:name="footnote text" w:semiHidden="0" w:uiPriority="0" w:unhideWhenUsed="0"/>
+    <w:lsdException w:name="annotation text" w:semiHidden="0" w:uiPriority="0" w:unhideWhenUsed="0" w:qFormat="1"/>
+    <w:lsdException w:name="header" w:semiHidden="0" w:uiPriority="0" w:unhideWhenUsed="0" w:qFormat="1"/>
+    <w:lsdException w:name="footer" w:semiHidden="0" w:uiPriority="0" w:unhideWhenUsed="0" w:qFormat="1"/>
+    <w:lsdException w:name="index heading" w:semiHidden="0" w:uiPriority="0" w:unhideWhenUsed="0"/>
+    <w:lsdException w:name="caption" w:uiPriority="0" w:qFormat="1"/>
+    <w:lsdException w:name="table of figures" w:semiHidden="0" w:uiPriority="0" w:unhideWhenUsed="0"/>
+    <w:lsdException w:name="envelope address" w:semiHidden="0" w:uiPriority="0" w:unhideWhenUsed="0"/>
+    <w:lsdException w:name="envelope return" w:semiHidden="0" w:uiPriority="0" w:unhideWhenUsed="0"/>
+    <w:lsdException w:name="footnote reference" w:semiHidden="0" w:uiPriority="0" w:unhideWhenUsed="0"/>
+    <w:lsdException w:name="annotation reference" w:semiHidden="0" w:uiPriority="0" w:unhideWhenUsed="0"/>
+    <w:lsdException w:name="line number" w:semiHidden="0" w:uiPriority="0" w:unhideWhenUsed="0"/>
+    <w:lsdException w:name="page number" w:semiHidden="0" w:uiPriority="0" w:unhideWhenUsed="0"/>
+    <w:lsdException w:name="endnote reference" w:semiHidden="0" w:uiPriority="0" w:unhideWhenUsed="0"/>
+    <w:lsdException w:name="endnote text" w:semiHidden="0" w:uiPriority="0" w:unhideWhenUsed="0"/>
+    <w:lsdException w:name="table of authorities" w:semiHidden="0" w:uiPriority="0" w:unhideWhenUsed="0"/>
+    <w:lsdException w:name="macro" w:semiHidden="0" w:uiPriority="0" w:unhideWhenUsed="0"/>
+    <w:lsdException w:name="toa heading" w:semiHidden="0" w:uiPriority="0" w:unhideWhenUsed="0"/>
+    <w:lsdException w:name="List" w:semiHidden="0" w:uiPriority="0" w:unhideWhenUsed="0"/>
+    <w:lsdException w:name="List Bullet" w:semiHidden="0" w:uiPriority="0" w:unhideWhenUsed="0"/>
+    <w:lsdException w:name="List Number" w:semiHidden="0" w:uiPriority="0" w:unhideWhenUsed="0"/>
+    <w:lsdException w:name="List 2" w:semiHidden="0" w:uiPriority="0" w:unhideWhenUsed="0"/>
+    <w:lsdException w:name="List 3" w:semiHidden="0" w:uiPriority="0" w:unhideWhenUsed="0"/>
+    <w:lsdException w:name="List 4" w:semiHidden="0" w:uiPriority="0" w:unhideWhenUsed="0"/>
+    <w:lsdException w:name="List 5" w:semiHidden="0" w:uiPriority="0" w:unhideWhenUsed="0"/>
+    <w:lsdException w:name="List Bullet 2" w:semiHidden="0" w:uiPriority="0" w:unhideWhenUsed="0"/>
+    <w:lsdException w:name="List Bullet 3" w:semiHidden="0" w:uiPriority="0" w:unhideWhenUsed="0"/>
+    <w:lsdException w:name="List Bullet 4" w:semiHidden="0" w:uiPriority="0" w:unhideWhenUsed="0"/>
+    <w:lsdException w:name="List Bullet 5" w:semiHidden="0" w:uiPriority="0" w:unhideWhenUsed="0"/>
+    <w:lsdException w:name="List Number 2" w:semiHidden="0" w:uiPriority="0" w:unhideWhenUsed="0"/>
+    <w:lsdException w:name="List Number 3" w:semiHidden="0" w:uiPriority="0" w:unhideWhenUsed="0"/>
+    <w:lsdException w:name="List Number 4" w:semiHidden="0" w:uiPriority="0" w:unhideWhenUsed="0"/>
+    <w:lsdException w:name="List Number 5" w:semiHidden="0" w:uiPriority="0" w:unhideWhenUsed="0"/>
+    <w:lsdException w:name="Title" w:semiHidden="0" w:uiPriority="0" w:unhideWhenUsed="0" w:qFormat="1"/>
+    <w:lsdException w:name="Closing" w:semiHidden="0" w:uiPriority="0" w:unhideWhenUsed="0"/>
+    <w:lsdException w:name="Signature" w:semiHidden="0" w:uiPriority="0" w:unhideWhenUsed="0"/>
+    <w:lsdException w:name="Default Paragraph Font" w:uiPriority="0" w:unhideWhenUsed="0" w:qFormat="1"/>
+    <w:lsdException w:name="Body Text" w:uiPriority="0" w:unhideWhenUsed="0" w:qFormat="1"/>
+    <w:lsdException w:name="Body Text Indent" w:semiHidden="0" w:uiPriority="0" w:unhideWhenUsed="0"/>
+    <w:lsdException w:name="List Continue" w:semiHidden="0" w:uiPriority="0" w:unhideWhenUsed="0"/>
+    <w:lsdException w:name="List Continue 2" w:semiHidden="0" w:uiPriority="0" w:unhideWhenUsed="0"/>
+    <w:lsdException w:name="List Continue 3" w:semiHidden="0" w:uiPriority="0" w:unhideWhenUsed="0"/>
+    <w:lsdException w:name="List Continue 4" w:semiHidden="0" w:uiPriority="0" w:unhideWhenUsed="0"/>
+    <w:lsdException w:name="List Continue 5" w:semiHidden="0" w:uiPriority="0" w:unhideWhenUsed="0"/>
+    <w:lsdException w:name="Message Header" w:semiHidden="0" w:uiPriority="0" w:unhideWhenUsed="0"/>
+    <w:lsdException w:name="Subtitle" w:semiHidden="0" w:uiPriority="0" w:unhideWhenUsed="0" w:qFormat="1"/>
+    <w:lsdException w:name="Salutation" w:semiHidden="0" w:uiPriority="0" w:unhideWhenUsed="0"/>
+    <w:lsdException w:name="Date" w:semiHidden="0" w:uiPriority="0" w:unhideWhenUsed="0"/>
+    <w:lsdException w:name="Body Text First Indent" w:semiHidden="0" w:uiPriority="0" w:unhideWhenUsed="0"/>
+    <w:lsdException w:name="Body Text First Indent 2" w:semiHidden="0" w:uiPriority="0" w:unhideWhenUsed="0"/>
+    <w:lsdException w:name="Body Text 2" w:semiHidden="0" w:uiPriority="0" w:unhideWhenUsed="0"/>
+    <w:lsdException w:name="Body Text 3" w:semiHidden="0" w:uiPriority="0" w:unhideWhenUsed="0"/>
+    <w:lsdException w:name="Body Text Indent 2" w:semiHidden="0" w:uiPriority="0" w:unhideWhenUsed="0"/>
+    <w:lsdException w:name="Body Text Indent 3" w:semiHidden="0" w:uiPriority="0" w:unhideWhenUsed="0"/>
+    <w:lsdException w:name="Block Text" w:semiHidden="0" w:uiPriority="0" w:unhideWhenUsed="0"/>
+    <w:lsdException w:name="Hyperlink" w:semiHidden="0" w:uiPriority="0" w:unhideWhenUsed="0"/>
+    <w:lsdException w:name="FollowedHyperlink" w:semiHidden="0" w:uiPriority="0" w:unhideWhenUsed="0"/>
+    <w:lsdException w:name="Strong" w:semiHidden="0" w:uiPriority="0" w:unhideWhenUsed="0" w:qFormat="1"/>
+    <w:lsdException w:name="Emphasis" w:semiHidden="0" w:uiPriority="0" w:unhideWhenUsed="0" w:qFormat="1"/>
+    <w:lsdException w:name="Document Map" w:semiHidden="0" w:uiPriority="0" w:unhideWhenUsed="0"/>
+    <w:lsdException w:name="Plain Text" w:semiHidden="0" w:uiPriority="0" w:unhideWhenUsed="0"/>
+    <w:lsdException w:name="E-mail Signature" w:semiHidden="0" w:uiPriority="0" w:unhideWhenUsed="0"/>
+    <w:lsdException w:name="Normal (Web)" w:semiHidden="0" w:uiPriority="0" w:unhideWhenUsed="0" w:qFormat="1"/>
+    <w:lsdException w:name="HTML Acronym" w:semiHidden="0" w:uiPriority="0" w:unhideWhenUsed="0"/>
+    <w:lsdException w:name="HTML Address" w:semiHidden="0" w:uiPriority="0" w:unhideWhenUsed="0"/>
+    <w:lsdException w:name="HTML Cite" w:semiHidden="0" w:uiPriority="0" w:unhideWhenUsed="0"/>
+    <w:lsdException w:name="HTML Code" w:semiHidden="0" w:uiPriority="0" w:unhideWhenUsed="0"/>
+    <w:lsdException w:name="HTML Definition" w:semiHidden="0" w:uiPriority="0" w:unhideWhenUsed="0"/>
+    <w:lsdException w:name="HTML Keyboard" w:semiHidden="0" w:uiPriority="0" w:unhideWhenUsed="0"/>
+    <w:lsdException w:name="HTML Preformatted" w:semiHidden="0" w:uiPriority="0" w:unhideWhenUsed="0"/>
+    <w:lsdException w:name="HTML Sample" w:semiHidden="0" w:uiPriority="0" w:unhideWhenUsed="0"/>
+    <w:lsdException w:name="HTML Typewriter" w:semiHidden="0" w:uiPriority="0" w:unhideWhenUsed="0"/>
+    <w:lsdException w:name="HTML Variable" w:semiHidden="0" w:uiPriority="0" w:unhideWhenUsed="0"/>
+    <w:lsdException w:name="Normal Table" w:uiPriority="0" w:unhideWhenUsed="0" w:qFormat="1"/>
+    <w:lsdException w:name="annotation subject" w:semiHidden="0" w:uiPriority="0" w:unhideWhenUsed="0"/>
+    <w:lsdException w:name="Table Simple 1" w:semiHidden="0" w:uiPriority="0" w:unhideWhenUsed="0"/>
+    <w:lsdException w:name="Table Simple 2" w:semiHidden="0" w:uiPriority="0" w:unhideWhenUsed="0"/>
+    <w:lsdException w:name="Table Simple 3" w:semiHidden="0" w:uiPriority="0" w:unhideWhenUsed="0"/>
+    <w:lsdException w:name="Table Classic 1" w:semiHidden="0" w:uiPriority="0" w:unhideWhenUsed="0"/>
+    <w:lsdException w:name="Table Classic 2" w:semiHidden="0" w:uiPriority="0" w:unhideWhenUsed="0"/>
+    <w:lsdException w:name="Table Classic 3" w:semiHidden="0" w:uiPriority="0" w:unhideWhenUsed="0"/>
+    <w:lsdException w:name="Table Classic 4" w:semiHidden="0" w:uiPriority="0" w:unhideWhenUsed="0"/>
+    <w:lsdException w:name="Table Colorful 1" w:semiHidden="0" w:uiPriority="0" w:unhideWhenUsed="0"/>
+    <w:lsdException w:name="Table Colorful 2" w:semiHidden="0" w:uiPriority="0" w:unhideWhenUsed="0"/>
+    <w:lsdException w:name="Table Colorful 3" w:semiHidden="0" w:uiPriority="0" w:unhideWhenUsed="0"/>
+    <w:lsdException w:name="Table Columns 1" w:semiHidden="0" w:uiPriority="0" w:unhideWhenUsed="0"/>
+    <w:lsdException w:name="Table Columns 2" w:semiHidden="0" w:uiPriority="0" w:unhideWhenUsed="0"/>
+    <w:lsdException w:name="Table Columns 3" w:semiHidden="0" w:uiPriority="0" w:unhideWhenUsed="0"/>
+    <w:lsdException w:name="Table Columns 4" w:semiHidden="0" w:uiPriority="0" w:unhideWhenUsed="0"/>
+    <w:lsdException w:name="Table Columns 5" w:semiHidden="0" w:uiPriority="0" w:unhideWhenUsed="0"/>
+    <w:lsdException w:name="Table Grid 1" w:semiHidden="0" w:uiPriority="0" w:unhideWhenUsed="0"/>
+    <w:lsdException w:name="Table Grid 2" w:semiHidden="0" w:uiPriority="0" w:unhideWhenUsed="0"/>
+    <w:lsdException w:name="Table Grid 3" w:semiHidden="0" w:uiPriority="0" w:unhideWhenUsed="0"/>
+    <w:lsdException w:name="Table Grid 4" w:semiHidden="0" w:uiPriority="0" w:unhideWhenUsed="0"/>
+    <w:lsdException w:name="Table Grid 5" w:semiHidden="0" w:uiPriority="0" w:unhideWhenUsed="0"/>
+    <w:lsdException w:name="Table Grid 6" w:semiHidden="0" w:uiPriority="0" w:unhideWhenUsed="0"/>
+    <w:lsdException w:name="Table Grid 7" w:semiHidden="0" w:uiPriority="0" w:unhideWhenUsed="0"/>
+    <w:lsdException w:name="Table Grid 8" w:semiHidden="0" w:uiPriority="0" w:unhideWhenUsed="0"/>
+    <w:lsdException w:name="Table List 1" w:semiHidden="0" w:uiPriority="0" w:unhideWhenUsed="0"/>
+    <w:lsdException w:name="Table List 2" w:semiHidden="0" w:uiPriority="0" w:unhideWhenUsed="0"/>
+    <w:lsdException w:name="Table List 3" w:semiHidden="0" w:uiPriority="0" w:unhideWhenUsed="0"/>
+    <w:lsdException w:name="Table List 4" w:semiHidden="0" w:uiPriority="0" w:unhideWhenUsed="0"/>
+    <w:lsdException w:name="Table List 5" w:semiHidden="0" w:uiPriority="0" w:unhideWhenUsed="0"/>
+    <w:lsdException w:name="Table List 6" w:semiHidden="0" w:uiPriority="0" w:unhideWhenUsed="0"/>
+    <w:lsdException w:name="Table List 7" w:semiHidden="0" w:uiPriority="0" w:unhideWhenUsed="0"/>
+    <w:lsdException w:name="Table List 8" w:semiHidden="0" w:uiPriority="0" w:unhideWhenUsed="0"/>
+    <w:lsdException w:name="Table 3D effects 1" w:semiHidden="0" w:uiPriority="0" w:unhideWhenUsed="0"/>
+    <w:lsdException w:name="Table 3D effects 2" w:semiHidden="0" w:uiPriority="0" w:unhideWhenUsed="0"/>
+    <w:lsdException w:name="Table 3D effects 3" w:semiHidden="0" w:uiPriority="0" w:unhideWhenUsed="0"/>
+    <w:lsdException w:name="Table Contemporary" w:semiHidden="0" w:uiPriority="0" w:unhideWhenUsed="0"/>
+    <w:lsdException w:name="Table Elegant" w:semiHidden="0" w:uiPriority="0" w:unhideWhenUsed="0"/>
+    <w:lsdException w:name="Table Professional" w:semiHidden="0" w:uiPriority="0" w:unhideWhenUsed="0"/>
+    <w:lsdException w:name="Table Subtle 1" w:semiHidden="0" w:uiPriority="0" w:unhideWhenUsed="0"/>
+    <w:lsdException w:name="Table Subtle 2" w:semiHidden="0" w:uiPriority="0" w:unhideWhenUsed="0"/>
+    <w:lsdException w:name="Table Web 1" w:semiHidden="0" w:uiPriority="0" w:unhideWhenUsed="0"/>
+    <w:lsdException w:name="Table Web 2" w:semiHidden="0" w:uiPriority="0" w:unhideWhenUsed="0"/>
+    <w:lsdException w:name="Table Web 3" w:semiHidden="0" w:uiPriority="0" w:unhideWhenUsed="0"/>
+    <w:lsdException w:name="Balloon Text" w:semiHidden="0" w:uiPriority="0" w:unhideWhenUsed="0"/>
+    <w:lsdException w:name="Table Grid" w:semiHidden="0" w:uiPriority="0" w:unhideWhenUsed="0" w:qFormat="1"/>
+    <w:lsdException w:name="Table Theme" w:semiHidden="0" w:uiPriority="0" w:unhideWhenUsed="0"/>
+    <w:lsdException w:name="Light Shading" w:semiHidden="0" w:uiPriority="60" w:unhideWhenUsed="0"/>
+    <w:lsdException w:name="Light List" w:semiHidden="0" w:uiPriority="61" w:unhideWhenUsed="0"/>
+    <w:lsdException w:name="Light Grid" w:semiHidden="0" w:uiPriority="62" w:unhideWhenUsed="0"/>
+    <w:lsdException w:name="Medium Shading 1" w:semiHidden="0" w:uiPriority="63" w:unhideWhenUsed="0"/>
+    <w:lsdException w:name="Medium Shading 2" w:semiHidden="0" w:uiPriority="64" w:unhideWhenUsed="0"/>
+    <w:lsdException w:name="Medium List 1" w:semiHidden="0" w:uiPriority="65" w:unhideWhenUsed="0"/>
+    <w:lsdException w:name="Medium List 2" w:semiHidden="0" w:uiPriority="66" w:unhideWhenUsed="0"/>
+    <w:lsdException w:name="Medium Grid 1" w:semiHidden="0" w:uiPriority="67" w:unhideWhenUsed="0"/>
+    <w:lsdException w:name="Medium Grid 2" w:semiHidden="0" w:uiPriority="68" w:unhideWhenUsed="0"/>
+    <w:lsdException w:name="Medium Grid 3" w:semiHidden="0" w:uiPriority="69" w:unhideWhenUsed="0"/>
+    <w:lsdException w:name="Dark List" w:semiHidden="0" w:uiPriority="70" w:unhideWhenUsed="0"/>
+    <w:lsdException w:name="Colorful Shading" w:semiHidden="0" w:uiPriority="71" w:unhideWhenUsed="0"/>
+    <w:lsdException w:name="Colorful List" w:semiHidden="0" w:uiPriority="72" w:unhideWhenUsed="0"/>
+    <w:lsdException w:name="Colorful Grid" w:semiHidden="0" w:uiPriority="73" w:unhideWhenUsed="0"/>
+    <w:lsdException w:name="Light Shading Accent 1" w:semiHidden="0" w:uiPriority="60" w:unhideWhenUsed="0"/>
+    <w:lsdException w:name="Light List Accent 1" w:semiHidden="0" w:uiPriority="61" w:unhideWhenUsed="0"/>
+    <w:lsdException w:name="Light Grid Accent 1" w:semiHidden="0" w:uiPriority="62" w:unhideWhenUsed="0"/>
+    <w:lsdException w:name="Medium Shading 1 Accent 1" w:semiHidden="0" w:uiPriority="63" w:unhideWhenUsed="0"/>
+    <w:lsdException w:name="Medium Shading 2 Accent 1" w:semiHidden="0" w:uiPriority="64" w:unhideWhenUsed="0"/>
+    <w:lsdException w:name="Medium List 1 Accent 1" w:semiHidden="0" w:uiPriority="65" w:unhideWhenUsed="0"/>
+    <w:lsdException w:name="Medium List 2 Accent 1" w:semiHidden="0" w:uiPriority="66" w:unhideWhenUsed="0"/>
+    <w:lsdException w:name="Medium Grid 1 Accent 1" w:semiHidden="0" w:uiPriority="67" w:unhideWhenUsed="0"/>
+    <w:lsdException w:name="Medium Grid 2 Accent 1" w:semiHidden="0" w:uiPriority="68" w:unhideWhenUsed="0"/>
+    <w:lsdException w:name="Medium Grid 3 Accent 1" w:semiHidden="0" w:uiPriority="69" w:unhideWhenUsed="0"/>
+    <w:lsdException w:name="Dark List Accent 1" w:semiHidden="0" w:uiPriority="70" w:unhideWhenUsed="0"/>
+    <w:lsdException w:name="Colorful Shading Accent 1" w:semiHidden="0" w:uiPriority="71" w:unhideWhenUsed="0"/>
+    <w:lsdException w:name="Colorful List Accent 1" w:semiHidden="0" w:uiPriority="72" w:unhideWhenUsed="0"/>
+    <w:lsdException w:name="Colorful Grid Accent 1" w:semiHidden="0" w:uiPriority="73" w:unhideWhenUsed="0"/>
+    <w:lsdException w:name="Light Shading Accent 2" w:semiHidden="0" w:uiPriority="60" w:unhideWhenUsed="0"/>
+    <w:lsdException w:name="Light List Accent 2" w:semiHidden="0" w:uiPriority="61" w:unhideWhenUsed="0"/>
+    <w:lsdException w:name="Light Grid Accent 2" w:semiHidden="0" w:uiPriority="62" w:unhideWhenUsed="0"/>
+    <w:lsdException w:name="Medium Shading 1 Accent 2" w:semiHidden="0" w:uiPriority="63" w:unhideWhenUsed="0"/>
+    <w:lsdException w:name="Medium Shading 2 Accent 2" w:semiHidden="0" w:uiPriority="64" w:unhideWhenUsed="0"/>
+    <w:lsdException w:name="Medium List 1 Accent 2" w:semiHidden="0" w:uiPriority="65" w:unhideWhenUsed="0"/>
+    <w:lsdException w:name="Medium List 2 Accent 2" w:semiHidden="0" w:uiPriority="66" w:unhideWhenUsed="0"/>
+    <w:lsdException w:name="Medium Grid 1 Accent 2" w:semiHidden="0" w:uiPriority="67" w:unhideWhenUsed="0"/>
+    <w:lsdException w:name="Medium Grid 2 Accent 2" w:semiHidden="0" w:uiPriority="68" w:unhideWhenUsed="0"/>
+    <w:lsdException w:name="Medium Grid 3 Accent 2" w:semiHidden="0" w:uiPriority="69" w:unhideWhenUsed="0"/>
+    <w:lsdException w:name="Dark List Accent 2" w:semiHidden="0" w:uiPriority="70" w:unhideWhenUsed="0"/>
+    <w:lsdException w:name="Colorful Shading Accent 2" w:semiHidden="0" w:uiPriority="71" w:unhideWhenUsed="0"/>
+    <w:lsdException w:name="Colorful List Accent 2" w:semiHidden="0" w:uiPriority="72" w:unhideWhenUsed="0"/>
+    <w:lsdException w:name="Colorful Grid Accent 2" w:semiHidden="0" w:uiPriority="73" w:unhideWhenUsed="0"/>
+    <w:lsdException w:name="Light Shading Accent 3" w:semiHidden="0" w:uiPriority="60" w:unhideWhenUsed="0"/>
+    <w:lsdException w:name="Light List Accent 3" w:semiHidden="0" w:uiPriority="61" w:unhideWhenUsed="0"/>
+    <w:lsdException w:name="Light Grid Accent 3" w:semiHidden="0" w:uiPriority="62" w:unhideWhenUsed="0"/>
+    <w:lsdException w:name="Medium Shading 1 Accent 3" w:semiHidden="0" w:uiPriority="63" w:unhideWhenUsed="0"/>
+    <w:lsdException w:name="Medium Shading 2 Accent 3" w:semiHidden="0" w:uiPriority="64" w:unhideWhenUsed="0"/>
+    <w:lsdException w:name="Medium List 1 Accent 3" w:semiHidden="0" w:uiPriority="65" w:unhideWhenUsed="0"/>
+    <w:lsdException w:name="Medium List 2 Accent 3" w:semiHidden="0" w:uiPriority="66" w:unhideWhenUsed="0"/>
+    <w:lsdException w:name="Medium Grid 1 Accent 3" w:semiHidden="0" w:uiPriority="67" w:unhideWhenUsed="0"/>
+    <w:lsdException w:name="Medium Grid 2 Accent 3" w:semiHidden="0" w:uiPriority="68" w:unhideWhenUsed="0"/>
+    <w:lsdException w:name="Medium Grid 3 Accent 3" w:semiHidden="0" w:uiPriority="69" w:unhideWhenUsed="0"/>
+    <w:lsdException w:name="Dark List Accent 3" w:semiHidden="0" w:uiPriority="70" w:unhideWhenUsed="0"/>
+    <w:lsdException w:name="Colorful Shading Accent 3" w:semiHidden="0" w:uiPriority="71" w:unhideWhenUsed="0"/>
+    <w:lsdException w:name="Colorful List Accent 3" w:semiHidden="0" w:uiPriority="72" w:unhideWhenUsed="0"/>
+    <w:lsdException w:name="Colorful Grid Accent 3" w:semiHidden="0" w:uiPriority="73" w:unhideWhenUsed="0"/>
+    <w:lsdException w:name="Light Shading Accent 4" w:semiHidden="0" w:uiPriority="60" w:unhideWhenUsed="0"/>
+    <w:lsdException w:name="Light List Accent 4" w:semiHidden="0" w:uiPriority="61" w:unhideWhenUsed="0"/>
+    <w:lsdException w:name="Light Grid Accent 4" w:semiHidden="0" w:uiPriority="62" w:unhideWhenUsed="0"/>
+    <w:lsdException w:name="Medium Shading 1 Accent 4" w:semiHidden="0" w:uiPriority="63" w:unhideWhenUsed="0"/>
+    <w:lsdException w:name="Medium Shading 2 Accent 4" w:semiHidden="0" w:uiPriority="64" w:unhideWhenUsed="0"/>
+    <w:lsdException w:name="Medium List 1 Accent 4" w:semiHidden="0" w:uiPriority="65" w:unhideWhenUsed="0"/>
+    <w:lsdException w:name="Medium List 2 Accent 4" w:semiHidden="0" w:uiPriority="66" w:unhideWhenUsed="0"/>
+    <w:lsdException w:name="Medium Grid 1 Accent 4" w:semiHidden="0" w:uiPriority="67" w:unhideWhenUsed="0"/>
+    <w:lsdException w:name="Medium Grid 2 Accent 4" w:semiHidden="0" w:uiPriority="68" w:unhideWhenUsed="0"/>
+    <w:lsdException w:name="Medium Grid 3 Accent 4" w:semiHidden="0" w:uiPriority="69" w:unhideWhenUsed="0"/>
+    <w:lsdException w:name="Dark List Accent 4" w:semiHidden="0" w:uiPriority="70" w:unhideWhenUsed="0"/>
+    <w:lsdException w:name="Colorful Shading Accent 4" w:semiHidden="0" w:uiPriority="71" w:unhideWhenUsed="0"/>
+    <w:lsdException w:name="Colorful List Accent 4" w:semiHidden="0" w:uiPriority="72" w:unhideWhenUsed="0"/>
+    <w:lsdException w:name="Colorful Grid Accent 4" w:semiHidden="0" w:uiPriority="73" w:unhideWhenUsed="0"/>
+    <w:lsdException w:name="Light Shading Accent 5" w:semiHidden="0" w:uiPriority="60" w:unhideWhenUsed="0"/>
+    <w:lsdException w:name="Light List Accent 5" w:semiHidden="0" w:uiPriority="61" w:unhideWhenUsed="0"/>
+    <w:lsdException w:name="Light Grid Accent 5" w:semiHidden="0" w:uiPriority="62" w:unhideWhenUsed="0"/>
+    <w:lsdException w:name="Medium Shading 1 Accent 5" w:semiHidden="0" w:uiPriority="63" w:unhideWhenUsed="0"/>
+    <w:lsdException w:name="Medium Shading 2 Accent 5" w:semiHidden="0" w:uiPriority="64" w:unhideWhenUsed="0"/>
+    <w:lsdException w:name="Medium List 1 Accent 5" w:semiHidden="0" w:uiPriority="65" w:unhideWhenUsed="0"/>
+    <w:lsdException w:name="Medium List 2 Accent 5" w:semiHidden="0" w:uiPriority="66" w:unhideWhenUsed="0"/>
+    <w:lsdException w:name="Medium Grid 1 Accent 5" w:semiHidden="0" w:uiPriority="67" w:unhideWhenUsed="0"/>
+    <w:lsdException w:name="Medium Grid 2 Accent 5" w:semiHidden="0" w:uiPriority="68" w:unhideWhenUsed="0"/>
+    <w:lsdException w:name="Medium Grid 3 Accent 5" w:semiHidden="0" w:uiPriority="69" w:unhideWhenUsed="0"/>
+    <w:lsdException w:name="Dark List Accent 5" w:semiHidden="0" w:uiPriority="70" w:unhideWhenUsed="0"/>
+    <w:lsdException w:name="Colorful Shading Accent 5" w:semiHidden="0" w:uiPriority="71" w:unhideWhenUsed="0"/>
+    <w:lsdException w:name="Colorful List Accent 5" w:semiHidden="0" w:uiPriority="72" w:unhideWhenUsed="0"/>
+    <w:lsdException w:name="Colorful Grid Accent 5" w:semiHidden="0" w:uiPriority="73" w:unhideWhenUsed="0"/>
+    <w:lsdException w:name="Light Shading Accent 6" w:semiHidden="0" w:uiPriority="60" w:unhideWhenUsed="0"/>
+    <w:lsdException w:name="Light List Accent 6" w:semiHidden="0" w:uiPriority="61" w:unhideWhenUsed="0"/>
+    <w:lsdException w:name="Light Grid Accent 6" w:semiHidden="0" w:uiPriority="62" w:unhideWhenUsed="0"/>
+    <w:lsdException w:name="Medium Shading 1 Accent 6" w:semiHidden="0" w:uiPriority="63" w:unhideWhenUsed="0"/>
+    <w:lsdException w:name="Medium Shading 2 Accent 6" w:semiHidden="0" w:uiPriority="64" w:unhideWhenUsed="0"/>
+    <w:lsdException w:name="Medium List 1 Accent 6" w:semiHidden="0" w:uiPriority="65" w:unhideWhenUsed="0"/>
+    <w:lsdException w:name="Medium List 2 Accent 6" w:semiHidden="0" w:uiPriority="66" w:unhideWhenUsed="0"/>
+    <w:lsdException w:name="Medium Grid 1 Accent 6" w:semiHidden="0" w:uiPriority="67" w:unhideWhenUsed="0"/>
+    <w:lsdException w:name="Medium Grid 2 Accent 6" w:semiHidden="0" w:uiPriority="68" w:unhideWhenUsed="0"/>
+    <w:lsdException w:name="Medium Grid 3 Accent 6" w:semiHidden="0" w:uiPriority="69" w:unhideWhenUsed="0"/>
+    <w:lsdException w:name="Dark List Accent 6" w:semiHidden="0" w:uiPriority="70" w:unhideWhenUsed="0"/>
+    <w:lsdException w:name="Colorful Shading Accent 6" w:semiHidden="0" w:uiPriority="71" w:unhideWhenUsed="0"/>
+    <w:lsdException w:name="Colorful List Accent 6" w:semiHidden="0" w:uiPriority="72" w:unhideWhenUsed="0"/>
+    <w:lsdException w:name="Colorful Grid Accent 6" w:semiHidden="0" w:uiPriority="73" w:unhideWhenUsed="0"/>
   </w:latentStyles>
-  <w:style w:type="paragraph" w:default="1" w:styleId="1">
+  <w:style w:type="paragraph" w:default="1" w:styleId="Normal">
     <w:name w:val="Normal"/>
     <w:qFormat/>
-    <w:uiPriority w:val="0"/>
     <w:pPr>
       <w:kinsoku w:val="0"/>
       <w:autoSpaceDE w:val="0"/>
@@ -7671,7 +7553,7 @@
       <w:textAlignment w:val="baseline"/>
     </w:pPr>
     <w:rPr>
-      <w:rFonts w:ascii="Arial" w:hAnsi="Arial" w:eastAsia="宋体" w:cs="Arial"/>
+      <w:rFonts w:ascii="Arial" w:eastAsia="宋体" w:hAnsi="Arial" w:cs="Arial"/>
       <w:snapToGrid w:val="0"/>
       <w:color w:val="000000"/>
       <w:kern w:val="0"/>
@@ -7680,12 +7562,11 @@
       <w:lang w:val="en-US" w:eastAsia="en-US" w:bidi="ar-SA"/>
     </w:rPr>
   </w:style>
-  <w:style w:type="paragraph" w:styleId="2">
+  <w:style w:type="paragraph" w:styleId="Heading1">
     <w:name w:val="heading 1"/>
-    <w:basedOn w:val="1"/>
-    <w:next w:val="1"/>
+    <w:basedOn w:val="Normal"/>
+    <w:next w:val="Normal"/>
     <w:qFormat/>
-    <w:uiPriority w:val="0"/>
     <w:pPr>
       <w:keepNext/>
       <w:keepLines/>
@@ -7703,13 +7584,12 @@
       <w:sz w:val="44"/>
     </w:rPr>
   </w:style>
-  <w:style w:type="paragraph" w:styleId="3">
+  <w:style w:type="paragraph" w:styleId="Heading2">
     <w:name w:val="heading 2"/>
-    <w:basedOn w:val="1"/>
-    <w:next w:val="1"/>
+    <w:basedOn w:val="Normal"/>
+    <w:next w:val="Normal"/>
     <w:unhideWhenUsed/>
     <w:qFormat/>
-    <w:uiPriority w:val="0"/>
     <w:pPr>
       <w:keepNext/>
       <w:keepLines/>
@@ -7722,19 +7602,18 @@
       <w:outlineLvl w:val="1"/>
     </w:pPr>
     <w:rPr>
-      <w:rFonts w:ascii="Arial" w:hAnsi="Arial" w:eastAsia="黑体"/>
+      <w:rFonts w:ascii="Arial" w:eastAsia="黑体" w:hAnsi="Arial"/>
       <w:b/>
       <w:sz w:val="32"/>
     </w:rPr>
   </w:style>
-  <w:style w:type="paragraph" w:styleId="4">
+  <w:style w:type="paragraph" w:styleId="Heading3">
     <w:name w:val="heading 3"/>
-    <w:basedOn w:val="1"/>
-    <w:next w:val="1"/>
+    <w:basedOn w:val="Normal"/>
+    <w:next w:val="Normal"/>
     <w:semiHidden/>
     <w:unhideWhenUsed/>
     <w:qFormat/>
-    <w:uiPriority w:val="0"/>
     <w:pPr>
       <w:keepNext/>
       <w:keepLines/>
@@ -7751,13 +7630,12 @@
       <w:sz w:val="32"/>
     </w:rPr>
   </w:style>
-  <w:style w:type="paragraph" w:styleId="5">
+  <w:style w:type="paragraph" w:styleId="Heading4">
     <w:name w:val="heading 4"/>
-    <w:basedOn w:val="1"/>
-    <w:next w:val="1"/>
+    <w:basedOn w:val="Normal"/>
+    <w:next w:val="Normal"/>
     <w:unhideWhenUsed/>
     <w:qFormat/>
-    <w:uiPriority w:val="0"/>
     <w:pPr>
       <w:keepNext/>
       <w:keepLines/>
@@ -7770,19 +7648,18 @@
       <w:outlineLvl w:val="3"/>
     </w:pPr>
     <w:rPr>
-      <w:rFonts w:ascii="Arial" w:hAnsi="Arial" w:eastAsia="黑体"/>
+      <w:rFonts w:ascii="Arial" w:eastAsia="黑体" w:hAnsi="Arial"/>
       <w:b/>
       <w:sz w:val="28"/>
     </w:rPr>
   </w:style>
-  <w:style w:type="paragraph" w:styleId="6">
+  <w:style w:type="paragraph" w:styleId="Heading5">
     <w:name w:val="heading 5"/>
-    <w:basedOn w:val="1"/>
-    <w:next w:val="1"/>
+    <w:basedOn w:val="Normal"/>
+    <w:next w:val="Normal"/>
     <w:semiHidden/>
     <w:unhideWhenUsed/>
     <w:qFormat/>
-    <w:uiPriority w:val="0"/>
     <w:pPr>
       <w:keepNext/>
       <w:keepLines/>
@@ -7799,14 +7676,13 @@
       <w:sz w:val="28"/>
     </w:rPr>
   </w:style>
-  <w:style w:type="paragraph" w:styleId="7">
+  <w:style w:type="paragraph" w:styleId="Heading6">
     <w:name w:val="heading 6"/>
-    <w:basedOn w:val="1"/>
-    <w:next w:val="1"/>
+    <w:basedOn w:val="Normal"/>
+    <w:next w:val="Normal"/>
     <w:semiHidden/>
     <w:unhideWhenUsed/>
     <w:qFormat/>
-    <w:uiPriority w:val="0"/>
     <w:pPr>
       <w:keepNext/>
       <w:keepLines/>
@@ -7819,19 +7695,18 @@
       <w:outlineLvl w:val="5"/>
     </w:pPr>
     <w:rPr>
-      <w:rFonts w:ascii="Arial" w:hAnsi="Arial" w:eastAsia="黑体"/>
+      <w:rFonts w:ascii="Arial" w:eastAsia="黑体" w:hAnsi="Arial"/>
       <w:b/>
       <w:sz w:val="24"/>
     </w:rPr>
   </w:style>
-  <w:style w:type="paragraph" w:styleId="8">
+  <w:style w:type="paragraph" w:styleId="Heading7">
     <w:name w:val="heading 7"/>
-    <w:basedOn w:val="1"/>
-    <w:next w:val="1"/>
+    <w:basedOn w:val="Normal"/>
+    <w:next w:val="Normal"/>
     <w:semiHidden/>
     <w:unhideWhenUsed/>
     <w:qFormat/>
-    <w:uiPriority w:val="0"/>
     <w:pPr>
       <w:keepNext/>
       <w:keepLines/>
@@ -7848,14 +7723,13 @@
       <w:sz w:val="24"/>
     </w:rPr>
   </w:style>
-  <w:style w:type="paragraph" w:styleId="9">
+  <w:style w:type="paragraph" w:styleId="Heading8">
     <w:name w:val="heading 8"/>
-    <w:basedOn w:val="1"/>
-    <w:next w:val="1"/>
+    <w:basedOn w:val="Normal"/>
+    <w:next w:val="Normal"/>
     <w:semiHidden/>
     <w:unhideWhenUsed/>
     <w:qFormat/>
-    <w:uiPriority w:val="0"/>
     <w:pPr>
       <w:keepNext/>
       <w:keepLines/>
@@ -7868,18 +7742,17 @@
       <w:outlineLvl w:val="7"/>
     </w:pPr>
     <w:rPr>
-      <w:rFonts w:ascii="Arial" w:hAnsi="Arial" w:eastAsia="黑体"/>
+      <w:rFonts w:ascii="Arial" w:eastAsia="黑体" w:hAnsi="Arial"/>
       <w:sz w:val="24"/>
     </w:rPr>
   </w:style>
-  <w:style w:type="paragraph" w:styleId="10">
+  <w:style w:type="paragraph" w:styleId="Heading9">
     <w:name w:val="heading 9"/>
-    <w:basedOn w:val="1"/>
-    <w:next w:val="1"/>
+    <w:basedOn w:val="Normal"/>
+    <w:next w:val="Normal"/>
     <w:semiHidden/>
     <w:unhideWhenUsed/>
     <w:qFormat/>
-    <w:uiPriority w:val="0"/>
     <w:pPr>
       <w:keepNext/>
       <w:keepLines/>
@@ -7892,21 +7765,19 @@
       <w:outlineLvl w:val="8"/>
     </w:pPr>
     <w:rPr>
-      <w:rFonts w:ascii="Arial" w:hAnsi="Arial" w:eastAsia="黑体"/>
+      <w:rFonts w:ascii="Arial" w:eastAsia="黑体" w:hAnsi="Arial"/>
       <w:sz w:val="21"/>
     </w:rPr>
   </w:style>
-  <w:style w:type="character" w:default="1" w:styleId="22">
+  <w:style w:type="character" w:default="1" w:styleId="DefaultParagraphFont">
     <w:name w:val="Default Paragraph Font"/>
     <w:semiHidden/>
     <w:qFormat/>
-    <w:uiPriority w:val="0"/>
   </w:style>
-  <w:style w:type="table" w:default="1" w:styleId="20">
+  <w:style w:type="table" w:default="1" w:styleId="TableNormal">
     <w:name w:val="Normal Table"/>
     <w:semiHidden/>
     <w:qFormat/>
-    <w:uiPriority w:val="0"/>
     <w:tblPr>
       <w:tblCellMar>
         <w:top w:w="0" w:type="dxa"/>
@@ -7916,43 +7787,39 @@
       </w:tblCellMar>
     </w:tblPr>
   </w:style>
-  <w:style w:type="paragraph" w:styleId="11">
+  <w:style w:type="paragraph" w:styleId="CommentText">
     <w:name w:val="annotation text"/>
-    <w:basedOn w:val="1"/>
+    <w:basedOn w:val="Normal"/>
     <w:qFormat/>
-    <w:uiPriority w:val="0"/>
     <w:pPr>
       <w:jc w:val="left"/>
     </w:pPr>
   </w:style>
-  <w:style w:type="paragraph" w:styleId="12">
+  <w:style w:type="paragraph" w:styleId="BodyText">
     <w:name w:val="Body Text"/>
-    <w:basedOn w:val="1"/>
+    <w:basedOn w:val="Normal"/>
     <w:semiHidden/>
     <w:qFormat/>
-    <w:uiPriority w:val="0"/>
     <w:rPr>
-      <w:rFonts w:ascii="Arial" w:hAnsi="Arial" w:eastAsia="Arial" w:cs="Arial"/>
+      <w:rFonts w:ascii="Arial" w:eastAsia="Arial" w:hAnsi="Arial" w:cs="Arial"/>
       <w:sz w:val="21"/>
       <w:szCs w:val="21"/>
       <w:lang w:val="en-US" w:eastAsia="en-US" w:bidi="ar-SA"/>
     </w:rPr>
   </w:style>
-  <w:style w:type="paragraph" w:styleId="13">
+  <w:style w:type="paragraph" w:styleId="TOC3">
     <w:name w:val="toc 3"/>
-    <w:basedOn w:val="1"/>
-    <w:next w:val="1"/>
+    <w:basedOn w:val="Normal"/>
+    <w:next w:val="Normal"/>
     <w:qFormat/>
-    <w:uiPriority w:val="0"/>
     <w:pPr>
       <w:ind w:left="840" w:leftChars="400"/>
     </w:pPr>
   </w:style>
-  <w:style w:type="paragraph" w:styleId="14">
+  <w:style w:type="paragraph" w:styleId="Footer">
     <w:name w:val="footer"/>
-    <w:basedOn w:val="1"/>
+    <w:basedOn w:val="Normal"/>
     <w:qFormat/>
-    <w:uiPriority w:val="0"/>
     <w:pPr>
       <w:tabs>
         <w:tab w:val="center" w:pos="4153"/>
@@ -7965,17 +7832,16 @@
       <w:sz w:val="18"/>
     </w:rPr>
   </w:style>
-  <w:style w:type="paragraph" w:styleId="15">
+  <w:style w:type="paragraph" w:styleId="Header">
     <w:name w:val="header"/>
-    <w:basedOn w:val="1"/>
+    <w:basedOn w:val="Normal"/>
     <w:qFormat/>
-    <w:uiPriority w:val="0"/>
     <w:pPr>
       <w:pBdr>
-        <w:top w:val="none" w:color="auto" w:sz="0" w:space="0"/>
-        <w:left w:val="none" w:color="auto" w:sz="0" w:space="0"/>
-        <w:bottom w:val="none" w:color="auto" w:sz="0" w:space="0"/>
-        <w:right w:val="none" w:color="auto" w:sz="0" w:space="0"/>
+        <w:top w:val="nil"/>
+        <w:left w:val="nil"/>
+        <w:bottom w:val="nil"/>
+        <w:right w:val="nil"/>
       </w:pBdr>
       <w:tabs>
         <w:tab w:val="center" w:pos="4153"/>
@@ -7990,41 +7856,37 @@
       <w:sz w:val="18"/>
     </w:rPr>
   </w:style>
-  <w:style w:type="paragraph" w:styleId="16">
+  <w:style w:type="paragraph" w:styleId="TOC1">
     <w:name w:val="toc 1"/>
-    <w:basedOn w:val="1"/>
-    <w:next w:val="1"/>
+    <w:basedOn w:val="Normal"/>
+    <w:next w:val="Normal"/>
     <w:qFormat/>
-    <w:uiPriority w:val="0"/>
     <w:rPr>
-      <w:rFonts w:ascii="Arial" w:hAnsi="Arial" w:eastAsia="Microsoft JhengHei"/>
+      <w:rFonts w:ascii="Arial" w:eastAsia="Microsoft JhengHei" w:hAnsi="Arial"/>
       <w:sz w:val="24"/>
     </w:rPr>
   </w:style>
-  <w:style w:type="paragraph" w:styleId="17">
+  <w:style w:type="paragraph" w:styleId="TOC2">
     <w:name w:val="toc 2"/>
-    <w:basedOn w:val="1"/>
-    <w:next w:val="1"/>
+    <w:basedOn w:val="Normal"/>
+    <w:next w:val="Normal"/>
     <w:qFormat/>
-    <w:uiPriority w:val="0"/>
     <w:pPr>
       <w:ind w:left="420" w:leftChars="200"/>
     </w:pPr>
   </w:style>
-  <w:style w:type="paragraph" w:styleId="18">
+  <w:style w:type="paragraph" w:styleId="NormalWeb">
     <w:name w:val="Normal (Web)"/>
-    <w:basedOn w:val="1"/>
+    <w:basedOn w:val="Normal"/>
     <w:qFormat/>
-    <w:uiPriority w:val="0"/>
     <w:rPr>
       <w:sz w:val="24"/>
     </w:rPr>
   </w:style>
-  <w:style w:type="paragraph" w:styleId="19">
+  <w:style w:type="paragraph" w:styleId="Title">
     <w:name w:val="Title"/>
-    <w:basedOn w:val="1"/>
+    <w:basedOn w:val="Normal"/>
     <w:qFormat/>
-    <w:uiPriority w:val="0"/>
     <w:pPr>
       <w:spacing w:before="240" w:beforeLines="0" w:beforeAutospacing="0" w:after="60" w:afterLines="0" w:afterAutospacing="0"/>
       <w:jc w:val="center"/>
@@ -8036,73 +7898,68 @@
       <w:sz w:val="32"/>
     </w:rPr>
   </w:style>
-  <w:style w:type="table" w:styleId="21">
+  <w:style w:type="table" w:styleId="TableGrid">
     <w:name w:val="Table Grid"/>
-    <w:basedOn w:val="20"/>
+    <w:basedOn w:val="TableNormal"/>
     <w:qFormat/>
-    <w:uiPriority w:val="0"/>
     <w:pPr>
       <w:widowControl w:val="0"/>
       <w:jc w:val="both"/>
     </w:pPr>
     <w:tblPr>
       <w:tblBorders>
-        <w:top w:val="single" w:color="auto" w:sz="4" w:space="0"/>
-        <w:left w:val="single" w:color="auto" w:sz="4" w:space="0"/>
-        <w:bottom w:val="single" w:color="auto" w:sz="4" w:space="0"/>
-        <w:right w:val="single" w:color="auto" w:sz="4" w:space="0"/>
-        <w:insideH w:val="single" w:color="auto" w:sz="4" w:space="0"/>
-        <w:insideV w:val="single" w:color="auto" w:sz="4" w:space="0"/>
+        <w:top w:val="single" w:sz="4" w:space="0" w:color="auto"/>
+        <w:left w:val="single" w:sz="4" w:space="0" w:color="auto"/>
+        <w:bottom w:val="single" w:sz="4" w:space="0" w:color="auto"/>
+        <w:right w:val="single" w:sz="4" w:space="0" w:color="auto"/>
+        <w:insideH w:val="single" w:sz="4" w:space="0" w:color="auto"/>
+        <w:insideV w:val="single" w:sz="4" w:space="0" w:color="auto"/>
       </w:tblBorders>
     </w:tblPr>
   </w:style>
-  <w:style w:type="character" w:styleId="23">
+  <w:style w:type="character" w:styleId="Strong">
     <w:name w:val="Strong"/>
-    <w:basedOn w:val="22"/>
+    <w:basedOn w:val="DefaultParagraphFont"/>
     <w:qFormat/>
-    <w:uiPriority w:val="0"/>
     <w:rPr>
       <w:b/>
     </w:rPr>
   </w:style>
-  <w:style w:type="paragraph" w:customStyle="1" w:styleId="24">
+  <w:style w:type="paragraph" w:customStyle="1" w:styleId="a">
     <w:name w:val="柴_公司名"/>
-    <w:basedOn w:val="19"/>
+    <w:basedOn w:val="Title"/>
     <w:qFormat/>
-    <w:uiPriority w:val="0"/>
     <w:pPr>
       <w:spacing w:after="600" w:afterLines="600"/>
     </w:pPr>
     <w:rPr>
-      <w:rFonts w:hint="eastAsia" w:ascii="宋体" w:hAnsi="宋体" w:eastAsia="宋体" w:cs="宋体"/>
+      <w:rFonts w:ascii="宋体" w:eastAsia="宋体" w:hAnsi="宋体" w:cs="宋体" w:hint="eastAsia"/>
       <w:bCs/>
       <w:spacing w:val="-6"/>
       <w:sz w:val="52"/>
       <w:szCs w:val="52"/>
     </w:rPr>
   </w:style>
-  <w:style w:type="paragraph" w:customStyle="1" w:styleId="25">
+  <w:style w:type="paragraph" w:customStyle="1" w:styleId="a0">
     <w:name w:val="柴_文档名"/>
-    <w:basedOn w:val="19"/>
+    <w:basedOn w:val="Title"/>
     <w:qFormat/>
-    <w:uiPriority w:val="0"/>
     <w:pPr>
       <w:spacing w:after="900" w:afterLines="900"/>
     </w:pPr>
     <w:rPr>
-      <w:rFonts w:ascii="黑体" w:hAnsi="黑体" w:eastAsia="黑体" w:cs="黑体"/>
+      <w:rFonts w:ascii="黑体" w:eastAsia="黑体" w:hAnsi="黑体" w:cs="黑体"/>
       <w:bCs/>
       <w:spacing w:val="-7"/>
       <w:sz w:val="52"/>
       <w:szCs w:val="52"/>
     </w:rPr>
   </w:style>
-  <w:style w:type="table" w:customStyle="1" w:styleId="26">
+  <w:style w:type="table" w:customStyle="1" w:styleId="TableNormal0">
     <w:name w:val="Table Normal_0"/>
     <w:semiHidden/>
     <w:unhideWhenUsed/>
     <w:qFormat/>
-    <w:uiPriority w:val="0"/>
     <w:tblPr>
       <w:tblCellMar>
         <w:top w:w="0" w:type="dxa"/>
@@ -8112,87 +7969,81 @@
       </w:tblCellMar>
     </w:tblPr>
   </w:style>
-  <w:style w:type="paragraph" w:customStyle="1" w:styleId="27">
+  <w:style w:type="paragraph" w:customStyle="1" w:styleId="TableText">
     <w:name w:val="Table Text"/>
-    <w:basedOn w:val="1"/>
+    <w:basedOn w:val="Normal"/>
     <w:semiHidden/>
     <w:qFormat/>
-    <w:uiPriority w:val="0"/>
     <w:rPr>
-      <w:rFonts w:ascii="宋体" w:hAnsi="宋体" w:eastAsia="宋体" w:cs="宋体"/>
+      <w:rFonts w:ascii="宋体" w:eastAsia="宋体" w:hAnsi="宋体" w:cs="宋体"/>
       <w:sz w:val="21"/>
       <w:szCs w:val="21"/>
       <w:lang w:val="en-US" w:eastAsia="en-US" w:bidi="ar-SA"/>
     </w:rPr>
   </w:style>
-  <w:style w:type="paragraph" w:customStyle="1" w:styleId="28">
+  <w:style w:type="paragraph" w:customStyle="1" w:styleId="1">
     <w:name w:val="柴_标题1"/>
-    <w:basedOn w:val="2"/>
-    <w:next w:val="29"/>
-    <w:link w:val="38"/>
+    <w:basedOn w:val="Heading1"/>
+    <w:next w:val="a1"/>
+    <w:link w:val="1Char"/>
     <w:qFormat/>
-    <w:uiPriority w:val="0"/>
     <w:pPr>
       <w:spacing w:before="100" w:after="90" w:line="360" w:lineRule="auto"/>
     </w:pPr>
     <w:rPr>
-      <w:rFonts w:ascii="Arial" w:hAnsi="Arial" w:eastAsia="宋体"/>
+      <w:rFonts w:ascii="Arial" w:eastAsia="宋体" w:hAnsi="Arial"/>
       <w:sz w:val="32"/>
     </w:rPr>
   </w:style>
-  <w:style w:type="paragraph" w:customStyle="1" w:styleId="29">
+  <w:style w:type="paragraph" w:customStyle="1" w:styleId="a1">
     <w:name w:val="柴_正文"/>
-    <w:basedOn w:val="12"/>
-    <w:link w:val="42"/>
+    <w:basedOn w:val="BodyText"/>
+    <w:link w:val="Char"/>
     <w:qFormat/>
-    <w:uiPriority w:val="0"/>
     <w:pPr>
       <w:spacing w:line="360" w:lineRule="auto"/>
       <w:ind w:firstLine="470" w:firstLineChars="200"/>
     </w:pPr>
     <w:rPr>
-      <w:rFonts w:ascii="Arial" w:hAnsi="Arial" w:eastAsia="宋体"/>
+      <w:rFonts w:ascii="Arial" w:eastAsia="宋体" w:hAnsi="Arial"/>
       <w:sz w:val="24"/>
       <w:lang w:eastAsia="zh-CN"/>
     </w:rPr>
   </w:style>
-  <w:style w:type="paragraph" w:customStyle="1" w:styleId="30">
+  <w:style w:type="paragraph" w:customStyle="1" w:styleId="2">
     <w:name w:val="柴_标题2"/>
-    <w:basedOn w:val="3"/>
-    <w:next w:val="29"/>
+    <w:basedOn w:val="Heading2"/>
+    <w:next w:val="a1"/>
     <w:qFormat/>
-    <w:uiPriority w:val="0"/>
     <w:pPr>
       <w:spacing w:line="360" w:lineRule="auto"/>
     </w:pPr>
     <w:rPr>
-      <w:rFonts w:ascii="Arial" w:hAnsi="Arial" w:eastAsia="宋体"/>
+      <w:rFonts w:ascii="Arial" w:eastAsia="宋体" w:hAnsi="Arial"/>
       <w:sz w:val="28"/>
     </w:rPr>
   </w:style>
-  <w:style w:type="paragraph" w:customStyle="1" w:styleId="31">
+  <w:style w:type="paragraph" w:customStyle="1" w:styleId="3">
     <w:name w:val="柴_标题3"/>
-    <w:basedOn w:val="4"/>
-    <w:next w:val="29"/>
+    <w:basedOn w:val="Heading3"/>
+    <w:next w:val="a1"/>
     <w:qFormat/>
-    <w:uiPriority w:val="0"/>
     <w:pPr>
       <w:spacing w:line="360" w:lineRule="auto"/>
       <w:ind w:left="0" w:firstLine="472" w:firstLineChars="200"/>
     </w:pPr>
     <w:rPr>
-      <w:rFonts w:ascii="宋体" w:hAnsi="宋体" w:eastAsia="宋体" w:cs="宋体"/>
+      <w:rFonts w:ascii="宋体" w:eastAsia="宋体" w:hAnsi="宋体" w:cs="宋体"/>
       <w:spacing w:val="-2"/>
       <w:sz w:val="24"/>
       <w:szCs w:val="24"/>
     </w:rPr>
   </w:style>
-  <w:style w:type="paragraph" w:customStyle="1" w:styleId="32">
+  <w:style w:type="paragraph" w:customStyle="1" w:styleId="a2">
     <w:name w:val="柴_目录"/>
-    <w:basedOn w:val="1"/>
-    <w:next w:val="12"/>
+    <w:basedOn w:val="Normal"/>
+    <w:next w:val="BodyText"/>
     <w:qFormat/>
-    <w:uiPriority w:val="0"/>
     <w:pPr>
       <w:tabs>
         <w:tab w:val="right" w:leader="dot" w:pos="8442"/>
@@ -8200,64 +8051,59 @@
       <w:ind w:left="0" w:leftChars="0"/>
     </w:pPr>
     <w:rPr>
-      <w:rFonts w:ascii="Arial" w:hAnsi="Arial" w:eastAsia="Microsoft JhengHei"/>
+      <w:rFonts w:ascii="Arial" w:eastAsia="Microsoft JhengHei" w:hAnsi="Arial"/>
       <w:sz w:val="24"/>
     </w:rPr>
   </w:style>
-  <w:style w:type="paragraph" w:customStyle="1" w:styleId="33">
+  <w:style w:type="paragraph" w:customStyle="1" w:styleId="WPSOffice1">
     <w:name w:val="WPSOffice手动目录 1"/>
     <w:qFormat/>
-    <w:uiPriority w:val="0"/>
     <w:pPr>
       <w:ind w:leftChars="0"/>
     </w:pPr>
     <w:rPr>
-      <w:rFonts w:ascii="Times New Roman" w:hAnsi="Times New Roman" w:eastAsia="宋体" w:cs="Times New Roman"/>
+      <w:rFonts w:ascii="Times New Roman" w:eastAsia="宋体" w:hAnsi="Times New Roman" w:cs="Times New Roman"/>
       <w:sz w:val="20"/>
       <w:szCs w:val="20"/>
     </w:rPr>
   </w:style>
-  <w:style w:type="paragraph" w:customStyle="1" w:styleId="34">
+  <w:style w:type="paragraph" w:customStyle="1" w:styleId="WPSOffice2">
     <w:name w:val="WPSOffice手动目录 2"/>
     <w:qFormat/>
-    <w:uiPriority w:val="0"/>
     <w:pPr>
       <w:ind w:leftChars="200"/>
     </w:pPr>
     <w:rPr>
-      <w:rFonts w:ascii="Times New Roman" w:hAnsi="Times New Roman" w:eastAsia="宋体" w:cs="Times New Roman"/>
+      <w:rFonts w:ascii="Times New Roman" w:eastAsia="宋体" w:hAnsi="Times New Roman" w:cs="Times New Roman"/>
       <w:sz w:val="20"/>
       <w:szCs w:val="20"/>
     </w:rPr>
   </w:style>
-  <w:style w:type="paragraph" w:customStyle="1" w:styleId="35">
+  <w:style w:type="paragraph" w:customStyle="1" w:styleId="WPSOffice3">
     <w:name w:val="WPSOffice手动目录 3"/>
     <w:qFormat/>
-    <w:uiPriority w:val="0"/>
     <w:pPr>
       <w:ind w:leftChars="400"/>
     </w:pPr>
     <w:rPr>
-      <w:rFonts w:ascii="Times New Roman" w:hAnsi="Times New Roman" w:eastAsia="宋体" w:cs="Times New Roman"/>
+      <w:rFonts w:ascii="Times New Roman" w:eastAsia="宋体" w:hAnsi="Times New Roman" w:cs="Times New Roman"/>
       <w:sz w:val="20"/>
       <w:szCs w:val="20"/>
     </w:rPr>
   </w:style>
-  <w:style w:type="paragraph" w:customStyle="1" w:styleId="36">
+  <w:style w:type="paragraph" w:customStyle="1" w:styleId="Compact">
     <w:name w:val="Compact"/>
-    <w:basedOn w:val="12"/>
+    <w:basedOn w:val="BodyText"/>
     <w:qFormat/>
-    <w:uiPriority w:val="0"/>
     <w:pPr>
       <w:spacing w:before="36" w:after="36"/>
     </w:pPr>
   </w:style>
-  <w:style w:type="table" w:customStyle="1" w:styleId="37">
+  <w:style w:type="table" w:customStyle="1" w:styleId="Table">
     <w:name w:val="Table"/>
     <w:semiHidden/>
     <w:unhideWhenUsed/>
     <w:qFormat/>
-    <w:uiPriority w:val="0"/>
     <w:tblPr>
       <w:tblCellMar>
         <w:top w:w="0" w:type="dxa"/>
@@ -8269,28 +8115,26 @@
     <w:tblStylePr w:type="firstRow">
       <w:tcPr>
         <w:tcBorders>
-          <w:bottom w:val="single" w:color="auto" w:sz="0" w:space="0"/>
+          <w:bottom w:val="single" w:sz="0" w:space="0" w:color="auto"/>
         </w:tcBorders>
         <w:vAlign w:val="bottom"/>
       </w:tcPr>
     </w:tblStylePr>
   </w:style>
-  <w:style w:type="character" w:customStyle="1" w:styleId="38">
+  <w:style w:type="character" w:customStyle="1" w:styleId="1Char">
     <w:name w:val="柴_标题1 Char"/>
-    <w:link w:val="28"/>
+    <w:link w:val="1"/>
     <w:qFormat/>
-    <w:uiPriority w:val="0"/>
     <w:rPr>
-      <w:rFonts w:ascii="Arial" w:hAnsi="Arial" w:eastAsia="宋体"/>
+      <w:rFonts w:ascii="Arial" w:eastAsia="宋体" w:hAnsi="Arial"/>
       <w:sz w:val="32"/>
     </w:rPr>
   </w:style>
-  <w:style w:type="table" w:customStyle="1" w:styleId="39">
+  <w:style w:type="table" w:customStyle="1" w:styleId="TableNormal1">
     <w:name w:val="Table Normal_1"/>
     <w:semiHidden/>
     <w:unhideWhenUsed/>
     <w:qFormat/>
-    <w:uiPriority w:val="0"/>
     <w:tblPr>
       <w:tblCellMar>
         <w:top w:w="0" w:type="dxa"/>
@@ -8300,11 +8144,10 @@
       </w:tblCellMar>
     </w:tblPr>
   </w:style>
-  <w:style w:type="paragraph" w:customStyle="1" w:styleId="40">
+  <w:style w:type="paragraph" w:customStyle="1" w:styleId="a3">
     <w:name w:val="柴_正文_无缩进"/>
-    <w:basedOn w:val="1"/>
+    <w:basedOn w:val="Normal"/>
     <w:qFormat/>
-    <w:uiPriority w:val="0"/>
     <w:pPr>
       <w:ind w:firstLine="0" w:firstLineChars="0"/>
     </w:pPr>
@@ -8314,31 +8157,29 @@
       <w:lang w:eastAsia="zh-CN"/>
     </w:rPr>
   </w:style>
-  <w:style w:type="paragraph" w:customStyle="1" w:styleId="41">
+  <w:style w:type="paragraph" w:customStyle="1" w:styleId="4">
     <w:name w:val="柴_标题4"/>
-    <w:basedOn w:val="5"/>
-    <w:next w:val="1"/>
+    <w:basedOn w:val="Heading4"/>
+    <w:next w:val="Normal"/>
     <w:qFormat/>
-    <w:uiPriority w:val="0"/>
     <w:pPr>
       <w:widowControl w:val="0"/>
       <w:spacing w:before="160" w:line="360" w:lineRule="auto"/>
-      <w:ind w:left="981" w:leftChars="300" w:hanging="862"/>
+      <w:ind w:left="981" w:hanging="862" w:leftChars="300"/>
     </w:pPr>
     <w:rPr>
-      <w:rFonts w:hint="eastAsia" w:ascii="Calibri" w:hAnsi="Calibri" w:eastAsia="宋体" w:cs="宋体"/>
+      <w:rFonts w:ascii="Calibri" w:eastAsia="宋体" w:hAnsi="Calibri" w:cs="宋体" w:hint="eastAsia"/>
       <w:sz w:val="24"/>
       <w:szCs w:val="24"/>
       <w:lang w:eastAsia="zh-CN" w:bidi="zh-CN"/>
     </w:rPr>
   </w:style>
-  <w:style w:type="character" w:customStyle="1" w:styleId="42">
+  <w:style w:type="character" w:customStyle="1" w:styleId="Char">
     <w:name w:val="柴_正文 Char"/>
-    <w:link w:val="29"/>
+    <w:link w:val="a1"/>
     <w:qFormat/>
-    <w:uiPriority w:val="0"/>
     <w:rPr>
-      <w:rFonts w:ascii="Arial" w:hAnsi="Arial" w:eastAsia="宋体"/>
+      <w:rFonts w:ascii="Arial" w:eastAsia="宋体" w:hAnsi="Arial"/>
       <w:sz w:val="24"/>
       <w:lang w:eastAsia="zh-CN"/>
     </w:rPr>

--- a/6-过程管理/流程制度规范类文件/JXTX-06-07-发布管理制度.docx
+++ b/6-过程管理/流程制度规范类文件/JXTX-06-07-发布管理制度.docx
@@ -1,11 +1,10 @@
 
 <file path=word/document.xml><?xml version="1.0" encoding="utf-8"?>
-<w:document xmlns:wpc="http://schemas.microsoft.com/office/word/2010/wordprocessingCanvas" xmlns:mc="http://schemas.openxmlformats.org/markup-compatibility/2006" xmlns:o="urn:schemas-microsoft-com:office:office" xmlns:r="http://schemas.openxmlformats.org/officeDocument/2006/relationships" xmlns:m="http://schemas.openxmlformats.org/officeDocument/2006/math" xmlns:v="urn:schemas-microsoft-com:vml" xmlns:wp14="http://schemas.microsoft.com/office/word/2010/wordprocessingDrawing" xmlns:wp="http://schemas.openxmlformats.org/drawingml/2006/wordprocessingDrawing" xmlns:w10="urn:schemas-microsoft-com:office:word" xmlns:w="http://schemas.openxmlformats.org/wordprocessingml/2006/main" xmlns:w14="http://schemas.microsoft.com/office/word/2010/wordml" xmlns:w15="http://schemas.microsoft.com/office/word/2012/wordml" xmlns:wne="http://schemas.microsoft.com/office/word/2006/wordml" xmlns:wpg="http://schemas.microsoft.com/office/word/2010/wordprocessingGroup" xmlns:wpi="http://schemas.microsoft.com/office/word/2010/wordprocessingInk" xmlns:wps="http://schemas.microsoft.com/office/word/2010/wordprocessingShape" mc:Ignorable="w14 w15 wp14">
-  <!-- Generated by Aspose.Words for .NET 13.3.0.1 -->
+<w:document xmlns:wpc="http://schemas.microsoft.com/office/word/2010/wordprocessingCanvas" xmlns:mc="http://schemas.openxmlformats.org/markup-compatibility/2006" xmlns:o="urn:schemas-microsoft-com:office:office" xmlns:r="http://schemas.openxmlformats.org/officeDocument/2006/relationships" xmlns:m="http://schemas.openxmlformats.org/officeDocument/2006/math" xmlns:v="urn:schemas-microsoft-com:vml" xmlns:wp14="http://schemas.microsoft.com/office/word/2010/wordprocessingDrawing" xmlns:wp="http://schemas.openxmlformats.org/drawingml/2006/wordprocessingDrawing" xmlns:w="http://schemas.openxmlformats.org/wordprocessingml/2006/main" xmlns:w14="http://schemas.microsoft.com/office/word/2010/wordml" xmlns:w10="urn:schemas-microsoft-com:office:word" xmlns:w15="http://schemas.microsoft.com/office/word/2012/wordml" xmlns:wpg="http://schemas.microsoft.com/office/word/2010/wordprocessingGroup" xmlns:wpi="http://schemas.microsoft.com/office/word/2010/wordprocessingInk" xmlns:wne="http://schemas.microsoft.com/office/word/2006/wordml" xmlns:wps="http://schemas.microsoft.com/office/word/2010/wordprocessingShape" xmlns:wpsCustomData="http://www.wps.cn/officeDocument/2013/wpsCustomData" mc:Ignorable="w14 w15 wp14">
   <w:body>
     <w:p>
       <w:pPr>
-        <w:pStyle w:val="a"/>
+        <w:pStyle w:val="24"/>
         <w:keepNext w:val="0"/>
         <w:keepLines w:val="0"/>
         <w:pageBreakBefore w:val="0"/>
@@ -22,10 +21,10 @@
         <w:spacing w:before="3120" w:beforeLines="1000"/>
         <w:textAlignment w:val="baseline"/>
       </w:pPr>
-      <w:bookmarkStart w:id="0" w:name="_Toc16960"/>
+      <w:bookmarkStart w:id="0" w:name="_Toc7648"/>
       <w:r>
         <w:drawing>
-          <wp:anchor distT="0" distB="0" distL="114300" distR="114300" simplePos="0" relativeHeight="251660288" behindDoc="1" locked="0" layoutInCell="1" allowOverlap="1">
+          <wp:anchor distT="0" distB="0" distL="114300" distR="114300" simplePos="0" relativeHeight="251661312" behindDoc="1" locked="0" layoutInCell="1" allowOverlap="1">
             <wp:simplePos x="0" y="0"/>
             <wp:positionH relativeFrom="column">
               <wp:posOffset>-19050</wp:posOffset>
@@ -50,7 +49,7 @@
                     </pic:cNvPicPr>
                   </pic:nvPicPr>
                   <pic:blipFill>
-                    <a:blip xmlns:r="http://schemas.openxmlformats.org/officeDocument/2006/relationships" r:embed="rId4"/>
+                    <a:blip r:embed="rId7"/>
                     <a:stretch>
                       <a:fillRect/>
                     </a:stretch>
@@ -76,7 +75,7 @@
       </w:r>
       <w:r>
         <w:drawing>
-          <wp:anchor distT="0" distB="0" distL="114300" distR="114300" simplePos="0" relativeHeight="251659264" behindDoc="1" locked="0" layoutInCell="1" allowOverlap="1">
+          <wp:anchor distT="0" distB="0" distL="114300" distR="114300" simplePos="0" relativeHeight="251660288" behindDoc="1" locked="0" layoutInCell="1" allowOverlap="1">
             <wp:simplePos x="0" y="0"/>
             <wp:positionH relativeFrom="column">
               <wp:posOffset>0</wp:posOffset>
@@ -101,7 +100,7 @@
                     </pic:cNvPicPr>
                   </pic:nvPicPr>
                   <pic:blipFill>
-                    <a:blip xmlns:r="http://schemas.openxmlformats.org/officeDocument/2006/relationships" r:embed="rId5"/>
+                    <a:blip r:embed="rId8"/>
                     <a:stretch>
                       <a:fillRect/>
                     </a:stretch>
@@ -131,7 +130,7 @@
           <w:lang w:val="en-US" w:eastAsia="zh-CN"/>
         </w:rPr>
         <w:drawing>
-          <wp:anchor distT="0" distB="0" distL="114300" distR="114300" simplePos="0" relativeHeight="251658240" behindDoc="1" locked="0" layoutInCell="1" allowOverlap="1">
+          <wp:anchor distT="0" distB="0" distL="114300" distR="114300" simplePos="0" relativeHeight="251659264" behindDoc="1" locked="0" layoutInCell="1" allowOverlap="1">
             <wp:simplePos x="0" y="0"/>
             <wp:positionH relativeFrom="column">
               <wp:posOffset>635</wp:posOffset>
@@ -156,7 +155,7 @@
                     </pic:cNvPicPr>
                   </pic:nvPicPr>
                   <pic:blipFill>
-                    <a:blip xmlns:r="http://schemas.openxmlformats.org/officeDocument/2006/relationships" r:embed="rId6">
+                    <a:blip r:embed="rId9">
                       <a:alphaModFix amt="58000"/>
                       <a:lum contrast="-52000"/>
                     </a:blip>
@@ -190,7 +189,7 @@
     </w:p>
     <w:p>
       <w:pPr>
-        <w:pStyle w:val="a0"/>
+        <w:pStyle w:val="25"/>
         <w:keepNext w:val="0"/>
         <w:keepLines w:val="0"/>
         <w:pageBreakBefore w:val="0"/>
@@ -211,7 +210,7 @@
           <w:lang w:val="en-US" w:eastAsia="zh-CN"/>
         </w:rPr>
       </w:pPr>
-      <w:bookmarkStart w:id="1" w:name="_Toc4263"/>
+      <w:bookmarkStart w:id="1" w:name="_Toc11103"/>
       <w:r>
         <w:rPr>
           <w:rFonts w:hint="eastAsia"/>
@@ -237,11 +236,11 @@
         <w:adjustRightInd w:val="0"/>
         <w:snapToGrid w:val="0"/>
         <w:spacing w:after="624" w:afterLines="200" w:line="219" w:lineRule="auto"/>
-        <w:ind w:left="0" w:right="0" w:firstLine="0" w:leftChars="0" w:rightChars="0" w:firstLineChars="0"/>
+        <w:ind w:left="0" w:leftChars="0" w:right="0" w:rightChars="0" w:firstLine="0" w:firstLineChars="0"/>
         <w:jc w:val="center"/>
         <w:textAlignment w:val="baseline"/>
         <w:rPr>
-          <w:rFonts w:ascii="宋体" w:eastAsia="宋体" w:hAnsi="宋体" w:cs="宋体" w:hint="eastAsia"/>
+          <w:rFonts w:hint="eastAsia" w:ascii="宋体" w:hAnsi="宋体" w:eastAsia="宋体" w:cs="宋体"/>
           <w:sz w:val="24"/>
           <w:szCs w:val="24"/>
           <w:lang w:val="en-US" w:eastAsia="zh-CN"/>
@@ -249,7 +248,7 @@
       </w:pPr>
       <w:r>
         <w:rPr>
-          <w:rFonts w:ascii="宋体" w:eastAsia="宋体" w:hAnsi="宋体" w:cs="宋体"/>
+          <w:rFonts w:ascii="宋体" w:hAnsi="宋体" w:eastAsia="宋体" w:cs="宋体"/>
           <w:b/>
           <w:bCs/>
           <w:spacing w:val="-3"/>
@@ -260,7 +259,7 @@
       </w:r>
       <w:r>
         <w:rPr>
-          <w:rFonts w:ascii="宋体" w:eastAsia="宋体" w:hAnsi="宋体" w:cs="宋体" w:hint="eastAsia"/>
+          <w:rFonts w:hint="eastAsia" w:ascii="宋体" w:hAnsi="宋体" w:eastAsia="宋体" w:cs="宋体"/>
           <w:b/>
           <w:bCs/>
           <w:spacing w:val="-3"/>
@@ -272,7 +271,7 @@
       </w:r>
       <w:r>
         <w:rPr>
-          <w:rFonts w:ascii="宋体" w:eastAsia="宋体" w:hAnsi="宋体" w:cs="宋体"/>
+          <w:rFonts w:ascii="宋体" w:hAnsi="宋体" w:eastAsia="宋体" w:cs="宋体"/>
           <w:b/>
           <w:bCs/>
           <w:spacing w:val="-3"/>
@@ -283,7 +282,7 @@
       </w:r>
       <w:r>
         <w:rPr>
-          <w:rFonts w:ascii="宋体" w:hAnsi="宋体" w:cs="宋体" w:hint="eastAsia"/>
+          <w:rFonts w:hint="eastAsia" w:ascii="宋体" w:hAnsi="宋体" w:cs="宋体"/>
           <w:b/>
           <w:bCs/>
           <w:spacing w:val="-3"/>
@@ -295,7 +294,7 @@
       </w:r>
       <w:r>
         <w:rPr>
-          <w:rFonts w:ascii="宋体" w:eastAsia="宋体" w:hAnsi="宋体" w:cs="宋体"/>
+          <w:rFonts w:ascii="宋体" w:hAnsi="宋体" w:eastAsia="宋体" w:cs="宋体"/>
           <w:b/>
           <w:bCs/>
           <w:spacing w:val="-3"/>
@@ -306,7 +305,7 @@
       </w:r>
       <w:r>
         <w:rPr>
-          <w:rFonts w:ascii="宋体" w:hAnsi="宋体" w:cs="宋体" w:hint="eastAsia"/>
+          <w:rFonts w:hint="eastAsia" w:ascii="宋体" w:hAnsi="宋体" w:cs="宋体"/>
           <w:b/>
           <w:bCs/>
           <w:spacing w:val="-3"/>
@@ -319,17 +318,18 @@
     </w:p>
     <w:tbl>
       <w:tblPr>
-        <w:tblStyle w:val="TableGrid"/>
+        <w:tblStyle w:val="21"/>
         <w:tblW w:w="0" w:type="auto"/>
         <w:jc w:val="center"/>
         <w:tblBorders>
-          <w:top w:val="nil"/>
-          <w:left w:val="nil"/>
-          <w:bottom w:val="nil"/>
-          <w:right w:val="nil"/>
-          <w:insideH w:val="nil"/>
-          <w:insideV w:val="nil"/>
+          <w:top w:val="none" w:color="auto" w:sz="0" w:space="0"/>
+          <w:left w:val="none" w:color="auto" w:sz="0" w:space="0"/>
+          <w:bottom w:val="none" w:color="auto" w:sz="0" w:space="0"/>
+          <w:right w:val="none" w:color="auto" w:sz="0" w:space="0"/>
+          <w:insideH w:val="none" w:color="auto" w:sz="0" w:space="0"/>
+          <w:insideV w:val="none" w:color="auto" w:sz="0" w:space="0"/>
         </w:tblBorders>
+        <w:tblLayout w:type="autofit"/>
         <w:tblCellMar>
           <w:top w:w="0" w:type="dxa"/>
           <w:left w:w="108" w:type="dxa"/>
@@ -343,15 +343,13 @@
       </w:tblGrid>
       <w:tr>
         <w:tblPrEx>
-          <w:tblW w:w="0" w:type="auto"/>
-          <w:jc w:val="center"/>
           <w:tblBorders>
-            <w:top w:val="nil"/>
-            <w:left w:val="nil"/>
-            <w:bottom w:val="nil"/>
-            <w:right w:val="nil"/>
-            <w:insideH w:val="nil"/>
-            <w:insideV w:val="nil"/>
+            <w:top w:val="none" w:color="auto" w:sz="0" w:space="0"/>
+            <w:left w:val="none" w:color="auto" w:sz="0" w:space="0"/>
+            <w:bottom w:val="none" w:color="auto" w:sz="0" w:space="0"/>
+            <w:right w:val="none" w:color="auto" w:sz="0" w:space="0"/>
+            <w:insideH w:val="none" w:color="auto" w:sz="0" w:space="0"/>
+            <w:insideV w:val="none" w:color="auto" w:sz="0" w:space="0"/>
           </w:tblBorders>
           <w:tblCellMar>
             <w:top w:w="0" w:type="dxa"/>
@@ -361,7 +359,7 @@
           </w:tblCellMar>
         </w:tblPrEx>
         <w:trPr>
-          <w:trHeight w:val="810"/>
+          <w:trHeight w:val="810" w:hRule="atLeast"/>
           <w:jc w:val="center"/>
         </w:trPr>
         <w:tc>
@@ -399,7 +397,7 @@
             </w:r>
             <w:r>
               <w:rPr>
-                <w:rFonts w:asciiTheme="minorAscii" w:eastAsiaTheme="minorEastAsia" w:hAnsiTheme="minorAscii" w:hint="default"/>
+                <w:rFonts w:hint="default" w:asciiTheme="minorAscii" w:hAnsiTheme="minorAscii" w:eastAsiaTheme="minorEastAsia"/>
                 <w:spacing w:val="227"/>
                 <w:sz w:val="21"/>
                 <w:vertAlign w:val="baseline"/>
@@ -453,7 +451,7 @@
             </w:r>
             <w:r>
               <w:rPr>
-                <w:rFonts w:asciiTheme="minorAscii" w:eastAsiaTheme="minorEastAsia" w:hAnsiTheme="minorAscii" w:hint="eastAsia"/>
+                <w:rFonts w:hint="eastAsia" w:asciiTheme="minorAscii" w:hAnsiTheme="minorAscii" w:eastAsiaTheme="minorEastAsia"/>
                 <w:spacing w:val="227"/>
                 <w:sz w:val="21"/>
                 <w:vertAlign w:val="baseline"/>
@@ -475,8 +473,14 @@
       </w:tr>
       <w:tr>
         <w:tblPrEx>
-          <w:tblW w:w="0" w:type="auto"/>
-          <w:jc w:val="center"/>
+          <w:tblBorders>
+            <w:top w:val="none" w:color="auto" w:sz="0" w:space="0"/>
+            <w:left w:val="none" w:color="auto" w:sz="0" w:space="0"/>
+            <w:bottom w:val="none" w:color="auto" w:sz="0" w:space="0"/>
+            <w:right w:val="none" w:color="auto" w:sz="0" w:space="0"/>
+            <w:insideH w:val="none" w:color="auto" w:sz="0" w:space="0"/>
+            <w:insideV w:val="none" w:color="auto" w:sz="0" w:space="0"/>
+          </w:tblBorders>
           <w:tblCellMar>
             <w:top w:w="0" w:type="dxa"/>
             <w:left w:w="108" w:type="dxa"/>
@@ -485,7 +489,7 @@
           </w:tblCellMar>
         </w:tblPrEx>
         <w:trPr>
-          <w:trHeight w:val="810"/>
+          <w:trHeight w:val="810" w:hRule="atLeast"/>
           <w:jc w:val="center"/>
         </w:trPr>
         <w:tc>
@@ -509,7 +513,7 @@
               <w:snapToGrid w:val="0"/>
               <w:textAlignment w:val="baseline"/>
               <w:rPr>
-                <w:rFonts w:ascii="Arial" w:eastAsia="Arial" w:hAnsi="Arial" w:cs="Arial" w:hint="default"/>
+                <w:rFonts w:hint="default" w:ascii="Arial" w:hAnsi="Arial" w:eastAsia="Arial" w:cs="Arial"/>
                 <w:snapToGrid w:val="0"/>
                 <w:color w:val="000000"/>
                 <w:kern w:val="0"/>
@@ -541,7 +545,7 @@
             </w:r>
             <w:r>
               <w:rPr>
-                <w:rFonts w:asciiTheme="minorAscii" w:eastAsiaTheme="minorEastAsia" w:hAnsiTheme="minorAscii" w:hint="default"/>
+                <w:rFonts w:hint="default" w:asciiTheme="minorAscii" w:hAnsiTheme="minorAscii" w:eastAsiaTheme="minorEastAsia"/>
                 <w:spacing w:val="227"/>
                 <w:sz w:val="21"/>
                 <w:vertAlign w:val="baseline"/>
@@ -594,7 +598,7 @@
               <w:snapToGrid w:val="0"/>
               <w:textAlignment w:val="baseline"/>
               <w:rPr>
-                <w:rFonts w:ascii="Arial" w:eastAsia="Arial" w:hAnsi="Arial" w:cs="Arial" w:hint="default"/>
+                <w:rFonts w:hint="default" w:ascii="Arial" w:hAnsi="Arial" w:eastAsia="Arial" w:cs="Arial"/>
                 <w:snapToGrid w:val="0"/>
                 <w:color w:val="000000"/>
                 <w:kern w:val="0"/>
@@ -614,7 +618,7 @@
             </w:r>
             <w:r>
               <w:rPr>
-                <w:rFonts w:asciiTheme="minorAscii" w:eastAsiaTheme="minorEastAsia" w:hAnsiTheme="minorAscii" w:hint="eastAsia"/>
+                <w:rFonts w:hint="eastAsia" w:asciiTheme="minorAscii" w:hAnsiTheme="minorAscii" w:eastAsiaTheme="minorEastAsia"/>
                 <w:spacing w:val="227"/>
                 <w:sz w:val="21"/>
                 <w:vertAlign w:val="baseline"/>
@@ -636,8 +640,14 @@
       </w:tr>
       <w:tr>
         <w:tblPrEx>
-          <w:tblW w:w="0" w:type="auto"/>
-          <w:jc w:val="center"/>
+          <w:tblBorders>
+            <w:top w:val="none" w:color="auto" w:sz="0" w:space="0"/>
+            <w:left w:val="none" w:color="auto" w:sz="0" w:space="0"/>
+            <w:bottom w:val="none" w:color="auto" w:sz="0" w:space="0"/>
+            <w:right w:val="none" w:color="auto" w:sz="0" w:space="0"/>
+            <w:insideH w:val="none" w:color="auto" w:sz="0" w:space="0"/>
+            <w:insideV w:val="none" w:color="auto" w:sz="0" w:space="0"/>
+          </w:tblBorders>
           <w:tblCellMar>
             <w:top w:w="0" w:type="dxa"/>
             <w:left w:w="108" w:type="dxa"/>
@@ -646,7 +656,7 @@
           </w:tblCellMar>
         </w:tblPrEx>
         <w:trPr>
-          <w:trHeight w:val="635"/>
+          <w:trHeight w:val="635" w:hRule="atLeast"/>
           <w:jc w:val="center"/>
         </w:trPr>
         <w:tc>
@@ -696,7 +706,7 @@
             </w:r>
             <w:r>
               <w:rPr>
-                <w:rFonts w:asciiTheme="minorAscii" w:eastAsiaTheme="minorEastAsia" w:hAnsiTheme="minorAscii" w:hint="eastAsia"/>
+                <w:rFonts w:hint="eastAsia" w:asciiTheme="minorAscii" w:hAnsiTheme="minorAscii" w:eastAsiaTheme="minorEastAsia"/>
                 <w:spacing w:val="227"/>
                 <w:sz w:val="21"/>
                 <w:vertAlign w:val="baseline"/>
@@ -749,7 +759,7 @@
             </w:r>
             <w:r>
               <w:rPr>
-                <w:rFonts w:asciiTheme="minorAscii" w:eastAsiaTheme="minorEastAsia" w:hAnsiTheme="minorAscii" w:hint="eastAsia"/>
+                <w:rFonts w:hint="eastAsia" w:asciiTheme="minorAscii" w:hAnsiTheme="minorAscii" w:eastAsiaTheme="minorEastAsia"/>
                 <w:spacing w:val="227"/>
                 <w:sz w:val="21"/>
                 <w:vertAlign w:val="baseline"/>
@@ -808,14 +818,14 @@
         <w:ind w:left="3634"/>
         <w:textAlignment w:val="baseline"/>
         <w:rPr>
-          <w:rFonts w:ascii="宋体" w:eastAsia="宋体" w:hAnsi="宋体" w:cs="宋体"/>
+          <w:rFonts w:ascii="宋体" w:hAnsi="宋体" w:eastAsia="宋体" w:cs="宋体"/>
           <w:sz w:val="31"/>
           <w:szCs w:val="31"/>
         </w:rPr>
       </w:pPr>
       <w:r>
         <w:rPr>
-          <w:rFonts w:ascii="宋体" w:eastAsia="宋体" w:hAnsi="宋体" w:cs="宋体"/>
+          <w:rFonts w:ascii="宋体" w:hAnsi="宋体" w:eastAsia="宋体" w:cs="宋体"/>
           <w:b/>
           <w:bCs/>
           <w:spacing w:val="4"/>
@@ -827,16 +837,16 @@
     </w:p>
     <w:tbl>
       <w:tblPr>
-        <w:tblStyle w:val="TableNormal0"/>
+        <w:tblStyle w:val="26"/>
         <w:tblW w:w="8214" w:type="dxa"/>
         <w:jc w:val="center"/>
         <w:tblBorders>
-          <w:top w:val="single" w:sz="2" w:space="0" w:color="000000"/>
-          <w:left w:val="single" w:sz="2" w:space="0" w:color="000000"/>
-          <w:bottom w:val="single" w:sz="2" w:space="0" w:color="000000"/>
-          <w:right w:val="single" w:sz="2" w:space="0" w:color="000000"/>
-          <w:insideH w:val="single" w:sz="2" w:space="0" w:color="000000"/>
-          <w:insideV w:val="single" w:sz="2" w:space="0" w:color="000000"/>
+          <w:top w:val="single" w:color="000000" w:sz="2" w:space="0"/>
+          <w:left w:val="single" w:color="000000" w:sz="2" w:space="0"/>
+          <w:bottom w:val="single" w:color="000000" w:sz="2" w:space="0"/>
+          <w:right w:val="single" w:color="000000" w:sz="2" w:space="0"/>
+          <w:insideH w:val="single" w:color="000000" w:sz="2" w:space="0"/>
+          <w:insideV w:val="single" w:color="000000" w:sz="2" w:space="0"/>
         </w:tblBorders>
         <w:tblLayout w:type="fixed"/>
         <w:tblCellMar>
@@ -856,17 +866,14 @@
       </w:tblGrid>
       <w:tr>
         <w:tblPrEx>
-          <w:tblW w:w="8214" w:type="dxa"/>
-          <w:jc w:val="center"/>
           <w:tblBorders>
-            <w:top w:val="single" w:sz="2" w:space="0" w:color="000000"/>
-            <w:left w:val="single" w:sz="2" w:space="0" w:color="000000"/>
-            <w:bottom w:val="single" w:sz="2" w:space="0" w:color="000000"/>
-            <w:right w:val="single" w:sz="2" w:space="0" w:color="000000"/>
-            <w:insideH w:val="single" w:sz="2" w:space="0" w:color="000000"/>
-            <w:insideV w:val="single" w:sz="2" w:space="0" w:color="000000"/>
+            <w:top w:val="single" w:color="000000" w:sz="2" w:space="0"/>
+            <w:left w:val="single" w:color="000000" w:sz="2" w:space="0"/>
+            <w:bottom w:val="single" w:color="000000" w:sz="2" w:space="0"/>
+            <w:right w:val="single" w:color="000000" w:sz="2" w:space="0"/>
+            <w:insideH w:val="single" w:color="000000" w:sz="2" w:space="0"/>
+            <w:insideV w:val="single" w:color="000000" w:sz="2" w:space="0"/>
           </w:tblBorders>
-          <w:tblLayout w:type="fixed"/>
           <w:tblCellMar>
             <w:top w:w="0" w:type="dxa"/>
             <w:left w:w="0" w:type="dxa"/>
@@ -875,7 +882,7 @@
           </w:tblCellMar>
         </w:tblPrEx>
         <w:trPr>
-          <w:trHeight w:val="593"/>
+          <w:trHeight w:val="593" w:hRule="atLeast"/>
           <w:jc w:val="center"/>
         </w:trPr>
         <w:tc>
@@ -897,18 +904,18 @@
               <w:adjustRightInd w:val="0"/>
               <w:snapToGrid w:val="0"/>
               <w:spacing w:before="176" w:line="228" w:lineRule="auto"/>
-              <w:ind w:left="0" w:right="0" w:firstLine="0" w:leftChars="0" w:rightChars="0" w:firstLineChars="0"/>
+              <w:ind w:left="0" w:leftChars="0" w:right="0" w:rightChars="0" w:firstLine="0" w:firstLineChars="0"/>
               <w:jc w:val="center"/>
               <w:textAlignment w:val="baseline"/>
               <w:rPr>
-                <w:rFonts w:ascii="宋体" w:eastAsia="宋体" w:hAnsi="宋体" w:cs="宋体"/>
+                <w:rFonts w:ascii="宋体" w:hAnsi="宋体" w:eastAsia="宋体" w:cs="宋体"/>
                 <w:sz w:val="20"/>
                 <w:szCs w:val="20"/>
               </w:rPr>
             </w:pPr>
             <w:r>
               <w:rPr>
-                <w:rFonts w:ascii="宋体" w:hAnsi="宋体" w:cs="宋体" w:hint="eastAsia"/>
+                <w:rFonts w:hint="eastAsia" w:ascii="宋体" w:hAnsi="宋体" w:cs="宋体"/>
                 <w:spacing w:val="-14"/>
                 <w:sz w:val="20"/>
                 <w:szCs w:val="20"/>
@@ -918,7 +925,7 @@
             </w:r>
             <w:r>
               <w:rPr>
-                <w:rFonts w:ascii="宋体" w:eastAsia="宋体" w:hAnsi="宋体" w:cs="宋体"/>
+                <w:rFonts w:ascii="宋体" w:hAnsi="宋体" w:eastAsia="宋体" w:cs="宋体"/>
                 <w:spacing w:val="-14"/>
                 <w:sz w:val="20"/>
                 <w:szCs w:val="20"/>
@@ -946,18 +953,18 @@
               <w:adjustRightInd w:val="0"/>
               <w:snapToGrid w:val="0"/>
               <w:spacing w:before="175" w:line="227" w:lineRule="auto"/>
-              <w:ind w:left="0" w:right="0" w:firstLine="0" w:leftChars="0" w:rightChars="0" w:firstLineChars="0"/>
+              <w:ind w:left="0" w:leftChars="0" w:right="0" w:rightChars="0" w:firstLine="0" w:firstLineChars="0"/>
               <w:jc w:val="center"/>
               <w:textAlignment w:val="baseline"/>
               <w:rPr>
-                <w:rFonts w:ascii="宋体" w:eastAsia="宋体" w:hAnsi="宋体" w:cs="宋体"/>
+                <w:rFonts w:ascii="宋体" w:hAnsi="宋体" w:eastAsia="宋体" w:cs="宋体"/>
                 <w:sz w:val="20"/>
                 <w:szCs w:val="20"/>
               </w:rPr>
             </w:pPr>
             <w:r>
               <w:rPr>
-                <w:rFonts w:ascii="宋体" w:eastAsia="宋体" w:hAnsi="宋体" w:cs="宋体"/>
+                <w:rFonts w:ascii="宋体" w:hAnsi="宋体" w:eastAsia="宋体" w:cs="宋体"/>
                 <w:spacing w:val="4"/>
                 <w:sz w:val="20"/>
                 <w:szCs w:val="20"/>
@@ -985,18 +992,18 @@
               <w:adjustRightInd w:val="0"/>
               <w:snapToGrid w:val="0"/>
               <w:spacing w:before="175" w:line="228" w:lineRule="auto"/>
-              <w:ind w:left="0" w:right="0" w:firstLine="0" w:leftChars="0" w:rightChars="0" w:firstLineChars="0"/>
+              <w:ind w:left="0" w:leftChars="0" w:right="0" w:rightChars="0" w:firstLine="0" w:firstLineChars="0"/>
               <w:jc w:val="center"/>
               <w:textAlignment w:val="baseline"/>
               <w:rPr>
-                <w:rFonts w:ascii="宋体" w:eastAsia="宋体" w:hAnsi="宋体" w:cs="宋体"/>
+                <w:rFonts w:ascii="宋体" w:hAnsi="宋体" w:eastAsia="宋体" w:cs="宋体"/>
                 <w:sz w:val="20"/>
                 <w:szCs w:val="20"/>
               </w:rPr>
             </w:pPr>
             <w:r>
               <w:rPr>
-                <w:rFonts w:ascii="宋体" w:eastAsia="宋体" w:hAnsi="宋体" w:cs="宋体"/>
+                <w:rFonts w:ascii="宋体" w:hAnsi="宋体" w:eastAsia="宋体" w:cs="宋体"/>
                 <w:spacing w:val="7"/>
                 <w:sz w:val="20"/>
                 <w:szCs w:val="20"/>
@@ -1024,11 +1031,11 @@
               <w:adjustRightInd w:val="0"/>
               <w:snapToGrid w:val="0"/>
               <w:spacing w:before="175" w:line="228" w:lineRule="auto"/>
-              <w:ind w:left="0" w:right="0" w:firstLine="0" w:leftChars="0" w:rightChars="0" w:firstLineChars="0"/>
+              <w:ind w:left="0" w:leftChars="0" w:right="0" w:rightChars="0" w:firstLine="0" w:firstLineChars="0"/>
               <w:jc w:val="center"/>
               <w:textAlignment w:val="baseline"/>
               <w:rPr>
-                <w:rFonts w:ascii="宋体" w:eastAsia="宋体" w:hAnsi="宋体" w:cs="宋体" w:hint="eastAsia"/>
+                <w:rFonts w:hint="eastAsia" w:ascii="宋体" w:hAnsi="宋体" w:eastAsia="宋体" w:cs="宋体"/>
                 <w:spacing w:val="7"/>
                 <w:sz w:val="20"/>
                 <w:szCs w:val="20"/>
@@ -1037,7 +1044,7 @@
             </w:pPr>
             <w:r>
               <w:rPr>
-                <w:rFonts w:ascii="宋体" w:hAnsi="宋体" w:cs="宋体" w:hint="eastAsia"/>
+                <w:rFonts w:hint="eastAsia" w:ascii="宋体" w:hAnsi="宋体" w:cs="宋体"/>
                 <w:spacing w:val="7"/>
                 <w:sz w:val="20"/>
                 <w:szCs w:val="20"/>
@@ -1066,11 +1073,11 @@
               <w:adjustRightInd w:val="0"/>
               <w:snapToGrid w:val="0"/>
               <w:spacing w:before="175" w:line="228" w:lineRule="auto"/>
-              <w:ind w:left="0" w:right="0" w:firstLine="0" w:leftChars="0" w:rightChars="0" w:firstLineChars="0"/>
+              <w:ind w:left="0" w:leftChars="0" w:right="0" w:rightChars="0" w:firstLine="0" w:firstLineChars="0"/>
               <w:jc w:val="center"/>
               <w:textAlignment w:val="baseline"/>
               <w:rPr>
-                <w:rFonts w:ascii="宋体" w:hAnsi="宋体" w:cs="宋体" w:hint="default"/>
+                <w:rFonts w:hint="default" w:ascii="宋体" w:hAnsi="宋体" w:cs="宋体"/>
                 <w:spacing w:val="7"/>
                 <w:sz w:val="20"/>
                 <w:szCs w:val="20"/>
@@ -1079,7 +1086,7 @@
             </w:pPr>
             <w:r>
               <w:rPr>
-                <w:rFonts w:ascii="宋体" w:hAnsi="宋体" w:cs="宋体" w:hint="eastAsia"/>
+                <w:rFonts w:hint="eastAsia" w:ascii="宋体" w:hAnsi="宋体" w:cs="宋体"/>
                 <w:spacing w:val="7"/>
                 <w:sz w:val="20"/>
                 <w:szCs w:val="20"/>
@@ -1108,18 +1115,18 @@
               <w:adjustRightInd w:val="0"/>
               <w:snapToGrid w:val="0"/>
               <w:spacing w:before="176" w:line="229" w:lineRule="auto"/>
-              <w:ind w:left="0" w:right="0" w:firstLine="0" w:leftChars="0" w:rightChars="0" w:firstLineChars="0"/>
+              <w:ind w:left="0" w:leftChars="0" w:right="0" w:rightChars="0" w:firstLine="0" w:firstLineChars="0"/>
               <w:jc w:val="center"/>
               <w:textAlignment w:val="baseline"/>
               <w:rPr>
-                <w:rFonts w:ascii="宋体" w:eastAsia="宋体" w:hAnsi="宋体" w:cs="宋体"/>
+                <w:rFonts w:ascii="宋体" w:hAnsi="宋体" w:eastAsia="宋体" w:cs="宋体"/>
                 <w:sz w:val="20"/>
                 <w:szCs w:val="20"/>
               </w:rPr>
             </w:pPr>
             <w:r>
               <w:rPr>
-                <w:rFonts w:ascii="宋体" w:eastAsia="宋体" w:hAnsi="宋体" w:cs="宋体"/>
+                <w:rFonts w:ascii="宋体" w:hAnsi="宋体" w:eastAsia="宋体" w:cs="宋体"/>
                 <w:spacing w:val="7"/>
                 <w:sz w:val="20"/>
                 <w:szCs w:val="20"/>
@@ -1131,9 +1138,14 @@
       </w:tr>
       <w:tr>
         <w:tblPrEx>
-          <w:tblW w:w="8214" w:type="dxa"/>
-          <w:jc w:val="center"/>
-          <w:tblLayout w:type="fixed"/>
+          <w:tblBorders>
+            <w:top w:val="single" w:color="000000" w:sz="2" w:space="0"/>
+            <w:left w:val="single" w:color="000000" w:sz="2" w:space="0"/>
+            <w:bottom w:val="single" w:color="000000" w:sz="2" w:space="0"/>
+            <w:right w:val="single" w:color="000000" w:sz="2" w:space="0"/>
+            <w:insideH w:val="single" w:color="000000" w:sz="2" w:space="0"/>
+            <w:insideV w:val="single" w:color="000000" w:sz="2" w:space="0"/>
+          </w:tblBorders>
           <w:tblCellMar>
             <w:top w:w="0" w:type="dxa"/>
             <w:left w:w="0" w:type="dxa"/>
@@ -1142,7 +1154,7 @@
           </w:tblCellMar>
         </w:tblPrEx>
         <w:trPr>
-          <w:trHeight w:val="516"/>
+          <w:trHeight w:val="516" w:hRule="atLeast"/>
           <w:jc w:val="center"/>
         </w:trPr>
         <w:tc>
@@ -1164,11 +1176,11 @@
               <w:adjustRightInd w:val="0"/>
               <w:snapToGrid w:val="0"/>
               <w:spacing w:before="173" w:line="267" w:lineRule="exact"/>
-              <w:ind w:left="0" w:right="0" w:firstLine="0" w:leftChars="0" w:rightChars="0" w:firstLineChars="0"/>
+              <w:ind w:left="0" w:leftChars="0" w:right="0" w:rightChars="0" w:firstLine="0" w:firstLineChars="0"/>
               <w:jc w:val="center"/>
               <w:textAlignment w:val="baseline"/>
               <w:rPr>
-                <w:rFonts w:ascii="宋体" w:eastAsia="宋体" w:hAnsi="宋体" w:cs="宋体" w:hint="default"/>
+                <w:rFonts w:hint="default" w:ascii="宋体" w:hAnsi="宋体" w:eastAsia="宋体" w:cs="宋体"/>
                 <w:sz w:val="20"/>
                 <w:szCs w:val="20"/>
                 <w:lang w:val="en-US"/>
@@ -1176,7 +1188,7 @@
             </w:pPr>
             <w:r>
               <w:rPr>
-                <w:rFonts w:ascii="宋体" w:eastAsia="宋体" w:hAnsi="宋体" w:cs="宋体"/>
+                <w:rFonts w:ascii="宋体" w:hAnsi="宋体" w:eastAsia="宋体" w:cs="宋体"/>
                 <w:spacing w:val="3"/>
                 <w:position w:val="1"/>
                 <w:sz w:val="20"/>
@@ -1186,7 +1198,7 @@
             </w:r>
             <w:r>
               <w:rPr>
-                <w:rFonts w:ascii="宋体" w:hAnsi="宋体" w:cs="宋体" w:hint="eastAsia"/>
+                <w:rFonts w:hint="eastAsia" w:ascii="宋体" w:hAnsi="宋体" w:cs="宋体"/>
                 <w:spacing w:val="3"/>
                 <w:position w:val="1"/>
                 <w:sz w:val="20"/>
@@ -1197,7 +1209,7 @@
             </w:r>
             <w:r>
               <w:rPr>
-                <w:rFonts w:ascii="宋体" w:eastAsia="宋体" w:hAnsi="宋体" w:cs="宋体"/>
+                <w:rFonts w:ascii="宋体" w:hAnsi="宋体" w:eastAsia="宋体" w:cs="宋体"/>
                 <w:spacing w:val="3"/>
                 <w:position w:val="1"/>
                 <w:sz w:val="20"/>
@@ -1207,7 +1219,7 @@
             </w:r>
             <w:r>
               <w:rPr>
-                <w:rFonts w:ascii="宋体" w:hAnsi="宋体" w:cs="宋体" w:hint="eastAsia"/>
+                <w:rFonts w:hint="eastAsia" w:ascii="宋体" w:hAnsi="宋体" w:cs="宋体"/>
                 <w:spacing w:val="3"/>
                 <w:position w:val="1"/>
                 <w:sz w:val="20"/>
@@ -1237,18 +1249,18 @@
               <w:adjustRightInd w:val="0"/>
               <w:snapToGrid w:val="0"/>
               <w:spacing w:before="173" w:line="267" w:lineRule="exact"/>
-              <w:ind w:left="0" w:right="0" w:firstLine="0" w:leftChars="0" w:rightChars="0" w:firstLineChars="0"/>
+              <w:ind w:left="0" w:leftChars="0" w:right="0" w:rightChars="0" w:firstLine="0" w:firstLineChars="0"/>
               <w:jc w:val="center"/>
               <w:textAlignment w:val="baseline"/>
               <w:rPr>
-                <w:rFonts w:ascii="宋体" w:eastAsia="宋体" w:hAnsi="宋体" w:cs="宋体"/>
+                <w:rFonts w:ascii="宋体" w:hAnsi="宋体" w:eastAsia="宋体" w:cs="宋体"/>
                 <w:sz w:val="20"/>
                 <w:szCs w:val="20"/>
               </w:rPr>
             </w:pPr>
             <w:r>
               <w:rPr>
-                <w:rFonts w:ascii="宋体" w:eastAsia="宋体" w:hAnsi="宋体" w:cs="宋体"/>
+                <w:rFonts w:ascii="宋体" w:hAnsi="宋体" w:eastAsia="宋体" w:cs="宋体"/>
                 <w:spacing w:val="4"/>
                 <w:position w:val="1"/>
                 <w:sz w:val="20"/>
@@ -1277,18 +1289,18 @@
               <w:adjustRightInd w:val="0"/>
               <w:snapToGrid w:val="0"/>
               <w:spacing w:before="172" w:line="228" w:lineRule="auto"/>
-              <w:ind w:left="0" w:right="0" w:firstLine="0" w:leftChars="0" w:rightChars="0" w:firstLineChars="0"/>
+              <w:ind w:left="0" w:leftChars="0" w:right="0" w:rightChars="0" w:firstLine="0" w:firstLineChars="0"/>
               <w:jc w:val="center"/>
               <w:textAlignment w:val="baseline"/>
               <w:rPr>
-                <w:rFonts w:ascii="宋体" w:eastAsia="宋体" w:hAnsi="宋体" w:cs="宋体"/>
+                <w:rFonts w:ascii="宋体" w:hAnsi="宋体" w:eastAsia="宋体" w:cs="宋体"/>
                 <w:sz w:val="20"/>
                 <w:szCs w:val="20"/>
               </w:rPr>
             </w:pPr>
             <w:r>
               <w:rPr>
-                <w:rFonts w:ascii="宋体" w:eastAsia="宋体" w:hAnsi="宋体" w:cs="宋体"/>
+                <w:rFonts w:ascii="宋体" w:hAnsi="宋体" w:eastAsia="宋体" w:cs="宋体"/>
                 <w:spacing w:val="200"/>
                 <w:kern w:val="0"/>
                 <w:sz w:val="20"/>
@@ -1298,7 +1310,7 @@
             </w:r>
             <w:r>
               <w:rPr>
-                <w:rFonts w:ascii="宋体" w:eastAsia="宋体" w:hAnsi="宋体" w:cs="宋体"/>
+                <w:rFonts w:ascii="宋体" w:hAnsi="宋体" w:eastAsia="宋体" w:cs="宋体"/>
                 <w:spacing w:val="0"/>
                 <w:kern w:val="0"/>
                 <w:sz w:val="20"/>
@@ -1327,11 +1339,11 @@
               <w:adjustRightInd w:val="0"/>
               <w:snapToGrid w:val="0"/>
               <w:spacing w:before="173" w:line="229" w:lineRule="auto"/>
-              <w:ind w:left="0" w:right="0" w:firstLine="0" w:leftChars="0" w:rightChars="0" w:firstLineChars="0"/>
+              <w:ind w:left="0" w:leftChars="0" w:right="0" w:rightChars="0" w:firstLine="0" w:firstLineChars="0"/>
               <w:jc w:val="center"/>
               <w:textAlignment w:val="baseline"/>
               <w:rPr>
-                <w:rFonts w:ascii="宋体" w:eastAsia="宋体" w:hAnsi="宋体" w:cs="宋体"/>
+                <w:rFonts w:ascii="宋体" w:hAnsi="宋体" w:eastAsia="宋体" w:cs="宋体"/>
                 <w:spacing w:val="200"/>
                 <w:kern w:val="0"/>
                 <w:sz w:val="20"/>
@@ -1340,7 +1352,7 @@
             </w:pPr>
             <w:r>
               <w:rPr>
-                <w:rFonts w:asciiTheme="minorAscii" w:eastAsiaTheme="minorEastAsia" w:hAnsiTheme="minorAscii" w:hint="eastAsia"/>
+                <w:rFonts w:hint="eastAsia" w:asciiTheme="minorAscii" w:hAnsiTheme="minorAscii" w:eastAsiaTheme="minorEastAsia"/>
                 <w:spacing w:val="0"/>
                 <w:kern w:val="0"/>
                 <w:sz w:val="21"/>
@@ -1370,11 +1382,11 @@
               <w:adjustRightInd w:val="0"/>
               <w:snapToGrid w:val="0"/>
               <w:spacing w:before="172" w:line="228" w:lineRule="auto"/>
-              <w:ind w:left="0" w:right="0" w:firstLine="0" w:leftChars="0" w:rightChars="0" w:firstLineChars="0"/>
+              <w:ind w:left="0" w:leftChars="0" w:right="0" w:rightChars="0" w:firstLine="0" w:firstLineChars="0"/>
               <w:jc w:val="center"/>
               <w:textAlignment w:val="baseline"/>
               <w:rPr>
-                <w:rFonts w:ascii="宋体" w:eastAsia="宋体" w:hAnsi="宋体" w:cs="宋体"/>
+                <w:rFonts w:ascii="宋体" w:hAnsi="宋体" w:eastAsia="宋体" w:cs="宋体"/>
                 <w:spacing w:val="200"/>
                 <w:kern w:val="0"/>
                 <w:sz w:val="20"/>
@@ -1383,7 +1395,7 @@
             </w:pPr>
             <w:r>
               <w:rPr>
-                <w:rFonts w:ascii="宋体" w:eastAsia="宋体" w:hAnsi="宋体" w:cs="宋体" w:hint="eastAsia"/>
+                <w:rFonts w:hint="eastAsia" w:ascii="宋体" w:hAnsi="宋体" w:eastAsia="宋体" w:cs="宋体"/>
                 <w:spacing w:val="200"/>
                 <w:kern w:val="0"/>
                 <w:sz w:val="20"/>
@@ -1393,7 +1405,7 @@
             </w:r>
             <w:r>
               <w:rPr>
-                <w:rFonts w:asciiTheme="minorAscii" w:eastAsiaTheme="minorEastAsia" w:hAnsiTheme="minorAscii" w:hint="eastAsia"/>
+                <w:rFonts w:hint="eastAsia" w:asciiTheme="minorAscii" w:hAnsiTheme="minorAscii" w:eastAsiaTheme="minorEastAsia"/>
                 <w:spacing w:val="0"/>
                 <w:kern w:val="0"/>
                 <w:sz w:val="21"/>
@@ -1423,18 +1435,18 @@
               <w:adjustRightInd w:val="0"/>
               <w:snapToGrid w:val="0"/>
               <w:spacing w:before="173" w:line="229" w:lineRule="auto"/>
-              <w:ind w:left="0" w:right="0" w:firstLine="0" w:leftChars="0" w:rightChars="0" w:firstLineChars="0"/>
+              <w:ind w:left="0" w:leftChars="0" w:right="0" w:rightChars="0" w:firstLine="0" w:firstLineChars="0"/>
               <w:jc w:val="center"/>
               <w:textAlignment w:val="baseline"/>
               <w:rPr>
-                <w:rFonts w:ascii="宋体" w:eastAsia="宋体" w:hAnsi="宋体" w:cs="宋体"/>
+                <w:rFonts w:ascii="宋体" w:hAnsi="宋体" w:eastAsia="宋体" w:cs="宋体"/>
                 <w:sz w:val="20"/>
                 <w:szCs w:val="20"/>
               </w:rPr>
             </w:pPr>
             <w:r>
               <w:rPr>
-                <w:rFonts w:asciiTheme="minorAscii" w:eastAsiaTheme="minorEastAsia" w:hAnsiTheme="minorAscii" w:hint="eastAsia"/>
+                <w:rFonts w:hint="eastAsia" w:asciiTheme="minorAscii" w:hAnsiTheme="minorAscii" w:eastAsiaTheme="minorEastAsia"/>
                 <w:spacing w:val="0"/>
                 <w:kern w:val="0"/>
                 <w:sz w:val="21"/>
@@ -1448,9 +1460,14 @@
       </w:tr>
       <w:tr>
         <w:tblPrEx>
-          <w:tblW w:w="8214" w:type="dxa"/>
-          <w:jc w:val="center"/>
-          <w:tblLayout w:type="fixed"/>
+          <w:tblBorders>
+            <w:top w:val="single" w:color="000000" w:sz="2" w:space="0"/>
+            <w:left w:val="single" w:color="000000" w:sz="2" w:space="0"/>
+            <w:bottom w:val="single" w:color="000000" w:sz="2" w:space="0"/>
+            <w:right w:val="single" w:color="000000" w:sz="2" w:space="0"/>
+            <w:insideH w:val="single" w:color="000000" w:sz="2" w:space="0"/>
+            <w:insideV w:val="single" w:color="000000" w:sz="2" w:space="0"/>
+          </w:tblBorders>
           <w:tblCellMar>
             <w:top w:w="0" w:type="dxa"/>
             <w:left w:w="0" w:type="dxa"/>
@@ -1459,7 +1476,7 @@
           </w:tblCellMar>
         </w:tblPrEx>
         <w:trPr>
-          <w:trHeight w:val="556"/>
+          <w:trHeight w:val="556" w:hRule="atLeast"/>
           <w:jc w:val="center"/>
         </w:trPr>
         <w:tc>
@@ -1468,7 +1485,7 @@
           </w:tcPr>
           <w:p>
             <w:pPr>
-              <w:pStyle w:val="TableText"/>
+              <w:pStyle w:val="27"/>
               <w:keepNext w:val="0"/>
               <w:keepLines w:val="0"/>
               <w:pageBreakBefore w:val="0"/>
@@ -1481,7 +1498,7 @@
               <w:bidi w:val="0"/>
               <w:adjustRightInd w:val="0"/>
               <w:snapToGrid w:val="0"/>
-              <w:ind w:left="0" w:right="0" w:firstLine="0" w:leftChars="0" w:rightChars="0" w:firstLineChars="0"/>
+              <w:ind w:left="0" w:leftChars="0" w:right="0" w:rightChars="0" w:firstLine="0" w:firstLineChars="0"/>
               <w:jc w:val="center"/>
               <w:textAlignment w:val="baseline"/>
             </w:pPr>
@@ -1493,7 +1510,7 @@
           </w:tcPr>
           <w:p>
             <w:pPr>
-              <w:pStyle w:val="TableText"/>
+              <w:pStyle w:val="27"/>
               <w:keepNext w:val="0"/>
               <w:keepLines w:val="0"/>
               <w:pageBreakBefore w:val="0"/>
@@ -1506,7 +1523,7 @@
               <w:bidi w:val="0"/>
               <w:adjustRightInd w:val="0"/>
               <w:snapToGrid w:val="0"/>
-              <w:ind w:left="0" w:right="0" w:firstLine="0" w:leftChars="0" w:rightChars="0" w:firstLineChars="0"/>
+              <w:ind w:left="0" w:leftChars="0" w:right="0" w:rightChars="0" w:firstLine="0" w:firstLineChars="0"/>
               <w:jc w:val="center"/>
               <w:textAlignment w:val="baseline"/>
             </w:pPr>
@@ -1518,7 +1535,7 @@
           </w:tcPr>
           <w:p>
             <w:pPr>
-              <w:pStyle w:val="TableText"/>
+              <w:pStyle w:val="27"/>
               <w:keepNext w:val="0"/>
               <w:keepLines w:val="0"/>
               <w:pageBreakBefore w:val="0"/>
@@ -1531,7 +1548,7 @@
               <w:bidi w:val="0"/>
               <w:adjustRightInd w:val="0"/>
               <w:snapToGrid w:val="0"/>
-              <w:ind w:left="0" w:right="0" w:firstLine="0" w:leftChars="0" w:rightChars="0" w:firstLineChars="0"/>
+              <w:ind w:left="0" w:leftChars="0" w:right="0" w:rightChars="0" w:firstLine="0" w:firstLineChars="0"/>
               <w:jc w:val="center"/>
               <w:textAlignment w:val="baseline"/>
             </w:pPr>
@@ -1543,7 +1560,7 @@
           </w:tcPr>
           <w:p>
             <w:pPr>
-              <w:pStyle w:val="TableText"/>
+              <w:pStyle w:val="27"/>
               <w:keepNext w:val="0"/>
               <w:keepLines w:val="0"/>
               <w:pageBreakBefore w:val="0"/>
@@ -1556,7 +1573,7 @@
               <w:bidi w:val="0"/>
               <w:adjustRightInd w:val="0"/>
               <w:snapToGrid w:val="0"/>
-              <w:ind w:left="0" w:right="0" w:firstLine="0" w:leftChars="0" w:rightChars="0" w:firstLineChars="0"/>
+              <w:ind w:left="0" w:leftChars="0" w:right="0" w:rightChars="0" w:firstLine="0" w:firstLineChars="0"/>
               <w:jc w:val="center"/>
               <w:textAlignment w:val="baseline"/>
             </w:pPr>
@@ -1568,7 +1585,7 @@
           </w:tcPr>
           <w:p>
             <w:pPr>
-              <w:pStyle w:val="TableText"/>
+              <w:pStyle w:val="27"/>
               <w:keepNext w:val="0"/>
               <w:keepLines w:val="0"/>
               <w:pageBreakBefore w:val="0"/>
@@ -1581,7 +1598,7 @@
               <w:bidi w:val="0"/>
               <w:adjustRightInd w:val="0"/>
               <w:snapToGrid w:val="0"/>
-              <w:ind w:left="0" w:right="0" w:firstLine="0" w:leftChars="0" w:rightChars="0" w:firstLineChars="0"/>
+              <w:ind w:left="0" w:leftChars="0" w:right="0" w:rightChars="0" w:firstLine="0" w:firstLineChars="0"/>
               <w:jc w:val="center"/>
               <w:textAlignment w:val="baseline"/>
             </w:pPr>
@@ -1593,7 +1610,7 @@
           </w:tcPr>
           <w:p>
             <w:pPr>
-              <w:pStyle w:val="TableText"/>
+              <w:pStyle w:val="27"/>
               <w:keepNext w:val="0"/>
               <w:keepLines w:val="0"/>
               <w:pageBreakBefore w:val="0"/>
@@ -1606,7 +1623,7 @@
               <w:bidi w:val="0"/>
               <w:adjustRightInd w:val="0"/>
               <w:snapToGrid w:val="0"/>
-              <w:ind w:left="0" w:right="0" w:firstLine="0" w:leftChars="0" w:rightChars="0" w:firstLineChars="0"/>
+              <w:ind w:left="0" w:leftChars="0" w:right="0" w:rightChars="0" w:firstLine="0" w:firstLineChars="0"/>
               <w:jc w:val="center"/>
               <w:textAlignment w:val="baseline"/>
             </w:pPr>
@@ -1615,9 +1632,14 @@
       </w:tr>
       <w:tr>
         <w:tblPrEx>
-          <w:tblW w:w="8214" w:type="dxa"/>
-          <w:jc w:val="center"/>
-          <w:tblLayout w:type="fixed"/>
+          <w:tblBorders>
+            <w:top w:val="single" w:color="000000" w:sz="2" w:space="0"/>
+            <w:left w:val="single" w:color="000000" w:sz="2" w:space="0"/>
+            <w:bottom w:val="single" w:color="000000" w:sz="2" w:space="0"/>
+            <w:right w:val="single" w:color="000000" w:sz="2" w:space="0"/>
+            <w:insideH w:val="single" w:color="000000" w:sz="2" w:space="0"/>
+            <w:insideV w:val="single" w:color="000000" w:sz="2" w:space="0"/>
+          </w:tblBorders>
           <w:tblCellMar>
             <w:top w:w="0" w:type="dxa"/>
             <w:left w:w="0" w:type="dxa"/>
@@ -1626,7 +1648,7 @@
           </w:tblCellMar>
         </w:tblPrEx>
         <w:trPr>
-          <w:trHeight w:val="556"/>
+          <w:trHeight w:val="556" w:hRule="atLeast"/>
           <w:jc w:val="center"/>
         </w:trPr>
         <w:tc>
@@ -1635,7 +1657,7 @@
           </w:tcPr>
           <w:p>
             <w:pPr>
-              <w:pStyle w:val="TableText"/>
+              <w:pStyle w:val="27"/>
               <w:keepNext w:val="0"/>
               <w:keepLines w:val="0"/>
               <w:pageBreakBefore w:val="0"/>
@@ -1648,7 +1670,7 @@
               <w:bidi w:val="0"/>
               <w:adjustRightInd w:val="0"/>
               <w:snapToGrid w:val="0"/>
-              <w:ind w:left="0" w:right="0" w:firstLine="0" w:leftChars="0" w:rightChars="0" w:firstLineChars="0"/>
+              <w:ind w:left="0" w:leftChars="0" w:right="0" w:rightChars="0" w:firstLine="0" w:firstLineChars="0"/>
               <w:jc w:val="center"/>
               <w:textAlignment w:val="baseline"/>
             </w:pPr>
@@ -1660,7 +1682,7 @@
           </w:tcPr>
           <w:p>
             <w:pPr>
-              <w:pStyle w:val="TableText"/>
+              <w:pStyle w:val="27"/>
               <w:keepNext w:val="0"/>
               <w:keepLines w:val="0"/>
               <w:pageBreakBefore w:val="0"/>
@@ -1673,7 +1695,7 @@
               <w:bidi w:val="0"/>
               <w:adjustRightInd w:val="0"/>
               <w:snapToGrid w:val="0"/>
-              <w:ind w:left="0" w:right="0" w:firstLine="0" w:leftChars="0" w:rightChars="0" w:firstLineChars="0"/>
+              <w:ind w:left="0" w:leftChars="0" w:right="0" w:rightChars="0" w:firstLine="0" w:firstLineChars="0"/>
               <w:jc w:val="center"/>
               <w:textAlignment w:val="baseline"/>
             </w:pPr>
@@ -1685,7 +1707,7 @@
           </w:tcPr>
           <w:p>
             <w:pPr>
-              <w:pStyle w:val="TableText"/>
+              <w:pStyle w:val="27"/>
               <w:keepNext w:val="0"/>
               <w:keepLines w:val="0"/>
               <w:pageBreakBefore w:val="0"/>
@@ -1698,7 +1720,7 @@
               <w:bidi w:val="0"/>
               <w:adjustRightInd w:val="0"/>
               <w:snapToGrid w:val="0"/>
-              <w:ind w:left="0" w:right="0" w:firstLine="0" w:leftChars="0" w:rightChars="0" w:firstLineChars="0"/>
+              <w:ind w:left="0" w:leftChars="0" w:right="0" w:rightChars="0" w:firstLine="0" w:firstLineChars="0"/>
               <w:jc w:val="center"/>
               <w:textAlignment w:val="baseline"/>
             </w:pPr>
@@ -1710,7 +1732,7 @@
           </w:tcPr>
           <w:p>
             <w:pPr>
-              <w:pStyle w:val="TableText"/>
+              <w:pStyle w:val="27"/>
               <w:keepNext w:val="0"/>
               <w:keepLines w:val="0"/>
               <w:pageBreakBefore w:val="0"/>
@@ -1723,7 +1745,7 @@
               <w:bidi w:val="0"/>
               <w:adjustRightInd w:val="0"/>
               <w:snapToGrid w:val="0"/>
-              <w:ind w:left="0" w:right="0" w:firstLine="0" w:leftChars="0" w:rightChars="0" w:firstLineChars="0"/>
+              <w:ind w:left="0" w:leftChars="0" w:right="0" w:rightChars="0" w:firstLine="0" w:firstLineChars="0"/>
               <w:jc w:val="center"/>
               <w:textAlignment w:val="baseline"/>
             </w:pPr>
@@ -1735,7 +1757,7 @@
           </w:tcPr>
           <w:p>
             <w:pPr>
-              <w:pStyle w:val="TableText"/>
+              <w:pStyle w:val="27"/>
               <w:keepNext w:val="0"/>
               <w:keepLines w:val="0"/>
               <w:pageBreakBefore w:val="0"/>
@@ -1748,7 +1770,7 @@
               <w:bidi w:val="0"/>
               <w:adjustRightInd w:val="0"/>
               <w:snapToGrid w:val="0"/>
-              <w:ind w:left="0" w:right="0" w:firstLine="0" w:leftChars="0" w:rightChars="0" w:firstLineChars="0"/>
+              <w:ind w:left="0" w:leftChars="0" w:right="0" w:rightChars="0" w:firstLine="0" w:firstLineChars="0"/>
               <w:jc w:val="center"/>
               <w:textAlignment w:val="baseline"/>
             </w:pPr>
@@ -1760,7 +1782,7 @@
           </w:tcPr>
           <w:p>
             <w:pPr>
-              <w:pStyle w:val="TableText"/>
+              <w:pStyle w:val="27"/>
               <w:keepNext w:val="0"/>
               <w:keepLines w:val="0"/>
               <w:pageBreakBefore w:val="0"/>
@@ -1773,7 +1795,7 @@
               <w:bidi w:val="0"/>
               <w:adjustRightInd w:val="0"/>
               <w:snapToGrid w:val="0"/>
-              <w:ind w:left="0" w:right="0" w:firstLine="0" w:leftChars="0" w:rightChars="0" w:firstLineChars="0"/>
+              <w:ind w:left="0" w:leftChars="0" w:right="0" w:rightChars="0" w:firstLine="0" w:firstLineChars="0"/>
               <w:jc w:val="center"/>
               <w:textAlignment w:val="baseline"/>
             </w:pPr>
@@ -1782,9 +1804,14 @@
       </w:tr>
       <w:tr>
         <w:tblPrEx>
-          <w:tblW w:w="8214" w:type="dxa"/>
-          <w:jc w:val="center"/>
-          <w:tblLayout w:type="fixed"/>
+          <w:tblBorders>
+            <w:top w:val="single" w:color="000000" w:sz="2" w:space="0"/>
+            <w:left w:val="single" w:color="000000" w:sz="2" w:space="0"/>
+            <w:bottom w:val="single" w:color="000000" w:sz="2" w:space="0"/>
+            <w:right w:val="single" w:color="000000" w:sz="2" w:space="0"/>
+            <w:insideH w:val="single" w:color="000000" w:sz="2" w:space="0"/>
+            <w:insideV w:val="single" w:color="000000" w:sz="2" w:space="0"/>
+          </w:tblBorders>
           <w:tblCellMar>
             <w:top w:w="0" w:type="dxa"/>
             <w:left w:w="0" w:type="dxa"/>
@@ -1793,7 +1820,7 @@
           </w:tblCellMar>
         </w:tblPrEx>
         <w:trPr>
-          <w:trHeight w:val="557"/>
+          <w:trHeight w:val="557" w:hRule="atLeast"/>
           <w:jc w:val="center"/>
         </w:trPr>
         <w:tc>
@@ -1802,7 +1829,7 @@
           </w:tcPr>
           <w:p>
             <w:pPr>
-              <w:pStyle w:val="TableText"/>
+              <w:pStyle w:val="27"/>
               <w:keepNext w:val="0"/>
               <w:keepLines w:val="0"/>
               <w:pageBreakBefore w:val="0"/>
@@ -1815,7 +1842,7 @@
               <w:bidi w:val="0"/>
               <w:adjustRightInd w:val="0"/>
               <w:snapToGrid w:val="0"/>
-              <w:ind w:left="0" w:right="0" w:firstLine="0" w:leftChars="0" w:rightChars="0" w:firstLineChars="0"/>
+              <w:ind w:left="0" w:leftChars="0" w:right="0" w:rightChars="0" w:firstLine="0" w:firstLineChars="0"/>
               <w:jc w:val="center"/>
               <w:textAlignment w:val="baseline"/>
             </w:pPr>
@@ -1827,7 +1854,7 @@
           </w:tcPr>
           <w:p>
             <w:pPr>
-              <w:pStyle w:val="TableText"/>
+              <w:pStyle w:val="27"/>
               <w:keepNext w:val="0"/>
               <w:keepLines w:val="0"/>
               <w:pageBreakBefore w:val="0"/>
@@ -1840,7 +1867,7 @@
               <w:bidi w:val="0"/>
               <w:adjustRightInd w:val="0"/>
               <w:snapToGrid w:val="0"/>
-              <w:ind w:left="0" w:right="0" w:firstLine="0" w:leftChars="0" w:rightChars="0" w:firstLineChars="0"/>
+              <w:ind w:left="0" w:leftChars="0" w:right="0" w:rightChars="0" w:firstLine="0" w:firstLineChars="0"/>
               <w:jc w:val="center"/>
               <w:textAlignment w:val="baseline"/>
             </w:pPr>
@@ -1852,7 +1879,7 @@
           </w:tcPr>
           <w:p>
             <w:pPr>
-              <w:pStyle w:val="TableText"/>
+              <w:pStyle w:val="27"/>
               <w:keepNext w:val="0"/>
               <w:keepLines w:val="0"/>
               <w:pageBreakBefore w:val="0"/>
@@ -1865,7 +1892,7 @@
               <w:bidi w:val="0"/>
               <w:adjustRightInd w:val="0"/>
               <w:snapToGrid w:val="0"/>
-              <w:ind w:left="0" w:right="0" w:firstLine="0" w:leftChars="0" w:rightChars="0" w:firstLineChars="0"/>
+              <w:ind w:left="0" w:leftChars="0" w:right="0" w:rightChars="0" w:firstLine="0" w:firstLineChars="0"/>
               <w:jc w:val="center"/>
               <w:textAlignment w:val="baseline"/>
             </w:pPr>
@@ -1877,7 +1904,7 @@
           </w:tcPr>
           <w:p>
             <w:pPr>
-              <w:pStyle w:val="TableText"/>
+              <w:pStyle w:val="27"/>
               <w:keepNext w:val="0"/>
               <w:keepLines w:val="0"/>
               <w:pageBreakBefore w:val="0"/>
@@ -1890,7 +1917,7 @@
               <w:bidi w:val="0"/>
               <w:adjustRightInd w:val="0"/>
               <w:snapToGrid w:val="0"/>
-              <w:ind w:left="0" w:right="0" w:firstLine="0" w:leftChars="0" w:rightChars="0" w:firstLineChars="0"/>
+              <w:ind w:left="0" w:leftChars="0" w:right="0" w:rightChars="0" w:firstLine="0" w:firstLineChars="0"/>
               <w:jc w:val="center"/>
               <w:textAlignment w:val="baseline"/>
             </w:pPr>
@@ -1902,7 +1929,7 @@
           </w:tcPr>
           <w:p>
             <w:pPr>
-              <w:pStyle w:val="TableText"/>
+              <w:pStyle w:val="27"/>
               <w:keepNext w:val="0"/>
               <w:keepLines w:val="0"/>
               <w:pageBreakBefore w:val="0"/>
@@ -1915,7 +1942,7 @@
               <w:bidi w:val="0"/>
               <w:adjustRightInd w:val="0"/>
               <w:snapToGrid w:val="0"/>
-              <w:ind w:left="0" w:right="0" w:firstLine="0" w:leftChars="0" w:rightChars="0" w:firstLineChars="0"/>
+              <w:ind w:left="0" w:leftChars="0" w:right="0" w:rightChars="0" w:firstLine="0" w:firstLineChars="0"/>
               <w:jc w:val="center"/>
               <w:textAlignment w:val="baseline"/>
             </w:pPr>
@@ -1927,7 +1954,7 @@
           </w:tcPr>
           <w:p>
             <w:pPr>
-              <w:pStyle w:val="TableText"/>
+              <w:pStyle w:val="27"/>
               <w:keepNext w:val="0"/>
               <w:keepLines w:val="0"/>
               <w:pageBreakBefore w:val="0"/>
@@ -1940,7 +1967,7 @@
               <w:bidi w:val="0"/>
               <w:adjustRightInd w:val="0"/>
               <w:snapToGrid w:val="0"/>
-              <w:ind w:left="0" w:right="0" w:firstLine="0" w:leftChars="0" w:rightChars="0" w:firstLineChars="0"/>
+              <w:ind w:left="0" w:leftChars="0" w:right="0" w:rightChars="0" w:firstLine="0" w:firstLineChars="0"/>
               <w:jc w:val="center"/>
               <w:textAlignment w:val="baseline"/>
             </w:pPr>
@@ -1971,7 +1998,7 @@
     <w:sdt>
       <w:sdtPr>
         <w:rPr>
-          <w:rFonts w:ascii="宋体" w:eastAsia="宋体" w:hAnsi="宋体" w:cs="Arial"/>
+          <w:rFonts w:ascii="宋体" w:hAnsi="宋体" w:eastAsia="宋体" w:cs="Arial"/>
           <w:snapToGrid w:val="0"/>
           <w:color w:val="000000"/>
           <w:kern w:val="0"/>
@@ -1987,7 +2014,7 @@
       </w:sdtPr>
       <w:sdtEndPr>
         <w:rPr>
-          <w:rFonts w:ascii="宋体" w:eastAsia="宋体" w:hAnsi="宋体" w:cs="宋体" w:hint="eastAsia"/>
+          <w:rFonts w:hint="eastAsia" w:ascii="宋体" w:hAnsi="宋体" w:eastAsia="宋体" w:cs="宋体"/>
           <w:snapToGrid w:val="0"/>
           <w:color w:val="000000"/>
           <w:kern w:val="0"/>
@@ -2013,18 +2040,18 @@
             <w:adjustRightInd w:val="0"/>
             <w:snapToGrid w:val="0"/>
             <w:spacing w:before="0" w:beforeLines="0" w:after="0" w:afterLines="0" w:line="312" w:lineRule="auto"/>
-            <w:ind w:left="0" w:right="0" w:firstLine="0" w:leftChars="0" w:rightChars="0" w:firstLineChars="0"/>
+            <w:ind w:left="0" w:leftChars="0" w:right="0" w:rightChars="0" w:firstLine="0" w:firstLineChars="0"/>
             <w:jc w:val="center"/>
             <w:textAlignment w:val="baseline"/>
             <w:rPr>
-              <w:rFonts w:ascii="宋体" w:eastAsia="宋体" w:hAnsi="宋体" w:cs="宋体" w:hint="eastAsia"/>
+              <w:rFonts w:hint="eastAsia" w:ascii="宋体" w:hAnsi="宋体" w:eastAsia="宋体" w:cs="宋体"/>
               <w:sz w:val="24"/>
               <w:szCs w:val="24"/>
             </w:rPr>
           </w:pPr>
           <w:r>
             <w:rPr>
-              <w:rFonts w:ascii="宋体" w:eastAsia="宋体" w:hAnsi="宋体" w:cs="宋体" w:hint="eastAsia"/>
+              <w:rFonts w:hint="eastAsia" w:ascii="宋体" w:hAnsi="宋体" w:eastAsia="宋体" w:cs="宋体"/>
               <w:sz w:val="24"/>
               <w:szCs w:val="24"/>
             </w:rPr>
@@ -2033,16 +2060,14 @@
         </w:p>
         <w:p>
           <w:pPr>
-            <w:pStyle w:val="TOC1"/>
+            <w:pStyle w:val="16"/>
             <w:tabs>
               <w:tab w:val="right" w:leader="dot" w:pos="8306"/>
             </w:tabs>
           </w:pPr>
-          <w:bookmarkStart w:id="2" w:name="_GoBack"/>
-          <w:bookmarkEnd w:id="2"/>
-          <w:r>
-            <w:rPr>
-              <w:rFonts w:ascii="宋体" w:eastAsia="宋体" w:hAnsi="宋体" w:cs="宋体" w:hint="eastAsia"/>
+          <w:r>
+            <w:rPr>
+              <w:rFonts w:hint="eastAsia" w:ascii="宋体" w:hAnsi="宋体" w:eastAsia="宋体" w:cs="宋体"/>
               <w:sz w:val="24"/>
               <w:szCs w:val="24"/>
             </w:rPr>
@@ -2050,7 +2075,7 @@
           </w:r>
           <w:r>
             <w:rPr>
-              <w:rFonts w:ascii="宋体" w:eastAsia="宋体" w:hAnsi="宋体" w:cs="宋体" w:hint="eastAsia"/>
+              <w:rFonts w:hint="eastAsia" w:ascii="宋体" w:hAnsi="宋体" w:eastAsia="宋体" w:cs="宋体"/>
               <w:sz w:val="24"/>
               <w:szCs w:val="24"/>
             </w:rPr>
@@ -2058,7 +2083,7 @@
           </w:r>
           <w:r>
             <w:rPr>
-              <w:rFonts w:ascii="宋体" w:eastAsia="宋体" w:hAnsi="宋体" w:cs="宋体" w:hint="eastAsia"/>
+              <w:rFonts w:hint="eastAsia" w:ascii="宋体" w:hAnsi="宋体" w:eastAsia="宋体" w:cs="宋体"/>
               <w:sz w:val="24"/>
               <w:szCs w:val="24"/>
             </w:rPr>
@@ -2066,21 +2091,21 @@
           </w:r>
           <w:r>
             <w:rPr>
-              <w:rFonts w:ascii="宋体" w:eastAsia="宋体" w:hAnsi="宋体" w:cs="宋体" w:hint="eastAsia"/>
+              <w:rFonts w:hint="eastAsia" w:ascii="宋体" w:hAnsi="宋体" w:eastAsia="宋体" w:cs="宋体"/>
               <w:szCs w:val="24"/>
             </w:rPr>
             <w:fldChar w:fldCharType="begin"/>
           </w:r>
           <w:r>
             <w:rPr>
-              <w:rFonts w:ascii="宋体" w:eastAsia="宋体" w:hAnsi="宋体" w:cs="宋体" w:hint="eastAsia"/>
+              <w:rFonts w:hint="eastAsia" w:ascii="宋体" w:hAnsi="宋体" w:eastAsia="宋体" w:cs="宋体"/>
               <w:szCs w:val="24"/>
             </w:rPr>
-            <w:instrText xml:space="preserve"> HYPERLINK \l _Toc16960 </w:instrText>
-          </w:r>
-          <w:r>
-            <w:rPr>
-              <w:rFonts w:ascii="宋体" w:eastAsia="宋体" w:hAnsi="宋体" w:cs="宋体" w:hint="eastAsia"/>
+            <w:instrText xml:space="preserve"> HYPERLINK \l _Toc7648 </w:instrText>
+          </w:r>
+          <w:r>
+            <w:rPr>
+              <w:rFonts w:hint="eastAsia" w:ascii="宋体" w:hAnsi="宋体" w:eastAsia="宋体" w:cs="宋体"/>
               <w:szCs w:val="24"/>
             </w:rPr>
             <w:fldChar w:fldCharType="separate"/>
@@ -2099,7 +2124,7 @@
             <w:fldChar w:fldCharType="begin"/>
           </w:r>
           <w:r>
-            <w:instrText xml:space="preserve"> PAGEREF _Toc16960 \h </w:instrText>
+            <w:instrText xml:space="preserve"> PAGEREF _Toc7648 \h </w:instrText>
           </w:r>
           <w:r>
             <w:fldChar w:fldCharType="separate"/>
@@ -2112,7 +2137,7 @@
           </w:r>
           <w:r>
             <w:rPr>
-              <w:rFonts w:ascii="宋体" w:eastAsia="宋体" w:hAnsi="宋体" w:cs="宋体" w:hint="eastAsia"/>
+              <w:rFonts w:hint="eastAsia" w:ascii="宋体" w:hAnsi="宋体" w:eastAsia="宋体" w:cs="宋体"/>
               <w:szCs w:val="24"/>
             </w:rPr>
             <w:fldChar w:fldCharType="end"/>
@@ -2120,28 +2145,28 @@
         </w:p>
         <w:p>
           <w:pPr>
-            <w:pStyle w:val="TOC1"/>
+            <w:pStyle w:val="16"/>
             <w:tabs>
               <w:tab w:val="right" w:leader="dot" w:pos="8306"/>
             </w:tabs>
           </w:pPr>
           <w:r>
             <w:rPr>
-              <w:rFonts w:ascii="宋体" w:eastAsia="宋体" w:hAnsi="宋体" w:cs="宋体" w:hint="eastAsia"/>
+              <w:rFonts w:hint="eastAsia" w:ascii="宋体" w:hAnsi="宋体" w:eastAsia="宋体" w:cs="宋体"/>
               <w:szCs w:val="24"/>
             </w:rPr>
             <w:fldChar w:fldCharType="begin"/>
           </w:r>
           <w:r>
             <w:rPr>
-              <w:rFonts w:ascii="宋体" w:eastAsia="宋体" w:hAnsi="宋体" w:cs="宋体" w:hint="eastAsia"/>
+              <w:rFonts w:hint="eastAsia" w:ascii="宋体" w:hAnsi="宋体" w:eastAsia="宋体" w:cs="宋体"/>
               <w:szCs w:val="24"/>
             </w:rPr>
-            <w:instrText xml:space="preserve"> HYPERLINK \l _Toc4263 </w:instrText>
-          </w:r>
-          <w:r>
-            <w:rPr>
-              <w:rFonts w:ascii="宋体" w:eastAsia="宋体" w:hAnsi="宋体" w:cs="宋体" w:hint="eastAsia"/>
+            <w:instrText xml:space="preserve"> HYPERLINK \l _Toc11103 </w:instrText>
+          </w:r>
+          <w:r>
+            <w:rPr>
+              <w:rFonts w:hint="eastAsia" w:ascii="宋体" w:hAnsi="宋体" w:eastAsia="宋体" w:cs="宋体"/>
               <w:szCs w:val="24"/>
             </w:rPr>
             <w:fldChar w:fldCharType="separate"/>
@@ -2160,7 +2185,7 @@
             <w:fldChar w:fldCharType="begin"/>
           </w:r>
           <w:r>
-            <w:instrText xml:space="preserve"> PAGEREF _Toc4263 \h </w:instrText>
+            <w:instrText xml:space="preserve"> PAGEREF _Toc11103 \h </w:instrText>
           </w:r>
           <w:r>
             <w:fldChar w:fldCharType="separate"/>
@@ -2173,7 +2198,7 @@
           </w:r>
           <w:r>
             <w:rPr>
-              <w:rFonts w:ascii="宋体" w:eastAsia="宋体" w:hAnsi="宋体" w:cs="宋体" w:hint="eastAsia"/>
+              <w:rFonts w:hint="eastAsia" w:ascii="宋体" w:hAnsi="宋体" w:eastAsia="宋体" w:cs="宋体"/>
               <w:szCs w:val="24"/>
             </w:rPr>
             <w:fldChar w:fldCharType="end"/>
@@ -2181,28 +2206,28 @@
         </w:p>
         <w:p>
           <w:pPr>
-            <w:pStyle w:val="TOC1"/>
+            <w:pStyle w:val="16"/>
             <w:tabs>
               <w:tab w:val="right" w:leader="dot" w:pos="8306"/>
             </w:tabs>
           </w:pPr>
           <w:r>
             <w:rPr>
-              <w:rFonts w:ascii="宋体" w:eastAsia="宋体" w:hAnsi="宋体" w:cs="宋体" w:hint="eastAsia"/>
+              <w:rFonts w:hint="eastAsia" w:ascii="宋体" w:hAnsi="宋体" w:eastAsia="宋体" w:cs="宋体"/>
               <w:szCs w:val="24"/>
             </w:rPr>
             <w:fldChar w:fldCharType="begin"/>
           </w:r>
           <w:r>
             <w:rPr>
-              <w:rFonts w:ascii="宋体" w:eastAsia="宋体" w:hAnsi="宋体" w:cs="宋体" w:hint="eastAsia"/>
+              <w:rFonts w:hint="eastAsia" w:ascii="宋体" w:hAnsi="宋体" w:eastAsia="宋体" w:cs="宋体"/>
               <w:szCs w:val="24"/>
             </w:rPr>
-            <w:instrText xml:space="preserve"> HYPERLINK \l _Toc16995 </w:instrText>
-          </w:r>
-          <w:r>
-            <w:rPr>
-              <w:rFonts w:ascii="宋体" w:eastAsia="宋体" w:hAnsi="宋体" w:cs="宋体" w:hint="eastAsia"/>
+            <w:instrText xml:space="preserve"> HYPERLINK \l _Toc32177 </w:instrText>
+          </w:r>
+          <w:r>
+            <w:rPr>
+              <w:rFonts w:hint="eastAsia" w:ascii="宋体" w:hAnsi="宋体" w:eastAsia="宋体" w:cs="宋体"/>
               <w:szCs w:val="24"/>
             </w:rPr>
             <w:fldChar w:fldCharType="separate"/>
@@ -2221,7 +2246,7 @@
             <w:fldChar w:fldCharType="begin"/>
           </w:r>
           <w:r>
-            <w:instrText xml:space="preserve"> PAGEREF _Toc16995 \h </w:instrText>
+            <w:instrText xml:space="preserve"> PAGEREF _Toc32177 \h </w:instrText>
           </w:r>
           <w:r>
             <w:fldChar w:fldCharType="separate"/>
@@ -2234,7 +2259,7 @@
           </w:r>
           <w:r>
             <w:rPr>
-              <w:rFonts w:ascii="宋体" w:eastAsia="宋体" w:hAnsi="宋体" w:cs="宋体" w:hint="eastAsia"/>
+              <w:rFonts w:hint="eastAsia" w:ascii="宋体" w:hAnsi="宋体" w:eastAsia="宋体" w:cs="宋体"/>
               <w:szCs w:val="24"/>
             </w:rPr>
             <w:fldChar w:fldCharType="end"/>
@@ -2242,28 +2267,28 @@
         </w:p>
         <w:p>
           <w:pPr>
-            <w:pStyle w:val="TOC2"/>
+            <w:pStyle w:val="17"/>
             <w:tabs>
               <w:tab w:val="right" w:leader="dot" w:pos="8306"/>
             </w:tabs>
           </w:pPr>
           <w:r>
             <w:rPr>
-              <w:rFonts w:ascii="宋体" w:eastAsia="宋体" w:hAnsi="宋体" w:cs="宋体" w:hint="eastAsia"/>
+              <w:rFonts w:hint="eastAsia" w:ascii="宋体" w:hAnsi="宋体" w:eastAsia="宋体" w:cs="宋体"/>
               <w:szCs w:val="24"/>
             </w:rPr>
             <w:fldChar w:fldCharType="begin"/>
           </w:r>
           <w:r>
             <w:rPr>
-              <w:rFonts w:ascii="宋体" w:eastAsia="宋体" w:hAnsi="宋体" w:cs="宋体" w:hint="eastAsia"/>
+              <w:rFonts w:hint="eastAsia" w:ascii="宋体" w:hAnsi="宋体" w:eastAsia="宋体" w:cs="宋体"/>
               <w:szCs w:val="24"/>
             </w:rPr>
-            <w:instrText xml:space="preserve"> HYPERLINK \l _Toc21131 </w:instrText>
-          </w:r>
-          <w:r>
-            <w:rPr>
-              <w:rFonts w:ascii="宋体" w:eastAsia="宋体" w:hAnsi="宋体" w:cs="宋体" w:hint="eastAsia"/>
+            <w:instrText xml:space="preserve"> HYPERLINK \l _Toc16759 </w:instrText>
+          </w:r>
+          <w:r>
+            <w:rPr>
+              <w:rFonts w:hint="eastAsia" w:ascii="宋体" w:hAnsi="宋体" w:eastAsia="宋体" w:cs="宋体"/>
               <w:szCs w:val="24"/>
             </w:rPr>
             <w:fldChar w:fldCharType="separate"/>
@@ -2282,7 +2307,7 @@
             <w:fldChar w:fldCharType="begin"/>
           </w:r>
           <w:r>
-            <w:instrText xml:space="preserve"> PAGEREF _Toc21131 \h </w:instrText>
+            <w:instrText xml:space="preserve"> PAGEREF _Toc16759 \h </w:instrText>
           </w:r>
           <w:r>
             <w:fldChar w:fldCharType="separate"/>
@@ -2295,7 +2320,7 @@
           </w:r>
           <w:r>
             <w:rPr>
-              <w:rFonts w:ascii="宋体" w:eastAsia="宋体" w:hAnsi="宋体" w:cs="宋体" w:hint="eastAsia"/>
+              <w:rFonts w:hint="eastAsia" w:ascii="宋体" w:hAnsi="宋体" w:eastAsia="宋体" w:cs="宋体"/>
               <w:szCs w:val="24"/>
             </w:rPr>
             <w:fldChar w:fldCharType="end"/>
@@ -2303,28 +2328,28 @@
         </w:p>
         <w:p>
           <w:pPr>
-            <w:pStyle w:val="TOC2"/>
+            <w:pStyle w:val="17"/>
             <w:tabs>
               <w:tab w:val="right" w:leader="dot" w:pos="8306"/>
             </w:tabs>
           </w:pPr>
           <w:r>
             <w:rPr>
-              <w:rFonts w:ascii="宋体" w:eastAsia="宋体" w:hAnsi="宋体" w:cs="宋体" w:hint="eastAsia"/>
+              <w:rFonts w:hint="eastAsia" w:ascii="宋体" w:hAnsi="宋体" w:eastAsia="宋体" w:cs="宋体"/>
               <w:szCs w:val="24"/>
             </w:rPr>
             <w:fldChar w:fldCharType="begin"/>
           </w:r>
           <w:r>
             <w:rPr>
-              <w:rFonts w:ascii="宋体" w:eastAsia="宋体" w:hAnsi="宋体" w:cs="宋体" w:hint="eastAsia"/>
+              <w:rFonts w:hint="eastAsia" w:ascii="宋体" w:hAnsi="宋体" w:eastAsia="宋体" w:cs="宋体"/>
               <w:szCs w:val="24"/>
             </w:rPr>
-            <w:instrText xml:space="preserve"> HYPERLINK \l _Toc32111 </w:instrText>
-          </w:r>
-          <w:r>
-            <w:rPr>
-              <w:rFonts w:ascii="宋体" w:eastAsia="宋体" w:hAnsi="宋体" w:cs="宋体" w:hint="eastAsia"/>
+            <w:instrText xml:space="preserve"> HYPERLINK \l _Toc1120 </w:instrText>
+          </w:r>
+          <w:r>
+            <w:rPr>
+              <w:rFonts w:hint="eastAsia" w:ascii="宋体" w:hAnsi="宋体" w:eastAsia="宋体" w:cs="宋体"/>
               <w:szCs w:val="24"/>
             </w:rPr>
             <w:fldChar w:fldCharType="separate"/>
@@ -2343,7 +2368,7 @@
             <w:fldChar w:fldCharType="begin"/>
           </w:r>
           <w:r>
-            <w:instrText xml:space="preserve"> PAGEREF _Toc32111 \h </w:instrText>
+            <w:instrText xml:space="preserve"> PAGEREF _Toc1120 \h </w:instrText>
           </w:r>
           <w:r>
             <w:fldChar w:fldCharType="separate"/>
@@ -2356,7 +2381,7 @@
           </w:r>
           <w:r>
             <w:rPr>
-              <w:rFonts w:ascii="宋体" w:eastAsia="宋体" w:hAnsi="宋体" w:cs="宋体" w:hint="eastAsia"/>
+              <w:rFonts w:hint="eastAsia" w:ascii="宋体" w:hAnsi="宋体" w:eastAsia="宋体" w:cs="宋体"/>
               <w:szCs w:val="24"/>
             </w:rPr>
             <w:fldChar w:fldCharType="end"/>
@@ -2364,28 +2389,28 @@
         </w:p>
         <w:p>
           <w:pPr>
-            <w:pStyle w:val="TOC2"/>
+            <w:pStyle w:val="17"/>
             <w:tabs>
               <w:tab w:val="right" w:leader="dot" w:pos="8306"/>
             </w:tabs>
           </w:pPr>
           <w:r>
             <w:rPr>
-              <w:rFonts w:ascii="宋体" w:eastAsia="宋体" w:hAnsi="宋体" w:cs="宋体" w:hint="eastAsia"/>
+              <w:rFonts w:hint="eastAsia" w:ascii="宋体" w:hAnsi="宋体" w:eastAsia="宋体" w:cs="宋体"/>
               <w:szCs w:val="24"/>
             </w:rPr>
             <w:fldChar w:fldCharType="begin"/>
           </w:r>
           <w:r>
             <w:rPr>
-              <w:rFonts w:ascii="宋体" w:eastAsia="宋体" w:hAnsi="宋体" w:cs="宋体" w:hint="eastAsia"/>
+              <w:rFonts w:hint="eastAsia" w:ascii="宋体" w:hAnsi="宋体" w:eastAsia="宋体" w:cs="宋体"/>
               <w:szCs w:val="24"/>
             </w:rPr>
-            <w:instrText xml:space="preserve"> HYPERLINK \l _Toc18528 </w:instrText>
-          </w:r>
-          <w:r>
-            <w:rPr>
-              <w:rFonts w:ascii="宋体" w:eastAsia="宋体" w:hAnsi="宋体" w:cs="宋体" w:hint="eastAsia"/>
+            <w:instrText xml:space="preserve"> HYPERLINK \l _Toc5545 </w:instrText>
+          </w:r>
+          <w:r>
+            <w:rPr>
+              <w:rFonts w:hint="eastAsia" w:ascii="宋体" w:hAnsi="宋体" w:eastAsia="宋体" w:cs="宋体"/>
               <w:szCs w:val="24"/>
             </w:rPr>
             <w:fldChar w:fldCharType="separate"/>
@@ -2404,7 +2429,7 @@
             <w:fldChar w:fldCharType="begin"/>
           </w:r>
           <w:r>
-            <w:instrText xml:space="preserve"> PAGEREF _Toc18528 \h </w:instrText>
+            <w:instrText xml:space="preserve"> PAGEREF _Toc5545 \h </w:instrText>
           </w:r>
           <w:r>
             <w:fldChar w:fldCharType="separate"/>
@@ -2417,7 +2442,7 @@
           </w:r>
           <w:r>
             <w:rPr>
-              <w:rFonts w:ascii="宋体" w:eastAsia="宋体" w:hAnsi="宋体" w:cs="宋体" w:hint="eastAsia"/>
+              <w:rFonts w:hint="eastAsia" w:ascii="宋体" w:hAnsi="宋体" w:eastAsia="宋体" w:cs="宋体"/>
               <w:szCs w:val="24"/>
             </w:rPr>
             <w:fldChar w:fldCharType="end"/>
@@ -2425,28 +2450,28 @@
         </w:p>
         <w:p>
           <w:pPr>
-            <w:pStyle w:val="TOC1"/>
+            <w:pStyle w:val="16"/>
             <w:tabs>
               <w:tab w:val="right" w:leader="dot" w:pos="8306"/>
             </w:tabs>
           </w:pPr>
           <w:r>
             <w:rPr>
-              <w:rFonts w:ascii="宋体" w:eastAsia="宋体" w:hAnsi="宋体" w:cs="宋体" w:hint="eastAsia"/>
+              <w:rFonts w:hint="eastAsia" w:ascii="宋体" w:hAnsi="宋体" w:eastAsia="宋体" w:cs="宋体"/>
               <w:szCs w:val="24"/>
             </w:rPr>
             <w:fldChar w:fldCharType="begin"/>
           </w:r>
           <w:r>
             <w:rPr>
-              <w:rFonts w:ascii="宋体" w:eastAsia="宋体" w:hAnsi="宋体" w:cs="宋体" w:hint="eastAsia"/>
+              <w:rFonts w:hint="eastAsia" w:ascii="宋体" w:hAnsi="宋体" w:eastAsia="宋体" w:cs="宋体"/>
               <w:szCs w:val="24"/>
             </w:rPr>
-            <w:instrText xml:space="preserve"> HYPERLINK \l _Toc11173 </w:instrText>
-          </w:r>
-          <w:r>
-            <w:rPr>
-              <w:rFonts w:ascii="宋体" w:eastAsia="宋体" w:hAnsi="宋体" w:cs="宋体" w:hint="eastAsia"/>
+            <w:instrText xml:space="preserve"> HYPERLINK \l _Toc1458 </w:instrText>
+          </w:r>
+          <w:r>
+            <w:rPr>
+              <w:rFonts w:hint="eastAsia" w:ascii="宋体" w:hAnsi="宋体" w:eastAsia="宋体" w:cs="宋体"/>
               <w:szCs w:val="24"/>
             </w:rPr>
             <w:fldChar w:fldCharType="separate"/>
@@ -2465,7 +2490,7 @@
             <w:fldChar w:fldCharType="begin"/>
           </w:r>
           <w:r>
-            <w:instrText xml:space="preserve"> PAGEREF _Toc11173 \h </w:instrText>
+            <w:instrText xml:space="preserve"> PAGEREF _Toc1458 \h </w:instrText>
           </w:r>
           <w:r>
             <w:fldChar w:fldCharType="separate"/>
@@ -2478,7 +2503,7 @@
           </w:r>
           <w:r>
             <w:rPr>
-              <w:rFonts w:ascii="宋体" w:eastAsia="宋体" w:hAnsi="宋体" w:cs="宋体" w:hint="eastAsia"/>
+              <w:rFonts w:hint="eastAsia" w:ascii="宋体" w:hAnsi="宋体" w:eastAsia="宋体" w:cs="宋体"/>
               <w:szCs w:val="24"/>
             </w:rPr>
             <w:fldChar w:fldCharType="end"/>
@@ -2486,28 +2511,28 @@
         </w:p>
         <w:p>
           <w:pPr>
-            <w:pStyle w:val="TOC1"/>
+            <w:pStyle w:val="16"/>
             <w:tabs>
               <w:tab w:val="right" w:leader="dot" w:pos="8306"/>
             </w:tabs>
           </w:pPr>
           <w:r>
             <w:rPr>
-              <w:rFonts w:ascii="宋体" w:eastAsia="宋体" w:hAnsi="宋体" w:cs="宋体" w:hint="eastAsia"/>
+              <w:rFonts w:hint="eastAsia" w:ascii="宋体" w:hAnsi="宋体" w:eastAsia="宋体" w:cs="宋体"/>
               <w:szCs w:val="24"/>
             </w:rPr>
             <w:fldChar w:fldCharType="begin"/>
           </w:r>
           <w:r>
             <w:rPr>
-              <w:rFonts w:ascii="宋体" w:eastAsia="宋体" w:hAnsi="宋体" w:cs="宋体" w:hint="eastAsia"/>
+              <w:rFonts w:hint="eastAsia" w:ascii="宋体" w:hAnsi="宋体" w:eastAsia="宋体" w:cs="宋体"/>
               <w:szCs w:val="24"/>
             </w:rPr>
-            <w:instrText xml:space="preserve"> HYPERLINK \l _Toc186 </w:instrText>
-          </w:r>
-          <w:r>
-            <w:rPr>
-              <w:rFonts w:ascii="宋体" w:eastAsia="宋体" w:hAnsi="宋体" w:cs="宋体" w:hint="eastAsia"/>
+            <w:instrText xml:space="preserve"> HYPERLINK \l _Toc29720 </w:instrText>
+          </w:r>
+          <w:r>
+            <w:rPr>
+              <w:rFonts w:hint="eastAsia" w:ascii="宋体" w:hAnsi="宋体" w:eastAsia="宋体" w:cs="宋体"/>
               <w:szCs w:val="24"/>
             </w:rPr>
             <w:fldChar w:fldCharType="separate"/>
@@ -2526,7 +2551,7 @@
             <w:fldChar w:fldCharType="begin"/>
           </w:r>
           <w:r>
-            <w:instrText xml:space="preserve"> PAGEREF _Toc186 \h </w:instrText>
+            <w:instrText xml:space="preserve"> PAGEREF _Toc29720 \h </w:instrText>
           </w:r>
           <w:r>
             <w:fldChar w:fldCharType="separate"/>
@@ -2539,7 +2564,7 @@
           </w:r>
           <w:r>
             <w:rPr>
-              <w:rFonts w:ascii="宋体" w:eastAsia="宋体" w:hAnsi="宋体" w:cs="宋体" w:hint="eastAsia"/>
+              <w:rFonts w:hint="eastAsia" w:ascii="宋体" w:hAnsi="宋体" w:eastAsia="宋体" w:cs="宋体"/>
               <w:szCs w:val="24"/>
             </w:rPr>
             <w:fldChar w:fldCharType="end"/>
@@ -2547,28 +2572,28 @@
         </w:p>
         <w:p>
           <w:pPr>
-            <w:pStyle w:val="TOC2"/>
+            <w:pStyle w:val="17"/>
             <w:tabs>
               <w:tab w:val="right" w:leader="dot" w:pos="8306"/>
             </w:tabs>
           </w:pPr>
           <w:r>
             <w:rPr>
-              <w:rFonts w:ascii="宋体" w:eastAsia="宋体" w:hAnsi="宋体" w:cs="宋体" w:hint="eastAsia"/>
+              <w:rFonts w:hint="eastAsia" w:ascii="宋体" w:hAnsi="宋体" w:eastAsia="宋体" w:cs="宋体"/>
               <w:szCs w:val="24"/>
             </w:rPr>
             <w:fldChar w:fldCharType="begin"/>
           </w:r>
           <w:r>
             <w:rPr>
-              <w:rFonts w:ascii="宋体" w:eastAsia="宋体" w:hAnsi="宋体" w:cs="宋体" w:hint="eastAsia"/>
+              <w:rFonts w:hint="eastAsia" w:ascii="宋体" w:hAnsi="宋体" w:eastAsia="宋体" w:cs="宋体"/>
               <w:szCs w:val="24"/>
             </w:rPr>
-            <w:instrText xml:space="preserve"> HYPERLINK \l _Toc25405 </w:instrText>
-          </w:r>
-          <w:r>
-            <w:rPr>
-              <w:rFonts w:ascii="宋体" w:eastAsia="宋体" w:hAnsi="宋体" w:cs="宋体" w:hint="eastAsia"/>
+            <w:instrText xml:space="preserve"> HYPERLINK \l _Toc11985 </w:instrText>
+          </w:r>
+          <w:r>
+            <w:rPr>
+              <w:rFonts w:hint="eastAsia" w:ascii="宋体" w:hAnsi="宋体" w:eastAsia="宋体" w:cs="宋体"/>
               <w:szCs w:val="24"/>
             </w:rPr>
             <w:fldChar w:fldCharType="separate"/>
@@ -2587,7 +2612,7 @@
             <w:fldChar w:fldCharType="begin"/>
           </w:r>
           <w:r>
-            <w:instrText xml:space="preserve"> PAGEREF _Toc25405 \h </w:instrText>
+            <w:instrText xml:space="preserve"> PAGEREF _Toc11985 \h </w:instrText>
           </w:r>
           <w:r>
             <w:fldChar w:fldCharType="separate"/>
@@ -2600,7 +2625,7 @@
           </w:r>
           <w:r>
             <w:rPr>
-              <w:rFonts w:ascii="宋体" w:eastAsia="宋体" w:hAnsi="宋体" w:cs="宋体" w:hint="eastAsia"/>
+              <w:rFonts w:hint="eastAsia" w:ascii="宋体" w:hAnsi="宋体" w:eastAsia="宋体" w:cs="宋体"/>
               <w:szCs w:val="24"/>
             </w:rPr>
             <w:fldChar w:fldCharType="end"/>
@@ -2608,28 +2633,28 @@
         </w:p>
         <w:p>
           <w:pPr>
-            <w:pStyle w:val="TOC2"/>
+            <w:pStyle w:val="17"/>
             <w:tabs>
               <w:tab w:val="right" w:leader="dot" w:pos="8306"/>
             </w:tabs>
           </w:pPr>
           <w:r>
             <w:rPr>
-              <w:rFonts w:ascii="宋体" w:eastAsia="宋体" w:hAnsi="宋体" w:cs="宋体" w:hint="eastAsia"/>
+              <w:rFonts w:hint="eastAsia" w:ascii="宋体" w:hAnsi="宋体" w:eastAsia="宋体" w:cs="宋体"/>
               <w:szCs w:val="24"/>
             </w:rPr>
             <w:fldChar w:fldCharType="begin"/>
           </w:r>
           <w:r>
             <w:rPr>
-              <w:rFonts w:ascii="宋体" w:eastAsia="宋体" w:hAnsi="宋体" w:cs="宋体" w:hint="eastAsia"/>
+              <w:rFonts w:hint="eastAsia" w:ascii="宋体" w:hAnsi="宋体" w:eastAsia="宋体" w:cs="宋体"/>
               <w:szCs w:val="24"/>
             </w:rPr>
-            <w:instrText xml:space="preserve"> HYPERLINK \l _Toc15136 </w:instrText>
-          </w:r>
-          <w:r>
-            <w:rPr>
-              <w:rFonts w:ascii="宋体" w:eastAsia="宋体" w:hAnsi="宋体" w:cs="宋体" w:hint="eastAsia"/>
+            <w:instrText xml:space="preserve"> HYPERLINK \l _Toc26774 </w:instrText>
+          </w:r>
+          <w:r>
+            <w:rPr>
+              <w:rFonts w:hint="eastAsia" w:ascii="宋体" w:hAnsi="宋体" w:eastAsia="宋体" w:cs="宋体"/>
               <w:szCs w:val="24"/>
             </w:rPr>
             <w:fldChar w:fldCharType="separate"/>
@@ -2648,7 +2673,7 @@
             <w:fldChar w:fldCharType="begin"/>
           </w:r>
           <w:r>
-            <w:instrText xml:space="preserve"> PAGEREF _Toc15136 \h </w:instrText>
+            <w:instrText xml:space="preserve"> PAGEREF _Toc26774 \h </w:instrText>
           </w:r>
           <w:r>
             <w:fldChar w:fldCharType="separate"/>
@@ -2661,7 +2686,7 @@
           </w:r>
           <w:r>
             <w:rPr>
-              <w:rFonts w:ascii="宋体" w:eastAsia="宋体" w:hAnsi="宋体" w:cs="宋体" w:hint="eastAsia"/>
+              <w:rFonts w:hint="eastAsia" w:ascii="宋体" w:hAnsi="宋体" w:eastAsia="宋体" w:cs="宋体"/>
               <w:szCs w:val="24"/>
             </w:rPr>
             <w:fldChar w:fldCharType="end"/>
@@ -2669,28 +2694,28 @@
         </w:p>
         <w:p>
           <w:pPr>
-            <w:pStyle w:val="TOC1"/>
+            <w:pStyle w:val="16"/>
             <w:tabs>
               <w:tab w:val="right" w:leader="dot" w:pos="8306"/>
             </w:tabs>
           </w:pPr>
           <w:r>
             <w:rPr>
-              <w:rFonts w:ascii="宋体" w:eastAsia="宋体" w:hAnsi="宋体" w:cs="宋体" w:hint="eastAsia"/>
+              <w:rFonts w:hint="eastAsia" w:ascii="宋体" w:hAnsi="宋体" w:eastAsia="宋体" w:cs="宋体"/>
               <w:szCs w:val="24"/>
             </w:rPr>
             <w:fldChar w:fldCharType="begin"/>
           </w:r>
           <w:r>
             <w:rPr>
-              <w:rFonts w:ascii="宋体" w:eastAsia="宋体" w:hAnsi="宋体" w:cs="宋体" w:hint="eastAsia"/>
+              <w:rFonts w:hint="eastAsia" w:ascii="宋体" w:hAnsi="宋体" w:eastAsia="宋体" w:cs="宋体"/>
               <w:szCs w:val="24"/>
             </w:rPr>
-            <w:instrText xml:space="preserve"> HYPERLINK \l _Toc1829 </w:instrText>
-          </w:r>
-          <w:r>
-            <w:rPr>
-              <w:rFonts w:ascii="宋体" w:eastAsia="宋体" w:hAnsi="宋体" w:cs="宋体" w:hint="eastAsia"/>
+            <w:instrText xml:space="preserve"> HYPERLINK \l _Toc19050 </w:instrText>
+          </w:r>
+          <w:r>
+            <w:rPr>
+              <w:rFonts w:hint="eastAsia" w:ascii="宋体" w:hAnsi="宋体" w:eastAsia="宋体" w:cs="宋体"/>
               <w:szCs w:val="24"/>
             </w:rPr>
             <w:fldChar w:fldCharType="separate"/>
@@ -2709,7 +2734,7 @@
             <w:fldChar w:fldCharType="begin"/>
           </w:r>
           <w:r>
-            <w:instrText xml:space="preserve"> PAGEREF _Toc1829 \h </w:instrText>
+            <w:instrText xml:space="preserve"> PAGEREF _Toc19050 \h </w:instrText>
           </w:r>
           <w:r>
             <w:fldChar w:fldCharType="separate"/>
@@ -2722,7 +2747,7 @@
           </w:r>
           <w:r>
             <w:rPr>
-              <w:rFonts w:ascii="宋体" w:eastAsia="宋体" w:hAnsi="宋体" w:cs="宋体" w:hint="eastAsia"/>
+              <w:rFonts w:hint="eastAsia" w:ascii="宋体" w:hAnsi="宋体" w:eastAsia="宋体" w:cs="宋体"/>
               <w:szCs w:val="24"/>
             </w:rPr>
             <w:fldChar w:fldCharType="end"/>
@@ -2730,28 +2755,28 @@
         </w:p>
         <w:p>
           <w:pPr>
-            <w:pStyle w:val="TOC2"/>
+            <w:pStyle w:val="17"/>
             <w:tabs>
               <w:tab w:val="right" w:leader="dot" w:pos="8306"/>
             </w:tabs>
           </w:pPr>
           <w:r>
             <w:rPr>
-              <w:rFonts w:ascii="宋体" w:eastAsia="宋体" w:hAnsi="宋体" w:cs="宋体" w:hint="eastAsia"/>
+              <w:rFonts w:hint="eastAsia" w:ascii="宋体" w:hAnsi="宋体" w:eastAsia="宋体" w:cs="宋体"/>
               <w:szCs w:val="24"/>
             </w:rPr>
             <w:fldChar w:fldCharType="begin"/>
           </w:r>
           <w:r>
             <w:rPr>
-              <w:rFonts w:ascii="宋体" w:eastAsia="宋体" w:hAnsi="宋体" w:cs="宋体" w:hint="eastAsia"/>
+              <w:rFonts w:hint="eastAsia" w:ascii="宋体" w:hAnsi="宋体" w:eastAsia="宋体" w:cs="宋体"/>
               <w:szCs w:val="24"/>
             </w:rPr>
-            <w:instrText xml:space="preserve"> HYPERLINK \l _Toc29247 </w:instrText>
-          </w:r>
-          <w:r>
-            <w:rPr>
-              <w:rFonts w:ascii="宋体" w:eastAsia="宋体" w:hAnsi="宋体" w:cs="宋体" w:hint="eastAsia"/>
+            <w:instrText xml:space="preserve"> HYPERLINK \l _Toc20657 </w:instrText>
+          </w:r>
+          <w:r>
+            <w:rPr>
+              <w:rFonts w:hint="eastAsia" w:ascii="宋体" w:hAnsi="宋体" w:eastAsia="宋体" w:cs="宋体"/>
               <w:szCs w:val="24"/>
             </w:rPr>
             <w:fldChar w:fldCharType="separate"/>
@@ -2770,7 +2795,7 @@
             <w:fldChar w:fldCharType="begin"/>
           </w:r>
           <w:r>
-            <w:instrText xml:space="preserve"> PAGEREF _Toc29247 \h </w:instrText>
+            <w:instrText xml:space="preserve"> PAGEREF _Toc20657 \h </w:instrText>
           </w:r>
           <w:r>
             <w:fldChar w:fldCharType="separate"/>
@@ -2783,7 +2808,7 @@
           </w:r>
           <w:r>
             <w:rPr>
-              <w:rFonts w:ascii="宋体" w:eastAsia="宋体" w:hAnsi="宋体" w:cs="宋体" w:hint="eastAsia"/>
+              <w:rFonts w:hint="eastAsia" w:ascii="宋体" w:hAnsi="宋体" w:eastAsia="宋体" w:cs="宋体"/>
               <w:szCs w:val="24"/>
             </w:rPr>
             <w:fldChar w:fldCharType="end"/>
@@ -2791,28 +2816,28 @@
         </w:p>
         <w:p>
           <w:pPr>
-            <w:pStyle w:val="TOC2"/>
+            <w:pStyle w:val="17"/>
             <w:tabs>
               <w:tab w:val="right" w:leader="dot" w:pos="8306"/>
             </w:tabs>
           </w:pPr>
           <w:r>
             <w:rPr>
-              <w:rFonts w:ascii="宋体" w:eastAsia="宋体" w:hAnsi="宋体" w:cs="宋体" w:hint="eastAsia"/>
+              <w:rFonts w:hint="eastAsia" w:ascii="宋体" w:hAnsi="宋体" w:eastAsia="宋体" w:cs="宋体"/>
               <w:szCs w:val="24"/>
             </w:rPr>
             <w:fldChar w:fldCharType="begin"/>
           </w:r>
           <w:r>
             <w:rPr>
-              <w:rFonts w:ascii="宋体" w:eastAsia="宋体" w:hAnsi="宋体" w:cs="宋体" w:hint="eastAsia"/>
+              <w:rFonts w:hint="eastAsia" w:ascii="宋体" w:hAnsi="宋体" w:eastAsia="宋体" w:cs="宋体"/>
               <w:szCs w:val="24"/>
             </w:rPr>
-            <w:instrText xml:space="preserve"> HYPERLINK \l _Toc9444 </w:instrText>
-          </w:r>
-          <w:r>
-            <w:rPr>
-              <w:rFonts w:ascii="宋体" w:eastAsia="宋体" w:hAnsi="宋体" w:cs="宋体" w:hint="eastAsia"/>
+            <w:instrText xml:space="preserve"> HYPERLINK \l _Toc28422 </w:instrText>
+          </w:r>
+          <w:r>
+            <w:rPr>
+              <w:rFonts w:hint="eastAsia" w:ascii="宋体" w:hAnsi="宋体" w:eastAsia="宋体" w:cs="宋体"/>
               <w:szCs w:val="24"/>
             </w:rPr>
             <w:fldChar w:fldCharType="separate"/>
@@ -2831,7 +2856,7 @@
             <w:fldChar w:fldCharType="begin"/>
           </w:r>
           <w:r>
-            <w:instrText xml:space="preserve"> PAGEREF _Toc9444 \h </w:instrText>
+            <w:instrText xml:space="preserve"> PAGEREF _Toc28422 \h </w:instrText>
           </w:r>
           <w:r>
             <w:fldChar w:fldCharType="separate"/>
@@ -2844,7 +2869,7 @@
           </w:r>
           <w:r>
             <w:rPr>
-              <w:rFonts w:ascii="宋体" w:eastAsia="宋体" w:hAnsi="宋体" w:cs="宋体" w:hint="eastAsia"/>
+              <w:rFonts w:hint="eastAsia" w:ascii="宋体" w:hAnsi="宋体" w:eastAsia="宋体" w:cs="宋体"/>
               <w:szCs w:val="24"/>
             </w:rPr>
             <w:fldChar w:fldCharType="end"/>
@@ -2852,28 +2877,28 @@
         </w:p>
         <w:p>
           <w:pPr>
-            <w:pStyle w:val="TOC2"/>
+            <w:pStyle w:val="17"/>
             <w:tabs>
               <w:tab w:val="right" w:leader="dot" w:pos="8306"/>
             </w:tabs>
           </w:pPr>
           <w:r>
             <w:rPr>
-              <w:rFonts w:ascii="宋体" w:eastAsia="宋体" w:hAnsi="宋体" w:cs="宋体" w:hint="eastAsia"/>
+              <w:rFonts w:hint="eastAsia" w:ascii="宋体" w:hAnsi="宋体" w:eastAsia="宋体" w:cs="宋体"/>
               <w:szCs w:val="24"/>
             </w:rPr>
             <w:fldChar w:fldCharType="begin"/>
           </w:r>
           <w:r>
             <w:rPr>
-              <w:rFonts w:ascii="宋体" w:eastAsia="宋体" w:hAnsi="宋体" w:cs="宋体" w:hint="eastAsia"/>
+              <w:rFonts w:hint="eastAsia" w:ascii="宋体" w:hAnsi="宋体" w:eastAsia="宋体" w:cs="宋体"/>
               <w:szCs w:val="24"/>
             </w:rPr>
-            <w:instrText xml:space="preserve"> HYPERLINK \l _Toc19660 </w:instrText>
-          </w:r>
-          <w:r>
-            <w:rPr>
-              <w:rFonts w:ascii="宋体" w:eastAsia="宋体" w:hAnsi="宋体" w:cs="宋体" w:hint="eastAsia"/>
+            <w:instrText xml:space="preserve"> HYPERLINK \l _Toc9019 </w:instrText>
+          </w:r>
+          <w:r>
+            <w:rPr>
+              <w:rFonts w:hint="eastAsia" w:ascii="宋体" w:hAnsi="宋体" w:eastAsia="宋体" w:cs="宋体"/>
               <w:szCs w:val="24"/>
             </w:rPr>
             <w:fldChar w:fldCharType="separate"/>
@@ -2892,7 +2917,7 @@
             <w:fldChar w:fldCharType="begin"/>
           </w:r>
           <w:r>
-            <w:instrText xml:space="preserve"> PAGEREF _Toc19660 \h </w:instrText>
+            <w:instrText xml:space="preserve"> PAGEREF _Toc9019 \h </w:instrText>
           </w:r>
           <w:r>
             <w:fldChar w:fldCharType="separate"/>
@@ -2905,7 +2930,7 @@
           </w:r>
           <w:r>
             <w:rPr>
-              <w:rFonts w:ascii="宋体" w:eastAsia="宋体" w:hAnsi="宋体" w:cs="宋体" w:hint="eastAsia"/>
+              <w:rFonts w:hint="eastAsia" w:ascii="宋体" w:hAnsi="宋体" w:eastAsia="宋体" w:cs="宋体"/>
               <w:szCs w:val="24"/>
             </w:rPr>
             <w:fldChar w:fldCharType="end"/>
@@ -2913,28 +2938,28 @@
         </w:p>
         <w:p>
           <w:pPr>
-            <w:pStyle w:val="TOC2"/>
+            <w:pStyle w:val="17"/>
             <w:tabs>
               <w:tab w:val="right" w:leader="dot" w:pos="8306"/>
             </w:tabs>
           </w:pPr>
           <w:r>
             <w:rPr>
-              <w:rFonts w:ascii="宋体" w:eastAsia="宋体" w:hAnsi="宋体" w:cs="宋体" w:hint="eastAsia"/>
+              <w:rFonts w:hint="eastAsia" w:ascii="宋体" w:hAnsi="宋体" w:eastAsia="宋体" w:cs="宋体"/>
               <w:szCs w:val="24"/>
             </w:rPr>
             <w:fldChar w:fldCharType="begin"/>
           </w:r>
           <w:r>
             <w:rPr>
-              <w:rFonts w:ascii="宋体" w:eastAsia="宋体" w:hAnsi="宋体" w:cs="宋体" w:hint="eastAsia"/>
+              <w:rFonts w:hint="eastAsia" w:ascii="宋体" w:hAnsi="宋体" w:eastAsia="宋体" w:cs="宋体"/>
               <w:szCs w:val="24"/>
             </w:rPr>
-            <w:instrText xml:space="preserve"> HYPERLINK \l _Toc639 </w:instrText>
-          </w:r>
-          <w:r>
-            <w:rPr>
-              <w:rFonts w:ascii="宋体" w:eastAsia="宋体" w:hAnsi="宋体" w:cs="宋体" w:hint="eastAsia"/>
+            <w:instrText xml:space="preserve"> HYPERLINK \l _Toc12525 </w:instrText>
+          </w:r>
+          <w:r>
+            <w:rPr>
+              <w:rFonts w:hint="eastAsia" w:ascii="宋体" w:hAnsi="宋体" w:eastAsia="宋体" w:cs="宋体"/>
               <w:szCs w:val="24"/>
             </w:rPr>
             <w:fldChar w:fldCharType="separate"/>
@@ -2953,7 +2978,7 @@
             <w:fldChar w:fldCharType="begin"/>
           </w:r>
           <w:r>
-            <w:instrText xml:space="preserve"> PAGEREF _Toc639 \h </w:instrText>
+            <w:instrText xml:space="preserve"> PAGEREF _Toc12525 \h </w:instrText>
           </w:r>
           <w:r>
             <w:fldChar w:fldCharType="separate"/>
@@ -2966,7 +2991,7 @@
           </w:r>
           <w:r>
             <w:rPr>
-              <w:rFonts w:ascii="宋体" w:eastAsia="宋体" w:hAnsi="宋体" w:cs="宋体" w:hint="eastAsia"/>
+              <w:rFonts w:hint="eastAsia" w:ascii="宋体" w:hAnsi="宋体" w:eastAsia="宋体" w:cs="宋体"/>
               <w:szCs w:val="24"/>
             </w:rPr>
             <w:fldChar w:fldCharType="end"/>
@@ -2974,28 +2999,28 @@
         </w:p>
         <w:p>
           <w:pPr>
-            <w:pStyle w:val="TOC2"/>
+            <w:pStyle w:val="17"/>
             <w:tabs>
               <w:tab w:val="right" w:leader="dot" w:pos="8306"/>
             </w:tabs>
           </w:pPr>
           <w:r>
             <w:rPr>
-              <w:rFonts w:ascii="宋体" w:eastAsia="宋体" w:hAnsi="宋体" w:cs="宋体" w:hint="eastAsia"/>
+              <w:rFonts w:hint="eastAsia" w:ascii="宋体" w:hAnsi="宋体" w:eastAsia="宋体" w:cs="宋体"/>
               <w:szCs w:val="24"/>
             </w:rPr>
             <w:fldChar w:fldCharType="begin"/>
           </w:r>
           <w:r>
             <w:rPr>
-              <w:rFonts w:ascii="宋体" w:eastAsia="宋体" w:hAnsi="宋体" w:cs="宋体" w:hint="eastAsia"/>
+              <w:rFonts w:hint="eastAsia" w:ascii="宋体" w:hAnsi="宋体" w:eastAsia="宋体" w:cs="宋体"/>
               <w:szCs w:val="24"/>
             </w:rPr>
-            <w:instrText xml:space="preserve"> HYPERLINK \l _Toc21072 </w:instrText>
-          </w:r>
-          <w:r>
-            <w:rPr>
-              <w:rFonts w:ascii="宋体" w:eastAsia="宋体" w:hAnsi="宋体" w:cs="宋体" w:hint="eastAsia"/>
+            <w:instrText xml:space="preserve"> HYPERLINK \l _Toc16663 </w:instrText>
+          </w:r>
+          <w:r>
+            <w:rPr>
+              <w:rFonts w:hint="eastAsia" w:ascii="宋体" w:hAnsi="宋体" w:eastAsia="宋体" w:cs="宋体"/>
               <w:szCs w:val="24"/>
             </w:rPr>
             <w:fldChar w:fldCharType="separate"/>
@@ -3014,7 +3039,7 @@
             <w:fldChar w:fldCharType="begin"/>
           </w:r>
           <w:r>
-            <w:instrText xml:space="preserve"> PAGEREF _Toc21072 \h </w:instrText>
+            <w:instrText xml:space="preserve"> PAGEREF _Toc16663 \h </w:instrText>
           </w:r>
           <w:r>
             <w:fldChar w:fldCharType="separate"/>
@@ -3027,7 +3052,7 @@
           </w:r>
           <w:r>
             <w:rPr>
-              <w:rFonts w:ascii="宋体" w:eastAsia="宋体" w:hAnsi="宋体" w:cs="宋体" w:hint="eastAsia"/>
+              <w:rFonts w:hint="eastAsia" w:ascii="宋体" w:hAnsi="宋体" w:eastAsia="宋体" w:cs="宋体"/>
               <w:szCs w:val="24"/>
             </w:rPr>
             <w:fldChar w:fldCharType="end"/>
@@ -3035,28 +3060,28 @@
         </w:p>
         <w:p>
           <w:pPr>
-            <w:pStyle w:val="TOC1"/>
+            <w:pStyle w:val="16"/>
             <w:tabs>
               <w:tab w:val="right" w:leader="dot" w:pos="8306"/>
             </w:tabs>
           </w:pPr>
           <w:r>
             <w:rPr>
-              <w:rFonts w:ascii="宋体" w:eastAsia="宋体" w:hAnsi="宋体" w:cs="宋体" w:hint="eastAsia"/>
+              <w:rFonts w:hint="eastAsia" w:ascii="宋体" w:hAnsi="宋体" w:eastAsia="宋体" w:cs="宋体"/>
               <w:szCs w:val="24"/>
             </w:rPr>
             <w:fldChar w:fldCharType="begin"/>
           </w:r>
           <w:r>
             <w:rPr>
-              <w:rFonts w:ascii="宋体" w:eastAsia="宋体" w:hAnsi="宋体" w:cs="宋体" w:hint="eastAsia"/>
+              <w:rFonts w:hint="eastAsia" w:ascii="宋体" w:hAnsi="宋体" w:eastAsia="宋体" w:cs="宋体"/>
               <w:szCs w:val="24"/>
             </w:rPr>
-            <w:instrText xml:space="preserve"> HYPERLINK \l _Toc25742 </w:instrText>
-          </w:r>
-          <w:r>
-            <w:rPr>
-              <w:rFonts w:ascii="宋体" w:eastAsia="宋体" w:hAnsi="宋体" w:cs="宋体" w:hint="eastAsia"/>
+            <w:instrText xml:space="preserve"> HYPERLINK \l _Toc31819 </w:instrText>
+          </w:r>
+          <w:r>
+            <w:rPr>
+              <w:rFonts w:hint="eastAsia" w:ascii="宋体" w:hAnsi="宋体" w:eastAsia="宋体" w:cs="宋体"/>
               <w:szCs w:val="24"/>
             </w:rPr>
             <w:fldChar w:fldCharType="separate"/>
@@ -3075,7 +3100,7 @@
             <w:fldChar w:fldCharType="begin"/>
           </w:r>
           <w:r>
-            <w:instrText xml:space="preserve"> PAGEREF _Toc25742 \h </w:instrText>
+            <w:instrText xml:space="preserve"> PAGEREF _Toc31819 \h </w:instrText>
           </w:r>
           <w:r>
             <w:fldChar w:fldCharType="separate"/>
@@ -3088,7 +3113,7 @@
           </w:r>
           <w:r>
             <w:rPr>
-              <w:rFonts w:ascii="宋体" w:eastAsia="宋体" w:hAnsi="宋体" w:cs="宋体" w:hint="eastAsia"/>
+              <w:rFonts w:hint="eastAsia" w:ascii="宋体" w:hAnsi="宋体" w:eastAsia="宋体" w:cs="宋体"/>
               <w:szCs w:val="24"/>
             </w:rPr>
             <w:fldChar w:fldCharType="end"/>
@@ -3096,28 +3121,28 @@
         </w:p>
         <w:p>
           <w:pPr>
-            <w:pStyle w:val="TOC1"/>
+            <w:pStyle w:val="16"/>
             <w:tabs>
               <w:tab w:val="right" w:leader="dot" w:pos="8306"/>
             </w:tabs>
           </w:pPr>
           <w:r>
             <w:rPr>
-              <w:rFonts w:ascii="宋体" w:eastAsia="宋体" w:hAnsi="宋体" w:cs="宋体" w:hint="eastAsia"/>
+              <w:rFonts w:hint="eastAsia" w:ascii="宋体" w:hAnsi="宋体" w:eastAsia="宋体" w:cs="宋体"/>
               <w:szCs w:val="24"/>
             </w:rPr>
             <w:fldChar w:fldCharType="begin"/>
           </w:r>
           <w:r>
             <w:rPr>
-              <w:rFonts w:ascii="宋体" w:eastAsia="宋体" w:hAnsi="宋体" w:cs="宋体" w:hint="eastAsia"/>
+              <w:rFonts w:hint="eastAsia" w:ascii="宋体" w:hAnsi="宋体" w:eastAsia="宋体" w:cs="宋体"/>
               <w:szCs w:val="24"/>
             </w:rPr>
-            <w:instrText xml:space="preserve"> HYPERLINK \l _Toc27506 </w:instrText>
-          </w:r>
-          <w:r>
-            <w:rPr>
-              <w:rFonts w:ascii="宋体" w:eastAsia="宋体" w:hAnsi="宋体" w:cs="宋体" w:hint="eastAsia"/>
+            <w:instrText xml:space="preserve"> HYPERLINK \l _Toc326 </w:instrText>
+          </w:r>
+          <w:r>
+            <w:rPr>
+              <w:rFonts w:hint="eastAsia" w:ascii="宋体" w:hAnsi="宋体" w:eastAsia="宋体" w:cs="宋体"/>
               <w:szCs w:val="24"/>
             </w:rPr>
             <w:fldChar w:fldCharType="separate"/>
@@ -3143,7 +3168,7 @@
             <w:fldChar w:fldCharType="begin"/>
           </w:r>
           <w:r>
-            <w:instrText xml:space="preserve"> PAGEREF _Toc27506 \h </w:instrText>
+            <w:instrText xml:space="preserve"> PAGEREF _Toc326 \h </w:instrText>
           </w:r>
           <w:r>
             <w:fldChar w:fldCharType="separate"/>
@@ -3156,7 +3181,7 @@
           </w:r>
           <w:r>
             <w:rPr>
-              <w:rFonts w:ascii="宋体" w:eastAsia="宋体" w:hAnsi="宋体" w:cs="宋体" w:hint="eastAsia"/>
+              <w:rFonts w:hint="eastAsia" w:ascii="宋体" w:hAnsi="宋体" w:eastAsia="宋体" w:cs="宋体"/>
               <w:szCs w:val="24"/>
             </w:rPr>
             <w:fldChar w:fldCharType="end"/>
@@ -3164,28 +3189,28 @@
         </w:p>
         <w:p>
           <w:pPr>
-            <w:pStyle w:val="TOC1"/>
+            <w:pStyle w:val="16"/>
             <w:tabs>
               <w:tab w:val="right" w:leader="dot" w:pos="8306"/>
             </w:tabs>
           </w:pPr>
           <w:r>
             <w:rPr>
-              <w:rFonts w:ascii="宋体" w:eastAsia="宋体" w:hAnsi="宋体" w:cs="宋体" w:hint="eastAsia"/>
+              <w:rFonts w:hint="eastAsia" w:ascii="宋体" w:hAnsi="宋体" w:eastAsia="宋体" w:cs="宋体"/>
               <w:szCs w:val="24"/>
             </w:rPr>
             <w:fldChar w:fldCharType="begin"/>
           </w:r>
           <w:r>
             <w:rPr>
-              <w:rFonts w:ascii="宋体" w:eastAsia="宋体" w:hAnsi="宋体" w:cs="宋体" w:hint="eastAsia"/>
+              <w:rFonts w:hint="eastAsia" w:ascii="宋体" w:hAnsi="宋体" w:eastAsia="宋体" w:cs="宋体"/>
               <w:szCs w:val="24"/>
             </w:rPr>
-            <w:instrText xml:space="preserve"> HYPERLINK \l _Toc5599 </w:instrText>
-          </w:r>
-          <w:r>
-            <w:rPr>
-              <w:rFonts w:ascii="宋体" w:eastAsia="宋体" w:hAnsi="宋体" w:cs="宋体" w:hint="eastAsia"/>
+            <w:instrText xml:space="preserve"> HYPERLINK \l _Toc8574 </w:instrText>
+          </w:r>
+          <w:r>
+            <w:rPr>
+              <w:rFonts w:hint="eastAsia" w:ascii="宋体" w:hAnsi="宋体" w:eastAsia="宋体" w:cs="宋体"/>
               <w:szCs w:val="24"/>
             </w:rPr>
             <w:fldChar w:fldCharType="separate"/>
@@ -3204,7 +3229,7 @@
             <w:fldChar w:fldCharType="begin"/>
           </w:r>
           <w:r>
-            <w:instrText xml:space="preserve"> PAGEREF _Toc5599 \h </w:instrText>
+            <w:instrText xml:space="preserve"> PAGEREF _Toc8574 \h </w:instrText>
           </w:r>
           <w:r>
             <w:fldChar w:fldCharType="separate"/>
@@ -3217,7 +3242,7 @@
           </w:r>
           <w:r>
             <w:rPr>
-              <w:rFonts w:ascii="宋体" w:eastAsia="宋体" w:hAnsi="宋体" w:cs="宋体" w:hint="eastAsia"/>
+              <w:rFonts w:hint="eastAsia" w:ascii="宋体" w:hAnsi="宋体" w:eastAsia="宋体" w:cs="宋体"/>
               <w:szCs w:val="24"/>
             </w:rPr>
             <w:fldChar w:fldCharType="end"/>
@@ -3241,7 +3266,7 @@
             <w:spacing w:line="312" w:lineRule="auto"/>
             <w:textAlignment w:val="baseline"/>
             <w:rPr>
-              <w:rFonts w:ascii="宋体" w:eastAsia="宋体" w:hAnsi="宋体" w:cs="宋体" w:hint="eastAsia"/>
+              <w:rFonts w:hint="eastAsia" w:ascii="宋体" w:hAnsi="宋体" w:eastAsia="宋体" w:cs="宋体"/>
               <w:snapToGrid w:val="0"/>
               <w:color w:val="000000"/>
               <w:kern w:val="0"/>
@@ -3252,7 +3277,7 @@
           </w:pPr>
           <w:r>
             <w:rPr>
-              <w:rFonts w:ascii="宋体" w:eastAsia="宋体" w:hAnsi="宋体" w:cs="宋体" w:hint="eastAsia"/>
+              <w:rFonts w:hint="eastAsia" w:ascii="宋体" w:hAnsi="宋体" w:eastAsia="宋体" w:cs="宋体"/>
               <w:szCs w:val="24"/>
             </w:rPr>
             <w:fldChar w:fldCharType="end"/>
@@ -3276,7 +3301,7 @@
         <w:snapToGrid w:val="0"/>
         <w:textAlignment w:val="baseline"/>
         <w:rPr>
-          <w:rFonts w:ascii="Arial" w:eastAsia="Arial" w:hAnsi="Arial" w:cs="Arial"/>
+          <w:rFonts w:ascii="Arial" w:hAnsi="Arial" w:eastAsia="Arial" w:cs="Arial"/>
           <w:snapToGrid w:val="0"/>
           <w:color w:val="000000"/>
           <w:kern w:val="0"/>
@@ -3287,7 +3312,7 @@
       </w:pPr>
       <w:r>
         <w:rPr>
-          <w:rFonts w:ascii="Arial" w:eastAsia="Arial" w:hAnsi="Arial" w:cs="Arial"/>
+          <w:rFonts w:ascii="Arial" w:hAnsi="Arial" w:eastAsia="Arial" w:cs="Arial"/>
           <w:snapToGrid w:val="0"/>
           <w:color w:val="000000"/>
           <w:kern w:val="0"/>
@@ -3300,45 +3325,45 @@
     </w:p>
     <w:p>
       <w:pPr>
-        <w:pStyle w:val="1"/>
+        <w:pStyle w:val="28"/>
         <w:bidi w:val="0"/>
         <w:rPr>
           <w:rFonts w:hint="default"/>
           <w:lang w:val="en-US" w:eastAsia="zh-CN"/>
         </w:rPr>
       </w:pPr>
-      <w:bookmarkStart w:id="3" w:name="_Toc16995"/>
+      <w:bookmarkStart w:id="2" w:name="_Toc32177"/>
       <w:r>
         <w:rPr>
           <w:rFonts w:hint="default"/>
           <w:lang w:val="en-US" w:eastAsia="zh-CN"/>
         </w:rPr>
         <w:t>总则</w:t>
+      </w:r>
+      <w:bookmarkEnd w:id="2"/>
+    </w:p>
+    <w:p>
+      <w:pPr>
+        <w:pStyle w:val="30"/>
+        <w:bidi w:val="0"/>
+        <w:rPr>
+          <w:rFonts w:hint="default"/>
+          <w:lang w:val="en-US" w:eastAsia="zh-CN"/>
+        </w:rPr>
+      </w:pPr>
+      <w:bookmarkStart w:id="3" w:name="_Toc16759"/>
+      <w:r>
+        <w:rPr>
+          <w:rFonts w:hint="default"/>
+          <w:lang w:val="en-US" w:eastAsia="zh-CN"/>
+        </w:rPr>
+        <w:t>目的</w:t>
       </w:r>
       <w:bookmarkEnd w:id="3"/>
     </w:p>
     <w:p>
       <w:pPr>
-        <w:pStyle w:val="2"/>
-        <w:bidi w:val="0"/>
-        <w:rPr>
-          <w:rFonts w:hint="default"/>
-          <w:lang w:val="en-US" w:eastAsia="zh-CN"/>
-        </w:rPr>
-      </w:pPr>
-      <w:bookmarkStart w:id="4" w:name="_Toc21131"/>
-      <w:r>
-        <w:rPr>
-          <w:rFonts w:hint="default"/>
-          <w:lang w:val="en-US" w:eastAsia="zh-CN"/>
-        </w:rPr>
-        <w:t>目的</w:t>
-      </w:r>
-      <w:bookmarkEnd w:id="4"/>
-    </w:p>
-    <w:p>
-      <w:pPr>
-        <w:pStyle w:val="a1"/>
+        <w:pStyle w:val="29"/>
         <w:keepNext w:val="0"/>
         <w:keepLines w:val="0"/>
         <w:pageBreakBefore w:val="0"/>
@@ -3367,14 +3392,14 @@
     </w:p>
     <w:p>
       <w:pPr>
-        <w:pStyle w:val="2"/>
+        <w:pStyle w:val="30"/>
         <w:bidi w:val="0"/>
         <w:rPr>
           <w:rFonts w:hint="default"/>
           <w:lang w:val="en-US" w:eastAsia="zh-CN"/>
         </w:rPr>
       </w:pPr>
-      <w:bookmarkStart w:id="5" w:name="_Toc32111"/>
+      <w:bookmarkStart w:id="4" w:name="_Toc1120"/>
       <w:r>
         <w:rPr>
           <w:rFonts w:hint="default"/>
@@ -3382,11 +3407,11 @@
         </w:rPr>
         <w:t>适用范围</w:t>
       </w:r>
-      <w:bookmarkEnd w:id="5"/>
+      <w:bookmarkEnd w:id="4"/>
     </w:p>
     <w:p>
       <w:pPr>
-        <w:pStyle w:val="a1"/>
+        <w:pStyle w:val="29"/>
         <w:keepNext w:val="0"/>
         <w:keepLines w:val="0"/>
         <w:pageBreakBefore w:val="0"/>
@@ -3415,14 +3440,14 @@
     </w:p>
     <w:p>
       <w:pPr>
-        <w:pStyle w:val="2"/>
+        <w:pStyle w:val="30"/>
         <w:bidi w:val="0"/>
         <w:rPr>
           <w:rFonts w:hint="default"/>
           <w:lang w:val="en-US" w:eastAsia="zh-CN"/>
         </w:rPr>
       </w:pPr>
-      <w:bookmarkStart w:id="6" w:name="_Toc18528"/>
+      <w:bookmarkStart w:id="5" w:name="_Toc5545"/>
       <w:r>
         <w:rPr>
           <w:rFonts w:hint="default"/>
@@ -3430,11 +3455,11 @@
         </w:rPr>
         <w:t>原则</w:t>
       </w:r>
-      <w:bookmarkEnd w:id="6"/>
+      <w:bookmarkEnd w:id="5"/>
     </w:p>
     <w:p>
       <w:pPr>
-        <w:pStyle w:val="a1"/>
+        <w:pStyle w:val="29"/>
         <w:keepNext w:val="0"/>
         <w:keepLines w:val="0"/>
         <w:pageBreakBefore w:val="0"/>
@@ -3463,7 +3488,7 @@
     </w:p>
     <w:p>
       <w:pPr>
-        <w:pStyle w:val="a1"/>
+        <w:pStyle w:val="29"/>
         <w:keepNext w:val="0"/>
         <w:keepLines w:val="0"/>
         <w:pageBreakBefore w:val="0"/>
@@ -3492,7 +3517,7 @@
     </w:p>
     <w:p>
       <w:pPr>
-        <w:pStyle w:val="a1"/>
+        <w:pStyle w:val="29"/>
         <w:keepNext w:val="0"/>
         <w:keepLines w:val="0"/>
         <w:pageBreakBefore w:val="0"/>
@@ -3521,7 +3546,7 @@
     </w:p>
     <w:p>
       <w:pPr>
-        <w:pStyle w:val="a1"/>
+        <w:pStyle w:val="29"/>
         <w:keepNext w:val="0"/>
         <w:keepLines w:val="0"/>
         <w:pageBreakBefore w:val="0"/>
@@ -3550,7 +3575,7 @@
     </w:p>
     <w:p>
       <w:pPr>
-        <w:pStyle w:val="a1"/>
+        <w:pStyle w:val="29"/>
         <w:keepNext w:val="0"/>
         <w:keepLines w:val="0"/>
         <w:pageBreakBefore w:val="0"/>
@@ -3579,14 +3604,14 @@
     </w:p>
     <w:p>
       <w:pPr>
-        <w:pStyle w:val="1"/>
+        <w:pStyle w:val="28"/>
         <w:bidi w:val="0"/>
         <w:rPr>
           <w:rFonts w:hint="default"/>
           <w:lang w:val="en-US" w:eastAsia="zh-CN"/>
         </w:rPr>
       </w:pPr>
-      <w:bookmarkStart w:id="7" w:name="_Toc11173"/>
+      <w:bookmarkStart w:id="6" w:name="_Toc1458"/>
       <w:r>
         <w:rPr>
           <w:rFonts w:hint="default"/>
@@ -3594,22 +3619,23 @@
         </w:rPr>
         <w:t>角色与职责</w:t>
       </w:r>
-      <w:bookmarkEnd w:id="7"/>
+      <w:bookmarkEnd w:id="6"/>
     </w:p>
     <w:tbl>
       <w:tblPr>
-        <w:tblStyle w:val="TableNormal"/>
+        <w:tblStyle w:val="20"/>
         <w:tblW w:w="9024" w:type="dxa"/>
         <w:tblInd w:w="0" w:type="dxa"/>
         <w:tblBorders>
-          <w:top w:val="single" w:sz="4" w:space="0" w:color="auto"/>
-          <w:left w:val="single" w:sz="4" w:space="0" w:color="auto"/>
-          <w:bottom w:val="single" w:sz="4" w:space="0" w:color="auto"/>
-          <w:right w:val="single" w:sz="4" w:space="0" w:color="auto"/>
-          <w:insideH w:val="single" w:sz="4" w:space="0" w:color="auto"/>
-          <w:insideV w:val="single" w:sz="4" w:space="0" w:color="auto"/>
+          <w:top w:val="single" w:color="auto" w:sz="4" w:space="0"/>
+          <w:left w:val="single" w:color="auto" w:sz="4" w:space="0"/>
+          <w:bottom w:val="single" w:color="auto" w:sz="4" w:space="0"/>
+          <w:right w:val="single" w:color="auto" w:sz="4" w:space="0"/>
+          <w:insideH w:val="single" w:color="auto" w:sz="4" w:space="0"/>
+          <w:insideV w:val="single" w:color="auto" w:sz="4" w:space="0"/>
         </w:tblBorders>
         <w:shd w:val="clear" w:color="auto" w:fill="auto"/>
+        <w:tblLayout w:type="autofit"/>
         <w:tblCellMar>
           <w:top w:w="15" w:type="dxa"/>
           <w:left w:w="15" w:type="dxa"/>
@@ -3624,15 +3650,13 @@
       </w:tblGrid>
       <w:tr>
         <w:tblPrEx>
-          <w:tblW w:w="9024" w:type="dxa"/>
-          <w:tblInd w:w="0" w:type="dxa"/>
           <w:tblBorders>
-            <w:top w:val="single" w:sz="4" w:space="0" w:color="auto"/>
-            <w:left w:val="single" w:sz="4" w:space="0" w:color="auto"/>
-            <w:bottom w:val="single" w:sz="4" w:space="0" w:color="auto"/>
-            <w:right w:val="single" w:sz="4" w:space="0" w:color="auto"/>
-            <w:insideH w:val="single" w:sz="4" w:space="0" w:color="auto"/>
-            <w:insideV w:val="single" w:sz="4" w:space="0" w:color="auto"/>
+            <w:top w:val="single" w:color="auto" w:sz="4" w:space="0"/>
+            <w:left w:val="single" w:color="auto" w:sz="4" w:space="0"/>
+            <w:bottom w:val="single" w:color="auto" w:sz="4" w:space="0"/>
+            <w:right w:val="single" w:color="auto" w:sz="4" w:space="0"/>
+            <w:insideH w:val="single" w:color="auto" w:sz="4" w:space="0"/>
+            <w:insideV w:val="single" w:color="auto" w:sz="4" w:space="0"/>
           </w:tblBorders>
           <w:shd w:val="clear" w:color="auto" w:fill="auto"/>
           <w:tblCellMar>
@@ -3666,7 +3690,7 @@
               <w:spacing w:line="300" w:lineRule="atLeast"/>
               <w:jc w:val="left"/>
               <w:rPr>
-                <w:rFonts w:ascii="Segoe UI" w:eastAsia="Segoe UI" w:hAnsi="Segoe UI" w:cs="Segoe UI"/>
+                <w:rFonts w:ascii="Segoe UI" w:hAnsi="Segoe UI" w:eastAsia="Segoe UI" w:cs="Segoe UI"/>
                 <w:i w:val="0"/>
                 <w:iCs w:val="0"/>
                 <w:caps w:val="0"/>
@@ -3678,7 +3702,7 @@
             </w:pPr>
             <w:r>
               <w:rPr>
-                <w:rFonts w:ascii="Segoe UI" w:eastAsia="Segoe UI" w:hAnsi="Segoe UI" w:cs="Segoe UI" w:hint="default"/>
+                <w:rFonts w:hint="default" w:ascii="Segoe UI" w:hAnsi="Segoe UI" w:eastAsia="Segoe UI" w:cs="Segoe UI"/>
                 <w:i w:val="0"/>
                 <w:iCs w:val="0"/>
                 <w:caps w:val="0"/>
@@ -3715,7 +3739,7 @@
               <w:spacing w:line="300" w:lineRule="atLeast"/>
               <w:jc w:val="left"/>
               <w:rPr>
-                <w:rFonts w:ascii="Segoe UI" w:eastAsia="Segoe UI" w:hAnsi="Segoe UI" w:cs="Segoe UI" w:hint="default"/>
+                <w:rFonts w:hint="default" w:ascii="Segoe UI" w:hAnsi="Segoe UI" w:eastAsia="Segoe UI" w:cs="Segoe UI"/>
                 <w:i w:val="0"/>
                 <w:iCs w:val="0"/>
                 <w:caps w:val="0"/>
@@ -3727,7 +3751,7 @@
             </w:pPr>
             <w:r>
               <w:rPr>
-                <w:rFonts w:ascii="Segoe UI" w:eastAsia="Segoe UI" w:hAnsi="Segoe UI" w:cs="Segoe UI" w:hint="default"/>
+                <w:rFonts w:hint="default" w:ascii="Segoe UI" w:hAnsi="Segoe UI" w:eastAsia="Segoe UI" w:cs="Segoe UI"/>
                 <w:i w:val="0"/>
                 <w:iCs w:val="0"/>
                 <w:caps w:val="0"/>
@@ -3764,7 +3788,7 @@
               <w:spacing w:line="300" w:lineRule="atLeast"/>
               <w:jc w:val="left"/>
               <w:rPr>
-                <w:rFonts w:ascii="Segoe UI" w:eastAsia="Segoe UI" w:hAnsi="Segoe UI" w:cs="Segoe UI" w:hint="default"/>
+                <w:rFonts w:hint="default" w:ascii="Segoe UI" w:hAnsi="Segoe UI" w:eastAsia="Segoe UI" w:cs="Segoe UI"/>
                 <w:i w:val="0"/>
                 <w:iCs w:val="0"/>
                 <w:caps w:val="0"/>
@@ -3776,7 +3800,7 @@
             </w:pPr>
             <w:r>
               <w:rPr>
-                <w:rFonts w:ascii="Segoe UI" w:eastAsia="Segoe UI" w:hAnsi="Segoe UI" w:cs="Segoe UI" w:hint="default"/>
+                <w:rFonts w:hint="default" w:ascii="Segoe UI" w:hAnsi="Segoe UI" w:eastAsia="Segoe UI" w:cs="Segoe UI"/>
                 <w:i w:val="0"/>
                 <w:iCs w:val="0"/>
                 <w:caps w:val="0"/>
@@ -3795,8 +3819,14 @@
       </w:tr>
       <w:tr>
         <w:tblPrEx>
-          <w:tblW w:w="9024" w:type="dxa"/>
-          <w:tblInd w:w="0" w:type="dxa"/>
+          <w:tblBorders>
+            <w:top w:val="single" w:color="auto" w:sz="4" w:space="0"/>
+            <w:left w:val="single" w:color="auto" w:sz="4" w:space="0"/>
+            <w:bottom w:val="single" w:color="auto" w:sz="4" w:space="0"/>
+            <w:right w:val="single" w:color="auto" w:sz="4" w:space="0"/>
+            <w:insideH w:val="single" w:color="auto" w:sz="4" w:space="0"/>
+            <w:insideV w:val="single" w:color="auto" w:sz="4" w:space="0"/>
+          </w:tblBorders>
           <w:shd w:val="clear" w:color="auto" w:fill="auto"/>
           <w:tblCellMar>
             <w:top w:w="15" w:type="dxa"/>
@@ -3826,7 +3856,7 @@
               <w:spacing w:line="300" w:lineRule="atLeast"/>
               <w:jc w:val="left"/>
               <w:rPr>
-                <w:rFonts w:ascii="Segoe UI" w:eastAsia="Segoe UI" w:hAnsi="Segoe UI" w:cs="Segoe UI" w:hint="default"/>
+                <w:rFonts w:hint="default" w:ascii="Segoe UI" w:hAnsi="Segoe UI" w:eastAsia="Segoe UI" w:cs="Segoe UI"/>
                 <w:i w:val="0"/>
                 <w:iCs w:val="0"/>
                 <w:caps w:val="0"/>
@@ -3838,8 +3868,8 @@
             </w:pPr>
             <w:r>
               <w:rPr>
-                <w:rStyle w:val="Strong"/>
-                <w:rFonts w:ascii="Segoe UI" w:eastAsia="Segoe UI" w:hAnsi="Segoe UI" w:cs="Segoe UI" w:hint="default"/>
+                <w:rStyle w:val="23"/>
+                <w:rFonts w:hint="default" w:ascii="Segoe UI" w:hAnsi="Segoe UI" w:eastAsia="Segoe UI" w:cs="Segoe UI"/>
                 <w:b/>
                 <w:bCs/>
                 <w:i w:val="0"/>
@@ -3878,7 +3908,7 @@
               <w:spacing w:line="300" w:lineRule="atLeast"/>
               <w:jc w:val="left"/>
               <w:rPr>
-                <w:rFonts w:ascii="Segoe UI" w:eastAsia="Segoe UI" w:hAnsi="Segoe UI" w:cs="Segoe UI" w:hint="default"/>
+                <w:rFonts w:hint="default" w:ascii="Segoe UI" w:hAnsi="Segoe UI" w:eastAsia="Segoe UI" w:cs="Segoe UI"/>
                 <w:i w:val="0"/>
                 <w:iCs w:val="0"/>
                 <w:caps w:val="0"/>
@@ -3890,7 +3920,7 @@
             </w:pPr>
             <w:r>
               <w:rPr>
-                <w:rFonts w:ascii="Segoe UI" w:eastAsia="Segoe UI" w:hAnsi="Segoe UI" w:cs="Segoe UI" w:hint="default"/>
+                <w:rFonts w:hint="default" w:ascii="Segoe UI" w:hAnsi="Segoe UI" w:eastAsia="Segoe UI" w:cs="Segoe UI"/>
                 <w:i w:val="0"/>
                 <w:iCs w:val="0"/>
                 <w:caps w:val="0"/>
@@ -3906,7 +3936,7 @@
             </w:r>
             <w:r>
               <w:rPr>
-                <w:rFonts w:ascii="Segoe UI" w:eastAsia="Segoe UI" w:hAnsi="Segoe UI" w:cs="Segoe UI" w:hint="default"/>
+                <w:rFonts w:hint="default" w:ascii="Segoe UI" w:hAnsi="Segoe UI" w:eastAsia="Segoe UI" w:cs="Segoe UI"/>
                 <w:i w:val="0"/>
                 <w:iCs w:val="0"/>
                 <w:caps w:val="0"/>
@@ -3918,11 +3948,11 @@
                 <w:szCs w:val="18"/>
                 <w:lang w:val="en-US" w:eastAsia="zh-CN"/>
               </w:rPr>
-              <w:br/>
-            </w:r>
-            <w:r>
-              <w:rPr>
-                <w:rFonts w:ascii="Segoe UI" w:eastAsia="Segoe UI" w:hAnsi="Segoe UI" w:cs="Segoe UI" w:hint="default"/>
+              <w:br w:type="textWrapping"/>
+            </w:r>
+            <w:r>
+              <w:rPr>
+                <w:rFonts w:hint="default" w:ascii="Segoe UI" w:hAnsi="Segoe UI" w:eastAsia="Segoe UI" w:cs="Segoe UI"/>
                 <w:i w:val="0"/>
                 <w:iCs w:val="0"/>
                 <w:caps w:val="0"/>
@@ -3959,7 +3989,7 @@
               <w:spacing w:line="300" w:lineRule="atLeast"/>
               <w:jc w:val="left"/>
               <w:rPr>
-                <w:rFonts w:ascii="Segoe UI" w:eastAsia="Segoe UI" w:hAnsi="Segoe UI" w:cs="Segoe UI" w:hint="default"/>
+                <w:rFonts w:hint="default" w:ascii="Segoe UI" w:hAnsi="Segoe UI" w:eastAsia="Segoe UI" w:cs="Segoe UI"/>
                 <w:i w:val="0"/>
                 <w:iCs w:val="0"/>
                 <w:caps w:val="0"/>
@@ -3971,8 +4001,8 @@
             </w:pPr>
             <w:r>
               <w:rPr>
-                <w:rStyle w:val="Strong"/>
-                <w:rFonts w:ascii="Segoe UI" w:eastAsia="Segoe UI" w:hAnsi="Segoe UI" w:cs="Segoe UI" w:hint="default"/>
+                <w:rStyle w:val="23"/>
+                <w:rFonts w:hint="default" w:ascii="Segoe UI" w:hAnsi="Segoe UI" w:eastAsia="Segoe UI" w:cs="Segoe UI"/>
                 <w:b/>
                 <w:bCs/>
                 <w:i w:val="0"/>
@@ -3990,7 +4020,7 @@
             </w:r>
             <w:r>
               <w:rPr>
-                <w:rFonts w:ascii="Segoe UI" w:eastAsia="Segoe UI" w:hAnsi="Segoe UI" w:cs="Segoe UI" w:hint="default"/>
+                <w:rFonts w:hint="default" w:ascii="Segoe UI" w:hAnsi="Segoe UI" w:eastAsia="Segoe UI" w:cs="Segoe UI"/>
                 <w:i w:val="0"/>
                 <w:iCs w:val="0"/>
                 <w:caps w:val="0"/>
@@ -4006,7 +4036,7 @@
             </w:r>
             <w:r>
               <w:rPr>
-                <w:rFonts w:ascii="Segoe UI" w:eastAsia="Segoe UI" w:hAnsi="Segoe UI" w:cs="Segoe UI" w:hint="default"/>
+                <w:rFonts w:hint="default" w:ascii="Segoe UI" w:hAnsi="Segoe UI" w:eastAsia="Segoe UI" w:cs="Segoe UI"/>
                 <w:i w:val="0"/>
                 <w:iCs w:val="0"/>
                 <w:caps w:val="0"/>
@@ -4018,12 +4048,12 @@
                 <w:szCs w:val="18"/>
                 <w:lang w:val="en-US" w:eastAsia="zh-CN"/>
               </w:rPr>
-              <w:br/>
-            </w:r>
-            <w:r>
-              <w:rPr>
-                <w:rStyle w:val="Strong"/>
-                <w:rFonts w:ascii="Segoe UI" w:eastAsia="Segoe UI" w:hAnsi="Segoe UI" w:cs="Segoe UI" w:hint="default"/>
+              <w:br w:type="textWrapping"/>
+            </w:r>
+            <w:r>
+              <w:rPr>
+                <w:rStyle w:val="23"/>
+                <w:rFonts w:hint="default" w:ascii="Segoe UI" w:hAnsi="Segoe UI" w:eastAsia="Segoe UI" w:cs="Segoe UI"/>
                 <w:b/>
                 <w:bCs/>
                 <w:i w:val="0"/>
@@ -4041,7 +4071,7 @@
             </w:r>
             <w:r>
               <w:rPr>
-                <w:rFonts w:ascii="Segoe UI" w:eastAsia="Segoe UI" w:hAnsi="Segoe UI" w:cs="Segoe UI" w:hint="default"/>
+                <w:rFonts w:hint="default" w:ascii="Segoe UI" w:hAnsi="Segoe UI" w:eastAsia="Segoe UI" w:cs="Segoe UI"/>
                 <w:i w:val="0"/>
                 <w:iCs w:val="0"/>
                 <w:caps w:val="0"/>
@@ -4060,8 +4090,14 @@
       </w:tr>
       <w:tr>
         <w:tblPrEx>
-          <w:tblW w:w="9024" w:type="dxa"/>
-          <w:tblInd w:w="0" w:type="dxa"/>
+          <w:tblBorders>
+            <w:top w:val="single" w:color="auto" w:sz="4" w:space="0"/>
+            <w:left w:val="single" w:color="auto" w:sz="4" w:space="0"/>
+            <w:bottom w:val="single" w:color="auto" w:sz="4" w:space="0"/>
+            <w:right w:val="single" w:color="auto" w:sz="4" w:space="0"/>
+            <w:insideH w:val="single" w:color="auto" w:sz="4" w:space="0"/>
+            <w:insideV w:val="single" w:color="auto" w:sz="4" w:space="0"/>
+          </w:tblBorders>
           <w:shd w:val="clear" w:color="auto" w:fill="auto"/>
           <w:tblCellMar>
             <w:top w:w="15" w:type="dxa"/>
@@ -4091,7 +4127,7 @@
               <w:spacing w:line="300" w:lineRule="atLeast"/>
               <w:jc w:val="left"/>
               <w:rPr>
-                <w:rFonts w:ascii="Segoe UI" w:eastAsia="Segoe UI" w:hAnsi="Segoe UI" w:cs="Segoe UI" w:hint="default"/>
+                <w:rFonts w:hint="default" w:ascii="Segoe UI" w:hAnsi="Segoe UI" w:eastAsia="Segoe UI" w:cs="Segoe UI"/>
                 <w:i w:val="0"/>
                 <w:iCs w:val="0"/>
                 <w:caps w:val="0"/>
@@ -4103,8 +4139,8 @@
             </w:pPr>
             <w:r>
               <w:rPr>
-                <w:rStyle w:val="Strong"/>
-                <w:rFonts w:ascii="Segoe UI" w:eastAsia="Segoe UI" w:hAnsi="Segoe UI" w:cs="Segoe UI" w:hint="default"/>
+                <w:rStyle w:val="23"/>
+                <w:rFonts w:hint="default" w:ascii="Segoe UI" w:hAnsi="Segoe UI" w:eastAsia="Segoe UI" w:cs="Segoe UI"/>
                 <w:b/>
                 <w:bCs/>
                 <w:i w:val="0"/>
@@ -4143,7 +4179,7 @@
               <w:spacing w:line="300" w:lineRule="atLeast"/>
               <w:jc w:val="left"/>
               <w:rPr>
-                <w:rFonts w:ascii="Segoe UI" w:eastAsia="Segoe UI" w:hAnsi="Segoe UI" w:cs="Segoe UI" w:hint="default"/>
+                <w:rFonts w:hint="default" w:ascii="Segoe UI" w:hAnsi="Segoe UI" w:eastAsia="Segoe UI" w:cs="Segoe UI"/>
                 <w:i w:val="0"/>
                 <w:iCs w:val="0"/>
                 <w:caps w:val="0"/>
@@ -4155,7 +4191,7 @@
             </w:pPr>
             <w:r>
               <w:rPr>
-                <w:rFonts w:ascii="Segoe UI" w:eastAsia="Segoe UI" w:hAnsi="Segoe UI" w:cs="Segoe UI" w:hint="default"/>
+                <w:rFonts w:hint="default" w:ascii="Segoe UI" w:hAnsi="Segoe UI" w:eastAsia="Segoe UI" w:cs="Segoe UI"/>
                 <w:i w:val="0"/>
                 <w:iCs w:val="0"/>
                 <w:caps w:val="0"/>
@@ -4171,7 +4207,7 @@
             </w:r>
             <w:r>
               <w:rPr>
-                <w:rFonts w:ascii="Segoe UI" w:eastAsia="Segoe UI" w:hAnsi="Segoe UI" w:cs="Segoe UI" w:hint="default"/>
+                <w:rFonts w:hint="default" w:ascii="Segoe UI" w:hAnsi="Segoe UI" w:eastAsia="Segoe UI" w:cs="Segoe UI"/>
                 <w:i w:val="0"/>
                 <w:iCs w:val="0"/>
                 <w:caps w:val="0"/>
@@ -4183,11 +4219,11 @@
                 <w:szCs w:val="18"/>
                 <w:lang w:val="en-US" w:eastAsia="zh-CN"/>
               </w:rPr>
-              <w:br/>
-            </w:r>
-            <w:r>
-              <w:rPr>
-                <w:rFonts w:ascii="Segoe UI" w:eastAsia="Segoe UI" w:hAnsi="Segoe UI" w:cs="Segoe UI" w:hint="default"/>
+              <w:br w:type="textWrapping"/>
+            </w:r>
+            <w:r>
+              <w:rPr>
+                <w:rFonts w:hint="default" w:ascii="Segoe UI" w:hAnsi="Segoe UI" w:eastAsia="Segoe UI" w:cs="Segoe UI"/>
                 <w:i w:val="0"/>
                 <w:iCs w:val="0"/>
                 <w:caps w:val="0"/>
@@ -4203,7 +4239,7 @@
             </w:r>
             <w:r>
               <w:rPr>
-                <w:rFonts w:ascii="Segoe UI" w:eastAsia="Segoe UI" w:hAnsi="Segoe UI" w:cs="Segoe UI" w:hint="default"/>
+                <w:rFonts w:hint="default" w:ascii="Segoe UI" w:hAnsi="Segoe UI" w:eastAsia="Segoe UI" w:cs="Segoe UI"/>
                 <w:i w:val="0"/>
                 <w:iCs w:val="0"/>
                 <w:caps w:val="0"/>
@@ -4215,11 +4251,11 @@
                 <w:szCs w:val="18"/>
                 <w:lang w:val="en-US" w:eastAsia="zh-CN"/>
               </w:rPr>
-              <w:br/>
-            </w:r>
-            <w:r>
-              <w:rPr>
-                <w:rFonts w:ascii="Segoe UI" w:eastAsia="Segoe UI" w:hAnsi="Segoe UI" w:cs="Segoe UI" w:hint="default"/>
+              <w:br w:type="textWrapping"/>
+            </w:r>
+            <w:r>
+              <w:rPr>
+                <w:rFonts w:hint="default" w:ascii="Segoe UI" w:hAnsi="Segoe UI" w:eastAsia="Segoe UI" w:cs="Segoe UI"/>
                 <w:i w:val="0"/>
                 <w:iCs w:val="0"/>
                 <w:caps w:val="0"/>
@@ -4235,7 +4271,7 @@
             </w:r>
             <w:r>
               <w:rPr>
-                <w:rFonts w:ascii="Segoe UI" w:eastAsia="Segoe UI" w:hAnsi="Segoe UI" w:cs="Segoe UI" w:hint="default"/>
+                <w:rFonts w:hint="default" w:ascii="Segoe UI" w:hAnsi="Segoe UI" w:eastAsia="Segoe UI" w:cs="Segoe UI"/>
                 <w:i w:val="0"/>
                 <w:iCs w:val="0"/>
                 <w:caps w:val="0"/>
@@ -4247,11 +4283,11 @@
                 <w:szCs w:val="18"/>
                 <w:lang w:val="en-US" w:eastAsia="zh-CN"/>
               </w:rPr>
-              <w:br/>
-            </w:r>
-            <w:r>
-              <w:rPr>
-                <w:rFonts w:ascii="Segoe UI" w:eastAsia="Segoe UI" w:hAnsi="Segoe UI" w:cs="Segoe UI" w:hint="default"/>
+              <w:br w:type="textWrapping"/>
+            </w:r>
+            <w:r>
+              <w:rPr>
+                <w:rFonts w:hint="default" w:ascii="Segoe UI" w:hAnsi="Segoe UI" w:eastAsia="Segoe UI" w:cs="Segoe UI"/>
                 <w:i w:val="0"/>
                 <w:iCs w:val="0"/>
                 <w:caps w:val="0"/>
@@ -4288,7 +4324,7 @@
               <w:spacing w:line="300" w:lineRule="atLeast"/>
               <w:jc w:val="left"/>
               <w:rPr>
-                <w:rFonts w:ascii="Segoe UI" w:eastAsia="Segoe UI" w:hAnsi="Segoe UI" w:cs="Segoe UI" w:hint="default"/>
+                <w:rFonts w:hint="default" w:ascii="Segoe UI" w:hAnsi="Segoe UI" w:eastAsia="Segoe UI" w:cs="Segoe UI"/>
                 <w:i w:val="0"/>
                 <w:iCs w:val="0"/>
                 <w:caps w:val="0"/>
@@ -4300,8 +4336,8 @@
             </w:pPr>
             <w:r>
               <w:rPr>
-                <w:rStyle w:val="Strong"/>
-                <w:rFonts w:ascii="Segoe UI" w:eastAsia="Segoe UI" w:hAnsi="Segoe UI" w:cs="Segoe UI" w:hint="default"/>
+                <w:rStyle w:val="23"/>
+                <w:rFonts w:hint="default" w:ascii="Segoe UI" w:hAnsi="Segoe UI" w:eastAsia="Segoe UI" w:cs="Segoe UI"/>
                 <w:b/>
                 <w:bCs/>
                 <w:i w:val="0"/>
@@ -4319,7 +4355,7 @@
             </w:r>
             <w:r>
               <w:rPr>
-                <w:rFonts w:ascii="Segoe UI" w:eastAsia="Segoe UI" w:hAnsi="Segoe UI" w:cs="Segoe UI" w:hint="default"/>
+                <w:rFonts w:hint="default" w:ascii="Segoe UI" w:hAnsi="Segoe UI" w:eastAsia="Segoe UI" w:cs="Segoe UI"/>
                 <w:i w:val="0"/>
                 <w:iCs w:val="0"/>
                 <w:caps w:val="0"/>
@@ -4331,50 +4367,21 @@
                 <w:szCs w:val="18"/>
                 <w:lang w:val="en-US" w:eastAsia="zh-CN"/>
               </w:rPr>
-              <w:t>（或由其指定的资深</w:t>
-            </w:r>
-            <w:r>
-              <w:rPr>
-                <w:rStyle w:val="Strong"/>
-                <w:rFonts w:ascii="Segoe UI" w:eastAsia="Segoe UI" w:hAnsi="Segoe UI" w:cs="Segoe UI" w:hint="default"/>
-                <w:b/>
-                <w:bCs/>
-                <w:i w:val="0"/>
-                <w:iCs w:val="0"/>
-                <w:caps w:val="0"/>
-                <w:snapToGrid w:val="0"/>
-                <w:color w:val="000000"/>
-                <w:spacing w:val="0"/>
-                <w:kern w:val="0"/>
-                <w:sz w:val="18"/>
-                <w:szCs w:val="18"/>
-                <w:lang w:val="en-US" w:eastAsia="zh-CN"/>
-              </w:rPr>
-              <w:t>运维项目经理</w:t>
-            </w:r>
-            <w:r>
-              <w:rPr>
-                <w:rFonts w:ascii="Segoe UI" w:eastAsia="Segoe UI" w:hAnsi="Segoe UI" w:cs="Segoe UI" w:hint="default"/>
-                <w:i w:val="0"/>
-                <w:iCs w:val="0"/>
-                <w:caps w:val="0"/>
-                <w:snapToGrid w:val="0"/>
-                <w:color w:val="000000"/>
-                <w:spacing w:val="0"/>
-                <w:kern w:val="0"/>
-                <w:sz w:val="18"/>
-                <w:szCs w:val="18"/>
-                <w:lang w:val="en-US" w:eastAsia="zh-CN"/>
-              </w:rPr>
-              <w:t>）</w:t>
+              <w:t>（</w:t>
             </w:r>
           </w:p>
         </w:tc>
       </w:tr>
       <w:tr>
         <w:tblPrEx>
-          <w:tblW w:w="9024" w:type="dxa"/>
-          <w:tblInd w:w="0" w:type="dxa"/>
+          <w:tblBorders>
+            <w:top w:val="single" w:color="auto" w:sz="4" w:space="0"/>
+            <w:left w:val="single" w:color="auto" w:sz="4" w:space="0"/>
+            <w:bottom w:val="single" w:color="auto" w:sz="4" w:space="0"/>
+            <w:right w:val="single" w:color="auto" w:sz="4" w:space="0"/>
+            <w:insideH w:val="single" w:color="auto" w:sz="4" w:space="0"/>
+            <w:insideV w:val="single" w:color="auto" w:sz="4" w:space="0"/>
+          </w:tblBorders>
           <w:shd w:val="clear" w:color="auto" w:fill="auto"/>
           <w:tblCellMar>
             <w:top w:w="15" w:type="dxa"/>
@@ -4404,7 +4411,7 @@
               <w:spacing w:line="300" w:lineRule="atLeast"/>
               <w:jc w:val="left"/>
               <w:rPr>
-                <w:rFonts w:ascii="Segoe UI" w:eastAsia="Segoe UI" w:hAnsi="Segoe UI" w:cs="Segoe UI" w:hint="default"/>
+                <w:rFonts w:hint="default" w:ascii="Segoe UI" w:hAnsi="Segoe UI" w:eastAsia="Segoe UI" w:cs="Segoe UI"/>
                 <w:i w:val="0"/>
                 <w:iCs w:val="0"/>
                 <w:caps w:val="0"/>
@@ -4416,8 +4423,8 @@
             </w:pPr>
             <w:r>
               <w:rPr>
-                <w:rStyle w:val="Strong"/>
-                <w:rFonts w:ascii="Segoe UI" w:eastAsia="Segoe UI" w:hAnsi="Segoe UI" w:cs="Segoe UI" w:hint="default"/>
+                <w:rStyle w:val="23"/>
+                <w:rFonts w:hint="default" w:ascii="Segoe UI" w:hAnsi="Segoe UI" w:eastAsia="Segoe UI" w:cs="Segoe UI"/>
                 <w:b/>
                 <w:bCs/>
                 <w:i w:val="0"/>
@@ -4456,7 +4463,7 @@
               <w:spacing w:line="300" w:lineRule="atLeast"/>
               <w:jc w:val="left"/>
               <w:rPr>
-                <w:rFonts w:ascii="Segoe UI" w:eastAsia="Segoe UI" w:hAnsi="Segoe UI" w:cs="Segoe UI" w:hint="default"/>
+                <w:rFonts w:hint="default" w:ascii="Segoe UI" w:hAnsi="Segoe UI" w:eastAsia="Segoe UI" w:cs="Segoe UI"/>
                 <w:i w:val="0"/>
                 <w:iCs w:val="0"/>
                 <w:caps w:val="0"/>
@@ -4468,7 +4475,7 @@
             </w:pPr>
             <w:r>
               <w:rPr>
-                <w:rFonts w:ascii="Segoe UI" w:eastAsia="Segoe UI" w:hAnsi="Segoe UI" w:cs="Segoe UI" w:hint="default"/>
+                <w:rFonts w:hint="default" w:ascii="Segoe UI" w:hAnsi="Segoe UI" w:eastAsia="Segoe UI" w:cs="Segoe UI"/>
                 <w:i w:val="0"/>
                 <w:iCs w:val="0"/>
                 <w:caps w:val="0"/>
@@ -4484,7 +4491,7 @@
             </w:r>
             <w:r>
               <w:rPr>
-                <w:rFonts w:ascii="Segoe UI" w:eastAsia="Segoe UI" w:hAnsi="Segoe UI" w:cs="Segoe UI" w:hint="default"/>
+                <w:rFonts w:hint="default" w:ascii="Segoe UI" w:hAnsi="Segoe UI" w:eastAsia="Segoe UI" w:cs="Segoe UI"/>
                 <w:i w:val="0"/>
                 <w:iCs w:val="0"/>
                 <w:caps w:val="0"/>
@@ -4496,11 +4503,11 @@
                 <w:szCs w:val="18"/>
                 <w:lang w:val="en-US" w:eastAsia="zh-CN"/>
               </w:rPr>
-              <w:br/>
-            </w:r>
-            <w:r>
-              <w:rPr>
-                <w:rFonts w:ascii="Segoe UI" w:eastAsia="Segoe UI" w:hAnsi="Segoe UI" w:cs="Segoe UI" w:hint="default"/>
+              <w:br w:type="textWrapping"/>
+            </w:r>
+            <w:r>
+              <w:rPr>
+                <w:rFonts w:hint="default" w:ascii="Segoe UI" w:hAnsi="Segoe UI" w:eastAsia="Segoe UI" w:cs="Segoe UI"/>
                 <w:i w:val="0"/>
                 <w:iCs w:val="0"/>
                 <w:caps w:val="0"/>
@@ -4516,7 +4523,7 @@
             </w:r>
             <w:r>
               <w:rPr>
-                <w:rFonts w:ascii="Segoe UI" w:eastAsia="Segoe UI" w:hAnsi="Segoe UI" w:cs="Segoe UI" w:hint="default"/>
+                <w:rFonts w:hint="default" w:ascii="Segoe UI" w:hAnsi="Segoe UI" w:eastAsia="Segoe UI" w:cs="Segoe UI"/>
                 <w:i w:val="0"/>
                 <w:iCs w:val="0"/>
                 <w:caps w:val="0"/>
@@ -4528,11 +4535,11 @@
                 <w:szCs w:val="18"/>
                 <w:lang w:val="en-US" w:eastAsia="zh-CN"/>
               </w:rPr>
-              <w:br/>
-            </w:r>
-            <w:r>
-              <w:rPr>
-                <w:rFonts w:ascii="Segoe UI" w:eastAsia="Segoe UI" w:hAnsi="Segoe UI" w:cs="Segoe UI" w:hint="default"/>
+              <w:br w:type="textWrapping"/>
+            </w:r>
+            <w:r>
+              <w:rPr>
+                <w:rFonts w:hint="default" w:ascii="Segoe UI" w:hAnsi="Segoe UI" w:eastAsia="Segoe UI" w:cs="Segoe UI"/>
                 <w:i w:val="0"/>
                 <w:iCs w:val="0"/>
                 <w:caps w:val="0"/>
@@ -4569,7 +4576,7 @@
               <w:spacing w:line="300" w:lineRule="atLeast"/>
               <w:jc w:val="left"/>
               <w:rPr>
-                <w:rFonts w:ascii="Segoe UI" w:eastAsia="Segoe UI" w:hAnsi="Segoe UI" w:cs="Segoe UI" w:hint="default"/>
+                <w:rFonts w:hint="default" w:ascii="Segoe UI" w:hAnsi="Segoe UI" w:eastAsia="Segoe UI" w:cs="Segoe UI"/>
                 <w:i w:val="0"/>
                 <w:iCs w:val="0"/>
                 <w:caps w:val="0"/>
@@ -4581,8 +4588,8 @@
             </w:pPr>
             <w:r>
               <w:rPr>
-                <w:rStyle w:val="Strong"/>
-                <w:rFonts w:ascii="Segoe UI" w:eastAsia="Segoe UI" w:hAnsi="Segoe UI" w:cs="Segoe UI" w:hint="default"/>
+                <w:rStyle w:val="23"/>
+                <w:rFonts w:hint="default" w:ascii="Segoe UI" w:hAnsi="Segoe UI" w:eastAsia="Segoe UI" w:cs="Segoe UI"/>
                 <w:b/>
                 <w:bCs/>
                 <w:i w:val="0"/>
@@ -4600,7 +4607,7 @@
             </w:r>
             <w:r>
               <w:rPr>
-                <w:rFonts w:ascii="Segoe UI" w:eastAsia="Segoe UI" w:hAnsi="Segoe UI" w:cs="Segoe UI" w:hint="default"/>
+                <w:rFonts w:hint="default" w:ascii="Segoe UI" w:hAnsi="Segoe UI" w:eastAsia="Segoe UI" w:cs="Segoe UI"/>
                 <w:i w:val="0"/>
                 <w:iCs w:val="0"/>
                 <w:caps w:val="0"/>
@@ -4616,7 +4623,7 @@
             </w:r>
             <w:r>
               <w:rPr>
-                <w:rFonts w:ascii="Segoe UI" w:eastAsia="Segoe UI" w:hAnsi="Segoe UI" w:cs="Segoe UI" w:hint="default"/>
+                <w:rFonts w:hint="default" w:ascii="Segoe UI" w:hAnsi="Segoe UI" w:eastAsia="Segoe UI" w:cs="Segoe UI"/>
                 <w:i w:val="0"/>
                 <w:iCs w:val="0"/>
                 <w:caps w:val="0"/>
@@ -4628,12 +4635,12 @@
                 <w:szCs w:val="18"/>
                 <w:lang w:val="en-US" w:eastAsia="zh-CN"/>
               </w:rPr>
-              <w:br/>
-            </w:r>
-            <w:r>
-              <w:rPr>
-                <w:rStyle w:val="Strong"/>
-                <w:rFonts w:ascii="Segoe UI" w:eastAsia="Segoe UI" w:hAnsi="Segoe UI" w:cs="Segoe UI" w:hint="default"/>
+              <w:br w:type="textWrapping"/>
+            </w:r>
+            <w:r>
+              <w:rPr>
+                <w:rStyle w:val="23"/>
+                <w:rFonts w:hint="default" w:ascii="Segoe UI" w:hAnsi="Segoe UI" w:eastAsia="Segoe UI" w:cs="Segoe UI"/>
                 <w:b/>
                 <w:bCs/>
                 <w:i w:val="0"/>
@@ -4651,7 +4658,7 @@
             </w:r>
             <w:r>
               <w:rPr>
-                <w:rFonts w:ascii="Segoe UI" w:eastAsia="Segoe UI" w:hAnsi="Segoe UI" w:cs="Segoe UI" w:hint="default"/>
+                <w:rFonts w:hint="default" w:ascii="Segoe UI" w:hAnsi="Segoe UI" w:eastAsia="Segoe UI" w:cs="Segoe UI"/>
                 <w:i w:val="0"/>
                 <w:iCs w:val="0"/>
                 <w:caps w:val="0"/>
@@ -4670,8 +4677,14 @@
       </w:tr>
       <w:tr>
         <w:tblPrEx>
-          <w:tblW w:w="9024" w:type="dxa"/>
-          <w:tblInd w:w="0" w:type="dxa"/>
+          <w:tblBorders>
+            <w:top w:val="single" w:color="auto" w:sz="4" w:space="0"/>
+            <w:left w:val="single" w:color="auto" w:sz="4" w:space="0"/>
+            <w:bottom w:val="single" w:color="auto" w:sz="4" w:space="0"/>
+            <w:right w:val="single" w:color="auto" w:sz="4" w:space="0"/>
+            <w:insideH w:val="single" w:color="auto" w:sz="4" w:space="0"/>
+            <w:insideV w:val="single" w:color="auto" w:sz="4" w:space="0"/>
+          </w:tblBorders>
           <w:shd w:val="clear" w:color="auto" w:fill="auto"/>
           <w:tblCellMar>
             <w:top w:w="15" w:type="dxa"/>
@@ -4701,7 +4714,7 @@
               <w:spacing w:line="300" w:lineRule="atLeast"/>
               <w:jc w:val="left"/>
               <w:rPr>
-                <w:rFonts w:ascii="Segoe UI" w:eastAsia="Segoe UI" w:hAnsi="Segoe UI" w:cs="Segoe UI" w:hint="default"/>
+                <w:rFonts w:hint="default" w:ascii="Segoe UI" w:hAnsi="Segoe UI" w:eastAsia="Segoe UI" w:cs="Segoe UI"/>
                 <w:i w:val="0"/>
                 <w:iCs w:val="0"/>
                 <w:caps w:val="0"/>
@@ -4713,8 +4726,8 @@
             </w:pPr>
             <w:r>
               <w:rPr>
-                <w:rStyle w:val="Strong"/>
-                <w:rFonts w:ascii="Segoe UI" w:eastAsia="Segoe UI" w:hAnsi="Segoe UI" w:cs="Segoe UI" w:hint="default"/>
+                <w:rStyle w:val="23"/>
+                <w:rFonts w:hint="default" w:ascii="Segoe UI" w:hAnsi="Segoe UI" w:eastAsia="Segoe UI" w:cs="Segoe UI"/>
                 <w:b/>
                 <w:bCs/>
                 <w:i w:val="0"/>
@@ -4753,7 +4766,7 @@
               <w:spacing w:line="300" w:lineRule="atLeast"/>
               <w:jc w:val="left"/>
               <w:rPr>
-                <w:rFonts w:ascii="Segoe UI" w:eastAsia="Segoe UI" w:hAnsi="Segoe UI" w:cs="Segoe UI" w:hint="default"/>
+                <w:rFonts w:hint="default" w:ascii="Segoe UI" w:hAnsi="Segoe UI" w:eastAsia="Segoe UI" w:cs="Segoe UI"/>
                 <w:i w:val="0"/>
                 <w:iCs w:val="0"/>
                 <w:caps w:val="0"/>
@@ -4765,7 +4778,7 @@
             </w:pPr>
             <w:r>
               <w:rPr>
-                <w:rFonts w:ascii="Segoe UI" w:eastAsia="Segoe UI" w:hAnsi="Segoe UI" w:cs="Segoe UI" w:hint="default"/>
+                <w:rFonts w:hint="default" w:ascii="Segoe UI" w:hAnsi="Segoe UI" w:eastAsia="Segoe UI" w:cs="Segoe UI"/>
                 <w:i w:val="0"/>
                 <w:iCs w:val="0"/>
                 <w:caps w:val="0"/>
@@ -4781,7 +4794,7 @@
             </w:r>
             <w:r>
               <w:rPr>
-                <w:rFonts w:ascii="Segoe UI" w:eastAsia="Segoe UI" w:hAnsi="Segoe UI" w:cs="Segoe UI" w:hint="default"/>
+                <w:rFonts w:hint="default" w:ascii="Segoe UI" w:hAnsi="Segoe UI" w:eastAsia="Segoe UI" w:cs="Segoe UI"/>
                 <w:i w:val="0"/>
                 <w:iCs w:val="0"/>
                 <w:caps w:val="0"/>
@@ -4793,11 +4806,11 @@
                 <w:szCs w:val="18"/>
                 <w:lang w:val="en-US" w:eastAsia="zh-CN"/>
               </w:rPr>
-              <w:br/>
-            </w:r>
-            <w:r>
-              <w:rPr>
-                <w:rFonts w:ascii="Segoe UI" w:eastAsia="Segoe UI" w:hAnsi="Segoe UI" w:cs="Segoe UI" w:hint="default"/>
+              <w:br w:type="textWrapping"/>
+            </w:r>
+            <w:r>
+              <w:rPr>
+                <w:rFonts w:hint="default" w:ascii="Segoe UI" w:hAnsi="Segoe UI" w:eastAsia="Segoe UI" w:cs="Segoe UI"/>
                 <w:i w:val="0"/>
                 <w:iCs w:val="0"/>
                 <w:caps w:val="0"/>
@@ -4813,7 +4826,7 @@
             </w:r>
             <w:r>
               <w:rPr>
-                <w:rFonts w:ascii="Segoe UI" w:eastAsia="Segoe UI" w:hAnsi="Segoe UI" w:cs="Segoe UI" w:hint="default"/>
+                <w:rFonts w:hint="default" w:ascii="Segoe UI" w:hAnsi="Segoe UI" w:eastAsia="Segoe UI" w:cs="Segoe UI"/>
                 <w:i w:val="0"/>
                 <w:iCs w:val="0"/>
                 <w:caps w:val="0"/>
@@ -4825,11 +4838,11 @@
                 <w:szCs w:val="18"/>
                 <w:lang w:val="en-US" w:eastAsia="zh-CN"/>
               </w:rPr>
-              <w:br/>
-            </w:r>
-            <w:r>
-              <w:rPr>
-                <w:rFonts w:ascii="Segoe UI" w:eastAsia="Segoe UI" w:hAnsi="Segoe UI" w:cs="Segoe UI" w:hint="default"/>
+              <w:br w:type="textWrapping"/>
+            </w:r>
+            <w:r>
+              <w:rPr>
+                <w:rFonts w:hint="default" w:ascii="Segoe UI" w:hAnsi="Segoe UI" w:eastAsia="Segoe UI" w:cs="Segoe UI"/>
                 <w:i w:val="0"/>
                 <w:iCs w:val="0"/>
                 <w:caps w:val="0"/>
@@ -4866,7 +4879,7 @@
               <w:spacing w:line="300" w:lineRule="atLeast"/>
               <w:jc w:val="left"/>
               <w:rPr>
-                <w:rFonts w:ascii="Segoe UI" w:eastAsia="Segoe UI" w:hAnsi="Segoe UI" w:cs="Segoe UI" w:hint="default"/>
+                <w:rFonts w:hint="default" w:ascii="Segoe UI" w:hAnsi="Segoe UI" w:eastAsia="Segoe UI" w:cs="Segoe UI"/>
                 <w:i w:val="0"/>
                 <w:iCs w:val="0"/>
                 <w:caps w:val="0"/>
@@ -4878,8 +4891,8 @@
             </w:pPr>
             <w:r>
               <w:rPr>
-                <w:rStyle w:val="Strong"/>
-                <w:rFonts w:ascii="Segoe UI" w:eastAsia="Segoe UI" w:hAnsi="Segoe UI" w:cs="Segoe UI" w:hint="default"/>
+                <w:rStyle w:val="23"/>
+                <w:rFonts w:hint="default" w:ascii="Segoe UI" w:hAnsi="Segoe UI" w:eastAsia="Segoe UI" w:cs="Segoe UI"/>
                 <w:b/>
                 <w:bCs/>
                 <w:i w:val="0"/>
@@ -4900,8 +4913,14 @@
       </w:tr>
       <w:tr>
         <w:tblPrEx>
-          <w:tblW w:w="9024" w:type="dxa"/>
-          <w:tblInd w:w="0" w:type="dxa"/>
+          <w:tblBorders>
+            <w:top w:val="single" w:color="auto" w:sz="4" w:space="0"/>
+            <w:left w:val="single" w:color="auto" w:sz="4" w:space="0"/>
+            <w:bottom w:val="single" w:color="auto" w:sz="4" w:space="0"/>
+            <w:right w:val="single" w:color="auto" w:sz="4" w:space="0"/>
+            <w:insideH w:val="single" w:color="auto" w:sz="4" w:space="0"/>
+            <w:insideV w:val="single" w:color="auto" w:sz="4" w:space="0"/>
+          </w:tblBorders>
           <w:shd w:val="clear" w:color="auto" w:fill="auto"/>
           <w:tblCellMar>
             <w:top w:w="15" w:type="dxa"/>
@@ -4931,7 +4950,7 @@
               <w:spacing w:line="300" w:lineRule="atLeast"/>
               <w:jc w:val="left"/>
               <w:rPr>
-                <w:rFonts w:ascii="Segoe UI" w:eastAsia="Segoe UI" w:hAnsi="Segoe UI" w:cs="Segoe UI" w:hint="default"/>
+                <w:rFonts w:hint="default" w:ascii="Segoe UI" w:hAnsi="Segoe UI" w:eastAsia="Segoe UI" w:cs="Segoe UI"/>
                 <w:i w:val="0"/>
                 <w:iCs w:val="0"/>
                 <w:caps w:val="0"/>
@@ -4943,8 +4962,8 @@
             </w:pPr>
             <w:r>
               <w:rPr>
-                <w:rStyle w:val="Strong"/>
-                <w:rFonts w:ascii="Segoe UI" w:eastAsia="Segoe UI" w:hAnsi="Segoe UI" w:cs="Segoe UI" w:hint="default"/>
+                <w:rStyle w:val="23"/>
+                <w:rFonts w:hint="default" w:ascii="Segoe UI" w:hAnsi="Segoe UI" w:eastAsia="Segoe UI" w:cs="Segoe UI"/>
                 <w:b/>
                 <w:bCs/>
                 <w:i w:val="0"/>
@@ -4983,7 +5002,7 @@
               <w:spacing w:line="300" w:lineRule="atLeast"/>
               <w:jc w:val="left"/>
               <w:rPr>
-                <w:rFonts w:ascii="Segoe UI" w:eastAsia="Segoe UI" w:hAnsi="Segoe UI" w:cs="Segoe UI" w:hint="default"/>
+                <w:rFonts w:hint="default" w:ascii="Segoe UI" w:hAnsi="Segoe UI" w:eastAsia="Segoe UI" w:cs="Segoe UI"/>
                 <w:i w:val="0"/>
                 <w:iCs w:val="0"/>
                 <w:caps w:val="0"/>
@@ -4995,7 +5014,7 @@
             </w:pPr>
             <w:r>
               <w:rPr>
-                <w:rFonts w:ascii="Segoe UI" w:eastAsia="Segoe UI" w:hAnsi="Segoe UI" w:cs="Segoe UI" w:hint="default"/>
+                <w:rFonts w:hint="default" w:ascii="Segoe UI" w:hAnsi="Segoe UI" w:eastAsia="Segoe UI" w:cs="Segoe UI"/>
                 <w:i w:val="0"/>
                 <w:iCs w:val="0"/>
                 <w:caps w:val="0"/>
@@ -5011,7 +5030,7 @@
             </w:r>
             <w:r>
               <w:rPr>
-                <w:rFonts w:ascii="Segoe UI" w:eastAsia="Segoe UI" w:hAnsi="Segoe UI" w:cs="Segoe UI" w:hint="default"/>
+                <w:rFonts w:hint="default" w:ascii="Segoe UI" w:hAnsi="Segoe UI" w:eastAsia="Segoe UI" w:cs="Segoe UI"/>
                 <w:i w:val="0"/>
                 <w:iCs w:val="0"/>
                 <w:caps w:val="0"/>
@@ -5023,11 +5042,11 @@
                 <w:szCs w:val="18"/>
                 <w:lang w:val="en-US" w:eastAsia="zh-CN"/>
               </w:rPr>
-              <w:br/>
-            </w:r>
-            <w:r>
-              <w:rPr>
-                <w:rFonts w:ascii="Segoe UI" w:eastAsia="Segoe UI" w:hAnsi="Segoe UI" w:cs="Segoe UI" w:hint="default"/>
+              <w:br w:type="textWrapping"/>
+            </w:r>
+            <w:r>
+              <w:rPr>
+                <w:rFonts w:hint="default" w:ascii="Segoe UI" w:hAnsi="Segoe UI" w:eastAsia="Segoe UI" w:cs="Segoe UI"/>
                 <w:i w:val="0"/>
                 <w:iCs w:val="0"/>
                 <w:caps w:val="0"/>
@@ -5043,7 +5062,7 @@
             </w:r>
             <w:r>
               <w:rPr>
-                <w:rFonts w:ascii="Segoe UI" w:eastAsia="Segoe UI" w:hAnsi="Segoe UI" w:cs="Segoe UI" w:hint="default"/>
+                <w:rFonts w:hint="default" w:ascii="Segoe UI" w:hAnsi="Segoe UI" w:eastAsia="Segoe UI" w:cs="Segoe UI"/>
                 <w:i w:val="0"/>
                 <w:iCs w:val="0"/>
                 <w:caps w:val="0"/>
@@ -5055,11 +5074,11 @@
                 <w:szCs w:val="18"/>
                 <w:lang w:val="en-US" w:eastAsia="zh-CN"/>
               </w:rPr>
-              <w:br/>
-            </w:r>
-            <w:r>
-              <w:rPr>
-                <w:rFonts w:ascii="Segoe UI" w:eastAsia="Segoe UI" w:hAnsi="Segoe UI" w:cs="Segoe UI" w:hint="default"/>
+              <w:br w:type="textWrapping"/>
+            </w:r>
+            <w:r>
+              <w:rPr>
+                <w:rFonts w:hint="default" w:ascii="Segoe UI" w:hAnsi="Segoe UI" w:eastAsia="Segoe UI" w:cs="Segoe UI"/>
                 <w:i w:val="0"/>
                 <w:iCs w:val="0"/>
                 <w:caps w:val="0"/>
@@ -5096,7 +5115,7 @@
               <w:spacing w:line="300" w:lineRule="atLeast"/>
               <w:jc w:val="left"/>
               <w:rPr>
-                <w:rFonts w:ascii="Segoe UI" w:eastAsia="Segoe UI" w:hAnsi="Segoe UI" w:cs="Segoe UI" w:hint="default"/>
+                <w:rFonts w:hint="default" w:ascii="Segoe UI" w:hAnsi="Segoe UI" w:eastAsia="Segoe UI" w:cs="Segoe UI"/>
                 <w:i w:val="0"/>
                 <w:iCs w:val="0"/>
                 <w:caps w:val="0"/>
@@ -5108,8 +5127,8 @@
             </w:pPr>
             <w:r>
               <w:rPr>
-                <w:rStyle w:val="Strong"/>
-                <w:rFonts w:ascii="Segoe UI" w:eastAsia="Segoe UI" w:hAnsi="Segoe UI" w:cs="Segoe UI" w:hint="default"/>
+                <w:rStyle w:val="23"/>
+                <w:rFonts w:hint="default" w:ascii="Segoe UI" w:hAnsi="Segoe UI" w:eastAsia="Segoe UI" w:cs="Segoe UI"/>
                 <w:b/>
                 <w:bCs/>
                 <w:i w:val="0"/>
@@ -5127,7 +5146,7 @@
             </w:r>
             <w:r>
               <w:rPr>
-                <w:rFonts w:ascii="Segoe UI" w:eastAsia="Segoe UI" w:hAnsi="Segoe UI" w:cs="Segoe UI" w:hint="default"/>
+                <w:rFonts w:hint="default" w:ascii="Segoe UI" w:hAnsi="Segoe UI" w:eastAsia="Segoe UI" w:cs="Segoe UI"/>
                 <w:i w:val="0"/>
                 <w:iCs w:val="0"/>
                 <w:caps w:val="0"/>
@@ -5143,7 +5162,7 @@
             </w:r>
             <w:r>
               <w:rPr>
-                <w:rFonts w:ascii="Segoe UI" w:eastAsia="Segoe UI" w:hAnsi="Segoe UI" w:cs="Segoe UI" w:hint="default"/>
+                <w:rFonts w:hint="default" w:ascii="Segoe UI" w:hAnsi="Segoe UI" w:eastAsia="Segoe UI" w:cs="Segoe UI"/>
                 <w:i w:val="0"/>
                 <w:iCs w:val="0"/>
                 <w:caps w:val="0"/>
@@ -5155,12 +5174,12 @@
                 <w:szCs w:val="18"/>
                 <w:lang w:val="en-US" w:eastAsia="zh-CN"/>
               </w:rPr>
-              <w:br/>
-            </w:r>
-            <w:r>
-              <w:rPr>
-                <w:rStyle w:val="Strong"/>
-                <w:rFonts w:ascii="Segoe UI" w:eastAsia="Segoe UI" w:hAnsi="Segoe UI" w:cs="Segoe UI" w:hint="default"/>
+              <w:br w:type="textWrapping"/>
+            </w:r>
+            <w:r>
+              <w:rPr>
+                <w:rStyle w:val="23"/>
+                <w:rFonts w:hint="default" w:ascii="Segoe UI" w:hAnsi="Segoe UI" w:eastAsia="Segoe UI" w:cs="Segoe UI"/>
                 <w:b/>
                 <w:bCs/>
                 <w:i w:val="0"/>
@@ -5178,7 +5197,7 @@
             </w:r>
             <w:r>
               <w:rPr>
-                <w:rFonts w:ascii="Segoe UI" w:eastAsia="Segoe UI" w:hAnsi="Segoe UI" w:cs="Segoe UI" w:hint="default"/>
+                <w:rFonts w:hint="default" w:ascii="Segoe UI" w:hAnsi="Segoe UI" w:eastAsia="Segoe UI" w:cs="Segoe UI"/>
                 <w:i w:val="0"/>
                 <w:iCs w:val="0"/>
                 <w:caps w:val="0"/>
@@ -5197,8 +5216,14 @@
       </w:tr>
       <w:tr>
         <w:tblPrEx>
-          <w:tblW w:w="9024" w:type="dxa"/>
-          <w:tblInd w:w="0" w:type="dxa"/>
+          <w:tblBorders>
+            <w:top w:val="single" w:color="auto" w:sz="4" w:space="0"/>
+            <w:left w:val="single" w:color="auto" w:sz="4" w:space="0"/>
+            <w:bottom w:val="single" w:color="auto" w:sz="4" w:space="0"/>
+            <w:right w:val="single" w:color="auto" w:sz="4" w:space="0"/>
+            <w:insideH w:val="single" w:color="auto" w:sz="4" w:space="0"/>
+            <w:insideV w:val="single" w:color="auto" w:sz="4" w:space="0"/>
+          </w:tblBorders>
           <w:shd w:val="clear" w:color="auto" w:fill="auto"/>
           <w:tblCellMar>
             <w:top w:w="15" w:type="dxa"/>
@@ -5228,7 +5253,7 @@
               <w:spacing w:line="300" w:lineRule="atLeast"/>
               <w:jc w:val="left"/>
               <w:rPr>
-                <w:rFonts w:ascii="Segoe UI" w:eastAsia="Segoe UI" w:hAnsi="Segoe UI" w:cs="Segoe UI" w:hint="default"/>
+                <w:rFonts w:hint="default" w:ascii="Segoe UI" w:hAnsi="Segoe UI" w:eastAsia="Segoe UI" w:cs="Segoe UI"/>
                 <w:i w:val="0"/>
                 <w:iCs w:val="0"/>
                 <w:caps w:val="0"/>
@@ -5240,8 +5265,8 @@
             </w:pPr>
             <w:r>
               <w:rPr>
-                <w:rStyle w:val="Strong"/>
-                <w:rFonts w:ascii="Segoe UI" w:eastAsia="Segoe UI" w:hAnsi="Segoe UI" w:cs="Segoe UI" w:hint="default"/>
+                <w:rStyle w:val="23"/>
+                <w:rFonts w:hint="default" w:ascii="Segoe UI" w:hAnsi="Segoe UI" w:eastAsia="Segoe UI" w:cs="Segoe UI"/>
                 <w:b/>
                 <w:bCs/>
                 <w:i w:val="0"/>
@@ -5280,7 +5305,7 @@
               <w:spacing w:line="300" w:lineRule="atLeast"/>
               <w:jc w:val="left"/>
               <w:rPr>
-                <w:rFonts w:ascii="Segoe UI" w:eastAsia="Segoe UI" w:hAnsi="Segoe UI" w:cs="Segoe UI" w:hint="default"/>
+                <w:rFonts w:hint="default" w:ascii="Segoe UI" w:hAnsi="Segoe UI" w:eastAsia="Segoe UI" w:cs="Segoe UI"/>
                 <w:i w:val="0"/>
                 <w:iCs w:val="0"/>
                 <w:caps w:val="0"/>
@@ -5292,7 +5317,7 @@
             </w:pPr>
             <w:r>
               <w:rPr>
-                <w:rFonts w:ascii="Segoe UI" w:eastAsia="Segoe UI" w:hAnsi="Segoe UI" w:cs="Segoe UI" w:hint="default"/>
+                <w:rFonts w:hint="default" w:ascii="Segoe UI" w:hAnsi="Segoe UI" w:eastAsia="Segoe UI" w:cs="Segoe UI"/>
                 <w:i w:val="0"/>
                 <w:iCs w:val="0"/>
                 <w:caps w:val="0"/>
@@ -5308,7 +5333,7 @@
             </w:r>
             <w:r>
               <w:rPr>
-                <w:rFonts w:ascii="Segoe UI" w:eastAsia="Segoe UI" w:hAnsi="Segoe UI" w:cs="Segoe UI" w:hint="default"/>
+                <w:rFonts w:hint="default" w:ascii="Segoe UI" w:hAnsi="Segoe UI" w:eastAsia="Segoe UI" w:cs="Segoe UI"/>
                 <w:i w:val="0"/>
                 <w:iCs w:val="0"/>
                 <w:caps w:val="0"/>
@@ -5320,11 +5345,11 @@
                 <w:szCs w:val="18"/>
                 <w:lang w:val="en-US" w:eastAsia="zh-CN"/>
               </w:rPr>
-              <w:br/>
-            </w:r>
-            <w:r>
-              <w:rPr>
-                <w:rFonts w:ascii="Segoe UI" w:eastAsia="Segoe UI" w:hAnsi="Segoe UI" w:cs="Segoe UI" w:hint="default"/>
+              <w:br w:type="textWrapping"/>
+            </w:r>
+            <w:r>
+              <w:rPr>
+                <w:rFonts w:hint="default" w:ascii="Segoe UI" w:hAnsi="Segoe UI" w:eastAsia="Segoe UI" w:cs="Segoe UI"/>
                 <w:i w:val="0"/>
                 <w:iCs w:val="0"/>
                 <w:caps w:val="0"/>
@@ -5340,7 +5365,7 @@
             </w:r>
             <w:r>
               <w:rPr>
-                <w:rFonts w:ascii="Segoe UI" w:eastAsia="Segoe UI" w:hAnsi="Segoe UI" w:cs="Segoe UI" w:hint="default"/>
+                <w:rFonts w:hint="default" w:ascii="Segoe UI" w:hAnsi="Segoe UI" w:eastAsia="Segoe UI" w:cs="Segoe UI"/>
                 <w:i w:val="0"/>
                 <w:iCs w:val="0"/>
                 <w:caps w:val="0"/>
@@ -5352,11 +5377,11 @@
                 <w:szCs w:val="18"/>
                 <w:lang w:val="en-US" w:eastAsia="zh-CN"/>
               </w:rPr>
-              <w:br/>
-            </w:r>
-            <w:r>
-              <w:rPr>
-                <w:rFonts w:ascii="Segoe UI" w:eastAsia="Segoe UI" w:hAnsi="Segoe UI" w:cs="Segoe UI" w:hint="default"/>
+              <w:br w:type="textWrapping"/>
+            </w:r>
+            <w:r>
+              <w:rPr>
+                <w:rFonts w:hint="default" w:ascii="Segoe UI" w:hAnsi="Segoe UI" w:eastAsia="Segoe UI" w:cs="Segoe UI"/>
                 <w:i w:val="0"/>
                 <w:iCs w:val="0"/>
                 <w:caps w:val="0"/>
@@ -5393,7 +5418,7 @@
               <w:spacing w:line="300" w:lineRule="atLeast"/>
               <w:jc w:val="left"/>
               <w:rPr>
-                <w:rFonts w:ascii="Segoe UI" w:eastAsia="Segoe UI" w:hAnsi="Segoe UI" w:cs="Segoe UI" w:hint="default"/>
+                <w:rFonts w:hint="default" w:ascii="Segoe UI" w:hAnsi="Segoe UI" w:eastAsia="Segoe UI" w:cs="Segoe UI"/>
                 <w:i w:val="0"/>
                 <w:iCs w:val="0"/>
                 <w:caps w:val="0"/>
@@ -5405,8 +5430,8 @@
             </w:pPr>
             <w:r>
               <w:rPr>
-                <w:rStyle w:val="Strong"/>
-                <w:rFonts w:ascii="Segoe UI" w:eastAsia="Segoe UI" w:hAnsi="Segoe UI" w:cs="Segoe UI" w:hint="default"/>
+                <w:rStyle w:val="23"/>
+                <w:rFonts w:hint="default" w:ascii="Segoe UI" w:hAnsi="Segoe UI" w:eastAsia="Segoe UI" w:cs="Segoe UI"/>
                 <w:b/>
                 <w:bCs/>
                 <w:i w:val="0"/>
@@ -5424,7 +5449,7 @@
             </w:r>
             <w:r>
               <w:rPr>
-                <w:rFonts w:ascii="Segoe UI" w:eastAsia="Segoe UI" w:hAnsi="Segoe UI" w:cs="Segoe UI" w:hint="default"/>
+                <w:rFonts w:hint="default" w:ascii="Segoe UI" w:hAnsi="Segoe UI" w:eastAsia="Segoe UI" w:cs="Segoe UI"/>
                 <w:i w:val="0"/>
                 <w:iCs w:val="0"/>
                 <w:caps w:val="0"/>
@@ -5440,8 +5465,8 @@
             </w:r>
             <w:r>
               <w:rPr>
-                <w:rStyle w:val="Strong"/>
-                <w:rFonts w:ascii="Segoe UI" w:eastAsia="Segoe UI" w:hAnsi="Segoe UI" w:cs="Segoe UI" w:hint="default"/>
+                <w:rStyle w:val="23"/>
+                <w:rFonts w:hint="default" w:ascii="Segoe UI" w:hAnsi="Segoe UI" w:eastAsia="Segoe UI" w:cs="Segoe UI"/>
                 <w:b/>
                 <w:bCs/>
                 <w:i w:val="0"/>
@@ -5463,54 +5488,45 @@
     </w:tbl>
     <w:p>
       <w:pPr>
-        <w:pStyle w:val="a1"/>
+        <w:pStyle w:val="28"/>
+        <w:bidi w:val="0"/>
         <w:rPr>
           <w:rFonts w:hint="default"/>
           <w:lang w:val="en-US" w:eastAsia="zh-CN"/>
         </w:rPr>
       </w:pPr>
+      <w:bookmarkStart w:id="7" w:name="_Toc29720"/>
+      <w:r>
+        <w:rPr>
+          <w:rFonts w:hint="default"/>
+          <w:lang w:val="en-US" w:eastAsia="zh-CN"/>
+        </w:rPr>
+        <w:t>发布类型与策略</w:t>
+      </w:r>
+      <w:bookmarkEnd w:id="7"/>
     </w:p>
     <w:p>
       <w:pPr>
-        <w:pStyle w:val="1"/>
+        <w:pStyle w:val="30"/>
         <w:bidi w:val="0"/>
         <w:rPr>
           <w:rFonts w:hint="default"/>
           <w:lang w:val="en-US" w:eastAsia="zh-CN"/>
         </w:rPr>
       </w:pPr>
-      <w:bookmarkStart w:id="8" w:name="_Toc186"/>
+      <w:bookmarkStart w:id="8" w:name="_Toc11985"/>
       <w:r>
         <w:rPr>
           <w:rFonts w:hint="default"/>
           <w:lang w:val="en-US" w:eastAsia="zh-CN"/>
         </w:rPr>
-        <w:t>发布类型与策略</w:t>
+        <w:t>发布类型</w:t>
       </w:r>
       <w:bookmarkEnd w:id="8"/>
     </w:p>
     <w:p>
       <w:pPr>
-        <w:pStyle w:val="2"/>
-        <w:bidi w:val="0"/>
-        <w:rPr>
-          <w:rFonts w:hint="default"/>
-          <w:lang w:val="en-US" w:eastAsia="zh-CN"/>
-        </w:rPr>
-      </w:pPr>
-      <w:bookmarkStart w:id="9" w:name="_Toc25405"/>
-      <w:r>
-        <w:rPr>
-          <w:rFonts w:hint="default"/>
-          <w:lang w:val="en-US" w:eastAsia="zh-CN"/>
-        </w:rPr>
-        <w:t>发布类型</w:t>
-      </w:r>
-      <w:bookmarkEnd w:id="9"/>
-    </w:p>
-    <w:p>
-      <w:pPr>
-        <w:pStyle w:val="a1"/>
+        <w:pStyle w:val="29"/>
         <w:keepNext w:val="0"/>
         <w:keepLines w:val="0"/>
         <w:pageBreakBefore w:val="0"/>
@@ -5539,7 +5555,7 @@
     </w:p>
     <w:p>
       <w:pPr>
-        <w:pStyle w:val="a1"/>
+        <w:pStyle w:val="29"/>
         <w:keepNext w:val="0"/>
         <w:keepLines w:val="0"/>
         <w:pageBreakBefore w:val="0"/>
@@ -5568,7 +5584,7 @@
     </w:p>
     <w:p>
       <w:pPr>
-        <w:pStyle w:val="a1"/>
+        <w:pStyle w:val="29"/>
         <w:keepNext w:val="0"/>
         <w:keepLines w:val="0"/>
         <w:pageBreakBefore w:val="0"/>
@@ -5597,14 +5613,14 @@
     </w:p>
     <w:p>
       <w:pPr>
-        <w:pStyle w:val="2"/>
+        <w:pStyle w:val="30"/>
         <w:bidi w:val="0"/>
         <w:rPr>
           <w:rFonts w:hint="default"/>
           <w:lang w:val="en-US" w:eastAsia="zh-CN"/>
         </w:rPr>
       </w:pPr>
-      <w:bookmarkStart w:id="10" w:name="_Toc15136"/>
+      <w:bookmarkStart w:id="9" w:name="_Toc26774"/>
       <w:r>
         <w:rPr>
           <w:rFonts w:hint="default"/>
@@ -5612,11 +5628,11 @@
         </w:rPr>
         <w:t>发布策略</w:t>
       </w:r>
-      <w:bookmarkEnd w:id="10"/>
+      <w:bookmarkEnd w:id="9"/>
     </w:p>
     <w:p>
       <w:pPr>
-        <w:pStyle w:val="a1"/>
+        <w:pStyle w:val="29"/>
         <w:keepNext w:val="0"/>
         <w:keepLines w:val="0"/>
         <w:pageBreakBefore w:val="0"/>
@@ -5645,7 +5661,7 @@
     </w:p>
     <w:p>
       <w:pPr>
-        <w:pStyle w:val="a1"/>
+        <w:pStyle w:val="29"/>
         <w:keepNext w:val="0"/>
         <w:keepLines w:val="0"/>
         <w:pageBreakBefore w:val="0"/>
@@ -5662,7 +5678,7 @@
         <w:bidi w:val="0"/>
         <w:adjustRightInd w:val="0"/>
         <w:snapToGrid w:val="0"/>
-        <w:ind w:left="425" w:hanging="425" w:leftChars="0" w:firstLineChars="0"/>
+        <w:ind w:left="425" w:leftChars="0" w:hanging="425" w:firstLineChars="0"/>
         <w:textAlignment w:val="baseline"/>
         <w:rPr>
           <w:rFonts w:hint="default"/>
@@ -5679,7 +5695,7 @@
     </w:p>
     <w:p>
       <w:pPr>
-        <w:pStyle w:val="a1"/>
+        <w:pStyle w:val="29"/>
         <w:keepNext w:val="0"/>
         <w:keepLines w:val="0"/>
         <w:pageBreakBefore w:val="0"/>
@@ -5696,7 +5712,7 @@
         <w:bidi w:val="0"/>
         <w:adjustRightInd w:val="0"/>
         <w:snapToGrid w:val="0"/>
-        <w:ind w:left="425" w:hanging="425" w:leftChars="0" w:firstLineChars="0"/>
+        <w:ind w:left="425" w:leftChars="0" w:hanging="425" w:firstLineChars="0"/>
         <w:textAlignment w:val="baseline"/>
         <w:rPr>
           <w:rFonts w:hint="default"/>
@@ -5713,7 +5729,7 @@
     </w:p>
     <w:p>
       <w:pPr>
-        <w:pStyle w:val="a1"/>
+        <w:pStyle w:val="29"/>
         <w:keepNext w:val="0"/>
         <w:keepLines w:val="0"/>
         <w:pageBreakBefore w:val="0"/>
@@ -5730,7 +5746,7 @@
         <w:bidi w:val="0"/>
         <w:adjustRightInd w:val="0"/>
         <w:snapToGrid w:val="0"/>
-        <w:ind w:left="425" w:hanging="425" w:leftChars="0" w:firstLineChars="0"/>
+        <w:ind w:left="425" w:leftChars="0" w:hanging="425" w:firstLineChars="0"/>
         <w:textAlignment w:val="baseline"/>
         <w:rPr>
           <w:rFonts w:hint="default"/>
@@ -5747,45 +5763,45 @@
     </w:p>
     <w:p>
       <w:pPr>
-        <w:pStyle w:val="1"/>
+        <w:pStyle w:val="28"/>
         <w:bidi w:val="0"/>
         <w:rPr>
           <w:rFonts w:hint="default"/>
           <w:lang w:val="en-US" w:eastAsia="zh-CN"/>
         </w:rPr>
       </w:pPr>
-      <w:bookmarkStart w:id="11" w:name="_Toc1829"/>
+      <w:bookmarkStart w:id="10" w:name="_Toc19050"/>
       <w:r>
         <w:rPr>
           <w:rFonts w:hint="default"/>
           <w:lang w:val="en-US" w:eastAsia="zh-CN"/>
         </w:rPr>
         <w:t>发布管理流程核心环节</w:t>
+      </w:r>
+      <w:bookmarkEnd w:id="10"/>
+    </w:p>
+    <w:p>
+      <w:pPr>
+        <w:pStyle w:val="30"/>
+        <w:bidi w:val="0"/>
+        <w:rPr>
+          <w:rFonts w:hint="default"/>
+          <w:lang w:val="en-US" w:eastAsia="zh-CN"/>
+        </w:rPr>
+      </w:pPr>
+      <w:bookmarkStart w:id="11" w:name="_Toc20657"/>
+      <w:r>
+        <w:rPr>
+          <w:rFonts w:hint="default"/>
+          <w:lang w:val="en-US" w:eastAsia="zh-CN"/>
+        </w:rPr>
+        <w:t>发布规划与设计</w:t>
       </w:r>
       <w:bookmarkEnd w:id="11"/>
     </w:p>
     <w:p>
       <w:pPr>
-        <w:pStyle w:val="2"/>
-        <w:bidi w:val="0"/>
-        <w:rPr>
-          <w:rFonts w:hint="default"/>
-          <w:lang w:val="en-US" w:eastAsia="zh-CN"/>
-        </w:rPr>
-      </w:pPr>
-      <w:bookmarkStart w:id="12" w:name="_Toc29247"/>
-      <w:r>
-        <w:rPr>
-          <w:rFonts w:hint="default"/>
-          <w:lang w:val="en-US" w:eastAsia="zh-CN"/>
-        </w:rPr>
-        <w:t>发布规划与设计</w:t>
-      </w:r>
-      <w:bookmarkEnd w:id="12"/>
-    </w:p>
-    <w:p>
-      <w:pPr>
-        <w:pStyle w:val="a1"/>
+        <w:pStyle w:val="29"/>
         <w:keepNext w:val="0"/>
         <w:keepLines w:val="0"/>
         <w:pageBreakBefore w:val="0"/>
@@ -5814,7 +5830,7 @@
     </w:p>
     <w:p>
       <w:pPr>
-        <w:pStyle w:val="a1"/>
+        <w:pStyle w:val="29"/>
         <w:keepNext w:val="0"/>
         <w:keepLines w:val="0"/>
         <w:pageBreakBefore w:val="0"/>
@@ -5843,7 +5859,7 @@
     </w:p>
     <w:p>
       <w:pPr>
-        <w:pStyle w:val="a1"/>
+        <w:pStyle w:val="29"/>
         <w:keepNext w:val="0"/>
         <w:keepLines w:val="0"/>
         <w:pageBreakBefore w:val="0"/>
@@ -5872,14 +5888,14 @@
     </w:p>
     <w:p>
       <w:pPr>
-        <w:pStyle w:val="2"/>
+        <w:pStyle w:val="30"/>
         <w:bidi w:val="0"/>
         <w:rPr>
           <w:rFonts w:hint="default"/>
           <w:lang w:val="en-US" w:eastAsia="zh-CN"/>
         </w:rPr>
       </w:pPr>
-      <w:bookmarkStart w:id="13" w:name="_Toc9444"/>
+      <w:bookmarkStart w:id="12" w:name="_Toc28422"/>
       <w:r>
         <w:rPr>
           <w:rFonts w:hint="default"/>
@@ -5887,11 +5903,11 @@
         </w:rPr>
         <w:t>构建与测试</w:t>
       </w:r>
-      <w:bookmarkEnd w:id="13"/>
+      <w:bookmarkEnd w:id="12"/>
     </w:p>
     <w:p>
       <w:pPr>
-        <w:pStyle w:val="a1"/>
+        <w:pStyle w:val="29"/>
         <w:keepNext w:val="0"/>
         <w:keepLines w:val="0"/>
         <w:pageBreakBefore w:val="0"/>
@@ -5920,7 +5936,7 @@
     </w:p>
     <w:p>
       <w:pPr>
-        <w:pStyle w:val="a1"/>
+        <w:pStyle w:val="29"/>
         <w:keepNext w:val="0"/>
         <w:keepLines w:val="0"/>
         <w:pageBreakBefore w:val="0"/>
@@ -5949,14 +5965,14 @@
     </w:p>
     <w:p>
       <w:pPr>
-        <w:pStyle w:val="2"/>
+        <w:pStyle w:val="30"/>
         <w:bidi w:val="0"/>
         <w:rPr>
           <w:rFonts w:hint="default"/>
           <w:lang w:val="en-US" w:eastAsia="zh-CN"/>
         </w:rPr>
       </w:pPr>
-      <w:bookmarkStart w:id="14" w:name="_Toc19660"/>
+      <w:bookmarkStart w:id="13" w:name="_Toc9019"/>
       <w:r>
         <w:rPr>
           <w:rFonts w:hint="default"/>
@@ -5964,11 +5980,11 @@
         </w:rPr>
         <w:t>发布评审与授权</w:t>
       </w:r>
-      <w:bookmarkEnd w:id="14"/>
+      <w:bookmarkEnd w:id="13"/>
     </w:p>
     <w:p>
       <w:pPr>
-        <w:pStyle w:val="a1"/>
+        <w:pStyle w:val="29"/>
         <w:keepNext w:val="0"/>
         <w:keepLines w:val="0"/>
         <w:pageBreakBefore w:val="0"/>
@@ -5997,7 +6013,7 @@
     </w:p>
     <w:p>
       <w:pPr>
-        <w:pStyle w:val="a1"/>
+        <w:pStyle w:val="29"/>
         <w:keepNext w:val="0"/>
         <w:keepLines w:val="0"/>
         <w:pageBreakBefore w:val="0"/>
@@ -6026,7 +6042,7 @@
     </w:p>
     <w:p>
       <w:pPr>
-        <w:pStyle w:val="a1"/>
+        <w:pStyle w:val="29"/>
         <w:keepNext w:val="0"/>
         <w:keepLines w:val="0"/>
         <w:pageBreakBefore w:val="0"/>
@@ -6055,14 +6071,14 @@
     </w:p>
     <w:p>
       <w:pPr>
-        <w:pStyle w:val="2"/>
+        <w:pStyle w:val="30"/>
         <w:bidi w:val="0"/>
         <w:rPr>
           <w:rFonts w:hint="default"/>
           <w:lang w:val="en-US" w:eastAsia="zh-CN"/>
         </w:rPr>
       </w:pPr>
-      <w:bookmarkStart w:id="15" w:name="_Toc639"/>
+      <w:bookmarkStart w:id="14" w:name="_Toc12525"/>
       <w:r>
         <w:rPr>
           <w:rFonts w:hint="default"/>
@@ -6070,11 +6086,11 @@
         </w:rPr>
         <w:t>实施、验证与回退</w:t>
       </w:r>
-      <w:bookmarkEnd w:id="15"/>
+      <w:bookmarkEnd w:id="14"/>
     </w:p>
     <w:p>
       <w:pPr>
-        <w:pStyle w:val="a1"/>
+        <w:pStyle w:val="29"/>
         <w:keepNext w:val="0"/>
         <w:keepLines w:val="0"/>
         <w:pageBreakBefore w:val="0"/>
@@ -6098,12 +6114,12 @@
           <w:rFonts w:hint="default"/>
           <w:lang w:val="en-US" w:eastAsia="zh-CN"/>
         </w:rPr>
-        <w:t>预检查与备份： 实施工程师确认环境状态，完成必要备份。</w:t>
+        <w:t>预检查与备份：实施工程师确认环境状态，完成必要备份。</w:t>
       </w:r>
     </w:p>
     <w:p>
       <w:pPr>
-        <w:pStyle w:val="a1"/>
+        <w:pStyle w:val="29"/>
         <w:keepNext w:val="0"/>
         <w:keepLines w:val="0"/>
         <w:pageBreakBefore w:val="0"/>
@@ -6127,12 +6143,12 @@
           <w:rFonts w:hint="default"/>
           <w:lang w:val="en-US" w:eastAsia="zh-CN"/>
         </w:rPr>
-        <w:t>分步实施： 严格按照《发布计划》的步骤执行部署。</w:t>
+        <w:t>分步实施：严格按照《发布计划》的步骤执行部署。</w:t>
       </w:r>
     </w:p>
     <w:p>
       <w:pPr>
-        <w:pStyle w:val="a1"/>
+        <w:pStyle w:val="29"/>
         <w:keepNext w:val="0"/>
         <w:keepLines w:val="0"/>
         <w:pageBreakBefore w:val="0"/>
@@ -6156,12 +6172,12 @@
           <w:rFonts w:hint="default"/>
           <w:lang w:val="en-US" w:eastAsia="zh-CN"/>
         </w:rPr>
-        <w:t>发布后验证： 对核心功能、性能指标、业务监控进行验证。</w:t>
+        <w:t>发布后验证：对核心功能、性能指标、业务监控进行验证。</w:t>
       </w:r>
     </w:p>
     <w:p>
       <w:pPr>
-        <w:pStyle w:val="a1"/>
+        <w:pStyle w:val="29"/>
         <w:keepNext w:val="0"/>
         <w:keepLines w:val="0"/>
         <w:pageBreakBefore w:val="0"/>
@@ -6190,7 +6206,7 @@
     </w:p>
     <w:p>
       <w:pPr>
-        <w:pStyle w:val="a1"/>
+        <w:pStyle w:val="29"/>
         <w:keepNext w:val="0"/>
         <w:keepLines w:val="0"/>
         <w:pageBreakBefore w:val="0"/>
@@ -6219,7 +6235,7 @@
     </w:p>
     <w:p>
       <w:pPr>
-        <w:pStyle w:val="a1"/>
+        <w:pStyle w:val="29"/>
         <w:keepNext w:val="0"/>
         <w:keepLines w:val="0"/>
         <w:pageBreakBefore w:val="0"/>
@@ -6248,7 +6264,7 @@
     </w:p>
     <w:p>
       <w:pPr>
-        <w:pStyle w:val="a1"/>
+        <w:pStyle w:val="29"/>
         <w:keepNext w:val="0"/>
         <w:keepLines w:val="0"/>
         <w:pageBreakBefore w:val="0"/>
@@ -6272,19 +6288,19 @@
           <w:rFonts w:hint="default"/>
           <w:lang w:val="en-US" w:eastAsia="zh-CN"/>
         </w:rPr>
-        <w:t>实施报告： 记录实施过程、结果、任何异常及回退情况。</w:t>
+        <w:t>实施报告：记录实施过程、结果、任何异常及回退情况。</w:t>
       </w:r>
     </w:p>
     <w:p>
       <w:pPr>
-        <w:pStyle w:val="2"/>
+        <w:pStyle w:val="30"/>
         <w:bidi w:val="0"/>
         <w:rPr>
           <w:rFonts w:hint="default"/>
           <w:lang w:val="en-US" w:eastAsia="zh-CN"/>
         </w:rPr>
       </w:pPr>
-      <w:bookmarkStart w:id="16" w:name="_Toc21072"/>
+      <w:bookmarkStart w:id="15" w:name="_Toc16663"/>
       <w:r>
         <w:rPr>
           <w:rFonts w:hint="default"/>
@@ -6292,11 +6308,11 @@
         </w:rPr>
         <w:t>发布后复盘与关闭</w:t>
       </w:r>
-      <w:bookmarkEnd w:id="16"/>
+      <w:bookmarkEnd w:id="15"/>
     </w:p>
     <w:p>
       <w:pPr>
-        <w:pStyle w:val="a1"/>
+        <w:pStyle w:val="29"/>
         <w:keepNext w:val="0"/>
         <w:keepLines w:val="0"/>
         <w:pageBreakBefore w:val="0"/>
@@ -6320,12 +6336,12 @@
           <w:rFonts w:hint="default"/>
           <w:lang w:val="en-US" w:eastAsia="zh-CN"/>
         </w:rPr>
-        <w:t>成功发布： 发布经理组织简短复盘，更新配置管理数据库（CMDB），将发布包归档至DSL，关闭发布流程。</w:t>
+        <w:t>成功发布：发布经理组织简短复盘，更新配置管理数据库（CMDB），将发布包归档至DSL，关闭发布流程。</w:t>
       </w:r>
     </w:p>
     <w:p>
       <w:pPr>
-        <w:pStyle w:val="a1"/>
+        <w:pStyle w:val="29"/>
         <w:keepNext w:val="0"/>
         <w:keepLines w:val="0"/>
         <w:pageBreakBefore w:val="0"/>
@@ -6349,12 +6365,21 @@
           <w:rFonts w:hint="default"/>
           <w:lang w:val="en-US" w:eastAsia="zh-CN"/>
         </w:rPr>
-        <w:t>失败/回退发布： 必须进行专项复盘（Post-mortem），深入分析根本原因，优化流程或方案。</w:t>
+        <w:t>失败/回退发布：</w:t>
+      </w:r>
+      <w:bookmarkStart w:id="19" w:name="_GoBack"/>
+      <w:bookmarkEnd w:id="19"/>
+      <w:r>
+        <w:rPr>
+          <w:rFonts w:hint="default"/>
+          <w:lang w:val="en-US" w:eastAsia="zh-CN"/>
+        </w:rPr>
+        <w:t>必须进行专项复盘（Post-mortem），深入分析根本原因，优化流程或方案。</w:t>
       </w:r>
     </w:p>
     <w:p>
       <w:pPr>
-        <w:pStyle w:val="a1"/>
+        <w:pStyle w:val="29"/>
         <w:keepNext w:val="0"/>
         <w:keepLines w:val="0"/>
         <w:pageBreakBefore w:val="0"/>
@@ -6383,14 +6408,14 @@
     </w:p>
     <w:p>
       <w:pPr>
-        <w:pStyle w:val="1"/>
+        <w:pStyle w:val="28"/>
         <w:bidi w:val="0"/>
         <w:rPr>
           <w:rFonts w:hint="default"/>
           <w:lang w:val="en-US" w:eastAsia="zh-CN"/>
         </w:rPr>
       </w:pPr>
-      <w:bookmarkStart w:id="17" w:name="_Toc25742"/>
+      <w:bookmarkStart w:id="16" w:name="_Toc31819"/>
       <w:r>
         <w:rPr>
           <w:rFonts w:hint="default"/>
@@ -6398,11 +6423,11 @@
         </w:rPr>
         <w:t>与其他流程的接口</w:t>
       </w:r>
-      <w:bookmarkEnd w:id="17"/>
+      <w:bookmarkEnd w:id="16"/>
     </w:p>
     <w:p>
       <w:pPr>
-        <w:pStyle w:val="a1"/>
+        <w:pStyle w:val="29"/>
         <w:keepNext w:val="0"/>
         <w:keepLines w:val="0"/>
         <w:pageBreakBefore w:val="0"/>
@@ -6431,7 +6456,7 @@
     </w:p>
     <w:p>
       <w:pPr>
-        <w:pStyle w:val="a1"/>
+        <w:pStyle w:val="29"/>
         <w:keepNext w:val="0"/>
         <w:keepLines w:val="0"/>
         <w:pageBreakBefore w:val="0"/>
@@ -6460,7 +6485,7 @@
     </w:p>
     <w:p>
       <w:pPr>
-        <w:pStyle w:val="a1"/>
+        <w:pStyle w:val="29"/>
         <w:keepNext w:val="0"/>
         <w:keepLines w:val="0"/>
         <w:pageBreakBefore w:val="0"/>
@@ -6489,7 +6514,7 @@
     </w:p>
     <w:p>
       <w:pPr>
-        <w:pStyle w:val="a1"/>
+        <w:pStyle w:val="29"/>
         <w:keepNext w:val="0"/>
         <w:keepLines w:val="0"/>
         <w:pageBreakBefore w:val="0"/>
@@ -6518,7 +6543,7 @@
     </w:p>
     <w:p>
       <w:pPr>
-        <w:pStyle w:val="1"/>
+        <w:pStyle w:val="28"/>
         <w:keepNext w:val="0"/>
         <w:keepLines w:val="0"/>
         <w:pageBreakBefore w:val="0"/>
@@ -6538,7 +6563,7 @@
           <w:lang w:val="en-US" w:eastAsia="zh-CN"/>
         </w:rPr>
       </w:pPr>
-      <w:bookmarkStart w:id="18" w:name="_Toc27506"/>
+      <w:bookmarkStart w:id="17" w:name="_Toc326"/>
       <w:r>
         <w:rPr>
           <w:rFonts w:hint="eastAsia"/>
@@ -6546,22 +6571,23 @@
         </w:rPr>
         <w:t>考核指标</w:t>
       </w:r>
-      <w:bookmarkEnd w:id="18"/>
+      <w:bookmarkEnd w:id="17"/>
     </w:p>
     <w:tbl>
       <w:tblPr>
-        <w:tblStyle w:val="TableNormal"/>
+        <w:tblStyle w:val="20"/>
         <w:tblW w:w="7675" w:type="dxa"/>
         <w:tblInd w:w="96" w:type="dxa"/>
         <w:tblBorders>
-          <w:top w:val="nil"/>
-          <w:left w:val="nil"/>
-          <w:bottom w:val="nil"/>
-          <w:right w:val="nil"/>
-          <w:insideH w:val="nil"/>
-          <w:insideV w:val="nil"/>
+          <w:top w:val="none" w:color="auto" w:sz="0" w:space="0"/>
+          <w:left w:val="none" w:color="auto" w:sz="0" w:space="0"/>
+          <w:bottom w:val="none" w:color="auto" w:sz="0" w:space="0"/>
+          <w:right w:val="none" w:color="auto" w:sz="0" w:space="0"/>
+          <w:insideH w:val="none" w:color="auto" w:sz="0" w:space="0"/>
+          <w:insideV w:val="none" w:color="auto" w:sz="0" w:space="0"/>
         </w:tblBorders>
         <w:shd w:val="clear" w:color="auto" w:fill="auto"/>
+        <w:tblLayout w:type="autofit"/>
         <w:tblCellMar>
           <w:top w:w="0" w:type="dxa"/>
           <w:left w:w="108" w:type="dxa"/>
@@ -6577,15 +6603,13 @@
       </w:tblGrid>
       <w:tr>
         <w:tblPrEx>
-          <w:tblW w:w="7675" w:type="dxa"/>
-          <w:tblInd w:w="96" w:type="dxa"/>
           <w:tblBorders>
-            <w:top w:val="nil"/>
-            <w:left w:val="nil"/>
-            <w:bottom w:val="nil"/>
-            <w:right w:val="nil"/>
-            <w:insideH w:val="nil"/>
-            <w:insideV w:val="nil"/>
+            <w:top w:val="none" w:color="auto" w:sz="0" w:space="0"/>
+            <w:left w:val="none" w:color="auto" w:sz="0" w:space="0"/>
+            <w:bottom w:val="none" w:color="auto" w:sz="0" w:space="0"/>
+            <w:right w:val="none" w:color="auto" w:sz="0" w:space="0"/>
+            <w:insideH w:val="none" w:color="auto" w:sz="0" w:space="0"/>
+            <w:insideV w:val="none" w:color="auto" w:sz="0" w:space="0"/>
           </w:tblBorders>
           <w:shd w:val="clear" w:color="auto" w:fill="auto"/>
           <w:tblCellMar>
@@ -6596,16 +6620,16 @@
           </w:tblCellMar>
         </w:tblPrEx>
         <w:trPr>
-          <w:trHeight w:val="493"/>
+          <w:trHeight w:val="493" w:hRule="atLeast"/>
         </w:trPr>
         <w:tc>
           <w:tcPr>
             <w:tcW w:w="1459" w:type="dxa"/>
             <w:tcBorders>
-              <w:top w:val="single" w:sz="4" w:space="0" w:color="000000"/>
-              <w:left w:val="single" w:sz="4" w:space="0" w:color="000000"/>
-              <w:bottom w:val="single" w:sz="4" w:space="0" w:color="000000"/>
-              <w:right w:val="single" w:sz="4" w:space="0" w:color="000000"/>
+              <w:top w:val="single" w:color="000000" w:sz="4" w:space="0"/>
+              <w:left w:val="single" w:color="000000" w:sz="4" w:space="0"/>
+              <w:bottom w:val="single" w:color="000000" w:sz="4" w:space="0"/>
+              <w:right w:val="single" w:color="000000" w:sz="4" w:space="0"/>
             </w:tcBorders>
             <w:shd w:val="clear" w:color="auto" w:fill="C0C0C0"/>
             <w:vAlign w:val="center"/>
@@ -6619,7 +6643,7 @@
               <w:jc w:val="center"/>
               <w:textAlignment w:val="center"/>
               <w:rPr>
-                <w:rFonts w:ascii="楷体_GB2312" w:eastAsia="楷体_GB2312" w:hAnsi="宋体" w:cs="楷体_GB2312" w:hint="default"/>
+                <w:rFonts w:hint="default" w:ascii="楷体_GB2312" w:hAnsi="宋体" w:eastAsia="楷体_GB2312" w:cs="楷体_GB2312"/>
                 <w:b/>
                 <w:bCs/>
                 <w:i w:val="0"/>
@@ -6632,7 +6656,7 @@
             </w:pPr>
             <w:r>
               <w:rPr>
-                <w:rFonts w:ascii="楷体_GB2312" w:eastAsia="楷体_GB2312" w:hAnsi="宋体" w:cs="楷体_GB2312" w:hint="default"/>
+                <w:rFonts w:hint="default" w:ascii="楷体_GB2312" w:hAnsi="宋体" w:eastAsia="楷体_GB2312" w:cs="楷体_GB2312"/>
                 <w:b/>
                 <w:bCs/>
                 <w:i w:val="0"/>
@@ -6653,10 +6677,10 @@
           <w:tcPr>
             <w:tcW w:w="972" w:type="dxa"/>
             <w:tcBorders>
-              <w:top w:val="single" w:sz="4" w:space="0" w:color="000000"/>
-              <w:left w:val="single" w:sz="4" w:space="0" w:color="000000"/>
-              <w:bottom w:val="single" w:sz="4" w:space="0" w:color="000000"/>
-              <w:right w:val="single" w:sz="4" w:space="0" w:color="000000"/>
+              <w:top w:val="single" w:color="000000" w:sz="4" w:space="0"/>
+              <w:left w:val="single" w:color="000000" w:sz="4" w:space="0"/>
+              <w:bottom w:val="single" w:color="000000" w:sz="4" w:space="0"/>
+              <w:right w:val="single" w:color="000000" w:sz="4" w:space="0"/>
             </w:tcBorders>
             <w:shd w:val="clear" w:color="auto" w:fill="C0C0C0"/>
             <w:vAlign w:val="center"/>
@@ -6670,7 +6694,7 @@
               <w:jc w:val="center"/>
               <w:textAlignment w:val="center"/>
               <w:rPr>
-                <w:rFonts w:ascii="楷体_GB2312" w:eastAsia="楷体_GB2312" w:hAnsi="宋体" w:cs="楷体_GB2312" w:hint="default"/>
+                <w:rFonts w:hint="default" w:ascii="楷体_GB2312" w:hAnsi="宋体" w:eastAsia="楷体_GB2312" w:cs="楷体_GB2312"/>
                 <w:b/>
                 <w:bCs/>
                 <w:i w:val="0"/>
@@ -6683,7 +6707,7 @@
             </w:pPr>
             <w:r>
               <w:rPr>
-                <w:rFonts w:ascii="楷体_GB2312" w:eastAsia="楷体_GB2312" w:hAnsi="宋体" w:cs="楷体_GB2312" w:hint="default"/>
+                <w:rFonts w:hint="default" w:ascii="楷体_GB2312" w:hAnsi="宋体" w:eastAsia="楷体_GB2312" w:cs="楷体_GB2312"/>
                 <w:b/>
                 <w:bCs/>
                 <w:i w:val="0"/>
@@ -6704,10 +6728,10 @@
           <w:tcPr>
             <w:tcW w:w="4188" w:type="dxa"/>
             <w:tcBorders>
-              <w:top w:val="single" w:sz="4" w:space="0" w:color="000000"/>
-              <w:left w:val="single" w:sz="4" w:space="0" w:color="000000"/>
-              <w:bottom w:val="single" w:sz="4" w:space="0" w:color="000000"/>
-              <w:right w:val="single" w:sz="4" w:space="0" w:color="000000"/>
+              <w:top w:val="single" w:color="000000" w:sz="4" w:space="0"/>
+              <w:left w:val="single" w:color="000000" w:sz="4" w:space="0"/>
+              <w:bottom w:val="single" w:color="000000" w:sz="4" w:space="0"/>
+              <w:right w:val="single" w:color="000000" w:sz="4" w:space="0"/>
             </w:tcBorders>
             <w:shd w:val="clear" w:color="auto" w:fill="C0C0C0"/>
             <w:vAlign w:val="center"/>
@@ -6721,7 +6745,7 @@
               <w:jc w:val="center"/>
               <w:textAlignment w:val="center"/>
               <w:rPr>
-                <w:rFonts w:ascii="楷体_GB2312" w:eastAsia="楷体_GB2312" w:hAnsi="宋体" w:cs="楷体_GB2312" w:hint="default"/>
+                <w:rFonts w:hint="default" w:ascii="楷体_GB2312" w:hAnsi="宋体" w:eastAsia="楷体_GB2312" w:cs="楷体_GB2312"/>
                 <w:b/>
                 <w:bCs/>
                 <w:i w:val="0"/>
@@ -6734,7 +6758,7 @@
             </w:pPr>
             <w:r>
               <w:rPr>
-                <w:rFonts w:ascii="楷体_GB2312" w:eastAsia="楷体_GB2312" w:hAnsi="宋体" w:cs="楷体_GB2312" w:hint="default"/>
+                <w:rFonts w:hint="default" w:ascii="楷体_GB2312" w:hAnsi="宋体" w:eastAsia="楷体_GB2312" w:cs="楷体_GB2312"/>
                 <w:b/>
                 <w:bCs/>
                 <w:i w:val="0"/>
@@ -6755,10 +6779,10 @@
           <w:tcPr>
             <w:tcW w:w="1056" w:type="dxa"/>
             <w:tcBorders>
-              <w:top w:val="single" w:sz="4" w:space="0" w:color="000000"/>
-              <w:left w:val="single" w:sz="4" w:space="0" w:color="000000"/>
-              <w:bottom w:val="single" w:sz="4" w:space="0" w:color="000000"/>
-              <w:right w:val="single" w:sz="4" w:space="0" w:color="000000"/>
+              <w:top w:val="single" w:color="000000" w:sz="4" w:space="0"/>
+              <w:left w:val="single" w:color="000000" w:sz="4" w:space="0"/>
+              <w:bottom w:val="single" w:color="000000" w:sz="4" w:space="0"/>
+              <w:right w:val="single" w:color="000000" w:sz="4" w:space="0"/>
             </w:tcBorders>
             <w:shd w:val="clear" w:color="auto" w:fill="C0C0C0"/>
             <w:vAlign w:val="center"/>
@@ -6772,7 +6796,7 @@
               <w:jc w:val="center"/>
               <w:textAlignment w:val="center"/>
               <w:rPr>
-                <w:rFonts w:ascii="楷体_GB2312" w:eastAsia="楷体_GB2312" w:hAnsi="宋体" w:cs="楷体_GB2312" w:hint="default"/>
+                <w:rFonts w:hint="default" w:ascii="楷体_GB2312" w:hAnsi="宋体" w:eastAsia="楷体_GB2312" w:cs="楷体_GB2312"/>
                 <w:b/>
                 <w:bCs/>
                 <w:i w:val="0"/>
@@ -6785,7 +6809,7 @@
             </w:pPr>
             <w:r>
               <w:rPr>
-                <w:rFonts w:ascii="楷体_GB2312" w:eastAsia="楷体_GB2312" w:hAnsi="宋体" w:cs="楷体_GB2312" w:hint="default"/>
+                <w:rFonts w:hint="default" w:ascii="楷体_GB2312" w:hAnsi="宋体" w:eastAsia="楷体_GB2312" w:cs="楷体_GB2312"/>
                 <w:b/>
                 <w:bCs/>
                 <w:i w:val="0"/>
@@ -6805,8 +6829,14 @@
       </w:tr>
       <w:tr>
         <w:tblPrEx>
-          <w:tblW w:w="7675" w:type="dxa"/>
-          <w:tblInd w:w="96" w:type="dxa"/>
+          <w:tblBorders>
+            <w:top w:val="none" w:color="auto" w:sz="0" w:space="0"/>
+            <w:left w:val="none" w:color="auto" w:sz="0" w:space="0"/>
+            <w:bottom w:val="none" w:color="auto" w:sz="0" w:space="0"/>
+            <w:right w:val="none" w:color="auto" w:sz="0" w:space="0"/>
+            <w:insideH w:val="none" w:color="auto" w:sz="0" w:space="0"/>
+            <w:insideV w:val="none" w:color="auto" w:sz="0" w:space="0"/>
+          </w:tblBorders>
           <w:shd w:val="clear" w:color="auto" w:fill="auto"/>
           <w:tblCellMar>
             <w:top w:w="0" w:type="dxa"/>
@@ -6816,16 +6846,16 @@
           </w:tblCellMar>
         </w:tblPrEx>
         <w:trPr>
-          <w:trHeight w:val="493"/>
+          <w:trHeight w:val="493" w:hRule="atLeast"/>
         </w:trPr>
         <w:tc>
           <w:tcPr>
             <w:tcW w:w="1459" w:type="dxa"/>
             <w:tcBorders>
-              <w:top w:val="single" w:sz="4" w:space="0" w:color="000000"/>
-              <w:left w:val="single" w:sz="4" w:space="0" w:color="000000"/>
-              <w:bottom w:val="single" w:sz="4" w:space="0" w:color="000000"/>
-              <w:right w:val="single" w:sz="4" w:space="0" w:color="000000"/>
+              <w:top w:val="single" w:color="000000" w:sz="4" w:space="0"/>
+              <w:left w:val="single" w:color="000000" w:sz="4" w:space="0"/>
+              <w:bottom w:val="single" w:color="000000" w:sz="4" w:space="0"/>
+              <w:right w:val="single" w:color="000000" w:sz="4" w:space="0"/>
             </w:tcBorders>
             <w:shd w:val="clear" w:color="auto" w:fill="auto"/>
             <w:vAlign w:val="center"/>
@@ -6839,7 +6869,7 @@
               <w:jc w:val="left"/>
               <w:textAlignment w:val="center"/>
               <w:rPr>
-                <w:rFonts w:ascii="楷体_GB2312" w:eastAsia="楷体_GB2312" w:hAnsi="宋体" w:cs="楷体_GB2312" w:hint="default"/>
+                <w:rFonts w:hint="default" w:ascii="楷体_GB2312" w:hAnsi="宋体" w:eastAsia="楷体_GB2312" w:cs="楷体_GB2312"/>
                 <w:b/>
                 <w:bCs/>
                 <w:i w:val="0"/>
@@ -6855,7 +6885,7 @@
             </w:pPr>
             <w:r>
               <w:rPr>
-                <w:rFonts w:ascii="宋体" w:eastAsia="宋体" w:hAnsi="宋体" w:cs="宋体" w:hint="eastAsia"/>
+                <w:rFonts w:hint="eastAsia" w:ascii="宋体" w:hAnsi="宋体" w:eastAsia="宋体" w:cs="宋体"/>
                 <w:i w:val="0"/>
                 <w:iCs w:val="0"/>
                 <w:snapToGrid w:val="0"/>
@@ -6874,10 +6904,10 @@
           <w:tcPr>
             <w:tcW w:w="972" w:type="dxa"/>
             <w:tcBorders>
-              <w:top w:val="single" w:sz="4" w:space="0" w:color="000000"/>
-              <w:left w:val="single" w:sz="4" w:space="0" w:color="000000"/>
-              <w:bottom w:val="single" w:sz="4" w:space="0" w:color="000000"/>
-              <w:right w:val="single" w:sz="4" w:space="0" w:color="000000"/>
+              <w:top w:val="single" w:color="000000" w:sz="4" w:space="0"/>
+              <w:left w:val="single" w:color="000000" w:sz="4" w:space="0"/>
+              <w:bottom w:val="single" w:color="000000" w:sz="4" w:space="0"/>
+              <w:right w:val="single" w:color="000000" w:sz="4" w:space="0"/>
             </w:tcBorders>
             <w:shd w:val="clear" w:color="auto" w:fill="auto"/>
             <w:vAlign w:val="center"/>
@@ -6891,7 +6921,7 @@
               <w:jc w:val="left"/>
               <w:textAlignment w:val="center"/>
               <w:rPr>
-                <w:rFonts w:ascii="楷体_GB2312" w:eastAsia="楷体_GB2312" w:hAnsi="宋体" w:cs="楷体_GB2312" w:hint="default"/>
+                <w:rFonts w:hint="default" w:ascii="楷体_GB2312" w:hAnsi="宋体" w:eastAsia="楷体_GB2312" w:cs="楷体_GB2312"/>
                 <w:b/>
                 <w:bCs/>
                 <w:i w:val="0"/>
@@ -6907,7 +6937,7 @@
             </w:pPr>
             <w:r>
               <w:rPr>
-                <w:rFonts w:ascii="宋体" w:eastAsia="宋体" w:hAnsi="宋体" w:cs="宋体" w:hint="eastAsia"/>
+                <w:rFonts w:hint="eastAsia" w:ascii="宋体" w:hAnsi="宋体" w:eastAsia="宋体" w:cs="宋体"/>
                 <w:i w:val="0"/>
                 <w:iCs w:val="0"/>
                 <w:snapToGrid w:val="0"/>
@@ -6926,10 +6956,10 @@
           <w:tcPr>
             <w:tcW w:w="4188" w:type="dxa"/>
             <w:tcBorders>
-              <w:top w:val="single" w:sz="4" w:space="0" w:color="000000"/>
-              <w:left w:val="single" w:sz="4" w:space="0" w:color="000000"/>
-              <w:bottom w:val="single" w:sz="4" w:space="0" w:color="000000"/>
-              <w:right w:val="single" w:sz="4" w:space="0" w:color="000000"/>
+              <w:top w:val="single" w:color="000000" w:sz="4" w:space="0"/>
+              <w:left w:val="single" w:color="000000" w:sz="4" w:space="0"/>
+              <w:bottom w:val="single" w:color="000000" w:sz="4" w:space="0"/>
+              <w:right w:val="single" w:color="000000" w:sz="4" w:space="0"/>
             </w:tcBorders>
             <w:shd w:val="clear" w:color="auto" w:fill="auto"/>
             <w:vAlign w:val="center"/>
@@ -6943,7 +6973,7 @@
               <w:jc w:val="left"/>
               <w:textAlignment w:val="center"/>
               <w:rPr>
-                <w:rFonts w:ascii="楷体_GB2312" w:eastAsia="楷体_GB2312" w:hAnsi="宋体" w:cs="楷体_GB2312" w:hint="default"/>
+                <w:rFonts w:hint="default" w:ascii="楷体_GB2312" w:hAnsi="宋体" w:eastAsia="楷体_GB2312" w:cs="楷体_GB2312"/>
                 <w:b/>
                 <w:bCs/>
                 <w:i w:val="0"/>
@@ -6959,7 +6989,7 @@
             </w:pPr>
             <w:r>
               <w:rPr>
-                <w:rFonts w:ascii="宋体" w:eastAsia="宋体" w:hAnsi="宋体" w:cs="宋体" w:hint="eastAsia"/>
+                <w:rFonts w:hint="eastAsia" w:ascii="宋体" w:hAnsi="宋体" w:eastAsia="宋体" w:cs="宋体"/>
                 <w:i w:val="0"/>
                 <w:iCs w:val="0"/>
                 <w:snapToGrid w:val="0"/>
@@ -6978,10 +7008,10 @@
           <w:tcPr>
             <w:tcW w:w="1056" w:type="dxa"/>
             <w:tcBorders>
-              <w:top w:val="single" w:sz="4" w:space="0" w:color="000000"/>
-              <w:left w:val="single" w:sz="4" w:space="0" w:color="000000"/>
-              <w:bottom w:val="single" w:sz="4" w:space="0" w:color="000000"/>
-              <w:right w:val="single" w:sz="4" w:space="0" w:color="000000"/>
+              <w:top w:val="single" w:color="000000" w:sz="4" w:space="0"/>
+              <w:left w:val="single" w:color="000000" w:sz="4" w:space="0"/>
+              <w:bottom w:val="single" w:color="000000" w:sz="4" w:space="0"/>
+              <w:right w:val="single" w:color="000000" w:sz="4" w:space="0"/>
             </w:tcBorders>
             <w:shd w:val="clear" w:color="auto" w:fill="auto"/>
             <w:vAlign w:val="center"/>
@@ -6995,7 +7025,7 @@
               <w:jc w:val="left"/>
               <w:textAlignment w:val="center"/>
               <w:rPr>
-                <w:rFonts w:ascii="楷体_GB2312" w:eastAsia="楷体_GB2312" w:hAnsi="宋体" w:cs="楷体_GB2312" w:hint="default"/>
+                <w:rFonts w:hint="default" w:ascii="楷体_GB2312" w:hAnsi="宋体" w:eastAsia="楷体_GB2312" w:cs="楷体_GB2312"/>
                 <w:b/>
                 <w:bCs/>
                 <w:i w:val="0"/>
@@ -7011,7 +7041,7 @@
             </w:pPr>
             <w:r>
               <w:rPr>
-                <w:rFonts w:ascii="宋体" w:eastAsia="宋体" w:hAnsi="宋体" w:cs="宋体" w:hint="eastAsia"/>
+                <w:rFonts w:hint="eastAsia" w:ascii="宋体" w:hAnsi="宋体" w:eastAsia="宋体" w:cs="宋体"/>
                 <w:i w:val="0"/>
                 <w:iCs w:val="0"/>
                 <w:snapToGrid w:val="0"/>
@@ -7030,14 +7060,14 @@
     </w:tbl>
     <w:p>
       <w:pPr>
-        <w:pStyle w:val="1"/>
+        <w:pStyle w:val="28"/>
         <w:bidi w:val="0"/>
         <w:rPr>
           <w:rFonts w:hint="default"/>
           <w:lang w:val="en-US" w:eastAsia="zh-CN"/>
         </w:rPr>
       </w:pPr>
-      <w:bookmarkStart w:id="19" w:name="_Toc5599"/>
+      <w:bookmarkStart w:id="18" w:name="_Toc8574"/>
       <w:r>
         <w:rPr>
           <w:rFonts w:hint="default"/>
@@ -7045,11 +7075,11 @@
         </w:rPr>
         <w:t>附则</w:t>
       </w:r>
-      <w:bookmarkEnd w:id="19"/>
+      <w:bookmarkEnd w:id="18"/>
     </w:p>
     <w:p>
       <w:pPr>
-        <w:pStyle w:val="a1"/>
+        <w:pStyle w:val="29"/>
         <w:keepNext w:val="0"/>
         <w:keepLines w:val="0"/>
         <w:pageBreakBefore w:val="0"/>
@@ -7077,23 +7107,73 @@
       </w:r>
     </w:p>
     <w:sectPr>
-      <w:headerReference w:type="default" r:id="rId7"/>
+      <w:headerReference r:id="rId5" w:type="default"/>
       <w:pgSz w:w="11906" w:h="16838"/>
       <w:pgMar w:top="1417" w:right="1800" w:bottom="1440" w:left="1800" w:header="1140" w:footer="992" w:gutter="0"/>
-      <w:cols w:num="1" w:space="425"/>
+      <w:cols w:space="425" w:num="1"/>
       <w:docGrid w:type="lines" w:linePitch="312" w:charSpace="0"/>
     </w:sectPr>
   </w:body>
 </w:document>
 </file>
 
+<file path=word/endnotes.xml><?xml version="1.0" encoding="utf-8"?>
+<w:endnotes xmlns:wpc="http://schemas.microsoft.com/office/word/2010/wordprocessingCanvas" xmlns:mc="http://schemas.openxmlformats.org/markup-compatibility/2006" xmlns:o="urn:schemas-microsoft-com:office:office" xmlns:r="http://schemas.openxmlformats.org/officeDocument/2006/relationships" xmlns:m="http://schemas.openxmlformats.org/officeDocument/2006/math" xmlns:v="urn:schemas-microsoft-com:vml" xmlns:wp14="http://schemas.microsoft.com/office/word/2010/wordprocessingDrawing" xmlns:wp="http://schemas.openxmlformats.org/drawingml/2006/wordprocessingDrawing" xmlns:w="http://schemas.openxmlformats.org/wordprocessingml/2006/main" xmlns:w14="http://schemas.microsoft.com/office/word/2010/wordml" xmlns:w15="http://schemas.microsoft.com/office/word/2012/wordml" xmlns:w10="urn:schemas-microsoft-com:office:word" xmlns:wpg="http://schemas.microsoft.com/office/word/2010/wordprocessingGroup" xmlns:wpi="http://schemas.microsoft.com/office/word/2010/wordprocessingInk" xmlns:wne="http://schemas.microsoft.com/office/word/2006/wordml" xmlns:wps="http://schemas.microsoft.com/office/word/2010/wordprocessingShape" xmlns:wpsCustomData="http://www.wps.cn/officeDocument/2013/wpsCustomData" mc:Ignorable="w14 w15 wp14">
+  <w:endnote w:type="separator" w:id="0">
+    <w:p>
+      <w:pPr>
+        <w:spacing w:line="240" w:lineRule="auto"/>
+      </w:pPr>
+      <w:r>
+        <w:separator/>
+      </w:r>
+    </w:p>
+  </w:endnote>
+  <w:endnote w:type="continuationSeparator" w:id="1">
+    <w:p>
+      <w:pPr>
+        <w:spacing w:line="240" w:lineRule="auto"/>
+      </w:pPr>
+      <w:r>
+        <w:continuationSeparator/>
+      </w:r>
+    </w:p>
+  </w:endnote>
+</w:endnotes>
+</file>
+
+<file path=word/footnotes.xml><?xml version="1.0" encoding="utf-8"?>
+<w:footnotes xmlns:wpc="http://schemas.microsoft.com/office/word/2010/wordprocessingCanvas" xmlns:mc="http://schemas.openxmlformats.org/markup-compatibility/2006" xmlns:o="urn:schemas-microsoft-com:office:office" xmlns:r="http://schemas.openxmlformats.org/officeDocument/2006/relationships" xmlns:m="http://schemas.openxmlformats.org/officeDocument/2006/math" xmlns:v="urn:schemas-microsoft-com:vml" xmlns:wp14="http://schemas.microsoft.com/office/word/2010/wordprocessingDrawing" xmlns:wp="http://schemas.openxmlformats.org/drawingml/2006/wordprocessingDrawing" xmlns:w="http://schemas.openxmlformats.org/wordprocessingml/2006/main" xmlns:w14="http://schemas.microsoft.com/office/word/2010/wordml" xmlns:w15="http://schemas.microsoft.com/office/word/2012/wordml" xmlns:w10="urn:schemas-microsoft-com:office:word" xmlns:wpg="http://schemas.microsoft.com/office/word/2010/wordprocessingGroup" xmlns:wpi="http://schemas.microsoft.com/office/word/2010/wordprocessingInk" xmlns:wne="http://schemas.microsoft.com/office/word/2006/wordml" xmlns:wps="http://schemas.microsoft.com/office/word/2010/wordprocessingShape" xmlns:wpsCustomData="http://www.wps.cn/officeDocument/2013/wpsCustomData" mc:Ignorable="w14 w15 wp14">
+  <w:footnote w:type="separator" w:id="0">
+    <w:p>
+      <w:pPr>
+        <w:spacing w:line="360" w:lineRule="auto"/>
+      </w:pPr>
+      <w:r>
+        <w:separator/>
+      </w:r>
+    </w:p>
+  </w:footnote>
+  <w:footnote w:type="continuationSeparator" w:id="1">
+    <w:p>
+      <w:pPr>
+        <w:spacing w:line="360" w:lineRule="auto"/>
+      </w:pPr>
+      <w:r>
+        <w:continuationSeparator/>
+      </w:r>
+    </w:p>
+  </w:footnote>
+</w:footnotes>
+</file>
+
 <file path=word/header1.xml><?xml version="1.0" encoding="utf-8"?>
-<w:hdr xmlns:wpc="http://schemas.microsoft.com/office/word/2010/wordprocessingCanvas" xmlns:mc="http://schemas.openxmlformats.org/markup-compatibility/2006" xmlns:o="urn:schemas-microsoft-com:office:office" xmlns:r="http://schemas.openxmlformats.org/officeDocument/2006/relationships" xmlns:m="http://schemas.openxmlformats.org/officeDocument/2006/math" xmlns:v="urn:schemas-microsoft-com:vml" xmlns:wp14="http://schemas.microsoft.com/office/word/2010/wordprocessingDrawing" xmlns:wp="http://schemas.openxmlformats.org/drawingml/2006/wordprocessingDrawing" xmlns:w10="urn:schemas-microsoft-com:office:word" xmlns:w="http://schemas.openxmlformats.org/wordprocessingml/2006/main" xmlns:w14="http://schemas.microsoft.com/office/word/2010/wordml" xmlns:w15="http://schemas.microsoft.com/office/word/2012/wordml" xmlns:wne="http://schemas.microsoft.com/office/word/2006/wordml" xmlns:wpg="http://schemas.microsoft.com/office/word/2010/wordprocessingGroup" xmlns:wpi="http://schemas.microsoft.com/office/word/2010/wordprocessingInk" xmlns:wps="http://schemas.microsoft.com/office/word/2010/wordprocessingShape" mc:Ignorable="w14 w15 wp14">
+<w:hdr xmlns:wpc="http://schemas.microsoft.com/office/word/2010/wordprocessingCanvas" xmlns:mc="http://schemas.openxmlformats.org/markup-compatibility/2006" xmlns:o="urn:schemas-microsoft-com:office:office" xmlns:r="http://schemas.openxmlformats.org/officeDocument/2006/relationships" xmlns:m="http://schemas.openxmlformats.org/officeDocument/2006/math" xmlns:v="urn:schemas-microsoft-com:vml" xmlns:wp14="http://schemas.microsoft.com/office/word/2010/wordprocessingDrawing" xmlns:wp="http://schemas.openxmlformats.org/drawingml/2006/wordprocessingDrawing" xmlns:w10="urn:schemas-microsoft-com:office:word" xmlns:w="http://schemas.openxmlformats.org/wordprocessingml/2006/main" xmlns:w14="http://schemas.microsoft.com/office/word/2010/wordml" xmlns:w15="http://schemas.microsoft.com/office/word/2012/wordml" xmlns:wpg="http://schemas.microsoft.com/office/word/2010/wordprocessingGroup" xmlns:wpi="http://schemas.microsoft.com/office/word/2010/wordprocessingInk" xmlns:wne="http://schemas.microsoft.com/office/word/2006/wordml" xmlns:wps="http://schemas.microsoft.com/office/word/2010/wordprocessingShape" xmlns:wpsCustomData="http://www.wps.cn/officeDocument/2013/wpsCustomData" mc:Ignorable="w14 w15 wp14">
   <w:p>
     <w:pPr>
-      <w:pStyle w:val="Header"/>
+      <w:pStyle w:val="15"/>
       <w:pBdr>
-        <w:bottom w:val="single" w:sz="4" w:space="1" w:color="auto"/>
+        <w:bottom w:val="single" w:color="auto" w:sz="4" w:space="1"/>
       </w:pBdr>
       <w:tabs>
         <w:tab w:val="left" w:pos="335"/>
@@ -7101,27 +7181,27 @@
       </w:tabs>
       <w:jc w:val="right"/>
       <w:rPr>
-        <w:rFonts w:eastAsiaTheme="minorEastAsia" w:hint="eastAsia"/>
+        <w:rFonts w:hint="eastAsia" w:eastAsiaTheme="minorEastAsia"/>
         <w:lang w:eastAsia="zh-CN"/>
       </w:rPr>
     </w:pPr>
     <w:r>
       <w:rPr>
-        <w:rFonts w:eastAsiaTheme="minorEastAsia" w:hint="eastAsia"/>
+        <w:rFonts w:hint="eastAsia" w:eastAsiaTheme="minorEastAsia"/>
         <w:lang w:val="en-US" w:eastAsia="zh-CN"/>
       </w:rPr>
       <w:tab/>
     </w:r>
     <w:r>
       <w:rPr>
-        <w:rFonts w:eastAsiaTheme="minorEastAsia" w:hint="eastAsia"/>
+        <w:rFonts w:hint="eastAsia" w:eastAsiaTheme="minorEastAsia"/>
         <w:lang w:val="en-US" w:eastAsia="zh-CN"/>
       </w:rPr>
       <w:tab/>
     </w:r>
     <w:r>
       <w:rPr>
-        <w:rFonts w:eastAsiaTheme="minorEastAsia" w:hint="eastAsia"/>
+        <w:rFonts w:hint="eastAsia" w:eastAsiaTheme="minorEastAsia"/>
         <w:lang w:val="en-US" w:eastAsia="zh-CN"/>
       </w:rPr>
       <w:t>江西通信产业服务有限公司</w:t>
@@ -7131,15 +7211,15 @@
 </file>
 
 <file path=word/numbering.xml><?xml version="1.0" encoding="utf-8"?>
-<w:numbering xmlns:wpc="http://schemas.microsoft.com/office/word/2010/wordprocessingCanvas" xmlns:mc="http://schemas.openxmlformats.org/markup-compatibility/2006" xmlns:o="urn:schemas-microsoft-com:office:office" xmlns:r="http://schemas.openxmlformats.org/officeDocument/2006/relationships" xmlns:m="http://schemas.openxmlformats.org/officeDocument/2006/math" xmlns:v="urn:schemas-microsoft-com:vml" xmlns:wp14="http://schemas.microsoft.com/office/word/2010/wordprocessingDrawing" xmlns:wp="http://schemas.openxmlformats.org/drawingml/2006/wordprocessingDrawing" xmlns:w10="urn:schemas-microsoft-com:office:word" xmlns:w="http://schemas.openxmlformats.org/wordprocessingml/2006/main" xmlns:w14="http://schemas.microsoft.com/office/word/2010/wordml" xmlns:w15="http://schemas.microsoft.com/office/word/2012/wordml" xmlns:wne="http://schemas.microsoft.com/office/word/2006/wordml" xmlns:wpg="http://schemas.microsoft.com/office/word/2010/wordprocessingGroup" xmlns:wpi="http://schemas.microsoft.com/office/word/2010/wordprocessingInk" xmlns:wps="http://schemas.microsoft.com/office/word/2010/wordprocessingShape" mc:Ignorable="w14 w15 wp14">
+<w:numbering xmlns:wpc="http://schemas.microsoft.com/office/word/2010/wordprocessingCanvas" xmlns:mc="http://schemas.openxmlformats.org/markup-compatibility/2006" xmlns:o="urn:schemas-microsoft-com:office:office" xmlns:r="http://schemas.openxmlformats.org/officeDocument/2006/relationships" xmlns:m="http://schemas.openxmlformats.org/officeDocument/2006/math" xmlns:v="urn:schemas-microsoft-com:vml" xmlns:wp14="http://schemas.microsoft.com/office/word/2010/wordprocessingDrawing" xmlns:wp="http://schemas.openxmlformats.org/drawingml/2006/wordprocessingDrawing" xmlns:w10="urn:schemas-microsoft-com:office:word" xmlns:w="http://schemas.openxmlformats.org/wordprocessingml/2006/main" xmlns:w14="http://schemas.microsoft.com/office/word/2010/wordml" xmlns:wpg="http://schemas.microsoft.com/office/word/2010/wordprocessingGroup" xmlns:wpi="http://schemas.microsoft.com/office/word/2010/wordprocessingInk" xmlns:wne="http://schemas.microsoft.com/office/word/2006/wordml" xmlns:wps="http://schemas.microsoft.com/office/word/2010/wordprocessingShape" xmlns:wpsCustomData="http://www.wps.cn/officeDocument/2013/wpsCustomData" mc:Ignorable="w14 wp14">
   <w:abstractNum w:abstractNumId="0">
     <w:nsid w:val="8E964DCE"/>
     <w:multiLevelType w:val="multilevel"/>
     <w:tmpl w:val="8E964DCE"/>
-    <w:lvl w:ilvl="0">
+    <w:lvl w:ilvl="0" w:tentative="0">
       <w:start w:val="1"/>
       <w:numFmt w:val="decimal"/>
-      <w:pStyle w:val="Heading1"/>
+      <w:pStyle w:val="2"/>
       <w:lvlText w:val="%1."/>
       <w:lvlJc w:val="left"/>
       <w:pPr>
@@ -7149,10 +7229,10 @@
         <w:rFonts w:hint="default"/>
       </w:rPr>
     </w:lvl>
-    <w:lvl w:ilvl="1">
+    <w:lvl w:ilvl="1" w:tentative="0">
       <w:start w:val="1"/>
       <w:numFmt w:val="decimal"/>
-      <w:pStyle w:val="Heading2"/>
+      <w:pStyle w:val="3"/>
       <w:lvlText w:val="%1.%2."/>
       <w:lvlJc w:val="left"/>
       <w:pPr>
@@ -7162,10 +7242,10 @@
         <w:rFonts w:hint="default"/>
       </w:rPr>
     </w:lvl>
-    <w:lvl w:ilvl="2">
+    <w:lvl w:ilvl="2" w:tentative="0">
       <w:start w:val="1"/>
       <w:numFmt w:val="decimal"/>
-      <w:pStyle w:val="Heading3"/>
+      <w:pStyle w:val="4"/>
       <w:lvlText w:val="%1.%2.%3."/>
       <w:lvlJc w:val="left"/>
       <w:pPr>
@@ -7175,10 +7255,10 @@
         <w:rFonts w:hint="default"/>
       </w:rPr>
     </w:lvl>
-    <w:lvl w:ilvl="3">
+    <w:lvl w:ilvl="3" w:tentative="0">
       <w:start w:val="1"/>
       <w:numFmt w:val="decimal"/>
-      <w:pStyle w:val="Heading4"/>
+      <w:pStyle w:val="5"/>
       <w:lvlText w:val="%1.%2.%3.%4."/>
       <w:lvlJc w:val="left"/>
       <w:pPr>
@@ -7188,10 +7268,10 @@
         <w:rFonts w:hint="default"/>
       </w:rPr>
     </w:lvl>
-    <w:lvl w:ilvl="4">
+    <w:lvl w:ilvl="4" w:tentative="0">
       <w:start w:val="1"/>
       <w:numFmt w:val="decimal"/>
-      <w:pStyle w:val="Heading5"/>
+      <w:pStyle w:val="6"/>
       <w:lvlText w:val="%1.%2.%3.%4.%5."/>
       <w:lvlJc w:val="left"/>
       <w:pPr>
@@ -7201,10 +7281,10 @@
         <w:rFonts w:hint="default"/>
       </w:rPr>
     </w:lvl>
-    <w:lvl w:ilvl="5">
+    <w:lvl w:ilvl="5" w:tentative="0">
       <w:start w:val="1"/>
       <w:numFmt w:val="decimal"/>
-      <w:pStyle w:val="Heading6"/>
+      <w:pStyle w:val="7"/>
       <w:lvlText w:val="%1.%2.%3.%4.%5.%6."/>
       <w:lvlJc w:val="left"/>
       <w:pPr>
@@ -7214,10 +7294,10 @@
         <w:rFonts w:hint="default"/>
       </w:rPr>
     </w:lvl>
-    <w:lvl w:ilvl="6">
+    <w:lvl w:ilvl="6" w:tentative="0">
       <w:start w:val="1"/>
       <w:numFmt w:val="decimal"/>
-      <w:pStyle w:val="Heading7"/>
+      <w:pStyle w:val="8"/>
       <w:lvlText w:val="%1.%2.%3.%4.%5.%6.%7."/>
       <w:lvlJc w:val="left"/>
       <w:pPr>
@@ -7227,10 +7307,10 @@
         <w:rFonts w:hint="default"/>
       </w:rPr>
     </w:lvl>
-    <w:lvl w:ilvl="7">
+    <w:lvl w:ilvl="7" w:tentative="0">
       <w:start w:val="1"/>
       <w:numFmt w:val="decimal"/>
-      <w:pStyle w:val="Heading8"/>
+      <w:pStyle w:val="9"/>
       <w:lvlText w:val="%1.%2.%3.%4.%5.%6.%7.%8."/>
       <w:lvlJc w:val="left"/>
       <w:pPr>
@@ -7240,10 +7320,10 @@
         <w:rFonts w:hint="default"/>
       </w:rPr>
     </w:lvl>
-    <w:lvl w:ilvl="8">
+    <w:lvl w:ilvl="8" w:tentative="0">
       <w:start w:val="1"/>
       <w:numFmt w:val="decimal"/>
-      <w:pStyle w:val="Heading9"/>
+      <w:pStyle w:val="10"/>
       <w:lvlText w:val="%1.%2.%3.%4.%5.%6.%7.%8.%9."/>
       <w:lvlJc w:val="left"/>
       <w:pPr>
@@ -7258,7 +7338,7 @@
     <w:nsid w:val="CFD90771"/>
     <w:multiLevelType w:val="singleLevel"/>
     <w:tmpl w:val="CFD90771"/>
-    <w:lvl w:ilvl="0">
+    <w:lvl w:ilvl="0" w:tentative="0">
       <w:start w:val="1"/>
       <w:numFmt w:val="decimal"/>
       <w:lvlText w:val="%1."/>
@@ -7281,267 +7361,269 @@
 </file>
 
 <file path=word/styles.xml><?xml version="1.0" encoding="utf-8"?>
-<w:styles xmlns:mc="http://schemas.openxmlformats.org/markup-compatibility/2006" xmlns:r="http://schemas.openxmlformats.org/officeDocument/2006/relationships" xmlns:w="http://schemas.openxmlformats.org/wordprocessingml/2006/main" xmlns:w14="http://schemas.microsoft.com/office/word/2010/wordml" xmlns:w15="http://schemas.microsoft.com/office/word/2012/wordml" mc:Ignorable="w14 w15">
+<w:styles xmlns:mc="http://schemas.openxmlformats.org/markup-compatibility/2006" xmlns:o="urn:schemas-microsoft-com:office:office" xmlns:r="http://schemas.openxmlformats.org/officeDocument/2006/relationships" xmlns:m="http://schemas.openxmlformats.org/officeDocument/2006/math" xmlns:v="urn:schemas-microsoft-com:vml" xmlns:w="http://schemas.openxmlformats.org/wordprocessingml/2006/main" xmlns:w14="http://schemas.microsoft.com/office/word/2010/wordml" xmlns:w10="urn:schemas-microsoft-com:office:word" xmlns:sl="http://schemas.openxmlformats.org/schemaLibrary/2006/main" xmlns:wpsCustomData="http://www.wps.cn/officeDocument/2013/wpsCustomData" mc:Ignorable="w14">
   <w:docDefaults>
     <w:rPrDefault>
       <w:rPr>
-        <w:rFonts w:ascii="Times New Roman" w:eastAsia="宋体" w:hAnsi="Times New Roman" w:cs="Times New Roman"/>
+        <w:rFonts w:ascii="Times New Roman" w:hAnsi="Times New Roman" w:eastAsia="宋体" w:cs="Times New Roman"/>
       </w:rPr>
     </w:rPrDefault>
     <w:pPrDefault/>
   </w:docDefaults>
-  <w:latentStyles w:defLockedState="0" w:defUIPriority="99" w:defSemiHidden="1" w:defUnhideWhenUsed="1" w:defQFormat="0" w:count="260">
-    <w:lsdException w:name="Normal" w:semiHidden="0" w:uiPriority="0" w:unhideWhenUsed="0" w:qFormat="1"/>
-    <w:lsdException w:name="heading 1" w:semiHidden="0" w:uiPriority="0" w:unhideWhenUsed="0" w:qFormat="1"/>
-    <w:lsdException w:name="heading 2" w:semiHidden="0" w:uiPriority="0" w:qFormat="1"/>
-    <w:lsdException w:name="heading 3" w:uiPriority="0" w:qFormat="1"/>
-    <w:lsdException w:name="heading 4" w:semiHidden="0" w:uiPriority="0" w:qFormat="1"/>
-    <w:lsdException w:name="heading 5" w:uiPriority="0" w:qFormat="1"/>
-    <w:lsdException w:name="heading 6" w:uiPriority="0" w:qFormat="1"/>
-    <w:lsdException w:name="heading 7" w:uiPriority="0" w:qFormat="1"/>
-    <w:lsdException w:name="heading 8" w:uiPriority="0" w:qFormat="1"/>
-    <w:lsdException w:name="heading 9" w:uiPriority="0" w:qFormat="1"/>
-    <w:lsdException w:name="index 1" w:semiHidden="0" w:uiPriority="0" w:unhideWhenUsed="0"/>
-    <w:lsdException w:name="index 2" w:semiHidden="0" w:uiPriority="0" w:unhideWhenUsed="0"/>
-    <w:lsdException w:name="index 3" w:semiHidden="0" w:uiPriority="0" w:unhideWhenUsed="0"/>
-    <w:lsdException w:name="index 4" w:semiHidden="0" w:uiPriority="0" w:unhideWhenUsed="0"/>
-    <w:lsdException w:name="index 5" w:semiHidden="0" w:uiPriority="0" w:unhideWhenUsed="0"/>
-    <w:lsdException w:name="index 6" w:semiHidden="0" w:uiPriority="0" w:unhideWhenUsed="0"/>
-    <w:lsdException w:name="index 7" w:semiHidden="0" w:uiPriority="0" w:unhideWhenUsed="0"/>
-    <w:lsdException w:name="index 8" w:semiHidden="0" w:uiPriority="0" w:unhideWhenUsed="0"/>
-    <w:lsdException w:name="index 9" w:semiHidden="0" w:uiPriority="0" w:unhideWhenUsed="0"/>
-    <w:lsdException w:name="toc 1" w:semiHidden="0" w:uiPriority="0" w:unhideWhenUsed="0" w:qFormat="1"/>
-    <w:lsdException w:name="toc 2" w:semiHidden="0" w:uiPriority="0" w:unhideWhenUsed="0" w:qFormat="1"/>
-    <w:lsdException w:name="toc 3" w:semiHidden="0" w:uiPriority="0" w:unhideWhenUsed="0" w:qFormat="1"/>
-    <w:lsdException w:name="toc 4" w:semiHidden="0" w:uiPriority="0" w:unhideWhenUsed="0"/>
-    <w:lsdException w:name="toc 5" w:semiHidden="0" w:uiPriority="0" w:unhideWhenUsed="0"/>
-    <w:lsdException w:name="toc 6" w:semiHidden="0" w:uiPriority="0" w:unhideWhenUsed="0"/>
-    <w:lsdException w:name="toc 7" w:semiHidden="0" w:uiPriority="0" w:unhideWhenUsed="0"/>
-    <w:lsdException w:name="toc 8" w:semiHidden="0" w:uiPriority="0" w:unhideWhenUsed="0"/>
-    <w:lsdException w:name="toc 9" w:semiHidden="0" w:uiPriority="0" w:unhideWhenUsed="0"/>
-    <w:lsdException w:name="Normal Indent" w:semiHidden="0" w:uiPriority="0" w:unhideWhenUsed="0"/>
-    <w:lsdException w:name="footnote text" w:semiHidden="0" w:uiPriority="0" w:unhideWhenUsed="0"/>
-    <w:lsdException w:name="annotation text" w:semiHidden="0" w:uiPriority="0" w:unhideWhenUsed="0" w:qFormat="1"/>
-    <w:lsdException w:name="header" w:semiHidden="0" w:uiPriority="0" w:unhideWhenUsed="0" w:qFormat="1"/>
-    <w:lsdException w:name="footer" w:semiHidden="0" w:uiPriority="0" w:unhideWhenUsed="0" w:qFormat="1"/>
-    <w:lsdException w:name="index heading" w:semiHidden="0" w:uiPriority="0" w:unhideWhenUsed="0"/>
-    <w:lsdException w:name="caption" w:uiPriority="0" w:qFormat="1"/>
-    <w:lsdException w:name="table of figures" w:semiHidden="0" w:uiPriority="0" w:unhideWhenUsed="0"/>
-    <w:lsdException w:name="envelope address" w:semiHidden="0" w:uiPriority="0" w:unhideWhenUsed="0"/>
-    <w:lsdException w:name="envelope return" w:semiHidden="0" w:uiPriority="0" w:unhideWhenUsed="0"/>
-    <w:lsdException w:name="footnote reference" w:semiHidden="0" w:uiPriority="0" w:unhideWhenUsed="0"/>
-    <w:lsdException w:name="annotation reference" w:semiHidden="0" w:uiPriority="0" w:unhideWhenUsed="0"/>
-    <w:lsdException w:name="line number" w:semiHidden="0" w:uiPriority="0" w:unhideWhenUsed="0"/>
-    <w:lsdException w:name="page number" w:semiHidden="0" w:uiPriority="0" w:unhideWhenUsed="0"/>
-    <w:lsdException w:name="endnote reference" w:semiHidden="0" w:uiPriority="0" w:unhideWhenUsed="0"/>
-    <w:lsdException w:name="endnote text" w:semiHidden="0" w:uiPriority="0" w:unhideWhenUsed="0"/>
-    <w:lsdException w:name="table of authorities" w:semiHidden="0" w:uiPriority="0" w:unhideWhenUsed="0"/>
-    <w:lsdException w:name="macro" w:semiHidden="0" w:uiPriority="0" w:unhideWhenUsed="0"/>
-    <w:lsdException w:name="toa heading" w:semiHidden="0" w:uiPriority="0" w:unhideWhenUsed="0"/>
-    <w:lsdException w:name="List" w:semiHidden="0" w:uiPriority="0" w:unhideWhenUsed="0"/>
-    <w:lsdException w:name="List Bullet" w:semiHidden="0" w:uiPriority="0" w:unhideWhenUsed="0"/>
-    <w:lsdException w:name="List Number" w:semiHidden="0" w:uiPriority="0" w:unhideWhenUsed="0"/>
-    <w:lsdException w:name="List 2" w:semiHidden="0" w:uiPriority="0" w:unhideWhenUsed="0"/>
-    <w:lsdException w:name="List 3" w:semiHidden="0" w:uiPriority="0" w:unhideWhenUsed="0"/>
-    <w:lsdException w:name="List 4" w:semiHidden="0" w:uiPriority="0" w:unhideWhenUsed="0"/>
-    <w:lsdException w:name="List 5" w:semiHidden="0" w:uiPriority="0" w:unhideWhenUsed="0"/>
-    <w:lsdException w:name="List Bullet 2" w:semiHidden="0" w:uiPriority="0" w:unhideWhenUsed="0"/>
-    <w:lsdException w:name="List Bullet 3" w:semiHidden="0" w:uiPriority="0" w:unhideWhenUsed="0"/>
-    <w:lsdException w:name="List Bullet 4" w:semiHidden="0" w:uiPriority="0" w:unhideWhenUsed="0"/>
-    <w:lsdException w:name="List Bullet 5" w:semiHidden="0" w:uiPriority="0" w:unhideWhenUsed="0"/>
-    <w:lsdException w:name="List Number 2" w:semiHidden="0" w:uiPriority="0" w:unhideWhenUsed="0"/>
-    <w:lsdException w:name="List Number 3" w:semiHidden="0" w:uiPriority="0" w:unhideWhenUsed="0"/>
-    <w:lsdException w:name="List Number 4" w:semiHidden="0" w:uiPriority="0" w:unhideWhenUsed="0"/>
-    <w:lsdException w:name="List Number 5" w:semiHidden="0" w:uiPriority="0" w:unhideWhenUsed="0"/>
-    <w:lsdException w:name="Title" w:semiHidden="0" w:uiPriority="0" w:unhideWhenUsed="0" w:qFormat="1"/>
-    <w:lsdException w:name="Closing" w:semiHidden="0" w:uiPriority="0" w:unhideWhenUsed="0"/>
-    <w:lsdException w:name="Signature" w:semiHidden="0" w:uiPriority="0" w:unhideWhenUsed="0"/>
-    <w:lsdException w:name="Default Paragraph Font" w:uiPriority="0" w:unhideWhenUsed="0" w:qFormat="1"/>
-    <w:lsdException w:name="Body Text" w:uiPriority="0" w:unhideWhenUsed="0" w:qFormat="1"/>
-    <w:lsdException w:name="Body Text Indent" w:semiHidden="0" w:uiPriority="0" w:unhideWhenUsed="0"/>
-    <w:lsdException w:name="List Continue" w:semiHidden="0" w:uiPriority="0" w:unhideWhenUsed="0"/>
-    <w:lsdException w:name="List Continue 2" w:semiHidden="0" w:uiPriority="0" w:unhideWhenUsed="0"/>
-    <w:lsdException w:name="List Continue 3" w:semiHidden="0" w:uiPriority="0" w:unhideWhenUsed="0"/>
-    <w:lsdException w:name="List Continue 4" w:semiHidden="0" w:uiPriority="0" w:unhideWhenUsed="0"/>
-    <w:lsdException w:name="List Continue 5" w:semiHidden="0" w:uiPriority="0" w:unhideWhenUsed="0"/>
-    <w:lsdException w:name="Message Header" w:semiHidden="0" w:uiPriority="0" w:unhideWhenUsed="0"/>
-    <w:lsdException w:name="Subtitle" w:semiHidden="0" w:uiPriority="0" w:unhideWhenUsed="0" w:qFormat="1"/>
-    <w:lsdException w:name="Salutation" w:semiHidden="0" w:uiPriority="0" w:unhideWhenUsed="0"/>
-    <w:lsdException w:name="Date" w:semiHidden="0" w:uiPriority="0" w:unhideWhenUsed="0"/>
-    <w:lsdException w:name="Body Text First Indent" w:semiHidden="0" w:uiPriority="0" w:unhideWhenUsed="0"/>
-    <w:lsdException w:name="Body Text First Indent 2" w:semiHidden="0" w:uiPriority="0" w:unhideWhenUsed="0"/>
-    <w:lsdException w:name="Body Text 2" w:semiHidden="0" w:uiPriority="0" w:unhideWhenUsed="0"/>
-    <w:lsdException w:name="Body Text 3" w:semiHidden="0" w:uiPriority="0" w:unhideWhenUsed="0"/>
-    <w:lsdException w:name="Body Text Indent 2" w:semiHidden="0" w:uiPriority="0" w:unhideWhenUsed="0"/>
-    <w:lsdException w:name="Body Text Indent 3" w:semiHidden="0" w:uiPriority="0" w:unhideWhenUsed="0"/>
-    <w:lsdException w:name="Block Text" w:semiHidden="0" w:uiPriority="0" w:unhideWhenUsed="0"/>
-    <w:lsdException w:name="Hyperlink" w:semiHidden="0" w:uiPriority="0" w:unhideWhenUsed="0"/>
-    <w:lsdException w:name="FollowedHyperlink" w:semiHidden="0" w:uiPriority="0" w:unhideWhenUsed="0"/>
-    <w:lsdException w:name="Strong" w:semiHidden="0" w:uiPriority="0" w:unhideWhenUsed="0" w:qFormat="1"/>
-    <w:lsdException w:name="Emphasis" w:semiHidden="0" w:uiPriority="0" w:unhideWhenUsed="0" w:qFormat="1"/>
-    <w:lsdException w:name="Document Map" w:semiHidden="0" w:uiPriority="0" w:unhideWhenUsed="0"/>
-    <w:lsdException w:name="Plain Text" w:semiHidden="0" w:uiPriority="0" w:unhideWhenUsed="0"/>
-    <w:lsdException w:name="E-mail Signature" w:semiHidden="0" w:uiPriority="0" w:unhideWhenUsed="0"/>
-    <w:lsdException w:name="Normal (Web)" w:semiHidden="0" w:uiPriority="0" w:unhideWhenUsed="0" w:qFormat="1"/>
-    <w:lsdException w:name="HTML Acronym" w:semiHidden="0" w:uiPriority="0" w:unhideWhenUsed="0"/>
-    <w:lsdException w:name="HTML Address" w:semiHidden="0" w:uiPriority="0" w:unhideWhenUsed="0"/>
-    <w:lsdException w:name="HTML Cite" w:semiHidden="0" w:uiPriority="0" w:unhideWhenUsed="0"/>
-    <w:lsdException w:name="HTML Code" w:semiHidden="0" w:uiPriority="0" w:unhideWhenUsed="0"/>
-    <w:lsdException w:name="HTML Definition" w:semiHidden="0" w:uiPriority="0" w:unhideWhenUsed="0"/>
-    <w:lsdException w:name="HTML Keyboard" w:semiHidden="0" w:uiPriority="0" w:unhideWhenUsed="0"/>
-    <w:lsdException w:name="HTML Preformatted" w:semiHidden="0" w:uiPriority="0" w:unhideWhenUsed="0"/>
-    <w:lsdException w:name="HTML Sample" w:semiHidden="0" w:uiPriority="0" w:unhideWhenUsed="0"/>
-    <w:lsdException w:name="HTML Typewriter" w:semiHidden="0" w:uiPriority="0" w:unhideWhenUsed="0"/>
-    <w:lsdException w:name="HTML Variable" w:semiHidden="0" w:uiPriority="0" w:unhideWhenUsed="0"/>
-    <w:lsdException w:name="Normal Table" w:uiPriority="0" w:unhideWhenUsed="0" w:qFormat="1"/>
-    <w:lsdException w:name="annotation subject" w:semiHidden="0" w:uiPriority="0" w:unhideWhenUsed="0"/>
-    <w:lsdException w:name="Table Simple 1" w:semiHidden="0" w:uiPriority="0" w:unhideWhenUsed="0"/>
-    <w:lsdException w:name="Table Simple 2" w:semiHidden="0" w:uiPriority="0" w:unhideWhenUsed="0"/>
-    <w:lsdException w:name="Table Simple 3" w:semiHidden="0" w:uiPriority="0" w:unhideWhenUsed="0"/>
-    <w:lsdException w:name="Table Classic 1" w:semiHidden="0" w:uiPriority="0" w:unhideWhenUsed="0"/>
-    <w:lsdException w:name="Table Classic 2" w:semiHidden="0" w:uiPriority="0" w:unhideWhenUsed="0"/>
-    <w:lsdException w:name="Table Classic 3" w:semiHidden="0" w:uiPriority="0" w:unhideWhenUsed="0"/>
-    <w:lsdException w:name="Table Classic 4" w:semiHidden="0" w:uiPriority="0" w:unhideWhenUsed="0"/>
-    <w:lsdException w:name="Table Colorful 1" w:semiHidden="0" w:uiPriority="0" w:unhideWhenUsed="0"/>
-    <w:lsdException w:name="Table Colorful 2" w:semiHidden="0" w:uiPriority="0" w:unhideWhenUsed="0"/>
-    <w:lsdException w:name="Table Colorful 3" w:semiHidden="0" w:uiPriority="0" w:unhideWhenUsed="0"/>
-    <w:lsdException w:name="Table Columns 1" w:semiHidden="0" w:uiPriority="0" w:unhideWhenUsed="0"/>
-    <w:lsdException w:name="Table Columns 2" w:semiHidden="0" w:uiPriority="0" w:unhideWhenUsed="0"/>
-    <w:lsdException w:name="Table Columns 3" w:semiHidden="0" w:uiPriority="0" w:unhideWhenUsed="0"/>
-    <w:lsdException w:name="Table Columns 4" w:semiHidden="0" w:uiPriority="0" w:unhideWhenUsed="0"/>
-    <w:lsdException w:name="Table Columns 5" w:semiHidden="0" w:uiPriority="0" w:unhideWhenUsed="0"/>
-    <w:lsdException w:name="Table Grid 1" w:semiHidden="0" w:uiPriority="0" w:unhideWhenUsed="0"/>
-    <w:lsdException w:name="Table Grid 2" w:semiHidden="0" w:uiPriority="0" w:unhideWhenUsed="0"/>
-    <w:lsdException w:name="Table Grid 3" w:semiHidden="0" w:uiPriority="0" w:unhideWhenUsed="0"/>
-    <w:lsdException w:name="Table Grid 4" w:semiHidden="0" w:uiPriority="0" w:unhideWhenUsed="0"/>
-    <w:lsdException w:name="Table Grid 5" w:semiHidden="0" w:uiPriority="0" w:unhideWhenUsed="0"/>
-    <w:lsdException w:name="Table Grid 6" w:semiHidden="0" w:uiPriority="0" w:unhideWhenUsed="0"/>
-    <w:lsdException w:name="Table Grid 7" w:semiHidden="0" w:uiPriority="0" w:unhideWhenUsed="0"/>
-    <w:lsdException w:name="Table Grid 8" w:semiHidden="0" w:uiPriority="0" w:unhideWhenUsed="0"/>
-    <w:lsdException w:name="Table List 1" w:semiHidden="0" w:uiPriority="0" w:unhideWhenUsed="0"/>
-    <w:lsdException w:name="Table List 2" w:semiHidden="0" w:uiPriority="0" w:unhideWhenUsed="0"/>
-    <w:lsdException w:name="Table List 3" w:semiHidden="0" w:uiPriority="0" w:unhideWhenUsed="0"/>
-    <w:lsdException w:name="Table List 4" w:semiHidden="0" w:uiPriority="0" w:unhideWhenUsed="0"/>
-    <w:lsdException w:name="Table List 5" w:semiHidden="0" w:uiPriority="0" w:unhideWhenUsed="0"/>
-    <w:lsdException w:name="Table List 6" w:semiHidden="0" w:uiPriority="0" w:unhideWhenUsed="0"/>
-    <w:lsdException w:name="Table List 7" w:semiHidden="0" w:uiPriority="0" w:unhideWhenUsed="0"/>
-    <w:lsdException w:name="Table List 8" w:semiHidden="0" w:uiPriority="0" w:unhideWhenUsed="0"/>
-    <w:lsdException w:name="Table 3D effects 1" w:semiHidden="0" w:uiPriority="0" w:unhideWhenUsed="0"/>
-    <w:lsdException w:name="Table 3D effects 2" w:semiHidden="0" w:uiPriority="0" w:unhideWhenUsed="0"/>
-    <w:lsdException w:name="Table 3D effects 3" w:semiHidden="0" w:uiPriority="0" w:unhideWhenUsed="0"/>
-    <w:lsdException w:name="Table Contemporary" w:semiHidden="0" w:uiPriority="0" w:unhideWhenUsed="0"/>
-    <w:lsdException w:name="Table Elegant" w:semiHidden="0" w:uiPriority="0" w:unhideWhenUsed="0"/>
-    <w:lsdException w:name="Table Professional" w:semiHidden="0" w:uiPriority="0" w:unhideWhenUsed="0"/>
-    <w:lsdException w:name="Table Subtle 1" w:semiHidden="0" w:uiPriority="0" w:unhideWhenUsed="0"/>
-    <w:lsdException w:name="Table Subtle 2" w:semiHidden="0" w:uiPriority="0" w:unhideWhenUsed="0"/>
-    <w:lsdException w:name="Table Web 1" w:semiHidden="0" w:uiPriority="0" w:unhideWhenUsed="0"/>
-    <w:lsdException w:name="Table Web 2" w:semiHidden="0" w:uiPriority="0" w:unhideWhenUsed="0"/>
-    <w:lsdException w:name="Table Web 3" w:semiHidden="0" w:uiPriority="0" w:unhideWhenUsed="0"/>
-    <w:lsdException w:name="Balloon Text" w:semiHidden="0" w:uiPriority="0" w:unhideWhenUsed="0"/>
-    <w:lsdException w:name="Table Grid" w:semiHidden="0" w:uiPriority="0" w:unhideWhenUsed="0" w:qFormat="1"/>
-    <w:lsdException w:name="Table Theme" w:semiHidden="0" w:uiPriority="0" w:unhideWhenUsed="0"/>
-    <w:lsdException w:name="Light Shading" w:semiHidden="0" w:uiPriority="60" w:unhideWhenUsed="0"/>
-    <w:lsdException w:name="Light List" w:semiHidden="0" w:uiPriority="61" w:unhideWhenUsed="0"/>
-    <w:lsdException w:name="Light Grid" w:semiHidden="0" w:uiPriority="62" w:unhideWhenUsed="0"/>
-    <w:lsdException w:name="Medium Shading 1" w:semiHidden="0" w:uiPriority="63" w:unhideWhenUsed="0"/>
-    <w:lsdException w:name="Medium Shading 2" w:semiHidden="0" w:uiPriority="64" w:unhideWhenUsed="0"/>
-    <w:lsdException w:name="Medium List 1" w:semiHidden="0" w:uiPriority="65" w:unhideWhenUsed="0"/>
-    <w:lsdException w:name="Medium List 2" w:semiHidden="0" w:uiPriority="66" w:unhideWhenUsed="0"/>
-    <w:lsdException w:name="Medium Grid 1" w:semiHidden="0" w:uiPriority="67" w:unhideWhenUsed="0"/>
-    <w:lsdException w:name="Medium Grid 2" w:semiHidden="0" w:uiPriority="68" w:unhideWhenUsed="0"/>
-    <w:lsdException w:name="Medium Grid 3" w:semiHidden="0" w:uiPriority="69" w:unhideWhenUsed="0"/>
-    <w:lsdException w:name="Dark List" w:semiHidden="0" w:uiPriority="70" w:unhideWhenUsed="0"/>
-    <w:lsdException w:name="Colorful Shading" w:semiHidden="0" w:uiPriority="71" w:unhideWhenUsed="0"/>
-    <w:lsdException w:name="Colorful List" w:semiHidden="0" w:uiPriority="72" w:unhideWhenUsed="0"/>
-    <w:lsdException w:name="Colorful Grid" w:semiHidden="0" w:uiPriority="73" w:unhideWhenUsed="0"/>
-    <w:lsdException w:name="Light Shading Accent 1" w:semiHidden="0" w:uiPriority="60" w:unhideWhenUsed="0"/>
-    <w:lsdException w:name="Light List Accent 1" w:semiHidden="0" w:uiPriority="61" w:unhideWhenUsed="0"/>
-    <w:lsdException w:name="Light Grid Accent 1" w:semiHidden="0" w:uiPriority="62" w:unhideWhenUsed="0"/>
-    <w:lsdException w:name="Medium Shading 1 Accent 1" w:semiHidden="0" w:uiPriority="63" w:unhideWhenUsed="0"/>
-    <w:lsdException w:name="Medium Shading 2 Accent 1" w:semiHidden="0" w:uiPriority="64" w:unhideWhenUsed="0"/>
-    <w:lsdException w:name="Medium List 1 Accent 1" w:semiHidden="0" w:uiPriority="65" w:unhideWhenUsed="0"/>
-    <w:lsdException w:name="Medium List 2 Accent 1" w:semiHidden="0" w:uiPriority="66" w:unhideWhenUsed="0"/>
-    <w:lsdException w:name="Medium Grid 1 Accent 1" w:semiHidden="0" w:uiPriority="67" w:unhideWhenUsed="0"/>
-    <w:lsdException w:name="Medium Grid 2 Accent 1" w:semiHidden="0" w:uiPriority="68" w:unhideWhenUsed="0"/>
-    <w:lsdException w:name="Medium Grid 3 Accent 1" w:semiHidden="0" w:uiPriority="69" w:unhideWhenUsed="0"/>
-    <w:lsdException w:name="Dark List Accent 1" w:semiHidden="0" w:uiPriority="70" w:unhideWhenUsed="0"/>
-    <w:lsdException w:name="Colorful Shading Accent 1" w:semiHidden="0" w:uiPriority="71" w:unhideWhenUsed="0"/>
-    <w:lsdException w:name="Colorful List Accent 1" w:semiHidden="0" w:uiPriority="72" w:unhideWhenUsed="0"/>
-    <w:lsdException w:name="Colorful Grid Accent 1" w:semiHidden="0" w:uiPriority="73" w:unhideWhenUsed="0"/>
-    <w:lsdException w:name="Light Shading Accent 2" w:semiHidden="0" w:uiPriority="60" w:unhideWhenUsed="0"/>
-    <w:lsdException w:name="Light List Accent 2" w:semiHidden="0" w:uiPriority="61" w:unhideWhenUsed="0"/>
-    <w:lsdException w:name="Light Grid Accent 2" w:semiHidden="0" w:uiPriority="62" w:unhideWhenUsed="0"/>
-    <w:lsdException w:name="Medium Shading 1 Accent 2" w:semiHidden="0" w:uiPriority="63" w:unhideWhenUsed="0"/>
-    <w:lsdException w:name="Medium Shading 2 Accent 2" w:semiHidden="0" w:uiPriority="64" w:unhideWhenUsed="0"/>
-    <w:lsdException w:name="Medium List 1 Accent 2" w:semiHidden="0" w:uiPriority="65" w:unhideWhenUsed="0"/>
-    <w:lsdException w:name="Medium List 2 Accent 2" w:semiHidden="0" w:uiPriority="66" w:unhideWhenUsed="0"/>
-    <w:lsdException w:name="Medium Grid 1 Accent 2" w:semiHidden="0" w:uiPriority="67" w:unhideWhenUsed="0"/>
-    <w:lsdException w:name="Medium Grid 2 Accent 2" w:semiHidden="0" w:uiPriority="68" w:unhideWhenUsed="0"/>
-    <w:lsdException w:name="Medium Grid 3 Accent 2" w:semiHidden="0" w:uiPriority="69" w:unhideWhenUsed="0"/>
-    <w:lsdException w:name="Dark List Accent 2" w:semiHidden="0" w:uiPriority="70" w:unhideWhenUsed="0"/>
-    <w:lsdException w:name="Colorful Shading Accent 2" w:semiHidden="0" w:uiPriority="71" w:unhideWhenUsed="0"/>
-    <w:lsdException w:name="Colorful List Accent 2" w:semiHidden="0" w:uiPriority="72" w:unhideWhenUsed="0"/>
-    <w:lsdException w:name="Colorful Grid Accent 2" w:semiHidden="0" w:uiPriority="73" w:unhideWhenUsed="0"/>
-    <w:lsdException w:name="Light Shading Accent 3" w:semiHidden="0" w:uiPriority="60" w:unhideWhenUsed="0"/>
-    <w:lsdException w:name="Light List Accent 3" w:semiHidden="0" w:uiPriority="61" w:unhideWhenUsed="0"/>
-    <w:lsdException w:name="Light Grid Accent 3" w:semiHidden="0" w:uiPriority="62" w:unhideWhenUsed="0"/>
-    <w:lsdException w:name="Medium Shading 1 Accent 3" w:semiHidden="0" w:uiPriority="63" w:unhideWhenUsed="0"/>
-    <w:lsdException w:name="Medium Shading 2 Accent 3" w:semiHidden="0" w:uiPriority="64" w:unhideWhenUsed="0"/>
-    <w:lsdException w:name="Medium List 1 Accent 3" w:semiHidden="0" w:uiPriority="65" w:unhideWhenUsed="0"/>
-    <w:lsdException w:name="Medium List 2 Accent 3" w:semiHidden="0" w:uiPriority="66" w:unhideWhenUsed="0"/>
-    <w:lsdException w:name="Medium Grid 1 Accent 3" w:semiHidden="0" w:uiPriority="67" w:unhideWhenUsed="0"/>
-    <w:lsdException w:name="Medium Grid 2 Accent 3" w:semiHidden="0" w:uiPriority="68" w:unhideWhenUsed="0"/>
-    <w:lsdException w:name="Medium Grid 3 Accent 3" w:semiHidden="0" w:uiPriority="69" w:unhideWhenUsed="0"/>
-    <w:lsdException w:name="Dark List Accent 3" w:semiHidden="0" w:uiPriority="70" w:unhideWhenUsed="0"/>
-    <w:lsdException w:name="Colorful Shading Accent 3" w:semiHidden="0" w:uiPriority="71" w:unhideWhenUsed="0"/>
-    <w:lsdException w:name="Colorful List Accent 3" w:semiHidden="0" w:uiPriority="72" w:unhideWhenUsed="0"/>
-    <w:lsdException w:name="Colorful Grid Accent 3" w:semiHidden="0" w:uiPriority="73" w:unhideWhenUsed="0"/>
-    <w:lsdException w:name="Light Shading Accent 4" w:semiHidden="0" w:uiPriority="60" w:unhideWhenUsed="0"/>
-    <w:lsdException w:name="Light List Accent 4" w:semiHidden="0" w:uiPriority="61" w:unhideWhenUsed="0"/>
-    <w:lsdException w:name="Light Grid Accent 4" w:semiHidden="0" w:uiPriority="62" w:unhideWhenUsed="0"/>
-    <w:lsdException w:name="Medium Shading 1 Accent 4" w:semiHidden="0" w:uiPriority="63" w:unhideWhenUsed="0"/>
-    <w:lsdException w:name="Medium Shading 2 Accent 4" w:semiHidden="0" w:uiPriority="64" w:unhideWhenUsed="0"/>
-    <w:lsdException w:name="Medium List 1 Accent 4" w:semiHidden="0" w:uiPriority="65" w:unhideWhenUsed="0"/>
-    <w:lsdException w:name="Medium List 2 Accent 4" w:semiHidden="0" w:uiPriority="66" w:unhideWhenUsed="0"/>
-    <w:lsdException w:name="Medium Grid 1 Accent 4" w:semiHidden="0" w:uiPriority="67" w:unhideWhenUsed="0"/>
-    <w:lsdException w:name="Medium Grid 2 Accent 4" w:semiHidden="0" w:uiPriority="68" w:unhideWhenUsed="0"/>
-    <w:lsdException w:name="Medium Grid 3 Accent 4" w:semiHidden="0" w:uiPriority="69" w:unhideWhenUsed="0"/>
-    <w:lsdException w:name="Dark List Accent 4" w:semiHidden="0" w:uiPriority="70" w:unhideWhenUsed="0"/>
-    <w:lsdException w:name="Colorful Shading Accent 4" w:semiHidden="0" w:uiPriority="71" w:unhideWhenUsed="0"/>
-    <w:lsdException w:name="Colorful List Accent 4" w:semiHidden="0" w:uiPriority="72" w:unhideWhenUsed="0"/>
-    <w:lsdException w:name="Colorful Grid Accent 4" w:semiHidden="0" w:uiPriority="73" w:unhideWhenUsed="0"/>
-    <w:lsdException w:name="Light Shading Accent 5" w:semiHidden="0" w:uiPriority="60" w:unhideWhenUsed="0"/>
-    <w:lsdException w:name="Light List Accent 5" w:semiHidden="0" w:uiPriority="61" w:unhideWhenUsed="0"/>
-    <w:lsdException w:name="Light Grid Accent 5" w:semiHidden="0" w:uiPriority="62" w:unhideWhenUsed="0"/>
-    <w:lsdException w:name="Medium Shading 1 Accent 5" w:semiHidden="0" w:uiPriority="63" w:unhideWhenUsed="0"/>
-    <w:lsdException w:name="Medium Shading 2 Accent 5" w:semiHidden="0" w:uiPriority="64" w:unhideWhenUsed="0"/>
-    <w:lsdException w:name="Medium List 1 Accent 5" w:semiHidden="0" w:uiPriority="65" w:unhideWhenUsed="0"/>
-    <w:lsdException w:name="Medium List 2 Accent 5" w:semiHidden="0" w:uiPriority="66" w:unhideWhenUsed="0"/>
-    <w:lsdException w:name="Medium Grid 1 Accent 5" w:semiHidden="0" w:uiPriority="67" w:unhideWhenUsed="0"/>
-    <w:lsdException w:name="Medium Grid 2 Accent 5" w:semiHidden="0" w:uiPriority="68" w:unhideWhenUsed="0"/>
-    <w:lsdException w:name="Medium Grid 3 Accent 5" w:semiHidden="0" w:uiPriority="69" w:unhideWhenUsed="0"/>
-    <w:lsdException w:name="Dark List Accent 5" w:semiHidden="0" w:uiPriority="70" w:unhideWhenUsed="0"/>
-    <w:lsdException w:name="Colorful Shading Accent 5" w:semiHidden="0" w:uiPriority="71" w:unhideWhenUsed="0"/>
-    <w:lsdException w:name="Colorful List Accent 5" w:semiHidden="0" w:uiPriority="72" w:unhideWhenUsed="0"/>
-    <w:lsdException w:name="Colorful Grid Accent 5" w:semiHidden="0" w:uiPriority="73" w:unhideWhenUsed="0"/>
-    <w:lsdException w:name="Light Shading Accent 6" w:semiHidden="0" w:uiPriority="60" w:unhideWhenUsed="0"/>
-    <w:lsdException w:name="Light List Accent 6" w:semiHidden="0" w:uiPriority="61" w:unhideWhenUsed="0"/>
-    <w:lsdException w:name="Light Grid Accent 6" w:semiHidden="0" w:uiPriority="62" w:unhideWhenUsed="0"/>
-    <w:lsdException w:name="Medium Shading 1 Accent 6" w:semiHidden="0" w:uiPriority="63" w:unhideWhenUsed="0"/>
-    <w:lsdException w:name="Medium Shading 2 Accent 6" w:semiHidden="0" w:uiPriority="64" w:unhideWhenUsed="0"/>
-    <w:lsdException w:name="Medium List 1 Accent 6" w:semiHidden="0" w:uiPriority="65" w:unhideWhenUsed="0"/>
-    <w:lsdException w:name="Medium List 2 Accent 6" w:semiHidden="0" w:uiPriority="66" w:unhideWhenUsed="0"/>
-    <w:lsdException w:name="Medium Grid 1 Accent 6" w:semiHidden="0" w:uiPriority="67" w:unhideWhenUsed="0"/>
-    <w:lsdException w:name="Medium Grid 2 Accent 6" w:semiHidden="0" w:uiPriority="68" w:unhideWhenUsed="0"/>
-    <w:lsdException w:name="Medium Grid 3 Accent 6" w:semiHidden="0" w:uiPriority="69" w:unhideWhenUsed="0"/>
-    <w:lsdException w:name="Dark List Accent 6" w:semiHidden="0" w:uiPriority="70" w:unhideWhenUsed="0"/>
-    <w:lsdException w:name="Colorful Shading Accent 6" w:semiHidden="0" w:uiPriority="71" w:unhideWhenUsed="0"/>
-    <w:lsdException w:name="Colorful List Accent 6" w:semiHidden="0" w:uiPriority="72" w:unhideWhenUsed="0"/>
-    <w:lsdException w:name="Colorful Grid Accent 6" w:semiHidden="0" w:uiPriority="73" w:unhideWhenUsed="0"/>
+  <w:latentStyles w:count="260" w:defQFormat="0" w:defUnhideWhenUsed="1" w:defSemiHidden="1" w:defUIPriority="99" w:defLockedState="0">
+    <w:lsdException w:qFormat="1" w:unhideWhenUsed="0" w:uiPriority="0" w:semiHidden="0" w:name="Normal"/>
+    <w:lsdException w:qFormat="1" w:unhideWhenUsed="0" w:uiPriority="0" w:semiHidden="0" w:name="heading 1"/>
+    <w:lsdException w:qFormat="1" w:uiPriority="0" w:semiHidden="0" w:name="heading 2"/>
+    <w:lsdException w:qFormat="1" w:uiPriority="0" w:name="heading 3"/>
+    <w:lsdException w:qFormat="1" w:uiPriority="0" w:semiHidden="0" w:name="heading 4"/>
+    <w:lsdException w:qFormat="1" w:uiPriority="0" w:name="heading 5"/>
+    <w:lsdException w:qFormat="1" w:uiPriority="0" w:name="heading 6"/>
+    <w:lsdException w:qFormat="1" w:uiPriority="0" w:name="heading 7"/>
+    <w:lsdException w:qFormat="1" w:uiPriority="0" w:name="heading 8"/>
+    <w:lsdException w:qFormat="1" w:uiPriority="0" w:name="heading 9"/>
+    <w:lsdException w:unhideWhenUsed="0" w:uiPriority="0" w:semiHidden="0" w:name="index 1"/>
+    <w:lsdException w:unhideWhenUsed="0" w:uiPriority="0" w:semiHidden="0" w:name="index 2"/>
+    <w:lsdException w:unhideWhenUsed="0" w:uiPriority="0" w:semiHidden="0" w:name="index 3"/>
+    <w:lsdException w:unhideWhenUsed="0" w:uiPriority="0" w:semiHidden="0" w:name="index 4"/>
+    <w:lsdException w:unhideWhenUsed="0" w:uiPriority="0" w:semiHidden="0" w:name="index 5"/>
+    <w:lsdException w:unhideWhenUsed="0" w:uiPriority="0" w:semiHidden="0" w:name="index 6"/>
+    <w:lsdException w:unhideWhenUsed="0" w:uiPriority="0" w:semiHidden="0" w:name="index 7"/>
+    <w:lsdException w:unhideWhenUsed="0" w:uiPriority="0" w:semiHidden="0" w:name="index 8"/>
+    <w:lsdException w:unhideWhenUsed="0" w:uiPriority="0" w:semiHidden="0" w:name="index 9"/>
+    <w:lsdException w:qFormat="1" w:unhideWhenUsed="0" w:uiPriority="0" w:semiHidden="0" w:name="toc 1"/>
+    <w:lsdException w:qFormat="1" w:unhideWhenUsed="0" w:uiPriority="0" w:semiHidden="0" w:name="toc 2"/>
+    <w:lsdException w:qFormat="1" w:unhideWhenUsed="0" w:uiPriority="0" w:semiHidden="0" w:name="toc 3"/>
+    <w:lsdException w:unhideWhenUsed="0" w:uiPriority="0" w:semiHidden="0" w:name="toc 4"/>
+    <w:lsdException w:unhideWhenUsed="0" w:uiPriority="0" w:semiHidden="0" w:name="toc 5"/>
+    <w:lsdException w:unhideWhenUsed="0" w:uiPriority="0" w:semiHidden="0" w:name="toc 6"/>
+    <w:lsdException w:unhideWhenUsed="0" w:uiPriority="0" w:semiHidden="0" w:name="toc 7"/>
+    <w:lsdException w:unhideWhenUsed="0" w:uiPriority="0" w:semiHidden="0" w:name="toc 8"/>
+    <w:lsdException w:unhideWhenUsed="0" w:uiPriority="0" w:semiHidden="0" w:name="toc 9"/>
+    <w:lsdException w:unhideWhenUsed="0" w:uiPriority="0" w:semiHidden="0" w:name="Normal Indent"/>
+    <w:lsdException w:unhideWhenUsed="0" w:uiPriority="0" w:semiHidden="0" w:name="footnote text"/>
+    <w:lsdException w:qFormat="1" w:unhideWhenUsed="0" w:uiPriority="0" w:semiHidden="0" w:name="annotation text"/>
+    <w:lsdException w:qFormat="1" w:unhideWhenUsed="0" w:uiPriority="0" w:semiHidden="0" w:name="header"/>
+    <w:lsdException w:qFormat="1" w:unhideWhenUsed="0" w:uiPriority="0" w:semiHidden="0" w:name="footer"/>
+    <w:lsdException w:unhideWhenUsed="0" w:uiPriority="0" w:semiHidden="0" w:name="index heading"/>
+    <w:lsdException w:qFormat="1" w:uiPriority="0" w:name="caption"/>
+    <w:lsdException w:unhideWhenUsed="0" w:uiPriority="0" w:semiHidden="0" w:name="table of figures"/>
+    <w:lsdException w:unhideWhenUsed="0" w:uiPriority="0" w:semiHidden="0" w:name="envelope address"/>
+    <w:lsdException w:unhideWhenUsed="0" w:uiPriority="0" w:semiHidden="0" w:name="envelope return"/>
+    <w:lsdException w:unhideWhenUsed="0" w:uiPriority="0" w:semiHidden="0" w:name="footnote reference"/>
+    <w:lsdException w:unhideWhenUsed="0" w:uiPriority="0" w:semiHidden="0" w:name="annotation reference"/>
+    <w:lsdException w:unhideWhenUsed="0" w:uiPriority="0" w:semiHidden="0" w:name="line number"/>
+    <w:lsdException w:unhideWhenUsed="0" w:uiPriority="0" w:semiHidden="0" w:name="page number"/>
+    <w:lsdException w:unhideWhenUsed="0" w:uiPriority="0" w:semiHidden="0" w:name="endnote reference"/>
+    <w:lsdException w:unhideWhenUsed="0" w:uiPriority="0" w:semiHidden="0" w:name="endnote text"/>
+    <w:lsdException w:unhideWhenUsed="0" w:uiPriority="0" w:semiHidden="0" w:name="table of authorities"/>
+    <w:lsdException w:unhideWhenUsed="0" w:uiPriority="0" w:semiHidden="0" w:name="macro"/>
+    <w:lsdException w:unhideWhenUsed="0" w:uiPriority="0" w:semiHidden="0" w:name="toa heading"/>
+    <w:lsdException w:unhideWhenUsed="0" w:uiPriority="0" w:semiHidden="0" w:name="List"/>
+    <w:lsdException w:unhideWhenUsed="0" w:uiPriority="0" w:semiHidden="0" w:name="List Bullet"/>
+    <w:lsdException w:unhideWhenUsed="0" w:uiPriority="0" w:semiHidden="0" w:name="List Number"/>
+    <w:lsdException w:unhideWhenUsed="0" w:uiPriority="0" w:semiHidden="0" w:name="List 2"/>
+    <w:lsdException w:unhideWhenUsed="0" w:uiPriority="0" w:semiHidden="0" w:name="List 3"/>
+    <w:lsdException w:unhideWhenUsed="0" w:uiPriority="0" w:semiHidden="0" w:name="List 4"/>
+    <w:lsdException w:unhideWhenUsed="0" w:uiPriority="0" w:semiHidden="0" w:name="List 5"/>
+    <w:lsdException w:unhideWhenUsed="0" w:uiPriority="0" w:semiHidden="0" w:name="List Bullet 2"/>
+    <w:lsdException w:unhideWhenUsed="0" w:uiPriority="0" w:semiHidden="0" w:name="List Bullet 3"/>
+    <w:lsdException w:unhideWhenUsed="0" w:uiPriority="0" w:semiHidden="0" w:name="List Bullet 4"/>
+    <w:lsdException w:unhideWhenUsed="0" w:uiPriority="0" w:semiHidden="0" w:name="List Bullet 5"/>
+    <w:lsdException w:unhideWhenUsed="0" w:uiPriority="0" w:semiHidden="0" w:name="List Number 2"/>
+    <w:lsdException w:unhideWhenUsed="0" w:uiPriority="0" w:semiHidden="0" w:name="List Number 3"/>
+    <w:lsdException w:unhideWhenUsed="0" w:uiPriority="0" w:semiHidden="0" w:name="List Number 4"/>
+    <w:lsdException w:unhideWhenUsed="0" w:uiPriority="0" w:semiHidden="0" w:name="List Number 5"/>
+    <w:lsdException w:qFormat="1" w:unhideWhenUsed="0" w:uiPriority="0" w:semiHidden="0" w:name="Title"/>
+    <w:lsdException w:unhideWhenUsed="0" w:uiPriority="0" w:semiHidden="0" w:name="Closing"/>
+    <w:lsdException w:unhideWhenUsed="0" w:uiPriority="0" w:semiHidden="0" w:name="Signature"/>
+    <w:lsdException w:qFormat="1" w:unhideWhenUsed="0" w:uiPriority="0" w:name="Default Paragraph Font"/>
+    <w:lsdException w:qFormat="1" w:unhideWhenUsed="0" w:uiPriority="0" w:name="Body Text"/>
+    <w:lsdException w:unhideWhenUsed="0" w:uiPriority="0" w:semiHidden="0" w:name="Body Text Indent"/>
+    <w:lsdException w:unhideWhenUsed="0" w:uiPriority="0" w:semiHidden="0" w:name="List Continue"/>
+    <w:lsdException w:unhideWhenUsed="0" w:uiPriority="0" w:semiHidden="0" w:name="List Continue 2"/>
+    <w:lsdException w:unhideWhenUsed="0" w:uiPriority="0" w:semiHidden="0" w:name="List Continue 3"/>
+    <w:lsdException w:unhideWhenUsed="0" w:uiPriority="0" w:semiHidden="0" w:name="List Continue 4"/>
+    <w:lsdException w:unhideWhenUsed="0" w:uiPriority="0" w:semiHidden="0" w:name="List Continue 5"/>
+    <w:lsdException w:unhideWhenUsed="0" w:uiPriority="0" w:semiHidden="0" w:name="Message Header"/>
+    <w:lsdException w:qFormat="1" w:unhideWhenUsed="0" w:uiPriority="0" w:semiHidden="0" w:name="Subtitle"/>
+    <w:lsdException w:unhideWhenUsed="0" w:uiPriority="0" w:semiHidden="0" w:name="Salutation"/>
+    <w:lsdException w:unhideWhenUsed="0" w:uiPriority="0" w:semiHidden="0" w:name="Date"/>
+    <w:lsdException w:unhideWhenUsed="0" w:uiPriority="0" w:semiHidden="0" w:name="Body Text First Indent"/>
+    <w:lsdException w:unhideWhenUsed="0" w:uiPriority="0" w:semiHidden="0" w:name="Body Text First Indent 2"/>
+    <w:lsdException w:uiPriority="99" w:name="Note Heading"/>
+    <w:lsdException w:unhideWhenUsed="0" w:uiPriority="0" w:semiHidden="0" w:name="Body Text 2"/>
+    <w:lsdException w:unhideWhenUsed="0" w:uiPriority="0" w:semiHidden="0" w:name="Body Text 3"/>
+    <w:lsdException w:unhideWhenUsed="0" w:uiPriority="0" w:semiHidden="0" w:name="Body Text Indent 2"/>
+    <w:lsdException w:unhideWhenUsed="0" w:uiPriority="0" w:semiHidden="0" w:name="Body Text Indent 3"/>
+    <w:lsdException w:unhideWhenUsed="0" w:uiPriority="0" w:semiHidden="0" w:name="Block Text"/>
+    <w:lsdException w:unhideWhenUsed="0" w:uiPriority="0" w:semiHidden="0" w:name="Hyperlink"/>
+    <w:lsdException w:unhideWhenUsed="0" w:uiPriority="0" w:semiHidden="0" w:name="FollowedHyperlink"/>
+    <w:lsdException w:qFormat="1" w:unhideWhenUsed="0" w:uiPriority="0" w:semiHidden="0" w:name="Strong"/>
+    <w:lsdException w:qFormat="1" w:unhideWhenUsed="0" w:uiPriority="0" w:semiHidden="0" w:name="Emphasis"/>
+    <w:lsdException w:unhideWhenUsed="0" w:uiPriority="0" w:semiHidden="0" w:name="Document Map"/>
+    <w:lsdException w:unhideWhenUsed="0" w:uiPriority="0" w:semiHidden="0" w:name="Plain Text"/>
+    <w:lsdException w:unhideWhenUsed="0" w:uiPriority="0" w:semiHidden="0" w:name="E-mail Signature"/>
+    <w:lsdException w:qFormat="1" w:unhideWhenUsed="0" w:uiPriority="0" w:semiHidden="0" w:name="Normal (Web)"/>
+    <w:lsdException w:unhideWhenUsed="0" w:uiPriority="0" w:semiHidden="0" w:name="HTML Acronym"/>
+    <w:lsdException w:unhideWhenUsed="0" w:uiPriority="0" w:semiHidden="0" w:name="HTML Address"/>
+    <w:lsdException w:unhideWhenUsed="0" w:uiPriority="0" w:semiHidden="0" w:name="HTML Cite"/>
+    <w:lsdException w:unhideWhenUsed="0" w:uiPriority="0" w:semiHidden="0" w:name="HTML Code"/>
+    <w:lsdException w:unhideWhenUsed="0" w:uiPriority="0" w:semiHidden="0" w:name="HTML Definition"/>
+    <w:lsdException w:unhideWhenUsed="0" w:uiPriority="0" w:semiHidden="0" w:name="HTML Keyboard"/>
+    <w:lsdException w:unhideWhenUsed="0" w:uiPriority="0" w:semiHidden="0" w:name="HTML Preformatted"/>
+    <w:lsdException w:unhideWhenUsed="0" w:uiPriority="0" w:semiHidden="0" w:name="HTML Sample"/>
+    <w:lsdException w:unhideWhenUsed="0" w:uiPriority="0" w:semiHidden="0" w:name="HTML Typewriter"/>
+    <w:lsdException w:unhideWhenUsed="0" w:uiPriority="0" w:semiHidden="0" w:name="HTML Variable"/>
+    <w:lsdException w:qFormat="1" w:unhideWhenUsed="0" w:uiPriority="0" w:name="Normal Table"/>
+    <w:lsdException w:unhideWhenUsed="0" w:uiPriority="0" w:semiHidden="0" w:name="annotation subject"/>
+    <w:lsdException w:unhideWhenUsed="0" w:uiPriority="0" w:semiHidden="0" w:name="Table Simple 1"/>
+    <w:lsdException w:unhideWhenUsed="0" w:uiPriority="0" w:semiHidden="0" w:name="Table Simple 2"/>
+    <w:lsdException w:unhideWhenUsed="0" w:uiPriority="0" w:semiHidden="0" w:name="Table Simple 3"/>
+    <w:lsdException w:unhideWhenUsed="0" w:uiPriority="0" w:semiHidden="0" w:name="Table Classic 1"/>
+    <w:lsdException w:unhideWhenUsed="0" w:uiPriority="0" w:semiHidden="0" w:name="Table Classic 2"/>
+    <w:lsdException w:unhideWhenUsed="0" w:uiPriority="0" w:semiHidden="0" w:name="Table Classic 3"/>
+    <w:lsdException w:unhideWhenUsed="0" w:uiPriority="0" w:semiHidden="0" w:name="Table Classic 4"/>
+    <w:lsdException w:unhideWhenUsed="0" w:uiPriority="0" w:semiHidden="0" w:name="Table Colorful 1"/>
+    <w:lsdException w:unhideWhenUsed="0" w:uiPriority="0" w:semiHidden="0" w:name="Table Colorful 2"/>
+    <w:lsdException w:unhideWhenUsed="0" w:uiPriority="0" w:semiHidden="0" w:name="Table Colorful 3"/>
+    <w:lsdException w:unhideWhenUsed="0" w:uiPriority="0" w:semiHidden="0" w:name="Table Columns 1"/>
+    <w:lsdException w:unhideWhenUsed="0" w:uiPriority="0" w:semiHidden="0" w:name="Table Columns 2"/>
+    <w:lsdException w:unhideWhenUsed="0" w:uiPriority="0" w:semiHidden="0" w:name="Table Columns 3"/>
+    <w:lsdException w:unhideWhenUsed="0" w:uiPriority="0" w:semiHidden="0" w:name="Table Columns 4"/>
+    <w:lsdException w:unhideWhenUsed="0" w:uiPriority="0" w:semiHidden="0" w:name="Table Columns 5"/>
+    <w:lsdException w:unhideWhenUsed="0" w:uiPriority="0" w:semiHidden="0" w:name="Table Grid 1"/>
+    <w:lsdException w:unhideWhenUsed="0" w:uiPriority="0" w:semiHidden="0" w:name="Table Grid 2"/>
+    <w:lsdException w:unhideWhenUsed="0" w:uiPriority="0" w:semiHidden="0" w:name="Table Grid 3"/>
+    <w:lsdException w:unhideWhenUsed="0" w:uiPriority="0" w:semiHidden="0" w:name="Table Grid 4"/>
+    <w:lsdException w:unhideWhenUsed="0" w:uiPriority="0" w:semiHidden="0" w:name="Table Grid 5"/>
+    <w:lsdException w:unhideWhenUsed="0" w:uiPriority="0" w:semiHidden="0" w:name="Table Grid 6"/>
+    <w:lsdException w:unhideWhenUsed="0" w:uiPriority="0" w:semiHidden="0" w:name="Table Grid 7"/>
+    <w:lsdException w:unhideWhenUsed="0" w:uiPriority="0" w:semiHidden="0" w:name="Table Grid 8"/>
+    <w:lsdException w:unhideWhenUsed="0" w:uiPriority="0" w:semiHidden="0" w:name="Table List 1"/>
+    <w:lsdException w:unhideWhenUsed="0" w:uiPriority="0" w:semiHidden="0" w:name="Table List 2"/>
+    <w:lsdException w:unhideWhenUsed="0" w:uiPriority="0" w:semiHidden="0" w:name="Table List 3"/>
+    <w:lsdException w:unhideWhenUsed="0" w:uiPriority="0" w:semiHidden="0" w:name="Table List 4"/>
+    <w:lsdException w:unhideWhenUsed="0" w:uiPriority="0" w:semiHidden="0" w:name="Table List 5"/>
+    <w:lsdException w:unhideWhenUsed="0" w:uiPriority="0" w:semiHidden="0" w:name="Table List 6"/>
+    <w:lsdException w:unhideWhenUsed="0" w:uiPriority="0" w:semiHidden="0" w:name="Table List 7"/>
+    <w:lsdException w:unhideWhenUsed="0" w:uiPriority="0" w:semiHidden="0" w:name="Table List 8"/>
+    <w:lsdException w:unhideWhenUsed="0" w:uiPriority="0" w:semiHidden="0" w:name="Table 3D effects 1"/>
+    <w:lsdException w:unhideWhenUsed="0" w:uiPriority="0" w:semiHidden="0" w:name="Table 3D effects 2"/>
+    <w:lsdException w:unhideWhenUsed="0" w:uiPriority="0" w:semiHidden="0" w:name="Table 3D effects 3"/>
+    <w:lsdException w:unhideWhenUsed="0" w:uiPriority="0" w:semiHidden="0" w:name="Table Contemporary"/>
+    <w:lsdException w:unhideWhenUsed="0" w:uiPriority="0" w:semiHidden="0" w:name="Table Elegant"/>
+    <w:lsdException w:unhideWhenUsed="0" w:uiPriority="0" w:semiHidden="0" w:name="Table Professional"/>
+    <w:lsdException w:unhideWhenUsed="0" w:uiPriority="0" w:semiHidden="0" w:name="Table Subtle 1"/>
+    <w:lsdException w:unhideWhenUsed="0" w:uiPriority="0" w:semiHidden="0" w:name="Table Subtle 2"/>
+    <w:lsdException w:unhideWhenUsed="0" w:uiPriority="0" w:semiHidden="0" w:name="Table Web 1"/>
+    <w:lsdException w:unhideWhenUsed="0" w:uiPriority="0" w:semiHidden="0" w:name="Table Web 2"/>
+    <w:lsdException w:unhideWhenUsed="0" w:uiPriority="0" w:semiHidden="0" w:name="Table Web 3"/>
+    <w:lsdException w:unhideWhenUsed="0" w:uiPriority="0" w:semiHidden="0" w:name="Balloon Text"/>
+    <w:lsdException w:qFormat="1" w:unhideWhenUsed="0" w:uiPriority="0" w:semiHidden="0" w:name="Table Grid"/>
+    <w:lsdException w:unhideWhenUsed="0" w:uiPriority="0" w:semiHidden="0" w:name="Table Theme"/>
+    <w:lsdException w:unhideWhenUsed="0" w:uiPriority="60" w:semiHidden="0" w:name="Light Shading"/>
+    <w:lsdException w:unhideWhenUsed="0" w:uiPriority="61" w:semiHidden="0" w:name="Light List"/>
+    <w:lsdException w:unhideWhenUsed="0" w:uiPriority="62" w:semiHidden="0" w:name="Light Grid"/>
+    <w:lsdException w:unhideWhenUsed="0" w:uiPriority="63" w:semiHidden="0" w:name="Medium Shading 1"/>
+    <w:lsdException w:unhideWhenUsed="0" w:uiPriority="64" w:semiHidden="0" w:name="Medium Shading 2"/>
+    <w:lsdException w:unhideWhenUsed="0" w:uiPriority="65" w:semiHidden="0" w:name="Medium List 1"/>
+    <w:lsdException w:unhideWhenUsed="0" w:uiPriority="66" w:semiHidden="0" w:name="Medium List 2"/>
+    <w:lsdException w:unhideWhenUsed="0" w:uiPriority="67" w:semiHidden="0" w:name="Medium Grid 1"/>
+    <w:lsdException w:unhideWhenUsed="0" w:uiPriority="68" w:semiHidden="0" w:name="Medium Grid 2"/>
+    <w:lsdException w:unhideWhenUsed="0" w:uiPriority="69" w:semiHidden="0" w:name="Medium Grid 3"/>
+    <w:lsdException w:unhideWhenUsed="0" w:uiPriority="70" w:semiHidden="0" w:name="Dark List"/>
+    <w:lsdException w:unhideWhenUsed="0" w:uiPriority="71" w:semiHidden="0" w:name="Colorful Shading"/>
+    <w:lsdException w:unhideWhenUsed="0" w:uiPriority="72" w:semiHidden="0" w:name="Colorful List"/>
+    <w:lsdException w:unhideWhenUsed="0" w:uiPriority="73" w:semiHidden="0" w:name="Colorful Grid"/>
+    <w:lsdException w:unhideWhenUsed="0" w:uiPriority="60" w:semiHidden="0" w:name="Light Shading Accent 1"/>
+    <w:lsdException w:unhideWhenUsed="0" w:uiPriority="61" w:semiHidden="0" w:name="Light List Accent 1"/>
+    <w:lsdException w:unhideWhenUsed="0" w:uiPriority="62" w:semiHidden="0" w:name="Light Grid Accent 1"/>
+    <w:lsdException w:unhideWhenUsed="0" w:uiPriority="63" w:semiHidden="0" w:name="Medium Shading 1 Accent 1"/>
+    <w:lsdException w:unhideWhenUsed="0" w:uiPriority="64" w:semiHidden="0" w:name="Medium Shading 2 Accent 1"/>
+    <w:lsdException w:unhideWhenUsed="0" w:uiPriority="65" w:semiHidden="0" w:name="Medium List 1 Accent 1"/>
+    <w:lsdException w:unhideWhenUsed="0" w:uiPriority="66" w:semiHidden="0" w:name="Medium List 2 Accent 1"/>
+    <w:lsdException w:unhideWhenUsed="0" w:uiPriority="67" w:semiHidden="0" w:name="Medium Grid 1 Accent 1"/>
+    <w:lsdException w:unhideWhenUsed="0" w:uiPriority="68" w:semiHidden="0" w:name="Medium Grid 2 Accent 1"/>
+    <w:lsdException w:unhideWhenUsed="0" w:uiPriority="69" w:semiHidden="0" w:name="Medium Grid 3 Accent 1"/>
+    <w:lsdException w:unhideWhenUsed="0" w:uiPriority="70" w:semiHidden="0" w:name="Dark List Accent 1"/>
+    <w:lsdException w:unhideWhenUsed="0" w:uiPriority="71" w:semiHidden="0" w:name="Colorful Shading Accent 1"/>
+    <w:lsdException w:unhideWhenUsed="0" w:uiPriority="72" w:semiHidden="0" w:name="Colorful List Accent 1"/>
+    <w:lsdException w:unhideWhenUsed="0" w:uiPriority="73" w:semiHidden="0" w:name="Colorful Grid Accent 1"/>
+    <w:lsdException w:unhideWhenUsed="0" w:uiPriority="60" w:semiHidden="0" w:name="Light Shading Accent 2"/>
+    <w:lsdException w:unhideWhenUsed="0" w:uiPriority="61" w:semiHidden="0" w:name="Light List Accent 2"/>
+    <w:lsdException w:unhideWhenUsed="0" w:uiPriority="62" w:semiHidden="0" w:name="Light Grid Accent 2"/>
+    <w:lsdException w:unhideWhenUsed="0" w:uiPriority="63" w:semiHidden="0" w:name="Medium Shading 1 Accent 2"/>
+    <w:lsdException w:unhideWhenUsed="0" w:uiPriority="64" w:semiHidden="0" w:name="Medium Shading 2 Accent 2"/>
+    <w:lsdException w:unhideWhenUsed="0" w:uiPriority="65" w:semiHidden="0" w:name="Medium List 1 Accent 2"/>
+    <w:lsdException w:unhideWhenUsed="0" w:uiPriority="66" w:semiHidden="0" w:name="Medium List 2 Accent 2"/>
+    <w:lsdException w:unhideWhenUsed="0" w:uiPriority="67" w:semiHidden="0" w:name="Medium Grid 1 Accent 2"/>
+    <w:lsdException w:unhideWhenUsed="0" w:uiPriority="68" w:semiHidden="0" w:name="Medium Grid 2 Accent 2"/>
+    <w:lsdException w:unhideWhenUsed="0" w:uiPriority="69" w:semiHidden="0" w:name="Medium Grid 3 Accent 2"/>
+    <w:lsdException w:unhideWhenUsed="0" w:uiPriority="70" w:semiHidden="0" w:name="Dark List Accent 2"/>
+    <w:lsdException w:unhideWhenUsed="0" w:uiPriority="71" w:semiHidden="0" w:name="Colorful Shading Accent 2"/>
+    <w:lsdException w:unhideWhenUsed="0" w:uiPriority="72" w:semiHidden="0" w:name="Colorful List Accent 2"/>
+    <w:lsdException w:unhideWhenUsed="0" w:uiPriority="73" w:semiHidden="0" w:name="Colorful Grid Accent 2"/>
+    <w:lsdException w:unhideWhenUsed="0" w:uiPriority="60" w:semiHidden="0" w:name="Light Shading Accent 3"/>
+    <w:lsdException w:unhideWhenUsed="0" w:uiPriority="61" w:semiHidden="0" w:name="Light List Accent 3"/>
+    <w:lsdException w:unhideWhenUsed="0" w:uiPriority="62" w:semiHidden="0" w:name="Light Grid Accent 3"/>
+    <w:lsdException w:unhideWhenUsed="0" w:uiPriority="63" w:semiHidden="0" w:name="Medium Shading 1 Accent 3"/>
+    <w:lsdException w:unhideWhenUsed="0" w:uiPriority="64" w:semiHidden="0" w:name="Medium Shading 2 Accent 3"/>
+    <w:lsdException w:unhideWhenUsed="0" w:uiPriority="65" w:semiHidden="0" w:name="Medium List 1 Accent 3"/>
+    <w:lsdException w:unhideWhenUsed="0" w:uiPriority="66" w:semiHidden="0" w:name="Medium List 2 Accent 3"/>
+    <w:lsdException w:unhideWhenUsed="0" w:uiPriority="67" w:semiHidden="0" w:name="Medium Grid 1 Accent 3"/>
+    <w:lsdException w:unhideWhenUsed="0" w:uiPriority="68" w:semiHidden="0" w:name="Medium Grid 2 Accent 3"/>
+    <w:lsdException w:unhideWhenUsed="0" w:uiPriority="69" w:semiHidden="0" w:name="Medium Grid 3 Accent 3"/>
+    <w:lsdException w:unhideWhenUsed="0" w:uiPriority="70" w:semiHidden="0" w:name="Dark List Accent 3"/>
+    <w:lsdException w:unhideWhenUsed="0" w:uiPriority="71" w:semiHidden="0" w:name="Colorful Shading Accent 3"/>
+    <w:lsdException w:unhideWhenUsed="0" w:uiPriority="72" w:semiHidden="0" w:name="Colorful List Accent 3"/>
+    <w:lsdException w:unhideWhenUsed="0" w:uiPriority="73" w:semiHidden="0" w:name="Colorful Grid Accent 3"/>
+    <w:lsdException w:unhideWhenUsed="0" w:uiPriority="60" w:semiHidden="0" w:name="Light Shading Accent 4"/>
+    <w:lsdException w:unhideWhenUsed="0" w:uiPriority="61" w:semiHidden="0" w:name="Light List Accent 4"/>
+    <w:lsdException w:unhideWhenUsed="0" w:uiPriority="62" w:semiHidden="0" w:name="Light Grid Accent 4"/>
+    <w:lsdException w:unhideWhenUsed="0" w:uiPriority="63" w:semiHidden="0" w:name="Medium Shading 1 Accent 4"/>
+    <w:lsdException w:unhideWhenUsed="0" w:uiPriority="64" w:semiHidden="0" w:name="Medium Shading 2 Accent 4"/>
+    <w:lsdException w:unhideWhenUsed="0" w:uiPriority="65" w:semiHidden="0" w:name="Medium List 1 Accent 4"/>
+    <w:lsdException w:unhideWhenUsed="0" w:uiPriority="66" w:semiHidden="0" w:name="Medium List 2 Accent 4"/>
+    <w:lsdException w:unhideWhenUsed="0" w:uiPriority="67" w:semiHidden="0" w:name="Medium Grid 1 Accent 4"/>
+    <w:lsdException w:unhideWhenUsed="0" w:uiPriority="68" w:semiHidden="0" w:name="Medium Grid 2 Accent 4"/>
+    <w:lsdException w:unhideWhenUsed="0" w:uiPriority="69" w:semiHidden="0" w:name="Medium Grid 3 Accent 4"/>
+    <w:lsdException w:unhideWhenUsed="0" w:uiPriority="70" w:semiHidden="0" w:name="Dark List Accent 4"/>
+    <w:lsdException w:unhideWhenUsed="0" w:uiPriority="71" w:semiHidden="0" w:name="Colorful Shading Accent 4"/>
+    <w:lsdException w:unhideWhenUsed="0" w:uiPriority="72" w:semiHidden="0" w:name="Colorful List Accent 4"/>
+    <w:lsdException w:unhideWhenUsed="0" w:uiPriority="73" w:semiHidden="0" w:name="Colorful Grid Accent 4"/>
+    <w:lsdException w:unhideWhenUsed="0" w:uiPriority="60" w:semiHidden="0" w:name="Light Shading Accent 5"/>
+    <w:lsdException w:unhideWhenUsed="0" w:uiPriority="61" w:semiHidden="0" w:name="Light List Accent 5"/>
+    <w:lsdException w:unhideWhenUsed="0" w:uiPriority="62" w:semiHidden="0" w:name="Light Grid Accent 5"/>
+    <w:lsdException w:unhideWhenUsed="0" w:uiPriority="63" w:semiHidden="0" w:name="Medium Shading 1 Accent 5"/>
+    <w:lsdException w:unhideWhenUsed="0" w:uiPriority="64" w:semiHidden="0" w:name="Medium Shading 2 Accent 5"/>
+    <w:lsdException w:unhideWhenUsed="0" w:uiPriority="65" w:semiHidden="0" w:name="Medium List 1 Accent 5"/>
+    <w:lsdException w:unhideWhenUsed="0" w:uiPriority="66" w:semiHidden="0" w:name="Medium List 2 Accent 5"/>
+    <w:lsdException w:unhideWhenUsed="0" w:uiPriority="67" w:semiHidden="0" w:name="Medium Grid 1 Accent 5"/>
+    <w:lsdException w:unhideWhenUsed="0" w:uiPriority="68" w:semiHidden="0" w:name="Medium Grid 2 Accent 5"/>
+    <w:lsdException w:unhideWhenUsed="0" w:uiPriority="69" w:semiHidden="0" w:name="Medium Grid 3 Accent 5"/>
+    <w:lsdException w:unhideWhenUsed="0" w:uiPriority="70" w:semiHidden="0" w:name="Dark List Accent 5"/>
+    <w:lsdException w:unhideWhenUsed="0" w:uiPriority="71" w:semiHidden="0" w:name="Colorful Shading Accent 5"/>
+    <w:lsdException w:unhideWhenUsed="0" w:uiPriority="72" w:semiHidden="0" w:name="Colorful List Accent 5"/>
+    <w:lsdException w:unhideWhenUsed="0" w:uiPriority="73" w:semiHidden="0" w:name="Colorful Grid Accent 5"/>
+    <w:lsdException w:unhideWhenUsed="0" w:uiPriority="60" w:semiHidden="0" w:name="Light Shading Accent 6"/>
+    <w:lsdException w:unhideWhenUsed="0" w:uiPriority="61" w:semiHidden="0" w:name="Light List Accent 6"/>
+    <w:lsdException w:unhideWhenUsed="0" w:uiPriority="62" w:semiHidden="0" w:name="Light Grid Accent 6"/>
+    <w:lsdException w:unhideWhenUsed="0" w:uiPriority="63" w:semiHidden="0" w:name="Medium Shading 1 Accent 6"/>
+    <w:lsdException w:unhideWhenUsed="0" w:uiPriority="64" w:semiHidden="0" w:name="Medium Shading 2 Accent 6"/>
+    <w:lsdException w:unhideWhenUsed="0" w:uiPriority="65" w:semiHidden="0" w:name="Medium List 1 Accent 6"/>
+    <w:lsdException w:unhideWhenUsed="0" w:uiPriority="66" w:semiHidden="0" w:name="Medium List 2 Accent 6"/>
+    <w:lsdException w:unhideWhenUsed="0" w:uiPriority="67" w:semiHidden="0" w:name="Medium Grid 1 Accent 6"/>
+    <w:lsdException w:unhideWhenUsed="0" w:uiPriority="68" w:semiHidden="0" w:name="Medium Grid 2 Accent 6"/>
+    <w:lsdException w:unhideWhenUsed="0" w:uiPriority="69" w:semiHidden="0" w:name="Medium Grid 3 Accent 6"/>
+    <w:lsdException w:unhideWhenUsed="0" w:uiPriority="70" w:semiHidden="0" w:name="Dark List Accent 6"/>
+    <w:lsdException w:unhideWhenUsed="0" w:uiPriority="71" w:semiHidden="0" w:name="Colorful Shading Accent 6"/>
+    <w:lsdException w:unhideWhenUsed="0" w:uiPriority="72" w:semiHidden="0" w:name="Colorful List Accent 6"/>
+    <w:lsdException w:unhideWhenUsed="0" w:uiPriority="73" w:semiHidden="0" w:name="Colorful Grid Accent 6"/>
   </w:latentStyles>
-  <w:style w:type="paragraph" w:default="1" w:styleId="Normal">
+  <w:style w:type="paragraph" w:default="1" w:styleId="1">
     <w:name w:val="Normal"/>
     <w:qFormat/>
+    <w:uiPriority w:val="0"/>
     <w:pPr>
       <w:kinsoku w:val="0"/>
       <w:autoSpaceDE w:val="0"/>
@@ -7553,7 +7635,7 @@
       <w:textAlignment w:val="baseline"/>
     </w:pPr>
     <w:rPr>
-      <w:rFonts w:ascii="Arial" w:eastAsia="宋体" w:hAnsi="Arial" w:cs="Arial"/>
+      <w:rFonts w:ascii="Arial" w:hAnsi="Arial" w:eastAsia="宋体" w:cs="Arial"/>
       <w:snapToGrid w:val="0"/>
       <w:color w:val="000000"/>
       <w:kern w:val="0"/>
@@ -7562,11 +7644,12 @@
       <w:lang w:val="en-US" w:eastAsia="en-US" w:bidi="ar-SA"/>
     </w:rPr>
   </w:style>
-  <w:style w:type="paragraph" w:styleId="Heading1">
+  <w:style w:type="paragraph" w:styleId="2">
     <w:name w:val="heading 1"/>
-    <w:basedOn w:val="Normal"/>
-    <w:next w:val="Normal"/>
+    <w:basedOn w:val="1"/>
+    <w:next w:val="1"/>
     <w:qFormat/>
+    <w:uiPriority w:val="0"/>
     <w:pPr>
       <w:keepNext/>
       <w:keepLines/>
@@ -7584,12 +7667,13 @@
       <w:sz w:val="44"/>
     </w:rPr>
   </w:style>
-  <w:style w:type="paragraph" w:styleId="Heading2">
+  <w:style w:type="paragraph" w:styleId="3">
     <w:name w:val="heading 2"/>
-    <w:basedOn w:val="Normal"/>
-    <w:next w:val="Normal"/>
+    <w:basedOn w:val="1"/>
+    <w:next w:val="1"/>
     <w:unhideWhenUsed/>
     <w:qFormat/>
+    <w:uiPriority w:val="0"/>
     <w:pPr>
       <w:keepNext/>
       <w:keepLines/>
@@ -7602,18 +7686,19 @@
       <w:outlineLvl w:val="1"/>
     </w:pPr>
     <w:rPr>
-      <w:rFonts w:ascii="Arial" w:eastAsia="黑体" w:hAnsi="Arial"/>
+      <w:rFonts w:ascii="Arial" w:hAnsi="Arial" w:eastAsia="黑体"/>
       <w:b/>
       <w:sz w:val="32"/>
     </w:rPr>
   </w:style>
-  <w:style w:type="paragraph" w:styleId="Heading3">
+  <w:style w:type="paragraph" w:styleId="4">
     <w:name w:val="heading 3"/>
-    <w:basedOn w:val="Normal"/>
-    <w:next w:val="Normal"/>
+    <w:basedOn w:val="1"/>
+    <w:next w:val="1"/>
     <w:semiHidden/>
     <w:unhideWhenUsed/>
     <w:qFormat/>
+    <w:uiPriority w:val="0"/>
     <w:pPr>
       <w:keepNext/>
       <w:keepLines/>
@@ -7630,12 +7715,13 @@
       <w:sz w:val="32"/>
     </w:rPr>
   </w:style>
-  <w:style w:type="paragraph" w:styleId="Heading4">
+  <w:style w:type="paragraph" w:styleId="5">
     <w:name w:val="heading 4"/>
-    <w:basedOn w:val="Normal"/>
-    <w:next w:val="Normal"/>
+    <w:basedOn w:val="1"/>
+    <w:next w:val="1"/>
     <w:unhideWhenUsed/>
     <w:qFormat/>
+    <w:uiPriority w:val="0"/>
     <w:pPr>
       <w:keepNext/>
       <w:keepLines/>
@@ -7648,18 +7734,19 @@
       <w:outlineLvl w:val="3"/>
     </w:pPr>
     <w:rPr>
-      <w:rFonts w:ascii="Arial" w:eastAsia="黑体" w:hAnsi="Arial"/>
+      <w:rFonts w:ascii="Arial" w:hAnsi="Arial" w:eastAsia="黑体"/>
       <w:b/>
       <w:sz w:val="28"/>
     </w:rPr>
   </w:style>
-  <w:style w:type="paragraph" w:styleId="Heading5">
+  <w:style w:type="paragraph" w:styleId="6">
     <w:name w:val="heading 5"/>
-    <w:basedOn w:val="Normal"/>
-    <w:next w:val="Normal"/>
+    <w:basedOn w:val="1"/>
+    <w:next w:val="1"/>
     <w:semiHidden/>
     <w:unhideWhenUsed/>
     <w:qFormat/>
+    <w:uiPriority w:val="0"/>
     <w:pPr>
       <w:keepNext/>
       <w:keepLines/>
@@ -7676,13 +7763,14 @@
       <w:sz w:val="28"/>
     </w:rPr>
   </w:style>
-  <w:style w:type="paragraph" w:styleId="Heading6">
+  <w:style w:type="paragraph" w:styleId="7">
     <w:name w:val="heading 6"/>
-    <w:basedOn w:val="Normal"/>
-    <w:next w:val="Normal"/>
+    <w:basedOn w:val="1"/>
+    <w:next w:val="1"/>
     <w:semiHidden/>
     <w:unhideWhenUsed/>
     <w:qFormat/>
+    <w:uiPriority w:val="0"/>
     <w:pPr>
       <w:keepNext/>
       <w:keepLines/>
@@ -7695,18 +7783,19 @@
       <w:outlineLvl w:val="5"/>
     </w:pPr>
     <w:rPr>
-      <w:rFonts w:ascii="Arial" w:eastAsia="黑体" w:hAnsi="Arial"/>
+      <w:rFonts w:ascii="Arial" w:hAnsi="Arial" w:eastAsia="黑体"/>
       <w:b/>
       <w:sz w:val="24"/>
     </w:rPr>
   </w:style>
-  <w:style w:type="paragraph" w:styleId="Heading7">
+  <w:style w:type="paragraph" w:styleId="8">
     <w:name w:val="heading 7"/>
-    <w:basedOn w:val="Normal"/>
-    <w:next w:val="Normal"/>
+    <w:basedOn w:val="1"/>
+    <w:next w:val="1"/>
     <w:semiHidden/>
     <w:unhideWhenUsed/>
     <w:qFormat/>
+    <w:uiPriority w:val="0"/>
     <w:pPr>
       <w:keepNext/>
       <w:keepLines/>
@@ -7723,13 +7812,14 @@
       <w:sz w:val="24"/>
     </w:rPr>
   </w:style>
-  <w:style w:type="paragraph" w:styleId="Heading8">
+  <w:style w:type="paragraph" w:styleId="9">
     <w:name w:val="heading 8"/>
-    <w:basedOn w:val="Normal"/>
-    <w:next w:val="Normal"/>
+    <w:basedOn w:val="1"/>
+    <w:next w:val="1"/>
     <w:semiHidden/>
     <w:unhideWhenUsed/>
     <w:qFormat/>
+    <w:uiPriority w:val="0"/>
     <w:pPr>
       <w:keepNext/>
       <w:keepLines/>
@@ -7742,17 +7832,18 @@
       <w:outlineLvl w:val="7"/>
     </w:pPr>
     <w:rPr>
-      <w:rFonts w:ascii="Arial" w:eastAsia="黑体" w:hAnsi="Arial"/>
+      <w:rFonts w:ascii="Arial" w:hAnsi="Arial" w:eastAsia="黑体"/>
       <w:sz w:val="24"/>
     </w:rPr>
   </w:style>
-  <w:style w:type="paragraph" w:styleId="Heading9">
+  <w:style w:type="paragraph" w:styleId="10">
     <w:name w:val="heading 9"/>
-    <w:basedOn w:val="Normal"/>
-    <w:next w:val="Normal"/>
+    <w:basedOn w:val="1"/>
+    <w:next w:val="1"/>
     <w:semiHidden/>
     <w:unhideWhenUsed/>
     <w:qFormat/>
+    <w:uiPriority w:val="0"/>
     <w:pPr>
       <w:keepNext/>
       <w:keepLines/>
@@ -7765,19 +7856,21 @@
       <w:outlineLvl w:val="8"/>
     </w:pPr>
     <w:rPr>
-      <w:rFonts w:ascii="Arial" w:eastAsia="黑体" w:hAnsi="Arial"/>
+      <w:rFonts w:ascii="Arial" w:hAnsi="Arial" w:eastAsia="黑体"/>
       <w:sz w:val="21"/>
     </w:rPr>
   </w:style>
-  <w:style w:type="character" w:default="1" w:styleId="DefaultParagraphFont">
+  <w:style w:type="character" w:default="1" w:styleId="22">
     <w:name w:val="Default Paragraph Font"/>
     <w:semiHidden/>
     <w:qFormat/>
+    <w:uiPriority w:val="0"/>
   </w:style>
-  <w:style w:type="table" w:default="1" w:styleId="TableNormal">
+  <w:style w:type="table" w:default="1" w:styleId="20">
     <w:name w:val="Normal Table"/>
     <w:semiHidden/>
     <w:qFormat/>
+    <w:uiPriority w:val="0"/>
     <w:tblPr>
       <w:tblCellMar>
         <w:top w:w="0" w:type="dxa"/>
@@ -7787,39 +7880,43 @@
       </w:tblCellMar>
     </w:tblPr>
   </w:style>
-  <w:style w:type="paragraph" w:styleId="CommentText">
+  <w:style w:type="paragraph" w:styleId="11">
     <w:name w:val="annotation text"/>
-    <w:basedOn w:val="Normal"/>
+    <w:basedOn w:val="1"/>
     <w:qFormat/>
+    <w:uiPriority w:val="0"/>
     <w:pPr>
       <w:jc w:val="left"/>
     </w:pPr>
   </w:style>
-  <w:style w:type="paragraph" w:styleId="BodyText">
+  <w:style w:type="paragraph" w:styleId="12">
     <w:name w:val="Body Text"/>
-    <w:basedOn w:val="Normal"/>
+    <w:basedOn w:val="1"/>
     <w:semiHidden/>
     <w:qFormat/>
+    <w:uiPriority w:val="0"/>
     <w:rPr>
-      <w:rFonts w:ascii="Arial" w:eastAsia="Arial" w:hAnsi="Arial" w:cs="Arial"/>
+      <w:rFonts w:ascii="Arial" w:hAnsi="Arial" w:eastAsia="Arial" w:cs="Arial"/>
       <w:sz w:val="21"/>
       <w:szCs w:val="21"/>
       <w:lang w:val="en-US" w:eastAsia="en-US" w:bidi="ar-SA"/>
     </w:rPr>
   </w:style>
-  <w:style w:type="paragraph" w:styleId="TOC3">
+  <w:style w:type="paragraph" w:styleId="13">
     <w:name w:val="toc 3"/>
-    <w:basedOn w:val="Normal"/>
-    <w:next w:val="Normal"/>
+    <w:basedOn w:val="1"/>
+    <w:next w:val="1"/>
     <w:qFormat/>
+    <w:uiPriority w:val="0"/>
     <w:pPr>
       <w:ind w:left="840" w:leftChars="400"/>
     </w:pPr>
   </w:style>
-  <w:style w:type="paragraph" w:styleId="Footer">
+  <w:style w:type="paragraph" w:styleId="14">
     <w:name w:val="footer"/>
-    <w:basedOn w:val="Normal"/>
+    <w:basedOn w:val="1"/>
     <w:qFormat/>
+    <w:uiPriority w:val="0"/>
     <w:pPr>
       <w:tabs>
         <w:tab w:val="center" w:pos="4153"/>
@@ -7832,16 +7929,17 @@
       <w:sz w:val="18"/>
     </w:rPr>
   </w:style>
-  <w:style w:type="paragraph" w:styleId="Header">
+  <w:style w:type="paragraph" w:styleId="15">
     <w:name w:val="header"/>
-    <w:basedOn w:val="Normal"/>
+    <w:basedOn w:val="1"/>
     <w:qFormat/>
+    <w:uiPriority w:val="0"/>
     <w:pPr>
       <w:pBdr>
-        <w:top w:val="nil"/>
-        <w:left w:val="nil"/>
-        <w:bottom w:val="nil"/>
-        <w:right w:val="nil"/>
+        <w:top w:val="none" w:color="auto" w:sz="0" w:space="0"/>
+        <w:left w:val="none" w:color="auto" w:sz="0" w:space="0"/>
+        <w:bottom w:val="none" w:color="auto" w:sz="0" w:space="0"/>
+        <w:right w:val="none" w:color="auto" w:sz="0" w:space="0"/>
       </w:pBdr>
       <w:tabs>
         <w:tab w:val="center" w:pos="4153"/>
@@ -7856,37 +7954,41 @@
       <w:sz w:val="18"/>
     </w:rPr>
   </w:style>
-  <w:style w:type="paragraph" w:styleId="TOC1">
+  <w:style w:type="paragraph" w:styleId="16">
     <w:name w:val="toc 1"/>
-    <w:basedOn w:val="Normal"/>
-    <w:next w:val="Normal"/>
+    <w:basedOn w:val="1"/>
+    <w:next w:val="1"/>
     <w:qFormat/>
+    <w:uiPriority w:val="0"/>
     <w:rPr>
-      <w:rFonts w:ascii="Arial" w:eastAsia="Microsoft JhengHei" w:hAnsi="Arial"/>
+      <w:rFonts w:ascii="Arial" w:hAnsi="Arial" w:eastAsia="Microsoft JhengHei"/>
       <w:sz w:val="24"/>
     </w:rPr>
   </w:style>
-  <w:style w:type="paragraph" w:styleId="TOC2">
+  <w:style w:type="paragraph" w:styleId="17">
     <w:name w:val="toc 2"/>
-    <w:basedOn w:val="Normal"/>
-    <w:next w:val="Normal"/>
+    <w:basedOn w:val="1"/>
+    <w:next w:val="1"/>
     <w:qFormat/>
+    <w:uiPriority w:val="0"/>
     <w:pPr>
       <w:ind w:left="420" w:leftChars="200"/>
     </w:pPr>
   </w:style>
-  <w:style w:type="paragraph" w:styleId="NormalWeb">
+  <w:style w:type="paragraph" w:styleId="18">
     <w:name w:val="Normal (Web)"/>
-    <w:basedOn w:val="Normal"/>
+    <w:basedOn w:val="1"/>
     <w:qFormat/>
+    <w:uiPriority w:val="0"/>
     <w:rPr>
       <w:sz w:val="24"/>
     </w:rPr>
   </w:style>
-  <w:style w:type="paragraph" w:styleId="Title">
+  <w:style w:type="paragraph" w:styleId="19">
     <w:name w:val="Title"/>
-    <w:basedOn w:val="Normal"/>
+    <w:basedOn w:val="1"/>
     <w:qFormat/>
+    <w:uiPriority w:val="0"/>
     <w:pPr>
       <w:spacing w:before="240" w:beforeLines="0" w:beforeAutospacing="0" w:after="60" w:afterLines="0" w:afterAutospacing="0"/>
       <w:jc w:val="center"/>
@@ -7898,68 +8000,73 @@
       <w:sz w:val="32"/>
     </w:rPr>
   </w:style>
-  <w:style w:type="table" w:styleId="TableGrid">
+  <w:style w:type="table" w:styleId="21">
     <w:name w:val="Table Grid"/>
-    <w:basedOn w:val="TableNormal"/>
+    <w:basedOn w:val="20"/>
     <w:qFormat/>
+    <w:uiPriority w:val="0"/>
     <w:pPr>
       <w:widowControl w:val="0"/>
       <w:jc w:val="both"/>
     </w:pPr>
     <w:tblPr>
       <w:tblBorders>
-        <w:top w:val="single" w:sz="4" w:space="0" w:color="auto"/>
-        <w:left w:val="single" w:sz="4" w:space="0" w:color="auto"/>
-        <w:bottom w:val="single" w:sz="4" w:space="0" w:color="auto"/>
-        <w:right w:val="single" w:sz="4" w:space="0" w:color="auto"/>
-        <w:insideH w:val="single" w:sz="4" w:space="0" w:color="auto"/>
-        <w:insideV w:val="single" w:sz="4" w:space="0" w:color="auto"/>
+        <w:top w:val="single" w:color="auto" w:sz="4" w:space="0"/>
+        <w:left w:val="single" w:color="auto" w:sz="4" w:space="0"/>
+        <w:bottom w:val="single" w:color="auto" w:sz="4" w:space="0"/>
+        <w:right w:val="single" w:color="auto" w:sz="4" w:space="0"/>
+        <w:insideH w:val="single" w:color="auto" w:sz="4" w:space="0"/>
+        <w:insideV w:val="single" w:color="auto" w:sz="4" w:space="0"/>
       </w:tblBorders>
     </w:tblPr>
   </w:style>
-  <w:style w:type="character" w:styleId="Strong">
+  <w:style w:type="character" w:styleId="23">
     <w:name w:val="Strong"/>
-    <w:basedOn w:val="DefaultParagraphFont"/>
+    <w:basedOn w:val="22"/>
     <w:qFormat/>
+    <w:uiPriority w:val="0"/>
     <w:rPr>
       <w:b/>
     </w:rPr>
   </w:style>
-  <w:style w:type="paragraph" w:customStyle="1" w:styleId="a">
+  <w:style w:type="paragraph" w:customStyle="1" w:styleId="24">
     <w:name w:val="柴_公司名"/>
-    <w:basedOn w:val="Title"/>
+    <w:basedOn w:val="19"/>
     <w:qFormat/>
+    <w:uiPriority w:val="0"/>
     <w:pPr>
       <w:spacing w:after="600" w:afterLines="600"/>
     </w:pPr>
     <w:rPr>
-      <w:rFonts w:ascii="宋体" w:eastAsia="宋体" w:hAnsi="宋体" w:cs="宋体" w:hint="eastAsia"/>
+      <w:rFonts w:hint="eastAsia" w:ascii="宋体" w:hAnsi="宋体" w:eastAsia="宋体" w:cs="宋体"/>
       <w:bCs/>
       <w:spacing w:val="-6"/>
       <w:sz w:val="52"/>
       <w:szCs w:val="52"/>
     </w:rPr>
   </w:style>
-  <w:style w:type="paragraph" w:customStyle="1" w:styleId="a0">
+  <w:style w:type="paragraph" w:customStyle="1" w:styleId="25">
     <w:name w:val="柴_文档名"/>
-    <w:basedOn w:val="Title"/>
+    <w:basedOn w:val="19"/>
     <w:qFormat/>
+    <w:uiPriority w:val="0"/>
     <w:pPr>
       <w:spacing w:after="900" w:afterLines="900"/>
     </w:pPr>
     <w:rPr>
-      <w:rFonts w:ascii="黑体" w:eastAsia="黑体" w:hAnsi="黑体" w:cs="黑体"/>
+      <w:rFonts w:ascii="黑体" w:hAnsi="黑体" w:eastAsia="黑体" w:cs="黑体"/>
       <w:bCs/>
       <w:spacing w:val="-7"/>
       <w:sz w:val="52"/>
       <w:szCs w:val="52"/>
     </w:rPr>
   </w:style>
-  <w:style w:type="table" w:customStyle="1" w:styleId="TableNormal0">
+  <w:style w:type="table" w:customStyle="1" w:styleId="26">
     <w:name w:val="Table Normal_0"/>
     <w:semiHidden/>
     <w:unhideWhenUsed/>
     <w:qFormat/>
+    <w:uiPriority w:val="0"/>
     <w:tblPr>
       <w:tblCellMar>
         <w:top w:w="0" w:type="dxa"/>
@@ -7969,81 +8076,87 @@
       </w:tblCellMar>
     </w:tblPr>
   </w:style>
-  <w:style w:type="paragraph" w:customStyle="1" w:styleId="TableText">
+  <w:style w:type="paragraph" w:customStyle="1" w:styleId="27">
     <w:name w:val="Table Text"/>
-    <w:basedOn w:val="Normal"/>
+    <w:basedOn w:val="1"/>
     <w:semiHidden/>
     <w:qFormat/>
+    <w:uiPriority w:val="0"/>
     <w:rPr>
-      <w:rFonts w:ascii="宋体" w:eastAsia="宋体" w:hAnsi="宋体" w:cs="宋体"/>
+      <w:rFonts w:ascii="宋体" w:hAnsi="宋体" w:eastAsia="宋体" w:cs="宋体"/>
       <w:sz w:val="21"/>
       <w:szCs w:val="21"/>
       <w:lang w:val="en-US" w:eastAsia="en-US" w:bidi="ar-SA"/>
     </w:rPr>
   </w:style>
-  <w:style w:type="paragraph" w:customStyle="1" w:styleId="1">
+  <w:style w:type="paragraph" w:customStyle="1" w:styleId="28">
     <w:name w:val="柴_标题1"/>
-    <w:basedOn w:val="Heading1"/>
-    <w:next w:val="a1"/>
-    <w:link w:val="1Char"/>
+    <w:basedOn w:val="2"/>
+    <w:next w:val="29"/>
+    <w:link w:val="38"/>
     <w:qFormat/>
+    <w:uiPriority w:val="0"/>
     <w:pPr>
       <w:spacing w:before="100" w:after="90" w:line="360" w:lineRule="auto"/>
     </w:pPr>
     <w:rPr>
-      <w:rFonts w:ascii="Arial" w:eastAsia="宋体" w:hAnsi="Arial"/>
+      <w:rFonts w:ascii="Arial" w:hAnsi="Arial" w:eastAsia="宋体"/>
       <w:sz w:val="32"/>
     </w:rPr>
   </w:style>
-  <w:style w:type="paragraph" w:customStyle="1" w:styleId="a1">
+  <w:style w:type="paragraph" w:customStyle="1" w:styleId="29">
     <w:name w:val="柴_正文"/>
-    <w:basedOn w:val="BodyText"/>
-    <w:link w:val="Char"/>
+    <w:basedOn w:val="12"/>
+    <w:link w:val="42"/>
     <w:qFormat/>
+    <w:uiPriority w:val="0"/>
     <w:pPr>
       <w:spacing w:line="360" w:lineRule="auto"/>
       <w:ind w:firstLine="470" w:firstLineChars="200"/>
     </w:pPr>
     <w:rPr>
-      <w:rFonts w:ascii="Arial" w:eastAsia="宋体" w:hAnsi="Arial"/>
+      <w:rFonts w:ascii="Arial" w:hAnsi="Arial" w:eastAsia="宋体"/>
       <w:sz w:val="24"/>
       <w:lang w:eastAsia="zh-CN"/>
     </w:rPr>
   </w:style>
-  <w:style w:type="paragraph" w:customStyle="1" w:styleId="2">
+  <w:style w:type="paragraph" w:customStyle="1" w:styleId="30">
     <w:name w:val="柴_标题2"/>
-    <w:basedOn w:val="Heading2"/>
-    <w:next w:val="a1"/>
+    <w:basedOn w:val="3"/>
+    <w:next w:val="29"/>
     <w:qFormat/>
+    <w:uiPriority w:val="0"/>
     <w:pPr>
       <w:spacing w:line="360" w:lineRule="auto"/>
     </w:pPr>
     <w:rPr>
-      <w:rFonts w:ascii="Arial" w:eastAsia="宋体" w:hAnsi="Arial"/>
+      <w:rFonts w:ascii="Arial" w:hAnsi="Arial" w:eastAsia="宋体"/>
       <w:sz w:val="28"/>
     </w:rPr>
   </w:style>
-  <w:style w:type="paragraph" w:customStyle="1" w:styleId="3">
+  <w:style w:type="paragraph" w:customStyle="1" w:styleId="31">
     <w:name w:val="柴_标题3"/>
-    <w:basedOn w:val="Heading3"/>
-    <w:next w:val="a1"/>
+    <w:basedOn w:val="4"/>
+    <w:next w:val="29"/>
     <w:qFormat/>
+    <w:uiPriority w:val="0"/>
     <w:pPr>
       <w:spacing w:line="360" w:lineRule="auto"/>
       <w:ind w:left="0" w:firstLine="472" w:firstLineChars="200"/>
     </w:pPr>
     <w:rPr>
-      <w:rFonts w:ascii="宋体" w:eastAsia="宋体" w:hAnsi="宋体" w:cs="宋体"/>
+      <w:rFonts w:ascii="宋体" w:hAnsi="宋体" w:eastAsia="宋体" w:cs="宋体"/>
       <w:spacing w:val="-2"/>
       <w:sz w:val="24"/>
       <w:szCs w:val="24"/>
     </w:rPr>
   </w:style>
-  <w:style w:type="paragraph" w:customStyle="1" w:styleId="a2">
+  <w:style w:type="paragraph" w:customStyle="1" w:styleId="32">
     <w:name w:val="柴_目录"/>
-    <w:basedOn w:val="Normal"/>
-    <w:next w:val="BodyText"/>
+    <w:basedOn w:val="1"/>
+    <w:next w:val="12"/>
     <w:qFormat/>
+    <w:uiPriority w:val="0"/>
     <w:pPr>
       <w:tabs>
         <w:tab w:val="right" w:leader="dot" w:pos="8442"/>
@@ -8051,59 +8164,64 @@
       <w:ind w:left="0" w:leftChars="0"/>
     </w:pPr>
     <w:rPr>
-      <w:rFonts w:ascii="Arial" w:eastAsia="Microsoft JhengHei" w:hAnsi="Arial"/>
+      <w:rFonts w:ascii="Arial" w:hAnsi="Arial" w:eastAsia="Microsoft JhengHei"/>
       <w:sz w:val="24"/>
     </w:rPr>
   </w:style>
-  <w:style w:type="paragraph" w:customStyle="1" w:styleId="WPSOffice1">
+  <w:style w:type="paragraph" w:customStyle="1" w:styleId="33">
     <w:name w:val="WPSOffice手动目录 1"/>
     <w:qFormat/>
+    <w:uiPriority w:val="0"/>
     <w:pPr>
       <w:ind w:leftChars="0"/>
     </w:pPr>
     <w:rPr>
-      <w:rFonts w:ascii="Times New Roman" w:eastAsia="宋体" w:hAnsi="Times New Roman" w:cs="Times New Roman"/>
+      <w:rFonts w:ascii="Times New Roman" w:hAnsi="Times New Roman" w:eastAsia="宋体" w:cs="Times New Roman"/>
       <w:sz w:val="20"/>
       <w:szCs w:val="20"/>
     </w:rPr>
   </w:style>
-  <w:style w:type="paragraph" w:customStyle="1" w:styleId="WPSOffice2">
+  <w:style w:type="paragraph" w:customStyle="1" w:styleId="34">
     <w:name w:val="WPSOffice手动目录 2"/>
     <w:qFormat/>
+    <w:uiPriority w:val="0"/>
     <w:pPr>
       <w:ind w:leftChars="200"/>
     </w:pPr>
     <w:rPr>
-      <w:rFonts w:ascii="Times New Roman" w:eastAsia="宋体" w:hAnsi="Times New Roman" w:cs="Times New Roman"/>
+      <w:rFonts w:ascii="Times New Roman" w:hAnsi="Times New Roman" w:eastAsia="宋体" w:cs="Times New Roman"/>
       <w:sz w:val="20"/>
       <w:szCs w:val="20"/>
     </w:rPr>
   </w:style>
-  <w:style w:type="paragraph" w:customStyle="1" w:styleId="WPSOffice3">
+  <w:style w:type="paragraph" w:customStyle="1" w:styleId="35">
     <w:name w:val="WPSOffice手动目录 3"/>
     <w:qFormat/>
+    <w:uiPriority w:val="0"/>
     <w:pPr>
       <w:ind w:leftChars="400"/>
     </w:pPr>
     <w:rPr>
-      <w:rFonts w:ascii="Times New Roman" w:eastAsia="宋体" w:hAnsi="Times New Roman" w:cs="Times New Roman"/>
+      <w:rFonts w:ascii="Times New Roman" w:hAnsi="Times New Roman" w:eastAsia="宋体" w:cs="Times New Roman"/>
       <w:sz w:val="20"/>
       <w:szCs w:val="20"/>
     </w:rPr>
   </w:style>
-  <w:style w:type="paragraph" w:customStyle="1" w:styleId="Compact">
+  <w:style w:type="paragraph" w:customStyle="1" w:styleId="36">
     <w:name w:val="Compact"/>
-    <w:basedOn w:val="BodyText"/>
+    <w:basedOn w:val="12"/>
     <w:qFormat/>
+    <w:uiPriority w:val="0"/>
     <w:pPr>
       <w:spacing w:before="36" w:after="36"/>
     </w:pPr>
   </w:style>
-  <w:style w:type="table" w:customStyle="1" w:styleId="Table">
+  <w:style w:type="table" w:customStyle="1" w:styleId="37">
     <w:name w:val="Table"/>
     <w:semiHidden/>
     <w:unhideWhenUsed/>
     <w:qFormat/>
+    <w:uiPriority w:val="0"/>
     <w:tblPr>
       <w:tblCellMar>
         <w:top w:w="0" w:type="dxa"/>
@@ -8115,26 +8233,28 @@
     <w:tblStylePr w:type="firstRow">
       <w:tcPr>
         <w:tcBorders>
-          <w:bottom w:val="single" w:sz="0" w:space="0" w:color="auto"/>
+          <w:bottom w:val="single" w:color="auto" w:sz="0" w:space="0"/>
         </w:tcBorders>
         <w:vAlign w:val="bottom"/>
       </w:tcPr>
     </w:tblStylePr>
   </w:style>
-  <w:style w:type="character" w:customStyle="1" w:styleId="1Char">
+  <w:style w:type="character" w:customStyle="1" w:styleId="38">
     <w:name w:val="柴_标题1 Char"/>
-    <w:link w:val="1"/>
+    <w:link w:val="28"/>
     <w:qFormat/>
+    <w:uiPriority w:val="0"/>
     <w:rPr>
-      <w:rFonts w:ascii="Arial" w:eastAsia="宋体" w:hAnsi="Arial"/>
+      <w:rFonts w:ascii="Arial" w:hAnsi="Arial" w:eastAsia="宋体"/>
       <w:sz w:val="32"/>
     </w:rPr>
   </w:style>
-  <w:style w:type="table" w:customStyle="1" w:styleId="TableNormal1">
+  <w:style w:type="table" w:customStyle="1" w:styleId="39">
     <w:name w:val="Table Normal_1"/>
     <w:semiHidden/>
     <w:unhideWhenUsed/>
     <w:qFormat/>
+    <w:uiPriority w:val="0"/>
     <w:tblPr>
       <w:tblCellMar>
         <w:top w:w="0" w:type="dxa"/>
@@ -8144,10 +8264,11 @@
       </w:tblCellMar>
     </w:tblPr>
   </w:style>
-  <w:style w:type="paragraph" w:customStyle="1" w:styleId="a3">
+  <w:style w:type="paragraph" w:customStyle="1" w:styleId="40">
     <w:name w:val="柴_正文_无缩进"/>
-    <w:basedOn w:val="Normal"/>
+    <w:basedOn w:val="1"/>
     <w:qFormat/>
+    <w:uiPriority w:val="0"/>
     <w:pPr>
       <w:ind w:firstLine="0" w:firstLineChars="0"/>
     </w:pPr>
@@ -8157,29 +8278,31 @@
       <w:lang w:eastAsia="zh-CN"/>
     </w:rPr>
   </w:style>
-  <w:style w:type="paragraph" w:customStyle="1" w:styleId="4">
+  <w:style w:type="paragraph" w:customStyle="1" w:styleId="41">
     <w:name w:val="柴_标题4"/>
-    <w:basedOn w:val="Heading4"/>
-    <w:next w:val="Normal"/>
+    <w:basedOn w:val="5"/>
+    <w:next w:val="1"/>
     <w:qFormat/>
+    <w:uiPriority w:val="0"/>
     <w:pPr>
       <w:widowControl w:val="0"/>
       <w:spacing w:before="160" w:line="360" w:lineRule="auto"/>
-      <w:ind w:left="981" w:hanging="862" w:leftChars="300"/>
+      <w:ind w:left="981" w:leftChars="300" w:hanging="862"/>
     </w:pPr>
     <w:rPr>
-      <w:rFonts w:ascii="Calibri" w:eastAsia="宋体" w:hAnsi="Calibri" w:cs="宋体" w:hint="eastAsia"/>
+      <w:rFonts w:hint="eastAsia" w:ascii="Calibri" w:hAnsi="Calibri" w:eastAsia="宋体" w:cs="宋体"/>
       <w:sz w:val="24"/>
       <w:szCs w:val="24"/>
       <w:lang w:eastAsia="zh-CN" w:bidi="zh-CN"/>
     </w:rPr>
   </w:style>
-  <w:style w:type="character" w:customStyle="1" w:styleId="Char">
+  <w:style w:type="character" w:customStyle="1" w:styleId="42">
     <w:name w:val="柴_正文 Char"/>
-    <w:link w:val="a1"/>
+    <w:link w:val="29"/>
     <w:qFormat/>
+    <w:uiPriority w:val="0"/>
     <w:rPr>
-      <w:rFonts w:ascii="Arial" w:eastAsia="宋体" w:hAnsi="Arial"/>
+      <w:rFonts w:ascii="Arial" w:hAnsi="Arial" w:eastAsia="宋体"/>
       <w:sz w:val="24"/>
       <w:lang w:eastAsia="zh-CN"/>
     </w:rPr>
